--- a/bachelor-projekt-rapport-munchora.docx
+++ b/bachelor-projekt-rapport-munchora.docx
@@ -290,7 +290,6 @@
           <w:rFonts w:eastAsia="Times New Roman" w:cs="Arial"/>
           <w:color w:val="000000" w:themeColor="text1"/>
           <w:kern w:val="0"/>
-          <w:lang w:val="da-DK"/>
           <w14:ligatures w14:val="none"/>
         </w:rPr>
       </w:pPr>
@@ -301,7 +300,6 @@
           <w:bCs/>
           <w:color w:val="000000" w:themeColor="text1"/>
           <w:kern w:val="0"/>
-          <w:lang w:val="da-DK"/>
           <w14:ligatures w14:val="none"/>
         </w:rPr>
         <w:t>Site</w:t>
@@ -315,7 +313,6 @@
           <w:kern w:val="0"/>
           <w:sz w:val="28"/>
           <w:szCs w:val="28"/>
-          <w:lang w:val="da-DK"/>
           <w14:ligatures w14:val="none"/>
         </w:rPr>
         <w:tab/>
@@ -329,7 +326,6 @@
           <w:kern w:val="0"/>
           <w:sz w:val="28"/>
           <w:szCs w:val="28"/>
-          <w:lang w:val="da-DK"/>
           <w14:ligatures w14:val="none"/>
         </w:rPr>
         <w:tab/>
@@ -343,7 +339,6 @@
           <w:kern w:val="0"/>
           <w:sz w:val="28"/>
           <w:szCs w:val="28"/>
-          <w:lang w:val="da-DK"/>
           <w14:ligatures w14:val="none"/>
         </w:rPr>
         <w:tab/>
@@ -357,7 +352,6 @@
           <w:kern w:val="0"/>
           <w:sz w:val="28"/>
           <w:szCs w:val="28"/>
-          <w:lang w:val="da-DK"/>
           <w14:ligatures w14:val="none"/>
         </w:rPr>
         <w:tab/>
@@ -368,7 +362,6 @@
             <w:rStyle w:val="Hyperlink"/>
             <w:rFonts w:eastAsia="Times New Roman" w:cs="Arial"/>
             <w:kern w:val="0"/>
-            <w:lang w:val="da-DK"/>
             <w14:ligatures w14:val="none"/>
           </w:rPr>
           <w:t>https://munchora.pro</w:t>
@@ -384,7 +377,6 @@
           <w:bCs/>
           <w:color w:val="000000" w:themeColor="text1"/>
           <w:kern w:val="0"/>
-          <w:lang w:val="da-DK"/>
           <w14:ligatures w14:val="none"/>
         </w:rPr>
       </w:pPr>
@@ -396,7 +388,6 @@
           <w:rFonts w:eastAsia="Times New Roman" w:cs="Arial"/>
           <w:color w:val="000000" w:themeColor="text1"/>
           <w:kern w:val="0"/>
-          <w:lang w:val="da-DK"/>
           <w14:ligatures w14:val="none"/>
         </w:rPr>
       </w:pPr>
@@ -409,7 +400,6 @@
           <w:iCs/>
           <w:color w:val="000000" w:themeColor="text1"/>
           <w:kern w:val="0"/>
-          <w:lang w:val="da-DK"/>
           <w14:ligatures w14:val="none"/>
         </w:rPr>
         <w:t>Alexander Christensen</w:t>
@@ -419,7 +409,6 @@
           <w:rFonts w:eastAsia="Times New Roman" w:cs="Arial"/>
           <w:color w:val="000000" w:themeColor="text1"/>
           <w:kern w:val="0"/>
-          <w:lang w:val="da-DK"/>
           <w14:ligatures w14:val="none"/>
         </w:rPr>
         <w:t xml:space="preserve"> </w:t>
@@ -429,7 +418,6 @@
           <w:rFonts w:eastAsia="Times New Roman" w:cs="Arial"/>
           <w:color w:val="000000" w:themeColor="text1"/>
           <w:kern w:val="0"/>
-          <w:lang w:val="da-DK"/>
           <w14:ligatures w14:val="none"/>
         </w:rPr>
         <w:tab/>
@@ -440,7 +428,6 @@
             <w:rStyle w:val="Hyperlink"/>
             <w:rFonts w:eastAsia="Times New Roman" w:cs="Arial"/>
             <w:kern w:val="0"/>
-            <w:lang w:val="da-DK"/>
             <w14:ligatures w14:val="none"/>
           </w:rPr>
           <w:t>https://github.com/realkoder</w:t>
@@ -454,7 +441,6 @@
           <w:rFonts w:eastAsia="Times New Roman" w:cs="Arial"/>
           <w:color w:val="000000" w:themeColor="text1"/>
           <w:kern w:val="0"/>
-          <w:lang w:val="da-DK"/>
           <w14:ligatures w14:val="none"/>
         </w:rPr>
       </w:pPr>
@@ -681,7 +667,7 @@
             </w:rPr>
             <w:fldChar w:fldCharType="separate"/>
           </w:r>
-          <w:hyperlink w:anchor="_Toc224464547" w:history="1">
+          <w:hyperlink w:anchor="_Toc224764703" w:history="1">
             <w:r>
               <w:rPr>
                 <w:rStyle w:val="Hyperlink"/>
@@ -709,7 +695,7 @@
                 <w:noProof/>
                 <w:webHidden/>
               </w:rPr>
-              <w:instrText xml:space="preserve"> PAGEREF _Toc224464547 \h </w:instrText>
+              <w:instrText xml:space="preserve"> PAGEREF _Toc224764703 \h </w:instrText>
             </w:r>
             <w:r>
               <w:rPr>
@@ -756,7 +742,7 @@
               <w:szCs w:val="24"/>
             </w:rPr>
           </w:pPr>
-          <w:hyperlink w:anchor="_Toc224464548" w:history="1">
+          <w:hyperlink w:anchor="_Toc224764704" w:history="1">
             <w:r>
               <w:rPr>
                 <w:rStyle w:val="Hyperlink"/>
@@ -784,7 +770,7 @@
                 <w:noProof/>
                 <w:webHidden/>
               </w:rPr>
-              <w:instrText xml:space="preserve"> PAGEREF _Toc224464548 \h </w:instrText>
+              <w:instrText xml:space="preserve"> PAGEREF _Toc224764704 \h </w:instrText>
             </w:r>
             <w:r>
               <w:rPr>
@@ -831,7 +817,7 @@
               <w:color w:val="auto"/>
             </w:rPr>
           </w:pPr>
-          <w:hyperlink w:anchor="_Toc224464549" w:history="1">
+          <w:hyperlink w:anchor="_Toc224764705" w:history="1">
             <w:r>
               <w:rPr>
                 <w:rStyle w:val="Hyperlink"/>
@@ -859,7 +845,7 @@
                 <w:noProof/>
                 <w:webHidden/>
               </w:rPr>
-              <w:instrText xml:space="preserve"> PAGEREF _Toc224464549 \h </w:instrText>
+              <w:instrText xml:space="preserve"> PAGEREF _Toc224764705 \h </w:instrText>
             </w:r>
             <w:r>
               <w:rPr>
@@ -906,7 +892,7 @@
               <w:szCs w:val="24"/>
             </w:rPr>
           </w:pPr>
-          <w:hyperlink w:anchor="_Toc224464550" w:history="1">
+          <w:hyperlink w:anchor="_Toc224764706" w:history="1">
             <w:r>
               <w:rPr>
                 <w:rStyle w:val="Hyperlink"/>
@@ -934,7 +920,7 @@
                 <w:noProof/>
                 <w:webHidden/>
               </w:rPr>
-              <w:instrText xml:space="preserve"> PAGEREF _Toc224464550 \h </w:instrText>
+              <w:instrText xml:space="preserve"> PAGEREF _Toc224764706 \h </w:instrText>
             </w:r>
             <w:r>
               <w:rPr>
@@ -979,7 +965,7 @@
               <w:szCs w:val="24"/>
             </w:rPr>
           </w:pPr>
-          <w:hyperlink w:anchor="_Toc224464551" w:history="1">
+          <w:hyperlink w:anchor="_Toc224764707" w:history="1">
             <w:r>
               <w:rPr>
                 <w:rStyle w:val="Hyperlink"/>
@@ -1006,7 +992,7 @@
                 <w:noProof/>
                 <w:webHidden/>
               </w:rPr>
-              <w:instrText xml:space="preserve"> PAGEREF _Toc224464551 \h </w:instrText>
+              <w:instrText xml:space="preserve"> PAGEREF _Toc224764707 \h </w:instrText>
             </w:r>
             <w:r>
               <w:rPr>
@@ -1051,7 +1037,7 @@
               <w:szCs w:val="24"/>
             </w:rPr>
           </w:pPr>
-          <w:hyperlink w:anchor="_Toc224464552" w:history="1">
+          <w:hyperlink w:anchor="_Toc224764708" w:history="1">
             <w:r>
               <w:rPr>
                 <w:rStyle w:val="Hyperlink"/>
@@ -1078,7 +1064,7 @@
                 <w:noProof/>
                 <w:webHidden/>
               </w:rPr>
-              <w:instrText xml:space="preserve"> PAGEREF _Toc224464552 \h </w:instrText>
+              <w:instrText xml:space="preserve"> PAGEREF _Toc224764708 \h </w:instrText>
             </w:r>
             <w:r>
               <w:rPr>
@@ -1123,7 +1109,7 @@
               <w:szCs w:val="24"/>
             </w:rPr>
           </w:pPr>
-          <w:hyperlink w:anchor="_Toc224464553" w:history="1">
+          <w:hyperlink w:anchor="_Toc224764709" w:history="1">
             <w:r>
               <w:rPr>
                 <w:rStyle w:val="Hyperlink"/>
@@ -1150,7 +1136,7 @@
                 <w:noProof/>
                 <w:webHidden/>
               </w:rPr>
-              <w:instrText xml:space="preserve"> PAGEREF _Toc224464553 \h </w:instrText>
+              <w:instrText xml:space="preserve"> PAGEREF _Toc224764709 \h </w:instrText>
             </w:r>
             <w:r>
               <w:rPr>
@@ -1195,14 +1181,131 @@
               <w:szCs w:val="24"/>
             </w:rPr>
           </w:pPr>
-          <w:hyperlink w:anchor="_Toc224464554" w:history="1">
+          <w:r>
+            <w:rPr>
+              <w:rStyle w:val="Hyperlink"/>
+              <w:noProof/>
+            </w:rPr>
+            <w:fldChar w:fldCharType="begin"/>
+          </w:r>
+          <w:r>
+            <w:rPr>
+              <w:rStyle w:val="Hyperlink"/>
+              <w:noProof/>
+            </w:rPr>
+            <w:instrText xml:space="preserve"> </w:instrText>
+          </w:r>
+          <w:r>
+            <w:rPr>
+              <w:noProof/>
+            </w:rPr>
+            <w:instrText>HYPERLINK \l "_Toc224764710"</w:instrText>
+          </w:r>
+          <w:r>
+            <w:rPr>
+              <w:rStyle w:val="Hyperlink"/>
+              <w:noProof/>
+            </w:rPr>
+            <w:instrText xml:space="preserve"> </w:instrText>
+          </w:r>
+          <w:r>
+            <w:rPr>
+              <w:rStyle w:val="Hyperlink"/>
+              <w:noProof/>
+            </w:rPr>
+          </w:r>
+          <w:r>
+            <w:rPr>
+              <w:rStyle w:val="Hyperlink"/>
+              <w:noProof/>
+            </w:rPr>
+            <w:fldChar w:fldCharType="separate"/>
+          </w:r>
+          <w:r>
+            <w:rPr>
+              <w:rStyle w:val="Hyperlink"/>
+              <w:noProof/>
+              <w:lang w:val="da-DK"/>
+            </w:rPr>
+            <w:t>2.1.4 Service til service kommunikation</w:t>
+          </w:r>
+          <w:r>
+            <w:rPr>
+              <w:noProof/>
+              <w:webHidden/>
+            </w:rPr>
+            <w:tab/>
+          </w:r>
+          <w:r>
+            <w:rPr>
+              <w:noProof/>
+              <w:webHidden/>
+            </w:rPr>
+            <w:fldChar w:fldCharType="begin"/>
+          </w:r>
+          <w:r>
+            <w:rPr>
+              <w:noProof/>
+              <w:webHidden/>
+            </w:rPr>
+            <w:instrText xml:space="preserve"> PAGEREF _Toc224764710 \h </w:instrText>
+          </w:r>
+          <w:r>
+            <w:rPr>
+              <w:noProof/>
+              <w:webHidden/>
+            </w:rPr>
+          </w:r>
+          <w:r>
+            <w:rPr>
+              <w:noProof/>
+              <w:webHidden/>
+            </w:rPr>
+            <w:fldChar w:fldCharType="separate"/>
+          </w:r>
+          <w:r>
+            <w:rPr>
+              <w:noProof/>
+              <w:webHidden/>
+            </w:rPr>
+            <w:t>6</w:t>
+          </w:r>
+          <w:r>
+            <w:rPr>
+              <w:noProof/>
+              <w:webHidden/>
+            </w:rPr>
+            <w:fldChar w:fldCharType="end"/>
+          </w:r>
+          <w:r>
+            <w:rPr>
+              <w:rStyle w:val="Hyperlink"/>
+              <w:noProof/>
+            </w:rPr>
+            <w:fldChar w:fldCharType="end"/>
+          </w:r>
+        </w:p>
+        <w:p>
+          <w:pPr>
+            <w:pStyle w:val="TOC3"/>
+            <w:tabs>
+              <w:tab w:val="right" w:leader="dot" w:pos="9350"/>
+            </w:tabs>
+            <w:rPr>
+              <w:rFonts w:eastAsiaTheme="minorEastAsia"/>
+              <w:noProof/>
+              <w:color w:val="auto"/>
+              <w:sz w:val="24"/>
+              <w:szCs w:val="24"/>
+            </w:rPr>
+          </w:pPr>
+          <w:hyperlink w:anchor="_Toc224764711" w:history="1">
             <w:r>
               <w:rPr>
                 <w:rStyle w:val="Hyperlink"/>
                 <w:noProof/>
-                <w:lang w:val="da-DK"/>
-              </w:rPr>
-              <w:t>2.1.4 Service til service kommunikation</w:t>
+              </w:rPr>
+              <w:t>2.1.5 Databases</w:t>
             </w:r>
             <w:r>
               <w:rPr>
@@ -1223,7 +1326,7 @@
                 <w:noProof/>
                 <w:webHidden/>
               </w:rPr>
-              <w:instrText xml:space="preserve"> PAGEREF _Toc224464554 \h </w:instrText>
+              <w:instrText xml:space="preserve"> PAGEREF _Toc224764711 \h </w:instrText>
             </w:r>
             <w:r>
               <w:rPr>
@@ -1243,7 +1346,7 @@
                 <w:noProof/>
                 <w:webHidden/>
               </w:rPr>
-              <w:t>5</w:t>
+              <w:t>6</w:t>
             </w:r>
             <w:r>
               <w:rPr>
@@ -1268,13 +1371,14 @@
               <w:szCs w:val="24"/>
             </w:rPr>
           </w:pPr>
-          <w:hyperlink w:anchor="_Toc224464555" w:history="1">
+          <w:hyperlink w:anchor="_Toc224764712" w:history="1">
             <w:r>
               <w:rPr>
                 <w:rStyle w:val="Hyperlink"/>
                 <w:noProof/>
-              </w:rPr>
-              <w:t>2.1.5 Databases</w:t>
+                <w:lang w:val="da-DK"/>
+              </w:rPr>
+              <w:t>2.1.6 Frontend</w:t>
             </w:r>
             <w:r>
               <w:rPr>
@@ -1295,79 +1399,7 @@
                 <w:noProof/>
                 <w:webHidden/>
               </w:rPr>
-              <w:instrText xml:space="preserve"> PAGEREF _Toc224464555 \h </w:instrText>
-            </w:r>
-            <w:r>
-              <w:rPr>
-                <w:noProof/>
-                <w:webHidden/>
-              </w:rPr>
-            </w:r>
-            <w:r>
-              <w:rPr>
-                <w:noProof/>
-                <w:webHidden/>
-              </w:rPr>
-              <w:fldChar w:fldCharType="separate"/>
-            </w:r>
-            <w:r>
-              <w:rPr>
-                <w:noProof/>
-                <w:webHidden/>
-              </w:rPr>
-              <w:t>6</w:t>
-            </w:r>
-            <w:r>
-              <w:rPr>
-                <w:noProof/>
-                <w:webHidden/>
-              </w:rPr>
-              <w:fldChar w:fldCharType="end"/>
-            </w:r>
-          </w:hyperlink>
-        </w:p>
-        <w:p>
-          <w:pPr>
-            <w:pStyle w:val="TOC3"/>
-            <w:tabs>
-              <w:tab w:val="right" w:leader="dot" w:pos="9350"/>
-            </w:tabs>
-            <w:rPr>
-              <w:rFonts w:eastAsiaTheme="minorEastAsia"/>
-              <w:noProof/>
-              <w:color w:val="auto"/>
-              <w:sz w:val="24"/>
-              <w:szCs w:val="24"/>
-            </w:rPr>
-          </w:pPr>
-          <w:hyperlink w:anchor="_Toc224464556" w:history="1">
-            <w:r>
-              <w:rPr>
-                <w:rStyle w:val="Hyperlink"/>
-                <w:noProof/>
-              </w:rPr>
-              <w:t>2.1.6 Frontend</w:t>
-            </w:r>
-            <w:r>
-              <w:rPr>
-                <w:noProof/>
-                <w:webHidden/>
-              </w:rPr>
-              <w:tab/>
-            </w:r>
-            <w:r>
-              <w:rPr>
-                <w:noProof/>
-                <w:webHidden/>
-              </w:rPr>
-              <w:fldChar w:fldCharType="begin"/>
-            </w:r>
-            <w:r>
-              <w:rPr>
-                <w:noProof/>
-                <w:webHidden/>
-              </w:rPr>
-              <w:instrText xml:space="preserve"> PAGEREF _Toc224464556 \h </w:instrText>
+              <w:instrText xml:space="preserve"> PAGEREF _Toc224764712 \h </w:instrText>
             </w:r>
             <w:r>
               <w:rPr>
@@ -1414,11 +1446,12 @@
               <w:szCs w:val="24"/>
             </w:rPr>
           </w:pPr>
-          <w:hyperlink w:anchor="_Toc224464557" w:history="1">
+          <w:hyperlink w:anchor="_Toc224764713" w:history="1">
             <w:r>
               <w:rPr>
                 <w:rStyle w:val="Hyperlink"/>
                 <w:noProof/>
+                <w:lang w:val="da-DK"/>
               </w:rPr>
               <w:t>2.2 Environments</w:t>
             </w:r>
@@ -1441,7 +1474,7 @@
                 <w:noProof/>
                 <w:webHidden/>
               </w:rPr>
-              <w:instrText xml:space="preserve"> PAGEREF _Toc224464557 \h </w:instrText>
+              <w:instrText xml:space="preserve"> PAGEREF _Toc224764713 \h </w:instrText>
             </w:r>
             <w:r>
               <w:rPr>
@@ -1486,12 +1519,11 @@
               <w:szCs w:val="24"/>
             </w:rPr>
           </w:pPr>
-          <w:hyperlink w:anchor="_Toc224464558" w:history="1">
+          <w:hyperlink w:anchor="_Toc224764714" w:history="1">
             <w:r>
               <w:rPr>
                 <w:rStyle w:val="Hyperlink"/>
                 <w:noProof/>
-                <w:lang w:val="da-DK"/>
               </w:rPr>
               <w:t>2.2.1 Development</w:t>
             </w:r>
@@ -1514,7 +1546,7 @@
                 <w:noProof/>
                 <w:webHidden/>
               </w:rPr>
-              <w:instrText xml:space="preserve"> PAGEREF _Toc224464558 \h </w:instrText>
+              <w:instrText xml:space="preserve"> PAGEREF _Toc224764714 \h </w:instrText>
             </w:r>
             <w:r>
               <w:rPr>
@@ -1559,12 +1591,11 @@
               <w:szCs w:val="24"/>
             </w:rPr>
           </w:pPr>
-          <w:hyperlink w:anchor="_Toc224464559" w:history="1">
+          <w:hyperlink w:anchor="_Toc224764715" w:history="1">
             <w:r>
               <w:rPr>
                 <w:rStyle w:val="Hyperlink"/>
                 <w:noProof/>
-                <w:lang w:val="da-DK"/>
               </w:rPr>
               <w:t>2.2.2 Production</w:t>
             </w:r>
@@ -1587,7 +1618,7 @@
                 <w:noProof/>
                 <w:webHidden/>
               </w:rPr>
-              <w:instrText xml:space="preserve"> PAGEREF _Toc224464559 \h </w:instrText>
+              <w:instrText xml:space="preserve"> PAGEREF _Toc224764715 \h </w:instrText>
             </w:r>
             <w:r>
               <w:rPr>
@@ -1634,7 +1665,7 @@
               <w:color w:val="auto"/>
             </w:rPr>
           </w:pPr>
-          <w:hyperlink w:anchor="_Toc224464560" w:history="1">
+          <w:hyperlink w:anchor="_Toc224764716" w:history="1">
             <w:r>
               <w:rPr>
                 <w:rStyle w:val="Hyperlink"/>
@@ -1662,7 +1693,7 @@
                 <w:noProof/>
                 <w:webHidden/>
               </w:rPr>
-              <w:instrText xml:space="preserve"> PAGEREF _Toc224464560 \h </w:instrText>
+              <w:instrText xml:space="preserve"> PAGEREF _Toc224764716 \h </w:instrText>
             </w:r>
             <w:r>
               <w:rPr>
@@ -1709,7 +1740,7 @@
               <w:szCs w:val="24"/>
             </w:rPr>
           </w:pPr>
-          <w:hyperlink w:anchor="_Toc224464561" w:history="1">
+          <w:hyperlink w:anchor="_Toc224764717" w:history="1">
             <w:r>
               <w:rPr>
                 <w:rStyle w:val="Hyperlink"/>
@@ -1737,7 +1768,7 @@
                 <w:noProof/>
                 <w:webHidden/>
               </w:rPr>
-              <w:instrText xml:space="preserve"> PAGEREF _Toc224464561 \h </w:instrText>
+              <w:instrText xml:space="preserve"> PAGEREF _Toc224764717 \h </w:instrText>
             </w:r>
             <w:r>
               <w:rPr>
@@ -1782,7 +1813,7 @@
               <w:szCs w:val="24"/>
             </w:rPr>
           </w:pPr>
-          <w:hyperlink w:anchor="_Toc224464562" w:history="1">
+          <w:hyperlink w:anchor="_Toc224764718" w:history="1">
             <w:r>
               <w:rPr>
                 <w:rStyle w:val="Hyperlink"/>
@@ -1810,7 +1841,7 @@
                 <w:noProof/>
                 <w:webHidden/>
               </w:rPr>
-              <w:instrText xml:space="preserve"> PAGEREF _Toc224464562 \h </w:instrText>
+              <w:instrText xml:space="preserve"> PAGEREF _Toc224764718 \h </w:instrText>
             </w:r>
             <w:r>
               <w:rPr>
@@ -1855,7 +1886,7 @@
               <w:szCs w:val="24"/>
             </w:rPr>
           </w:pPr>
-          <w:hyperlink w:anchor="_Toc224464563" w:history="1">
+          <w:hyperlink w:anchor="_Toc224764719" w:history="1">
             <w:r>
               <w:rPr>
                 <w:rStyle w:val="Hyperlink"/>
@@ -1883,7 +1914,7 @@
                 <w:noProof/>
                 <w:webHidden/>
               </w:rPr>
-              <w:instrText xml:space="preserve"> PAGEREF _Toc224464563 \h </w:instrText>
+              <w:instrText xml:space="preserve"> PAGEREF _Toc224764719 \h </w:instrText>
             </w:r>
             <w:r>
               <w:rPr>
@@ -1930,7 +1961,7 @@
               <w:szCs w:val="24"/>
             </w:rPr>
           </w:pPr>
-          <w:hyperlink w:anchor="_Toc224464564" w:history="1">
+          <w:hyperlink w:anchor="_Toc224764720" w:history="1">
             <w:r>
               <w:rPr>
                 <w:rStyle w:val="Hyperlink"/>
@@ -1957,7 +1988,7 @@
                 <w:noProof/>
                 <w:webHidden/>
               </w:rPr>
-              <w:instrText xml:space="preserve"> PAGEREF _Toc224464564 \h </w:instrText>
+              <w:instrText xml:space="preserve"> PAGEREF _Toc224764720 \h </w:instrText>
             </w:r>
             <w:r>
               <w:rPr>
@@ -2004,7 +2035,7 @@
               <w:color w:val="auto"/>
             </w:rPr>
           </w:pPr>
-          <w:hyperlink w:anchor="_Toc224464565" w:history="1">
+          <w:hyperlink w:anchor="_Toc224764721" w:history="1">
             <w:r>
               <w:rPr>
                 <w:rStyle w:val="Hyperlink"/>
@@ -2031,7 +2062,7 @@
                 <w:noProof/>
                 <w:webHidden/>
               </w:rPr>
-              <w:instrText xml:space="preserve"> PAGEREF _Toc224464565 \h </w:instrText>
+              <w:instrText xml:space="preserve"> PAGEREF _Toc224764721 \h </w:instrText>
             </w:r>
             <w:r>
               <w:rPr>
@@ -2078,7 +2109,7 @@
               <w:szCs w:val="24"/>
             </w:rPr>
           </w:pPr>
-          <w:hyperlink w:anchor="_Toc224464566" w:history="1">
+          <w:hyperlink w:anchor="_Toc224764722" w:history="1">
             <w:r>
               <w:rPr>
                 <w:rStyle w:val="Hyperlink"/>
@@ -2105,7 +2136,7 @@
                 <w:noProof/>
                 <w:webHidden/>
               </w:rPr>
-              <w:instrText xml:space="preserve"> PAGEREF _Toc224464566 \h </w:instrText>
+              <w:instrText xml:space="preserve"> PAGEREF _Toc224764722 \h </w:instrText>
             </w:r>
             <w:r>
               <w:rPr>
@@ -2152,7 +2183,7 @@
               <w:szCs w:val="24"/>
             </w:rPr>
           </w:pPr>
-          <w:hyperlink w:anchor="_Toc224464567" w:history="1">
+          <w:hyperlink w:anchor="_Toc224764723" w:history="1">
             <w:r>
               <w:rPr>
                 <w:rStyle w:val="Hyperlink"/>
@@ -2179,7 +2210,7 @@
                 <w:noProof/>
                 <w:webHidden/>
               </w:rPr>
-              <w:instrText xml:space="preserve"> PAGEREF _Toc224464567 \h </w:instrText>
+              <w:instrText xml:space="preserve"> PAGEREF _Toc224764723 \h </w:instrText>
             </w:r>
             <w:r>
               <w:rPr>
@@ -2226,7 +2257,7 @@
               <w:szCs w:val="24"/>
             </w:rPr>
           </w:pPr>
-          <w:hyperlink w:anchor="_Toc224464568" w:history="1">
+          <w:hyperlink w:anchor="_Toc224764724" w:history="1">
             <w:r>
               <w:rPr>
                 <w:rStyle w:val="Hyperlink"/>
@@ -2253,7 +2284,7 @@
                 <w:noProof/>
                 <w:webHidden/>
               </w:rPr>
-              <w:instrText xml:space="preserve"> PAGEREF _Toc224464568 \h </w:instrText>
+              <w:instrText xml:space="preserve"> PAGEREF _Toc224764724 \h </w:instrText>
             </w:r>
             <w:r>
               <w:rPr>
@@ -2300,7 +2331,7 @@
               <w:szCs w:val="24"/>
             </w:rPr>
           </w:pPr>
-          <w:hyperlink w:anchor="_Toc224464569" w:history="1">
+          <w:hyperlink w:anchor="_Toc224764725" w:history="1">
             <w:r>
               <w:rPr>
                 <w:rStyle w:val="Hyperlink"/>
@@ -2327,7 +2358,7 @@
                 <w:noProof/>
                 <w:webHidden/>
               </w:rPr>
-              <w:instrText xml:space="preserve"> PAGEREF _Toc224464569 \h </w:instrText>
+              <w:instrText xml:space="preserve"> PAGEREF _Toc224764725 \h </w:instrText>
             </w:r>
             <w:r>
               <w:rPr>
@@ -2374,7 +2405,7 @@
               <w:szCs w:val="24"/>
             </w:rPr>
           </w:pPr>
-          <w:hyperlink w:anchor="_Toc224464570" w:history="1">
+          <w:hyperlink w:anchor="_Toc224764726" w:history="1">
             <w:r>
               <w:rPr>
                 <w:rStyle w:val="Hyperlink"/>
@@ -2402,7 +2433,7 @@
                 <w:noProof/>
                 <w:webHidden/>
               </w:rPr>
-              <w:instrText xml:space="preserve"> PAGEREF _Toc224464570 \h </w:instrText>
+              <w:instrText xml:space="preserve"> PAGEREF _Toc224764726 \h </w:instrText>
             </w:r>
             <w:r>
               <w:rPr>
@@ -2449,7 +2480,7 @@
               <w:color w:val="auto"/>
             </w:rPr>
           </w:pPr>
-          <w:hyperlink w:anchor="_Toc224464571" w:history="1">
+          <w:hyperlink w:anchor="_Toc224764727" w:history="1">
             <w:r>
               <w:rPr>
                 <w:rStyle w:val="Hyperlink"/>
@@ -2477,7 +2508,7 @@
                 <w:noProof/>
                 <w:webHidden/>
               </w:rPr>
-              <w:instrText xml:space="preserve"> PAGEREF _Toc224464571 \h </w:instrText>
+              <w:instrText xml:space="preserve"> PAGEREF _Toc224764727 \h </w:instrText>
             </w:r>
             <w:r>
               <w:rPr>
@@ -2497,7 +2528,7 @@
                 <w:noProof/>
                 <w:webHidden/>
               </w:rPr>
-              <w:t>8</w:t>
+              <w:t>9</w:t>
             </w:r>
             <w:r>
               <w:rPr>
@@ -2524,7 +2555,7 @@
               <w:color w:val="auto"/>
             </w:rPr>
           </w:pPr>
-          <w:hyperlink w:anchor="_Toc224464572" w:history="1">
+          <w:hyperlink w:anchor="_Toc224764728" w:history="1">
             <w:r>
               <w:rPr>
                 <w:rStyle w:val="Hyperlink"/>
@@ -2552,7 +2583,7 @@
                 <w:noProof/>
                 <w:webHidden/>
               </w:rPr>
-              <w:instrText xml:space="preserve"> PAGEREF _Toc224464572 \h </w:instrText>
+              <w:instrText xml:space="preserve"> PAGEREF _Toc224764728 \h </w:instrText>
             </w:r>
             <w:r>
               <w:rPr>
@@ -2599,7 +2630,7 @@
               <w:color w:val="auto"/>
             </w:rPr>
           </w:pPr>
-          <w:hyperlink w:anchor="_Toc224464573" w:history="1">
+          <w:hyperlink w:anchor="_Toc224764729" w:history="1">
             <w:r>
               <w:rPr>
                 <w:rStyle w:val="Hyperlink"/>
@@ -2627,7 +2658,7 @@
                 <w:noProof/>
                 <w:webHidden/>
               </w:rPr>
-              <w:instrText xml:space="preserve"> PAGEREF _Toc224464573 \h </w:instrText>
+              <w:instrText xml:space="preserve"> PAGEREF _Toc224764729 \h </w:instrText>
             </w:r>
             <w:r>
               <w:rPr>
@@ -2685,7 +2716,7 @@
           <w:lang w:val="da-DK"/>
         </w:rPr>
       </w:pPr>
-      <w:bookmarkStart w:id="0" w:name="_Toc224464547"/>
+      <w:bookmarkStart w:id="0" w:name="_Toc224764703"/>
       <w:r>
         <w:rPr>
           <w:lang w:val="da-DK"/>
@@ -2900,7 +2931,7 @@
           <w:lang w:val="da-DK"/>
         </w:rPr>
       </w:pPr>
-      <w:bookmarkStart w:id="1" w:name="_Toc224464548"/>
+      <w:bookmarkStart w:id="1" w:name="_Toc224764704"/>
       <w:r>
         <w:rPr>
           <w:lang w:val="da-DK"/>
@@ -3126,7 +3157,7 @@
           <w:lang w:val="da-DK"/>
         </w:rPr>
       </w:pPr>
-      <w:bookmarkStart w:id="2" w:name="_Toc224464549"/>
+      <w:bookmarkStart w:id="2" w:name="_Toc224764705"/>
       <w:r>
         <w:rPr>
           <w:lang w:val="da-DK"/>
@@ -3407,7 +3438,7 @@
           <w:lang w:val="da-DK"/>
         </w:rPr>
       </w:pPr>
-      <w:bookmarkStart w:id="3" w:name="_Toc224464550"/>
+      <w:bookmarkStart w:id="3" w:name="_Toc224764706"/>
       <w:r>
         <w:rPr>
           <w:lang w:val="da-DK"/>
@@ -3539,7 +3570,7 @@
       <w:pPr>
         <w:pStyle w:val="Heading3"/>
       </w:pPr>
-      <w:bookmarkStart w:id="4" w:name="_Toc224464551"/>
+      <w:bookmarkStart w:id="4" w:name="_Toc224764707"/>
       <w:r>
         <w:lastRenderedPageBreak/>
         <w:t xml:space="preserve">2.1.1 </w:t>
@@ -3551,25 +3582,447 @@
     </w:p>
     <w:p>
       <w:pPr>
+        <w:rPr>
+          <w:lang w:val="da-DK"/>
+        </w:rPr>
+      </w:pPr>
+      <w:r>
+        <w:rPr>
+          <w:lang w:val="da-DK"/>
+        </w:rPr>
+        <w:t xml:space="preserve">Dette afsnit beskriver </w:t>
+      </w:r>
+      <w:r>
+        <w:rPr>
+          <w:lang w:val="da-DK"/>
+        </w:rPr>
+        <w:t xml:space="preserve">de forskellige </w:t>
+      </w:r>
+      <w:proofErr w:type="spellStart"/>
+      <w:r>
+        <w:rPr>
+          <w:lang w:val="da-DK"/>
+        </w:rPr>
+        <w:t>backend</w:t>
+      </w:r>
+      <w:proofErr w:type="spellEnd"/>
+      <w:r>
+        <w:rPr>
+          <w:lang w:val="da-DK"/>
+        </w:rPr>
+        <w:t xml:space="preserve"> </w:t>
+      </w:r>
+      <w:r>
+        <w:rPr>
+          <w:lang w:val="da-DK"/>
+        </w:rPr>
+        <w:t>services</w:t>
+      </w:r>
+      <w:r>
+        <w:rPr>
+          <w:lang w:val="da-DK"/>
+        </w:rPr>
+        <w:t xml:space="preserve"> for Munchora</w:t>
+      </w:r>
+      <w:r>
+        <w:rPr>
+          <w:lang w:val="da-DK"/>
+        </w:rPr>
+        <w:t xml:space="preserve"> herunder deres ansvar, opbygning og samspil i systemets samlede arkitektur.</w:t>
+      </w:r>
+    </w:p>
+    <w:p>
+      <w:pPr>
+        <w:rPr>
+          <w:lang w:val="da-DK"/>
+        </w:rPr>
+      </w:pPr>
+    </w:p>
+    <w:p>
+      <w:pPr>
         <w:pStyle w:val="Heading4"/>
-      </w:pPr>
-      <w:r>
+        <w:rPr>
+          <w:lang w:val="da-DK"/>
+        </w:rPr>
+      </w:pPr>
+      <w:proofErr w:type="spellStart"/>
+      <w:r>
+        <w:rPr>
+          <w:lang w:val="da-DK"/>
+        </w:rPr>
         <w:t>A</w:t>
       </w:r>
       <w:r>
+        <w:rPr>
+          <w:lang w:val="da-DK"/>
+        </w:rPr>
         <w:t>uth</w:t>
       </w:r>
-      <w:r>
+      <w:proofErr w:type="spellEnd"/>
+      <w:r>
+        <w:rPr>
+          <w:lang w:val="da-DK"/>
+        </w:rPr>
         <w:t>-service</w:t>
       </w:r>
     </w:p>
+    <w:p>
+      <w:pPr>
+        <w:rPr>
+          <w:lang w:val="da-DK"/>
+        </w:rPr>
+      </w:pPr>
+      <w:r>
+        <w:rPr>
+          <w:lang w:val="da-DK"/>
+        </w:rPr>
+        <w:t>Oprettelse af brugere og bruger ændringer håndteres af denne service, og derfor også Munchora’s ”</w:t>
+      </w:r>
+      <w:r>
+        <w:rPr>
+          <w:lang w:val="da-DK"/>
+        </w:rPr>
+        <w:t xml:space="preserve">single source of </w:t>
+      </w:r>
+      <w:proofErr w:type="spellStart"/>
+      <w:r>
+        <w:rPr>
+          <w:lang w:val="da-DK"/>
+        </w:rPr>
+        <w:t>truth</w:t>
+      </w:r>
+      <w:proofErr w:type="spellEnd"/>
+      <w:r>
+        <w:rPr>
+          <w:lang w:val="da-DK"/>
+        </w:rPr>
+        <w:t>”</w:t>
+      </w:r>
+      <w:r>
+        <w:rPr>
+          <w:lang w:val="da-DK"/>
+        </w:rPr>
+        <w:t xml:space="preserve"> for autentificering og autorisation af brugere. Det er udelukkende denne service, der er ansvarlig for at udstede JWT</w:t>
+      </w:r>
+      <w:r>
+        <w:rPr>
+          <w:lang w:val="da-DK"/>
+        </w:rPr>
+        <w:t xml:space="preserve"> </w:t>
+      </w:r>
+      <w:proofErr w:type="spellStart"/>
+      <w:r>
+        <w:rPr>
+          <w:lang w:val="da-DK"/>
+        </w:rPr>
+        <w:t>tokens</w:t>
+      </w:r>
+      <w:proofErr w:type="spellEnd"/>
+      <w:r>
+        <w:rPr>
+          <w:lang w:val="da-DK"/>
+        </w:rPr>
+        <w:t xml:space="preserve">, som de øvrige services benytter til at validere, om en bruger er autentificeret og har adgang til givne ressourcer. Servicen håndterer </w:t>
+      </w:r>
+      <w:r>
+        <w:rPr>
+          <w:lang w:val="da-DK"/>
+        </w:rPr>
+        <w:t xml:space="preserve">også </w:t>
+      </w:r>
+      <w:r>
+        <w:rPr>
+          <w:lang w:val="da-DK"/>
+        </w:rPr>
+        <w:t xml:space="preserve">login via Google </w:t>
+      </w:r>
+      <w:r>
+        <w:rPr>
+          <w:lang w:val="da-DK"/>
+        </w:rPr>
+        <w:t>single sign on (</w:t>
+      </w:r>
+      <w:r>
+        <w:rPr>
+          <w:lang w:val="da-DK"/>
+        </w:rPr>
+        <w:t>SSO</w:t>
+      </w:r>
+      <w:r>
+        <w:rPr>
+          <w:lang w:val="da-DK"/>
+        </w:rPr>
+        <w:t>)</w:t>
+      </w:r>
+      <w:r>
+        <w:rPr>
+          <w:lang w:val="da-DK"/>
+        </w:rPr>
+        <w:t xml:space="preserve"> samt oprettelse og vedligeholdelse af brugere. Ved succesfuld autentificering genererer </w:t>
+      </w:r>
+      <w:proofErr w:type="spellStart"/>
+      <w:r>
+        <w:rPr>
+          <w:lang w:val="da-DK"/>
+        </w:rPr>
+        <w:t>a</w:t>
+      </w:r>
+      <w:r>
+        <w:rPr>
+          <w:lang w:val="da-DK"/>
+        </w:rPr>
+        <w:t>uth</w:t>
+      </w:r>
+      <w:proofErr w:type="spellEnd"/>
+      <w:r>
+        <w:rPr>
+          <w:lang w:val="da-DK"/>
+        </w:rPr>
+        <w:t>-service e</w:t>
+      </w:r>
+      <w:r>
+        <w:rPr>
+          <w:lang w:val="da-DK"/>
+        </w:rPr>
+        <w:t>n</w:t>
+      </w:r>
+      <w:r>
+        <w:rPr>
+          <w:lang w:val="da-DK"/>
+        </w:rPr>
+        <w:t xml:space="preserve"> JWT-</w:t>
+      </w:r>
+      <w:proofErr w:type="spellStart"/>
+      <w:r>
+        <w:rPr>
+          <w:lang w:val="da-DK"/>
+        </w:rPr>
+        <w:t>token</w:t>
+      </w:r>
+      <w:proofErr w:type="spellEnd"/>
+      <w:r>
+        <w:rPr>
+          <w:lang w:val="da-DK"/>
+        </w:rPr>
+        <w:t>, som indeholder de nødvendige oplysninger til identifikation og autorisation, og som efterfølgende anvendes af andre services til at sikre en konsistent og sikker adgangskontrol på tværs af systemet.</w:t>
+      </w:r>
+    </w:p>
+    <w:p>
+      <w:pPr>
+        <w:rPr>
+          <w:lang w:val="da-DK"/>
+        </w:rPr>
+      </w:pPr>
+    </w:p>
+    <w:p>
+      <w:pPr>
+        <w:pStyle w:val="Heading4"/>
+      </w:pPr>
+      <w:r>
+        <w:t>recipes</w:t>
+      </w:r>
+      <w:r>
+        <w:t>-service</w:t>
+      </w:r>
+    </w:p>
+    <w:p>
+      <w:pPr>
+        <w:rPr>
+          <w:lang w:val="da-DK"/>
+        </w:rPr>
+      </w:pPr>
+      <w:proofErr w:type="spellStart"/>
+      <w:r>
+        <w:rPr>
+          <w:lang w:val="da-DK"/>
+        </w:rPr>
+        <w:t>Recipes</w:t>
+      </w:r>
+      <w:proofErr w:type="spellEnd"/>
+      <w:r>
+        <w:rPr>
+          <w:lang w:val="da-DK"/>
+        </w:rPr>
+        <w:t>-service er ansvarlig for håndtering af opskrifter i systemet, herunder oprettelse</w:t>
+      </w:r>
+      <w:r>
+        <w:rPr>
+          <w:lang w:val="da-DK"/>
+        </w:rPr>
+        <w:t xml:space="preserve"> ved hjælp af AI eller manuelle ændringer og sletning</w:t>
+      </w:r>
+      <w:r>
+        <w:rPr>
+          <w:lang w:val="da-DK"/>
+        </w:rPr>
+        <w:t xml:space="preserve">. Servicen kan igangsætte generering af opskrifter </w:t>
+      </w:r>
+      <w:r>
+        <w:rPr>
+          <w:lang w:val="da-DK"/>
+        </w:rPr>
+        <w:t>ved at bruge</w:t>
+      </w:r>
+      <w:r>
+        <w:rPr>
+          <w:lang w:val="da-DK"/>
+        </w:rPr>
+        <w:t xml:space="preserve"> </w:t>
+      </w:r>
+      <w:proofErr w:type="spellStart"/>
+      <w:r>
+        <w:rPr>
+          <w:lang w:val="da-DK"/>
+        </w:rPr>
+        <w:t>ai</w:t>
+      </w:r>
+      <w:proofErr w:type="spellEnd"/>
+      <w:r>
+        <w:rPr>
+          <w:lang w:val="da-DK"/>
+        </w:rPr>
+        <w:t xml:space="preserve">-service, som kommunikeres asynkront gennem </w:t>
+      </w:r>
+      <w:proofErr w:type="spellStart"/>
+      <w:r>
+        <w:rPr>
+          <w:lang w:val="da-DK"/>
+        </w:rPr>
+        <w:t>RabbitMQ</w:t>
+      </w:r>
+      <w:proofErr w:type="spellEnd"/>
+      <w:r>
+        <w:rPr>
+          <w:lang w:val="da-DK"/>
+        </w:rPr>
+        <w:t xml:space="preserve">. Når </w:t>
+      </w:r>
+      <w:proofErr w:type="spellStart"/>
+      <w:r>
+        <w:rPr>
+          <w:lang w:val="da-DK"/>
+        </w:rPr>
+        <w:t>ai</w:t>
+      </w:r>
+      <w:proofErr w:type="spellEnd"/>
+      <w:r>
+        <w:rPr>
+          <w:lang w:val="da-DK"/>
+        </w:rPr>
+        <w:t xml:space="preserve">-service har genereret en opskrift, sendes </w:t>
+      </w:r>
+      <w:r>
+        <w:rPr>
+          <w:lang w:val="da-DK"/>
+        </w:rPr>
+        <w:t xml:space="preserve">denne </w:t>
+      </w:r>
+      <w:proofErr w:type="spellStart"/>
+      <w:r>
+        <w:rPr>
+          <w:lang w:val="da-DK"/>
+        </w:rPr>
+        <w:t>ai</w:t>
+      </w:r>
+      <w:proofErr w:type="spellEnd"/>
+      <w:r>
+        <w:rPr>
+          <w:lang w:val="da-DK"/>
+        </w:rPr>
+        <w:t xml:space="preserve"> generede opskrift </w:t>
+      </w:r>
+      <w:r>
+        <w:rPr>
+          <w:lang w:val="da-DK"/>
+        </w:rPr>
+        <w:t xml:space="preserve">tilbage til </w:t>
+      </w:r>
+      <w:proofErr w:type="spellStart"/>
+      <w:r>
+        <w:rPr>
+          <w:lang w:val="da-DK"/>
+        </w:rPr>
+        <w:t>r</w:t>
+      </w:r>
+      <w:r>
+        <w:rPr>
+          <w:lang w:val="da-DK"/>
+        </w:rPr>
+        <w:t>ecipes</w:t>
+      </w:r>
+      <w:proofErr w:type="spellEnd"/>
+      <w:r>
+        <w:rPr>
+          <w:lang w:val="da-DK"/>
+        </w:rPr>
+        <w:t xml:space="preserve">-service, som herefter persisterer </w:t>
+      </w:r>
+      <w:proofErr w:type="spellStart"/>
+      <w:r>
+        <w:rPr>
+          <w:lang w:val="da-DK"/>
+        </w:rPr>
+        <w:t>dataen</w:t>
+      </w:r>
+      <w:proofErr w:type="spellEnd"/>
+      <w:r>
+        <w:rPr>
+          <w:lang w:val="da-DK"/>
+        </w:rPr>
+        <w:t>. Derudover anvender servicen JWT-</w:t>
+      </w:r>
+      <w:proofErr w:type="spellStart"/>
+      <w:r>
+        <w:rPr>
+          <w:lang w:val="da-DK"/>
+        </w:rPr>
+        <w:t>tokens</w:t>
+      </w:r>
+      <w:proofErr w:type="spellEnd"/>
+      <w:r>
+        <w:rPr>
+          <w:lang w:val="da-DK"/>
+        </w:rPr>
+        <w:t xml:space="preserve"> til at validere, om en bruger har adgang til de ønskede opskrifter</w:t>
+      </w:r>
+      <w:r>
+        <w:rPr>
+          <w:lang w:val="da-DK"/>
+        </w:rPr>
+        <w:t>, hvis ikke public</w:t>
+      </w:r>
+      <w:r>
+        <w:rPr>
+          <w:lang w:val="da-DK"/>
+        </w:rPr>
+        <w:t>, og sikrer dermed korrekt autorisation i forhold til brugerens rettigheder.</w:t>
+      </w:r>
+    </w:p>
+    <w:p>
+      <w:pPr>
+        <w:rPr>
+          <w:lang w:val="da-DK"/>
+        </w:rPr>
+      </w:pPr>
+    </w:p>
+    <w:p>
+      <w:pPr>
+        <w:pStyle w:val="Heading4"/>
+      </w:pPr>
+      <w:r>
+        <w:t>ai</w:t>
+      </w:r>
+      <w:r>
+        <w:t>-service</w:t>
+      </w:r>
+    </w:p>
     <w:p/>
     <w:p>
       <w:pPr>
         <w:pStyle w:val="Heading4"/>
       </w:pPr>
       <w:r>
-        <w:t>recipes</w:t>
+        <w:t>shopping-lists</w:t>
       </w:r>
       <w:r>
         <w:t>-service</w:t>
@@ -3581,7 +4034,8 @@
         <w:pStyle w:val="Heading4"/>
       </w:pPr>
       <w:r>
-        <w:t>ai</w:t>
+        <w:lastRenderedPageBreak/>
+        <w:t>notifications</w:t>
       </w:r>
       <w:r>
         <w:t>-service</w:t>
@@ -3590,13 +4044,244 @@
     <w:p/>
     <w:p>
       <w:pPr>
+        <w:pStyle w:val="Heading3"/>
+      </w:pPr>
+      <w:bookmarkStart w:id="5" w:name="_Toc224764708"/>
+      <w:r>
+        <w:t>2.</w:t>
+      </w:r>
+      <w:r>
+        <w:t>1.</w:t>
+      </w:r>
+      <w:r>
+        <w:t>2</w:t>
+      </w:r>
+      <w:r>
+        <w:t xml:space="preserve"> </w:t>
+      </w:r>
+      <w:r>
+        <w:t xml:space="preserve">Request </w:t>
+      </w:r>
+      <w:r>
+        <w:t>Routing</w:t>
+      </w:r>
+      <w:bookmarkEnd w:id="5"/>
+    </w:p>
+    <w:p>
+      <w:r>
+        <w:t>Nginx</w:t>
+      </w:r>
+    </w:p>
+    <w:p/>
+    <w:p>
+      <w:pPr>
+        <w:pStyle w:val="Heading3"/>
+      </w:pPr>
+      <w:bookmarkStart w:id="6" w:name="_Toc224764709"/>
+      <w:r>
+        <w:t>2.1.3 DLS Patterns</w:t>
+      </w:r>
+      <w:bookmarkEnd w:id="6"/>
+    </w:p>
+    <w:p>
+      <w:pPr>
         <w:pStyle w:val="Heading4"/>
       </w:pPr>
       <w:r>
-        <w:t>shopping-lists</w:t>
-      </w:r>
-      <w:r>
-        <w:t>-service</w:t>
+        <w:t>Immutable data (Tombstone and snapshot pattern)</w:t>
+      </w:r>
+    </w:p>
+    <w:p>
+      <w:proofErr w:type="spellStart"/>
+      <w:r>
+        <w:t>Papertrails</w:t>
+      </w:r>
+      <w:proofErr w:type="spellEnd"/>
+      <w:r>
+        <w:t xml:space="preserve"> gem for ruby</w:t>
+      </w:r>
+    </w:p>
+    <w:p>
+      <w:pPr>
+        <w:rPr>
+          <w:lang w:val="da-DK"/>
+        </w:rPr>
+      </w:pPr>
+    </w:p>
+    <w:p>
+      <w:pPr>
+        <w:rPr>
+          <w:lang w:val="da-DK"/>
+        </w:rPr>
+      </w:pPr>
+      <w:r>
+        <w:rPr>
+          <w:lang w:val="da-DK"/>
+        </w:rPr>
+        <w:t xml:space="preserve">Systemet anvender delvist principper fra </w:t>
+      </w:r>
+      <w:proofErr w:type="spellStart"/>
+      <w:r>
+        <w:rPr>
+          <w:lang w:val="da-DK"/>
+        </w:rPr>
+        <w:t>immutable</w:t>
+      </w:r>
+      <w:proofErr w:type="spellEnd"/>
+      <w:r>
+        <w:rPr>
+          <w:lang w:val="da-DK"/>
+        </w:rPr>
+        <w:t xml:space="preserve"> data gennem brugen af versionsstyring via </w:t>
+      </w:r>
+      <w:proofErr w:type="spellStart"/>
+      <w:r>
+        <w:rPr>
+          <w:lang w:val="da-DK"/>
+        </w:rPr>
+        <w:t>gem’en</w:t>
+      </w:r>
+      <w:proofErr w:type="spellEnd"/>
+      <w:r>
+        <w:rPr>
+          <w:lang w:val="da-DK"/>
+        </w:rPr>
+        <w:t xml:space="preserve"> </w:t>
+      </w:r>
+      <w:proofErr w:type="spellStart"/>
+      <w:r>
+        <w:rPr>
+          <w:lang w:val="da-DK"/>
+        </w:rPr>
+        <w:t>papertrail</w:t>
+      </w:r>
+      <w:proofErr w:type="spellEnd"/>
+      <w:r>
+        <w:rPr>
+          <w:lang w:val="da-DK"/>
+        </w:rPr>
+        <w:t xml:space="preserve">. Selvom de primære entiteter fortsat er mutable, bliver alle ændringer registreret som </w:t>
+      </w:r>
+      <w:proofErr w:type="spellStart"/>
+      <w:r>
+        <w:rPr>
+          <w:lang w:val="da-DK"/>
+        </w:rPr>
+        <w:t>append</w:t>
+      </w:r>
+      <w:proofErr w:type="spellEnd"/>
+      <w:r>
+        <w:rPr>
+          <w:lang w:val="da-DK"/>
+        </w:rPr>
+        <w:t xml:space="preserve"> </w:t>
+      </w:r>
+      <w:proofErr w:type="spellStart"/>
+      <w:r>
+        <w:rPr>
+          <w:lang w:val="da-DK"/>
+        </w:rPr>
+        <w:t>only</w:t>
+      </w:r>
+      <w:proofErr w:type="spellEnd"/>
+      <w:r>
+        <w:rPr>
+          <w:lang w:val="da-DK"/>
+        </w:rPr>
+        <w:t xml:space="preserve"> snapshots, hvilket muliggør historisk sporbarhed og </w:t>
+      </w:r>
+      <w:proofErr w:type="spellStart"/>
+      <w:r>
+        <w:rPr>
+          <w:lang w:val="da-DK"/>
+        </w:rPr>
+        <w:t>rollback</w:t>
+      </w:r>
+      <w:proofErr w:type="spellEnd"/>
+      <w:r>
+        <w:rPr>
+          <w:lang w:val="da-DK"/>
+        </w:rPr>
+        <w:t>. Dette er i tråd med snapshot</w:t>
+      </w:r>
+      <w:r>
+        <w:rPr>
+          <w:lang w:val="da-DK"/>
+        </w:rPr>
+        <w:t xml:space="preserve"> </w:t>
+      </w:r>
+      <w:r>
+        <w:rPr>
+          <w:lang w:val="da-DK"/>
+        </w:rPr>
+        <w:t xml:space="preserve">mønstret og giver egenskaber, der minder om </w:t>
+      </w:r>
+      <w:proofErr w:type="spellStart"/>
+      <w:r>
+        <w:rPr>
+          <w:lang w:val="da-DK"/>
+        </w:rPr>
+        <w:t>immutable</w:t>
+      </w:r>
+      <w:proofErr w:type="spellEnd"/>
+      <w:r>
+        <w:rPr>
+          <w:lang w:val="da-DK"/>
+        </w:rPr>
+        <w:t xml:space="preserve"> datalagring.</w:t>
+      </w:r>
+    </w:p>
+    <w:p>
+      <w:pPr>
+        <w:rPr>
+          <w:lang w:val="da-DK"/>
+        </w:rPr>
+      </w:pPr>
+    </w:p>
+    <w:p>
+      <w:pPr>
+        <w:rPr>
+          <w:lang w:val="da-DK"/>
+        </w:rPr>
+      </w:pPr>
+    </w:p>
+    <w:p>
+      <w:pPr>
+        <w:pStyle w:val="Heading4"/>
+      </w:pPr>
+      <w:r>
+        <w:t>Idempotence</w:t>
+      </w:r>
+    </w:p>
+    <w:p>
+      <w:pPr>
+        <w:rPr>
+          <w:lang w:val="da-DK"/>
+        </w:rPr>
+      </w:pPr>
+    </w:p>
+    <w:p>
+      <w:pPr>
+        <w:pStyle w:val="Heading4"/>
+        <w:rPr>
+          <w:lang w:val="da-DK"/>
+        </w:rPr>
+      </w:pPr>
+      <w:r>
+        <w:rPr>
+          <w:lang w:val="da-DK"/>
+        </w:rPr>
+        <w:t>Caching</w:t>
+      </w:r>
+    </w:p>
+    <w:p>
+      <w:proofErr w:type="spellStart"/>
+      <w:r>
+        <w:t>Tanstack</w:t>
+      </w:r>
+      <w:proofErr w:type="spellEnd"/>
+      <w:r>
+        <w:t xml:space="preserve"> query caching client side</w:t>
       </w:r>
     </w:p>
     <w:p/>
@@ -3605,50 +4290,82 @@
         <w:pStyle w:val="Heading4"/>
       </w:pPr>
       <w:r>
-        <w:t>notifications</w:t>
-      </w:r>
-      <w:r>
-        <w:t>-service</w:t>
-      </w:r>
-    </w:p>
-    <w:p/>
+        <w:t>Asynchronous Messaging Pattern</w:t>
+      </w:r>
+    </w:p>
+    <w:p>
+      <w:pPr>
+        <w:rPr>
+          <w:lang w:val="da-DK"/>
+        </w:rPr>
+      </w:pPr>
+      <w:proofErr w:type="spellStart"/>
+      <w:r>
+        <w:rPr>
+          <w:lang w:val="da-DK"/>
+        </w:rPr>
+        <w:t>Sidekiq</w:t>
+      </w:r>
+      <w:proofErr w:type="spellEnd"/>
+    </w:p>
     <w:p>
       <w:pPr>
         <w:pStyle w:val="Heading3"/>
-      </w:pPr>
-      <w:bookmarkStart w:id="5" w:name="_Toc224464552"/>
-      <w:r>
-        <w:t>2.</w:t>
-      </w:r>
-      <w:r>
-        <w:t>1.</w:t>
-      </w:r>
-      <w:r>
-        <w:t>2</w:t>
-      </w:r>
-      <w:r>
+        <w:rPr>
+          <w:lang w:val="da-DK"/>
+        </w:rPr>
+      </w:pPr>
+      <w:bookmarkStart w:id="7" w:name="_Toc224764710"/>
+      <w:r>
+        <w:rPr>
+          <w:lang w:val="da-DK"/>
+        </w:rPr>
+        <w:t>2.1</w:t>
+      </w:r>
+      <w:r>
+        <w:rPr>
+          <w:lang w:val="da-DK"/>
+        </w:rPr>
+        <w:t>.</w:t>
+      </w:r>
+      <w:r>
+        <w:rPr>
+          <w:lang w:val="da-DK"/>
+        </w:rPr>
+        <w:t>4</w:t>
+      </w:r>
+      <w:r>
+        <w:rPr>
+          <w:lang w:val="da-DK"/>
+        </w:rPr>
         <w:t xml:space="preserve"> </w:t>
       </w:r>
       <w:r>
-        <w:t xml:space="preserve">Request </w:t>
-      </w:r>
-      <w:r>
-        <w:t>Routing</w:t>
-      </w:r>
-      <w:bookmarkEnd w:id="5"/>
-    </w:p>
-    <w:p>
-      <w:pPr>
-        <w:rPr>
-          <w:lang w:val="da-DK"/>
-        </w:rPr>
-      </w:pPr>
+        <w:rPr>
+          <w:lang w:val="da-DK"/>
+        </w:rPr>
+        <w:t>Service til service kommunikation</w:t>
+      </w:r>
+      <w:bookmarkEnd w:id="7"/>
+    </w:p>
+    <w:p>
+      <w:pPr>
+        <w:rPr>
+          <w:lang w:val="da-DK"/>
+        </w:rPr>
+      </w:pPr>
+      <w:r>
+        <w:rPr>
+          <w:lang w:val="da-DK"/>
+        </w:rPr>
+        <w:t xml:space="preserve">Kommunikationen </w:t>
+      </w:r>
       <w:proofErr w:type="spellStart"/>
       <w:r>
         <w:rPr>
           <w:lang w:val="da-DK"/>
         </w:rPr>
-        <w:t>Nginx</w:t>
+        <w:t>RabbitMQ</w:t>
       </w:r>
       <w:proofErr w:type="spellEnd"/>
     </w:p>
@@ -3663,149 +4380,9 @@
       <w:pPr>
         <w:pStyle w:val="Heading3"/>
       </w:pPr>
-      <w:bookmarkStart w:id="6" w:name="_Toc224464553"/>
-      <w:r>
-        <w:t>2.1.3 DLS Patterns</w:t>
-      </w:r>
-      <w:bookmarkEnd w:id="6"/>
-    </w:p>
-    <w:p>
-      <w:pPr>
-        <w:pStyle w:val="Heading4"/>
-      </w:pPr>
-      <w:r>
-        <w:t>Immutable data (Tombstone and snapshot pattern)</w:t>
-      </w:r>
-    </w:p>
-    <w:p>
-      <w:proofErr w:type="spellStart"/>
-      <w:r>
-        <w:t>Papertrails</w:t>
-      </w:r>
-      <w:proofErr w:type="spellEnd"/>
-      <w:r>
-        <w:t xml:space="preserve"> gem for ruby</w:t>
-      </w:r>
-    </w:p>
-    <w:p/>
-    <w:p>
-      <w:pPr>
-        <w:pStyle w:val="Heading4"/>
-      </w:pPr>
-      <w:r>
-        <w:t>Idempotence</w:t>
-      </w:r>
-    </w:p>
-    <w:p/>
-    <w:p>
-      <w:pPr>
-        <w:pStyle w:val="Heading4"/>
-      </w:pPr>
-      <w:r>
-        <w:t>Caching</w:t>
-      </w:r>
-    </w:p>
-    <w:p>
-      <w:proofErr w:type="spellStart"/>
-      <w:r>
-        <w:t>Tanstack</w:t>
-      </w:r>
-      <w:proofErr w:type="spellEnd"/>
-      <w:r>
-        <w:t xml:space="preserve"> query caching client side</w:t>
-      </w:r>
-    </w:p>
-    <w:p/>
-    <w:p>
-      <w:pPr>
-        <w:pStyle w:val="Heading4"/>
-      </w:pPr>
-      <w:r>
-        <w:t>Asynchronous Messaging Pattern</w:t>
-      </w:r>
-    </w:p>
-    <w:p>
-      <w:proofErr w:type="spellStart"/>
-      <w:r>
-        <w:t>Sidekiq</w:t>
-      </w:r>
-      <w:proofErr w:type="spellEnd"/>
-    </w:p>
-    <w:p>
-      <w:pPr>
-        <w:pStyle w:val="Heading3"/>
-        <w:rPr>
-          <w:lang w:val="da-DK"/>
-        </w:rPr>
-      </w:pPr>
-      <w:bookmarkStart w:id="7" w:name="_Toc224464554"/>
-      <w:r>
-        <w:rPr>
-          <w:lang w:val="da-DK"/>
-        </w:rPr>
+      <w:bookmarkStart w:id="8" w:name="_Toc224764711"/>
+      <w:r>
         <w:lastRenderedPageBreak/>
-        <w:t>2.1</w:t>
-      </w:r>
-      <w:r>
-        <w:rPr>
-          <w:lang w:val="da-DK"/>
-        </w:rPr>
-        <w:t>.</w:t>
-      </w:r>
-      <w:r>
-        <w:rPr>
-          <w:lang w:val="da-DK"/>
-        </w:rPr>
-        <w:t>4</w:t>
-      </w:r>
-      <w:r>
-        <w:rPr>
-          <w:lang w:val="da-DK"/>
-        </w:rPr>
-        <w:t xml:space="preserve"> </w:t>
-      </w:r>
-      <w:r>
-        <w:rPr>
-          <w:lang w:val="da-DK"/>
-        </w:rPr>
-        <w:t>Service til service kommunikation</w:t>
-      </w:r>
-      <w:bookmarkEnd w:id="7"/>
-    </w:p>
-    <w:p>
-      <w:pPr>
-        <w:rPr>
-          <w:lang w:val="da-DK"/>
-        </w:rPr>
-      </w:pPr>
-      <w:r>
-        <w:rPr>
-          <w:lang w:val="da-DK"/>
-        </w:rPr>
-        <w:t xml:space="preserve">Kommunikationen </w:t>
-      </w:r>
-      <w:proofErr w:type="spellStart"/>
-      <w:r>
-        <w:rPr>
-          <w:lang w:val="da-DK"/>
-        </w:rPr>
-        <w:t>RabbitMQ</w:t>
-      </w:r>
-      <w:proofErr w:type="spellEnd"/>
-    </w:p>
-    <w:p>
-      <w:pPr>
-        <w:rPr>
-          <w:lang w:val="da-DK"/>
-        </w:rPr>
-      </w:pPr>
-    </w:p>
-    <w:p>
-      <w:pPr>
-        <w:pStyle w:val="Heading3"/>
-      </w:pPr>
-      <w:bookmarkStart w:id="8" w:name="_Toc224464555"/>
-      <w:r>
         <w:t>2.1.</w:t>
       </w:r>
       <w:r>
@@ -3846,555 +4423,513 @@
     <w:p>
       <w:pPr>
         <w:pStyle w:val="Heading3"/>
-      </w:pPr>
-      <w:bookmarkStart w:id="9" w:name="_Toc224464556"/>
-      <w:r>
+        <w:rPr>
+          <w:lang w:val="da-DK"/>
+        </w:rPr>
+      </w:pPr>
+      <w:bookmarkStart w:id="9" w:name="_Toc224764712"/>
+      <w:r>
+        <w:rPr>
+          <w:lang w:val="da-DK"/>
+        </w:rPr>
         <w:t>2.1.</w:t>
       </w:r>
       <w:r>
+        <w:rPr>
+          <w:lang w:val="da-DK"/>
+        </w:rPr>
         <w:t>6</w:t>
       </w:r>
       <w:r>
-        <w:t xml:space="preserve"> Frontend</w:t>
+        <w:rPr>
+          <w:lang w:val="da-DK"/>
+        </w:rPr>
+        <w:t xml:space="preserve"> </w:t>
+      </w:r>
+      <w:proofErr w:type="spellStart"/>
+      <w:r>
+        <w:rPr>
+          <w:lang w:val="da-DK"/>
+        </w:rPr>
+        <w:t>Frontend</w:t>
       </w:r>
       <w:bookmarkEnd w:id="9"/>
+      <w:proofErr w:type="spellEnd"/>
+    </w:p>
+    <w:p>
+      <w:pPr>
+        <w:rPr>
+          <w:lang w:val="da-DK"/>
+        </w:rPr>
+      </w:pPr>
+    </w:p>
+    <w:p>
+      <w:pPr>
+        <w:pStyle w:val="Heading2"/>
+        <w:rPr>
+          <w:lang w:val="da-DK"/>
+        </w:rPr>
+      </w:pPr>
+      <w:bookmarkStart w:id="10" w:name="_Toc224764713"/>
+      <w:r>
+        <w:rPr>
+          <w:lang w:val="da-DK"/>
+        </w:rPr>
+        <w:t>2.</w:t>
+      </w:r>
+      <w:r>
+        <w:rPr>
+          <w:lang w:val="da-DK"/>
+        </w:rPr>
+        <w:t>2</w:t>
+      </w:r>
+      <w:r>
+        <w:rPr>
+          <w:lang w:val="da-DK"/>
+        </w:rPr>
+        <w:t xml:space="preserve"> </w:t>
+      </w:r>
+      <w:r>
+        <w:rPr>
+          <w:lang w:val="da-DK"/>
+        </w:rPr>
+        <w:t>Environments</w:t>
+      </w:r>
+      <w:bookmarkEnd w:id="10"/>
+    </w:p>
+    <w:p>
+      <w:pPr>
+        <w:rPr>
+          <w:lang w:val="da-DK"/>
+        </w:rPr>
+      </w:pPr>
+      <w:r>
+        <w:rPr>
+          <w:lang w:val="da-DK"/>
+        </w:rPr>
+        <w:t xml:space="preserve">Munchora er hostet på en virtuel maskine hos </w:t>
+      </w:r>
+      <w:proofErr w:type="spellStart"/>
+      <w:r>
+        <w:rPr>
+          <w:lang w:val="da-DK"/>
+        </w:rPr>
+        <w:t>Linode</w:t>
+      </w:r>
+      <w:proofErr w:type="spellEnd"/>
+      <w:r>
+        <w:rPr>
+          <w:lang w:val="da-DK"/>
+        </w:rPr>
+        <w:t xml:space="preserve"> (Akamai Cloud). Jeg har valgt den mest minimalistiske konfiguration med 1 CPU-core, 1 GB RAM og 25 GB hukommelse, hvilket er rigeligt til applikationens nuværende behov. Jeg anvender Docker til mit produktionsmiljø, hvor der bygges separate images til både </w:t>
+      </w:r>
+      <w:proofErr w:type="spellStart"/>
+      <w:r>
+        <w:rPr>
+          <w:lang w:val="da-DK"/>
+        </w:rPr>
+        <w:t>backend</w:t>
+      </w:r>
+      <w:proofErr w:type="spellEnd"/>
+      <w:r>
+        <w:rPr>
+          <w:lang w:val="da-DK"/>
+        </w:rPr>
+        <w:t xml:space="preserve"> (Ruby on </w:t>
+      </w:r>
+      <w:proofErr w:type="spellStart"/>
+      <w:r>
+        <w:rPr>
+          <w:lang w:val="da-DK"/>
+        </w:rPr>
+        <w:t>Rails</w:t>
+      </w:r>
+      <w:proofErr w:type="spellEnd"/>
+      <w:r>
+        <w:rPr>
+          <w:lang w:val="da-DK"/>
+        </w:rPr>
+        <w:t xml:space="preserve">) og </w:t>
+      </w:r>
+      <w:proofErr w:type="spellStart"/>
+      <w:r>
+        <w:rPr>
+          <w:lang w:val="da-DK"/>
+        </w:rPr>
+        <w:t>frontend</w:t>
+      </w:r>
+      <w:proofErr w:type="spellEnd"/>
+      <w:r>
+        <w:rPr>
+          <w:lang w:val="da-DK"/>
+        </w:rPr>
+        <w:t xml:space="preserve"> (React Router v7), som publiceres til GitHub Container Registry (GHCR). På serveren hentes og startes disse images automatisk ved hjælp af </w:t>
+      </w:r>
+      <w:proofErr w:type="spellStart"/>
+      <w:r>
+        <w:rPr>
+          <w:lang w:val="da-DK"/>
+        </w:rPr>
+        <w:t>docker</w:t>
+      </w:r>
+      <w:proofErr w:type="spellEnd"/>
+      <w:r>
+        <w:rPr>
+          <w:lang w:val="da-DK"/>
+        </w:rPr>
+        <w:t xml:space="preserve">-compose, hvor dette simple </w:t>
+      </w:r>
+      <w:proofErr w:type="spellStart"/>
+      <w:r>
+        <w:rPr>
+          <w:lang w:val="da-DK"/>
+        </w:rPr>
+        <w:t>setup</w:t>
+      </w:r>
+      <w:proofErr w:type="spellEnd"/>
+      <w:r>
+        <w:rPr>
+          <w:lang w:val="da-DK"/>
+        </w:rPr>
+        <w:t xml:space="preserve"> gør det nemt at administrere og genstarte systemet som en samlet enhed. Applikationerne har jeg gjort tilgængelige udefra ved en opsat </w:t>
+      </w:r>
+      <w:proofErr w:type="spellStart"/>
+      <w:r>
+        <w:rPr>
+          <w:lang w:val="da-DK"/>
+        </w:rPr>
+        <w:t>Nginx</w:t>
+      </w:r>
+      <w:proofErr w:type="spellEnd"/>
+      <w:r>
+        <w:rPr>
+          <w:lang w:val="da-DK"/>
+        </w:rPr>
+        <w:t xml:space="preserve"> </w:t>
+      </w:r>
+      <w:proofErr w:type="spellStart"/>
+      <w:r>
+        <w:rPr>
+          <w:lang w:val="da-DK"/>
+        </w:rPr>
+        <w:t>reverse</w:t>
+      </w:r>
+      <w:proofErr w:type="spellEnd"/>
+      <w:r>
+        <w:rPr>
+          <w:lang w:val="da-DK"/>
+        </w:rPr>
+        <w:t xml:space="preserve"> proxy, der håndterer indgående trafik på mit domæne munchora.pro. Proxyen dirigerer forespørgsler videre til enten klient eller </w:t>
+      </w:r>
+      <w:proofErr w:type="spellStart"/>
+      <w:r>
+        <w:rPr>
+          <w:lang w:val="da-DK"/>
+        </w:rPr>
+        <w:t>backend</w:t>
+      </w:r>
+      <w:proofErr w:type="spellEnd"/>
+      <w:r>
+        <w:rPr>
+          <w:lang w:val="da-DK"/>
+        </w:rPr>
+        <w:t xml:space="preserve"> containeren afhængigt af URL-strukturen. </w:t>
+      </w:r>
+      <w:proofErr w:type="spellStart"/>
+      <w:r>
+        <w:rPr>
+          <w:lang w:val="da-DK"/>
+        </w:rPr>
+        <w:t>Requests</w:t>
+      </w:r>
+      <w:proofErr w:type="spellEnd"/>
+      <w:r>
+        <w:rPr>
+          <w:lang w:val="da-DK"/>
+        </w:rPr>
+        <w:t xml:space="preserve"> med præfikset </w:t>
+      </w:r>
+      <w:r>
+        <w:rPr>
+          <w:highlight w:val="lightGray"/>
+          <w:lang w:val="da-DK"/>
+        </w:rPr>
+        <w:t>/</w:t>
+      </w:r>
+      <w:proofErr w:type="spellStart"/>
+      <w:r>
+        <w:rPr>
+          <w:highlight w:val="lightGray"/>
+          <w:lang w:val="da-DK"/>
+        </w:rPr>
+        <w:t>api</w:t>
+      </w:r>
+      <w:proofErr w:type="spellEnd"/>
+      <w:r>
+        <w:rPr>
+          <w:highlight w:val="lightGray"/>
+          <w:lang w:val="da-DK"/>
+        </w:rPr>
+        <w:t>/v1/*</w:t>
+      </w:r>
+      <w:r>
+        <w:rPr>
+          <w:lang w:val="da-DK"/>
+        </w:rPr>
+        <w:t xml:space="preserve"> sendes til </w:t>
+      </w:r>
+      <w:proofErr w:type="spellStart"/>
+      <w:r>
+        <w:rPr>
+          <w:lang w:val="da-DK"/>
+        </w:rPr>
+        <w:t>Rails-backenden</w:t>
+      </w:r>
+      <w:proofErr w:type="spellEnd"/>
+      <w:r>
+        <w:rPr>
+          <w:lang w:val="da-DK"/>
+        </w:rPr>
+        <w:t xml:space="preserve">, mens alle andre ruter leveres fra React-klienten. Denne struktur sikrer, at både </w:t>
+      </w:r>
+      <w:proofErr w:type="spellStart"/>
+      <w:r>
+        <w:rPr>
+          <w:lang w:val="da-DK"/>
+        </w:rPr>
+        <w:t>frontend</w:t>
+      </w:r>
+      <w:proofErr w:type="spellEnd"/>
+      <w:r>
+        <w:rPr>
+          <w:lang w:val="da-DK"/>
+        </w:rPr>
+        <w:t xml:space="preserve"> og mit REST-API kan køre gnidningsfrit på samme domæne. Derudover har jeg konfigureret HTTPS ved hjælp af </w:t>
+      </w:r>
+      <w:proofErr w:type="spellStart"/>
+      <w:r>
+        <w:rPr>
+          <w:lang w:val="da-DK"/>
+        </w:rPr>
+        <w:t>Certbot</w:t>
+      </w:r>
+      <w:proofErr w:type="spellEnd"/>
+      <w:r>
+        <w:rPr>
+          <w:lang w:val="da-DK"/>
+        </w:rPr>
+        <w:t xml:space="preserve"> og </w:t>
+      </w:r>
+      <w:proofErr w:type="spellStart"/>
+      <w:r>
+        <w:rPr>
+          <w:lang w:val="da-DK"/>
+        </w:rPr>
+        <w:t>Let’s</w:t>
+      </w:r>
+      <w:proofErr w:type="spellEnd"/>
+      <w:r>
+        <w:rPr>
+          <w:lang w:val="da-DK"/>
+        </w:rPr>
+        <w:t xml:space="preserve"> </w:t>
+      </w:r>
+      <w:proofErr w:type="spellStart"/>
+      <w:r>
+        <w:rPr>
+          <w:lang w:val="da-DK"/>
+        </w:rPr>
+        <w:t>Encrypt</w:t>
+      </w:r>
+      <w:proofErr w:type="spellEnd"/>
+      <w:r>
+        <w:rPr>
+          <w:lang w:val="da-DK"/>
+        </w:rPr>
+        <w:t>, så kommunikationen mellem brugere og server er krypteret i transit. Det beskytter mod man-in-the-</w:t>
+      </w:r>
+      <w:proofErr w:type="spellStart"/>
+      <w:r>
+        <w:rPr>
+          <w:lang w:val="da-DK"/>
+        </w:rPr>
+        <w:t>middle</w:t>
+      </w:r>
+      <w:proofErr w:type="spellEnd"/>
+      <w:r>
+        <w:rPr>
+          <w:lang w:val="da-DK"/>
+        </w:rPr>
+        <w:t xml:space="preserve"> angreb</w:t>
+      </w:r>
+      <w:r>
+        <w:rPr>
+          <w:rStyle w:val="FootnoteReference"/>
+          <w:lang w:val="da-DK"/>
+        </w:rPr>
+        <w:footnoteReference w:id="1"/>
+      </w:r>
+      <w:r>
+        <w:rPr>
+          <w:lang w:val="da-DK"/>
+        </w:rPr>
+        <w:t xml:space="preserve"> og sikrer, at følsomme data, såsom loginoplysninger og API </w:t>
+      </w:r>
+      <w:proofErr w:type="spellStart"/>
+      <w:r>
+        <w:rPr>
+          <w:lang w:val="da-DK"/>
+        </w:rPr>
+        <w:t>requests</w:t>
+      </w:r>
+      <w:proofErr w:type="spellEnd"/>
+      <w:r>
+        <w:rPr>
+          <w:lang w:val="da-DK"/>
+        </w:rPr>
+        <w:t xml:space="preserve"> ikke opsnappes. Samlet set giver denne opsætning en stabil, sikker og vedligeholdelsesbar </w:t>
+      </w:r>
+      <w:proofErr w:type="spellStart"/>
+      <w:r>
+        <w:rPr>
+          <w:lang w:val="da-DK"/>
+        </w:rPr>
+        <w:t>hosting</w:t>
+      </w:r>
+      <w:proofErr w:type="spellEnd"/>
+      <w:r>
+        <w:rPr>
+          <w:lang w:val="da-DK"/>
+        </w:rPr>
+        <w:t xml:space="preserve"> løsning, hvor både </w:t>
+      </w:r>
+      <w:proofErr w:type="spellStart"/>
+      <w:r>
+        <w:rPr>
+          <w:lang w:val="da-DK"/>
+        </w:rPr>
+        <w:t>deployment</w:t>
+      </w:r>
+      <w:proofErr w:type="spellEnd"/>
+      <w:r>
+        <w:rPr>
+          <w:lang w:val="da-DK"/>
+        </w:rPr>
+        <w:t xml:space="preserve"> og drift kan </w:t>
+      </w:r>
+      <w:r>
+        <w:rPr>
+          <w:lang w:val="da-DK"/>
+        </w:rPr>
+        <w:lastRenderedPageBreak/>
+        <w:t>håndteres effektivt med få kommandoer. Det gør det nemt for mig at fortsætte udviklingen af Munchora, uden at driftsdelen bliver en flaskehals.</w:t>
+      </w:r>
+    </w:p>
+    <w:p>
+      <w:pPr>
+        <w:rPr>
+          <w:lang w:val="da-DK"/>
+        </w:rPr>
+      </w:pPr>
+    </w:p>
+    <w:p>
+      <w:pPr>
+        <w:pStyle w:val="Heading3"/>
+      </w:pPr>
+      <w:bookmarkStart w:id="11" w:name="_Toc224764714"/>
+      <w:r>
+        <w:t>2.2.1 Development</w:t>
+      </w:r>
+      <w:bookmarkEnd w:id="11"/>
+    </w:p>
+    <w:p>
+      <w:r>
+        <w:t>Docker-compose</w:t>
+      </w:r>
+    </w:p>
+    <w:p>
+      <w:proofErr w:type="spellStart"/>
+      <w:r>
+        <w:t>Minikube</w:t>
+      </w:r>
+      <w:proofErr w:type="spellEnd"/>
+      <w:r>
+        <w:t xml:space="preserve"> </w:t>
+      </w:r>
+      <w:proofErr w:type="spellStart"/>
+      <w:r>
+        <w:t>kubectl</w:t>
+      </w:r>
+      <w:proofErr w:type="spellEnd"/>
+      <w:r>
+        <w:t>, k9s</w:t>
+      </w:r>
     </w:p>
     <w:p/>
     <w:p>
       <w:pPr>
+        <w:pStyle w:val="Heading3"/>
+      </w:pPr>
+      <w:bookmarkStart w:id="12" w:name="_Toc224764715"/>
+      <w:r>
+        <w:t>2.2.2 Production</w:t>
+      </w:r>
+      <w:bookmarkEnd w:id="12"/>
+    </w:p>
+    <w:p/>
+    <w:p>
+      <w:pPr>
+        <w:pStyle w:val="Heading4"/>
+      </w:pPr>
+      <w:r>
+        <w:t>2.2.2.1 Monitoring, Logging &amp; Tracing</w:t>
+      </w:r>
+    </w:p>
+    <w:p>
+      <w:proofErr w:type="spellStart"/>
+      <w:r>
+        <w:t>Newrelic</w:t>
+      </w:r>
+      <w:proofErr w:type="spellEnd"/>
+    </w:p>
+    <w:p/>
+    <w:p>
+      <w:pPr>
+        <w:pStyle w:val="Heading1"/>
+        <w:rPr>
+          <w:lang w:val="da-DK"/>
+        </w:rPr>
+      </w:pPr>
+      <w:bookmarkStart w:id="13" w:name="_Toc224764716"/>
+      <w:r>
+        <w:rPr>
+          <w:lang w:val="da-DK"/>
+        </w:rPr>
+        <w:t>3.0</w:t>
+      </w:r>
+      <w:r>
+        <w:rPr>
+          <w:lang w:val="da-DK"/>
+        </w:rPr>
+        <w:t xml:space="preserve"> Udviklingsproces</w:t>
+      </w:r>
+      <w:bookmarkEnd w:id="13"/>
+    </w:p>
+    <w:p>
+      <w:pPr>
+        <w:rPr>
+          <w:lang w:val="da-DK"/>
+        </w:rPr>
+      </w:pPr>
+    </w:p>
+    <w:p>
+      <w:pPr>
         <w:pStyle w:val="Heading2"/>
-      </w:pPr>
-      <w:bookmarkStart w:id="10" w:name="_Toc224464557"/>
-      <w:r>
-        <w:t>2.</w:t>
-      </w:r>
-      <w:r>
-        <w:t>2</w:t>
-      </w:r>
-      <w:r>
-        <w:t xml:space="preserve"> </w:t>
-      </w:r>
-      <w:r>
-        <w:t>Environments</w:t>
-      </w:r>
-      <w:bookmarkEnd w:id="10"/>
-    </w:p>
-    <w:p>
-      <w:pPr>
-        <w:rPr>
-          <w:lang w:val="da-DK"/>
-        </w:rPr>
-      </w:pPr>
-      <w:r>
-        <w:rPr>
-          <w:lang w:val="da-DK"/>
-        </w:rPr>
-        <w:t xml:space="preserve">Munchora er hostet på en virtuel maskine hos </w:t>
-      </w:r>
-      <w:proofErr w:type="spellStart"/>
-      <w:r>
-        <w:rPr>
-          <w:lang w:val="da-DK"/>
-        </w:rPr>
-        <w:t>Linode</w:t>
-      </w:r>
-      <w:proofErr w:type="spellEnd"/>
-      <w:r>
-        <w:rPr>
-          <w:lang w:val="da-DK"/>
-        </w:rPr>
-        <w:t xml:space="preserve"> (Akamai Cloud). Jeg har valgt den mest minimalistiske konfiguration med 1 CPU-core, 1 GB RAM og 25 GB hukommelse, hvilket er rigeligt til applikationens nuværende behov. Jeg anvender Docker til mit produktionsmiljø, hvor der bygges separate images til både </w:t>
-      </w:r>
-      <w:proofErr w:type="spellStart"/>
-      <w:r>
-        <w:rPr>
-          <w:lang w:val="da-DK"/>
-        </w:rPr>
-        <w:t>backend</w:t>
-      </w:r>
-      <w:proofErr w:type="spellEnd"/>
-      <w:r>
-        <w:rPr>
-          <w:lang w:val="da-DK"/>
-        </w:rPr>
-        <w:t xml:space="preserve"> (Ruby on </w:t>
-      </w:r>
-      <w:proofErr w:type="spellStart"/>
-      <w:r>
-        <w:rPr>
-          <w:lang w:val="da-DK"/>
-        </w:rPr>
-        <w:t>Rails</w:t>
-      </w:r>
-      <w:proofErr w:type="spellEnd"/>
-      <w:r>
-        <w:rPr>
-          <w:lang w:val="da-DK"/>
-        </w:rPr>
-        <w:t xml:space="preserve">) og </w:t>
-      </w:r>
-      <w:proofErr w:type="spellStart"/>
-      <w:r>
-        <w:rPr>
-          <w:lang w:val="da-DK"/>
-        </w:rPr>
-        <w:t>frontend</w:t>
-      </w:r>
-      <w:proofErr w:type="spellEnd"/>
-      <w:r>
-        <w:rPr>
-          <w:lang w:val="da-DK"/>
-        </w:rPr>
-        <w:t xml:space="preserve"> (React Router v7), som publiceres til GitHub Container Registry (GHCR). På serveren hentes og startes disse images automatisk ved hjælp af </w:t>
-      </w:r>
-      <w:proofErr w:type="spellStart"/>
-      <w:r>
-        <w:rPr>
-          <w:lang w:val="da-DK"/>
-        </w:rPr>
-        <w:t>docker</w:t>
-      </w:r>
-      <w:proofErr w:type="spellEnd"/>
-      <w:r>
-        <w:rPr>
-          <w:lang w:val="da-DK"/>
-        </w:rPr>
-        <w:t xml:space="preserve">-compose, hvor dette simple </w:t>
-      </w:r>
-      <w:proofErr w:type="spellStart"/>
-      <w:r>
-        <w:rPr>
-          <w:lang w:val="da-DK"/>
-        </w:rPr>
-        <w:t>setup</w:t>
-      </w:r>
-      <w:proofErr w:type="spellEnd"/>
-      <w:r>
-        <w:rPr>
-          <w:lang w:val="da-DK"/>
-        </w:rPr>
-        <w:t xml:space="preserve"> gør det nemt at administrere og genstarte systemet som en samlet enhed. Applikationerne har jeg gjort tilgængelige udefra ved en opsat </w:t>
-      </w:r>
-      <w:proofErr w:type="spellStart"/>
-      <w:r>
-        <w:rPr>
-          <w:lang w:val="da-DK"/>
-        </w:rPr>
-        <w:t>Nginx</w:t>
-      </w:r>
-      <w:proofErr w:type="spellEnd"/>
-      <w:r>
-        <w:rPr>
-          <w:lang w:val="da-DK"/>
-        </w:rPr>
-        <w:t xml:space="preserve"> </w:t>
-      </w:r>
-      <w:proofErr w:type="spellStart"/>
-      <w:r>
-        <w:rPr>
-          <w:lang w:val="da-DK"/>
-        </w:rPr>
-        <w:t>reverse</w:t>
-      </w:r>
-      <w:proofErr w:type="spellEnd"/>
-      <w:r>
-        <w:rPr>
-          <w:lang w:val="da-DK"/>
-        </w:rPr>
-        <w:t xml:space="preserve"> proxy, der håndterer indgående trafik på mit domæne munchora.pro. Proxyen dirigerer forespørgsler videre til enten klient eller </w:t>
-      </w:r>
-      <w:proofErr w:type="spellStart"/>
-      <w:r>
-        <w:rPr>
-          <w:lang w:val="da-DK"/>
-        </w:rPr>
-        <w:t>backend</w:t>
-      </w:r>
-      <w:proofErr w:type="spellEnd"/>
-      <w:r>
-        <w:rPr>
-          <w:lang w:val="da-DK"/>
-        </w:rPr>
-        <w:t xml:space="preserve"> containeren afhængigt af URL-strukturen. </w:t>
-      </w:r>
-      <w:proofErr w:type="spellStart"/>
-      <w:r>
-        <w:rPr>
-          <w:lang w:val="da-DK"/>
-        </w:rPr>
-        <w:t>Requests</w:t>
-      </w:r>
-      <w:proofErr w:type="spellEnd"/>
-      <w:r>
-        <w:rPr>
-          <w:lang w:val="da-DK"/>
-        </w:rPr>
-        <w:t xml:space="preserve"> med præfikset </w:t>
-      </w:r>
-      <w:r>
-        <w:rPr>
-          <w:highlight w:val="lightGray"/>
-          <w:lang w:val="da-DK"/>
-        </w:rPr>
-        <w:t>/</w:t>
-      </w:r>
-      <w:proofErr w:type="spellStart"/>
-      <w:r>
-        <w:rPr>
-          <w:highlight w:val="lightGray"/>
-          <w:lang w:val="da-DK"/>
-        </w:rPr>
-        <w:t>api</w:t>
-      </w:r>
-      <w:proofErr w:type="spellEnd"/>
-      <w:r>
-        <w:rPr>
-          <w:highlight w:val="lightGray"/>
-          <w:lang w:val="da-DK"/>
-        </w:rPr>
-        <w:t>/v1/*</w:t>
-      </w:r>
-      <w:r>
-        <w:rPr>
-          <w:lang w:val="da-DK"/>
-        </w:rPr>
-        <w:t xml:space="preserve"> sendes til </w:t>
-      </w:r>
-      <w:proofErr w:type="spellStart"/>
-      <w:r>
-        <w:rPr>
-          <w:lang w:val="da-DK"/>
-        </w:rPr>
-        <w:t>Rails-backenden</w:t>
-      </w:r>
-      <w:proofErr w:type="spellEnd"/>
-      <w:r>
-        <w:rPr>
-          <w:lang w:val="da-DK"/>
-        </w:rPr>
-        <w:t xml:space="preserve">, mens alle andre ruter leveres fra React-klienten. Denne struktur sikrer, at både </w:t>
-      </w:r>
-      <w:proofErr w:type="spellStart"/>
-      <w:r>
-        <w:rPr>
-          <w:lang w:val="da-DK"/>
-        </w:rPr>
-        <w:t>frontend</w:t>
-      </w:r>
-      <w:proofErr w:type="spellEnd"/>
-      <w:r>
-        <w:rPr>
-          <w:lang w:val="da-DK"/>
-        </w:rPr>
-        <w:t xml:space="preserve"> og mit REST-API kan køre gnidningsfrit på samme domæne. Derudover har jeg konfigureret HTTPS ved hjælp af </w:t>
-      </w:r>
-      <w:proofErr w:type="spellStart"/>
-      <w:r>
-        <w:rPr>
-          <w:lang w:val="da-DK"/>
-        </w:rPr>
-        <w:t>Certbot</w:t>
-      </w:r>
-      <w:proofErr w:type="spellEnd"/>
-      <w:r>
-        <w:rPr>
-          <w:lang w:val="da-DK"/>
-        </w:rPr>
-        <w:t xml:space="preserve"> og </w:t>
-      </w:r>
-      <w:proofErr w:type="spellStart"/>
-      <w:r>
-        <w:rPr>
-          <w:lang w:val="da-DK"/>
-        </w:rPr>
-        <w:t>Let’s</w:t>
-      </w:r>
-      <w:proofErr w:type="spellEnd"/>
-      <w:r>
-        <w:rPr>
-          <w:lang w:val="da-DK"/>
-        </w:rPr>
-        <w:t xml:space="preserve"> </w:t>
-      </w:r>
-      <w:proofErr w:type="spellStart"/>
-      <w:r>
-        <w:rPr>
-          <w:lang w:val="da-DK"/>
-        </w:rPr>
-        <w:t>Encrypt</w:t>
-      </w:r>
-      <w:proofErr w:type="spellEnd"/>
-      <w:r>
-        <w:rPr>
-          <w:lang w:val="da-DK"/>
-        </w:rPr>
-        <w:t>, så kommunikationen mellem brugere og server er krypteret i transit. Det beskytter mod man-in-the-</w:t>
-      </w:r>
-      <w:proofErr w:type="spellStart"/>
-      <w:r>
-        <w:rPr>
-          <w:lang w:val="da-DK"/>
-        </w:rPr>
-        <w:t>middle</w:t>
-      </w:r>
-      <w:proofErr w:type="spellEnd"/>
-      <w:r>
-        <w:rPr>
-          <w:lang w:val="da-DK"/>
-        </w:rPr>
-        <w:t xml:space="preserve"> angreb</w:t>
-      </w:r>
-      <w:r>
-        <w:rPr>
-          <w:rStyle w:val="FootnoteReference"/>
-          <w:lang w:val="da-DK"/>
-        </w:rPr>
-        <w:footnoteReference w:id="1"/>
-      </w:r>
-      <w:r>
-        <w:rPr>
-          <w:lang w:val="da-DK"/>
-        </w:rPr>
-        <w:t xml:space="preserve"> og sikrer, at følsomme data, såsom </w:t>
-      </w:r>
-      <w:r>
-        <w:rPr>
-          <w:lang w:val="da-DK"/>
-        </w:rPr>
-        <w:lastRenderedPageBreak/>
-        <w:t xml:space="preserve">loginoplysninger og API </w:t>
-      </w:r>
-      <w:proofErr w:type="spellStart"/>
-      <w:r>
-        <w:rPr>
-          <w:lang w:val="da-DK"/>
-        </w:rPr>
-        <w:t>requests</w:t>
-      </w:r>
-      <w:proofErr w:type="spellEnd"/>
-      <w:r>
-        <w:rPr>
-          <w:lang w:val="da-DK"/>
-        </w:rPr>
-        <w:t xml:space="preserve"> ikke opsnappes. Samlet set giver denne opsætning en stabil, sikker og vedligeholdelsesbar </w:t>
-      </w:r>
-      <w:proofErr w:type="spellStart"/>
-      <w:r>
-        <w:rPr>
-          <w:lang w:val="da-DK"/>
-        </w:rPr>
-        <w:t>hosting</w:t>
-      </w:r>
-      <w:proofErr w:type="spellEnd"/>
-      <w:r>
-        <w:rPr>
-          <w:lang w:val="da-DK"/>
-        </w:rPr>
-        <w:t xml:space="preserve"> løsning, hvor både </w:t>
-      </w:r>
-      <w:proofErr w:type="spellStart"/>
-      <w:r>
-        <w:rPr>
-          <w:lang w:val="da-DK"/>
-        </w:rPr>
-        <w:t>deployment</w:t>
-      </w:r>
-      <w:proofErr w:type="spellEnd"/>
-      <w:r>
-        <w:rPr>
-          <w:lang w:val="da-DK"/>
-        </w:rPr>
-        <w:t xml:space="preserve"> og drift kan håndteres effektivt med få kommandoer. Det gør det nemt for mig at fortsætte udviklingen af Munchora, uden at driftsdelen bliver en flaskehals.</w:t>
-      </w:r>
-    </w:p>
-    <w:p>
-      <w:pPr>
-        <w:rPr>
-          <w:lang w:val="da-DK"/>
-        </w:rPr>
-      </w:pPr>
-    </w:p>
-    <w:p>
-      <w:pPr>
-        <w:pStyle w:val="Heading3"/>
-        <w:rPr>
-          <w:lang w:val="da-DK"/>
-        </w:rPr>
-      </w:pPr>
-      <w:bookmarkStart w:id="11" w:name="_Toc224464558"/>
-      <w:r>
-        <w:rPr>
-          <w:lang w:val="da-DK"/>
-        </w:rPr>
-        <w:t>2.2.1 Development</w:t>
-      </w:r>
-      <w:bookmarkEnd w:id="11"/>
-    </w:p>
-    <w:p>
-      <w:pPr>
-        <w:rPr>
-          <w:lang w:val="da-DK"/>
-        </w:rPr>
-      </w:pPr>
-    </w:p>
-    <w:p>
-      <w:pPr>
-        <w:pStyle w:val="Heading3"/>
-        <w:rPr>
-          <w:lang w:val="da-DK"/>
-        </w:rPr>
-      </w:pPr>
-      <w:bookmarkStart w:id="12" w:name="_Toc224464559"/>
-      <w:r>
-        <w:rPr>
-          <w:lang w:val="da-DK"/>
-        </w:rPr>
-        <w:t xml:space="preserve">2.2.2 </w:t>
-      </w:r>
-      <w:proofErr w:type="spellStart"/>
-      <w:r>
-        <w:rPr>
-          <w:lang w:val="da-DK"/>
-        </w:rPr>
-        <w:t>Production</w:t>
-      </w:r>
-      <w:bookmarkEnd w:id="12"/>
-      <w:proofErr w:type="spellEnd"/>
-    </w:p>
-    <w:p>
-      <w:pPr>
-        <w:rPr>
-          <w:lang w:val="da-DK"/>
-        </w:rPr>
-      </w:pPr>
-    </w:p>
-    <w:p>
-      <w:pPr>
-        <w:pStyle w:val="Heading4"/>
-        <w:rPr>
-          <w:lang w:val="da-DK"/>
-        </w:rPr>
-      </w:pPr>
-      <w:r>
-        <w:rPr>
-          <w:lang w:val="da-DK"/>
-        </w:rPr>
-        <w:t>2.</w:t>
-      </w:r>
-      <w:r>
-        <w:rPr>
-          <w:lang w:val="da-DK"/>
-        </w:rPr>
-        <w:t>2.2.1</w:t>
-      </w:r>
-      <w:r>
-        <w:rPr>
-          <w:lang w:val="da-DK"/>
-        </w:rPr>
-        <w:t xml:space="preserve"> </w:t>
-      </w:r>
-      <w:proofErr w:type="spellStart"/>
-      <w:r>
-        <w:rPr>
-          <w:lang w:val="da-DK"/>
-        </w:rPr>
-        <w:t>Monitoring</w:t>
-      </w:r>
-      <w:proofErr w:type="spellEnd"/>
-      <w:r>
-        <w:rPr>
-          <w:lang w:val="da-DK"/>
-        </w:rPr>
-        <w:t xml:space="preserve">, </w:t>
-      </w:r>
-      <w:proofErr w:type="spellStart"/>
-      <w:r>
-        <w:rPr>
-          <w:lang w:val="da-DK"/>
-        </w:rPr>
-        <w:t>Logging</w:t>
-      </w:r>
-      <w:proofErr w:type="spellEnd"/>
-      <w:r>
-        <w:rPr>
-          <w:lang w:val="da-DK"/>
-        </w:rPr>
-        <w:t xml:space="preserve"> &amp; </w:t>
-      </w:r>
-      <w:proofErr w:type="spellStart"/>
-      <w:r>
-        <w:rPr>
-          <w:lang w:val="da-DK"/>
-        </w:rPr>
-        <w:t>Tracing</w:t>
-      </w:r>
-      <w:proofErr w:type="spellEnd"/>
-    </w:p>
-    <w:p>
-      <w:pPr>
-        <w:rPr>
-          <w:lang w:val="da-DK"/>
-        </w:rPr>
-      </w:pPr>
-      <w:proofErr w:type="spellStart"/>
-      <w:r>
-        <w:rPr>
-          <w:lang w:val="da-DK"/>
-        </w:rPr>
-        <w:t>Newreli</w:t>
-      </w:r>
-      <w:r>
-        <w:rPr>
-          <w:lang w:val="da-DK"/>
-        </w:rPr>
-        <w:t>c</w:t>
-      </w:r>
-      <w:proofErr w:type="spellEnd"/>
-    </w:p>
-    <w:p>
-      <w:pPr>
-        <w:rPr>
-          <w:lang w:val="da-DK"/>
-        </w:rPr>
-      </w:pPr>
-    </w:p>
-    <w:p>
-      <w:pPr>
-        <w:pStyle w:val="Heading1"/>
-        <w:rPr>
-          <w:lang w:val="da-DK"/>
-        </w:rPr>
-      </w:pPr>
-      <w:bookmarkStart w:id="13" w:name="_Toc224464560"/>
-      <w:r>
-        <w:rPr>
-          <w:lang w:val="da-DK"/>
-        </w:rPr>
-        <w:t>3.0</w:t>
-      </w:r>
-      <w:r>
-        <w:rPr>
-          <w:lang w:val="da-DK"/>
-        </w:rPr>
-        <w:t xml:space="preserve"> Udviklingsproces</w:t>
-      </w:r>
-      <w:bookmarkEnd w:id="13"/>
-    </w:p>
-    <w:p>
-      <w:pPr>
-        <w:rPr>
-          <w:lang w:val="da-DK"/>
-        </w:rPr>
-      </w:pPr>
-    </w:p>
-    <w:p>
-      <w:pPr>
-        <w:pStyle w:val="Heading2"/>
-        <w:rPr>
-          <w:lang w:val="da-DK"/>
-        </w:rPr>
-      </w:pPr>
-      <w:bookmarkStart w:id="14" w:name="_Toc224464561"/>
+        <w:rPr>
+          <w:lang w:val="da-DK"/>
+        </w:rPr>
+      </w:pPr>
+      <w:bookmarkStart w:id="14" w:name="_Toc224764717"/>
       <w:r>
         <w:rPr>
           <w:lang w:val="da-DK"/>
@@ -4424,7 +4959,7 @@
           <w:lang w:val="da-DK"/>
         </w:rPr>
       </w:pPr>
-      <w:bookmarkStart w:id="15" w:name="_Toc224464562"/>
+      <w:bookmarkStart w:id="15" w:name="_Toc224764718"/>
       <w:r>
         <w:rPr>
           <w:lang w:val="da-DK"/>
@@ -4465,7 +5000,7 @@
           <w:lang w:val="da-DK"/>
         </w:rPr>
       </w:pPr>
-      <w:bookmarkStart w:id="16" w:name="_Toc224464563"/>
+      <w:bookmarkStart w:id="16" w:name="_Toc224764719"/>
       <w:r>
         <w:rPr>
           <w:lang w:val="da-DK"/>
@@ -4482,25 +5017,7 @@
         <w:rPr>
           <w:lang w:val="da-DK"/>
         </w:rPr>
-        <w:t>.</w:t>
-      </w:r>
-      <w:r>
-        <w:rPr>
-          <w:lang w:val="da-DK"/>
-        </w:rPr>
-        <w:t>2</w:t>
-      </w:r>
-      <w:r>
-        <w:rPr>
-          <w:lang w:val="da-DK"/>
-        </w:rPr>
-        <w:t xml:space="preserve"> </w:t>
-      </w:r>
-      <w:r>
-        <w:rPr>
-          <w:lang w:val="da-DK"/>
-        </w:rPr>
-        <w:t>Ikke funktionel</w:t>
+        <w:t>.2 Ikke funktionel</w:t>
       </w:r>
       <w:bookmarkEnd w:id="16"/>
     </w:p>
@@ -4654,7 +5171,7 @@
       <w:pPr>
         <w:pStyle w:val="Heading2"/>
       </w:pPr>
-      <w:bookmarkStart w:id="17" w:name="_Toc224464564"/>
+      <w:bookmarkStart w:id="17" w:name="_Toc224764720"/>
       <w:r>
         <w:t>3</w:t>
       </w:r>
@@ -4673,7 +5190,7 @@
       <w:pPr>
         <w:pStyle w:val="Heading1"/>
       </w:pPr>
-      <w:bookmarkStart w:id="18" w:name="_Toc224464565"/>
+      <w:bookmarkStart w:id="18" w:name="_Toc224764721"/>
       <w:r>
         <w:t>4</w:t>
       </w:r>
@@ -4690,7 +5207,7 @@
       <w:pPr>
         <w:pStyle w:val="Heading2"/>
       </w:pPr>
-      <w:bookmarkStart w:id="19" w:name="_Toc224464566"/>
+      <w:bookmarkStart w:id="19" w:name="_Toc224764722"/>
       <w:r>
         <w:t>4</w:t>
       </w:r>
@@ -4704,24 +5221,12 @@
       <w:pPr>
         <w:pStyle w:val="Heading2"/>
       </w:pPr>
-      <w:bookmarkStart w:id="20" w:name="_Toc224464567"/>
+      <w:bookmarkStart w:id="20" w:name="_Toc224764723"/>
       <w:r>
         <w:t>4</w:t>
       </w:r>
       <w:r>
-        <w:t>.</w:t>
-      </w:r>
-      <w:r>
-        <w:t>2</w:t>
-      </w:r>
-      <w:r>
-        <w:t xml:space="preserve"> </w:t>
-      </w:r>
-      <w:r>
-        <w:t>Integration</w:t>
-      </w:r>
-      <w:r>
-        <w:t xml:space="preserve"> Tests</w:t>
+        <w:t>.2 Integration Tests</w:t>
       </w:r>
       <w:bookmarkEnd w:id="20"/>
     </w:p>
@@ -4730,21 +5235,12 @@
       <w:pPr>
         <w:pStyle w:val="Heading2"/>
       </w:pPr>
-      <w:bookmarkStart w:id="21" w:name="_Toc224464568"/>
+      <w:bookmarkStart w:id="21" w:name="_Toc224764724"/>
       <w:r>
         <w:t>4</w:t>
       </w:r>
       <w:r>
-        <w:t>.</w:t>
-      </w:r>
-      <w:r>
-        <w:t>3</w:t>
-      </w:r>
-      <w:r>
-        <w:t xml:space="preserve"> </w:t>
-      </w:r>
-      <w:r>
-        <w:t>API Tests</w:t>
+        <w:t>.3 API Tests</w:t>
       </w:r>
       <w:bookmarkEnd w:id="21"/>
     </w:p>
@@ -4753,68 +5249,35 @@
       <w:pPr>
         <w:pStyle w:val="Heading2"/>
       </w:pPr>
-      <w:bookmarkStart w:id="22" w:name="_Toc224464569"/>
+      <w:bookmarkStart w:id="22" w:name="_Toc224764725"/>
       <w:r>
         <w:t>4</w:t>
       </w:r>
       <w:r>
-        <w:t>.</w:t>
-      </w:r>
-      <w:r>
+        <w:t>.4 End to end tests</w:t>
+      </w:r>
+      <w:bookmarkEnd w:id="22"/>
+    </w:p>
+    <w:p/>
+    <w:p>
+      <w:pPr>
+        <w:pStyle w:val="Heading2"/>
+        <w:rPr>
+          <w:lang w:val="da-DK"/>
+        </w:rPr>
+      </w:pPr>
+      <w:bookmarkStart w:id="23" w:name="_Toc224764726"/>
+      <w:r>
+        <w:rPr>
+          <w:lang w:val="da-DK"/>
+        </w:rPr>
         <w:t>4</w:t>
       </w:r>
       <w:r>
-        <w:t xml:space="preserve"> </w:t>
-      </w:r>
-      <w:r>
-        <w:t>End to end tests</w:t>
-      </w:r>
-      <w:bookmarkEnd w:id="22"/>
-    </w:p>
-    <w:p/>
-    <w:p>
-      <w:pPr>
-        <w:pStyle w:val="Heading2"/>
-        <w:rPr>
-          <w:lang w:val="da-DK"/>
-        </w:rPr>
-      </w:pPr>
-      <w:bookmarkStart w:id="23" w:name="_Toc224464570"/>
-      <w:r>
-        <w:rPr>
-          <w:lang w:val="da-DK"/>
-        </w:rPr>
-        <w:t>4</w:t>
-      </w:r>
-      <w:r>
-        <w:rPr>
-          <w:lang w:val="da-DK"/>
-        </w:rPr>
-        <w:t>.</w:t>
-      </w:r>
-      <w:r>
-        <w:rPr>
-          <w:lang w:val="da-DK"/>
-        </w:rPr>
-        <w:t>5</w:t>
-      </w:r>
-      <w:r>
-        <w:rPr>
-          <w:lang w:val="da-DK"/>
-        </w:rPr>
-        <w:t xml:space="preserve"> </w:t>
-      </w:r>
-      <w:r>
-        <w:rPr>
-          <w:lang w:val="da-DK"/>
-        </w:rPr>
-        <w:t>Performance</w:t>
-      </w:r>
-      <w:r>
-        <w:rPr>
-          <w:lang w:val="da-DK"/>
-        </w:rPr>
-        <w:t xml:space="preserve"> Tests</w:t>
+        <w:rPr>
+          <w:lang w:val="da-DK"/>
+        </w:rPr>
+        <w:t>.5 Performance Tests</w:t>
       </w:r>
       <w:bookmarkEnd w:id="23"/>
     </w:p>
@@ -4832,7 +5295,7 @@
           <w:lang w:val="da-DK"/>
         </w:rPr>
       </w:pPr>
-      <w:bookmarkStart w:id="24" w:name="_Toc224464571"/>
+      <w:bookmarkStart w:id="24" w:name="_Toc224764727"/>
       <w:r>
         <w:rPr>
           <w:lang w:val="da-DK"/>
@@ -4856,7 +5319,7 @@
           <w:lang w:val="da-DK"/>
         </w:rPr>
       </w:pPr>
-      <w:bookmarkStart w:id="25" w:name="_Toc224464572"/>
+      <w:bookmarkStart w:id="25" w:name="_Toc224764728"/>
       <w:r>
         <w:rPr>
           <w:lang w:val="da-DK"/>
@@ -4891,7 +5354,7 @@
           <w:lang w:val="da-DK"/>
         </w:rPr>
       </w:pPr>
-      <w:bookmarkStart w:id="26" w:name="_Toc224464573"/>
+      <w:bookmarkStart w:id="26" w:name="_Toc224764729"/>
       <w:r>
         <w:rPr>
           <w:lang w:val="da-DK"/>

--- a/bachelor-projekt-rapport-munchora.docx
+++ b/bachelor-projekt-rapport-munchora.docx
@@ -667,7 +667,7 @@
             </w:rPr>
             <w:fldChar w:fldCharType="separate"/>
           </w:r>
-          <w:hyperlink w:anchor="_Toc224764703" w:history="1">
+          <w:hyperlink w:anchor="_Toc225071344" w:history="1">
             <w:r>
               <w:rPr>
                 <w:rStyle w:val="Hyperlink"/>
@@ -695,7 +695,7 @@
                 <w:noProof/>
                 <w:webHidden/>
               </w:rPr>
-              <w:instrText xml:space="preserve"> PAGEREF _Toc224764703 \h </w:instrText>
+              <w:instrText xml:space="preserve"> PAGEREF _Toc225071344 \h </w:instrText>
             </w:r>
             <w:r>
               <w:rPr>
@@ -742,7 +742,7 @@
               <w:szCs w:val="24"/>
             </w:rPr>
           </w:pPr>
-          <w:hyperlink w:anchor="_Toc224764704" w:history="1">
+          <w:hyperlink w:anchor="_Toc225071345" w:history="1">
             <w:r>
               <w:rPr>
                 <w:rStyle w:val="Hyperlink"/>
@@ -770,7 +770,7 @@
                 <w:noProof/>
                 <w:webHidden/>
               </w:rPr>
-              <w:instrText xml:space="preserve"> PAGEREF _Toc224764704 \h </w:instrText>
+              <w:instrText xml:space="preserve"> PAGEREF _Toc225071345 \h </w:instrText>
             </w:r>
             <w:r>
               <w:rPr>
@@ -817,7 +817,7 @@
               <w:color w:val="auto"/>
             </w:rPr>
           </w:pPr>
-          <w:hyperlink w:anchor="_Toc224764705" w:history="1">
+          <w:hyperlink w:anchor="_Toc225071346" w:history="1">
             <w:r>
               <w:rPr>
                 <w:rStyle w:val="Hyperlink"/>
@@ -845,7 +845,7 @@
                 <w:noProof/>
                 <w:webHidden/>
               </w:rPr>
-              <w:instrText xml:space="preserve"> PAGEREF _Toc224764705 \h </w:instrText>
+              <w:instrText xml:space="preserve"> PAGEREF _Toc225071346 \h </w:instrText>
             </w:r>
             <w:r>
               <w:rPr>
@@ -865,7 +865,7 @@
                 <w:noProof/>
                 <w:webHidden/>
               </w:rPr>
-              <w:t>3</w:t>
+              <w:t>4</w:t>
             </w:r>
             <w:r>
               <w:rPr>
@@ -892,7 +892,7 @@
               <w:szCs w:val="24"/>
             </w:rPr>
           </w:pPr>
-          <w:hyperlink w:anchor="_Toc224764706" w:history="1">
+          <w:hyperlink w:anchor="_Toc225071347" w:history="1">
             <w:r>
               <w:rPr>
                 <w:rStyle w:val="Hyperlink"/>
@@ -920,7 +920,7 @@
                 <w:noProof/>
                 <w:webHidden/>
               </w:rPr>
-              <w:instrText xml:space="preserve"> PAGEREF _Toc224764706 \h </w:instrText>
+              <w:instrText xml:space="preserve"> PAGEREF _Toc225071347 \h </w:instrText>
             </w:r>
             <w:r>
               <w:rPr>
@@ -940,7 +940,7 @@
                 <w:noProof/>
                 <w:webHidden/>
               </w:rPr>
-              <w:t>4</w:t>
+              <w:t>5</w:t>
             </w:r>
             <w:r>
               <w:rPr>
@@ -965,13 +965,14 @@
               <w:szCs w:val="24"/>
             </w:rPr>
           </w:pPr>
-          <w:hyperlink w:anchor="_Toc224764707" w:history="1">
+          <w:hyperlink w:anchor="_Toc225071348" w:history="1">
             <w:r>
               <w:rPr>
                 <w:rStyle w:val="Hyperlink"/>
                 <w:noProof/>
-              </w:rPr>
-              <w:t>2.1.1 Backend Services</w:t>
+                <w:lang w:val="da-DK"/>
+              </w:rPr>
+              <w:t>2.1.1 Frontend</w:t>
             </w:r>
             <w:r>
               <w:rPr>
@@ -992,7 +993,7 @@
                 <w:noProof/>
                 <w:webHidden/>
               </w:rPr>
-              <w:instrText xml:space="preserve"> PAGEREF _Toc224764707 \h </w:instrText>
+              <w:instrText xml:space="preserve"> PAGEREF _Toc225071348 \h </w:instrText>
             </w:r>
             <w:r>
               <w:rPr>
@@ -1037,13 +1038,13 @@
               <w:szCs w:val="24"/>
             </w:rPr>
           </w:pPr>
-          <w:hyperlink w:anchor="_Toc224764708" w:history="1">
+          <w:hyperlink w:anchor="_Toc225071349" w:history="1">
             <w:r>
               <w:rPr>
                 <w:rStyle w:val="Hyperlink"/>
                 <w:noProof/>
               </w:rPr>
-              <w:t>2.1.2 Request Routing</w:t>
+              <w:t>2.1.2 Backend Services</w:t>
             </w:r>
             <w:r>
               <w:rPr>
@@ -1064,7 +1065,7 @@
                 <w:noProof/>
                 <w:webHidden/>
               </w:rPr>
-              <w:instrText xml:space="preserve"> PAGEREF _Toc224764708 \h </w:instrText>
+              <w:instrText xml:space="preserve"> PAGEREF _Toc225071349 \h </w:instrText>
             </w:r>
             <w:r>
               <w:rPr>
@@ -1109,13 +1110,13 @@
               <w:szCs w:val="24"/>
             </w:rPr>
           </w:pPr>
-          <w:hyperlink w:anchor="_Toc224764709" w:history="1">
+          <w:hyperlink w:anchor="_Toc225071350" w:history="1">
             <w:r>
               <w:rPr>
                 <w:rStyle w:val="Hyperlink"/>
                 <w:noProof/>
               </w:rPr>
-              <w:t>2.1.3 DLS Patterns</w:t>
+              <w:t>2.1.2 Request Routing</w:t>
             </w:r>
             <w:r>
               <w:rPr>
@@ -1136,7 +1137,7 @@
                 <w:noProof/>
                 <w:webHidden/>
               </w:rPr>
-              <w:instrText xml:space="preserve"> PAGEREF _Toc224764709 \h </w:instrText>
+              <w:instrText xml:space="preserve"> PAGEREF _Toc225071350 \h </w:instrText>
             </w:r>
             <w:r>
               <w:rPr>
@@ -1156,7 +1157,7 @@
                 <w:noProof/>
                 <w:webHidden/>
               </w:rPr>
-              <w:t>5</w:t>
+              <w:t>6</w:t>
             </w:r>
             <w:r>
               <w:rPr>
@@ -1181,131 +1182,13 @@
               <w:szCs w:val="24"/>
             </w:rPr>
           </w:pPr>
-          <w:r>
-            <w:rPr>
-              <w:rStyle w:val="Hyperlink"/>
-              <w:noProof/>
-            </w:rPr>
-            <w:fldChar w:fldCharType="begin"/>
-          </w:r>
-          <w:r>
-            <w:rPr>
-              <w:rStyle w:val="Hyperlink"/>
-              <w:noProof/>
-            </w:rPr>
-            <w:instrText xml:space="preserve"> </w:instrText>
-          </w:r>
-          <w:r>
-            <w:rPr>
-              <w:noProof/>
-            </w:rPr>
-            <w:instrText>HYPERLINK \l "_Toc224764710"</w:instrText>
-          </w:r>
-          <w:r>
-            <w:rPr>
-              <w:rStyle w:val="Hyperlink"/>
-              <w:noProof/>
-            </w:rPr>
-            <w:instrText xml:space="preserve"> </w:instrText>
-          </w:r>
-          <w:r>
-            <w:rPr>
-              <w:rStyle w:val="Hyperlink"/>
-              <w:noProof/>
-            </w:rPr>
-          </w:r>
-          <w:r>
-            <w:rPr>
-              <w:rStyle w:val="Hyperlink"/>
-              <w:noProof/>
-            </w:rPr>
-            <w:fldChar w:fldCharType="separate"/>
-          </w:r>
-          <w:r>
-            <w:rPr>
-              <w:rStyle w:val="Hyperlink"/>
-              <w:noProof/>
-              <w:lang w:val="da-DK"/>
-            </w:rPr>
-            <w:t>2.1.4 Service til service kommunikation</w:t>
-          </w:r>
-          <w:r>
-            <w:rPr>
-              <w:noProof/>
-              <w:webHidden/>
-            </w:rPr>
-            <w:tab/>
-          </w:r>
-          <w:r>
-            <w:rPr>
-              <w:noProof/>
-              <w:webHidden/>
-            </w:rPr>
-            <w:fldChar w:fldCharType="begin"/>
-          </w:r>
-          <w:r>
-            <w:rPr>
-              <w:noProof/>
-              <w:webHidden/>
-            </w:rPr>
-            <w:instrText xml:space="preserve"> PAGEREF _Toc224764710 \h </w:instrText>
-          </w:r>
-          <w:r>
-            <w:rPr>
-              <w:noProof/>
-              <w:webHidden/>
-            </w:rPr>
-          </w:r>
-          <w:r>
-            <w:rPr>
-              <w:noProof/>
-              <w:webHidden/>
-            </w:rPr>
-            <w:fldChar w:fldCharType="separate"/>
-          </w:r>
-          <w:r>
-            <w:rPr>
-              <w:noProof/>
-              <w:webHidden/>
-            </w:rPr>
-            <w:t>6</w:t>
-          </w:r>
-          <w:r>
-            <w:rPr>
-              <w:noProof/>
-              <w:webHidden/>
-            </w:rPr>
-            <w:fldChar w:fldCharType="end"/>
-          </w:r>
-          <w:r>
-            <w:rPr>
-              <w:rStyle w:val="Hyperlink"/>
-              <w:noProof/>
-            </w:rPr>
-            <w:fldChar w:fldCharType="end"/>
-          </w:r>
-        </w:p>
-        <w:p>
-          <w:pPr>
-            <w:pStyle w:val="TOC3"/>
-            <w:tabs>
-              <w:tab w:val="right" w:leader="dot" w:pos="9350"/>
-            </w:tabs>
-            <w:rPr>
-              <w:rFonts w:eastAsiaTheme="minorEastAsia"/>
-              <w:noProof/>
-              <w:color w:val="auto"/>
-              <w:sz w:val="24"/>
-              <w:szCs w:val="24"/>
-            </w:rPr>
-          </w:pPr>
-          <w:hyperlink w:anchor="_Toc224764711" w:history="1">
+          <w:hyperlink w:anchor="_Toc225071351" w:history="1">
             <w:r>
               <w:rPr>
                 <w:rStyle w:val="Hyperlink"/>
                 <w:noProof/>
               </w:rPr>
-              <w:t>2.1.5 Databases</w:t>
+              <w:t>2.1.3 DLS Patterns</w:t>
             </w:r>
             <w:r>
               <w:rPr>
@@ -1326,7 +1209,7 @@
                 <w:noProof/>
                 <w:webHidden/>
               </w:rPr>
-              <w:instrText xml:space="preserve"> PAGEREF _Toc224764711 \h </w:instrText>
+              <w:instrText xml:space="preserve"> PAGEREF _Toc225071351 \h </w:instrText>
             </w:r>
             <w:r>
               <w:rPr>
@@ -1346,7 +1229,7 @@
                 <w:noProof/>
                 <w:webHidden/>
               </w:rPr>
-              <w:t>6</w:t>
+              <w:t>7</w:t>
             </w:r>
             <w:r>
               <w:rPr>
@@ -1371,14 +1254,14 @@
               <w:szCs w:val="24"/>
             </w:rPr>
           </w:pPr>
-          <w:hyperlink w:anchor="_Toc224764712" w:history="1">
+          <w:hyperlink w:anchor="_Toc225071352" w:history="1">
             <w:r>
               <w:rPr>
                 <w:rStyle w:val="Hyperlink"/>
                 <w:noProof/>
                 <w:lang w:val="da-DK"/>
               </w:rPr>
-              <w:t>2.1.6 Frontend</w:t>
+              <w:t>2.1.4 Service til service kommunikation</w:t>
             </w:r>
             <w:r>
               <w:rPr>
@@ -1399,7 +1282,7 @@
                 <w:noProof/>
                 <w:webHidden/>
               </w:rPr>
-              <w:instrText xml:space="preserve"> PAGEREF _Toc224764712 \h </w:instrText>
+              <w:instrText xml:space="preserve"> PAGEREF _Toc225071352 \h </w:instrText>
             </w:r>
             <w:r>
               <w:rPr>
@@ -1419,7 +1302,79 @@
                 <w:noProof/>
                 <w:webHidden/>
               </w:rPr>
-              <w:t>6</w:t>
+              <w:t>7</w:t>
+            </w:r>
+            <w:r>
+              <w:rPr>
+                <w:noProof/>
+                <w:webHidden/>
+              </w:rPr>
+              <w:fldChar w:fldCharType="end"/>
+            </w:r>
+          </w:hyperlink>
+        </w:p>
+        <w:p>
+          <w:pPr>
+            <w:pStyle w:val="TOC3"/>
+            <w:tabs>
+              <w:tab w:val="right" w:leader="dot" w:pos="9350"/>
+            </w:tabs>
+            <w:rPr>
+              <w:rFonts w:eastAsiaTheme="minorEastAsia"/>
+              <w:noProof/>
+              <w:color w:val="auto"/>
+              <w:sz w:val="24"/>
+              <w:szCs w:val="24"/>
+            </w:rPr>
+          </w:pPr>
+          <w:hyperlink w:anchor="_Toc225071353" w:history="1">
+            <w:r>
+              <w:rPr>
+                <w:rStyle w:val="Hyperlink"/>
+                <w:noProof/>
+              </w:rPr>
+              <w:t>2.1.5 Databases</w:t>
+            </w:r>
+            <w:r>
+              <w:rPr>
+                <w:noProof/>
+                <w:webHidden/>
+              </w:rPr>
+              <w:tab/>
+            </w:r>
+            <w:r>
+              <w:rPr>
+                <w:noProof/>
+                <w:webHidden/>
+              </w:rPr>
+              <w:fldChar w:fldCharType="begin"/>
+            </w:r>
+            <w:r>
+              <w:rPr>
+                <w:noProof/>
+                <w:webHidden/>
+              </w:rPr>
+              <w:instrText xml:space="preserve"> PAGEREF _Toc225071353 \h </w:instrText>
+            </w:r>
+            <w:r>
+              <w:rPr>
+                <w:noProof/>
+                <w:webHidden/>
+              </w:rPr>
+            </w:r>
+            <w:r>
+              <w:rPr>
+                <w:noProof/>
+                <w:webHidden/>
+              </w:rPr>
+              <w:fldChar w:fldCharType="separate"/>
+            </w:r>
+            <w:r>
+              <w:rPr>
+                <w:noProof/>
+                <w:webHidden/>
+              </w:rPr>
+              <w:t>7</w:t>
             </w:r>
             <w:r>
               <w:rPr>
@@ -1446,7 +1401,7 @@
               <w:szCs w:val="24"/>
             </w:rPr>
           </w:pPr>
-          <w:hyperlink w:anchor="_Toc224764713" w:history="1">
+          <w:hyperlink w:anchor="_Toc225071354" w:history="1">
             <w:r>
               <w:rPr>
                 <w:rStyle w:val="Hyperlink"/>
@@ -1474,7 +1429,7 @@
                 <w:noProof/>
                 <w:webHidden/>
               </w:rPr>
-              <w:instrText xml:space="preserve"> PAGEREF _Toc224764713 \h </w:instrText>
+              <w:instrText xml:space="preserve"> PAGEREF _Toc225071354 \h </w:instrText>
             </w:r>
             <w:r>
               <w:rPr>
@@ -1494,7 +1449,7 @@
                 <w:noProof/>
                 <w:webHidden/>
               </w:rPr>
-              <w:t>6</w:t>
+              <w:t>8</w:t>
             </w:r>
             <w:r>
               <w:rPr>
@@ -1519,7 +1474,7 @@
               <w:szCs w:val="24"/>
             </w:rPr>
           </w:pPr>
-          <w:hyperlink w:anchor="_Toc224764714" w:history="1">
+          <w:hyperlink w:anchor="_Toc225071355" w:history="1">
             <w:r>
               <w:rPr>
                 <w:rStyle w:val="Hyperlink"/>
@@ -1546,7 +1501,7 @@
                 <w:noProof/>
                 <w:webHidden/>
               </w:rPr>
-              <w:instrText xml:space="preserve"> PAGEREF _Toc224764714 \h </w:instrText>
+              <w:instrText xml:space="preserve"> PAGEREF _Toc225071355 \h </w:instrText>
             </w:r>
             <w:r>
               <w:rPr>
@@ -1566,7 +1521,7 @@
                 <w:noProof/>
                 <w:webHidden/>
               </w:rPr>
-              <w:t>7</w:t>
+              <w:t>8</w:t>
             </w:r>
             <w:r>
               <w:rPr>
@@ -1591,7 +1546,7 @@
               <w:szCs w:val="24"/>
             </w:rPr>
           </w:pPr>
-          <w:hyperlink w:anchor="_Toc224764715" w:history="1">
+          <w:hyperlink w:anchor="_Toc225071356" w:history="1">
             <w:r>
               <w:rPr>
                 <w:rStyle w:val="Hyperlink"/>
@@ -1618,7 +1573,7 @@
                 <w:noProof/>
                 <w:webHidden/>
               </w:rPr>
-              <w:instrText xml:space="preserve"> PAGEREF _Toc224764715 \h </w:instrText>
+              <w:instrText xml:space="preserve"> PAGEREF _Toc225071356 \h </w:instrText>
             </w:r>
             <w:r>
               <w:rPr>
@@ -1638,7 +1593,7 @@
                 <w:noProof/>
                 <w:webHidden/>
               </w:rPr>
-              <w:t>7</w:t>
+              <w:t>8</w:t>
             </w:r>
             <w:r>
               <w:rPr>
@@ -1665,7 +1620,7 @@
               <w:color w:val="auto"/>
             </w:rPr>
           </w:pPr>
-          <w:hyperlink w:anchor="_Toc224764716" w:history="1">
+          <w:hyperlink w:anchor="_Toc225071357" w:history="1">
             <w:r>
               <w:rPr>
                 <w:rStyle w:val="Hyperlink"/>
@@ -1693,7 +1648,7 @@
                 <w:noProof/>
                 <w:webHidden/>
               </w:rPr>
-              <w:instrText xml:space="preserve"> PAGEREF _Toc224764716 \h </w:instrText>
+              <w:instrText xml:space="preserve"> PAGEREF _Toc225071357 \h </w:instrText>
             </w:r>
             <w:r>
               <w:rPr>
@@ -1713,7 +1668,7 @@
                 <w:noProof/>
                 <w:webHidden/>
               </w:rPr>
-              <w:t>7</w:t>
+              <w:t>9</w:t>
             </w:r>
             <w:r>
               <w:rPr>
@@ -1740,7 +1695,7 @@
               <w:szCs w:val="24"/>
             </w:rPr>
           </w:pPr>
-          <w:hyperlink w:anchor="_Toc224764717" w:history="1">
+          <w:hyperlink w:anchor="_Toc225071358" w:history="1">
             <w:r>
               <w:rPr>
                 <w:rStyle w:val="Hyperlink"/>
@@ -1768,7 +1723,7 @@
                 <w:noProof/>
                 <w:webHidden/>
               </w:rPr>
-              <w:instrText xml:space="preserve"> PAGEREF _Toc224764717 \h </w:instrText>
+              <w:instrText xml:space="preserve"> PAGEREF _Toc225071358 \h </w:instrText>
             </w:r>
             <w:r>
               <w:rPr>
@@ -1788,7 +1743,7 @@
                 <w:noProof/>
                 <w:webHidden/>
               </w:rPr>
-              <w:t>7</w:t>
+              <w:t>9</w:t>
             </w:r>
             <w:r>
               <w:rPr>
@@ -1813,7 +1768,7 @@
               <w:szCs w:val="24"/>
             </w:rPr>
           </w:pPr>
-          <w:hyperlink w:anchor="_Toc224764718" w:history="1">
+          <w:hyperlink w:anchor="_Toc225071359" w:history="1">
             <w:r>
               <w:rPr>
                 <w:rStyle w:val="Hyperlink"/>
@@ -1841,7 +1796,7 @@
                 <w:noProof/>
                 <w:webHidden/>
               </w:rPr>
-              <w:instrText xml:space="preserve"> PAGEREF _Toc224764718 \h </w:instrText>
+              <w:instrText xml:space="preserve"> PAGEREF _Toc225071359 \h </w:instrText>
             </w:r>
             <w:r>
               <w:rPr>
@@ -1861,7 +1816,7 @@
                 <w:noProof/>
                 <w:webHidden/>
               </w:rPr>
-              <w:t>7</w:t>
+              <w:t>9</w:t>
             </w:r>
             <w:r>
               <w:rPr>
@@ -1886,7 +1841,7 @@
               <w:szCs w:val="24"/>
             </w:rPr>
           </w:pPr>
-          <w:hyperlink w:anchor="_Toc224764719" w:history="1">
+          <w:hyperlink w:anchor="_Toc225071360" w:history="1">
             <w:r>
               <w:rPr>
                 <w:rStyle w:val="Hyperlink"/>
@@ -1914,7 +1869,7 @@
                 <w:noProof/>
                 <w:webHidden/>
               </w:rPr>
-              <w:instrText xml:space="preserve"> PAGEREF _Toc224764719 \h </w:instrText>
+              <w:instrText xml:space="preserve"> PAGEREF _Toc225071360 \h </w:instrText>
             </w:r>
             <w:r>
               <w:rPr>
@@ -1934,7 +1889,7 @@
                 <w:noProof/>
                 <w:webHidden/>
               </w:rPr>
-              <w:t>7</w:t>
+              <w:t>9</w:t>
             </w:r>
             <w:r>
               <w:rPr>
@@ -1961,7 +1916,7 @@
               <w:szCs w:val="24"/>
             </w:rPr>
           </w:pPr>
-          <w:hyperlink w:anchor="_Toc224764720" w:history="1">
+          <w:hyperlink w:anchor="_Toc225071361" w:history="1">
             <w:r>
               <w:rPr>
                 <w:rStyle w:val="Hyperlink"/>
@@ -1988,7 +1943,7 @@
                 <w:noProof/>
                 <w:webHidden/>
               </w:rPr>
-              <w:instrText xml:space="preserve"> PAGEREF _Toc224764720 \h </w:instrText>
+              <w:instrText xml:space="preserve"> PAGEREF _Toc225071361 \h </w:instrText>
             </w:r>
             <w:r>
               <w:rPr>
@@ -2008,7 +1963,7 @@
                 <w:noProof/>
                 <w:webHidden/>
               </w:rPr>
-              <w:t>8</w:t>
+              <w:t>10</w:t>
             </w:r>
             <w:r>
               <w:rPr>
@@ -2035,7 +1990,7 @@
               <w:color w:val="auto"/>
             </w:rPr>
           </w:pPr>
-          <w:hyperlink w:anchor="_Toc224764721" w:history="1">
+          <w:hyperlink w:anchor="_Toc225071362" w:history="1">
             <w:r>
               <w:rPr>
                 <w:rStyle w:val="Hyperlink"/>
@@ -2062,7 +2017,7 @@
                 <w:noProof/>
                 <w:webHidden/>
               </w:rPr>
-              <w:instrText xml:space="preserve"> PAGEREF _Toc224764721 \h </w:instrText>
+              <w:instrText xml:space="preserve"> PAGEREF _Toc225071362 \h </w:instrText>
             </w:r>
             <w:r>
               <w:rPr>
@@ -2082,7 +2037,7 @@
                 <w:noProof/>
                 <w:webHidden/>
               </w:rPr>
-              <w:t>8</w:t>
+              <w:t>10</w:t>
             </w:r>
             <w:r>
               <w:rPr>
@@ -2109,7 +2064,7 @@
               <w:szCs w:val="24"/>
             </w:rPr>
           </w:pPr>
-          <w:hyperlink w:anchor="_Toc224764722" w:history="1">
+          <w:hyperlink w:anchor="_Toc225071363" w:history="1">
             <w:r>
               <w:rPr>
                 <w:rStyle w:val="Hyperlink"/>
@@ -2136,7 +2091,7 @@
                 <w:noProof/>
                 <w:webHidden/>
               </w:rPr>
-              <w:instrText xml:space="preserve"> PAGEREF _Toc224764722 \h </w:instrText>
+              <w:instrText xml:space="preserve"> PAGEREF _Toc225071363 \h </w:instrText>
             </w:r>
             <w:r>
               <w:rPr>
@@ -2156,7 +2111,7 @@
                 <w:noProof/>
                 <w:webHidden/>
               </w:rPr>
-              <w:t>8</w:t>
+              <w:t>10</w:t>
             </w:r>
             <w:r>
               <w:rPr>
@@ -2183,7 +2138,7 @@
               <w:szCs w:val="24"/>
             </w:rPr>
           </w:pPr>
-          <w:hyperlink w:anchor="_Toc224764723" w:history="1">
+          <w:hyperlink w:anchor="_Toc225071364" w:history="1">
             <w:r>
               <w:rPr>
                 <w:rStyle w:val="Hyperlink"/>
@@ -2210,7 +2165,7 @@
                 <w:noProof/>
                 <w:webHidden/>
               </w:rPr>
-              <w:instrText xml:space="preserve"> PAGEREF _Toc224764723 \h </w:instrText>
+              <w:instrText xml:space="preserve"> PAGEREF _Toc225071364 \h </w:instrText>
             </w:r>
             <w:r>
               <w:rPr>
@@ -2230,7 +2185,7 @@
                 <w:noProof/>
                 <w:webHidden/>
               </w:rPr>
-              <w:t>8</w:t>
+              <w:t>10</w:t>
             </w:r>
             <w:r>
               <w:rPr>
@@ -2257,7 +2212,7 @@
               <w:szCs w:val="24"/>
             </w:rPr>
           </w:pPr>
-          <w:hyperlink w:anchor="_Toc224764724" w:history="1">
+          <w:hyperlink w:anchor="_Toc225071365" w:history="1">
             <w:r>
               <w:rPr>
                 <w:rStyle w:val="Hyperlink"/>
@@ -2284,7 +2239,7 @@
                 <w:noProof/>
                 <w:webHidden/>
               </w:rPr>
-              <w:instrText xml:space="preserve"> PAGEREF _Toc224764724 \h </w:instrText>
+              <w:instrText xml:space="preserve"> PAGEREF _Toc225071365 \h </w:instrText>
             </w:r>
             <w:r>
               <w:rPr>
@@ -2304,7 +2259,7 @@
                 <w:noProof/>
                 <w:webHidden/>
               </w:rPr>
-              <w:t>8</w:t>
+              <w:t>10</w:t>
             </w:r>
             <w:r>
               <w:rPr>
@@ -2331,7 +2286,7 @@
               <w:szCs w:val="24"/>
             </w:rPr>
           </w:pPr>
-          <w:hyperlink w:anchor="_Toc224764725" w:history="1">
+          <w:hyperlink w:anchor="_Toc225071366" w:history="1">
             <w:r>
               <w:rPr>
                 <w:rStyle w:val="Hyperlink"/>
@@ -2358,7 +2313,7 @@
                 <w:noProof/>
                 <w:webHidden/>
               </w:rPr>
-              <w:instrText xml:space="preserve"> PAGEREF _Toc224764725 \h </w:instrText>
+              <w:instrText xml:space="preserve"> PAGEREF _Toc225071366 \h </w:instrText>
             </w:r>
             <w:r>
               <w:rPr>
@@ -2378,7 +2333,7 @@
                 <w:noProof/>
                 <w:webHidden/>
               </w:rPr>
-              <w:t>8</w:t>
+              <w:t>10</w:t>
             </w:r>
             <w:r>
               <w:rPr>
@@ -2405,12 +2360,11 @@
               <w:szCs w:val="24"/>
             </w:rPr>
           </w:pPr>
-          <w:hyperlink w:anchor="_Toc224764726" w:history="1">
+          <w:hyperlink w:anchor="_Toc225071367" w:history="1">
             <w:r>
               <w:rPr>
                 <w:rStyle w:val="Hyperlink"/>
                 <w:noProof/>
-                <w:lang w:val="da-DK"/>
               </w:rPr>
               <w:t>4.5 Performance Tests</w:t>
             </w:r>
@@ -2433,7 +2387,7 @@
                 <w:noProof/>
                 <w:webHidden/>
               </w:rPr>
-              <w:instrText xml:space="preserve"> PAGEREF _Toc224764726 \h </w:instrText>
+              <w:instrText xml:space="preserve"> PAGEREF _Toc225071367 \h </w:instrText>
             </w:r>
             <w:r>
               <w:rPr>
@@ -2453,7 +2407,7 @@
                 <w:noProof/>
                 <w:webHidden/>
               </w:rPr>
-              <w:t>8</w:t>
+              <w:t>10</w:t>
             </w:r>
             <w:r>
               <w:rPr>
@@ -2480,12 +2434,11 @@
               <w:color w:val="auto"/>
             </w:rPr>
           </w:pPr>
-          <w:hyperlink w:anchor="_Toc224764727" w:history="1">
+          <w:hyperlink w:anchor="_Toc225071368" w:history="1">
             <w:r>
               <w:rPr>
                 <w:rStyle w:val="Hyperlink"/>
                 <w:noProof/>
-                <w:lang w:val="da-DK"/>
               </w:rPr>
               <w:t>3.0 Konklusion</w:t>
             </w:r>
@@ -2508,7 +2461,7 @@
                 <w:noProof/>
                 <w:webHidden/>
               </w:rPr>
-              <w:instrText xml:space="preserve"> PAGEREF _Toc224764727 \h </w:instrText>
+              <w:instrText xml:space="preserve"> PAGEREF _Toc225071368 \h </w:instrText>
             </w:r>
             <w:r>
               <w:rPr>
@@ -2528,7 +2481,7 @@
                 <w:noProof/>
                 <w:webHidden/>
               </w:rPr>
-              <w:t>9</w:t>
+              <w:t>10</w:t>
             </w:r>
             <w:r>
               <w:rPr>
@@ -2555,14 +2508,21 @@
               <w:color w:val="auto"/>
             </w:rPr>
           </w:pPr>
-          <w:hyperlink w:anchor="_Toc224764728" w:history="1">
+          <w:hyperlink w:anchor="_Toc225071369" w:history="1">
             <w:r>
               <w:rPr>
                 <w:rStyle w:val="Hyperlink"/>
                 <w:noProof/>
+              </w:rPr>
+              <w:t>4.0</w:t>
+            </w:r>
+            <w:r>
+              <w:rPr>
+                <w:rStyle w:val="Hyperlink"/>
+                <w:noProof/>
                 <w:lang w:val="da-DK"/>
               </w:rPr>
-              <w:t>4.0 Litteraturliste</w:t>
+              <w:t xml:space="preserve"> Litteraturliste</w:t>
             </w:r>
             <w:r>
               <w:rPr>
@@ -2583,7 +2543,7 @@
                 <w:noProof/>
                 <w:webHidden/>
               </w:rPr>
-              <w:instrText xml:space="preserve"> PAGEREF _Toc224764728 \h </w:instrText>
+              <w:instrText xml:space="preserve"> PAGEREF _Toc225071369 \h </w:instrText>
             </w:r>
             <w:r>
               <w:rPr>
@@ -2603,7 +2563,7 @@
                 <w:noProof/>
                 <w:webHidden/>
               </w:rPr>
-              <w:t>9</w:t>
+              <w:t>10</w:t>
             </w:r>
             <w:r>
               <w:rPr>
@@ -2630,7 +2590,7 @@
               <w:color w:val="auto"/>
             </w:rPr>
           </w:pPr>
-          <w:hyperlink w:anchor="_Toc224764729" w:history="1">
+          <w:hyperlink w:anchor="_Toc225071370" w:history="1">
             <w:r>
               <w:rPr>
                 <w:rStyle w:val="Hyperlink"/>
@@ -2658,7 +2618,7 @@
                 <w:noProof/>
                 <w:webHidden/>
               </w:rPr>
-              <w:instrText xml:space="preserve"> PAGEREF _Toc224764729 \h </w:instrText>
+              <w:instrText xml:space="preserve"> PAGEREF _Toc225071370 \h </w:instrText>
             </w:r>
             <w:r>
               <w:rPr>
@@ -2678,7 +2638,7 @@
                 <w:noProof/>
                 <w:webHidden/>
               </w:rPr>
-              <w:t>9</w:t>
+              <w:t>11</w:t>
             </w:r>
             <w:r>
               <w:rPr>
@@ -2716,7 +2676,7 @@
           <w:lang w:val="da-DK"/>
         </w:rPr>
       </w:pPr>
-      <w:bookmarkStart w:id="0" w:name="_Toc224764703"/>
+      <w:bookmarkStart w:id="0" w:name="_Toc225071344"/>
       <w:r>
         <w:rPr>
           <w:lang w:val="da-DK"/>
@@ -2741,87 +2701,301 @@
         <w:rPr>
           <w:lang w:val="da-DK"/>
         </w:rPr>
-        <w:t>Mit afsluttende projekt på professionsbacheloren Software Udvikling tager udgangspunkt i applikationen Munchora…</w:t>
-      </w:r>
-    </w:p>
-    <w:p>
-      <w:pPr>
-        <w:rPr>
-          <w:lang w:val="da-DK"/>
-        </w:rPr>
-      </w:pPr>
-      <w:r>
-        <w:rPr>
-          <w:lang w:val="da-DK"/>
-        </w:rPr>
-        <w:t xml:space="preserve">Jeg har designet og implementeret </w:t>
-      </w:r>
-      <w:r>
-        <w:rPr>
-          <w:lang w:val="da-DK"/>
-        </w:rPr>
-        <w:t xml:space="preserve">en webbaseret </w:t>
-      </w:r>
-      <w:r>
-        <w:rPr>
-          <w:lang w:val="da-DK"/>
-        </w:rPr>
-        <w:t>applikation</w:t>
-      </w:r>
-      <w:r>
-        <w:rPr>
-          <w:lang w:val="da-DK"/>
-        </w:rPr>
-        <w:t xml:space="preserve">: </w:t>
-      </w:r>
-      <w:r>
-        <w:rPr>
-          <w:lang w:val="da-DK"/>
-        </w:rPr>
-        <w:t xml:space="preserve">Munchora. </w:t>
-      </w:r>
-    </w:p>
-    <w:p>
-      <w:pPr>
-        <w:rPr>
-          <w:lang w:val="da-DK"/>
-        </w:rPr>
-      </w:pPr>
-      <w:r>
-        <w:rPr>
-          <w:lang w:val="da-DK"/>
-        </w:rPr>
-        <w:t xml:space="preserve">Munchora er en B-2-C </w:t>
-      </w:r>
-      <w:r>
-        <w:rPr>
-          <w:lang w:val="da-DK"/>
-        </w:rPr>
-        <w:t xml:space="preserve">og derfor </w:t>
-      </w:r>
-      <w:r>
-        <w:rPr>
-          <w:lang w:val="da-DK"/>
-        </w:rPr>
-        <w:t>henvendt til private slutbrugere, hvor de kan oprette sig</w:t>
-      </w:r>
-      <w:r>
-        <w:rPr>
-          <w:lang w:val="da-DK"/>
-        </w:rPr>
-        <w:t xml:space="preserve"> enten manuelt eller igennem Google</w:t>
-      </w:r>
-      <w:r>
-        <w:rPr>
-          <w:lang w:val="da-DK"/>
-        </w:rPr>
-        <w:t xml:space="preserve"> og straks </w:t>
-      </w:r>
-      <w:r>
-        <w:rPr>
-          <w:lang w:val="da-DK"/>
-        </w:rPr>
-        <w:t>herefte</w:t>
+        <w:t xml:space="preserve">Mit afsluttende projekt på professionsbacheloren Software Udvikling tager udgangspunkt i </w:t>
+      </w:r>
+      <w:r>
+        <w:rPr>
+          <w:lang w:val="da-DK"/>
+        </w:rPr>
+        <w:t xml:space="preserve">udviklingen af </w:t>
+      </w:r>
+      <w:r>
+        <w:rPr>
+          <w:lang w:val="da-DK"/>
+        </w:rPr>
+        <w:t>Munchora</w:t>
+      </w:r>
+      <w:r>
+        <w:rPr>
+          <w:lang w:val="da-DK"/>
+        </w:rPr>
+        <w:t xml:space="preserve">. </w:t>
+      </w:r>
+      <w:r>
+        <w:rPr>
+          <w:lang w:val="da-DK"/>
+        </w:rPr>
+        <w:t>Projektet har til formål at samle og anvende centrale teknologier, metoder og principper, der er blevet gennemgået i løbet af uddannelsen.</w:t>
+      </w:r>
+    </w:p>
+    <w:p>
+      <w:pPr>
+        <w:rPr>
+          <w:lang w:val="da-DK"/>
+        </w:rPr>
+      </w:pPr>
+      <w:r>
+        <w:rPr>
+          <w:lang w:val="da-DK"/>
+        </w:rPr>
+        <w:t>Munchora</w:t>
+      </w:r>
+      <w:r>
+        <w:rPr>
+          <w:lang w:val="da-DK"/>
+        </w:rPr>
+        <w:t xml:space="preserve"> er en webbaseret applikation </w:t>
+      </w:r>
+      <w:r>
+        <w:rPr>
+          <w:lang w:val="da-DK"/>
+        </w:rPr>
+        <w:t>henvendt til private slutbrugere,</w:t>
+      </w:r>
+      <w:r>
+        <w:rPr>
+          <w:lang w:val="da-DK"/>
+        </w:rPr>
+        <w:t xml:space="preserve"> </w:t>
+      </w:r>
+      <w:r>
+        <w:rPr>
+          <w:lang w:val="da-DK"/>
+        </w:rPr>
+        <w:t>der ønsker inspiration til madlavning samt værktøjer til at strukturere</w:t>
+      </w:r>
+      <w:r>
+        <w:rPr>
+          <w:lang w:val="da-DK"/>
+        </w:rPr>
+        <w:t xml:space="preserve"> og dele</w:t>
+      </w:r>
+      <w:r>
+        <w:rPr>
+          <w:lang w:val="da-DK"/>
+        </w:rPr>
+        <w:t xml:space="preserve"> deres daglige indkøb og opskrifter.</w:t>
+      </w:r>
+      <w:r>
+        <w:rPr>
+          <w:lang w:val="da-DK"/>
+        </w:rPr>
+        <w:t xml:space="preserve"> Min a</w:t>
+      </w:r>
+      <w:r>
+        <w:rPr>
+          <w:lang w:val="da-DK"/>
+        </w:rPr>
+        <w:t>pplikation</w:t>
+      </w:r>
+      <w:r>
+        <w:rPr>
+          <w:lang w:val="da-DK"/>
+        </w:rPr>
+        <w:t xml:space="preserve"> </w:t>
+      </w:r>
+      <w:r>
+        <w:rPr>
+          <w:lang w:val="da-DK"/>
+        </w:rPr>
+        <w:t xml:space="preserve">giver brugerne mulighed for at oprette en </w:t>
+      </w:r>
+      <w:r>
+        <w:rPr>
+          <w:lang w:val="da-DK"/>
+        </w:rPr>
+        <w:t>bruger</w:t>
+      </w:r>
+      <w:r>
+        <w:rPr>
+          <w:lang w:val="da-DK"/>
+        </w:rPr>
+        <w:t xml:space="preserve"> enten manuelt eller via Google Single </w:t>
+      </w:r>
+      <w:proofErr w:type="spellStart"/>
+      <w:r>
+        <w:rPr>
+          <w:lang w:val="da-DK"/>
+        </w:rPr>
+        <w:t>Sign-On</w:t>
+      </w:r>
+      <w:proofErr w:type="spellEnd"/>
+      <w:r>
+        <w:rPr>
+          <w:lang w:val="da-DK"/>
+        </w:rPr>
+        <w:t xml:space="preserve">, hvorefter de kan tilgå og dele opskrifter med andre brugere. </w:t>
+      </w:r>
+      <w:r>
+        <w:rPr>
+          <w:lang w:val="da-DK"/>
+        </w:rPr>
+        <w:t xml:space="preserve">Systemet er </w:t>
+      </w:r>
+      <w:r>
+        <w:rPr>
+          <w:lang w:val="da-DK"/>
+        </w:rPr>
+        <w:t>integrere</w:t>
+      </w:r>
+      <w:r>
+        <w:rPr>
+          <w:lang w:val="da-DK"/>
+        </w:rPr>
+        <w:t>t med</w:t>
+      </w:r>
+      <w:r>
+        <w:rPr>
+          <w:lang w:val="da-DK"/>
+        </w:rPr>
+        <w:t xml:space="preserve"> kunstig intelligens</w:t>
+      </w:r>
+      <w:r>
+        <w:rPr>
+          <w:lang w:val="da-DK"/>
+        </w:rPr>
+        <w:t xml:space="preserve"> </w:t>
+      </w:r>
+      <w:r>
+        <w:rPr>
+          <w:lang w:val="da-DK"/>
+        </w:rPr>
+        <w:t>(</w:t>
+      </w:r>
+      <w:proofErr w:type="spellStart"/>
+      <w:r>
+        <w:rPr>
+          <w:lang w:val="da-DK"/>
+        </w:rPr>
+        <w:t>OpenAI</w:t>
+      </w:r>
+      <w:proofErr w:type="spellEnd"/>
+      <w:r>
+        <w:rPr>
+          <w:lang w:val="da-DK"/>
+        </w:rPr>
+        <w:t xml:space="preserve"> - gpt-4.1-mini)</w:t>
+      </w:r>
+      <w:r>
+        <w:rPr>
+          <w:lang w:val="da-DK"/>
+        </w:rPr>
+        <w:t xml:space="preserve"> til generering af opskrifter</w:t>
+      </w:r>
+      <w:r>
+        <w:rPr>
+          <w:lang w:val="da-DK"/>
+        </w:rPr>
+        <w:t xml:space="preserve"> for </w:t>
+      </w:r>
+      <w:r>
+        <w:rPr>
+          <w:lang w:val="da-DK"/>
+        </w:rPr>
+        <w:t>en mere dynamisk og personlig brugeroplevelse.</w:t>
+      </w:r>
+    </w:p>
+    <w:p>
+      <w:pPr>
+        <w:rPr>
+          <w:lang w:val="da-DK"/>
+        </w:rPr>
+      </w:pPr>
+      <w:r>
+        <w:rPr>
+          <w:lang w:val="da-DK"/>
+        </w:rPr>
+        <w:t xml:space="preserve">Det er også muligt at oprette og dele </w:t>
+      </w:r>
+      <w:r>
+        <w:rPr>
+          <w:lang w:val="da-DK"/>
+        </w:rPr>
+        <w:t>indkøbslister, hvilket understøtter samarbejde og gør planlægning af indkøb mere effektiv</w:t>
+      </w:r>
+      <w:r>
+        <w:rPr>
+          <w:lang w:val="da-DK"/>
+        </w:rPr>
+        <w:t>t</w:t>
+      </w:r>
+      <w:r>
+        <w:rPr>
+          <w:lang w:val="da-DK"/>
+        </w:rPr>
+        <w:t xml:space="preserve">. </w:t>
+      </w:r>
+      <w:r>
+        <w:rPr>
+          <w:lang w:val="da-DK"/>
+        </w:rPr>
+        <w:t xml:space="preserve">Munchora </w:t>
+      </w:r>
+      <w:r>
+        <w:rPr>
+          <w:lang w:val="da-DK"/>
+        </w:rPr>
+        <w:t>fokuserer</w:t>
+      </w:r>
+      <w:r>
+        <w:rPr>
+          <w:lang w:val="da-DK"/>
+        </w:rPr>
+        <w:t xml:space="preserve"> </w:t>
+      </w:r>
+      <w:r>
+        <w:rPr>
+          <w:lang w:val="da-DK"/>
+        </w:rPr>
+        <w:t>på både udvikling af en skalerbar og brugervenlig applikation samt integration af moderne teknologier, herunder webudvikling, autentifikation og anvendelse af kunstig intelligens. Samtidig danner projektet grundlag for refleksion over designvalg, arkitektur og brugeroplevelse i udviklingen af moderne softwareløsninger.</w:t>
+      </w:r>
+    </w:p>
+    <w:p>
+      <w:pPr>
+        <w:rPr>
+          <w:lang w:val="da-DK"/>
+        </w:rPr>
+      </w:pPr>
+    </w:p>
+    <w:p>
+      <w:pPr>
+        <w:pStyle w:val="Heading2"/>
+        <w:rPr>
+          <w:lang w:val="da-DK"/>
+        </w:rPr>
+      </w:pPr>
+      <w:bookmarkStart w:id="1" w:name="_Toc225071345"/>
+      <w:r>
+        <w:rPr>
+          <w:lang w:val="da-DK"/>
+        </w:rPr>
+        <w:t xml:space="preserve">1.1 </w:t>
+      </w:r>
+      <w:r>
+        <w:rPr>
+          <w:lang w:val="da-DK"/>
+        </w:rPr>
+        <w:t>Problemformulering</w:t>
+      </w:r>
+      <w:bookmarkEnd w:id="1"/>
+    </w:p>
+    <w:p>
+      <w:pPr>
+        <w:rPr>
+          <w:lang w:val="da-DK"/>
+        </w:rPr>
+      </w:pPr>
+      <w:r>
+        <w:rPr>
+          <w:lang w:val="da-DK"/>
+        </w:rPr>
+        <w:t>Udvikle en skalerbar digital platform</w:t>
+      </w:r>
+      <w:r>
+        <w:rPr>
+          <w:lang w:val="da-DK"/>
+        </w:rPr>
+        <w:t xml:space="preserve"> til generering af opskrifter og håndtering af indkøbsliste</w:t>
       </w:r>
       <w:r>
         <w:rPr>
@@ -2833,148 +3007,161 @@
         <w:rPr>
           <w:lang w:val="da-DK"/>
         </w:rPr>
-        <w:t xml:space="preserve"> se andre brugeres delte opskrifter eller selv lave madopskrifter ved hjælp af AI (</w:t>
+        <w:t>, baseret på en mikroservice</w:t>
+      </w:r>
+      <w:r>
+        <w:rPr>
+          <w:lang w:val="da-DK"/>
+        </w:rPr>
+        <w:t xml:space="preserve"> </w:t>
+      </w:r>
+      <w:r>
+        <w:rPr>
+          <w:lang w:val="da-DK"/>
+        </w:rPr>
+        <w:t>orienteret arkitektur. Platformen skal understøtte funktioner som brugerhåndtering, opskriftssøgning</w:t>
+      </w:r>
+      <w:r>
+        <w:rPr>
+          <w:lang w:val="da-DK"/>
+        </w:rPr>
+        <w:t xml:space="preserve">, </w:t>
+      </w:r>
+      <w:r>
+        <w:rPr>
+          <w:lang w:val="da-DK"/>
+        </w:rPr>
+        <w:t>generering</w:t>
+      </w:r>
+      <w:r>
+        <w:rPr>
+          <w:lang w:val="da-DK"/>
+        </w:rPr>
+        <w:t xml:space="preserve"> og</w:t>
+      </w:r>
+      <w:r>
+        <w:rPr>
+          <w:lang w:val="da-DK"/>
+        </w:rPr>
+        <w:t xml:space="preserve"> håndtering af indkøbslister samt en brugervenlig og sammenhængende oplevelse for brugeren. Systemet skal være pålideligt og kunne håndtere mange samtidige brugere. </w:t>
+      </w:r>
+      <w:r>
+        <w:rPr>
+          <w:lang w:val="da-DK"/>
+        </w:rPr>
+        <w:t xml:space="preserve">Microservice </w:t>
+      </w:r>
+      <w:r>
+        <w:rPr>
+          <w:lang w:val="da-DK"/>
+        </w:rPr>
+        <w:t>arkitektur</w:t>
+      </w:r>
+      <w:r>
+        <w:rPr>
+          <w:lang w:val="da-DK"/>
+        </w:rPr>
+        <w:t>en skal</w:t>
+      </w:r>
+      <w:r>
+        <w:rPr>
+          <w:lang w:val="da-DK"/>
+        </w:rPr>
+        <w:t xml:space="preserve"> </w:t>
+      </w:r>
+      <w:proofErr w:type="gramStart"/>
+      <w:r>
+        <w:rPr>
+          <w:lang w:val="da-DK"/>
+        </w:rPr>
+        <w:t>sikrer</w:t>
+      </w:r>
+      <w:proofErr w:type="gramEnd"/>
+      <w:r>
+        <w:rPr>
+          <w:lang w:val="da-DK"/>
+        </w:rPr>
+        <w:t xml:space="preserve"> </w:t>
+      </w:r>
+      <w:r>
+        <w:rPr>
+          <w:lang w:val="da-DK"/>
+        </w:rPr>
+        <w:t>applikationen</w:t>
+      </w:r>
+      <w:r>
+        <w:rPr>
+          <w:lang w:val="da-DK"/>
+        </w:rPr>
+        <w:t xml:space="preserve">s </w:t>
+      </w:r>
+      <w:r>
+        <w:rPr>
+          <w:lang w:val="da-DK"/>
+        </w:rPr>
+        <w:t>robust</w:t>
+      </w:r>
+      <w:r>
+        <w:rPr>
+          <w:lang w:val="da-DK"/>
+        </w:rPr>
+        <w:t>hed</w:t>
+      </w:r>
+      <w:r>
+        <w:rPr>
+          <w:lang w:val="da-DK"/>
+        </w:rPr>
+        <w:t>, skalerbar</w:t>
+      </w:r>
+      <w:r>
+        <w:rPr>
+          <w:lang w:val="da-DK"/>
+        </w:rPr>
+        <w:t>hed</w:t>
+      </w:r>
+      <w:r>
+        <w:rPr>
+          <w:lang w:val="da-DK"/>
+        </w:rPr>
+        <w:t xml:space="preserve"> og fejltoleran</w:t>
+      </w:r>
+      <w:r>
+        <w:rPr>
+          <w:lang w:val="da-DK"/>
+        </w:rPr>
+        <w:t>ce</w:t>
+      </w:r>
+      <w:r>
+        <w:rPr>
+          <w:lang w:val="da-DK"/>
+        </w:rPr>
+        <w:t xml:space="preserve">, hvor services kan udvikles, </w:t>
       </w:r>
       <w:proofErr w:type="spellStart"/>
       <w:r>
         <w:rPr>
           <w:lang w:val="da-DK"/>
         </w:rPr>
-        <w:t>OpenAI</w:t>
+        <w:t>deployes</w:t>
       </w:r>
       <w:proofErr w:type="spellEnd"/>
       <w:r>
         <w:rPr>
           <w:lang w:val="da-DK"/>
         </w:rPr>
-        <w:t xml:space="preserve"> - gpt-4.1-mini).</w:t>
-      </w:r>
-    </w:p>
-    <w:p>
-      <w:pPr>
-        <w:rPr>
-          <w:lang w:val="da-DK"/>
-        </w:rPr>
-      </w:pPr>
-      <w:r>
-        <w:rPr>
-          <w:lang w:val="da-DK"/>
-        </w:rPr>
-        <w:t>B</w:t>
-      </w:r>
-      <w:r>
-        <w:rPr>
-          <w:lang w:val="da-DK"/>
-        </w:rPr>
-        <w:t xml:space="preserve">rugere af Munchora </w:t>
-      </w:r>
-      <w:r>
-        <w:rPr>
-          <w:lang w:val="da-DK"/>
-        </w:rPr>
-        <w:t xml:space="preserve">kan </w:t>
-      </w:r>
-      <w:r>
-        <w:rPr>
-          <w:lang w:val="da-DK"/>
-        </w:rPr>
-        <w:t xml:space="preserve">også oprette </w:t>
-      </w:r>
-      <w:r>
-        <w:rPr>
-          <w:lang w:val="da-DK"/>
-        </w:rPr>
-        <w:t>indkøbs</w:t>
-      </w:r>
-      <w:r>
-        <w:rPr>
-          <w:lang w:val="da-DK"/>
-        </w:rPr>
-        <w:t>lister,</w:t>
-      </w:r>
-      <w:r>
-        <w:rPr>
-          <w:lang w:val="da-DK"/>
-        </w:rPr>
-        <w:t xml:space="preserve"> hvor varer fra opskrifterne blandt andet kan tilføjes, og listerne</w:t>
-      </w:r>
-      <w:r>
-        <w:rPr>
-          <w:lang w:val="da-DK"/>
-        </w:rPr>
-        <w:t xml:space="preserve"> kan deles med andre brugere </w:t>
-      </w:r>
-      <w:r>
-        <w:rPr>
-          <w:lang w:val="da-DK"/>
-        </w:rPr>
-        <w:t xml:space="preserve">for at gøre </w:t>
-      </w:r>
-      <w:r>
-        <w:rPr>
-          <w:lang w:val="da-DK"/>
-        </w:rPr>
-        <w:t>indkøb nemmere.</w:t>
-      </w:r>
-    </w:p>
-    <w:p>
-      <w:pPr>
-        <w:rPr>
-          <w:lang w:val="da-DK"/>
-        </w:rPr>
-      </w:pPr>
-    </w:p>
-    <w:p>
-      <w:pPr>
-        <w:pStyle w:val="Heading2"/>
-        <w:rPr>
-          <w:lang w:val="da-DK"/>
-        </w:rPr>
-      </w:pPr>
-      <w:bookmarkStart w:id="1" w:name="_Toc224764704"/>
-      <w:r>
-        <w:rPr>
-          <w:lang w:val="da-DK"/>
-        </w:rPr>
-        <w:t xml:space="preserve">1.1 </w:t>
-      </w:r>
-      <w:r>
-        <w:rPr>
-          <w:lang w:val="da-DK"/>
-        </w:rPr>
-        <w:t>Problemformulering</w:t>
-      </w:r>
-      <w:bookmarkEnd w:id="1"/>
-    </w:p>
-    <w:p>
-      <w:pPr>
-        <w:rPr>
-          <w:lang w:val="da-DK"/>
-        </w:rPr>
-      </w:pPr>
-      <w:r>
-        <w:rPr>
-          <w:lang w:val="da-DK"/>
-        </w:rPr>
-        <w:t>Udvikle en skalerbar digital platform</w:t>
-      </w:r>
-      <w:r>
-        <w:rPr>
-          <w:lang w:val="da-DK"/>
-        </w:rPr>
-        <w:t xml:space="preserve"> til generering af opskrifter og håndtering af indkøbsliste</w:t>
-      </w:r>
-      <w:r>
-        <w:rPr>
-          <w:lang w:val="da-DK"/>
-        </w:rPr>
-        <w:t>r</w:t>
-      </w:r>
-      <w:r>
-        <w:rPr>
-          <w:lang w:val="da-DK"/>
-        </w:rPr>
-        <w:t>, baseret på en mikroservice</w:t>
+        <w:t xml:space="preserve"> og skaleres uafhængigt. Samtidig </w:t>
+      </w:r>
+      <w:r>
+        <w:rPr>
+          <w:lang w:val="da-DK"/>
+        </w:rPr>
+        <w:t xml:space="preserve">kræves et </w:t>
+      </w:r>
+      <w:r>
+        <w:rPr>
+          <w:lang w:val="da-DK"/>
+        </w:rPr>
+        <w:t>fokus</w:t>
       </w:r>
       <w:r>
         <w:rPr>
@@ -2986,49 +3173,168 @@
         <w:rPr>
           <w:lang w:val="da-DK"/>
         </w:rPr>
-        <w:t>orienteret arkitektur. Platformen skal understøtte funktioner som brugerhåndtering, opskriftssøgning</w:t>
-      </w:r>
+        <w:t>på brugervenlighed, tilgængelighed og høj oppetid for at sikre en stabil platform.</w:t>
+      </w:r>
+    </w:p>
+    <w:p>
+      <w:pPr>
+        <w:rPr>
+          <w:lang w:val="da-DK"/>
+        </w:rPr>
+      </w:pPr>
+    </w:p>
+    <w:p>
+      <w:pPr>
+        <w:pStyle w:val="Heading1"/>
+        <w:rPr>
+          <w:lang w:val="da-DK"/>
+        </w:rPr>
+      </w:pPr>
+      <w:bookmarkStart w:id="2" w:name="_Toc225071346"/>
+      <w:r>
+        <w:rPr>
+          <w:lang w:val="da-DK"/>
+        </w:rPr>
+        <w:lastRenderedPageBreak/>
+        <w:t>2</w:t>
+      </w:r>
+      <w:r>
+        <w:rPr>
+          <w:lang w:val="da-DK"/>
+        </w:rPr>
+        <w:t>.</w:t>
+      </w:r>
+      <w:r>
+        <w:rPr>
+          <w:lang w:val="da-DK"/>
+        </w:rPr>
+        <w:t>0</w:t>
+      </w:r>
+      <w:r>
+        <w:rPr>
+          <w:lang w:val="da-DK"/>
+        </w:rPr>
+        <w:t xml:space="preserve"> </w:t>
+      </w:r>
+      <w:r>
+        <w:rPr>
+          <w:lang w:val="da-DK"/>
+        </w:rPr>
+        <w:t>Systemets arkitektur</w:t>
+      </w:r>
+      <w:bookmarkEnd w:id="2"/>
+    </w:p>
+    <w:p>
+      <w:pPr>
+        <w:rPr>
+          <w:lang w:val="da-DK"/>
+        </w:rPr>
+      </w:pPr>
+      <w:r>
+        <w:rPr>
+          <w:lang w:val="da-DK"/>
+        </w:rPr>
+        <w:t xml:space="preserve">Dette afsnit vil redegøre for den </w:t>
+      </w:r>
+      <w:r>
+        <w:rPr>
+          <w:lang w:val="da-DK"/>
+        </w:rPr>
+        <w:t>overordnede arkitektur og de væsentligste designvalg</w:t>
+      </w:r>
+      <w:r>
+        <w:rPr>
+          <w:lang w:val="da-DK"/>
+        </w:rPr>
+        <w:t xml:space="preserve"> for </w:t>
+      </w:r>
+      <w:r>
+        <w:rPr>
+          <w:lang w:val="da-DK"/>
+        </w:rPr>
+        <w:t>systemets komponenter</w:t>
+      </w:r>
+      <w:r>
+        <w:rPr>
+          <w:lang w:val="da-DK"/>
+        </w:rPr>
+        <w:t xml:space="preserve">, deres </w:t>
+      </w:r>
+      <w:r>
+        <w:rPr>
+          <w:lang w:val="da-DK"/>
+        </w:rPr>
+        <w:t>strukturer</w:t>
+      </w:r>
+      <w:r>
+        <w:rPr>
+          <w:lang w:val="da-DK"/>
+        </w:rPr>
+        <w:t xml:space="preserve"> </w:t>
+      </w:r>
+      <w:r>
+        <w:rPr>
+          <w:lang w:val="da-DK"/>
+        </w:rPr>
+        <w:t xml:space="preserve">og </w:t>
+      </w:r>
+      <w:r>
+        <w:rPr>
+          <w:lang w:val="da-DK"/>
+        </w:rPr>
+        <w:t>hvordan services gør brug af hinanden</w:t>
+      </w:r>
+      <w:r>
+        <w:rPr>
+          <w:lang w:val="da-DK"/>
+        </w:rPr>
+        <w:t xml:space="preserve">. Applikationen er opbygget med en klar opdeling mellem </w:t>
+      </w:r>
+      <w:proofErr w:type="spellStart"/>
+      <w:r>
+        <w:rPr>
+          <w:lang w:val="da-DK"/>
+        </w:rPr>
+        <w:t>frontend</w:t>
+      </w:r>
+      <w:proofErr w:type="spellEnd"/>
       <w:r>
         <w:rPr>
           <w:lang w:val="da-DK"/>
         </w:rPr>
         <w:t xml:space="preserve">, </w:t>
       </w:r>
-      <w:r>
-        <w:rPr>
-          <w:lang w:val="da-DK"/>
-        </w:rPr>
-        <w:t>generering</w:t>
-      </w:r>
-      <w:r>
-        <w:rPr>
-          <w:lang w:val="da-DK"/>
-        </w:rPr>
-        <w:t xml:space="preserve"> og</w:t>
-      </w:r>
-      <w:r>
-        <w:rPr>
-          <w:lang w:val="da-DK"/>
-        </w:rPr>
-        <w:t xml:space="preserve"> håndtering af indkøbslister samt en brugervenlig og sammenhængende oplevelse for brugeren. Systemet skal være pålideligt og kunne håndtere mange samtidige brugere. </w:t>
-      </w:r>
-      <w:r>
-        <w:rPr>
-          <w:lang w:val="da-DK"/>
-        </w:rPr>
-        <w:t xml:space="preserve">Microservice </w:t>
-      </w:r>
-      <w:r>
-        <w:rPr>
-          <w:lang w:val="da-DK"/>
-        </w:rPr>
-        <w:t>arkitektur</w:t>
-      </w:r>
-      <w:r>
-        <w:rPr>
-          <w:lang w:val="da-DK"/>
-        </w:rPr>
-        <w:t>en skal</w:t>
+      <w:proofErr w:type="spellStart"/>
+      <w:r>
+        <w:rPr>
+          <w:lang w:val="da-DK"/>
+        </w:rPr>
+        <w:t>backend</w:t>
+      </w:r>
+      <w:proofErr w:type="spellEnd"/>
+      <w:r>
+        <w:rPr>
+          <w:lang w:val="da-DK"/>
+        </w:rPr>
+        <w:t xml:space="preserve"> services</w:t>
+      </w:r>
+      <w:r>
+        <w:rPr>
+          <w:lang w:val="da-DK"/>
+        </w:rPr>
+        <w:t xml:space="preserve"> og datalagring </w:t>
+      </w:r>
+      <w:r>
+        <w:rPr>
+          <w:lang w:val="da-DK"/>
+        </w:rPr>
+        <w:t>for at</w:t>
+      </w:r>
+      <w:r>
+        <w:rPr>
+          <w:lang w:val="da-DK"/>
+        </w:rPr>
+        <w:t xml:space="preserve"> understøtte</w:t>
       </w:r>
       <w:r>
         <w:rPr>
@@ -3036,331 +3342,23 @@
         </w:rPr>
         <w:t xml:space="preserve"> </w:t>
       </w:r>
-      <w:proofErr w:type="gramStart"/>
-      <w:r>
-        <w:rPr>
-          <w:lang w:val="da-DK"/>
-        </w:rPr>
-        <w:t>sikrer</w:t>
-      </w:r>
-      <w:proofErr w:type="gramEnd"/>
-      <w:r>
-        <w:rPr>
-          <w:lang w:val="da-DK"/>
-        </w:rPr>
-        <w:t xml:space="preserve"> </w:t>
-      </w:r>
-      <w:r>
-        <w:rPr>
-          <w:lang w:val="da-DK"/>
-        </w:rPr>
-        <w:t>applikationen</w:t>
-      </w:r>
-      <w:r>
-        <w:rPr>
-          <w:lang w:val="da-DK"/>
-        </w:rPr>
-        <w:t xml:space="preserve">s </w:t>
-      </w:r>
-      <w:r>
-        <w:rPr>
-          <w:lang w:val="da-DK"/>
-        </w:rPr>
-        <w:t>robust</w:t>
-      </w:r>
-      <w:r>
-        <w:rPr>
-          <w:lang w:val="da-DK"/>
-        </w:rPr>
-        <w:t>hed</w:t>
-      </w:r>
-      <w:r>
-        <w:rPr>
-          <w:lang w:val="da-DK"/>
-        </w:rPr>
-        <w:t>, skalerbar</w:t>
-      </w:r>
-      <w:r>
-        <w:rPr>
-          <w:lang w:val="da-DK"/>
-        </w:rPr>
-        <w:t>hed</w:t>
-      </w:r>
-      <w:r>
-        <w:rPr>
-          <w:lang w:val="da-DK"/>
-        </w:rPr>
-        <w:t xml:space="preserve"> og fejltoleran</w:t>
-      </w:r>
-      <w:r>
-        <w:rPr>
-          <w:lang w:val="da-DK"/>
-        </w:rPr>
-        <w:t>ce</w:t>
-      </w:r>
-      <w:r>
-        <w:rPr>
-          <w:lang w:val="da-DK"/>
-        </w:rPr>
-        <w:t xml:space="preserve">, hvor services kan udvikles, </w:t>
-      </w:r>
-      <w:proofErr w:type="spellStart"/>
-      <w:r>
-        <w:rPr>
-          <w:lang w:val="da-DK"/>
-        </w:rPr>
-        <w:t>deployes</w:t>
-      </w:r>
-      <w:proofErr w:type="spellEnd"/>
-      <w:r>
-        <w:rPr>
-          <w:lang w:val="da-DK"/>
-        </w:rPr>
-        <w:t xml:space="preserve"> og skaleres uafhængigt. Samtidig </w:t>
-      </w:r>
-      <w:r>
-        <w:rPr>
-          <w:lang w:val="da-DK"/>
-        </w:rPr>
-        <w:t xml:space="preserve">kræves et </w:t>
-      </w:r>
-      <w:r>
-        <w:rPr>
-          <w:lang w:val="da-DK"/>
-        </w:rPr>
-        <w:t>fokus</w:t>
-      </w:r>
-      <w:r>
-        <w:rPr>
-          <w:lang w:val="da-DK"/>
-        </w:rPr>
-        <w:t xml:space="preserve"> </w:t>
-      </w:r>
-      <w:r>
-        <w:rPr>
-          <w:lang w:val="da-DK"/>
-        </w:rPr>
-        <w:t>på brugervenlighed, tilgængelighed og høj oppetid for at sikre en stabil platform.</w:t>
-      </w:r>
-    </w:p>
-    <w:p>
-      <w:pPr>
-        <w:rPr>
-          <w:lang w:val="da-DK"/>
-        </w:rPr>
-      </w:pPr>
-    </w:p>
-    <w:p>
-      <w:pPr>
-        <w:pStyle w:val="Heading1"/>
-        <w:rPr>
-          <w:lang w:val="da-DK"/>
-        </w:rPr>
-      </w:pPr>
-      <w:bookmarkStart w:id="2" w:name="_Toc224764705"/>
-      <w:r>
-        <w:rPr>
-          <w:lang w:val="da-DK"/>
-        </w:rPr>
-        <w:t>2</w:t>
-      </w:r>
-      <w:r>
-        <w:rPr>
-          <w:lang w:val="da-DK"/>
-        </w:rPr>
-        <w:t>.</w:t>
-      </w:r>
-      <w:r>
-        <w:rPr>
-          <w:lang w:val="da-DK"/>
-        </w:rPr>
-        <w:t>0</w:t>
-      </w:r>
-      <w:r>
-        <w:rPr>
-          <w:lang w:val="da-DK"/>
-        </w:rPr>
-        <w:t xml:space="preserve"> </w:t>
-      </w:r>
-      <w:r>
-        <w:rPr>
-          <w:lang w:val="da-DK"/>
-        </w:rPr>
-        <w:t>Systemets arkitektur</w:t>
-      </w:r>
-      <w:bookmarkEnd w:id="2"/>
-    </w:p>
-    <w:p>
-      <w:pPr>
-        <w:rPr>
-          <w:lang w:val="da-DK"/>
-        </w:rPr>
-      </w:pPr>
-      <w:r>
-        <w:rPr>
-          <w:lang w:val="da-DK"/>
-        </w:rPr>
-        <w:t xml:space="preserve">Jeg har bygget frontenden med React-frameworket </w:t>
-      </w:r>
-      <w:proofErr w:type="spellStart"/>
-      <w:r>
-        <w:rPr>
-          <w:lang w:val="da-DK"/>
-        </w:rPr>
-        <w:t>ReactRouter</w:t>
-      </w:r>
-      <w:proofErr w:type="spellEnd"/>
-      <w:r>
-        <w:rPr>
-          <w:lang w:val="da-DK"/>
-        </w:rPr>
-        <w:t xml:space="preserve"> version 7. Denne opsætning inkluderer automatisk konfiguration af </w:t>
-      </w:r>
-      <w:proofErr w:type="spellStart"/>
-      <w:r>
-        <w:rPr>
-          <w:lang w:val="da-DK"/>
-        </w:rPr>
-        <w:t>Tailwind</w:t>
-      </w:r>
-      <w:proofErr w:type="spellEnd"/>
-      <w:r>
-        <w:rPr>
-          <w:lang w:val="da-DK"/>
-        </w:rPr>
-        <w:t xml:space="preserve"> CSS til styling, </w:t>
-      </w:r>
-      <w:proofErr w:type="spellStart"/>
-      <w:r>
-        <w:rPr>
-          <w:lang w:val="da-DK"/>
-        </w:rPr>
-        <w:t>TypeScript</w:t>
-      </w:r>
-      <w:proofErr w:type="spellEnd"/>
-      <w:r>
-        <w:rPr>
-          <w:lang w:val="da-DK"/>
-        </w:rPr>
-        <w:t xml:space="preserve"> for type-sikkerhed og en Dockerfile til containerisering. Frameworket sikrer, at min applikation ikke blot er en traditionel SPA (Single Page Application), men i stedet anvender en </w:t>
-      </w:r>
-      <w:r>
-        <w:rPr>
-          <w:lang w:val="da-DK"/>
-        </w:rPr>
-        <w:lastRenderedPageBreak/>
-        <w:t xml:space="preserve">kombination af CSR (Client-Side Rendering) og SSR (Server-Side Rendering). Denne hybridtilgang optimerer </w:t>
-      </w:r>
-      <w:proofErr w:type="spellStart"/>
-      <w:r>
-        <w:rPr>
-          <w:lang w:val="da-DK"/>
-        </w:rPr>
-        <w:t>renderingens</w:t>
-      </w:r>
-      <w:proofErr w:type="spellEnd"/>
-      <w:r>
-        <w:rPr>
-          <w:lang w:val="da-DK"/>
-        </w:rPr>
-        <w:t xml:space="preserve"> ydeevne i brugerens browser, hvilket sikrer hurtigere indlæsningstider og en bedre brugeroplevelse.</w:t>
-      </w:r>
-    </w:p>
-    <w:p>
-      <w:pPr>
-        <w:rPr>
-          <w:lang w:val="da-DK"/>
-        </w:rPr>
-      </w:pPr>
-      <w:r>
-        <w:rPr>
-          <w:lang w:val="da-DK"/>
-        </w:rPr>
-        <w:t xml:space="preserve">Jeg har skrevet </w:t>
-      </w:r>
-      <w:proofErr w:type="spellStart"/>
-      <w:r>
-        <w:rPr>
-          <w:lang w:val="da-DK"/>
-        </w:rPr>
-        <w:t>backenden</w:t>
-      </w:r>
-      <w:proofErr w:type="spellEnd"/>
-      <w:r>
-        <w:rPr>
-          <w:lang w:val="da-DK"/>
-        </w:rPr>
-        <w:t xml:space="preserve"> i Ruby med Ruby on </w:t>
-      </w:r>
-      <w:proofErr w:type="spellStart"/>
-      <w:r>
-        <w:rPr>
-          <w:lang w:val="da-DK"/>
-        </w:rPr>
-        <w:t>Rails</w:t>
-      </w:r>
-      <w:proofErr w:type="spellEnd"/>
-      <w:r>
-        <w:rPr>
-          <w:lang w:val="da-DK"/>
-        </w:rPr>
-        <w:t xml:space="preserve"> som web-framework. Da frontenden er React-baseret, bruges </w:t>
-      </w:r>
-      <w:proofErr w:type="spellStart"/>
-      <w:r>
-        <w:rPr>
-          <w:lang w:val="da-DK"/>
-        </w:rPr>
-        <w:t>Rails</w:t>
-      </w:r>
-      <w:proofErr w:type="spellEnd"/>
-      <w:r>
-        <w:rPr>
-          <w:lang w:val="da-DK"/>
-        </w:rPr>
-        <w:t xml:space="preserve"> udelukkende som et API og ikke som et </w:t>
-      </w:r>
-      <w:proofErr w:type="spellStart"/>
-      <w:r>
-        <w:rPr>
-          <w:lang w:val="da-DK"/>
-        </w:rPr>
-        <w:t>full</w:t>
-      </w:r>
-      <w:proofErr w:type="spellEnd"/>
-      <w:r>
-        <w:rPr>
-          <w:lang w:val="da-DK"/>
-        </w:rPr>
-        <w:t xml:space="preserve"> </w:t>
-      </w:r>
-      <w:proofErr w:type="spellStart"/>
-      <w:r>
-        <w:rPr>
-          <w:lang w:val="da-DK"/>
-        </w:rPr>
-        <w:t>stack</w:t>
-      </w:r>
-      <w:proofErr w:type="spellEnd"/>
-      <w:r>
-        <w:rPr>
-          <w:lang w:val="da-DK"/>
-        </w:rPr>
-        <w:t xml:space="preserve"> framework. Databasen er </w:t>
-      </w:r>
-      <w:proofErr w:type="spellStart"/>
-      <w:r>
-        <w:rPr>
-          <w:lang w:val="da-DK"/>
-        </w:rPr>
-        <w:t>relationsbaseret</w:t>
-      </w:r>
-      <w:proofErr w:type="spellEnd"/>
-      <w:r>
-        <w:rPr>
-          <w:lang w:val="da-DK"/>
-        </w:rPr>
-        <w:t>; MySQL, som sikrer en robust ACID-tilgang til dataintegritet.</w:t>
+      <w:r>
+        <w:rPr>
+          <w:lang w:val="da-DK"/>
+        </w:rPr>
+        <w:t xml:space="preserve">en skalerbar og vedligeholdelsesvenlig </w:t>
+      </w:r>
+      <w:r>
+        <w:rPr>
+          <w:lang w:val="da-DK"/>
+        </w:rPr>
+        <w:t>kodebase</w:t>
+      </w:r>
+      <w:r>
+        <w:rPr>
+          <w:lang w:val="da-DK"/>
+        </w:rPr>
+        <w:t>. Arkitekturen er baseret på moderne webteknologier og principper, der muliggør fleksibel udvikling og integration med eksterne services. Der er lagt vægt på løs kobling mellem systemets dele samt en hensigtsmæssig fordeling af ansvar mellem klient og server. De følgende underafsnit uddyber de enkelte komponenter og deres konkrete implementering.</w:t>
       </w:r>
     </w:p>
     <w:p>
@@ -3438,11 +3436,12 @@
           <w:lang w:val="da-DK"/>
         </w:rPr>
       </w:pPr>
-      <w:bookmarkStart w:id="3" w:name="_Toc224764706"/>
-      <w:r>
-        <w:rPr>
-          <w:lang w:val="da-DK"/>
-        </w:rPr>
+      <w:bookmarkStart w:id="3" w:name="_Toc225071347"/>
+      <w:r>
+        <w:rPr>
+          <w:lang w:val="da-DK"/>
+        </w:rPr>
+        <w:lastRenderedPageBreak/>
         <w:t>2.1</w:t>
       </w:r>
       <w:r>
@@ -3463,100 +3462,617 @@
     </w:p>
     <w:p>
       <w:pPr>
-        <w:pStyle w:val="Heading5"/>
-        <w:rPr>
-          <w:lang w:val="da-DK"/>
-        </w:rPr>
-      </w:pPr>
-      <w:r>
-        <w:rPr>
-          <w:lang w:val="da-DK"/>
-        </w:rPr>
-        <w:t xml:space="preserve">Overordnet om services hvilke services/domæner, brugen af </w:t>
+        <w:rPr>
+          <w:lang w:val="da-DK"/>
+        </w:rPr>
+      </w:pPr>
+      <w:r>
+        <w:rPr>
+          <w:lang w:val="da-DK"/>
+        </w:rPr>
+        <w:t>Systemet er opdelt i mindre selvstændige services med ansvar for hvert deres domæne. Formålet er at sikre en fleksibel og skalerbar arkitektur gennem tydelig ansvarsfordeling.</w:t>
+      </w:r>
+      <w:r>
+        <w:rPr>
+          <w:lang w:val="da-DK"/>
+        </w:rPr>
+        <w:t xml:space="preserve"> </w:t>
+      </w:r>
+      <w:r>
+        <w:rPr>
+          <w:lang w:val="da-DK"/>
+        </w:rPr>
+        <w:t xml:space="preserve">Som Martin Fowler påpeger, er den største frustration ved monolitter, at selv små ændringer kræver, at hele systemet bygges og </w:t>
       </w:r>
       <w:proofErr w:type="spellStart"/>
       <w:r>
         <w:rPr>
           <w:lang w:val="da-DK"/>
         </w:rPr>
-        <w:t>sidekiq</w:t>
+        <w:t>deployes</w:t>
       </w:r>
       <w:proofErr w:type="spellEnd"/>
       <w:r>
         <w:rPr>
           <w:lang w:val="da-DK"/>
         </w:rPr>
+        <w:t xml:space="preserve"> igen</w:t>
+      </w:r>
+      <w:sdt>
+        <w:sdtPr>
+          <w:rPr>
+            <w:lang w:val="da-DK"/>
+          </w:rPr>
+          <w:id w:val="-779958322"/>
+          <w:citation/>
+        </w:sdtPr>
+        <w:sdtContent>
+          <w:r>
+            <w:rPr>
+              <w:lang w:val="da-DK"/>
+            </w:rPr>
+            <w:fldChar w:fldCharType="begin"/>
+          </w:r>
+          <w:r>
+            <w:rPr>
+              <w:lang w:val="da-DK"/>
+            </w:rPr>
+            <w:instrText xml:space="preserve"> CITATION Mar141 \l 1030 </w:instrText>
+          </w:r>
+          <w:r>
+            <w:rPr>
+              <w:lang w:val="da-DK"/>
+            </w:rPr>
+            <w:fldChar w:fldCharType="separate"/>
+          </w:r>
+          <w:r>
+            <w:rPr>
+              <w:noProof/>
+              <w:lang w:val="da-DK"/>
+            </w:rPr>
+            <w:t xml:space="preserve"> </w:t>
+          </w:r>
+          <w:r>
+            <w:rPr>
+              <w:noProof/>
+              <w:lang w:val="da-DK"/>
+            </w:rPr>
+            <w:t>(Fowler 2014)</w:t>
+          </w:r>
+          <w:r>
+            <w:rPr>
+              <w:lang w:val="da-DK"/>
+            </w:rPr>
+            <w:fldChar w:fldCharType="end"/>
+          </w:r>
+        </w:sdtContent>
+      </w:sdt>
+      <w:r>
+        <w:rPr>
+          <w:lang w:val="da-DK"/>
+        </w:rPr>
+        <w:t xml:space="preserve">. Med </w:t>
+      </w:r>
+      <w:proofErr w:type="spellStart"/>
+      <w:r>
+        <w:rPr>
+          <w:lang w:val="da-DK"/>
+        </w:rPr>
+        <w:t>microservices</w:t>
+      </w:r>
+      <w:proofErr w:type="spellEnd"/>
+      <w:r>
+        <w:rPr>
+          <w:lang w:val="da-DK"/>
+        </w:rPr>
+        <w:t xml:space="preserve"> kan en enkelt service ændres, </w:t>
+      </w:r>
+      <w:proofErr w:type="spellStart"/>
+      <w:r>
+        <w:rPr>
+          <w:lang w:val="da-DK"/>
+        </w:rPr>
+        <w:t>deployes</w:t>
+      </w:r>
+      <w:proofErr w:type="spellEnd"/>
+      <w:r>
+        <w:rPr>
+          <w:lang w:val="da-DK"/>
+        </w:rPr>
+        <w:t xml:space="preserve"> og skaleres uafhængigt, hvilket </w:t>
+      </w:r>
+      <w:r>
+        <w:rPr>
+          <w:lang w:val="da-DK"/>
+        </w:rPr>
+        <w:t>tillader mere agilitet</w:t>
+      </w:r>
+      <w:r>
+        <w:rPr>
+          <w:lang w:val="da-DK"/>
+        </w:rPr>
+        <w:t xml:space="preserve"> og mulighed for at eksperimentere uden at risikere systemets stabilitet</w:t>
+      </w:r>
+      <w:r>
+        <w:rPr>
+          <w:lang w:val="da-DK"/>
+        </w:rPr>
+        <w:t xml:space="preserve">. Dette </w:t>
+      </w:r>
+      <w:r>
+        <w:rPr>
+          <w:lang w:val="da-DK"/>
+        </w:rPr>
+        <w:t xml:space="preserve">koncept </w:t>
+      </w:r>
+      <w:r>
+        <w:rPr>
+          <w:lang w:val="da-DK"/>
+        </w:rPr>
+        <w:t xml:space="preserve">kalder Martin </w:t>
+      </w:r>
+      <w:r>
+        <w:rPr>
+          <w:lang w:val="da-DK"/>
+        </w:rPr>
+        <w:t xml:space="preserve">Fowler </w:t>
+      </w:r>
+      <w:r>
+        <w:rPr>
+          <w:lang w:val="da-DK"/>
+        </w:rPr>
+        <w:t xml:space="preserve">for </w:t>
+      </w:r>
+      <w:r>
+        <w:rPr>
+          <w:lang w:val="da-DK"/>
+        </w:rPr>
+        <w:t>evolutionær design</w:t>
+      </w:r>
+      <w:r>
+        <w:rPr>
+          <w:lang w:val="da-DK"/>
+        </w:rPr>
         <w:t xml:space="preserve">, </w:t>
       </w:r>
+      <w:r>
+        <w:rPr>
+          <w:lang w:val="da-DK"/>
+        </w:rPr>
+        <w:t xml:space="preserve">hvilket jeg forstår som, at systemet kan udvikle sig trinvist </w:t>
+      </w:r>
+      <w:r>
+        <w:rPr>
+          <w:lang w:val="da-DK"/>
+        </w:rPr>
+        <w:t xml:space="preserve">som behovene ændres, </w:t>
+      </w:r>
+      <w:r>
+        <w:rPr>
+          <w:lang w:val="da-DK"/>
+        </w:rPr>
+        <w:t>ligesom naturens evolutionære processer tillader arter at overleve ved at tilpasse sig én komponent ad gangen frem for at omskrive hele organismen</w:t>
+      </w:r>
+      <w:r>
+        <w:rPr>
+          <w:lang w:val="da-DK"/>
+        </w:rPr>
+        <w:t>.</w:t>
+      </w:r>
+    </w:p>
+    <w:p>
+      <w:pPr>
+        <w:rPr>
+          <w:lang w:val="da-DK"/>
+        </w:rPr>
+      </w:pPr>
+    </w:p>
+    <w:p>
+      <w:pPr>
+        <w:pStyle w:val="Heading3"/>
+        <w:rPr>
+          <w:lang w:val="da-DK"/>
+        </w:rPr>
+      </w:pPr>
+      <w:bookmarkStart w:id="4" w:name="_Toc225071348"/>
+      <w:r>
+        <w:rPr>
+          <w:lang w:val="da-DK"/>
+        </w:rPr>
+        <w:t>2.1</w:t>
+      </w:r>
+      <w:r>
+        <w:rPr>
+          <w:lang w:val="da-DK"/>
+        </w:rPr>
+        <w:t xml:space="preserve">.1 </w:t>
+      </w:r>
       <w:proofErr w:type="spellStart"/>
       <w:r>
         <w:rPr>
           <w:lang w:val="da-DK"/>
         </w:rPr>
-        <w:t>notifications</w:t>
-      </w:r>
+        <w:t>Frontend</w:t>
+      </w:r>
+      <w:bookmarkEnd w:id="4"/>
       <w:proofErr w:type="spellEnd"/>
-      <w:r>
-        <w:rPr>
-          <w:lang w:val="da-DK"/>
-        </w:rPr>
-        <w:t xml:space="preserve">-service til </w:t>
+    </w:p>
+    <w:p>
+      <w:pPr>
+        <w:rPr>
+          <w:lang w:val="da-DK"/>
+        </w:rPr>
+      </w:pPr>
+      <w:r>
+        <w:rPr>
+          <w:lang w:val="da-DK"/>
+        </w:rPr>
+        <w:t>Frontend</w:t>
+      </w:r>
+      <w:r>
+        <w:rPr>
+          <w:lang w:val="da-DK"/>
+        </w:rPr>
+        <w:t xml:space="preserve">en </w:t>
+      </w:r>
+      <w:r>
+        <w:rPr>
+          <w:lang w:val="da-DK"/>
+        </w:rPr>
+        <w:t xml:space="preserve">er </w:t>
+      </w:r>
+      <w:r>
+        <w:rPr>
+          <w:lang w:val="da-DK"/>
+        </w:rPr>
+        <w:t xml:space="preserve">skrevet i </w:t>
+      </w:r>
+      <w:r>
+        <w:rPr>
+          <w:lang w:val="da-DK"/>
+        </w:rPr>
+        <w:t>React</w:t>
+      </w:r>
+      <w:r>
+        <w:rPr>
+          <w:lang w:val="da-DK"/>
+        </w:rPr>
+        <w:t>.js</w:t>
+      </w:r>
+      <w:r>
+        <w:rPr>
+          <w:lang w:val="da-DK"/>
+        </w:rPr>
+        <w:t xml:space="preserve"> og anvender </w:t>
+      </w:r>
+      <w:r>
+        <w:rPr>
+          <w:lang w:val="da-DK"/>
+        </w:rPr>
+        <w:t xml:space="preserve">frameworket </w:t>
       </w:r>
       <w:proofErr w:type="spellStart"/>
       <w:r>
         <w:rPr>
           <w:lang w:val="da-DK"/>
         </w:rPr>
-        <w:t>stateless</w:t>
+        <w:t>ReactRouter</w:t>
       </w:r>
       <w:proofErr w:type="spellEnd"/>
       <w:r>
         <w:rPr>
           <w:lang w:val="da-DK"/>
         </w:rPr>
+        <w:t xml:space="preserve"> version 7</w:t>
+      </w:r>
+      <w:r>
+        <w:rPr>
+          <w:lang w:val="da-DK"/>
+        </w:rPr>
+        <w:t xml:space="preserve"> (RRv7)</w:t>
+      </w:r>
+      <w:r>
+        <w:rPr>
+          <w:lang w:val="da-DK"/>
+        </w:rPr>
+        <w:t xml:space="preserve">. Denne opsætning inkluderer integration af </w:t>
+      </w:r>
+      <w:proofErr w:type="spellStart"/>
+      <w:r>
+        <w:rPr>
+          <w:lang w:val="da-DK"/>
+        </w:rPr>
+        <w:t>TypeScript</w:t>
+      </w:r>
+      <w:proofErr w:type="spellEnd"/>
+      <w:r>
+        <w:rPr>
+          <w:lang w:val="da-DK"/>
+        </w:rPr>
+        <w:t xml:space="preserve"> for typesikkerhed samt TailwindCSS til styling</w:t>
+      </w:r>
+      <w:r>
+        <w:rPr>
+          <w:lang w:val="da-DK"/>
+        </w:rPr>
+        <w:t xml:space="preserve"> og en Dockerfile til containerisering for at opnå </w:t>
+      </w:r>
+      <w:r>
+        <w:rPr>
+          <w:lang w:val="da-DK"/>
+        </w:rPr>
+        <w:t xml:space="preserve">konsistens på tværs af udviklings- og produktionsmiljøer. </w:t>
+      </w:r>
+      <w:r>
+        <w:rPr>
+          <w:lang w:val="da-DK"/>
+        </w:rPr>
+        <w:t xml:space="preserve">Ved </w:t>
+      </w:r>
+      <w:r>
+        <w:rPr>
+          <w:lang w:val="da-DK"/>
+        </w:rPr>
+        <w:t>at anvende</w:t>
+      </w:r>
+      <w:r>
+        <w:rPr>
+          <w:lang w:val="da-DK"/>
+        </w:rPr>
         <w:t xml:space="preserve"> </w:t>
       </w:r>
+      <w:r>
+        <w:rPr>
+          <w:lang w:val="da-DK"/>
+        </w:rPr>
+        <w:t>RRv7</w:t>
+      </w:r>
+      <w:r>
+        <w:rPr>
+          <w:lang w:val="da-DK"/>
+        </w:rPr>
+        <w:t xml:space="preserve"> kan både </w:t>
+      </w:r>
+      <w:r>
+        <w:rPr>
+          <w:lang w:val="da-DK"/>
+        </w:rPr>
+        <w:t>server</w:t>
+      </w:r>
+      <w:r>
+        <w:rPr>
+          <w:lang w:val="da-DK"/>
+        </w:rPr>
+        <w:t xml:space="preserve"> s</w:t>
+      </w:r>
+      <w:r>
+        <w:rPr>
+          <w:lang w:val="da-DK"/>
+        </w:rPr>
+        <w:t xml:space="preserve">ide </w:t>
+      </w:r>
       <w:proofErr w:type="spellStart"/>
       <w:r>
         <w:rPr>
           <w:lang w:val="da-DK"/>
         </w:rPr>
-        <w:t>connections</w:t>
+        <w:t>rendering</w:t>
       </w:r>
       <w:proofErr w:type="spellEnd"/>
       <w:r>
         <w:rPr>
           <w:lang w:val="da-DK"/>
         </w:rPr>
-        <w:t xml:space="preserve"> med </w:t>
+        <w:t xml:space="preserve"> og </w:t>
+      </w:r>
+      <w:r>
+        <w:rPr>
+          <w:lang w:val="da-DK"/>
+        </w:rPr>
+        <w:t xml:space="preserve">klient </w:t>
+      </w:r>
+      <w:r>
+        <w:rPr>
+          <w:lang w:val="da-DK"/>
+        </w:rPr>
+        <w:t xml:space="preserve">side </w:t>
       </w:r>
       <w:proofErr w:type="spellStart"/>
       <w:r>
         <w:rPr>
           <w:lang w:val="da-DK"/>
         </w:rPr>
-        <w:t>redis</w:t>
+        <w:t>rendering</w:t>
       </w:r>
       <w:proofErr w:type="spellEnd"/>
       <w:r>
         <w:rPr>
           <w:lang w:val="da-DK"/>
         </w:rPr>
-        <w:t xml:space="preserve"> og </w:t>
+        <w:t xml:space="preserve"> anvendes</w:t>
+      </w:r>
+      <w:r>
+        <w:rPr>
+          <w:lang w:val="da-DK"/>
+        </w:rPr>
+        <w:t xml:space="preserve">. </w:t>
       </w:r>
       <w:proofErr w:type="spellStart"/>
       <w:r>
         <w:rPr>
           <w:lang w:val="da-DK"/>
         </w:rPr>
-        <w:t>ActionCable</w:t>
+        <w:t>R</w:t>
+      </w:r>
+      <w:r>
+        <w:rPr>
+          <w:lang w:val="da-DK"/>
+        </w:rPr>
+        <w:t>endering</w:t>
+      </w:r>
+      <w:r>
+        <w:rPr>
+          <w:lang w:val="da-DK"/>
+        </w:rPr>
+        <w:t>en</w:t>
       </w:r>
       <w:proofErr w:type="spellEnd"/>
       <w:r>
         <w:rPr>
           <w:lang w:val="da-DK"/>
         </w:rPr>
-        <w:t>…</w:t>
+        <w:t xml:space="preserve"> </w:t>
+      </w:r>
+      <w:r>
+        <w:rPr>
+          <w:lang w:val="da-DK"/>
+        </w:rPr>
+        <w:t>af statiske sider og sider, som ikke kræver autorisation</w:t>
+      </w:r>
+      <w:r>
+        <w:rPr>
+          <w:lang w:val="da-DK"/>
+        </w:rPr>
+        <w:t xml:space="preserve"> kan derfor</w:t>
+      </w:r>
+      <w:r>
+        <w:rPr>
+          <w:lang w:val="da-DK"/>
+        </w:rPr>
+        <w:t xml:space="preserve"> </w:t>
+      </w:r>
+      <w:r>
+        <w:rPr>
+          <w:lang w:val="da-DK"/>
+        </w:rPr>
+        <w:t>udføres på serveren frem for i klientens browser, hvilket reducerer belastningen på brugerens enhed</w:t>
+      </w:r>
+      <w:r>
+        <w:rPr>
+          <w:lang w:val="da-DK"/>
+        </w:rPr>
+        <w:t xml:space="preserve"> og sikrer </w:t>
+      </w:r>
+      <w:r>
+        <w:rPr>
+          <w:lang w:val="da-DK"/>
+        </w:rPr>
+        <w:t>hurtigere indlæsningstider</w:t>
+      </w:r>
+      <w:r>
+        <w:rPr>
+          <w:lang w:val="da-DK"/>
+        </w:rPr>
+        <w:t xml:space="preserve">, som vil give en mere flydende </w:t>
+      </w:r>
+      <w:r>
+        <w:rPr>
+          <w:lang w:val="da-DK"/>
+        </w:rPr>
+        <w:t>brugeroplevelse.</w:t>
+      </w:r>
+    </w:p>
+    <w:p>
+      <w:pPr>
+        <w:rPr>
+          <w:lang w:val="da-DK"/>
+        </w:rPr>
+      </w:pPr>
+      <w:r>
+        <w:rPr>
+          <w:lang w:val="da-DK"/>
+        </w:rPr>
+        <w:t xml:space="preserve">Til håndtering af global </w:t>
+      </w:r>
+      <w:proofErr w:type="spellStart"/>
+      <w:r>
+        <w:rPr>
+          <w:lang w:val="da-DK"/>
+        </w:rPr>
+        <w:t>state</w:t>
+      </w:r>
+      <w:proofErr w:type="spellEnd"/>
+      <w:r>
+        <w:rPr>
+          <w:lang w:val="da-DK"/>
+        </w:rPr>
+        <w:t xml:space="preserve"> anvendes </w:t>
+      </w:r>
+      <w:proofErr w:type="spellStart"/>
+      <w:r>
+        <w:rPr>
+          <w:lang w:val="da-DK"/>
+        </w:rPr>
+        <w:t>Jotai</w:t>
+      </w:r>
+      <w:proofErr w:type="spellEnd"/>
+      <w:r>
+        <w:rPr>
+          <w:lang w:val="da-DK"/>
+        </w:rPr>
+        <w:t>, som gennem atoms muliggør en simpel</w:t>
+      </w:r>
+      <w:r>
+        <w:rPr>
+          <w:lang w:val="da-DK"/>
+        </w:rPr>
+        <w:t xml:space="preserve"> </w:t>
+      </w:r>
+      <w:r>
+        <w:rPr>
+          <w:lang w:val="da-DK"/>
+        </w:rPr>
+        <w:t xml:space="preserve">tilgang til delt tilstand på tværs af komponenter. Derudover benyttes </w:t>
+      </w:r>
+      <w:proofErr w:type="spellStart"/>
+      <w:r>
+        <w:rPr>
+          <w:lang w:val="da-DK"/>
+        </w:rPr>
+        <w:t>TanStack</w:t>
+      </w:r>
+      <w:proofErr w:type="spellEnd"/>
+      <w:r>
+        <w:rPr>
+          <w:lang w:val="da-DK"/>
+        </w:rPr>
+        <w:t xml:space="preserve"> React Query til datahåndtering og caching på klient</w:t>
+      </w:r>
+      <w:r>
+        <w:rPr>
+          <w:lang w:val="da-DK"/>
+        </w:rPr>
+        <w:t xml:space="preserve">ens </w:t>
+      </w:r>
+      <w:r>
+        <w:rPr>
+          <w:lang w:val="da-DK"/>
+        </w:rPr>
+        <w:t>side. Dette betyder, at allerede hentet data genbruges ved efterfølgende forespørgsler, indtil det betragtes som forældet</w:t>
+      </w:r>
+      <w:r>
+        <w:rPr>
+          <w:lang w:val="da-DK"/>
+        </w:rPr>
+        <w:t>, hvilket er sat til 5 minutter</w:t>
+      </w:r>
+      <w:r>
+        <w:rPr>
+          <w:lang w:val="da-DK"/>
+        </w:rPr>
+        <w:t xml:space="preserve">, </w:t>
+      </w:r>
+      <w:r>
+        <w:rPr>
+          <w:lang w:val="da-DK"/>
+        </w:rPr>
+        <w:t>for at</w:t>
+      </w:r>
+      <w:r>
+        <w:rPr>
+          <w:lang w:val="da-DK"/>
+        </w:rPr>
+        <w:t xml:space="preserve"> reducere unødvendige netværkskald og forbedrer applikationens performance.</w:t>
       </w:r>
     </w:p>
     <w:p>
@@ -3569,833 +4085,1280 @@
     <w:p>
       <w:pPr>
         <w:pStyle w:val="Heading3"/>
-      </w:pPr>
-      <w:bookmarkStart w:id="4" w:name="_Toc224764707"/>
-      <w:r>
-        <w:lastRenderedPageBreak/>
-        <w:t xml:space="preserve">2.1.1 </w:t>
-      </w:r>
-      <w:r>
-        <w:t>Backend Services</w:t>
-      </w:r>
-      <w:bookmarkEnd w:id="4"/>
-    </w:p>
-    <w:p>
-      <w:pPr>
-        <w:rPr>
-          <w:lang w:val="da-DK"/>
-        </w:rPr>
-      </w:pPr>
-      <w:r>
-        <w:rPr>
-          <w:lang w:val="da-DK"/>
-        </w:rPr>
-        <w:t xml:space="preserve">Dette afsnit beskriver </w:t>
-      </w:r>
-      <w:r>
-        <w:rPr>
-          <w:lang w:val="da-DK"/>
-        </w:rPr>
-        <w:t xml:space="preserve">de forskellige </w:t>
-      </w:r>
-      <w:proofErr w:type="spellStart"/>
-      <w:r>
-        <w:rPr>
-          <w:lang w:val="da-DK"/>
-        </w:rPr>
-        <w:t>backend</w:t>
-      </w:r>
-      <w:proofErr w:type="spellEnd"/>
-      <w:r>
-        <w:rPr>
-          <w:lang w:val="da-DK"/>
-        </w:rPr>
-        <w:t xml:space="preserve"> </w:t>
-      </w:r>
-      <w:r>
-        <w:rPr>
-          <w:lang w:val="da-DK"/>
-        </w:rPr>
-        <w:t>services</w:t>
-      </w:r>
-      <w:r>
-        <w:rPr>
-          <w:lang w:val="da-DK"/>
-        </w:rPr>
-        <w:t xml:space="preserve"> for Munchora</w:t>
-      </w:r>
-      <w:r>
-        <w:rPr>
-          <w:lang w:val="da-DK"/>
-        </w:rPr>
-        <w:t xml:space="preserve"> herunder deres ansvar, opbygning og samspil i systemets samlede arkitektur.</w:t>
-      </w:r>
-    </w:p>
-    <w:p>
-      <w:pPr>
-        <w:rPr>
-          <w:lang w:val="da-DK"/>
-        </w:rPr>
-      </w:pPr>
-    </w:p>
-    <w:p>
-      <w:pPr>
-        <w:pStyle w:val="Heading4"/>
-        <w:rPr>
-          <w:lang w:val="da-DK"/>
-        </w:rPr>
-      </w:pPr>
-      <w:proofErr w:type="spellStart"/>
-      <w:r>
-        <w:rPr>
-          <w:lang w:val="da-DK"/>
-        </w:rPr>
-        <w:t>A</w:t>
-      </w:r>
-      <w:r>
-        <w:rPr>
-          <w:lang w:val="da-DK"/>
-        </w:rPr>
-        <w:t>uth</w:t>
-      </w:r>
-      <w:proofErr w:type="spellEnd"/>
-      <w:r>
-        <w:rPr>
-          <w:lang w:val="da-DK"/>
-        </w:rPr>
-        <w:t>-service</w:t>
-      </w:r>
-    </w:p>
-    <w:p>
-      <w:pPr>
-        <w:rPr>
-          <w:lang w:val="da-DK"/>
-        </w:rPr>
-      </w:pPr>
-      <w:r>
-        <w:rPr>
-          <w:lang w:val="da-DK"/>
-        </w:rPr>
-        <w:t>Oprettelse af brugere og bruger ændringer håndteres af denne service, og derfor også Munchora’s ”</w:t>
-      </w:r>
-      <w:r>
-        <w:rPr>
-          <w:lang w:val="da-DK"/>
-        </w:rPr>
-        <w:t xml:space="preserve">single source of </w:t>
-      </w:r>
-      <w:proofErr w:type="spellStart"/>
-      <w:r>
-        <w:rPr>
-          <w:lang w:val="da-DK"/>
-        </w:rPr>
-        <w:t>truth</w:t>
-      </w:r>
-      <w:proofErr w:type="spellEnd"/>
-      <w:r>
-        <w:rPr>
-          <w:lang w:val="da-DK"/>
-        </w:rPr>
-        <w:t>”</w:t>
-      </w:r>
-      <w:r>
-        <w:rPr>
-          <w:lang w:val="da-DK"/>
-        </w:rPr>
-        <w:t xml:space="preserve"> for autentificering og autorisation af brugere. Det er udelukkende denne service, der er ansvarlig for at udstede JWT</w:t>
-      </w:r>
-      <w:r>
-        <w:rPr>
-          <w:lang w:val="da-DK"/>
-        </w:rPr>
-        <w:t xml:space="preserve"> </w:t>
-      </w:r>
-      <w:proofErr w:type="spellStart"/>
-      <w:r>
-        <w:rPr>
-          <w:lang w:val="da-DK"/>
-        </w:rPr>
-        <w:t>tokens</w:t>
-      </w:r>
-      <w:proofErr w:type="spellEnd"/>
-      <w:r>
-        <w:rPr>
-          <w:lang w:val="da-DK"/>
-        </w:rPr>
-        <w:t xml:space="preserve">, som de øvrige services benytter til at validere, om en bruger er autentificeret og har adgang til givne ressourcer. Servicen håndterer </w:t>
-      </w:r>
-      <w:r>
-        <w:rPr>
-          <w:lang w:val="da-DK"/>
-        </w:rPr>
-        <w:t xml:space="preserve">også </w:t>
-      </w:r>
-      <w:r>
-        <w:rPr>
-          <w:lang w:val="da-DK"/>
-        </w:rPr>
-        <w:t xml:space="preserve">login via Google </w:t>
-      </w:r>
-      <w:r>
-        <w:rPr>
-          <w:lang w:val="da-DK"/>
-        </w:rPr>
-        <w:t>single sign on (</w:t>
-      </w:r>
-      <w:r>
-        <w:rPr>
-          <w:lang w:val="da-DK"/>
-        </w:rPr>
-        <w:t>SSO</w:t>
-      </w:r>
-      <w:r>
-        <w:rPr>
-          <w:lang w:val="da-DK"/>
-        </w:rPr>
-        <w:t>)</w:t>
-      </w:r>
-      <w:r>
-        <w:rPr>
-          <w:lang w:val="da-DK"/>
-        </w:rPr>
-        <w:t xml:space="preserve"> samt oprettelse og vedligeholdelse af brugere. Ved succesfuld autentificering genererer </w:t>
-      </w:r>
-      <w:proofErr w:type="spellStart"/>
-      <w:r>
-        <w:rPr>
-          <w:lang w:val="da-DK"/>
-        </w:rPr>
-        <w:t>a</w:t>
-      </w:r>
-      <w:r>
-        <w:rPr>
-          <w:lang w:val="da-DK"/>
-        </w:rPr>
-        <w:t>uth</w:t>
-      </w:r>
-      <w:proofErr w:type="spellEnd"/>
-      <w:r>
-        <w:rPr>
-          <w:lang w:val="da-DK"/>
-        </w:rPr>
-        <w:t>-service e</w:t>
-      </w:r>
-      <w:r>
-        <w:rPr>
-          <w:lang w:val="da-DK"/>
-        </w:rPr>
-        <w:t>n</w:t>
-      </w:r>
-      <w:r>
-        <w:rPr>
-          <w:lang w:val="da-DK"/>
-        </w:rPr>
-        <w:t xml:space="preserve"> JWT-</w:t>
-      </w:r>
-      <w:proofErr w:type="spellStart"/>
-      <w:r>
-        <w:rPr>
-          <w:lang w:val="da-DK"/>
-        </w:rPr>
-        <w:t>token</w:t>
-      </w:r>
-      <w:proofErr w:type="spellEnd"/>
-      <w:r>
-        <w:rPr>
-          <w:lang w:val="da-DK"/>
-        </w:rPr>
-        <w:t>, som indeholder de nødvendige oplysninger til identifikation og autorisation, og som efterfølgende anvendes af andre services til at sikre en konsistent og sikker adgangskontrol på tværs af systemet.</w:t>
-      </w:r>
-    </w:p>
-    <w:p>
-      <w:pPr>
-        <w:rPr>
-          <w:lang w:val="da-DK"/>
-        </w:rPr>
-      </w:pPr>
-    </w:p>
-    <w:p>
-      <w:pPr>
-        <w:pStyle w:val="Heading4"/>
-      </w:pPr>
-      <w:r>
-        <w:t>recipes</w:t>
-      </w:r>
-      <w:r>
-        <w:t>-service</w:t>
-      </w:r>
-    </w:p>
-    <w:p>
-      <w:pPr>
-        <w:rPr>
-          <w:lang w:val="da-DK"/>
-        </w:rPr>
-      </w:pPr>
-      <w:proofErr w:type="spellStart"/>
-      <w:r>
-        <w:rPr>
-          <w:lang w:val="da-DK"/>
-        </w:rPr>
-        <w:t>Recipes</w:t>
-      </w:r>
-      <w:proofErr w:type="spellEnd"/>
-      <w:r>
-        <w:rPr>
-          <w:lang w:val="da-DK"/>
-        </w:rPr>
-        <w:t>-service er ansvarlig for håndtering af opskrifter i systemet, herunder oprettelse</w:t>
-      </w:r>
-      <w:r>
-        <w:rPr>
-          <w:lang w:val="da-DK"/>
-        </w:rPr>
-        <w:t xml:space="preserve"> ved hjælp af AI eller manuelle ændringer og sletning</w:t>
-      </w:r>
-      <w:r>
-        <w:rPr>
-          <w:lang w:val="da-DK"/>
-        </w:rPr>
-        <w:t xml:space="preserve">. Servicen kan igangsætte generering af opskrifter </w:t>
-      </w:r>
-      <w:r>
-        <w:rPr>
-          <w:lang w:val="da-DK"/>
-        </w:rPr>
-        <w:t>ved at bruge</w:t>
-      </w:r>
-      <w:r>
-        <w:rPr>
-          <w:lang w:val="da-DK"/>
-        </w:rPr>
-        <w:t xml:space="preserve"> </w:t>
-      </w:r>
-      <w:proofErr w:type="spellStart"/>
-      <w:r>
-        <w:rPr>
-          <w:lang w:val="da-DK"/>
-        </w:rPr>
-        <w:t>ai</w:t>
-      </w:r>
-      <w:proofErr w:type="spellEnd"/>
-      <w:r>
-        <w:rPr>
-          <w:lang w:val="da-DK"/>
-        </w:rPr>
-        <w:t xml:space="preserve">-service, som kommunikeres asynkront gennem </w:t>
-      </w:r>
-      <w:proofErr w:type="spellStart"/>
-      <w:r>
-        <w:rPr>
-          <w:lang w:val="da-DK"/>
-        </w:rPr>
-        <w:t>RabbitMQ</w:t>
-      </w:r>
-      <w:proofErr w:type="spellEnd"/>
-      <w:r>
-        <w:rPr>
-          <w:lang w:val="da-DK"/>
-        </w:rPr>
-        <w:t xml:space="preserve">. Når </w:t>
-      </w:r>
-      <w:proofErr w:type="spellStart"/>
-      <w:r>
-        <w:rPr>
-          <w:lang w:val="da-DK"/>
-        </w:rPr>
-        <w:t>ai</w:t>
-      </w:r>
-      <w:proofErr w:type="spellEnd"/>
-      <w:r>
-        <w:rPr>
-          <w:lang w:val="da-DK"/>
-        </w:rPr>
-        <w:t xml:space="preserve">-service har genereret en opskrift, sendes </w:t>
-      </w:r>
-      <w:r>
-        <w:rPr>
-          <w:lang w:val="da-DK"/>
-        </w:rPr>
-        <w:t xml:space="preserve">denne </w:t>
-      </w:r>
-      <w:proofErr w:type="spellStart"/>
-      <w:r>
-        <w:rPr>
-          <w:lang w:val="da-DK"/>
-        </w:rPr>
-        <w:t>ai</w:t>
-      </w:r>
-      <w:proofErr w:type="spellEnd"/>
-      <w:r>
-        <w:rPr>
-          <w:lang w:val="da-DK"/>
-        </w:rPr>
-        <w:t xml:space="preserve"> generede opskrift </w:t>
-      </w:r>
-      <w:r>
-        <w:rPr>
-          <w:lang w:val="da-DK"/>
-        </w:rPr>
-        <w:t xml:space="preserve">tilbage til </w:t>
-      </w:r>
-      <w:proofErr w:type="spellStart"/>
-      <w:r>
-        <w:rPr>
-          <w:lang w:val="da-DK"/>
-        </w:rPr>
-        <w:t>r</w:t>
-      </w:r>
-      <w:r>
-        <w:rPr>
-          <w:lang w:val="da-DK"/>
-        </w:rPr>
-        <w:t>ecipes</w:t>
-      </w:r>
-      <w:proofErr w:type="spellEnd"/>
-      <w:r>
-        <w:rPr>
-          <w:lang w:val="da-DK"/>
-        </w:rPr>
-        <w:t xml:space="preserve">-service, som herefter persisterer </w:t>
-      </w:r>
-      <w:proofErr w:type="spellStart"/>
-      <w:r>
-        <w:rPr>
-          <w:lang w:val="da-DK"/>
-        </w:rPr>
-        <w:t>dataen</w:t>
-      </w:r>
-      <w:proofErr w:type="spellEnd"/>
-      <w:r>
-        <w:rPr>
-          <w:lang w:val="da-DK"/>
-        </w:rPr>
-        <w:t>. Derudover anvender servicen JWT-</w:t>
-      </w:r>
-      <w:proofErr w:type="spellStart"/>
-      <w:r>
-        <w:rPr>
-          <w:lang w:val="da-DK"/>
-        </w:rPr>
-        <w:t>tokens</w:t>
-      </w:r>
-      <w:proofErr w:type="spellEnd"/>
-      <w:r>
-        <w:rPr>
-          <w:lang w:val="da-DK"/>
-        </w:rPr>
-        <w:t xml:space="preserve"> til at validere, om en bruger har adgang til de ønskede opskrifter</w:t>
-      </w:r>
-      <w:r>
-        <w:rPr>
-          <w:lang w:val="da-DK"/>
-        </w:rPr>
-        <w:t>, hvis ikke public</w:t>
-      </w:r>
-      <w:r>
-        <w:rPr>
-          <w:lang w:val="da-DK"/>
-        </w:rPr>
-        <w:t>, og sikrer dermed korrekt autorisation i forhold til brugerens rettigheder.</w:t>
-      </w:r>
-    </w:p>
-    <w:p>
-      <w:pPr>
-        <w:rPr>
-          <w:lang w:val="da-DK"/>
-        </w:rPr>
-      </w:pPr>
-    </w:p>
-    <w:p>
-      <w:pPr>
-        <w:pStyle w:val="Heading4"/>
-      </w:pPr>
-      <w:r>
-        <w:t>ai</w:t>
-      </w:r>
-      <w:r>
-        <w:t>-service</w:t>
-      </w:r>
-    </w:p>
-    <w:p/>
-    <w:p>
-      <w:pPr>
-        <w:pStyle w:val="Heading4"/>
-      </w:pPr>
-      <w:r>
-        <w:t>shopping-lists</w:t>
-      </w:r>
-      <w:r>
-        <w:t>-service</w:t>
-      </w:r>
-    </w:p>
-    <w:p/>
-    <w:p>
-      <w:pPr>
-        <w:pStyle w:val="Heading4"/>
-      </w:pPr>
-      <w:r>
-        <w:lastRenderedPageBreak/>
-        <w:t>notifications</w:t>
-      </w:r>
-      <w:r>
-        <w:t>-service</w:t>
-      </w:r>
-    </w:p>
-    <w:p/>
-    <w:p>
-      <w:pPr>
-        <w:pStyle w:val="Heading3"/>
-      </w:pPr>
-      <w:bookmarkStart w:id="5" w:name="_Toc224764708"/>
-      <w:r>
-        <w:t>2.</w:t>
-      </w:r>
-      <w:r>
-        <w:t>1.</w:t>
-      </w:r>
-      <w:r>
-        <w:t>2</w:t>
-      </w:r>
-      <w:r>
-        <w:t xml:space="preserve"> </w:t>
-      </w:r>
-      <w:r>
-        <w:t xml:space="preserve">Request </w:t>
-      </w:r>
-      <w:r>
-        <w:t>Routing</w:t>
-      </w:r>
-      <w:bookmarkEnd w:id="5"/>
-    </w:p>
-    <w:p>
-      <w:r>
-        <w:t>Nginx</w:t>
-      </w:r>
-    </w:p>
-    <w:p/>
-    <w:p>
-      <w:pPr>
-        <w:pStyle w:val="Heading3"/>
-      </w:pPr>
-      <w:bookmarkStart w:id="6" w:name="_Toc224764709"/>
-      <w:r>
-        <w:t>2.1.3 DLS Patterns</w:t>
-      </w:r>
-      <w:bookmarkEnd w:id="6"/>
-    </w:p>
-    <w:p>
-      <w:pPr>
-        <w:pStyle w:val="Heading4"/>
-      </w:pPr>
-      <w:r>
-        <w:t>Immutable data (Tombstone and snapshot pattern)</w:t>
-      </w:r>
-    </w:p>
-    <w:p>
-      <w:proofErr w:type="spellStart"/>
-      <w:r>
-        <w:t>Papertrails</w:t>
-      </w:r>
-      <w:proofErr w:type="spellEnd"/>
-      <w:r>
-        <w:t xml:space="preserve"> gem for ruby</w:t>
-      </w:r>
-    </w:p>
-    <w:p>
-      <w:pPr>
-        <w:rPr>
-          <w:lang w:val="da-DK"/>
-        </w:rPr>
-      </w:pPr>
-    </w:p>
-    <w:p>
-      <w:pPr>
-        <w:rPr>
-          <w:lang w:val="da-DK"/>
-        </w:rPr>
-      </w:pPr>
-      <w:r>
-        <w:rPr>
-          <w:lang w:val="da-DK"/>
-        </w:rPr>
-        <w:t xml:space="preserve">Systemet anvender delvist principper fra </w:t>
-      </w:r>
-      <w:proofErr w:type="spellStart"/>
-      <w:r>
-        <w:rPr>
-          <w:lang w:val="da-DK"/>
-        </w:rPr>
-        <w:t>immutable</w:t>
-      </w:r>
-      <w:proofErr w:type="spellEnd"/>
-      <w:r>
-        <w:rPr>
-          <w:lang w:val="da-DK"/>
-        </w:rPr>
-        <w:t xml:space="preserve"> data gennem brugen af versionsstyring via </w:t>
-      </w:r>
-      <w:proofErr w:type="spellStart"/>
-      <w:r>
-        <w:rPr>
-          <w:lang w:val="da-DK"/>
-        </w:rPr>
-        <w:t>gem’en</w:t>
-      </w:r>
-      <w:proofErr w:type="spellEnd"/>
-      <w:r>
-        <w:rPr>
-          <w:lang w:val="da-DK"/>
-        </w:rPr>
-        <w:t xml:space="preserve"> </w:t>
-      </w:r>
-      <w:proofErr w:type="spellStart"/>
-      <w:r>
-        <w:rPr>
-          <w:lang w:val="da-DK"/>
-        </w:rPr>
-        <w:t>papertrail</w:t>
-      </w:r>
-      <w:proofErr w:type="spellEnd"/>
-      <w:r>
-        <w:rPr>
-          <w:lang w:val="da-DK"/>
-        </w:rPr>
-        <w:t xml:space="preserve">. Selvom de primære entiteter fortsat er mutable, bliver alle ændringer registreret som </w:t>
-      </w:r>
-      <w:proofErr w:type="spellStart"/>
-      <w:r>
-        <w:rPr>
-          <w:lang w:val="da-DK"/>
-        </w:rPr>
-        <w:t>append</w:t>
-      </w:r>
-      <w:proofErr w:type="spellEnd"/>
-      <w:r>
-        <w:rPr>
-          <w:lang w:val="da-DK"/>
-        </w:rPr>
-        <w:t xml:space="preserve"> </w:t>
-      </w:r>
-      <w:proofErr w:type="spellStart"/>
-      <w:r>
-        <w:rPr>
-          <w:lang w:val="da-DK"/>
-        </w:rPr>
-        <w:t>only</w:t>
-      </w:r>
-      <w:proofErr w:type="spellEnd"/>
-      <w:r>
-        <w:rPr>
-          <w:lang w:val="da-DK"/>
-        </w:rPr>
-        <w:t xml:space="preserve"> snapshots, hvilket muliggør historisk sporbarhed og </w:t>
-      </w:r>
-      <w:proofErr w:type="spellStart"/>
-      <w:r>
-        <w:rPr>
-          <w:lang w:val="da-DK"/>
-        </w:rPr>
-        <w:t>rollback</w:t>
-      </w:r>
-      <w:proofErr w:type="spellEnd"/>
-      <w:r>
-        <w:rPr>
-          <w:lang w:val="da-DK"/>
-        </w:rPr>
-        <w:t>. Dette er i tråd med snapshot</w:t>
-      </w:r>
-      <w:r>
-        <w:rPr>
-          <w:lang w:val="da-DK"/>
-        </w:rPr>
-        <w:t xml:space="preserve"> </w:t>
-      </w:r>
-      <w:r>
-        <w:rPr>
-          <w:lang w:val="da-DK"/>
-        </w:rPr>
-        <w:t xml:space="preserve">mønstret og giver egenskaber, der minder om </w:t>
-      </w:r>
-      <w:proofErr w:type="spellStart"/>
-      <w:r>
-        <w:rPr>
-          <w:lang w:val="da-DK"/>
-        </w:rPr>
-        <w:t>immutable</w:t>
-      </w:r>
-      <w:proofErr w:type="spellEnd"/>
-      <w:r>
-        <w:rPr>
-          <w:lang w:val="da-DK"/>
-        </w:rPr>
-        <w:t xml:space="preserve"> datalagring.</w:t>
-      </w:r>
-    </w:p>
-    <w:p>
-      <w:pPr>
-        <w:rPr>
-          <w:lang w:val="da-DK"/>
-        </w:rPr>
-      </w:pPr>
-    </w:p>
-    <w:p>
-      <w:pPr>
-        <w:rPr>
-          <w:lang w:val="da-DK"/>
-        </w:rPr>
-      </w:pPr>
-    </w:p>
-    <w:p>
-      <w:pPr>
-        <w:pStyle w:val="Heading4"/>
-      </w:pPr>
-      <w:r>
-        <w:t>Idempotence</w:t>
-      </w:r>
-    </w:p>
-    <w:p>
-      <w:pPr>
-        <w:rPr>
-          <w:lang w:val="da-DK"/>
-        </w:rPr>
-      </w:pPr>
-    </w:p>
-    <w:p>
-      <w:pPr>
-        <w:pStyle w:val="Heading4"/>
-        <w:rPr>
-          <w:lang w:val="da-DK"/>
-        </w:rPr>
-      </w:pPr>
-      <w:r>
-        <w:rPr>
-          <w:lang w:val="da-DK"/>
-        </w:rPr>
-        <w:t>Caching</w:t>
-      </w:r>
-    </w:p>
-    <w:p>
-      <w:proofErr w:type="spellStart"/>
-      <w:r>
-        <w:t>Tanstack</w:t>
-      </w:r>
-      <w:proofErr w:type="spellEnd"/>
-      <w:r>
-        <w:t xml:space="preserve"> query caching client side</w:t>
-      </w:r>
-    </w:p>
-    <w:p/>
-    <w:p>
-      <w:pPr>
-        <w:pStyle w:val="Heading4"/>
-      </w:pPr>
-      <w:r>
-        <w:t>Asynchronous Messaging Pattern</w:t>
-      </w:r>
-    </w:p>
-    <w:p>
-      <w:pPr>
-        <w:rPr>
-          <w:lang w:val="da-DK"/>
-        </w:rPr>
-      </w:pPr>
-      <w:proofErr w:type="spellStart"/>
-      <w:r>
-        <w:rPr>
-          <w:lang w:val="da-DK"/>
-        </w:rPr>
-        <w:t>Sidekiq</w:t>
-      </w:r>
-      <w:proofErr w:type="spellEnd"/>
-    </w:p>
-    <w:p>
-      <w:pPr>
-        <w:pStyle w:val="Heading3"/>
-        <w:rPr>
-          <w:lang w:val="da-DK"/>
-        </w:rPr>
-      </w:pPr>
-      <w:bookmarkStart w:id="7" w:name="_Toc224764710"/>
-      <w:r>
-        <w:rPr>
-          <w:lang w:val="da-DK"/>
-        </w:rPr>
-        <w:t>2.1</w:t>
-      </w:r>
-      <w:r>
-        <w:rPr>
-          <w:lang w:val="da-DK"/>
-        </w:rPr>
-        <w:t>.</w:t>
-      </w:r>
-      <w:r>
-        <w:rPr>
-          <w:lang w:val="da-DK"/>
-        </w:rPr>
-        <w:t>4</w:t>
-      </w:r>
-      <w:r>
-        <w:rPr>
-          <w:lang w:val="da-DK"/>
-        </w:rPr>
-        <w:t xml:space="preserve"> </w:t>
-      </w:r>
-      <w:r>
-        <w:rPr>
-          <w:lang w:val="da-DK"/>
-        </w:rPr>
-        <w:t>Service til service kommunikation</w:t>
-      </w:r>
-      <w:bookmarkEnd w:id="7"/>
-    </w:p>
-    <w:p>
-      <w:pPr>
-        <w:rPr>
-          <w:lang w:val="da-DK"/>
-        </w:rPr>
-      </w:pPr>
-      <w:r>
-        <w:rPr>
-          <w:lang w:val="da-DK"/>
-        </w:rPr>
-        <w:t xml:space="preserve">Kommunikationen </w:t>
-      </w:r>
-      <w:proofErr w:type="spellStart"/>
-      <w:r>
-        <w:rPr>
-          <w:lang w:val="da-DK"/>
-        </w:rPr>
-        <w:t>RabbitMQ</w:t>
-      </w:r>
-      <w:proofErr w:type="spellEnd"/>
-    </w:p>
-    <w:p>
-      <w:pPr>
-        <w:rPr>
-          <w:lang w:val="da-DK"/>
-        </w:rPr>
-      </w:pPr>
-    </w:p>
-    <w:p>
-      <w:pPr>
-        <w:pStyle w:val="Heading3"/>
-      </w:pPr>
-      <w:bookmarkStart w:id="8" w:name="_Toc224764711"/>
-      <w:r>
+        <w:rPr>
+          <w:lang w:val="da-DK"/>
+        </w:rPr>
+      </w:pPr>
+      <w:bookmarkStart w:id="5" w:name="_Toc225071349"/>
+      <w:r>
+        <w:rPr>
+          <w:lang w:val="da-DK"/>
+        </w:rPr>
         <w:lastRenderedPageBreak/>
         <w:t>2.1.</w:t>
       </w:r>
       <w:r>
+        <w:rPr>
+          <w:lang w:val="da-DK"/>
+        </w:rPr>
+        <w:t>2</w:t>
+      </w:r>
+      <w:r>
+        <w:rPr>
+          <w:lang w:val="da-DK"/>
+        </w:rPr>
+        <w:t xml:space="preserve"> </w:t>
+      </w:r>
+      <w:proofErr w:type="spellStart"/>
+      <w:r>
+        <w:rPr>
+          <w:lang w:val="da-DK"/>
+        </w:rPr>
+        <w:t>Backend</w:t>
+      </w:r>
+      <w:proofErr w:type="spellEnd"/>
+      <w:r>
+        <w:rPr>
+          <w:lang w:val="da-DK"/>
+        </w:rPr>
+        <w:t xml:space="preserve"> Services</w:t>
+      </w:r>
+      <w:bookmarkEnd w:id="5"/>
+    </w:p>
+    <w:p>
+      <w:pPr>
+        <w:rPr>
+          <w:lang w:val="da-DK"/>
+        </w:rPr>
+      </w:pPr>
+      <w:r>
+        <w:rPr>
+          <w:lang w:val="da-DK"/>
+        </w:rPr>
+        <w:t xml:space="preserve">Dette afsnit beskriver de forskellige </w:t>
+      </w:r>
+      <w:proofErr w:type="spellStart"/>
+      <w:r>
+        <w:rPr>
+          <w:lang w:val="da-DK"/>
+        </w:rPr>
+        <w:t>backend</w:t>
+      </w:r>
+      <w:proofErr w:type="spellEnd"/>
+      <w:r>
+        <w:rPr>
+          <w:lang w:val="da-DK"/>
+        </w:rPr>
+        <w:t xml:space="preserve"> services </w:t>
+      </w:r>
+      <w:r>
+        <w:rPr>
+          <w:lang w:val="da-DK"/>
+        </w:rPr>
+        <w:t>til</w:t>
+      </w:r>
+      <w:r>
+        <w:rPr>
+          <w:lang w:val="da-DK"/>
+        </w:rPr>
+        <w:t xml:space="preserve"> Munchora med fokus på deres ansvar, opbygning og indbyrdes samspil. </w:t>
+      </w:r>
+      <w:r>
+        <w:rPr>
+          <w:lang w:val="da-DK"/>
+        </w:rPr>
+        <w:t xml:space="preserve">De forskellige </w:t>
+      </w:r>
+      <w:proofErr w:type="spellStart"/>
+      <w:r>
+        <w:rPr>
+          <w:lang w:val="da-DK"/>
+        </w:rPr>
+        <w:t>backends</w:t>
+      </w:r>
+      <w:proofErr w:type="spellEnd"/>
+      <w:r>
+        <w:rPr>
+          <w:lang w:val="da-DK"/>
+        </w:rPr>
+        <w:t xml:space="preserve"> </w:t>
+      </w:r>
+      <w:r>
+        <w:rPr>
+          <w:lang w:val="da-DK"/>
+        </w:rPr>
+        <w:t xml:space="preserve">er udviklet i Ruby med Ruby on </w:t>
+      </w:r>
+      <w:proofErr w:type="spellStart"/>
+      <w:r>
+        <w:rPr>
+          <w:lang w:val="da-DK"/>
+        </w:rPr>
+        <w:t>Rails</w:t>
+      </w:r>
+      <w:proofErr w:type="spellEnd"/>
+      <w:r>
+        <w:rPr>
+          <w:lang w:val="da-DK"/>
+        </w:rPr>
+        <w:t xml:space="preserve"> </w:t>
+      </w:r>
+      <w:r>
+        <w:rPr>
+          <w:lang w:val="da-DK"/>
+        </w:rPr>
+        <w:t>som framework og fungerer udelukkende som et API, der betjener frontenden.</w:t>
+      </w:r>
+      <w:r>
+        <w:rPr>
+          <w:lang w:val="da-DK"/>
+        </w:rPr>
+        <w:t xml:space="preserve"> </w:t>
+      </w:r>
+      <w:r>
+        <w:rPr>
+          <w:lang w:val="da-DK"/>
+        </w:rPr>
+        <w:t xml:space="preserve">Ruby on </w:t>
+      </w:r>
+      <w:proofErr w:type="spellStart"/>
+      <w:r>
+        <w:rPr>
+          <w:lang w:val="da-DK"/>
+        </w:rPr>
+        <w:t>Rails</w:t>
+      </w:r>
+      <w:proofErr w:type="spellEnd"/>
+      <w:r>
+        <w:rPr>
+          <w:lang w:val="da-DK"/>
+        </w:rPr>
+        <w:t xml:space="preserve"> er valgt på grund af Rubys læsbare og fleksible syntaks, som understøtter hurtig og overskuelig udvikling. Samtidig tilbyder </w:t>
+      </w:r>
+      <w:proofErr w:type="spellStart"/>
+      <w:r>
+        <w:rPr>
+          <w:lang w:val="da-DK"/>
+        </w:rPr>
+        <w:t>Rails</w:t>
+      </w:r>
+      <w:proofErr w:type="spellEnd"/>
+      <w:r>
+        <w:rPr>
+          <w:lang w:val="da-DK"/>
+        </w:rPr>
+        <w:t xml:space="preserve"> et modent økosystem med stærk community</w:t>
+      </w:r>
+      <w:r>
+        <w:rPr>
+          <w:lang w:val="da-DK"/>
+        </w:rPr>
+        <w:t xml:space="preserve"> </w:t>
+      </w:r>
+      <w:r>
+        <w:rPr>
+          <w:lang w:val="da-DK"/>
+        </w:rPr>
+        <w:t xml:space="preserve">support, et rigt udvalg af </w:t>
+      </w:r>
+      <w:proofErr w:type="spellStart"/>
+      <w:r>
+        <w:rPr>
+          <w:lang w:val="da-DK"/>
+        </w:rPr>
+        <w:t>gems</w:t>
+      </w:r>
+      <w:proofErr w:type="spellEnd"/>
+      <w:r>
+        <w:rPr>
+          <w:lang w:val="da-DK"/>
+        </w:rPr>
+        <w:t xml:space="preserve"> samt effektive </w:t>
+      </w:r>
+      <w:proofErr w:type="gramStart"/>
+      <w:r>
+        <w:rPr>
+          <w:lang w:val="da-DK"/>
+        </w:rPr>
+        <w:t>CLI</w:t>
+      </w:r>
+      <w:r>
+        <w:rPr>
+          <w:lang w:val="da-DK"/>
+        </w:rPr>
+        <w:t xml:space="preserve"> </w:t>
+      </w:r>
+      <w:r>
+        <w:rPr>
+          <w:lang w:val="da-DK"/>
+        </w:rPr>
+        <w:t>værktøjer</w:t>
+      </w:r>
+      <w:proofErr w:type="gramEnd"/>
+      <w:r>
+        <w:rPr>
+          <w:lang w:val="da-DK"/>
+        </w:rPr>
+        <w:t>, der gør det hurtigt at generere og strukturere centrale dele af applikationen</w:t>
+      </w:r>
+      <w:sdt>
+        <w:sdtPr>
+          <w:rPr>
+            <w:lang w:val="da-DK"/>
+          </w:rPr>
+          <w:id w:val="-1989466567"/>
+          <w:citation/>
+        </w:sdtPr>
+        <w:sdtContent>
+          <w:r>
+            <w:rPr>
+              <w:lang w:val="da-DK"/>
+            </w:rPr>
+            <w:fldChar w:fldCharType="begin"/>
+          </w:r>
+          <w:r>
+            <w:rPr>
+              <w:lang w:val="da-DK"/>
+            </w:rPr>
+            <w:instrText xml:space="preserve"> CITATION Rub26 \l 1030 </w:instrText>
+          </w:r>
+          <w:r>
+            <w:rPr>
+              <w:lang w:val="da-DK"/>
+            </w:rPr>
+            <w:fldChar w:fldCharType="separate"/>
+          </w:r>
+          <w:r>
+            <w:rPr>
+              <w:noProof/>
+              <w:lang w:val="da-DK"/>
+            </w:rPr>
+            <w:t xml:space="preserve"> (Rails 2026)</w:t>
+          </w:r>
+          <w:r>
+            <w:rPr>
+              <w:lang w:val="da-DK"/>
+            </w:rPr>
+            <w:fldChar w:fldCharType="end"/>
+          </w:r>
+        </w:sdtContent>
+      </w:sdt>
+      <w:r>
+        <w:rPr>
+          <w:lang w:val="da-DK"/>
+        </w:rPr>
+        <w:t>.</w:t>
+      </w:r>
+      <w:r>
+        <w:rPr>
+          <w:lang w:val="da-DK"/>
+        </w:rPr>
+        <w:t xml:space="preserve"> De følgende underafsnit uddyber de enkelte services og deres rolle i arkitekturen.</w:t>
+      </w:r>
+    </w:p>
+    <w:p>
+      <w:pPr>
+        <w:rPr>
+          <w:lang w:val="da-DK"/>
+        </w:rPr>
+      </w:pPr>
+    </w:p>
+    <w:p>
+      <w:pPr>
+        <w:pStyle w:val="Heading4"/>
+        <w:rPr>
+          <w:lang w:val="da-DK"/>
+        </w:rPr>
+      </w:pPr>
+      <w:proofErr w:type="spellStart"/>
+      <w:r>
+        <w:rPr>
+          <w:lang w:val="da-DK"/>
+        </w:rPr>
+        <w:t>A</w:t>
+      </w:r>
+      <w:r>
+        <w:rPr>
+          <w:lang w:val="da-DK"/>
+        </w:rPr>
+        <w:t>uth</w:t>
+      </w:r>
+      <w:proofErr w:type="spellEnd"/>
+      <w:r>
+        <w:rPr>
+          <w:lang w:val="da-DK"/>
+        </w:rPr>
+        <w:t>-service</w:t>
+      </w:r>
+    </w:p>
+    <w:p>
+      <w:pPr>
+        <w:rPr>
+          <w:lang w:val="da-DK"/>
+        </w:rPr>
+      </w:pPr>
+      <w:r>
+        <w:rPr>
+          <w:lang w:val="da-DK"/>
+        </w:rPr>
+        <w:t>Oprettelse af brugere og bruger ændringer håndteres af denne service, og derfor også Munchora’s ”</w:t>
+      </w:r>
+      <w:r>
+        <w:rPr>
+          <w:lang w:val="da-DK"/>
+        </w:rPr>
+        <w:t xml:space="preserve">single source of </w:t>
+      </w:r>
+      <w:proofErr w:type="spellStart"/>
+      <w:r>
+        <w:rPr>
+          <w:lang w:val="da-DK"/>
+        </w:rPr>
+        <w:t>truth</w:t>
+      </w:r>
+      <w:proofErr w:type="spellEnd"/>
+      <w:r>
+        <w:rPr>
+          <w:lang w:val="da-DK"/>
+        </w:rPr>
+        <w:t>”</w:t>
+      </w:r>
+      <w:r>
+        <w:rPr>
+          <w:lang w:val="da-DK"/>
+        </w:rPr>
+        <w:t xml:space="preserve"> for autentificering og autorisation af brugere. Det er udelukkende denne service, der er ansvarlig for at udstede JWT</w:t>
+      </w:r>
+      <w:r>
+        <w:rPr>
+          <w:lang w:val="da-DK"/>
+        </w:rPr>
+        <w:t xml:space="preserve"> </w:t>
+      </w:r>
+      <w:proofErr w:type="spellStart"/>
+      <w:r>
+        <w:rPr>
+          <w:lang w:val="da-DK"/>
+        </w:rPr>
+        <w:t>tokens</w:t>
+      </w:r>
+      <w:proofErr w:type="spellEnd"/>
+      <w:r>
+        <w:rPr>
+          <w:lang w:val="da-DK"/>
+        </w:rPr>
+        <w:t xml:space="preserve"> med en private </w:t>
+      </w:r>
+      <w:proofErr w:type="spellStart"/>
+      <w:r>
+        <w:rPr>
+          <w:lang w:val="da-DK"/>
+        </w:rPr>
+        <w:t>pem</w:t>
+      </w:r>
+      <w:proofErr w:type="spellEnd"/>
+      <w:r>
+        <w:rPr>
+          <w:lang w:val="da-DK"/>
+        </w:rPr>
+        <w:t xml:space="preserve"> file</w:t>
+      </w:r>
+      <w:r>
+        <w:rPr>
+          <w:lang w:val="da-DK"/>
+        </w:rPr>
+        <w:t>, som de øvrige services benytter til at validere</w:t>
+      </w:r>
+      <w:r>
+        <w:rPr>
+          <w:lang w:val="da-DK"/>
+        </w:rPr>
+        <w:t xml:space="preserve"> med public </w:t>
+      </w:r>
+      <w:proofErr w:type="spellStart"/>
+      <w:r>
+        <w:rPr>
+          <w:lang w:val="da-DK"/>
+        </w:rPr>
+        <w:t>pem</w:t>
+      </w:r>
+      <w:proofErr w:type="spellEnd"/>
+      <w:r>
+        <w:rPr>
+          <w:lang w:val="da-DK"/>
+        </w:rPr>
+        <w:t xml:space="preserve"> file</w:t>
+      </w:r>
+      <w:r>
+        <w:rPr>
+          <w:lang w:val="da-DK"/>
+        </w:rPr>
+        <w:t xml:space="preserve">, om en bruger er autentificeret og har adgang til givne ressourcer. Servicen håndterer </w:t>
+      </w:r>
+      <w:r>
+        <w:rPr>
+          <w:lang w:val="da-DK"/>
+        </w:rPr>
+        <w:t xml:space="preserve">også </w:t>
+      </w:r>
+      <w:r>
+        <w:rPr>
+          <w:lang w:val="da-DK"/>
+        </w:rPr>
+        <w:t xml:space="preserve">login via Google </w:t>
+      </w:r>
+      <w:r>
+        <w:rPr>
+          <w:lang w:val="da-DK"/>
+        </w:rPr>
+        <w:t>single sign on (</w:t>
+      </w:r>
+      <w:r>
+        <w:rPr>
+          <w:lang w:val="da-DK"/>
+        </w:rPr>
+        <w:t>SSO</w:t>
+      </w:r>
+      <w:r>
+        <w:rPr>
+          <w:lang w:val="da-DK"/>
+        </w:rPr>
+        <w:t>)</w:t>
+      </w:r>
+      <w:r>
+        <w:rPr>
+          <w:lang w:val="da-DK"/>
+        </w:rPr>
+        <w:t xml:space="preserve"> samt oprettelse og vedligeholdelse af brugere. Ved succesfuld autentificering genererer </w:t>
+      </w:r>
+      <w:proofErr w:type="spellStart"/>
+      <w:r>
+        <w:rPr>
+          <w:lang w:val="da-DK"/>
+        </w:rPr>
+        <w:t>a</w:t>
+      </w:r>
+      <w:r>
+        <w:rPr>
+          <w:lang w:val="da-DK"/>
+        </w:rPr>
+        <w:t>uth</w:t>
+      </w:r>
+      <w:proofErr w:type="spellEnd"/>
+      <w:r>
+        <w:rPr>
+          <w:lang w:val="da-DK"/>
+        </w:rPr>
+        <w:t>-service e</w:t>
+      </w:r>
+      <w:r>
+        <w:rPr>
+          <w:lang w:val="da-DK"/>
+        </w:rPr>
+        <w:t>n</w:t>
+      </w:r>
+      <w:r>
+        <w:rPr>
+          <w:lang w:val="da-DK"/>
+        </w:rPr>
+        <w:t xml:space="preserve"> JWT-</w:t>
+      </w:r>
+      <w:proofErr w:type="spellStart"/>
+      <w:r>
+        <w:rPr>
+          <w:lang w:val="da-DK"/>
+        </w:rPr>
+        <w:t>token</w:t>
+      </w:r>
+      <w:proofErr w:type="spellEnd"/>
+      <w:r>
+        <w:rPr>
+          <w:lang w:val="da-DK"/>
+        </w:rPr>
+        <w:t>, som indeholder de nødvendige oplysninger til identifikation og autorisation, og som efterfølgende anvendes af andre services til at sikre en konsistent og sikker adgangskontrol på tværs af systemet.</w:t>
+      </w:r>
+    </w:p>
+    <w:p>
+      <w:pPr>
+        <w:rPr>
+          <w:lang w:val="da-DK"/>
+        </w:rPr>
+      </w:pPr>
+    </w:p>
+    <w:p>
+      <w:pPr>
+        <w:pStyle w:val="Heading4"/>
+      </w:pPr>
+      <w:r>
+        <w:t>recipes</w:t>
+      </w:r>
+      <w:r>
+        <w:t>-service</w:t>
+      </w:r>
+    </w:p>
+    <w:p>
+      <w:pPr>
+        <w:rPr>
+          <w:lang w:val="da-DK"/>
+        </w:rPr>
+      </w:pPr>
+      <w:proofErr w:type="spellStart"/>
+      <w:r>
+        <w:rPr>
+          <w:lang w:val="da-DK"/>
+        </w:rPr>
+        <w:t>Recipes</w:t>
+      </w:r>
+      <w:proofErr w:type="spellEnd"/>
+      <w:r>
+        <w:rPr>
+          <w:lang w:val="da-DK"/>
+        </w:rPr>
+        <w:t>-service er ansvarlig for håndtering af opskrifter i systemet, herunder oprettelse</w:t>
+      </w:r>
+      <w:r>
+        <w:rPr>
+          <w:lang w:val="da-DK"/>
+        </w:rPr>
+        <w:t xml:space="preserve"> ved hjælp af AI eller manuelle ændringer og sletning</w:t>
+      </w:r>
+      <w:r>
+        <w:rPr>
+          <w:lang w:val="da-DK"/>
+        </w:rPr>
+        <w:t xml:space="preserve">. Servicen kan igangsætte generering af opskrifter </w:t>
+      </w:r>
+      <w:r>
+        <w:rPr>
+          <w:lang w:val="da-DK"/>
+        </w:rPr>
+        <w:t>ved at bruge</w:t>
+      </w:r>
+      <w:r>
+        <w:rPr>
+          <w:lang w:val="da-DK"/>
+        </w:rPr>
+        <w:t xml:space="preserve"> </w:t>
+      </w:r>
+      <w:proofErr w:type="spellStart"/>
+      <w:r>
+        <w:rPr>
+          <w:lang w:val="da-DK"/>
+        </w:rPr>
+        <w:t>ai</w:t>
+      </w:r>
+      <w:proofErr w:type="spellEnd"/>
+      <w:r>
+        <w:rPr>
+          <w:lang w:val="da-DK"/>
+        </w:rPr>
+        <w:t xml:space="preserve">-service, som kommunikeres asynkront gennem </w:t>
+      </w:r>
+      <w:proofErr w:type="spellStart"/>
+      <w:r>
+        <w:rPr>
+          <w:lang w:val="da-DK"/>
+        </w:rPr>
+        <w:t>RabbitMQ</w:t>
+      </w:r>
+      <w:proofErr w:type="spellEnd"/>
+      <w:r>
+        <w:rPr>
+          <w:lang w:val="da-DK"/>
+        </w:rPr>
+        <w:t xml:space="preserve">. Når </w:t>
+      </w:r>
+      <w:proofErr w:type="spellStart"/>
+      <w:r>
+        <w:rPr>
+          <w:lang w:val="da-DK"/>
+        </w:rPr>
+        <w:t>ai</w:t>
+      </w:r>
+      <w:proofErr w:type="spellEnd"/>
+      <w:r>
+        <w:rPr>
+          <w:lang w:val="da-DK"/>
+        </w:rPr>
+        <w:t xml:space="preserve">-service har genereret en opskrift, sendes </w:t>
+      </w:r>
+      <w:r>
+        <w:rPr>
+          <w:lang w:val="da-DK"/>
+        </w:rPr>
+        <w:t>opskrift</w:t>
+      </w:r>
+      <w:r>
+        <w:rPr>
+          <w:lang w:val="da-DK"/>
+        </w:rPr>
+        <w:t>en</w:t>
+      </w:r>
+      <w:r>
+        <w:rPr>
+          <w:lang w:val="da-DK"/>
+        </w:rPr>
+        <w:t xml:space="preserve"> </w:t>
+      </w:r>
+      <w:r>
+        <w:rPr>
+          <w:lang w:val="da-DK"/>
+        </w:rPr>
+        <w:t xml:space="preserve">tilbage til </w:t>
+      </w:r>
+      <w:proofErr w:type="spellStart"/>
+      <w:r>
+        <w:rPr>
+          <w:lang w:val="da-DK"/>
+        </w:rPr>
+        <w:t>r</w:t>
+      </w:r>
+      <w:r>
+        <w:rPr>
+          <w:lang w:val="da-DK"/>
+        </w:rPr>
+        <w:t>ecipes</w:t>
+      </w:r>
+      <w:proofErr w:type="spellEnd"/>
+      <w:r>
+        <w:rPr>
+          <w:lang w:val="da-DK"/>
+        </w:rPr>
+        <w:t>-service, som herefter</w:t>
+      </w:r>
+      <w:r>
+        <w:rPr>
+          <w:lang w:val="da-DK"/>
+        </w:rPr>
+        <w:t xml:space="preserve"> validerer og persister opskriften i databasen, hvorefter et event igangsættes til </w:t>
+      </w:r>
+      <w:proofErr w:type="spellStart"/>
+      <w:r>
+        <w:rPr>
+          <w:lang w:val="da-DK"/>
+        </w:rPr>
+        <w:t>notifications</w:t>
+      </w:r>
+      <w:proofErr w:type="spellEnd"/>
+      <w:r>
+        <w:rPr>
+          <w:lang w:val="da-DK"/>
+        </w:rPr>
+        <w:t>-service</w:t>
+      </w:r>
+      <w:r>
+        <w:rPr>
+          <w:lang w:val="da-DK"/>
+        </w:rPr>
+        <w:t>.</w:t>
+      </w:r>
+    </w:p>
+    <w:p>
+      <w:pPr>
+        <w:rPr>
+          <w:lang w:val="da-DK"/>
+        </w:rPr>
+      </w:pPr>
+      <w:proofErr w:type="spellStart"/>
+      <w:r>
+        <w:rPr>
+          <w:lang w:val="da-DK"/>
+        </w:rPr>
+        <w:lastRenderedPageBreak/>
+        <w:t>Recipes</w:t>
+      </w:r>
+      <w:proofErr w:type="spellEnd"/>
+      <w:r>
+        <w:rPr>
+          <w:lang w:val="da-DK"/>
+        </w:rPr>
+        <w:t>-service anvender JWT-</w:t>
+      </w:r>
+      <w:proofErr w:type="spellStart"/>
+      <w:r>
+        <w:rPr>
+          <w:lang w:val="da-DK"/>
+        </w:rPr>
+        <w:t>tokens</w:t>
+      </w:r>
+      <w:proofErr w:type="spellEnd"/>
+      <w:r>
+        <w:rPr>
+          <w:lang w:val="da-DK"/>
+        </w:rPr>
+        <w:t xml:space="preserve"> til at håndhæve adgangskontrollen. Private opskrifter er kun tilgængelige for autoriserede bruger</w:t>
+      </w:r>
+      <w:r>
+        <w:rPr>
+          <w:lang w:val="da-DK"/>
+        </w:rPr>
+        <w:t xml:space="preserve">, som er </w:t>
+      </w:r>
+      <w:r>
+        <w:rPr>
+          <w:lang w:val="da-DK"/>
+        </w:rPr>
+        <w:t>forfatteren</w:t>
+      </w:r>
+      <w:r>
+        <w:rPr>
+          <w:lang w:val="da-DK"/>
+        </w:rPr>
+        <w:t xml:space="preserve"> og </w:t>
+      </w:r>
+      <w:r>
+        <w:rPr>
+          <w:lang w:val="da-DK"/>
+        </w:rPr>
+        <w:t>offentlige opskrifter kan tilgås af alle brugere uden yderligere validering.</w:t>
+      </w:r>
+    </w:p>
+    <w:p>
+      <w:pPr>
+        <w:rPr>
+          <w:lang w:val="da-DK"/>
+        </w:rPr>
+      </w:pPr>
+    </w:p>
+    <w:p>
+      <w:pPr>
+        <w:pStyle w:val="Heading4"/>
+      </w:pPr>
+      <w:r>
+        <w:t>ai</w:t>
+      </w:r>
+      <w:r>
+        <w:t>-service</w:t>
+      </w:r>
+    </w:p>
+    <w:p>
+      <w:pPr>
+        <w:rPr>
+          <w:lang w:val="da-DK"/>
+        </w:rPr>
+      </w:pPr>
+      <w:r>
+        <w:rPr>
+          <w:lang w:val="da-DK"/>
+        </w:rPr>
+        <w:t xml:space="preserve">Denne star for integrationen med </w:t>
+      </w:r>
+      <w:proofErr w:type="spellStart"/>
+      <w:r>
+        <w:rPr>
+          <w:lang w:val="da-DK"/>
+        </w:rPr>
+        <w:t>OpenAI</w:t>
+      </w:r>
+      <w:proofErr w:type="spellEnd"/>
+      <w:r>
+        <w:rPr>
+          <w:lang w:val="da-DK"/>
+        </w:rPr>
+        <w:t xml:space="preserve"> ved at anvende Gem</w:t>
+      </w:r>
+      <w:r>
+        <w:rPr>
+          <w:lang w:val="da-DK"/>
+        </w:rPr>
+        <w:t xml:space="preserve"> … </w:t>
+      </w:r>
+    </w:p>
+    <w:p>
+      <w:pPr>
+        <w:rPr>
+          <w:lang w:val="da-DK"/>
+        </w:rPr>
+      </w:pPr>
+      <w:proofErr w:type="spellStart"/>
+      <w:r>
+        <w:rPr>
+          <w:lang w:val="da-DK"/>
+        </w:rPr>
+        <w:t>Sidekiq</w:t>
+      </w:r>
+      <w:proofErr w:type="spellEnd"/>
+      <w:r>
+        <w:rPr>
+          <w:lang w:val="da-DK"/>
+        </w:rPr>
+        <w:t xml:space="preserve"> til</w:t>
+      </w:r>
+      <w:r>
+        <w:rPr>
+          <w:lang w:val="da-DK"/>
+        </w:rPr>
+        <w:t xml:space="preserve"> asynkron job processering, denne er integreret med </w:t>
+      </w:r>
+      <w:proofErr w:type="spellStart"/>
+      <w:r>
+        <w:rPr>
+          <w:lang w:val="da-DK"/>
+        </w:rPr>
+        <w:t>Redis</w:t>
+      </w:r>
+      <w:proofErr w:type="spellEnd"/>
+      <w:r>
+        <w:rPr>
+          <w:lang w:val="da-DK"/>
+        </w:rPr>
+        <w:t xml:space="preserve"> her </w:t>
+      </w:r>
+      <w:proofErr w:type="spellStart"/>
+      <w:r>
+        <w:rPr>
+          <w:lang w:val="da-DK"/>
+        </w:rPr>
+        <w:t>Upstash</w:t>
+      </w:r>
+      <w:proofErr w:type="spellEnd"/>
+      <w:r>
+        <w:rPr>
+          <w:lang w:val="da-DK"/>
+        </w:rPr>
+        <w:t xml:space="preserve"> som er cloudbaseret, hvor </w:t>
+      </w:r>
+      <w:proofErr w:type="spellStart"/>
+      <w:r>
+        <w:rPr>
+          <w:lang w:val="da-DK"/>
+        </w:rPr>
+        <w:t>Redis</w:t>
+      </w:r>
+      <w:proofErr w:type="spellEnd"/>
+      <w:r>
+        <w:rPr>
+          <w:lang w:val="da-DK"/>
+        </w:rPr>
+        <w:t xml:space="preserve"> sikrer skalerbarheden, sådan hvis der spinnes flere forskellige </w:t>
+      </w:r>
+      <w:proofErr w:type="spellStart"/>
+      <w:r>
+        <w:rPr>
+          <w:lang w:val="da-DK"/>
+        </w:rPr>
+        <w:t>sidekiq</w:t>
+      </w:r>
+      <w:proofErr w:type="spellEnd"/>
+      <w:r>
+        <w:rPr>
+          <w:lang w:val="da-DK"/>
+        </w:rPr>
+        <w:t xml:space="preserve"> processors, at der ikke påbegyndes flere af de samme jobs….</w:t>
+      </w:r>
+    </w:p>
+    <w:p>
+      <w:pPr>
+        <w:rPr>
+          <w:lang w:val="da-DK"/>
+        </w:rPr>
+      </w:pPr>
+    </w:p>
+    <w:p>
+      <w:pPr>
+        <w:pStyle w:val="Heading4"/>
+      </w:pPr>
+      <w:r>
+        <w:t>shopping-lists</w:t>
+      </w:r>
+      <w:r>
+        <w:t>-service</w:t>
+      </w:r>
+    </w:p>
+    <w:p/>
+    <w:p>
+      <w:pPr>
+        <w:pStyle w:val="Heading4"/>
+      </w:pPr>
+      <w:r>
+        <w:t>notifications</w:t>
+      </w:r>
+      <w:r>
+        <w:t>-service</w:t>
+      </w:r>
+    </w:p>
+    <w:p/>
+    <w:p>
+      <w:pPr>
+        <w:pStyle w:val="Heading3"/>
+      </w:pPr>
+      <w:bookmarkStart w:id="6" w:name="_Toc225071350"/>
+      <w:r>
+        <w:t>2.</w:t>
+      </w:r>
+      <w:r>
+        <w:t>1.</w:t>
+      </w:r>
+      <w:r>
+        <w:t>2</w:t>
+      </w:r>
+      <w:r>
+        <w:t xml:space="preserve"> </w:t>
+      </w:r>
+      <w:r>
+        <w:t xml:space="preserve">Request </w:t>
+      </w:r>
+      <w:r>
+        <w:t>Routing</w:t>
+      </w:r>
+      <w:bookmarkEnd w:id="6"/>
+    </w:p>
+    <w:p>
+      <w:r>
+        <w:t>Nginx</w:t>
+      </w:r>
+    </w:p>
+    <w:p/>
+    <w:p>
+      <w:pPr>
+        <w:pStyle w:val="Heading3"/>
+      </w:pPr>
+      <w:bookmarkStart w:id="7" w:name="_Toc225071351"/>
+      <w:r>
+        <w:t>2.1.3 DLS Patterns</w:t>
+      </w:r>
+      <w:bookmarkEnd w:id="7"/>
+    </w:p>
+    <w:p>
+      <w:pPr>
+        <w:pStyle w:val="Heading4"/>
+      </w:pPr>
+      <w:r>
+        <w:t>Immutable data (Tombstone and snapshot pattern)</w:t>
+      </w:r>
+    </w:p>
+    <w:p>
+      <w:proofErr w:type="spellStart"/>
+      <w:r>
+        <w:t>Papertrails</w:t>
+      </w:r>
+      <w:proofErr w:type="spellEnd"/>
+      <w:r>
+        <w:t xml:space="preserve"> gem for ruby</w:t>
+      </w:r>
+    </w:p>
+    <w:p>
+      <w:pPr>
+        <w:rPr>
+          <w:lang w:val="da-DK"/>
+        </w:rPr>
+      </w:pPr>
+    </w:p>
+    <w:p>
+      <w:pPr>
+        <w:rPr>
+          <w:lang w:val="da-DK"/>
+        </w:rPr>
+      </w:pPr>
+      <w:r>
+        <w:rPr>
+          <w:lang w:val="da-DK"/>
+        </w:rPr>
+        <w:t xml:space="preserve">Systemet anvender delvist principper fra </w:t>
+      </w:r>
+      <w:proofErr w:type="spellStart"/>
+      <w:r>
+        <w:rPr>
+          <w:lang w:val="da-DK"/>
+        </w:rPr>
+        <w:t>immutable</w:t>
+      </w:r>
+      <w:proofErr w:type="spellEnd"/>
+      <w:r>
+        <w:rPr>
+          <w:lang w:val="da-DK"/>
+        </w:rPr>
+        <w:t xml:space="preserve"> data gennem brugen af versionsstyring via </w:t>
+      </w:r>
+      <w:proofErr w:type="spellStart"/>
+      <w:r>
+        <w:rPr>
+          <w:lang w:val="da-DK"/>
+        </w:rPr>
+        <w:t>gem’en</w:t>
+      </w:r>
+      <w:proofErr w:type="spellEnd"/>
+      <w:r>
+        <w:rPr>
+          <w:lang w:val="da-DK"/>
+        </w:rPr>
+        <w:t xml:space="preserve"> </w:t>
+      </w:r>
+      <w:proofErr w:type="spellStart"/>
+      <w:r>
+        <w:rPr>
+          <w:lang w:val="da-DK"/>
+        </w:rPr>
+        <w:t>papertrail</w:t>
+      </w:r>
+      <w:proofErr w:type="spellEnd"/>
+      <w:r>
+        <w:rPr>
+          <w:lang w:val="da-DK"/>
+        </w:rPr>
+        <w:t xml:space="preserve">. Selvom de primære entiteter fortsat er mutable, bliver alle ændringer registreret som </w:t>
+      </w:r>
+      <w:proofErr w:type="spellStart"/>
+      <w:r>
+        <w:rPr>
+          <w:lang w:val="da-DK"/>
+        </w:rPr>
+        <w:t>append</w:t>
+      </w:r>
+      <w:proofErr w:type="spellEnd"/>
+      <w:r>
+        <w:rPr>
+          <w:lang w:val="da-DK"/>
+        </w:rPr>
+        <w:t xml:space="preserve"> </w:t>
+      </w:r>
+      <w:proofErr w:type="spellStart"/>
+      <w:r>
+        <w:rPr>
+          <w:lang w:val="da-DK"/>
+        </w:rPr>
+        <w:t>only</w:t>
+      </w:r>
+      <w:proofErr w:type="spellEnd"/>
+      <w:r>
+        <w:rPr>
+          <w:lang w:val="da-DK"/>
+        </w:rPr>
+        <w:t xml:space="preserve"> snapshots, hvilket muliggør historisk sporbarhed og </w:t>
+      </w:r>
+      <w:proofErr w:type="spellStart"/>
+      <w:r>
+        <w:rPr>
+          <w:lang w:val="da-DK"/>
+        </w:rPr>
+        <w:t>rollback</w:t>
+      </w:r>
+      <w:proofErr w:type="spellEnd"/>
+      <w:r>
+        <w:rPr>
+          <w:lang w:val="da-DK"/>
+        </w:rPr>
+        <w:t>. Dette er i tråd med snapshot</w:t>
+      </w:r>
+      <w:r>
+        <w:rPr>
+          <w:lang w:val="da-DK"/>
+        </w:rPr>
+        <w:t xml:space="preserve"> </w:t>
+      </w:r>
+      <w:r>
+        <w:rPr>
+          <w:lang w:val="da-DK"/>
+        </w:rPr>
+        <w:t xml:space="preserve">mønstret og giver egenskaber, der minder om </w:t>
+      </w:r>
+      <w:proofErr w:type="spellStart"/>
+      <w:r>
+        <w:rPr>
+          <w:lang w:val="da-DK"/>
+        </w:rPr>
+        <w:t>immutable</w:t>
+      </w:r>
+      <w:proofErr w:type="spellEnd"/>
+      <w:r>
+        <w:rPr>
+          <w:lang w:val="da-DK"/>
+        </w:rPr>
+        <w:t xml:space="preserve"> datalagring.</w:t>
+      </w:r>
+    </w:p>
+    <w:p>
+      <w:pPr>
+        <w:rPr>
+          <w:lang w:val="da-DK"/>
+        </w:rPr>
+      </w:pPr>
+    </w:p>
+    <w:p>
+      <w:pPr>
+        <w:rPr>
+          <w:lang w:val="da-DK"/>
+        </w:rPr>
+      </w:pPr>
+    </w:p>
+    <w:p>
+      <w:pPr>
+        <w:pStyle w:val="Heading4"/>
+      </w:pPr>
+      <w:r>
+        <w:lastRenderedPageBreak/>
+        <w:t>Idempotence</w:t>
+      </w:r>
+    </w:p>
+    <w:p>
+      <w:pPr>
+        <w:rPr>
+          <w:lang w:val="da-DK"/>
+        </w:rPr>
+      </w:pPr>
+    </w:p>
+    <w:p>
+      <w:pPr>
+        <w:pStyle w:val="Heading4"/>
+        <w:rPr>
+          <w:lang w:val="da-DK"/>
+        </w:rPr>
+      </w:pPr>
+      <w:r>
+        <w:rPr>
+          <w:lang w:val="da-DK"/>
+        </w:rPr>
+        <w:t>Caching</w:t>
+      </w:r>
+    </w:p>
+    <w:p>
+      <w:proofErr w:type="spellStart"/>
+      <w:r>
+        <w:t>Tanstack</w:t>
+      </w:r>
+      <w:proofErr w:type="spellEnd"/>
+      <w:r>
+        <w:t xml:space="preserve"> query caching client side</w:t>
+      </w:r>
+    </w:p>
+    <w:p/>
+    <w:p>
+      <w:pPr>
+        <w:pStyle w:val="Heading4"/>
+      </w:pPr>
+      <w:r>
+        <w:t>Asynchronous Messaging Pattern</w:t>
+      </w:r>
+    </w:p>
+    <w:p>
+      <w:pPr>
+        <w:rPr>
+          <w:lang w:val="da-DK"/>
+        </w:rPr>
+      </w:pPr>
+      <w:proofErr w:type="spellStart"/>
+      <w:r>
+        <w:rPr>
+          <w:lang w:val="da-DK"/>
+        </w:rPr>
+        <w:t>Sidekiq</w:t>
+      </w:r>
+      <w:proofErr w:type="spellEnd"/>
+    </w:p>
+    <w:p>
+      <w:pPr>
+        <w:pStyle w:val="Heading3"/>
+        <w:rPr>
+          <w:lang w:val="da-DK"/>
+        </w:rPr>
+      </w:pPr>
+      <w:bookmarkStart w:id="8" w:name="_Toc225071352"/>
+      <w:r>
+        <w:rPr>
+          <w:lang w:val="da-DK"/>
+        </w:rPr>
+        <w:t>2.1</w:t>
+      </w:r>
+      <w:r>
+        <w:rPr>
+          <w:lang w:val="da-DK"/>
+        </w:rPr>
+        <w:t>.</w:t>
+      </w:r>
+      <w:r>
+        <w:rPr>
+          <w:lang w:val="da-DK"/>
+        </w:rPr>
+        <w:t>4</w:t>
+      </w:r>
+      <w:r>
+        <w:rPr>
+          <w:lang w:val="da-DK"/>
+        </w:rPr>
+        <w:t xml:space="preserve"> </w:t>
+      </w:r>
+      <w:r>
+        <w:rPr>
+          <w:lang w:val="da-DK"/>
+        </w:rPr>
+        <w:t>Service til service kommunikation</w:t>
+      </w:r>
+      <w:bookmarkEnd w:id="8"/>
+    </w:p>
+    <w:p>
+      <w:pPr>
+        <w:rPr>
+          <w:lang w:val="da-DK"/>
+        </w:rPr>
+      </w:pPr>
+      <w:r>
+        <w:rPr>
+          <w:lang w:val="da-DK"/>
+        </w:rPr>
+        <w:t xml:space="preserve">Kommunikationen </w:t>
+      </w:r>
+      <w:proofErr w:type="spellStart"/>
+      <w:r>
+        <w:rPr>
+          <w:lang w:val="da-DK"/>
+        </w:rPr>
+        <w:t>RabbitMQ</w:t>
+      </w:r>
+      <w:proofErr w:type="spellEnd"/>
+    </w:p>
+    <w:p>
+      <w:pPr>
+        <w:rPr>
+          <w:lang w:val="da-DK"/>
+        </w:rPr>
+      </w:pPr>
+    </w:p>
+    <w:p>
+      <w:pPr>
+        <w:pStyle w:val="Heading3"/>
+      </w:pPr>
+      <w:bookmarkStart w:id="9" w:name="_Toc225071353"/>
+      <w:r>
+        <w:t>2.1.</w:t>
+      </w:r>
+      <w:r>
         <w:t>5</w:t>
       </w:r>
       <w:r>
         <w:t xml:space="preserve"> Databases</w:t>
       </w:r>
-      <w:bookmarkEnd w:id="8"/>
-    </w:p>
-    <w:p>
+      <w:bookmarkEnd w:id="9"/>
+    </w:p>
+    <w:p>
+      <w:pPr>
+        <w:rPr>
+          <w:lang w:val="da-DK"/>
+        </w:rPr>
+      </w:pPr>
+      <w:r>
+        <w:rPr>
+          <w:lang w:val="da-DK"/>
+        </w:rPr>
+        <w:t xml:space="preserve">Databasen er </w:t>
+      </w:r>
       <w:proofErr w:type="spellStart"/>
       <w:r>
+        <w:rPr>
+          <w:lang w:val="da-DK"/>
+        </w:rPr>
+        <w:t>relationsbaseret</w:t>
+      </w:r>
+      <w:proofErr w:type="spellEnd"/>
+      <w:r>
+        <w:rPr>
+          <w:lang w:val="da-DK"/>
+        </w:rPr>
+        <w:t xml:space="preserve"> og implementeret med MySQL, hvilket sikrer konsistens og dataintegritet gennem ACID-principper.</w:t>
+      </w:r>
+    </w:p>
+    <w:p>
+      <w:proofErr w:type="spellStart"/>
+      <w:r>
         <w:t>Relationel</w:t>
       </w:r>
       <w:proofErr w:type="spellEnd"/>
@@ -4418,44 +5381,472 @@
         <w:t>.1 SQL Injections</w:t>
       </w:r>
     </w:p>
+    <w:p>
+      <w:pPr>
+        <w:rPr>
+          <w:lang w:val="da-DK"/>
+        </w:rPr>
+      </w:pPr>
+    </w:p>
+    <w:p>
+      <w:pPr>
+        <w:rPr>
+          <w:lang w:val="da-DK"/>
+        </w:rPr>
+      </w:pPr>
+    </w:p>
+    <w:p>
+      <w:pPr>
+        <w:pStyle w:val="Heading2"/>
+        <w:rPr>
+          <w:lang w:val="da-DK"/>
+        </w:rPr>
+      </w:pPr>
+      <w:bookmarkStart w:id="10" w:name="_Toc225071354"/>
+      <w:r>
+        <w:rPr>
+          <w:lang w:val="da-DK"/>
+        </w:rPr>
+        <w:t>2.</w:t>
+      </w:r>
+      <w:r>
+        <w:rPr>
+          <w:lang w:val="da-DK"/>
+        </w:rPr>
+        <w:t>2</w:t>
+      </w:r>
+      <w:r>
+        <w:rPr>
+          <w:lang w:val="da-DK"/>
+        </w:rPr>
+        <w:t xml:space="preserve"> </w:t>
+      </w:r>
+      <w:r>
+        <w:rPr>
+          <w:lang w:val="da-DK"/>
+        </w:rPr>
+        <w:t>Environments</w:t>
+      </w:r>
+      <w:bookmarkEnd w:id="10"/>
+    </w:p>
+    <w:p>
+      <w:pPr>
+        <w:rPr>
+          <w:lang w:val="da-DK"/>
+        </w:rPr>
+      </w:pPr>
+      <w:r>
+        <w:rPr>
+          <w:lang w:val="da-DK"/>
+        </w:rPr>
+        <w:t xml:space="preserve">Munchora er hostet på en virtuel maskine hos </w:t>
+      </w:r>
+      <w:proofErr w:type="spellStart"/>
+      <w:r>
+        <w:rPr>
+          <w:lang w:val="da-DK"/>
+        </w:rPr>
+        <w:t>Linode</w:t>
+      </w:r>
+      <w:proofErr w:type="spellEnd"/>
+      <w:r>
+        <w:rPr>
+          <w:lang w:val="da-DK"/>
+        </w:rPr>
+        <w:t xml:space="preserve"> (Akamai Cloud). Jeg har valgt den mest minimalistiske konfiguration med 1 CPU-core, 1 GB RAM og 25 GB hukommelse, hvilket er rigeligt til applikationens nuværende behov. Jeg anvender Docker til mit produktionsmiljø, hvor der bygges separate images til både </w:t>
+      </w:r>
+      <w:proofErr w:type="spellStart"/>
+      <w:r>
+        <w:rPr>
+          <w:lang w:val="da-DK"/>
+        </w:rPr>
+        <w:t>backend</w:t>
+      </w:r>
+      <w:proofErr w:type="spellEnd"/>
+      <w:r>
+        <w:rPr>
+          <w:lang w:val="da-DK"/>
+        </w:rPr>
+        <w:t xml:space="preserve"> (Ruby on </w:t>
+      </w:r>
+      <w:proofErr w:type="spellStart"/>
+      <w:r>
+        <w:rPr>
+          <w:lang w:val="da-DK"/>
+        </w:rPr>
+        <w:t>Rails</w:t>
+      </w:r>
+      <w:proofErr w:type="spellEnd"/>
+      <w:r>
+        <w:rPr>
+          <w:lang w:val="da-DK"/>
+        </w:rPr>
+        <w:t xml:space="preserve">) og </w:t>
+      </w:r>
+      <w:proofErr w:type="spellStart"/>
+      <w:r>
+        <w:rPr>
+          <w:lang w:val="da-DK"/>
+        </w:rPr>
+        <w:t>frontend</w:t>
+      </w:r>
+      <w:proofErr w:type="spellEnd"/>
+      <w:r>
+        <w:rPr>
+          <w:lang w:val="da-DK"/>
+        </w:rPr>
+        <w:t xml:space="preserve"> (React Router v7), som publiceres til GitHub Container Registry (GHCR). På serveren hentes og startes disse images automatisk ved hjælp af </w:t>
+      </w:r>
+      <w:proofErr w:type="spellStart"/>
+      <w:r>
+        <w:rPr>
+          <w:lang w:val="da-DK"/>
+        </w:rPr>
+        <w:t>docker</w:t>
+      </w:r>
+      <w:proofErr w:type="spellEnd"/>
+      <w:r>
+        <w:rPr>
+          <w:lang w:val="da-DK"/>
+        </w:rPr>
+        <w:t xml:space="preserve">-compose, hvor dette simple </w:t>
+      </w:r>
+      <w:proofErr w:type="spellStart"/>
+      <w:r>
+        <w:rPr>
+          <w:lang w:val="da-DK"/>
+        </w:rPr>
+        <w:t>setup</w:t>
+      </w:r>
+      <w:proofErr w:type="spellEnd"/>
+      <w:r>
+        <w:rPr>
+          <w:lang w:val="da-DK"/>
+        </w:rPr>
+        <w:t xml:space="preserve"> gør det nemt at administrere og genstarte systemet som en samlet enhed. Applikationerne har jeg gjort tilgængelige udefra ved en opsat </w:t>
+      </w:r>
+      <w:proofErr w:type="spellStart"/>
+      <w:r>
+        <w:rPr>
+          <w:lang w:val="da-DK"/>
+        </w:rPr>
+        <w:t>Nginx</w:t>
+      </w:r>
+      <w:proofErr w:type="spellEnd"/>
+      <w:r>
+        <w:rPr>
+          <w:lang w:val="da-DK"/>
+        </w:rPr>
+        <w:t xml:space="preserve"> </w:t>
+      </w:r>
+      <w:proofErr w:type="spellStart"/>
+      <w:r>
+        <w:rPr>
+          <w:lang w:val="da-DK"/>
+        </w:rPr>
+        <w:t>reverse</w:t>
+      </w:r>
+      <w:proofErr w:type="spellEnd"/>
+      <w:r>
+        <w:rPr>
+          <w:lang w:val="da-DK"/>
+        </w:rPr>
+        <w:t xml:space="preserve"> proxy, der håndterer indgående trafik på mit domæne munchora.pro. Proxyen dirigerer </w:t>
+      </w:r>
+      <w:r>
+        <w:rPr>
+          <w:lang w:val="da-DK"/>
+        </w:rPr>
+        <w:lastRenderedPageBreak/>
+        <w:t xml:space="preserve">forespørgsler videre til enten klient eller </w:t>
+      </w:r>
+      <w:proofErr w:type="spellStart"/>
+      <w:r>
+        <w:rPr>
+          <w:lang w:val="da-DK"/>
+        </w:rPr>
+        <w:t>backend</w:t>
+      </w:r>
+      <w:proofErr w:type="spellEnd"/>
+      <w:r>
+        <w:rPr>
+          <w:lang w:val="da-DK"/>
+        </w:rPr>
+        <w:t xml:space="preserve"> containeren afhængigt af URL-strukturen. </w:t>
+      </w:r>
+      <w:proofErr w:type="spellStart"/>
+      <w:r>
+        <w:rPr>
+          <w:lang w:val="da-DK"/>
+        </w:rPr>
+        <w:t>Requests</w:t>
+      </w:r>
+      <w:proofErr w:type="spellEnd"/>
+      <w:r>
+        <w:rPr>
+          <w:lang w:val="da-DK"/>
+        </w:rPr>
+        <w:t xml:space="preserve"> med præfikset </w:t>
+      </w:r>
+      <w:r>
+        <w:rPr>
+          <w:highlight w:val="lightGray"/>
+          <w:lang w:val="da-DK"/>
+        </w:rPr>
+        <w:t>/</w:t>
+      </w:r>
+      <w:proofErr w:type="spellStart"/>
+      <w:r>
+        <w:rPr>
+          <w:highlight w:val="lightGray"/>
+          <w:lang w:val="da-DK"/>
+        </w:rPr>
+        <w:t>api</w:t>
+      </w:r>
+      <w:proofErr w:type="spellEnd"/>
+      <w:r>
+        <w:rPr>
+          <w:highlight w:val="lightGray"/>
+          <w:lang w:val="da-DK"/>
+        </w:rPr>
+        <w:t>/v1/*</w:t>
+      </w:r>
+      <w:r>
+        <w:rPr>
+          <w:lang w:val="da-DK"/>
+        </w:rPr>
+        <w:t xml:space="preserve"> sendes til </w:t>
+      </w:r>
+      <w:proofErr w:type="spellStart"/>
+      <w:r>
+        <w:rPr>
+          <w:lang w:val="da-DK"/>
+        </w:rPr>
+        <w:t>Rails-backenden</w:t>
+      </w:r>
+      <w:proofErr w:type="spellEnd"/>
+      <w:r>
+        <w:rPr>
+          <w:lang w:val="da-DK"/>
+        </w:rPr>
+        <w:t xml:space="preserve">, mens alle andre ruter leveres fra React-klienten. Denne struktur sikrer, at både </w:t>
+      </w:r>
+      <w:proofErr w:type="spellStart"/>
+      <w:r>
+        <w:rPr>
+          <w:lang w:val="da-DK"/>
+        </w:rPr>
+        <w:t>frontend</w:t>
+      </w:r>
+      <w:proofErr w:type="spellEnd"/>
+      <w:r>
+        <w:rPr>
+          <w:lang w:val="da-DK"/>
+        </w:rPr>
+        <w:t xml:space="preserve"> og mit REST-API kan køre gnidningsfrit på samme domæne. Derudover har jeg konfigureret HTTPS ved hjælp af </w:t>
+      </w:r>
+      <w:proofErr w:type="spellStart"/>
+      <w:r>
+        <w:rPr>
+          <w:lang w:val="da-DK"/>
+        </w:rPr>
+        <w:t>Certbot</w:t>
+      </w:r>
+      <w:proofErr w:type="spellEnd"/>
+      <w:r>
+        <w:rPr>
+          <w:lang w:val="da-DK"/>
+        </w:rPr>
+        <w:t xml:space="preserve"> og </w:t>
+      </w:r>
+      <w:proofErr w:type="spellStart"/>
+      <w:r>
+        <w:rPr>
+          <w:lang w:val="da-DK"/>
+        </w:rPr>
+        <w:t>Let’s</w:t>
+      </w:r>
+      <w:proofErr w:type="spellEnd"/>
+      <w:r>
+        <w:rPr>
+          <w:lang w:val="da-DK"/>
+        </w:rPr>
+        <w:t xml:space="preserve"> </w:t>
+      </w:r>
+      <w:proofErr w:type="spellStart"/>
+      <w:r>
+        <w:rPr>
+          <w:lang w:val="da-DK"/>
+        </w:rPr>
+        <w:t>Encrypt</w:t>
+      </w:r>
+      <w:proofErr w:type="spellEnd"/>
+      <w:r>
+        <w:rPr>
+          <w:lang w:val="da-DK"/>
+        </w:rPr>
+        <w:t>, så kommunikationen mellem brugere og server er krypteret i transit. Det beskytter mod man-in-the-</w:t>
+      </w:r>
+      <w:proofErr w:type="spellStart"/>
+      <w:r>
+        <w:rPr>
+          <w:lang w:val="da-DK"/>
+        </w:rPr>
+        <w:t>middle</w:t>
+      </w:r>
+      <w:proofErr w:type="spellEnd"/>
+      <w:r>
+        <w:rPr>
+          <w:lang w:val="da-DK"/>
+        </w:rPr>
+        <w:t xml:space="preserve"> angreb</w:t>
+      </w:r>
+      <w:r>
+        <w:rPr>
+          <w:rStyle w:val="FootnoteReference"/>
+          <w:lang w:val="da-DK"/>
+        </w:rPr>
+        <w:footnoteReference w:id="1"/>
+      </w:r>
+      <w:r>
+        <w:rPr>
+          <w:lang w:val="da-DK"/>
+        </w:rPr>
+        <w:t xml:space="preserve"> og sikrer, at følsomme data, såsom loginoplysninger og API </w:t>
+      </w:r>
+      <w:proofErr w:type="spellStart"/>
+      <w:r>
+        <w:rPr>
+          <w:lang w:val="da-DK"/>
+        </w:rPr>
+        <w:t>requests</w:t>
+      </w:r>
+      <w:proofErr w:type="spellEnd"/>
+      <w:r>
+        <w:rPr>
+          <w:lang w:val="da-DK"/>
+        </w:rPr>
+        <w:t xml:space="preserve"> ikke opsnappes. Samlet set giver denne opsætning en stabil, sikker og vedligeholdelsesbar </w:t>
+      </w:r>
+      <w:proofErr w:type="spellStart"/>
+      <w:r>
+        <w:rPr>
+          <w:lang w:val="da-DK"/>
+        </w:rPr>
+        <w:t>hosting</w:t>
+      </w:r>
+      <w:proofErr w:type="spellEnd"/>
+      <w:r>
+        <w:rPr>
+          <w:lang w:val="da-DK"/>
+        </w:rPr>
+        <w:t xml:space="preserve"> løsning, hvor både </w:t>
+      </w:r>
+      <w:proofErr w:type="spellStart"/>
+      <w:r>
+        <w:rPr>
+          <w:lang w:val="da-DK"/>
+        </w:rPr>
+        <w:t>deployment</w:t>
+      </w:r>
+      <w:proofErr w:type="spellEnd"/>
+      <w:r>
+        <w:rPr>
+          <w:lang w:val="da-DK"/>
+        </w:rPr>
+        <w:t xml:space="preserve"> og drift kan håndteres effektivt med få kommandoer. Det gør det nemt for mig at fortsætte udviklingen af Munchora, uden at driftsdelen bliver en flaskehals.</w:t>
+      </w:r>
+    </w:p>
+    <w:p>
+      <w:pPr>
+        <w:rPr>
+          <w:lang w:val="da-DK"/>
+        </w:rPr>
+      </w:pPr>
+    </w:p>
+    <w:p>
+      <w:pPr>
+        <w:pStyle w:val="Heading3"/>
+      </w:pPr>
+      <w:bookmarkStart w:id="11" w:name="_Toc225071355"/>
+      <w:r>
+        <w:t>2.2.1 Development</w:t>
+      </w:r>
+      <w:bookmarkEnd w:id="11"/>
+    </w:p>
+    <w:p>
+      <w:r>
+        <w:t>Docker-compose</w:t>
+      </w:r>
+    </w:p>
+    <w:p>
+      <w:proofErr w:type="spellStart"/>
+      <w:r>
+        <w:t>Minikube</w:t>
+      </w:r>
+      <w:proofErr w:type="spellEnd"/>
+      <w:r>
+        <w:t xml:space="preserve"> </w:t>
+      </w:r>
+      <w:proofErr w:type="spellStart"/>
+      <w:r>
+        <w:t>kubectl</w:t>
+      </w:r>
+      <w:proofErr w:type="spellEnd"/>
+      <w:r>
+        <w:t>, k9s</w:t>
+      </w:r>
+    </w:p>
     <w:p/>
+    <w:p>
+      <w:pPr>
+        <w:pStyle w:val="Heading3"/>
+      </w:pPr>
+      <w:bookmarkStart w:id="12" w:name="_Toc225071356"/>
+      <w:r>
+        <w:t>2.2.2 Production</w:t>
+      </w:r>
+      <w:bookmarkEnd w:id="12"/>
+    </w:p>
     <w:p/>
     <w:p>
       <w:pPr>
-        <w:pStyle w:val="Heading3"/>
-        <w:rPr>
-          <w:lang w:val="da-DK"/>
-        </w:rPr>
-      </w:pPr>
-      <w:bookmarkStart w:id="9" w:name="_Toc224764712"/>
-      <w:r>
-        <w:rPr>
-          <w:lang w:val="da-DK"/>
-        </w:rPr>
-        <w:t>2.1.</w:t>
-      </w:r>
-      <w:r>
-        <w:rPr>
-          <w:lang w:val="da-DK"/>
-        </w:rPr>
-        <w:t>6</w:t>
-      </w:r>
-      <w:r>
-        <w:rPr>
-          <w:lang w:val="da-DK"/>
-        </w:rPr>
-        <w:t xml:space="preserve"> </w:t>
-      </w:r>
+        <w:pStyle w:val="Heading4"/>
+      </w:pPr>
+      <w:r>
+        <w:t>2.2.2.1 Monitoring, Logging &amp; Tracing</w:t>
+      </w:r>
+    </w:p>
+    <w:p>
       <w:proofErr w:type="spellStart"/>
       <w:r>
-        <w:rPr>
-          <w:lang w:val="da-DK"/>
-        </w:rPr>
-        <w:t>Frontend</w:t>
-      </w:r>
-      <w:bookmarkEnd w:id="9"/>
+        <w:t>Newrelic</w:t>
+      </w:r>
       <w:proofErr w:type="spellEnd"/>
     </w:p>
+    <w:p/>
+    <w:p>
+      <w:pPr>
+        <w:pStyle w:val="Heading1"/>
+        <w:rPr>
+          <w:lang w:val="da-DK"/>
+        </w:rPr>
+      </w:pPr>
+      <w:bookmarkStart w:id="13" w:name="_Toc225071357"/>
+      <w:r>
+        <w:rPr>
+          <w:lang w:val="da-DK"/>
+        </w:rPr>
+        <w:t>3.0</w:t>
+      </w:r>
+      <w:r>
+        <w:rPr>
+          <w:lang w:val="da-DK"/>
+        </w:rPr>
+        <w:t xml:space="preserve"> Udviklingsproces</w:t>
+      </w:r>
+      <w:bookmarkEnd w:id="13"/>
+    </w:p>
     <w:p>
       <w:pPr>
         <w:rPr>
@@ -4470,466 +5861,7 @@
           <w:lang w:val="da-DK"/>
         </w:rPr>
       </w:pPr>
-      <w:bookmarkStart w:id="10" w:name="_Toc224764713"/>
-      <w:r>
-        <w:rPr>
-          <w:lang w:val="da-DK"/>
-        </w:rPr>
-        <w:t>2.</w:t>
-      </w:r>
-      <w:r>
-        <w:rPr>
-          <w:lang w:val="da-DK"/>
-        </w:rPr>
-        <w:t>2</w:t>
-      </w:r>
-      <w:r>
-        <w:rPr>
-          <w:lang w:val="da-DK"/>
-        </w:rPr>
-        <w:t xml:space="preserve"> </w:t>
-      </w:r>
-      <w:r>
-        <w:rPr>
-          <w:lang w:val="da-DK"/>
-        </w:rPr>
-        <w:t>Environments</w:t>
-      </w:r>
-      <w:bookmarkEnd w:id="10"/>
-    </w:p>
-    <w:p>
-      <w:pPr>
-        <w:rPr>
-          <w:lang w:val="da-DK"/>
-        </w:rPr>
-      </w:pPr>
-      <w:r>
-        <w:rPr>
-          <w:lang w:val="da-DK"/>
-        </w:rPr>
-        <w:t xml:space="preserve">Munchora er hostet på en virtuel maskine hos </w:t>
-      </w:r>
-      <w:proofErr w:type="spellStart"/>
-      <w:r>
-        <w:rPr>
-          <w:lang w:val="da-DK"/>
-        </w:rPr>
-        <w:t>Linode</w:t>
-      </w:r>
-      <w:proofErr w:type="spellEnd"/>
-      <w:r>
-        <w:rPr>
-          <w:lang w:val="da-DK"/>
-        </w:rPr>
-        <w:t xml:space="preserve"> (Akamai Cloud). Jeg har valgt den mest minimalistiske konfiguration med 1 CPU-core, 1 GB RAM og 25 GB hukommelse, hvilket er rigeligt til applikationens nuværende behov. Jeg anvender Docker til mit produktionsmiljø, hvor der bygges separate images til både </w:t>
-      </w:r>
-      <w:proofErr w:type="spellStart"/>
-      <w:r>
-        <w:rPr>
-          <w:lang w:val="da-DK"/>
-        </w:rPr>
-        <w:t>backend</w:t>
-      </w:r>
-      <w:proofErr w:type="spellEnd"/>
-      <w:r>
-        <w:rPr>
-          <w:lang w:val="da-DK"/>
-        </w:rPr>
-        <w:t xml:space="preserve"> (Ruby on </w:t>
-      </w:r>
-      <w:proofErr w:type="spellStart"/>
-      <w:r>
-        <w:rPr>
-          <w:lang w:val="da-DK"/>
-        </w:rPr>
-        <w:t>Rails</w:t>
-      </w:r>
-      <w:proofErr w:type="spellEnd"/>
-      <w:r>
-        <w:rPr>
-          <w:lang w:val="da-DK"/>
-        </w:rPr>
-        <w:t xml:space="preserve">) og </w:t>
-      </w:r>
-      <w:proofErr w:type="spellStart"/>
-      <w:r>
-        <w:rPr>
-          <w:lang w:val="da-DK"/>
-        </w:rPr>
-        <w:t>frontend</w:t>
-      </w:r>
-      <w:proofErr w:type="spellEnd"/>
-      <w:r>
-        <w:rPr>
-          <w:lang w:val="da-DK"/>
-        </w:rPr>
-        <w:t xml:space="preserve"> (React Router v7), som publiceres til GitHub Container Registry (GHCR). På serveren hentes og startes disse images automatisk ved hjælp af </w:t>
-      </w:r>
-      <w:proofErr w:type="spellStart"/>
-      <w:r>
-        <w:rPr>
-          <w:lang w:val="da-DK"/>
-        </w:rPr>
-        <w:t>docker</w:t>
-      </w:r>
-      <w:proofErr w:type="spellEnd"/>
-      <w:r>
-        <w:rPr>
-          <w:lang w:val="da-DK"/>
-        </w:rPr>
-        <w:t xml:space="preserve">-compose, hvor dette simple </w:t>
-      </w:r>
-      <w:proofErr w:type="spellStart"/>
-      <w:r>
-        <w:rPr>
-          <w:lang w:val="da-DK"/>
-        </w:rPr>
-        <w:t>setup</w:t>
-      </w:r>
-      <w:proofErr w:type="spellEnd"/>
-      <w:r>
-        <w:rPr>
-          <w:lang w:val="da-DK"/>
-        </w:rPr>
-        <w:t xml:space="preserve"> gør det nemt at administrere og genstarte systemet som en samlet enhed. Applikationerne har jeg gjort tilgængelige udefra ved en opsat </w:t>
-      </w:r>
-      <w:proofErr w:type="spellStart"/>
-      <w:r>
-        <w:rPr>
-          <w:lang w:val="da-DK"/>
-        </w:rPr>
-        <w:t>Nginx</w:t>
-      </w:r>
-      <w:proofErr w:type="spellEnd"/>
-      <w:r>
-        <w:rPr>
-          <w:lang w:val="da-DK"/>
-        </w:rPr>
-        <w:t xml:space="preserve"> </w:t>
-      </w:r>
-      <w:proofErr w:type="spellStart"/>
-      <w:r>
-        <w:rPr>
-          <w:lang w:val="da-DK"/>
-        </w:rPr>
-        <w:t>reverse</w:t>
-      </w:r>
-      <w:proofErr w:type="spellEnd"/>
-      <w:r>
-        <w:rPr>
-          <w:lang w:val="da-DK"/>
-        </w:rPr>
-        <w:t xml:space="preserve"> proxy, der håndterer indgående trafik på mit domæne munchora.pro. Proxyen dirigerer forespørgsler videre til enten klient eller </w:t>
-      </w:r>
-      <w:proofErr w:type="spellStart"/>
-      <w:r>
-        <w:rPr>
-          <w:lang w:val="da-DK"/>
-        </w:rPr>
-        <w:t>backend</w:t>
-      </w:r>
-      <w:proofErr w:type="spellEnd"/>
-      <w:r>
-        <w:rPr>
-          <w:lang w:val="da-DK"/>
-        </w:rPr>
-        <w:t xml:space="preserve"> containeren afhængigt af URL-strukturen. </w:t>
-      </w:r>
-      <w:proofErr w:type="spellStart"/>
-      <w:r>
-        <w:rPr>
-          <w:lang w:val="da-DK"/>
-        </w:rPr>
-        <w:t>Requests</w:t>
-      </w:r>
-      <w:proofErr w:type="spellEnd"/>
-      <w:r>
-        <w:rPr>
-          <w:lang w:val="da-DK"/>
-        </w:rPr>
-        <w:t xml:space="preserve"> med præfikset </w:t>
-      </w:r>
-      <w:r>
-        <w:rPr>
-          <w:highlight w:val="lightGray"/>
-          <w:lang w:val="da-DK"/>
-        </w:rPr>
-        <w:t>/</w:t>
-      </w:r>
-      <w:proofErr w:type="spellStart"/>
-      <w:r>
-        <w:rPr>
-          <w:highlight w:val="lightGray"/>
-          <w:lang w:val="da-DK"/>
-        </w:rPr>
-        <w:t>api</w:t>
-      </w:r>
-      <w:proofErr w:type="spellEnd"/>
-      <w:r>
-        <w:rPr>
-          <w:highlight w:val="lightGray"/>
-          <w:lang w:val="da-DK"/>
-        </w:rPr>
-        <w:t>/v1/*</w:t>
-      </w:r>
-      <w:r>
-        <w:rPr>
-          <w:lang w:val="da-DK"/>
-        </w:rPr>
-        <w:t xml:space="preserve"> sendes til </w:t>
-      </w:r>
-      <w:proofErr w:type="spellStart"/>
-      <w:r>
-        <w:rPr>
-          <w:lang w:val="da-DK"/>
-        </w:rPr>
-        <w:t>Rails-backenden</w:t>
-      </w:r>
-      <w:proofErr w:type="spellEnd"/>
-      <w:r>
-        <w:rPr>
-          <w:lang w:val="da-DK"/>
-        </w:rPr>
-        <w:t xml:space="preserve">, mens alle andre ruter leveres fra React-klienten. Denne struktur sikrer, at både </w:t>
-      </w:r>
-      <w:proofErr w:type="spellStart"/>
-      <w:r>
-        <w:rPr>
-          <w:lang w:val="da-DK"/>
-        </w:rPr>
-        <w:t>frontend</w:t>
-      </w:r>
-      <w:proofErr w:type="spellEnd"/>
-      <w:r>
-        <w:rPr>
-          <w:lang w:val="da-DK"/>
-        </w:rPr>
-        <w:t xml:space="preserve"> og mit REST-API kan køre gnidningsfrit på samme domæne. Derudover har jeg konfigureret HTTPS ved hjælp af </w:t>
-      </w:r>
-      <w:proofErr w:type="spellStart"/>
-      <w:r>
-        <w:rPr>
-          <w:lang w:val="da-DK"/>
-        </w:rPr>
-        <w:t>Certbot</w:t>
-      </w:r>
-      <w:proofErr w:type="spellEnd"/>
-      <w:r>
-        <w:rPr>
-          <w:lang w:val="da-DK"/>
-        </w:rPr>
-        <w:t xml:space="preserve"> og </w:t>
-      </w:r>
-      <w:proofErr w:type="spellStart"/>
-      <w:r>
-        <w:rPr>
-          <w:lang w:val="da-DK"/>
-        </w:rPr>
-        <w:t>Let’s</w:t>
-      </w:r>
-      <w:proofErr w:type="spellEnd"/>
-      <w:r>
-        <w:rPr>
-          <w:lang w:val="da-DK"/>
-        </w:rPr>
-        <w:t xml:space="preserve"> </w:t>
-      </w:r>
-      <w:proofErr w:type="spellStart"/>
-      <w:r>
-        <w:rPr>
-          <w:lang w:val="da-DK"/>
-        </w:rPr>
-        <w:t>Encrypt</w:t>
-      </w:r>
-      <w:proofErr w:type="spellEnd"/>
-      <w:r>
-        <w:rPr>
-          <w:lang w:val="da-DK"/>
-        </w:rPr>
-        <w:t>, så kommunikationen mellem brugere og server er krypteret i transit. Det beskytter mod man-in-the-</w:t>
-      </w:r>
-      <w:proofErr w:type="spellStart"/>
-      <w:r>
-        <w:rPr>
-          <w:lang w:val="da-DK"/>
-        </w:rPr>
-        <w:t>middle</w:t>
-      </w:r>
-      <w:proofErr w:type="spellEnd"/>
-      <w:r>
-        <w:rPr>
-          <w:lang w:val="da-DK"/>
-        </w:rPr>
-        <w:t xml:space="preserve"> angreb</w:t>
-      </w:r>
-      <w:r>
-        <w:rPr>
-          <w:rStyle w:val="FootnoteReference"/>
-          <w:lang w:val="da-DK"/>
-        </w:rPr>
-        <w:footnoteReference w:id="1"/>
-      </w:r>
-      <w:r>
-        <w:rPr>
-          <w:lang w:val="da-DK"/>
-        </w:rPr>
-        <w:t xml:space="preserve"> og sikrer, at følsomme data, såsom loginoplysninger og API </w:t>
-      </w:r>
-      <w:proofErr w:type="spellStart"/>
-      <w:r>
-        <w:rPr>
-          <w:lang w:val="da-DK"/>
-        </w:rPr>
-        <w:t>requests</w:t>
-      </w:r>
-      <w:proofErr w:type="spellEnd"/>
-      <w:r>
-        <w:rPr>
-          <w:lang w:val="da-DK"/>
-        </w:rPr>
-        <w:t xml:space="preserve"> ikke opsnappes. Samlet set giver denne opsætning en stabil, sikker og vedligeholdelsesbar </w:t>
-      </w:r>
-      <w:proofErr w:type="spellStart"/>
-      <w:r>
-        <w:rPr>
-          <w:lang w:val="da-DK"/>
-        </w:rPr>
-        <w:t>hosting</w:t>
-      </w:r>
-      <w:proofErr w:type="spellEnd"/>
-      <w:r>
-        <w:rPr>
-          <w:lang w:val="da-DK"/>
-        </w:rPr>
-        <w:t xml:space="preserve"> løsning, hvor både </w:t>
-      </w:r>
-      <w:proofErr w:type="spellStart"/>
-      <w:r>
-        <w:rPr>
-          <w:lang w:val="da-DK"/>
-        </w:rPr>
-        <w:t>deployment</w:t>
-      </w:r>
-      <w:proofErr w:type="spellEnd"/>
-      <w:r>
-        <w:rPr>
-          <w:lang w:val="da-DK"/>
-        </w:rPr>
-        <w:t xml:space="preserve"> og drift kan </w:t>
-      </w:r>
-      <w:r>
-        <w:rPr>
-          <w:lang w:val="da-DK"/>
-        </w:rPr>
-        <w:lastRenderedPageBreak/>
-        <w:t>håndteres effektivt med få kommandoer. Det gør det nemt for mig at fortsætte udviklingen af Munchora, uden at driftsdelen bliver en flaskehals.</w:t>
-      </w:r>
-    </w:p>
-    <w:p>
-      <w:pPr>
-        <w:rPr>
-          <w:lang w:val="da-DK"/>
-        </w:rPr>
-      </w:pPr>
-    </w:p>
-    <w:p>
-      <w:pPr>
-        <w:pStyle w:val="Heading3"/>
-      </w:pPr>
-      <w:bookmarkStart w:id="11" w:name="_Toc224764714"/>
-      <w:r>
-        <w:t>2.2.1 Development</w:t>
-      </w:r>
-      <w:bookmarkEnd w:id="11"/>
-    </w:p>
-    <w:p>
-      <w:r>
-        <w:t>Docker-compose</w:t>
-      </w:r>
-    </w:p>
-    <w:p>
-      <w:proofErr w:type="spellStart"/>
-      <w:r>
-        <w:t>Minikube</w:t>
-      </w:r>
-      <w:proofErr w:type="spellEnd"/>
-      <w:r>
-        <w:t xml:space="preserve"> </w:t>
-      </w:r>
-      <w:proofErr w:type="spellStart"/>
-      <w:r>
-        <w:t>kubectl</w:t>
-      </w:r>
-      <w:proofErr w:type="spellEnd"/>
-      <w:r>
-        <w:t>, k9s</w:t>
-      </w:r>
-    </w:p>
-    <w:p/>
-    <w:p>
-      <w:pPr>
-        <w:pStyle w:val="Heading3"/>
-      </w:pPr>
-      <w:bookmarkStart w:id="12" w:name="_Toc224764715"/>
-      <w:r>
-        <w:t>2.2.2 Production</w:t>
-      </w:r>
-      <w:bookmarkEnd w:id="12"/>
-    </w:p>
-    <w:p/>
-    <w:p>
-      <w:pPr>
-        <w:pStyle w:val="Heading4"/>
-      </w:pPr>
-      <w:r>
-        <w:t>2.2.2.1 Monitoring, Logging &amp; Tracing</w:t>
-      </w:r>
-    </w:p>
-    <w:p>
-      <w:proofErr w:type="spellStart"/>
-      <w:r>
-        <w:t>Newrelic</w:t>
-      </w:r>
-      <w:proofErr w:type="spellEnd"/>
-    </w:p>
-    <w:p/>
-    <w:p>
-      <w:pPr>
-        <w:pStyle w:val="Heading1"/>
-        <w:rPr>
-          <w:lang w:val="da-DK"/>
-        </w:rPr>
-      </w:pPr>
-      <w:bookmarkStart w:id="13" w:name="_Toc224764716"/>
-      <w:r>
-        <w:rPr>
-          <w:lang w:val="da-DK"/>
-        </w:rPr>
-        <w:t>3.0</w:t>
-      </w:r>
-      <w:r>
-        <w:rPr>
-          <w:lang w:val="da-DK"/>
-        </w:rPr>
-        <w:t xml:space="preserve"> Udviklingsproces</w:t>
-      </w:r>
-      <w:bookmarkEnd w:id="13"/>
-    </w:p>
-    <w:p>
-      <w:pPr>
-        <w:rPr>
-          <w:lang w:val="da-DK"/>
-        </w:rPr>
-      </w:pPr>
-    </w:p>
-    <w:p>
-      <w:pPr>
-        <w:pStyle w:val="Heading2"/>
-        <w:rPr>
-          <w:lang w:val="da-DK"/>
-        </w:rPr>
-      </w:pPr>
-      <w:bookmarkStart w:id="14" w:name="_Toc224764717"/>
+      <w:bookmarkStart w:id="14" w:name="_Toc225071358"/>
       <w:r>
         <w:rPr>
           <w:lang w:val="da-DK"/>
@@ -4959,7 +5891,7 @@
           <w:lang w:val="da-DK"/>
         </w:rPr>
       </w:pPr>
-      <w:bookmarkStart w:id="15" w:name="_Toc224764718"/>
+      <w:bookmarkStart w:id="15" w:name="_Toc225071359"/>
       <w:r>
         <w:rPr>
           <w:lang w:val="da-DK"/>
@@ -5000,11 +5932,12 @@
           <w:lang w:val="da-DK"/>
         </w:rPr>
       </w:pPr>
-      <w:bookmarkStart w:id="16" w:name="_Toc224764719"/>
-      <w:r>
-        <w:rPr>
-          <w:lang w:val="da-DK"/>
-        </w:rPr>
+      <w:bookmarkStart w:id="16" w:name="_Toc225071360"/>
+      <w:r>
+        <w:rPr>
+          <w:lang w:val="da-DK"/>
+        </w:rPr>
+        <w:lastRenderedPageBreak/>
         <w:t>3</w:t>
       </w:r>
       <w:r>
@@ -5115,7 +6048,6 @@
         </w:numPr>
       </w:pPr>
       <w:r>
-        <w:lastRenderedPageBreak/>
         <w:t>The architecture should allow for easy scaling as the user base grows.</w:t>
       </w:r>
     </w:p>
@@ -5171,7 +6103,7 @@
       <w:pPr>
         <w:pStyle w:val="Heading2"/>
       </w:pPr>
-      <w:bookmarkStart w:id="17" w:name="_Toc224764720"/>
+      <w:bookmarkStart w:id="17" w:name="_Toc225071361"/>
       <w:r>
         <w:t>3</w:t>
       </w:r>
@@ -5190,7 +6122,7 @@
       <w:pPr>
         <w:pStyle w:val="Heading1"/>
       </w:pPr>
-      <w:bookmarkStart w:id="18" w:name="_Toc224764721"/>
+      <w:bookmarkStart w:id="18" w:name="_Toc225071362"/>
       <w:r>
         <w:t>4</w:t>
       </w:r>
@@ -5207,7 +6139,7 @@
       <w:pPr>
         <w:pStyle w:val="Heading2"/>
       </w:pPr>
-      <w:bookmarkStart w:id="19" w:name="_Toc224764722"/>
+      <w:bookmarkStart w:id="19" w:name="_Toc225071363"/>
       <w:r>
         <w:t>4</w:t>
       </w:r>
@@ -5221,7 +6153,7 @@
       <w:pPr>
         <w:pStyle w:val="Heading2"/>
       </w:pPr>
-      <w:bookmarkStart w:id="20" w:name="_Toc224764723"/>
+      <w:bookmarkStart w:id="20" w:name="_Toc225071364"/>
       <w:r>
         <w:t>4</w:t>
       </w:r>
@@ -5235,8 +6167,9 @@
       <w:pPr>
         <w:pStyle w:val="Heading2"/>
       </w:pPr>
-      <w:bookmarkStart w:id="21" w:name="_Toc224764724"/>
-      <w:r>
+      <w:bookmarkStart w:id="21" w:name="_Toc225071365"/>
+      <w:r>
+        <w:lastRenderedPageBreak/>
         <w:t>4</w:t>
       </w:r>
       <w:r>
@@ -5249,7 +6182,7 @@
       <w:pPr>
         <w:pStyle w:val="Heading2"/>
       </w:pPr>
-      <w:bookmarkStart w:id="22" w:name="_Toc224764725"/>
+      <w:bookmarkStart w:id="22" w:name="_Toc225071366"/>
       <w:r>
         <w:t>4</w:t>
       </w:r>
@@ -5262,56 +6195,129 @@
     <w:p>
       <w:pPr>
         <w:pStyle w:val="Heading2"/>
-        <w:rPr>
-          <w:lang w:val="da-DK"/>
-        </w:rPr>
-      </w:pPr>
-      <w:bookmarkStart w:id="23" w:name="_Toc224764726"/>
-      <w:r>
-        <w:rPr>
-          <w:lang w:val="da-DK"/>
-        </w:rPr>
+      </w:pPr>
+      <w:bookmarkStart w:id="23" w:name="_Toc225071367"/>
+      <w:r>
         <w:t>4</w:t>
       </w:r>
       <w:r>
-        <w:rPr>
-          <w:lang w:val="da-DK"/>
-        </w:rPr>
         <w:t>.5 Performance Tests</w:t>
       </w:r>
       <w:bookmarkEnd w:id="23"/>
     </w:p>
-    <w:p>
-      <w:pPr>
-        <w:rPr>
-          <w:lang w:val="da-DK"/>
-        </w:rPr>
-      </w:pPr>
-    </w:p>
+    <w:p/>
     <w:p>
       <w:pPr>
         <w:pStyle w:val="Heading1"/>
-        <w:rPr>
-          <w:lang w:val="da-DK"/>
-        </w:rPr>
-      </w:pPr>
-      <w:bookmarkStart w:id="24" w:name="_Toc224764727"/>
-      <w:r>
-        <w:rPr>
-          <w:lang w:val="da-DK"/>
-        </w:rPr>
-        <w:lastRenderedPageBreak/>
-        <w:t>3.0 Konklusion</w:t>
+      </w:pPr>
+      <w:bookmarkStart w:id="24" w:name="_Toc225071368"/>
+      <w:r>
+        <w:t xml:space="preserve">3.0 </w:t>
+      </w:r>
+      <w:proofErr w:type="spellStart"/>
+      <w:r>
+        <w:t>Konklusion</w:t>
       </w:r>
       <w:bookmarkEnd w:id="24"/>
-    </w:p>
-    <w:p>
-      <w:pPr>
-        <w:rPr>
-          <w:lang w:val="da-DK"/>
-        </w:rPr>
-      </w:pPr>
-    </w:p>
+      <w:proofErr w:type="spellEnd"/>
+    </w:p>
+    <w:p/>
+    <w:bookmarkStart w:id="25" w:name="_Toc225071369" w:displacedByCustomXml="next"/>
+    <w:sdt>
+      <w:sdtPr>
+        <w:id w:val="-235634111"/>
+        <w:docPartObj>
+          <w:docPartGallery w:val="Bibliographies"/>
+          <w:docPartUnique/>
+        </w:docPartObj>
+      </w:sdtPr>
+      <w:sdtEndPr>
+        <w:rPr>
+          <w:rFonts w:eastAsiaTheme="minorHAnsi" w:cstheme="minorBidi"/>
+          <w:color w:val="0E2841" w:themeColor="text2"/>
+          <w:sz w:val="24"/>
+          <w:szCs w:val="24"/>
+        </w:rPr>
+      </w:sdtEndPr>
+      <w:sdtContent>
+        <w:p>
+          <w:pPr>
+            <w:pStyle w:val="Heading1"/>
+          </w:pPr>
+          <w:r>
+            <w:t>4.0</w:t>
+          </w:r>
+          <w:r>
+            <w:t xml:space="preserve"> </w:t>
+          </w:r>
+          <w:proofErr w:type="spellStart"/>
+          <w:r>
+            <w:t>Litteraturliste</w:t>
+          </w:r>
+          <w:bookmarkEnd w:id="25"/>
+          <w:proofErr w:type="spellEnd"/>
+        </w:p>
+        <w:sdt>
+          <w:sdtPr>
+            <w:id w:val="111145805"/>
+            <w:bibliography/>
+          </w:sdtPr>
+          <w:sdtContent>
+            <w:p>
+              <w:pPr>
+                <w:pStyle w:val="Bibliography"/>
+                <w:ind w:left="720" w:hanging="720"/>
+                <w:rPr>
+                  <w:noProof/>
+                  <w:kern w:val="0"/>
+                  <w14:ligatures w14:val="none"/>
+                </w:rPr>
+              </w:pPr>
+              <w:r>
+                <w:fldChar w:fldCharType="begin"/>
+              </w:r>
+              <w:r>
+                <w:instrText xml:space="preserve"> BIBLIOGRAPHY </w:instrText>
+              </w:r>
+              <w:r>
+                <w:fldChar w:fldCharType="separate"/>
+              </w:r>
+              <w:r>
+                <w:rPr>
+                  <w:noProof/>
+                </w:rPr>
+                <w:t xml:space="preserve">Fowler, Martin. 2014. </w:t>
+              </w:r>
+              <w:r>
+                <w:rPr>
+                  <w:i/>
+                  <w:iCs/>
+                  <w:noProof/>
+                </w:rPr>
+                <w:t>martinfowler.</w:t>
+              </w:r>
+              <w:r>
+                <w:rPr>
+                  <w:noProof/>
+                </w:rPr>
+                <w:t xml:space="preserve"> March 25. Accessed March 22, 2026. https://martinfowler.com/articles/microservices.html.</w:t>
+              </w:r>
+            </w:p>
+            <w:p>
+              <w:r>
+                <w:rPr>
+                  <w:b/>
+                  <w:bCs/>
+                  <w:noProof/>
+                </w:rPr>
+                <w:fldChar w:fldCharType="end"/>
+              </w:r>
+            </w:p>
+          </w:sdtContent>
+        </w:sdt>
+      </w:sdtContent>
+    </w:sdt>
+    <w:p/>
     <w:p>
       <w:pPr>
         <w:pStyle w:val="Heading1"/>
@@ -5319,42 +6325,7 @@
           <w:lang w:val="da-DK"/>
         </w:rPr>
       </w:pPr>
-      <w:bookmarkStart w:id="25" w:name="_Toc224764728"/>
-      <w:r>
-        <w:rPr>
-          <w:lang w:val="da-DK"/>
-        </w:rPr>
-        <w:t>4</w:t>
-      </w:r>
-      <w:r>
-        <w:rPr>
-          <w:lang w:val="da-DK"/>
-        </w:rPr>
-        <w:t xml:space="preserve">.0 </w:t>
-      </w:r>
-      <w:r>
-        <w:rPr>
-          <w:lang w:val="da-DK"/>
-        </w:rPr>
-        <w:t>Litteraturliste</w:t>
-      </w:r>
-      <w:bookmarkEnd w:id="25"/>
-    </w:p>
-    <w:p>
-      <w:pPr>
-        <w:rPr>
-          <w:lang w:val="da-DK"/>
-        </w:rPr>
-      </w:pPr>
-    </w:p>
-    <w:p>
-      <w:pPr>
-        <w:pStyle w:val="Heading1"/>
-        <w:rPr>
-          <w:lang w:val="da-DK"/>
-        </w:rPr>
-      </w:pPr>
-      <w:bookmarkStart w:id="26" w:name="_Toc224764729"/>
+      <w:bookmarkStart w:id="26" w:name="_Toc225071370"/>
       <w:r>
         <w:rPr>
           <w:lang w:val="da-DK"/>
@@ -8266,6 +9237,14 @@
       <w:color w:val="0E2841" w:themeColor="text2"/>
     </w:rPr>
   </w:style>
+  <w:style w:type="paragraph" w:styleId="Bibliography">
+    <w:name w:val="Bibliography"/>
+    <w:basedOn w:val="Normal"/>
+    <w:next w:val="Normal"/>
+    <w:uiPriority w:val="37"/>
+    <w:unhideWhenUsed/>
+    <w:rsid w:val="00DB5E6A"/>
+  </w:style>
 </w:styles>
 </file>
 
@@ -8585,11 +9564,60 @@
 </file>
 
 <file path=customXml/item1.xml><?xml version="1.0" encoding="utf-8"?>
-<b:Sources xmlns:b="http://schemas.openxmlformats.org/officeDocument/2006/bibliography" xmlns="http://schemas.openxmlformats.org/officeDocument/2006/bibliography" SelectedStyle="/APASixthEditionOfficeOnline.xsl" StyleName="APA" Version="6"/>
+<b:Sources xmlns:b="http://schemas.openxmlformats.org/officeDocument/2006/bibliography" xmlns="http://schemas.openxmlformats.org/officeDocument/2006/bibliography" SelectedStyle="/CHICAGO.XSL" StyleName="Chicago" Version="16">
+  <b:Source>
+    <b:Tag>Mar141</b:Tag>
+    <b:SourceType>InternetSite</b:SourceType>
+    <b:Guid>{35D4E724-FC97-124D-AA7D-F1E9D7EDF2D5}</b:Guid>
+    <b:LCID>en-US</b:LCID>
+    <b:Author>
+      <b:Author>
+        <b:NameList>
+          <b:Person>
+            <b:Last>Fowler</b:Last>
+            <b:First>Martin</b:First>
+          </b:Person>
+        </b:NameList>
+      </b:Author>
+    </b:Author>
+    <b:Title>martinfowler</b:Title>
+    <b:URL>https://martinfowler.com/articles/microservices.html</b:URL>
+    <b:Year>2014</b:Year>
+    <b:Month>March</b:Month>
+    <b:Day>25</b:Day>
+    <b:YearAccessed>2026</b:YearAccessed>
+    <b:MonthAccessed>March</b:MonthAccessed>
+    <b:DayAccessed>22</b:DayAccessed>
+    <b:RefOrder>1</b:RefOrder>
+  </b:Source>
+  <b:Source>
+    <b:Tag>Rub26</b:Tag>
+    <b:SourceType>InternetSite</b:SourceType>
+    <b:Guid>{4261F531-62FD-0A46-A54F-FBC234725D91}</b:Guid>
+    <b:Author>
+      <b:Author>
+        <b:NameList>
+          <b:Person>
+            <b:Last>Rails</b:Last>
+            <b:First>Ruby</b:First>
+            <b:Middle>on</b:Middle>
+          </b:Person>
+        </b:NameList>
+      </b:Author>
+    </b:Author>
+    <b:Title>Rails Guides</b:Title>
+    <b:URL>https://guides.rubyonrails.org/getting_started.html</b:URL>
+    <b:Year>2026</b:Year>
+    <b:YearAccessed>2026</b:YearAccessed>
+    <b:MonthAccessed>marts</b:MonthAccessed>
+    <b:DayAccessed>22</b:DayAccessed>
+    <b:RefOrder>2</b:RefOrder>
+  </b:Source>
+</b:Sources>
 </file>
 
 <file path=customXml/itemProps1.xml><?xml version="1.0" encoding="utf-8"?>
-<ds:datastoreItem xmlns:ds="http://schemas.openxmlformats.org/officeDocument/2006/customXml" ds:itemID="{0C5A1C41-49AB-374D-9554-03A10ED1F154}">
+<ds:datastoreItem xmlns:ds="http://schemas.openxmlformats.org/officeDocument/2006/customXml" ds:itemID="{59A24035-D48D-2440-84B7-66061A73B9FA}">
   <ds:schemaRefs>
     <ds:schemaRef ds:uri="http://schemas.openxmlformats.org/officeDocument/2006/bibliography"/>
   </ds:schemaRefs>

--- a/bachelor-projekt-rapport-munchora.docx
+++ b/bachelor-projekt-rapport-munchora.docx
@@ -500,7 +500,19 @@
           <w:lang w:val="da-DK"/>
           <w14:ligatures w14:val="none"/>
         </w:rPr>
-        <w:t>01</w:t>
+        <w:t>0</w:t>
+      </w:r>
+      <w:r>
+        <w:rPr>
+          <w:rFonts w:eastAsia="Times New Roman" w:cs="Arial"/>
+          <w:i/>
+          <w:iCs/>
+          <w:color w:val="3B3B3B"/>
+          <w:kern w:val="0"/>
+          <w:lang w:val="da-DK"/>
+          <w14:ligatures w14:val="none"/>
+        </w:rPr>
+        <w:t>8</w:t>
       </w:r>
       <w:r>
         <w:rPr>
@@ -667,7 +679,7 @@
             </w:rPr>
             <w:fldChar w:fldCharType="separate"/>
           </w:r>
-          <w:hyperlink w:anchor="_Toc225071344" w:history="1">
+          <w:hyperlink w:anchor="_Toc225456208" w:history="1">
             <w:r>
               <w:rPr>
                 <w:rStyle w:val="Hyperlink"/>
@@ -695,7 +707,7 @@
                 <w:noProof/>
                 <w:webHidden/>
               </w:rPr>
-              <w:instrText xml:space="preserve"> PAGEREF _Toc225071344 \h </w:instrText>
+              <w:instrText xml:space="preserve"> PAGEREF _Toc225456208 \h </w:instrText>
             </w:r>
             <w:r>
               <w:rPr>
@@ -742,14 +754,134 @@
               <w:szCs w:val="24"/>
             </w:rPr>
           </w:pPr>
-          <w:hyperlink w:anchor="_Toc225071345" w:history="1">
+          <w:r>
+            <w:rPr>
+              <w:rStyle w:val="Hyperlink"/>
+              <w:noProof/>
+            </w:rPr>
+            <w:fldChar w:fldCharType="begin"/>
+          </w:r>
+          <w:r>
+            <w:rPr>
+              <w:rStyle w:val="Hyperlink"/>
+              <w:noProof/>
+            </w:rPr>
+            <w:instrText xml:space="preserve"> </w:instrText>
+          </w:r>
+          <w:r>
+            <w:rPr>
+              <w:noProof/>
+            </w:rPr>
+            <w:instrText>HYPERLINK \l "_Toc225456209"</w:instrText>
+          </w:r>
+          <w:r>
+            <w:rPr>
+              <w:rStyle w:val="Hyperlink"/>
+              <w:noProof/>
+            </w:rPr>
+            <w:instrText xml:space="preserve"> </w:instrText>
+          </w:r>
+          <w:r>
+            <w:rPr>
+              <w:rStyle w:val="Hyperlink"/>
+              <w:noProof/>
+            </w:rPr>
+          </w:r>
+          <w:r>
+            <w:rPr>
+              <w:rStyle w:val="Hyperlink"/>
+              <w:noProof/>
+            </w:rPr>
+            <w:fldChar w:fldCharType="separate"/>
+          </w:r>
+          <w:r>
+            <w:rPr>
+              <w:rStyle w:val="Hyperlink"/>
+              <w:noProof/>
+              <w:lang w:val="da-DK"/>
+            </w:rPr>
+            <w:t>1.1 Problemformulering</w:t>
+          </w:r>
+          <w:r>
+            <w:rPr>
+              <w:noProof/>
+              <w:webHidden/>
+            </w:rPr>
+            <w:tab/>
+          </w:r>
+          <w:r>
+            <w:rPr>
+              <w:noProof/>
+              <w:webHidden/>
+            </w:rPr>
+            <w:fldChar w:fldCharType="begin"/>
+          </w:r>
+          <w:r>
+            <w:rPr>
+              <w:noProof/>
+              <w:webHidden/>
+            </w:rPr>
+            <w:instrText xml:space="preserve"> PAGEREF _Toc225456209 \h </w:instrText>
+          </w:r>
+          <w:r>
+            <w:rPr>
+              <w:noProof/>
+              <w:webHidden/>
+            </w:rPr>
+          </w:r>
+          <w:r>
+            <w:rPr>
+              <w:noProof/>
+              <w:webHidden/>
+            </w:rPr>
+            <w:fldChar w:fldCharType="separate"/>
+          </w:r>
+          <w:r>
+            <w:rPr>
+              <w:noProof/>
+              <w:webHidden/>
+            </w:rPr>
+            <w:t>3</w:t>
+          </w:r>
+          <w:r>
+            <w:rPr>
+              <w:noProof/>
+              <w:webHidden/>
+            </w:rPr>
+            <w:fldChar w:fldCharType="end"/>
+          </w:r>
+          <w:r>
+            <w:rPr>
+              <w:rStyle w:val="Hyperlink"/>
+              <w:noProof/>
+            </w:rPr>
+            <w:fldChar w:fldCharType="end"/>
+          </w:r>
+        </w:p>
+        <w:p>
+          <w:pPr>
+            <w:pStyle w:val="TOC1"/>
+            <w:tabs>
+              <w:tab w:val="right" w:leader="dot" w:pos="9350"/>
+            </w:tabs>
+            <w:rPr>
+              <w:rFonts w:eastAsiaTheme="minorEastAsia"/>
+              <w:b w:val="0"/>
+              <w:bCs w:val="0"/>
+              <w:i w:val="0"/>
+              <w:iCs w:val="0"/>
+              <w:noProof/>
+              <w:color w:val="auto"/>
+            </w:rPr>
+          </w:pPr>
+          <w:hyperlink w:anchor="_Toc225456210" w:history="1">
             <w:r>
               <w:rPr>
                 <w:rStyle w:val="Hyperlink"/>
                 <w:noProof/>
                 <w:lang w:val="da-DK"/>
               </w:rPr>
-              <w:t>1.1 Problemformulering</w:t>
+              <w:t>2.0 Systemets arkitektur</w:t>
             </w:r>
             <w:r>
               <w:rPr>
@@ -770,7 +902,7 @@
                 <w:noProof/>
                 <w:webHidden/>
               </w:rPr>
-              <w:instrText xml:space="preserve"> PAGEREF _Toc225071345 \h </w:instrText>
+              <w:instrText xml:space="preserve"> PAGEREF _Toc225456210 \h </w:instrText>
             </w:r>
             <w:r>
               <w:rPr>
@@ -790,7 +922,591 @@
                 <w:noProof/>
                 <w:webHidden/>
               </w:rPr>
-              <w:t>3</w:t>
+              <w:t>4</w:t>
+            </w:r>
+            <w:r>
+              <w:rPr>
+                <w:noProof/>
+                <w:webHidden/>
+              </w:rPr>
+              <w:fldChar w:fldCharType="end"/>
+            </w:r>
+          </w:hyperlink>
+        </w:p>
+        <w:p>
+          <w:pPr>
+            <w:pStyle w:val="TOC2"/>
+            <w:tabs>
+              <w:tab w:val="right" w:leader="dot" w:pos="9350"/>
+            </w:tabs>
+            <w:rPr>
+              <w:rFonts w:eastAsiaTheme="minorEastAsia"/>
+              <w:b w:val="0"/>
+              <w:bCs w:val="0"/>
+              <w:noProof/>
+              <w:color w:val="auto"/>
+              <w:sz w:val="24"/>
+              <w:szCs w:val="24"/>
+            </w:rPr>
+          </w:pPr>
+          <w:hyperlink w:anchor="_Toc225456211" w:history="1">
+            <w:r>
+              <w:rPr>
+                <w:rStyle w:val="Hyperlink"/>
+                <w:noProof/>
+                <w:lang w:val="da-DK"/>
+              </w:rPr>
+              <w:t>2.1 Microservices</w:t>
+            </w:r>
+            <w:r>
+              <w:rPr>
+                <w:noProof/>
+                <w:webHidden/>
+              </w:rPr>
+              <w:tab/>
+            </w:r>
+            <w:r>
+              <w:rPr>
+                <w:noProof/>
+                <w:webHidden/>
+              </w:rPr>
+              <w:fldChar w:fldCharType="begin"/>
+            </w:r>
+            <w:r>
+              <w:rPr>
+                <w:noProof/>
+                <w:webHidden/>
+              </w:rPr>
+              <w:instrText xml:space="preserve"> PAGEREF _Toc225456211 \h </w:instrText>
+            </w:r>
+            <w:r>
+              <w:rPr>
+                <w:noProof/>
+                <w:webHidden/>
+              </w:rPr>
+            </w:r>
+            <w:r>
+              <w:rPr>
+                <w:noProof/>
+                <w:webHidden/>
+              </w:rPr>
+              <w:fldChar w:fldCharType="separate"/>
+            </w:r>
+            <w:r>
+              <w:rPr>
+                <w:noProof/>
+                <w:webHidden/>
+              </w:rPr>
+              <w:t>5</w:t>
+            </w:r>
+            <w:r>
+              <w:rPr>
+                <w:noProof/>
+                <w:webHidden/>
+              </w:rPr>
+              <w:fldChar w:fldCharType="end"/>
+            </w:r>
+          </w:hyperlink>
+        </w:p>
+        <w:p>
+          <w:pPr>
+            <w:pStyle w:val="TOC3"/>
+            <w:tabs>
+              <w:tab w:val="right" w:leader="dot" w:pos="9350"/>
+            </w:tabs>
+            <w:rPr>
+              <w:rFonts w:eastAsiaTheme="minorEastAsia"/>
+              <w:noProof/>
+              <w:color w:val="auto"/>
+              <w:sz w:val="24"/>
+              <w:szCs w:val="24"/>
+            </w:rPr>
+          </w:pPr>
+          <w:hyperlink w:anchor="_Toc225456212" w:history="1">
+            <w:r>
+              <w:rPr>
+                <w:rStyle w:val="Hyperlink"/>
+                <w:noProof/>
+                <w:lang w:val="da-DK"/>
+              </w:rPr>
+              <w:t>2.1.1 Frontend</w:t>
+            </w:r>
+            <w:r>
+              <w:rPr>
+                <w:noProof/>
+                <w:webHidden/>
+              </w:rPr>
+              <w:tab/>
+            </w:r>
+            <w:r>
+              <w:rPr>
+                <w:noProof/>
+                <w:webHidden/>
+              </w:rPr>
+              <w:fldChar w:fldCharType="begin"/>
+            </w:r>
+            <w:r>
+              <w:rPr>
+                <w:noProof/>
+                <w:webHidden/>
+              </w:rPr>
+              <w:instrText xml:space="preserve"> PAGEREF _Toc225456212 \h </w:instrText>
+            </w:r>
+            <w:r>
+              <w:rPr>
+                <w:noProof/>
+                <w:webHidden/>
+              </w:rPr>
+            </w:r>
+            <w:r>
+              <w:rPr>
+                <w:noProof/>
+                <w:webHidden/>
+              </w:rPr>
+              <w:fldChar w:fldCharType="separate"/>
+            </w:r>
+            <w:r>
+              <w:rPr>
+                <w:noProof/>
+                <w:webHidden/>
+              </w:rPr>
+              <w:t>5</w:t>
+            </w:r>
+            <w:r>
+              <w:rPr>
+                <w:noProof/>
+                <w:webHidden/>
+              </w:rPr>
+              <w:fldChar w:fldCharType="end"/>
+            </w:r>
+          </w:hyperlink>
+        </w:p>
+        <w:p>
+          <w:pPr>
+            <w:pStyle w:val="TOC3"/>
+            <w:tabs>
+              <w:tab w:val="right" w:leader="dot" w:pos="9350"/>
+            </w:tabs>
+            <w:rPr>
+              <w:rFonts w:eastAsiaTheme="minorEastAsia"/>
+              <w:noProof/>
+              <w:color w:val="auto"/>
+              <w:sz w:val="24"/>
+              <w:szCs w:val="24"/>
+            </w:rPr>
+          </w:pPr>
+          <w:hyperlink w:anchor="_Toc225456213" w:history="1">
+            <w:r>
+              <w:rPr>
+                <w:rStyle w:val="Hyperlink"/>
+                <w:noProof/>
+                <w:lang w:val="da-DK"/>
+              </w:rPr>
+              <w:t>2.1.2 Backend Services</w:t>
+            </w:r>
+            <w:r>
+              <w:rPr>
+                <w:noProof/>
+                <w:webHidden/>
+              </w:rPr>
+              <w:tab/>
+            </w:r>
+            <w:r>
+              <w:rPr>
+                <w:noProof/>
+                <w:webHidden/>
+              </w:rPr>
+              <w:fldChar w:fldCharType="begin"/>
+            </w:r>
+            <w:r>
+              <w:rPr>
+                <w:noProof/>
+                <w:webHidden/>
+              </w:rPr>
+              <w:instrText xml:space="preserve"> PAGEREF _Toc225456213 \h </w:instrText>
+            </w:r>
+            <w:r>
+              <w:rPr>
+                <w:noProof/>
+                <w:webHidden/>
+              </w:rPr>
+            </w:r>
+            <w:r>
+              <w:rPr>
+                <w:noProof/>
+                <w:webHidden/>
+              </w:rPr>
+              <w:fldChar w:fldCharType="separate"/>
+            </w:r>
+            <w:r>
+              <w:rPr>
+                <w:noProof/>
+                <w:webHidden/>
+              </w:rPr>
+              <w:t>6</w:t>
+            </w:r>
+            <w:r>
+              <w:rPr>
+                <w:noProof/>
+                <w:webHidden/>
+              </w:rPr>
+              <w:fldChar w:fldCharType="end"/>
+            </w:r>
+          </w:hyperlink>
+        </w:p>
+        <w:p>
+          <w:pPr>
+            <w:pStyle w:val="TOC3"/>
+            <w:tabs>
+              <w:tab w:val="right" w:leader="dot" w:pos="9350"/>
+            </w:tabs>
+            <w:rPr>
+              <w:rFonts w:eastAsiaTheme="minorEastAsia"/>
+              <w:noProof/>
+              <w:color w:val="auto"/>
+              <w:sz w:val="24"/>
+              <w:szCs w:val="24"/>
+            </w:rPr>
+          </w:pPr>
+          <w:hyperlink w:anchor="_Toc225456214" w:history="1">
+            <w:r>
+              <w:rPr>
+                <w:rStyle w:val="Hyperlink"/>
+                <w:noProof/>
+              </w:rPr>
+              <w:t>2.1.3 DLS Patterns</w:t>
+            </w:r>
+            <w:r>
+              <w:rPr>
+                <w:noProof/>
+                <w:webHidden/>
+              </w:rPr>
+              <w:tab/>
+            </w:r>
+            <w:r>
+              <w:rPr>
+                <w:noProof/>
+                <w:webHidden/>
+              </w:rPr>
+              <w:fldChar w:fldCharType="begin"/>
+            </w:r>
+            <w:r>
+              <w:rPr>
+                <w:noProof/>
+                <w:webHidden/>
+              </w:rPr>
+              <w:instrText xml:space="preserve"> PAGEREF _Toc225456214 \h </w:instrText>
+            </w:r>
+            <w:r>
+              <w:rPr>
+                <w:noProof/>
+                <w:webHidden/>
+              </w:rPr>
+            </w:r>
+            <w:r>
+              <w:rPr>
+                <w:noProof/>
+                <w:webHidden/>
+              </w:rPr>
+              <w:fldChar w:fldCharType="separate"/>
+            </w:r>
+            <w:r>
+              <w:rPr>
+                <w:noProof/>
+                <w:webHidden/>
+              </w:rPr>
+              <w:t>7</w:t>
+            </w:r>
+            <w:r>
+              <w:rPr>
+                <w:noProof/>
+                <w:webHidden/>
+              </w:rPr>
+              <w:fldChar w:fldCharType="end"/>
+            </w:r>
+          </w:hyperlink>
+        </w:p>
+        <w:p>
+          <w:pPr>
+            <w:pStyle w:val="TOC3"/>
+            <w:tabs>
+              <w:tab w:val="right" w:leader="dot" w:pos="9350"/>
+            </w:tabs>
+            <w:rPr>
+              <w:rFonts w:eastAsiaTheme="minorEastAsia"/>
+              <w:noProof/>
+              <w:color w:val="auto"/>
+              <w:sz w:val="24"/>
+              <w:szCs w:val="24"/>
+            </w:rPr>
+          </w:pPr>
+          <w:hyperlink w:anchor="_Toc225456215" w:history="1">
+            <w:r>
+              <w:rPr>
+                <w:rStyle w:val="Hyperlink"/>
+                <w:noProof/>
+                <w:lang w:val="da-DK"/>
+              </w:rPr>
+              <w:t>2.1.4 Databases</w:t>
+            </w:r>
+            <w:r>
+              <w:rPr>
+                <w:noProof/>
+                <w:webHidden/>
+              </w:rPr>
+              <w:tab/>
+            </w:r>
+            <w:r>
+              <w:rPr>
+                <w:noProof/>
+                <w:webHidden/>
+              </w:rPr>
+              <w:fldChar w:fldCharType="begin"/>
+            </w:r>
+            <w:r>
+              <w:rPr>
+                <w:noProof/>
+                <w:webHidden/>
+              </w:rPr>
+              <w:instrText xml:space="preserve"> PAGEREF _Toc225456215 \h </w:instrText>
+            </w:r>
+            <w:r>
+              <w:rPr>
+                <w:noProof/>
+                <w:webHidden/>
+              </w:rPr>
+            </w:r>
+            <w:r>
+              <w:rPr>
+                <w:noProof/>
+                <w:webHidden/>
+              </w:rPr>
+              <w:fldChar w:fldCharType="separate"/>
+            </w:r>
+            <w:r>
+              <w:rPr>
+                <w:noProof/>
+                <w:webHidden/>
+              </w:rPr>
+              <w:t>8</w:t>
+            </w:r>
+            <w:r>
+              <w:rPr>
+                <w:noProof/>
+                <w:webHidden/>
+              </w:rPr>
+              <w:fldChar w:fldCharType="end"/>
+            </w:r>
+          </w:hyperlink>
+        </w:p>
+        <w:p>
+          <w:pPr>
+            <w:pStyle w:val="TOC2"/>
+            <w:tabs>
+              <w:tab w:val="right" w:leader="dot" w:pos="9350"/>
+            </w:tabs>
+            <w:rPr>
+              <w:rFonts w:eastAsiaTheme="minorEastAsia"/>
+              <w:b w:val="0"/>
+              <w:bCs w:val="0"/>
+              <w:noProof/>
+              <w:color w:val="auto"/>
+              <w:sz w:val="24"/>
+              <w:szCs w:val="24"/>
+            </w:rPr>
+          </w:pPr>
+          <w:hyperlink w:anchor="_Toc225456216" w:history="1">
+            <w:r>
+              <w:rPr>
+                <w:rStyle w:val="Hyperlink"/>
+                <w:noProof/>
+              </w:rPr>
+              <w:t>2.2 Environments</w:t>
+            </w:r>
+            <w:r>
+              <w:rPr>
+                <w:noProof/>
+                <w:webHidden/>
+              </w:rPr>
+              <w:tab/>
+            </w:r>
+            <w:r>
+              <w:rPr>
+                <w:noProof/>
+                <w:webHidden/>
+              </w:rPr>
+              <w:fldChar w:fldCharType="begin"/>
+            </w:r>
+            <w:r>
+              <w:rPr>
+                <w:noProof/>
+                <w:webHidden/>
+              </w:rPr>
+              <w:instrText xml:space="preserve"> PAGEREF _Toc225456216 \h </w:instrText>
+            </w:r>
+            <w:r>
+              <w:rPr>
+                <w:noProof/>
+                <w:webHidden/>
+              </w:rPr>
+            </w:r>
+            <w:r>
+              <w:rPr>
+                <w:noProof/>
+                <w:webHidden/>
+              </w:rPr>
+              <w:fldChar w:fldCharType="separate"/>
+            </w:r>
+            <w:r>
+              <w:rPr>
+                <w:noProof/>
+                <w:webHidden/>
+              </w:rPr>
+              <w:t>9</w:t>
+            </w:r>
+            <w:r>
+              <w:rPr>
+                <w:noProof/>
+                <w:webHidden/>
+              </w:rPr>
+              <w:fldChar w:fldCharType="end"/>
+            </w:r>
+          </w:hyperlink>
+        </w:p>
+        <w:p>
+          <w:pPr>
+            <w:pStyle w:val="TOC3"/>
+            <w:tabs>
+              <w:tab w:val="right" w:leader="dot" w:pos="9350"/>
+            </w:tabs>
+            <w:rPr>
+              <w:rFonts w:eastAsiaTheme="minorEastAsia"/>
+              <w:noProof/>
+              <w:color w:val="auto"/>
+              <w:sz w:val="24"/>
+              <w:szCs w:val="24"/>
+            </w:rPr>
+          </w:pPr>
+          <w:hyperlink w:anchor="_Toc225456217" w:history="1">
+            <w:r>
+              <w:rPr>
+                <w:rStyle w:val="Hyperlink"/>
+                <w:noProof/>
+              </w:rPr>
+              <w:t>2.2.1 Development</w:t>
+            </w:r>
+            <w:r>
+              <w:rPr>
+                <w:noProof/>
+                <w:webHidden/>
+              </w:rPr>
+              <w:tab/>
+            </w:r>
+            <w:r>
+              <w:rPr>
+                <w:noProof/>
+                <w:webHidden/>
+              </w:rPr>
+              <w:fldChar w:fldCharType="begin"/>
+            </w:r>
+            <w:r>
+              <w:rPr>
+                <w:noProof/>
+                <w:webHidden/>
+              </w:rPr>
+              <w:instrText xml:space="preserve"> PAGEREF _Toc225456217 \h </w:instrText>
+            </w:r>
+            <w:r>
+              <w:rPr>
+                <w:noProof/>
+                <w:webHidden/>
+              </w:rPr>
+            </w:r>
+            <w:r>
+              <w:rPr>
+                <w:noProof/>
+                <w:webHidden/>
+              </w:rPr>
+              <w:fldChar w:fldCharType="separate"/>
+            </w:r>
+            <w:r>
+              <w:rPr>
+                <w:noProof/>
+                <w:webHidden/>
+              </w:rPr>
+              <w:t>9</w:t>
+            </w:r>
+            <w:r>
+              <w:rPr>
+                <w:noProof/>
+                <w:webHidden/>
+              </w:rPr>
+              <w:fldChar w:fldCharType="end"/>
+            </w:r>
+          </w:hyperlink>
+        </w:p>
+        <w:p>
+          <w:pPr>
+            <w:pStyle w:val="TOC3"/>
+            <w:tabs>
+              <w:tab w:val="right" w:leader="dot" w:pos="9350"/>
+            </w:tabs>
+            <w:rPr>
+              <w:rFonts w:eastAsiaTheme="minorEastAsia"/>
+              <w:noProof/>
+              <w:color w:val="auto"/>
+              <w:sz w:val="24"/>
+              <w:szCs w:val="24"/>
+            </w:rPr>
+          </w:pPr>
+          <w:hyperlink w:anchor="_Toc225456218" w:history="1">
+            <w:r>
+              <w:rPr>
+                <w:rStyle w:val="Hyperlink"/>
+                <w:noProof/>
+              </w:rPr>
+              <w:t>2.2.2 Production</w:t>
+            </w:r>
+            <w:r>
+              <w:rPr>
+                <w:noProof/>
+                <w:webHidden/>
+              </w:rPr>
+              <w:tab/>
+            </w:r>
+            <w:r>
+              <w:rPr>
+                <w:noProof/>
+                <w:webHidden/>
+              </w:rPr>
+              <w:fldChar w:fldCharType="begin"/>
+            </w:r>
+            <w:r>
+              <w:rPr>
+                <w:noProof/>
+                <w:webHidden/>
+              </w:rPr>
+              <w:instrText xml:space="preserve"> PAGEREF _Toc225456218 \h </w:instrText>
+            </w:r>
+            <w:r>
+              <w:rPr>
+                <w:noProof/>
+                <w:webHidden/>
+              </w:rPr>
+            </w:r>
+            <w:r>
+              <w:rPr>
+                <w:noProof/>
+                <w:webHidden/>
+              </w:rPr>
+              <w:fldChar w:fldCharType="separate"/>
+            </w:r>
+            <w:r>
+              <w:rPr>
+                <w:noProof/>
+                <w:webHidden/>
+              </w:rPr>
+              <w:t>9</w:t>
             </w:r>
             <w:r>
               <w:rPr>
@@ -817,14 +1533,13 @@
               <w:color w:val="auto"/>
             </w:rPr>
           </w:pPr>
-          <w:hyperlink w:anchor="_Toc225071346" w:history="1">
+          <w:hyperlink w:anchor="_Toc225456219" w:history="1">
             <w:r>
               <w:rPr>
                 <w:rStyle w:val="Hyperlink"/>
                 <w:noProof/>
-                <w:lang w:val="da-DK"/>
-              </w:rPr>
-              <w:t>2.0 Systemets arkitektur</w:t>
+              </w:rPr>
+              <w:t>3.0 Udviklingsproces</w:t>
             </w:r>
             <w:r>
               <w:rPr>
@@ -845,7 +1560,7 @@
                 <w:noProof/>
                 <w:webHidden/>
               </w:rPr>
-              <w:instrText xml:space="preserve"> PAGEREF _Toc225071346 \h </w:instrText>
+              <w:instrText xml:space="preserve"> PAGEREF _Toc225456219 \h </w:instrText>
             </w:r>
             <w:r>
               <w:rPr>
@@ -865,7 +1580,7 @@
                 <w:noProof/>
                 <w:webHidden/>
               </w:rPr>
-              <w:t>4</w:t>
+              <w:t>10</w:t>
             </w:r>
             <w:r>
               <w:rPr>
@@ -892,14 +1607,13 @@
               <w:szCs w:val="24"/>
             </w:rPr>
           </w:pPr>
-          <w:hyperlink w:anchor="_Toc225071347" w:history="1">
+          <w:hyperlink w:anchor="_Toc225456220" w:history="1">
             <w:r>
               <w:rPr>
                 <w:rStyle w:val="Hyperlink"/>
                 <w:noProof/>
-                <w:lang w:val="da-DK"/>
-              </w:rPr>
-              <w:t>2.1 Microservices</w:t>
+              </w:rPr>
+              <w:t>3.1 Requirements</w:t>
             </w:r>
             <w:r>
               <w:rPr>
@@ -920,7 +1634,7 @@
                 <w:noProof/>
                 <w:webHidden/>
               </w:rPr>
-              <w:instrText xml:space="preserve"> PAGEREF _Toc225071347 \h </w:instrText>
+              <w:instrText xml:space="preserve"> PAGEREF _Toc225456220 \h </w:instrText>
             </w:r>
             <w:r>
               <w:rPr>
@@ -940,7 +1654,7 @@
                 <w:noProof/>
                 <w:webHidden/>
               </w:rPr>
-              <w:t>5</w:t>
+              <w:t>10</w:t>
             </w:r>
             <w:r>
               <w:rPr>
@@ -965,14 +1679,14 @@
               <w:szCs w:val="24"/>
             </w:rPr>
           </w:pPr>
-          <w:hyperlink w:anchor="_Toc225071348" w:history="1">
+          <w:hyperlink w:anchor="_Toc225456221" w:history="1">
             <w:r>
               <w:rPr>
                 <w:rStyle w:val="Hyperlink"/>
                 <w:noProof/>
                 <w:lang w:val="da-DK"/>
               </w:rPr>
-              <w:t>2.1.1 Frontend</w:t>
+              <w:t>3.1.1 Funktionel</w:t>
             </w:r>
             <w:r>
               <w:rPr>
@@ -993,7 +1707,7 @@
                 <w:noProof/>
                 <w:webHidden/>
               </w:rPr>
-              <w:instrText xml:space="preserve"> PAGEREF _Toc225071348 \h </w:instrText>
+              <w:instrText xml:space="preserve"> PAGEREF _Toc225456221 \h </w:instrText>
             </w:r>
             <w:r>
               <w:rPr>
@@ -1013,7 +1727,7 @@
                 <w:noProof/>
                 <w:webHidden/>
               </w:rPr>
-              <w:t>5</w:t>
+              <w:t>10</w:t>
             </w:r>
             <w:r>
               <w:rPr>
@@ -1038,13 +1752,14 @@
               <w:szCs w:val="24"/>
             </w:rPr>
           </w:pPr>
-          <w:hyperlink w:anchor="_Toc225071349" w:history="1">
+          <w:hyperlink w:anchor="_Toc225456222" w:history="1">
             <w:r>
               <w:rPr>
                 <w:rStyle w:val="Hyperlink"/>
                 <w:noProof/>
-              </w:rPr>
-              <w:t>2.1.2 Backend Services</w:t>
+                <w:lang w:val="da-DK"/>
+              </w:rPr>
+              <w:t>3.1.2 Ikke funktionel</w:t>
             </w:r>
             <w:r>
               <w:rPr>
@@ -1065,7 +1780,7 @@
                 <w:noProof/>
                 <w:webHidden/>
               </w:rPr>
-              <w:instrText xml:space="preserve"> PAGEREF _Toc225071349 \h </w:instrText>
+              <w:instrText xml:space="preserve"> PAGEREF _Toc225456222 \h </w:instrText>
             </w:r>
             <w:r>
               <w:rPr>
@@ -1085,296 +1800,7 @@
                 <w:noProof/>
                 <w:webHidden/>
               </w:rPr>
-              <w:t>5</w:t>
-            </w:r>
-            <w:r>
-              <w:rPr>
-                <w:noProof/>
-                <w:webHidden/>
-              </w:rPr>
-              <w:fldChar w:fldCharType="end"/>
-            </w:r>
-          </w:hyperlink>
-        </w:p>
-        <w:p>
-          <w:pPr>
-            <w:pStyle w:val="TOC3"/>
-            <w:tabs>
-              <w:tab w:val="right" w:leader="dot" w:pos="9350"/>
-            </w:tabs>
-            <w:rPr>
-              <w:rFonts w:eastAsiaTheme="minorEastAsia"/>
-              <w:noProof/>
-              <w:color w:val="auto"/>
-              <w:sz w:val="24"/>
-              <w:szCs w:val="24"/>
-            </w:rPr>
-          </w:pPr>
-          <w:hyperlink w:anchor="_Toc225071350" w:history="1">
-            <w:r>
-              <w:rPr>
-                <w:rStyle w:val="Hyperlink"/>
-                <w:noProof/>
-              </w:rPr>
-              <w:t>2.1.2 Request Routing</w:t>
-            </w:r>
-            <w:r>
-              <w:rPr>
-                <w:noProof/>
-                <w:webHidden/>
-              </w:rPr>
-              <w:tab/>
-            </w:r>
-            <w:r>
-              <w:rPr>
-                <w:noProof/>
-                <w:webHidden/>
-              </w:rPr>
-              <w:fldChar w:fldCharType="begin"/>
-            </w:r>
-            <w:r>
-              <w:rPr>
-                <w:noProof/>
-                <w:webHidden/>
-              </w:rPr>
-              <w:instrText xml:space="preserve"> PAGEREF _Toc225071350 \h </w:instrText>
-            </w:r>
-            <w:r>
-              <w:rPr>
-                <w:noProof/>
-                <w:webHidden/>
-              </w:rPr>
-            </w:r>
-            <w:r>
-              <w:rPr>
-                <w:noProof/>
-                <w:webHidden/>
-              </w:rPr>
-              <w:fldChar w:fldCharType="separate"/>
-            </w:r>
-            <w:r>
-              <w:rPr>
-                <w:noProof/>
-                <w:webHidden/>
-              </w:rPr>
-              <w:t>6</w:t>
-            </w:r>
-            <w:r>
-              <w:rPr>
-                <w:noProof/>
-                <w:webHidden/>
-              </w:rPr>
-              <w:fldChar w:fldCharType="end"/>
-            </w:r>
-          </w:hyperlink>
-        </w:p>
-        <w:p>
-          <w:pPr>
-            <w:pStyle w:val="TOC3"/>
-            <w:tabs>
-              <w:tab w:val="right" w:leader="dot" w:pos="9350"/>
-            </w:tabs>
-            <w:rPr>
-              <w:rFonts w:eastAsiaTheme="minorEastAsia"/>
-              <w:noProof/>
-              <w:color w:val="auto"/>
-              <w:sz w:val="24"/>
-              <w:szCs w:val="24"/>
-            </w:rPr>
-          </w:pPr>
-          <w:hyperlink w:anchor="_Toc225071351" w:history="1">
-            <w:r>
-              <w:rPr>
-                <w:rStyle w:val="Hyperlink"/>
-                <w:noProof/>
-              </w:rPr>
-              <w:t>2.1.3 DLS Patterns</w:t>
-            </w:r>
-            <w:r>
-              <w:rPr>
-                <w:noProof/>
-                <w:webHidden/>
-              </w:rPr>
-              <w:tab/>
-            </w:r>
-            <w:r>
-              <w:rPr>
-                <w:noProof/>
-                <w:webHidden/>
-              </w:rPr>
-              <w:fldChar w:fldCharType="begin"/>
-            </w:r>
-            <w:r>
-              <w:rPr>
-                <w:noProof/>
-                <w:webHidden/>
-              </w:rPr>
-              <w:instrText xml:space="preserve"> PAGEREF _Toc225071351 \h </w:instrText>
-            </w:r>
-            <w:r>
-              <w:rPr>
-                <w:noProof/>
-                <w:webHidden/>
-              </w:rPr>
-            </w:r>
-            <w:r>
-              <w:rPr>
-                <w:noProof/>
-                <w:webHidden/>
-              </w:rPr>
-              <w:fldChar w:fldCharType="separate"/>
-            </w:r>
-            <w:r>
-              <w:rPr>
-                <w:noProof/>
-                <w:webHidden/>
-              </w:rPr>
-              <w:t>7</w:t>
-            </w:r>
-            <w:r>
-              <w:rPr>
-                <w:noProof/>
-                <w:webHidden/>
-              </w:rPr>
-              <w:fldChar w:fldCharType="end"/>
-            </w:r>
-          </w:hyperlink>
-        </w:p>
-        <w:p>
-          <w:pPr>
-            <w:pStyle w:val="TOC3"/>
-            <w:tabs>
-              <w:tab w:val="right" w:leader="dot" w:pos="9350"/>
-            </w:tabs>
-            <w:rPr>
-              <w:rFonts w:eastAsiaTheme="minorEastAsia"/>
-              <w:noProof/>
-              <w:color w:val="auto"/>
-              <w:sz w:val="24"/>
-              <w:szCs w:val="24"/>
-            </w:rPr>
-          </w:pPr>
-          <w:hyperlink w:anchor="_Toc225071352" w:history="1">
-            <w:r>
-              <w:rPr>
-                <w:rStyle w:val="Hyperlink"/>
-                <w:noProof/>
-                <w:lang w:val="da-DK"/>
-              </w:rPr>
-              <w:t>2.1.4 Service til service kommunikation</w:t>
-            </w:r>
-            <w:r>
-              <w:rPr>
-                <w:noProof/>
-                <w:webHidden/>
-              </w:rPr>
-              <w:tab/>
-            </w:r>
-            <w:r>
-              <w:rPr>
-                <w:noProof/>
-                <w:webHidden/>
-              </w:rPr>
-              <w:fldChar w:fldCharType="begin"/>
-            </w:r>
-            <w:r>
-              <w:rPr>
-                <w:noProof/>
-                <w:webHidden/>
-              </w:rPr>
-              <w:instrText xml:space="preserve"> PAGEREF _Toc225071352 \h </w:instrText>
-            </w:r>
-            <w:r>
-              <w:rPr>
-                <w:noProof/>
-                <w:webHidden/>
-              </w:rPr>
-            </w:r>
-            <w:r>
-              <w:rPr>
-                <w:noProof/>
-                <w:webHidden/>
-              </w:rPr>
-              <w:fldChar w:fldCharType="separate"/>
-            </w:r>
-            <w:r>
-              <w:rPr>
-                <w:noProof/>
-                <w:webHidden/>
-              </w:rPr>
-              <w:t>7</w:t>
-            </w:r>
-            <w:r>
-              <w:rPr>
-                <w:noProof/>
-                <w:webHidden/>
-              </w:rPr>
-              <w:fldChar w:fldCharType="end"/>
-            </w:r>
-          </w:hyperlink>
-        </w:p>
-        <w:p>
-          <w:pPr>
-            <w:pStyle w:val="TOC3"/>
-            <w:tabs>
-              <w:tab w:val="right" w:leader="dot" w:pos="9350"/>
-            </w:tabs>
-            <w:rPr>
-              <w:rFonts w:eastAsiaTheme="minorEastAsia"/>
-              <w:noProof/>
-              <w:color w:val="auto"/>
-              <w:sz w:val="24"/>
-              <w:szCs w:val="24"/>
-            </w:rPr>
-          </w:pPr>
-          <w:hyperlink w:anchor="_Toc225071353" w:history="1">
-            <w:r>
-              <w:rPr>
-                <w:rStyle w:val="Hyperlink"/>
-                <w:noProof/>
-              </w:rPr>
-              <w:t>2.1.5 Databases</w:t>
-            </w:r>
-            <w:r>
-              <w:rPr>
-                <w:noProof/>
-                <w:webHidden/>
-              </w:rPr>
-              <w:tab/>
-            </w:r>
-            <w:r>
-              <w:rPr>
-                <w:noProof/>
-                <w:webHidden/>
-              </w:rPr>
-              <w:fldChar w:fldCharType="begin"/>
-            </w:r>
-            <w:r>
-              <w:rPr>
-                <w:noProof/>
-                <w:webHidden/>
-              </w:rPr>
-              <w:instrText xml:space="preserve"> PAGEREF _Toc225071353 \h </w:instrText>
-            </w:r>
-            <w:r>
-              <w:rPr>
-                <w:noProof/>
-                <w:webHidden/>
-              </w:rPr>
-            </w:r>
-            <w:r>
-              <w:rPr>
-                <w:noProof/>
-                <w:webHidden/>
-              </w:rPr>
-              <w:fldChar w:fldCharType="separate"/>
-            </w:r>
-            <w:r>
-              <w:rPr>
-                <w:noProof/>
-                <w:webHidden/>
-              </w:rPr>
-              <w:t>7</w:t>
+              <w:t>10</w:t>
             </w:r>
             <w:r>
               <w:rPr>
@@ -1401,14 +1827,13 @@
               <w:szCs w:val="24"/>
             </w:rPr>
           </w:pPr>
-          <w:hyperlink w:anchor="_Toc225071354" w:history="1">
+          <w:hyperlink w:anchor="_Toc225456223" w:history="1">
             <w:r>
               <w:rPr>
                 <w:rStyle w:val="Hyperlink"/>
                 <w:noProof/>
-                <w:lang w:val="da-DK"/>
-              </w:rPr>
-              <w:t>2.2 Environments</w:t>
+              </w:rPr>
+              <w:t>3.2 Agil udvikling</w:t>
             </w:r>
             <w:r>
               <w:rPr>
@@ -1429,7 +1854,7 @@
                 <w:noProof/>
                 <w:webHidden/>
               </w:rPr>
-              <w:instrText xml:space="preserve"> PAGEREF _Toc225071354 \h </w:instrText>
+              <w:instrText xml:space="preserve"> PAGEREF _Toc225456223 \h </w:instrText>
             </w:r>
             <w:r>
               <w:rPr>
@@ -1449,151 +1874,7 @@
                 <w:noProof/>
                 <w:webHidden/>
               </w:rPr>
-              <w:t>8</w:t>
-            </w:r>
-            <w:r>
-              <w:rPr>
-                <w:noProof/>
-                <w:webHidden/>
-              </w:rPr>
-              <w:fldChar w:fldCharType="end"/>
-            </w:r>
-          </w:hyperlink>
-        </w:p>
-        <w:p>
-          <w:pPr>
-            <w:pStyle w:val="TOC3"/>
-            <w:tabs>
-              <w:tab w:val="right" w:leader="dot" w:pos="9350"/>
-            </w:tabs>
-            <w:rPr>
-              <w:rFonts w:eastAsiaTheme="minorEastAsia"/>
-              <w:noProof/>
-              <w:color w:val="auto"/>
-              <w:sz w:val="24"/>
-              <w:szCs w:val="24"/>
-            </w:rPr>
-          </w:pPr>
-          <w:hyperlink w:anchor="_Toc225071355" w:history="1">
-            <w:r>
-              <w:rPr>
-                <w:rStyle w:val="Hyperlink"/>
-                <w:noProof/>
-              </w:rPr>
-              <w:t>2.2.1 Development</w:t>
-            </w:r>
-            <w:r>
-              <w:rPr>
-                <w:noProof/>
-                <w:webHidden/>
-              </w:rPr>
-              <w:tab/>
-            </w:r>
-            <w:r>
-              <w:rPr>
-                <w:noProof/>
-                <w:webHidden/>
-              </w:rPr>
-              <w:fldChar w:fldCharType="begin"/>
-            </w:r>
-            <w:r>
-              <w:rPr>
-                <w:noProof/>
-                <w:webHidden/>
-              </w:rPr>
-              <w:instrText xml:space="preserve"> PAGEREF _Toc225071355 \h </w:instrText>
-            </w:r>
-            <w:r>
-              <w:rPr>
-                <w:noProof/>
-                <w:webHidden/>
-              </w:rPr>
-            </w:r>
-            <w:r>
-              <w:rPr>
-                <w:noProof/>
-                <w:webHidden/>
-              </w:rPr>
-              <w:fldChar w:fldCharType="separate"/>
-            </w:r>
-            <w:r>
-              <w:rPr>
-                <w:noProof/>
-                <w:webHidden/>
-              </w:rPr>
-              <w:t>8</w:t>
-            </w:r>
-            <w:r>
-              <w:rPr>
-                <w:noProof/>
-                <w:webHidden/>
-              </w:rPr>
-              <w:fldChar w:fldCharType="end"/>
-            </w:r>
-          </w:hyperlink>
-        </w:p>
-        <w:p>
-          <w:pPr>
-            <w:pStyle w:val="TOC3"/>
-            <w:tabs>
-              <w:tab w:val="right" w:leader="dot" w:pos="9350"/>
-            </w:tabs>
-            <w:rPr>
-              <w:rFonts w:eastAsiaTheme="minorEastAsia"/>
-              <w:noProof/>
-              <w:color w:val="auto"/>
-              <w:sz w:val="24"/>
-              <w:szCs w:val="24"/>
-            </w:rPr>
-          </w:pPr>
-          <w:hyperlink w:anchor="_Toc225071356" w:history="1">
-            <w:r>
-              <w:rPr>
-                <w:rStyle w:val="Hyperlink"/>
-                <w:noProof/>
-              </w:rPr>
-              <w:t>2.2.2 Production</w:t>
-            </w:r>
-            <w:r>
-              <w:rPr>
-                <w:noProof/>
-                <w:webHidden/>
-              </w:rPr>
-              <w:tab/>
-            </w:r>
-            <w:r>
-              <w:rPr>
-                <w:noProof/>
-                <w:webHidden/>
-              </w:rPr>
-              <w:fldChar w:fldCharType="begin"/>
-            </w:r>
-            <w:r>
-              <w:rPr>
-                <w:noProof/>
-                <w:webHidden/>
-              </w:rPr>
-              <w:instrText xml:space="preserve"> PAGEREF _Toc225071356 \h </w:instrText>
-            </w:r>
-            <w:r>
-              <w:rPr>
-                <w:noProof/>
-                <w:webHidden/>
-              </w:rPr>
-            </w:r>
-            <w:r>
-              <w:rPr>
-                <w:noProof/>
-                <w:webHidden/>
-              </w:rPr>
-              <w:fldChar w:fldCharType="separate"/>
-            </w:r>
-            <w:r>
-              <w:rPr>
-                <w:noProof/>
-                <w:webHidden/>
-              </w:rPr>
-              <w:t>8</w:t>
+              <w:t>11</w:t>
             </w:r>
             <w:r>
               <w:rPr>
@@ -1620,14 +1901,13 @@
               <w:color w:val="auto"/>
             </w:rPr>
           </w:pPr>
-          <w:hyperlink w:anchor="_Toc225071357" w:history="1">
+          <w:hyperlink w:anchor="_Toc225456224" w:history="1">
             <w:r>
               <w:rPr>
                 <w:rStyle w:val="Hyperlink"/>
                 <w:noProof/>
-                <w:lang w:val="da-DK"/>
-              </w:rPr>
-              <w:t>3.0 Udviklingsproces</w:t>
+              </w:rPr>
+              <w:t>4.0 Testing</w:t>
             </w:r>
             <w:r>
               <w:rPr>
@@ -1648,7 +1928,7 @@
                 <w:noProof/>
                 <w:webHidden/>
               </w:rPr>
-              <w:instrText xml:space="preserve"> PAGEREF _Toc225071357 \h </w:instrText>
+              <w:instrText xml:space="preserve"> PAGEREF _Toc225456224 \h </w:instrText>
             </w:r>
             <w:r>
               <w:rPr>
@@ -1668,7 +1948,7 @@
                 <w:noProof/>
                 <w:webHidden/>
               </w:rPr>
-              <w:t>9</w:t>
+              <w:t>11</w:t>
             </w:r>
             <w:r>
               <w:rPr>
@@ -1695,14 +1975,13 @@
               <w:szCs w:val="24"/>
             </w:rPr>
           </w:pPr>
-          <w:hyperlink w:anchor="_Toc225071358" w:history="1">
+          <w:hyperlink w:anchor="_Toc225456225" w:history="1">
             <w:r>
               <w:rPr>
                 <w:rStyle w:val="Hyperlink"/>
                 <w:noProof/>
-                <w:lang w:val="da-DK"/>
-              </w:rPr>
-              <w:t>3.1 Requirements</w:t>
+              </w:rPr>
+              <w:t>4.1 Unit Tests</w:t>
             </w:r>
             <w:r>
               <w:rPr>
@@ -1723,7 +2002,7 @@
                 <w:noProof/>
                 <w:webHidden/>
               </w:rPr>
-              <w:instrText xml:space="preserve"> PAGEREF _Toc225071358 \h </w:instrText>
+              <w:instrText xml:space="preserve"> PAGEREF _Toc225456225 \h </w:instrText>
             </w:r>
             <w:r>
               <w:rPr>
@@ -1743,153 +2022,7 @@
                 <w:noProof/>
                 <w:webHidden/>
               </w:rPr>
-              <w:t>9</w:t>
-            </w:r>
-            <w:r>
-              <w:rPr>
-                <w:noProof/>
-                <w:webHidden/>
-              </w:rPr>
-              <w:fldChar w:fldCharType="end"/>
-            </w:r>
-          </w:hyperlink>
-        </w:p>
-        <w:p>
-          <w:pPr>
-            <w:pStyle w:val="TOC3"/>
-            <w:tabs>
-              <w:tab w:val="right" w:leader="dot" w:pos="9350"/>
-            </w:tabs>
-            <w:rPr>
-              <w:rFonts w:eastAsiaTheme="minorEastAsia"/>
-              <w:noProof/>
-              <w:color w:val="auto"/>
-              <w:sz w:val="24"/>
-              <w:szCs w:val="24"/>
-            </w:rPr>
-          </w:pPr>
-          <w:hyperlink w:anchor="_Toc225071359" w:history="1">
-            <w:r>
-              <w:rPr>
-                <w:rStyle w:val="Hyperlink"/>
-                <w:noProof/>
-                <w:lang w:val="da-DK"/>
-              </w:rPr>
-              <w:t>3.1.1 Funktionel</w:t>
-            </w:r>
-            <w:r>
-              <w:rPr>
-                <w:noProof/>
-                <w:webHidden/>
-              </w:rPr>
-              <w:tab/>
-            </w:r>
-            <w:r>
-              <w:rPr>
-                <w:noProof/>
-                <w:webHidden/>
-              </w:rPr>
-              <w:fldChar w:fldCharType="begin"/>
-            </w:r>
-            <w:r>
-              <w:rPr>
-                <w:noProof/>
-                <w:webHidden/>
-              </w:rPr>
-              <w:instrText xml:space="preserve"> PAGEREF _Toc225071359 \h </w:instrText>
-            </w:r>
-            <w:r>
-              <w:rPr>
-                <w:noProof/>
-                <w:webHidden/>
-              </w:rPr>
-            </w:r>
-            <w:r>
-              <w:rPr>
-                <w:noProof/>
-                <w:webHidden/>
-              </w:rPr>
-              <w:fldChar w:fldCharType="separate"/>
-            </w:r>
-            <w:r>
-              <w:rPr>
-                <w:noProof/>
-                <w:webHidden/>
-              </w:rPr>
-              <w:t>9</w:t>
-            </w:r>
-            <w:r>
-              <w:rPr>
-                <w:noProof/>
-                <w:webHidden/>
-              </w:rPr>
-              <w:fldChar w:fldCharType="end"/>
-            </w:r>
-          </w:hyperlink>
-        </w:p>
-        <w:p>
-          <w:pPr>
-            <w:pStyle w:val="TOC3"/>
-            <w:tabs>
-              <w:tab w:val="right" w:leader="dot" w:pos="9350"/>
-            </w:tabs>
-            <w:rPr>
-              <w:rFonts w:eastAsiaTheme="minorEastAsia"/>
-              <w:noProof/>
-              <w:color w:val="auto"/>
-              <w:sz w:val="24"/>
-              <w:szCs w:val="24"/>
-            </w:rPr>
-          </w:pPr>
-          <w:hyperlink w:anchor="_Toc225071360" w:history="1">
-            <w:r>
-              <w:rPr>
-                <w:rStyle w:val="Hyperlink"/>
-                <w:noProof/>
-                <w:lang w:val="da-DK"/>
-              </w:rPr>
-              <w:t>3.1.2 Ikke funktionel</w:t>
-            </w:r>
-            <w:r>
-              <w:rPr>
-                <w:noProof/>
-                <w:webHidden/>
-              </w:rPr>
-              <w:tab/>
-            </w:r>
-            <w:r>
-              <w:rPr>
-                <w:noProof/>
-                <w:webHidden/>
-              </w:rPr>
-              <w:fldChar w:fldCharType="begin"/>
-            </w:r>
-            <w:r>
-              <w:rPr>
-                <w:noProof/>
-                <w:webHidden/>
-              </w:rPr>
-              <w:instrText xml:space="preserve"> PAGEREF _Toc225071360 \h </w:instrText>
-            </w:r>
-            <w:r>
-              <w:rPr>
-                <w:noProof/>
-                <w:webHidden/>
-              </w:rPr>
-            </w:r>
-            <w:r>
-              <w:rPr>
-                <w:noProof/>
-                <w:webHidden/>
-              </w:rPr>
-              <w:fldChar w:fldCharType="separate"/>
-            </w:r>
-            <w:r>
-              <w:rPr>
-                <w:noProof/>
-                <w:webHidden/>
-              </w:rPr>
-              <w:t>9</w:t>
+              <w:t>11</w:t>
             </w:r>
             <w:r>
               <w:rPr>
@@ -1916,13 +2049,13 @@
               <w:szCs w:val="24"/>
             </w:rPr>
           </w:pPr>
-          <w:hyperlink w:anchor="_Toc225071361" w:history="1">
+          <w:hyperlink w:anchor="_Toc225456226" w:history="1">
             <w:r>
               <w:rPr>
                 <w:rStyle w:val="Hyperlink"/>
                 <w:noProof/>
               </w:rPr>
-              <w:t>3.2 Agil udvikling</w:t>
+              <w:t>4.2 Integration Tests</w:t>
             </w:r>
             <w:r>
               <w:rPr>
@@ -1943,7 +2076,7 @@
                 <w:noProof/>
                 <w:webHidden/>
               </w:rPr>
-              <w:instrText xml:space="preserve"> PAGEREF _Toc225071361 \h </w:instrText>
+              <w:instrText xml:space="preserve"> PAGEREF _Toc225456226 \h </w:instrText>
             </w:r>
             <w:r>
               <w:rPr>
@@ -1963,7 +2096,230 @@
                 <w:noProof/>
                 <w:webHidden/>
               </w:rPr>
-              <w:t>10</w:t>
+              <w:t>11</w:t>
+            </w:r>
+            <w:r>
+              <w:rPr>
+                <w:noProof/>
+                <w:webHidden/>
+              </w:rPr>
+              <w:fldChar w:fldCharType="end"/>
+            </w:r>
+          </w:hyperlink>
+        </w:p>
+        <w:p>
+          <w:pPr>
+            <w:pStyle w:val="TOC2"/>
+            <w:tabs>
+              <w:tab w:val="right" w:leader="dot" w:pos="9350"/>
+            </w:tabs>
+            <w:rPr>
+              <w:rFonts w:eastAsiaTheme="minorEastAsia"/>
+              <w:b w:val="0"/>
+              <w:bCs w:val="0"/>
+              <w:noProof/>
+              <w:color w:val="auto"/>
+              <w:sz w:val="24"/>
+              <w:szCs w:val="24"/>
+            </w:rPr>
+          </w:pPr>
+          <w:hyperlink w:anchor="_Toc225456227" w:history="1">
+            <w:r>
+              <w:rPr>
+                <w:rStyle w:val="Hyperlink"/>
+                <w:noProof/>
+              </w:rPr>
+              <w:t>4.3 API Tests</w:t>
+            </w:r>
+            <w:r>
+              <w:rPr>
+                <w:noProof/>
+                <w:webHidden/>
+              </w:rPr>
+              <w:tab/>
+            </w:r>
+            <w:r>
+              <w:rPr>
+                <w:noProof/>
+                <w:webHidden/>
+              </w:rPr>
+              <w:fldChar w:fldCharType="begin"/>
+            </w:r>
+            <w:r>
+              <w:rPr>
+                <w:noProof/>
+                <w:webHidden/>
+              </w:rPr>
+              <w:instrText xml:space="preserve"> PAGEREF _Toc225456227 \h </w:instrText>
+            </w:r>
+            <w:r>
+              <w:rPr>
+                <w:noProof/>
+                <w:webHidden/>
+              </w:rPr>
+            </w:r>
+            <w:r>
+              <w:rPr>
+                <w:noProof/>
+                <w:webHidden/>
+              </w:rPr>
+              <w:fldChar w:fldCharType="separate"/>
+            </w:r>
+            <w:r>
+              <w:rPr>
+                <w:noProof/>
+                <w:webHidden/>
+              </w:rPr>
+              <w:t>11</w:t>
+            </w:r>
+            <w:r>
+              <w:rPr>
+                <w:noProof/>
+                <w:webHidden/>
+              </w:rPr>
+              <w:fldChar w:fldCharType="end"/>
+            </w:r>
+          </w:hyperlink>
+        </w:p>
+        <w:p>
+          <w:pPr>
+            <w:pStyle w:val="TOC2"/>
+            <w:tabs>
+              <w:tab w:val="right" w:leader="dot" w:pos="9350"/>
+            </w:tabs>
+            <w:rPr>
+              <w:rFonts w:eastAsiaTheme="minorEastAsia"/>
+              <w:b w:val="0"/>
+              <w:bCs w:val="0"/>
+              <w:noProof/>
+              <w:color w:val="auto"/>
+              <w:sz w:val="24"/>
+              <w:szCs w:val="24"/>
+            </w:rPr>
+          </w:pPr>
+          <w:hyperlink w:anchor="_Toc225456228" w:history="1">
+            <w:r>
+              <w:rPr>
+                <w:rStyle w:val="Hyperlink"/>
+                <w:noProof/>
+              </w:rPr>
+              <w:t>4.4 End to end tests</w:t>
+            </w:r>
+            <w:r>
+              <w:rPr>
+                <w:noProof/>
+                <w:webHidden/>
+              </w:rPr>
+              <w:tab/>
+            </w:r>
+            <w:r>
+              <w:rPr>
+                <w:noProof/>
+                <w:webHidden/>
+              </w:rPr>
+              <w:fldChar w:fldCharType="begin"/>
+            </w:r>
+            <w:r>
+              <w:rPr>
+                <w:noProof/>
+                <w:webHidden/>
+              </w:rPr>
+              <w:instrText xml:space="preserve"> PAGEREF _Toc225456228 \h </w:instrText>
+            </w:r>
+            <w:r>
+              <w:rPr>
+                <w:noProof/>
+                <w:webHidden/>
+              </w:rPr>
+            </w:r>
+            <w:r>
+              <w:rPr>
+                <w:noProof/>
+                <w:webHidden/>
+              </w:rPr>
+              <w:fldChar w:fldCharType="separate"/>
+            </w:r>
+            <w:r>
+              <w:rPr>
+                <w:noProof/>
+                <w:webHidden/>
+              </w:rPr>
+              <w:t>11</w:t>
+            </w:r>
+            <w:r>
+              <w:rPr>
+                <w:noProof/>
+                <w:webHidden/>
+              </w:rPr>
+              <w:fldChar w:fldCharType="end"/>
+            </w:r>
+          </w:hyperlink>
+        </w:p>
+        <w:p>
+          <w:pPr>
+            <w:pStyle w:val="TOC2"/>
+            <w:tabs>
+              <w:tab w:val="right" w:leader="dot" w:pos="9350"/>
+            </w:tabs>
+            <w:rPr>
+              <w:rFonts w:eastAsiaTheme="minorEastAsia"/>
+              <w:b w:val="0"/>
+              <w:bCs w:val="0"/>
+              <w:noProof/>
+              <w:color w:val="auto"/>
+              <w:sz w:val="24"/>
+              <w:szCs w:val="24"/>
+            </w:rPr>
+          </w:pPr>
+          <w:hyperlink w:anchor="_Toc225456229" w:history="1">
+            <w:r>
+              <w:rPr>
+                <w:rStyle w:val="Hyperlink"/>
+                <w:noProof/>
+                <w:lang w:val="da-DK"/>
+              </w:rPr>
+              <w:t>4.5 Performance Tests</w:t>
+            </w:r>
+            <w:r>
+              <w:rPr>
+                <w:noProof/>
+                <w:webHidden/>
+              </w:rPr>
+              <w:tab/>
+            </w:r>
+            <w:r>
+              <w:rPr>
+                <w:noProof/>
+                <w:webHidden/>
+              </w:rPr>
+              <w:fldChar w:fldCharType="begin"/>
+            </w:r>
+            <w:r>
+              <w:rPr>
+                <w:noProof/>
+                <w:webHidden/>
+              </w:rPr>
+              <w:instrText xml:space="preserve"> PAGEREF _Toc225456229 \h </w:instrText>
+            </w:r>
+            <w:r>
+              <w:rPr>
+                <w:noProof/>
+                <w:webHidden/>
+              </w:rPr>
+            </w:r>
+            <w:r>
+              <w:rPr>
+                <w:noProof/>
+                <w:webHidden/>
+              </w:rPr>
+              <w:fldChar w:fldCharType="separate"/>
+            </w:r>
+            <w:r>
+              <w:rPr>
+                <w:noProof/>
+                <w:webHidden/>
+              </w:rPr>
+              <w:t>11</w:t>
             </w:r>
             <w:r>
               <w:rPr>
@@ -1990,13 +2346,14 @@
               <w:color w:val="auto"/>
             </w:rPr>
           </w:pPr>
-          <w:hyperlink w:anchor="_Toc225071362" w:history="1">
+          <w:hyperlink w:anchor="_Toc225456230" w:history="1">
             <w:r>
               <w:rPr>
                 <w:rStyle w:val="Hyperlink"/>
                 <w:noProof/>
-              </w:rPr>
-              <w:t>4.0 Testing</w:t>
+                <w:lang w:val="da-DK"/>
+              </w:rPr>
+              <w:t>3.0 Konklusion</w:t>
             </w:r>
             <w:r>
               <w:rPr>
@@ -2017,7 +2374,7 @@
                 <w:noProof/>
                 <w:webHidden/>
               </w:rPr>
-              <w:instrText xml:space="preserve"> PAGEREF _Toc225071362 \h </w:instrText>
+              <w:instrText xml:space="preserve"> PAGEREF _Toc225456230 \h </w:instrText>
             </w:r>
             <w:r>
               <w:rPr>
@@ -2037,377 +2394,7 @@
                 <w:noProof/>
                 <w:webHidden/>
               </w:rPr>
-              <w:t>10</w:t>
-            </w:r>
-            <w:r>
-              <w:rPr>
-                <w:noProof/>
-                <w:webHidden/>
-              </w:rPr>
-              <w:fldChar w:fldCharType="end"/>
-            </w:r>
-          </w:hyperlink>
-        </w:p>
-        <w:p>
-          <w:pPr>
-            <w:pStyle w:val="TOC2"/>
-            <w:tabs>
-              <w:tab w:val="right" w:leader="dot" w:pos="9350"/>
-            </w:tabs>
-            <w:rPr>
-              <w:rFonts w:eastAsiaTheme="minorEastAsia"/>
-              <w:b w:val="0"/>
-              <w:bCs w:val="0"/>
-              <w:noProof/>
-              <w:color w:val="auto"/>
-              <w:sz w:val="24"/>
-              <w:szCs w:val="24"/>
-            </w:rPr>
-          </w:pPr>
-          <w:hyperlink w:anchor="_Toc225071363" w:history="1">
-            <w:r>
-              <w:rPr>
-                <w:rStyle w:val="Hyperlink"/>
-                <w:noProof/>
-              </w:rPr>
-              <w:t>4.1 Unit Tests</w:t>
-            </w:r>
-            <w:r>
-              <w:rPr>
-                <w:noProof/>
-                <w:webHidden/>
-              </w:rPr>
-              <w:tab/>
-            </w:r>
-            <w:r>
-              <w:rPr>
-                <w:noProof/>
-                <w:webHidden/>
-              </w:rPr>
-              <w:fldChar w:fldCharType="begin"/>
-            </w:r>
-            <w:r>
-              <w:rPr>
-                <w:noProof/>
-                <w:webHidden/>
-              </w:rPr>
-              <w:instrText xml:space="preserve"> PAGEREF _Toc225071363 \h </w:instrText>
-            </w:r>
-            <w:r>
-              <w:rPr>
-                <w:noProof/>
-                <w:webHidden/>
-              </w:rPr>
-            </w:r>
-            <w:r>
-              <w:rPr>
-                <w:noProof/>
-                <w:webHidden/>
-              </w:rPr>
-              <w:fldChar w:fldCharType="separate"/>
-            </w:r>
-            <w:r>
-              <w:rPr>
-                <w:noProof/>
-                <w:webHidden/>
-              </w:rPr>
-              <w:t>10</w:t>
-            </w:r>
-            <w:r>
-              <w:rPr>
-                <w:noProof/>
-                <w:webHidden/>
-              </w:rPr>
-              <w:fldChar w:fldCharType="end"/>
-            </w:r>
-          </w:hyperlink>
-        </w:p>
-        <w:p>
-          <w:pPr>
-            <w:pStyle w:val="TOC2"/>
-            <w:tabs>
-              <w:tab w:val="right" w:leader="dot" w:pos="9350"/>
-            </w:tabs>
-            <w:rPr>
-              <w:rFonts w:eastAsiaTheme="minorEastAsia"/>
-              <w:b w:val="0"/>
-              <w:bCs w:val="0"/>
-              <w:noProof/>
-              <w:color w:val="auto"/>
-              <w:sz w:val="24"/>
-              <w:szCs w:val="24"/>
-            </w:rPr>
-          </w:pPr>
-          <w:hyperlink w:anchor="_Toc225071364" w:history="1">
-            <w:r>
-              <w:rPr>
-                <w:rStyle w:val="Hyperlink"/>
-                <w:noProof/>
-              </w:rPr>
-              <w:t>4.2 Integration Tests</w:t>
-            </w:r>
-            <w:r>
-              <w:rPr>
-                <w:noProof/>
-                <w:webHidden/>
-              </w:rPr>
-              <w:tab/>
-            </w:r>
-            <w:r>
-              <w:rPr>
-                <w:noProof/>
-                <w:webHidden/>
-              </w:rPr>
-              <w:fldChar w:fldCharType="begin"/>
-            </w:r>
-            <w:r>
-              <w:rPr>
-                <w:noProof/>
-                <w:webHidden/>
-              </w:rPr>
-              <w:instrText xml:space="preserve"> PAGEREF _Toc225071364 \h </w:instrText>
-            </w:r>
-            <w:r>
-              <w:rPr>
-                <w:noProof/>
-                <w:webHidden/>
-              </w:rPr>
-            </w:r>
-            <w:r>
-              <w:rPr>
-                <w:noProof/>
-                <w:webHidden/>
-              </w:rPr>
-              <w:fldChar w:fldCharType="separate"/>
-            </w:r>
-            <w:r>
-              <w:rPr>
-                <w:noProof/>
-                <w:webHidden/>
-              </w:rPr>
-              <w:t>10</w:t>
-            </w:r>
-            <w:r>
-              <w:rPr>
-                <w:noProof/>
-                <w:webHidden/>
-              </w:rPr>
-              <w:fldChar w:fldCharType="end"/>
-            </w:r>
-          </w:hyperlink>
-        </w:p>
-        <w:p>
-          <w:pPr>
-            <w:pStyle w:val="TOC2"/>
-            <w:tabs>
-              <w:tab w:val="right" w:leader="dot" w:pos="9350"/>
-            </w:tabs>
-            <w:rPr>
-              <w:rFonts w:eastAsiaTheme="minorEastAsia"/>
-              <w:b w:val="0"/>
-              <w:bCs w:val="0"/>
-              <w:noProof/>
-              <w:color w:val="auto"/>
-              <w:sz w:val="24"/>
-              <w:szCs w:val="24"/>
-            </w:rPr>
-          </w:pPr>
-          <w:hyperlink w:anchor="_Toc225071365" w:history="1">
-            <w:r>
-              <w:rPr>
-                <w:rStyle w:val="Hyperlink"/>
-                <w:noProof/>
-              </w:rPr>
-              <w:t>4.3 API Tests</w:t>
-            </w:r>
-            <w:r>
-              <w:rPr>
-                <w:noProof/>
-                <w:webHidden/>
-              </w:rPr>
-              <w:tab/>
-            </w:r>
-            <w:r>
-              <w:rPr>
-                <w:noProof/>
-                <w:webHidden/>
-              </w:rPr>
-              <w:fldChar w:fldCharType="begin"/>
-            </w:r>
-            <w:r>
-              <w:rPr>
-                <w:noProof/>
-                <w:webHidden/>
-              </w:rPr>
-              <w:instrText xml:space="preserve"> PAGEREF _Toc225071365 \h </w:instrText>
-            </w:r>
-            <w:r>
-              <w:rPr>
-                <w:noProof/>
-                <w:webHidden/>
-              </w:rPr>
-            </w:r>
-            <w:r>
-              <w:rPr>
-                <w:noProof/>
-                <w:webHidden/>
-              </w:rPr>
-              <w:fldChar w:fldCharType="separate"/>
-            </w:r>
-            <w:r>
-              <w:rPr>
-                <w:noProof/>
-                <w:webHidden/>
-              </w:rPr>
-              <w:t>10</w:t>
-            </w:r>
-            <w:r>
-              <w:rPr>
-                <w:noProof/>
-                <w:webHidden/>
-              </w:rPr>
-              <w:fldChar w:fldCharType="end"/>
-            </w:r>
-          </w:hyperlink>
-        </w:p>
-        <w:p>
-          <w:pPr>
-            <w:pStyle w:val="TOC2"/>
-            <w:tabs>
-              <w:tab w:val="right" w:leader="dot" w:pos="9350"/>
-            </w:tabs>
-            <w:rPr>
-              <w:rFonts w:eastAsiaTheme="minorEastAsia"/>
-              <w:b w:val="0"/>
-              <w:bCs w:val="0"/>
-              <w:noProof/>
-              <w:color w:val="auto"/>
-              <w:sz w:val="24"/>
-              <w:szCs w:val="24"/>
-            </w:rPr>
-          </w:pPr>
-          <w:hyperlink w:anchor="_Toc225071366" w:history="1">
-            <w:r>
-              <w:rPr>
-                <w:rStyle w:val="Hyperlink"/>
-                <w:noProof/>
-              </w:rPr>
-              <w:t>4.4 End to end tests</w:t>
-            </w:r>
-            <w:r>
-              <w:rPr>
-                <w:noProof/>
-                <w:webHidden/>
-              </w:rPr>
-              <w:tab/>
-            </w:r>
-            <w:r>
-              <w:rPr>
-                <w:noProof/>
-                <w:webHidden/>
-              </w:rPr>
-              <w:fldChar w:fldCharType="begin"/>
-            </w:r>
-            <w:r>
-              <w:rPr>
-                <w:noProof/>
-                <w:webHidden/>
-              </w:rPr>
-              <w:instrText xml:space="preserve"> PAGEREF _Toc225071366 \h </w:instrText>
-            </w:r>
-            <w:r>
-              <w:rPr>
-                <w:noProof/>
-                <w:webHidden/>
-              </w:rPr>
-            </w:r>
-            <w:r>
-              <w:rPr>
-                <w:noProof/>
-                <w:webHidden/>
-              </w:rPr>
-              <w:fldChar w:fldCharType="separate"/>
-            </w:r>
-            <w:r>
-              <w:rPr>
-                <w:noProof/>
-                <w:webHidden/>
-              </w:rPr>
-              <w:t>10</w:t>
-            </w:r>
-            <w:r>
-              <w:rPr>
-                <w:noProof/>
-                <w:webHidden/>
-              </w:rPr>
-              <w:fldChar w:fldCharType="end"/>
-            </w:r>
-          </w:hyperlink>
-        </w:p>
-        <w:p>
-          <w:pPr>
-            <w:pStyle w:val="TOC2"/>
-            <w:tabs>
-              <w:tab w:val="right" w:leader="dot" w:pos="9350"/>
-            </w:tabs>
-            <w:rPr>
-              <w:rFonts w:eastAsiaTheme="minorEastAsia"/>
-              <w:b w:val="0"/>
-              <w:bCs w:val="0"/>
-              <w:noProof/>
-              <w:color w:val="auto"/>
-              <w:sz w:val="24"/>
-              <w:szCs w:val="24"/>
-            </w:rPr>
-          </w:pPr>
-          <w:hyperlink w:anchor="_Toc225071367" w:history="1">
-            <w:r>
-              <w:rPr>
-                <w:rStyle w:val="Hyperlink"/>
-                <w:noProof/>
-              </w:rPr>
-              <w:t>4.5 Performance Tests</w:t>
-            </w:r>
-            <w:r>
-              <w:rPr>
-                <w:noProof/>
-                <w:webHidden/>
-              </w:rPr>
-              <w:tab/>
-            </w:r>
-            <w:r>
-              <w:rPr>
-                <w:noProof/>
-                <w:webHidden/>
-              </w:rPr>
-              <w:fldChar w:fldCharType="begin"/>
-            </w:r>
-            <w:r>
-              <w:rPr>
-                <w:noProof/>
-                <w:webHidden/>
-              </w:rPr>
-              <w:instrText xml:space="preserve"> PAGEREF _Toc225071367 \h </w:instrText>
-            </w:r>
-            <w:r>
-              <w:rPr>
-                <w:noProof/>
-                <w:webHidden/>
-              </w:rPr>
-            </w:r>
-            <w:r>
-              <w:rPr>
-                <w:noProof/>
-                <w:webHidden/>
-              </w:rPr>
-              <w:fldChar w:fldCharType="separate"/>
-            </w:r>
-            <w:r>
-              <w:rPr>
-                <w:noProof/>
-                <w:webHidden/>
-              </w:rPr>
-              <w:t>10</w:t>
+              <w:t>11</w:t>
             </w:r>
             <w:r>
               <w:rPr>
@@ -2434,13 +2421,14 @@
               <w:color w:val="auto"/>
             </w:rPr>
           </w:pPr>
-          <w:hyperlink w:anchor="_Toc225071368" w:history="1">
+          <w:hyperlink w:anchor="_Toc225456231" w:history="1">
             <w:r>
               <w:rPr>
                 <w:rStyle w:val="Hyperlink"/>
                 <w:noProof/>
-              </w:rPr>
-              <w:t>3.0 Konklusion</w:t>
+                <w:lang w:val="da-DK"/>
+              </w:rPr>
+              <w:t>4.0 Litteraturliste</w:t>
             </w:r>
             <w:r>
               <w:rPr>
@@ -2461,7 +2449,7 @@
                 <w:noProof/>
                 <w:webHidden/>
               </w:rPr>
-              <w:instrText xml:space="preserve"> PAGEREF _Toc225071368 \h </w:instrText>
+              <w:instrText xml:space="preserve"> PAGEREF _Toc225456231 \h </w:instrText>
             </w:r>
             <w:r>
               <w:rPr>
@@ -2481,7 +2469,7 @@
                 <w:noProof/>
                 <w:webHidden/>
               </w:rPr>
-              <w:t>10</w:t>
+              <w:t>11</w:t>
             </w:r>
             <w:r>
               <w:rPr>
@@ -2508,21 +2496,14 @@
               <w:color w:val="auto"/>
             </w:rPr>
           </w:pPr>
-          <w:hyperlink w:anchor="_Toc225071369" w:history="1">
+          <w:hyperlink w:anchor="_Toc225456232" w:history="1">
             <w:r>
               <w:rPr>
                 <w:rStyle w:val="Hyperlink"/>
                 <w:noProof/>
-              </w:rPr>
-              <w:t>4.0</w:t>
-            </w:r>
-            <w:r>
-              <w:rPr>
-                <w:rStyle w:val="Hyperlink"/>
-                <w:noProof/>
                 <w:lang w:val="da-DK"/>
               </w:rPr>
-              <w:t xml:space="preserve"> Litteraturliste</w:t>
+              <w:t>5.0 Bilag</w:t>
             </w:r>
             <w:r>
               <w:rPr>
@@ -2543,7 +2524,7 @@
                 <w:noProof/>
                 <w:webHidden/>
               </w:rPr>
-              <w:instrText xml:space="preserve"> PAGEREF _Toc225071369 \h </w:instrText>
+              <w:instrText xml:space="preserve"> PAGEREF _Toc225456232 \h </w:instrText>
             </w:r>
             <w:r>
               <w:rPr>
@@ -2563,82 +2544,7 @@
                 <w:noProof/>
                 <w:webHidden/>
               </w:rPr>
-              <w:t>10</w:t>
-            </w:r>
-            <w:r>
-              <w:rPr>
-                <w:noProof/>
-                <w:webHidden/>
-              </w:rPr>
-              <w:fldChar w:fldCharType="end"/>
-            </w:r>
-          </w:hyperlink>
-        </w:p>
-        <w:p>
-          <w:pPr>
-            <w:pStyle w:val="TOC1"/>
-            <w:tabs>
-              <w:tab w:val="right" w:leader="dot" w:pos="9350"/>
-            </w:tabs>
-            <w:rPr>
-              <w:rFonts w:eastAsiaTheme="minorEastAsia"/>
-              <w:b w:val="0"/>
-              <w:bCs w:val="0"/>
-              <w:i w:val="0"/>
-              <w:iCs w:val="0"/>
-              <w:noProof/>
-              <w:color w:val="auto"/>
-            </w:rPr>
-          </w:pPr>
-          <w:hyperlink w:anchor="_Toc225071370" w:history="1">
-            <w:r>
-              <w:rPr>
-                <w:rStyle w:val="Hyperlink"/>
-                <w:noProof/>
-                <w:lang w:val="da-DK"/>
-              </w:rPr>
-              <w:t>5.0 Bilag</w:t>
-            </w:r>
-            <w:r>
-              <w:rPr>
-                <w:noProof/>
-                <w:webHidden/>
-              </w:rPr>
-              <w:tab/>
-            </w:r>
-            <w:r>
-              <w:rPr>
-                <w:noProof/>
-                <w:webHidden/>
-              </w:rPr>
-              <w:fldChar w:fldCharType="begin"/>
-            </w:r>
-            <w:r>
-              <w:rPr>
-                <w:noProof/>
-                <w:webHidden/>
-              </w:rPr>
-              <w:instrText xml:space="preserve"> PAGEREF _Toc225071370 \h </w:instrText>
-            </w:r>
-            <w:r>
-              <w:rPr>
-                <w:noProof/>
-                <w:webHidden/>
-              </w:rPr>
-            </w:r>
-            <w:r>
-              <w:rPr>
-                <w:noProof/>
-                <w:webHidden/>
-              </w:rPr>
-              <w:fldChar w:fldCharType="separate"/>
-            </w:r>
-            <w:r>
-              <w:rPr>
-                <w:noProof/>
-                <w:webHidden/>
-              </w:rPr>
-              <w:t>11</w:t>
+              <w:t>12</w:t>
             </w:r>
             <w:r>
               <w:rPr>
@@ -2676,11 +2582,12 @@
           <w:lang w:val="da-DK"/>
         </w:rPr>
       </w:pPr>
-      <w:bookmarkStart w:id="0" w:name="_Toc225071344"/>
-      <w:r>
-        <w:rPr>
-          <w:lang w:val="da-DK"/>
-        </w:rPr>
+      <w:bookmarkStart w:id="0" w:name="_Toc225456208"/>
+      <w:r>
+        <w:rPr>
+          <w:lang w:val="da-DK"/>
+        </w:rPr>
+        <w:lastRenderedPageBreak/>
         <w:t xml:space="preserve">1.0 </w:t>
       </w:r>
       <w:r>
@@ -2756,37 +2663,93 @@
         <w:rPr>
           <w:lang w:val="da-DK"/>
         </w:rPr>
+        <w:t xml:space="preserve"> der ønsker inspiration til madlavning samt værktøjer til at strukturere</w:t>
+      </w:r>
+      <w:r>
+        <w:rPr>
+          <w:lang w:val="da-DK"/>
+        </w:rPr>
+        <w:t xml:space="preserve"> og dele</w:t>
+      </w:r>
+      <w:r>
+        <w:rPr>
+          <w:lang w:val="da-DK"/>
+        </w:rPr>
+        <w:t xml:space="preserve"> deres daglige indkøb og opskrifter.</w:t>
+      </w:r>
+      <w:r>
+        <w:rPr>
+          <w:lang w:val="da-DK"/>
+        </w:rPr>
+        <w:t xml:space="preserve"> Min a</w:t>
+      </w:r>
+      <w:r>
+        <w:rPr>
+          <w:lang w:val="da-DK"/>
+        </w:rPr>
+        <w:t>pplikation</w:t>
+      </w:r>
+      <w:r>
+        <w:rPr>
+          <w:lang w:val="da-DK"/>
+        </w:rPr>
         <w:t xml:space="preserve"> </w:t>
       </w:r>
       <w:r>
         <w:rPr>
           <w:lang w:val="da-DK"/>
         </w:rPr>
-        <w:t>der ønsker inspiration til madlavning samt værktøjer til at strukturere</w:t>
-      </w:r>
-      <w:r>
-        <w:rPr>
-          <w:lang w:val="da-DK"/>
-        </w:rPr>
-        <w:t xml:space="preserve"> og dele</w:t>
-      </w:r>
-      <w:r>
-        <w:rPr>
-          <w:lang w:val="da-DK"/>
-        </w:rPr>
-        <w:t xml:space="preserve"> deres daglige indkøb og opskrifter.</w:t>
-      </w:r>
-      <w:r>
-        <w:rPr>
-          <w:lang w:val="da-DK"/>
-        </w:rPr>
-        <w:t xml:space="preserve"> Min a</w:t>
-      </w:r>
-      <w:r>
-        <w:rPr>
-          <w:lang w:val="da-DK"/>
-        </w:rPr>
-        <w:t>pplikation</w:t>
+        <w:t xml:space="preserve">giver brugerne mulighed for at oprette en </w:t>
+      </w:r>
+      <w:r>
+        <w:rPr>
+          <w:lang w:val="da-DK"/>
+        </w:rPr>
+        <w:t>bruger</w:t>
+      </w:r>
+      <w:r>
+        <w:rPr>
+          <w:lang w:val="da-DK"/>
+        </w:rPr>
+        <w:t xml:space="preserve"> enten manuelt eller via Google Single </w:t>
+      </w:r>
+      <w:proofErr w:type="spellStart"/>
+      <w:r>
+        <w:rPr>
+          <w:lang w:val="da-DK"/>
+        </w:rPr>
+        <w:t>Sign-On</w:t>
+      </w:r>
+      <w:proofErr w:type="spellEnd"/>
+      <w:r>
+        <w:rPr>
+          <w:lang w:val="da-DK"/>
+        </w:rPr>
+        <w:t xml:space="preserve">, hvorefter de kan tilgå og dele opskrifter med andre brugere. </w:t>
+      </w:r>
+      <w:r>
+        <w:rPr>
+          <w:lang w:val="da-DK"/>
+        </w:rPr>
+        <w:t xml:space="preserve">Systemet er </w:t>
+      </w:r>
+      <w:r>
+        <w:rPr>
+          <w:lang w:val="da-DK"/>
+        </w:rPr>
+        <w:t>integrere</w:t>
+      </w:r>
+      <w:r>
+        <w:rPr>
+          <w:lang w:val="da-DK"/>
+        </w:rPr>
+        <w:t>t med</w:t>
+      </w:r>
+      <w:r>
+        <w:rPr>
+          <w:lang w:val="da-DK"/>
+        </w:rPr>
+        <w:t xml:space="preserve"> kunstig intelligens</w:t>
       </w:r>
       <w:r>
         <w:rPr>
@@ -2798,57 +2761,82 @@
         <w:rPr>
           <w:lang w:val="da-DK"/>
         </w:rPr>
-        <w:t xml:space="preserve">giver brugerne mulighed for at oprette en </w:t>
-      </w:r>
-      <w:r>
-        <w:rPr>
-          <w:lang w:val="da-DK"/>
-        </w:rPr>
-        <w:t>bruger</w:t>
-      </w:r>
-      <w:r>
-        <w:rPr>
-          <w:lang w:val="da-DK"/>
-        </w:rPr>
-        <w:t xml:space="preserve"> enten manuelt eller via Google Single </w:t>
-      </w:r>
-      <w:proofErr w:type="spellStart"/>
-      <w:r>
-        <w:rPr>
-          <w:lang w:val="da-DK"/>
-        </w:rPr>
-        <w:t>Sign-On</w:t>
-      </w:r>
-      <w:proofErr w:type="spellEnd"/>
-      <w:r>
-        <w:rPr>
-          <w:lang w:val="da-DK"/>
-        </w:rPr>
-        <w:t xml:space="preserve">, hvorefter de kan tilgå og dele opskrifter med andre brugere. </w:t>
-      </w:r>
-      <w:r>
-        <w:rPr>
-          <w:lang w:val="da-DK"/>
-        </w:rPr>
-        <w:t xml:space="preserve">Systemet er </w:t>
-      </w:r>
-      <w:r>
-        <w:rPr>
-          <w:lang w:val="da-DK"/>
-        </w:rPr>
-        <w:t>integrere</w:t>
-      </w:r>
-      <w:r>
-        <w:rPr>
-          <w:lang w:val="da-DK"/>
-        </w:rPr>
-        <w:t>t med</w:t>
-      </w:r>
-      <w:r>
-        <w:rPr>
-          <w:lang w:val="da-DK"/>
-        </w:rPr>
-        <w:t xml:space="preserve"> kunstig intelligens</w:t>
+        <w:t>(</w:t>
+      </w:r>
+      <w:proofErr w:type="spellStart"/>
+      <w:r>
+        <w:rPr>
+          <w:lang w:val="da-DK"/>
+        </w:rPr>
+        <w:t>OpenAI</w:t>
+      </w:r>
+      <w:proofErr w:type="spellEnd"/>
+      <w:r>
+        <w:rPr>
+          <w:lang w:val="da-DK"/>
+        </w:rPr>
+        <w:t xml:space="preserve"> - gpt-4.1-mini)</w:t>
+      </w:r>
+      <w:r>
+        <w:rPr>
+          <w:lang w:val="da-DK"/>
+        </w:rPr>
+        <w:t xml:space="preserve"> til generering af opskrifter</w:t>
+      </w:r>
+      <w:r>
+        <w:rPr>
+          <w:lang w:val="da-DK"/>
+        </w:rPr>
+        <w:t xml:space="preserve"> for </w:t>
+      </w:r>
+      <w:r>
+        <w:rPr>
+          <w:lang w:val="da-DK"/>
+        </w:rPr>
+        <w:t>en mere dynamisk og personlig brugeroplevelse.</w:t>
+      </w:r>
+    </w:p>
+    <w:p>
+      <w:pPr>
+        <w:rPr>
+          <w:lang w:val="da-DK"/>
+        </w:rPr>
+      </w:pPr>
+      <w:r>
+        <w:rPr>
+          <w:lang w:val="da-DK"/>
+        </w:rPr>
+        <w:t xml:space="preserve">Det er også muligt at oprette og dele </w:t>
+      </w:r>
+      <w:r>
+        <w:rPr>
+          <w:lang w:val="da-DK"/>
+        </w:rPr>
+        <w:t>indkøbslister, hvilket understøtter samarbejde og gør planlægning af indkøb mere effektiv</w:t>
+      </w:r>
+      <w:r>
+        <w:rPr>
+          <w:lang w:val="da-DK"/>
+        </w:rPr>
+        <w:t>t</w:t>
+      </w:r>
+      <w:r>
+        <w:rPr>
+          <w:lang w:val="da-DK"/>
+        </w:rPr>
+        <w:t xml:space="preserve">. </w:t>
+      </w:r>
+      <w:r>
+        <w:rPr>
+          <w:lang w:val="da-DK"/>
+        </w:rPr>
+        <w:t xml:space="preserve">Munchora </w:t>
+      </w:r>
+      <w:r>
+        <w:rPr>
+          <w:lang w:val="da-DK"/>
+        </w:rPr>
+        <w:t>fokuserer</w:t>
       </w:r>
       <w:r>
         <w:rPr>
@@ -2860,82 +2848,67 @@
         <w:rPr>
           <w:lang w:val="da-DK"/>
         </w:rPr>
-        <w:t>(</w:t>
-      </w:r>
-      <w:proofErr w:type="spellStart"/>
-      <w:r>
-        <w:rPr>
-          <w:lang w:val="da-DK"/>
-        </w:rPr>
-        <w:t>OpenAI</w:t>
-      </w:r>
-      <w:proofErr w:type="spellEnd"/>
-      <w:r>
-        <w:rPr>
-          <w:lang w:val="da-DK"/>
-        </w:rPr>
-        <w:t xml:space="preserve"> - gpt-4.1-mini)</w:t>
-      </w:r>
-      <w:r>
-        <w:rPr>
-          <w:lang w:val="da-DK"/>
-        </w:rPr>
-        <w:t xml:space="preserve"> til generering af opskrifter</w:t>
-      </w:r>
-      <w:r>
-        <w:rPr>
-          <w:lang w:val="da-DK"/>
-        </w:rPr>
-        <w:t xml:space="preserve"> for </w:t>
-      </w:r>
-      <w:r>
-        <w:rPr>
-          <w:lang w:val="da-DK"/>
-        </w:rPr>
-        <w:t>en mere dynamisk og personlig brugeroplevelse.</w:t>
-      </w:r>
-    </w:p>
-    <w:p>
-      <w:pPr>
-        <w:rPr>
-          <w:lang w:val="da-DK"/>
-        </w:rPr>
-      </w:pPr>
-      <w:r>
-        <w:rPr>
-          <w:lang w:val="da-DK"/>
-        </w:rPr>
-        <w:t xml:space="preserve">Det er også muligt at oprette og dele </w:t>
-      </w:r>
-      <w:r>
-        <w:rPr>
-          <w:lang w:val="da-DK"/>
-        </w:rPr>
-        <w:t>indkøbslister, hvilket understøtter samarbejde og gør planlægning af indkøb mere effektiv</w:t>
-      </w:r>
-      <w:r>
-        <w:rPr>
-          <w:lang w:val="da-DK"/>
-        </w:rPr>
-        <w:t>t</w:t>
-      </w:r>
-      <w:r>
-        <w:rPr>
-          <w:lang w:val="da-DK"/>
-        </w:rPr>
-        <w:t xml:space="preserve">. </w:t>
-      </w:r>
-      <w:r>
-        <w:rPr>
-          <w:lang w:val="da-DK"/>
-        </w:rPr>
-        <w:t xml:space="preserve">Munchora </w:t>
-      </w:r>
-      <w:r>
-        <w:rPr>
-          <w:lang w:val="da-DK"/>
-        </w:rPr>
-        <w:t>fokuserer</w:t>
+        <w:t>på både udvikling af en skalerbar og brugervenlig applikation samt integration af moderne teknologier, herunder webudvikling, autentifikation og anvendelse af kunstig intelligens. Samtidig danner projektet grundlag for refleksion over designvalg, arkitektur og brugeroplevelse i udviklingen af moderne softwareløsninger.</w:t>
+      </w:r>
+    </w:p>
+    <w:p>
+      <w:pPr>
+        <w:rPr>
+          <w:lang w:val="da-DK"/>
+        </w:rPr>
+      </w:pPr>
+    </w:p>
+    <w:p>
+      <w:pPr>
+        <w:pStyle w:val="Heading2"/>
+        <w:rPr>
+          <w:lang w:val="da-DK"/>
+        </w:rPr>
+      </w:pPr>
+      <w:bookmarkStart w:id="1" w:name="_Toc225456209"/>
+      <w:r>
+        <w:rPr>
+          <w:lang w:val="da-DK"/>
+        </w:rPr>
+        <w:t xml:space="preserve">1.1 </w:t>
+      </w:r>
+      <w:r>
+        <w:rPr>
+          <w:lang w:val="da-DK"/>
+        </w:rPr>
+        <w:t>Problemformulering</w:t>
+      </w:r>
+      <w:bookmarkEnd w:id="1"/>
+    </w:p>
+    <w:p>
+      <w:pPr>
+        <w:rPr>
+          <w:lang w:val="da-DK"/>
+        </w:rPr>
+      </w:pPr>
+      <w:r>
+        <w:rPr>
+          <w:lang w:val="da-DK"/>
+        </w:rPr>
+        <w:t>Udvikle en skalerbar digital platform</w:t>
+      </w:r>
+      <w:r>
+        <w:rPr>
+          <w:lang w:val="da-DK"/>
+        </w:rPr>
+        <w:t xml:space="preserve"> til generering af opskrifter og håndtering af indkøbsliste</w:t>
+      </w:r>
+      <w:r>
+        <w:rPr>
+          <w:lang w:val="da-DK"/>
+        </w:rPr>
+        <w:t>r</w:t>
+      </w:r>
+      <w:r>
+        <w:rPr>
+          <w:lang w:val="da-DK"/>
+        </w:rPr>
+        <w:t>, baseret på en mikroservice</w:t>
       </w:r>
       <w:r>
         <w:rPr>
@@ -2947,67 +2920,49 @@
         <w:rPr>
           <w:lang w:val="da-DK"/>
         </w:rPr>
-        <w:t>på både udvikling af en skalerbar og brugervenlig applikation samt integration af moderne teknologier, herunder webudvikling, autentifikation og anvendelse af kunstig intelligens. Samtidig danner projektet grundlag for refleksion over designvalg, arkitektur og brugeroplevelse i udviklingen af moderne softwareløsninger.</w:t>
-      </w:r>
-    </w:p>
-    <w:p>
-      <w:pPr>
-        <w:rPr>
-          <w:lang w:val="da-DK"/>
-        </w:rPr>
-      </w:pPr>
-    </w:p>
-    <w:p>
-      <w:pPr>
-        <w:pStyle w:val="Heading2"/>
-        <w:rPr>
-          <w:lang w:val="da-DK"/>
-        </w:rPr>
-      </w:pPr>
-      <w:bookmarkStart w:id="1" w:name="_Toc225071345"/>
-      <w:r>
-        <w:rPr>
-          <w:lang w:val="da-DK"/>
-        </w:rPr>
-        <w:t xml:space="preserve">1.1 </w:t>
-      </w:r>
-      <w:r>
-        <w:rPr>
-          <w:lang w:val="da-DK"/>
-        </w:rPr>
-        <w:t>Problemformulering</w:t>
-      </w:r>
-      <w:bookmarkEnd w:id="1"/>
-    </w:p>
-    <w:p>
-      <w:pPr>
-        <w:rPr>
-          <w:lang w:val="da-DK"/>
-        </w:rPr>
-      </w:pPr>
-      <w:r>
-        <w:rPr>
-          <w:lang w:val="da-DK"/>
-        </w:rPr>
-        <w:t>Udvikle en skalerbar digital platform</w:t>
-      </w:r>
-      <w:r>
-        <w:rPr>
-          <w:lang w:val="da-DK"/>
-        </w:rPr>
-        <w:t xml:space="preserve"> til generering af opskrifter og håndtering af indkøbsliste</w:t>
-      </w:r>
-      <w:r>
-        <w:rPr>
-          <w:lang w:val="da-DK"/>
-        </w:rPr>
-        <w:t>r</w:t>
-      </w:r>
-      <w:r>
-        <w:rPr>
-          <w:lang w:val="da-DK"/>
-        </w:rPr>
-        <w:t>, baseret på en mikroservice</w:t>
+        <w:t>orienteret arkitektur. Platformen skal understøtte funktioner som brugerhåndtering, opskriftssøgning</w:t>
+      </w:r>
+      <w:r>
+        <w:rPr>
+          <w:lang w:val="da-DK"/>
+        </w:rPr>
+        <w:t xml:space="preserve">, </w:t>
+      </w:r>
+      <w:r>
+        <w:rPr>
+          <w:lang w:val="da-DK"/>
+        </w:rPr>
+        <w:t>generering</w:t>
+      </w:r>
+      <w:r>
+        <w:rPr>
+          <w:lang w:val="da-DK"/>
+        </w:rPr>
+        <w:t xml:space="preserve"> og</w:t>
+      </w:r>
+      <w:r>
+        <w:rPr>
+          <w:lang w:val="da-DK"/>
+        </w:rPr>
+        <w:t xml:space="preserve"> håndtering af indkøbslister samt en brugervenlig og sammenhængende oplevelse for brugeren. Systemet skal være pålideligt og kunne håndtere mange samtidige brugere. </w:t>
+      </w:r>
+      <w:r>
+        <w:rPr>
+          <w:lang w:val="da-DK"/>
+        </w:rPr>
+        <w:t xml:space="preserve">Microservice </w:t>
+      </w:r>
+      <w:r>
+        <w:rPr>
+          <w:lang w:val="da-DK"/>
+        </w:rPr>
+        <w:t>arkitektur</w:t>
+      </w:r>
+      <w:r>
+        <w:rPr>
+          <w:lang w:val="da-DK"/>
+        </w:rPr>
+        <w:t>en skal</w:t>
       </w:r>
       <w:r>
         <w:rPr>
@@ -3015,68 +2970,100 @@
         </w:rPr>
         <w:t xml:space="preserve"> </w:t>
       </w:r>
-      <w:r>
-        <w:rPr>
-          <w:lang w:val="da-DK"/>
-        </w:rPr>
-        <w:t>orienteret arkitektur. Platformen skal understøtte funktioner som brugerhåndtering, opskriftssøgning</w:t>
-      </w:r>
-      <w:r>
-        <w:rPr>
-          <w:lang w:val="da-DK"/>
-        </w:rPr>
-        <w:t xml:space="preserve">, </w:t>
-      </w:r>
-      <w:r>
-        <w:rPr>
-          <w:lang w:val="da-DK"/>
-        </w:rPr>
-        <w:t>generering</w:t>
-      </w:r>
-      <w:r>
-        <w:rPr>
-          <w:lang w:val="da-DK"/>
-        </w:rPr>
-        <w:t xml:space="preserve"> og</w:t>
-      </w:r>
-      <w:r>
-        <w:rPr>
-          <w:lang w:val="da-DK"/>
-        </w:rPr>
-        <w:t xml:space="preserve"> håndtering af indkøbslister samt en brugervenlig og sammenhængende oplevelse for brugeren. Systemet skal være pålideligt og kunne håndtere mange samtidige brugere. </w:t>
-      </w:r>
-      <w:r>
-        <w:rPr>
-          <w:lang w:val="da-DK"/>
-        </w:rPr>
-        <w:t xml:space="preserve">Microservice </w:t>
-      </w:r>
-      <w:r>
-        <w:rPr>
-          <w:lang w:val="da-DK"/>
-        </w:rPr>
-        <w:t>arkitektur</w:t>
-      </w:r>
-      <w:r>
-        <w:rPr>
-          <w:lang w:val="da-DK"/>
-        </w:rPr>
-        <w:t>en skal</w:t>
-      </w:r>
+      <w:proofErr w:type="gramStart"/>
+      <w:r>
+        <w:rPr>
+          <w:lang w:val="da-DK"/>
+        </w:rPr>
+        <w:t>sikrer</w:t>
+      </w:r>
+      <w:proofErr w:type="gramEnd"/>
       <w:r>
         <w:rPr>
           <w:lang w:val="da-DK"/>
         </w:rPr>
         <w:t xml:space="preserve"> </w:t>
       </w:r>
-      <w:proofErr w:type="gramStart"/>
-      <w:r>
-        <w:rPr>
-          <w:lang w:val="da-DK"/>
-        </w:rPr>
-        <w:t>sikrer</w:t>
-      </w:r>
-      <w:proofErr w:type="gramEnd"/>
+      <w:r>
+        <w:rPr>
+          <w:lang w:val="da-DK"/>
+        </w:rPr>
+        <w:t>applikationen</w:t>
+      </w:r>
+      <w:r>
+        <w:rPr>
+          <w:lang w:val="da-DK"/>
+        </w:rPr>
+        <w:t xml:space="preserve">s </w:t>
+      </w:r>
+      <w:r>
+        <w:rPr>
+          <w:lang w:val="da-DK"/>
+        </w:rPr>
+        <w:t>robust</w:t>
+      </w:r>
+      <w:r>
+        <w:rPr>
+          <w:lang w:val="da-DK"/>
+        </w:rPr>
+        <w:t>hed</w:t>
+      </w:r>
+      <w:r>
+        <w:rPr>
+          <w:lang w:val="da-DK"/>
+        </w:rPr>
+        <w:t>, skalerbar</w:t>
+      </w:r>
+      <w:r>
+        <w:rPr>
+          <w:lang w:val="da-DK"/>
+        </w:rPr>
+        <w:t>hed</w:t>
+      </w:r>
+      <w:r>
+        <w:rPr>
+          <w:lang w:val="da-DK"/>
+        </w:rPr>
+        <w:t xml:space="preserve"> og fejltoleran</w:t>
+      </w:r>
+      <w:r>
+        <w:rPr>
+          <w:lang w:val="da-DK"/>
+        </w:rPr>
+        <w:t>ce</w:t>
+      </w:r>
+      <w:r>
+        <w:rPr>
+          <w:lang w:val="da-DK"/>
+        </w:rPr>
+        <w:t xml:space="preserve">, hvor services kan udvikles, </w:t>
+      </w:r>
+      <w:proofErr w:type="spellStart"/>
+      <w:r>
+        <w:rPr>
+          <w:lang w:val="da-DK"/>
+        </w:rPr>
+        <w:t>deployes</w:t>
+      </w:r>
+      <w:proofErr w:type="spellEnd"/>
+      <w:r>
+        <w:rPr>
+          <w:lang w:val="da-DK"/>
+        </w:rPr>
+        <w:t xml:space="preserve"> og skaleres uafhængigt. Samtidig </w:t>
+      </w:r>
+      <w:r>
+        <w:rPr>
+          <w:lang w:val="da-DK"/>
+        </w:rPr>
+        <w:t xml:space="preserve">kræves et </w:t>
+      </w:r>
+      <w:r>
+        <w:rPr>
+          <w:lang w:val="da-DK"/>
+        </w:rPr>
+        <w:t>fokus</w:t>
+      </w:r>
       <w:r>
         <w:rPr>
           <w:lang w:val="da-DK"/>
@@ -3087,92 +3074,6 @@
         <w:rPr>
           <w:lang w:val="da-DK"/>
         </w:rPr>
-        <w:t>applikationen</w:t>
-      </w:r>
-      <w:r>
-        <w:rPr>
-          <w:lang w:val="da-DK"/>
-        </w:rPr>
-        <w:t xml:space="preserve">s </w:t>
-      </w:r>
-      <w:r>
-        <w:rPr>
-          <w:lang w:val="da-DK"/>
-        </w:rPr>
-        <w:t>robust</w:t>
-      </w:r>
-      <w:r>
-        <w:rPr>
-          <w:lang w:val="da-DK"/>
-        </w:rPr>
-        <w:t>hed</w:t>
-      </w:r>
-      <w:r>
-        <w:rPr>
-          <w:lang w:val="da-DK"/>
-        </w:rPr>
-        <w:t>, skalerbar</w:t>
-      </w:r>
-      <w:r>
-        <w:rPr>
-          <w:lang w:val="da-DK"/>
-        </w:rPr>
-        <w:t>hed</w:t>
-      </w:r>
-      <w:r>
-        <w:rPr>
-          <w:lang w:val="da-DK"/>
-        </w:rPr>
-        <w:t xml:space="preserve"> og fejltoleran</w:t>
-      </w:r>
-      <w:r>
-        <w:rPr>
-          <w:lang w:val="da-DK"/>
-        </w:rPr>
-        <w:t>ce</w:t>
-      </w:r>
-      <w:r>
-        <w:rPr>
-          <w:lang w:val="da-DK"/>
-        </w:rPr>
-        <w:t xml:space="preserve">, hvor services kan udvikles, </w:t>
-      </w:r>
-      <w:proofErr w:type="spellStart"/>
-      <w:r>
-        <w:rPr>
-          <w:lang w:val="da-DK"/>
-        </w:rPr>
-        <w:t>deployes</w:t>
-      </w:r>
-      <w:proofErr w:type="spellEnd"/>
-      <w:r>
-        <w:rPr>
-          <w:lang w:val="da-DK"/>
-        </w:rPr>
-        <w:t xml:space="preserve"> og skaleres uafhængigt. Samtidig </w:t>
-      </w:r>
-      <w:r>
-        <w:rPr>
-          <w:lang w:val="da-DK"/>
-        </w:rPr>
-        <w:t xml:space="preserve">kræves et </w:t>
-      </w:r>
-      <w:r>
-        <w:rPr>
-          <w:lang w:val="da-DK"/>
-        </w:rPr>
-        <w:t>fokus</w:t>
-      </w:r>
-      <w:r>
-        <w:rPr>
-          <w:lang w:val="da-DK"/>
-        </w:rPr>
-        <w:t xml:space="preserve"> </w:t>
-      </w:r>
-      <w:r>
-        <w:rPr>
-          <w:lang w:val="da-DK"/>
-        </w:rPr>
         <w:t>på brugervenlighed, tilgængelighed og høj oppetid for at sikre en stabil platform.</w:t>
       </w:r>
     </w:p>
@@ -3190,7 +3091,7 @@
           <w:lang w:val="da-DK"/>
         </w:rPr>
       </w:pPr>
-      <w:bookmarkStart w:id="2" w:name="_Toc225071346"/>
+      <w:bookmarkStart w:id="2" w:name="_Toc225456210"/>
       <w:r>
         <w:rPr>
           <w:lang w:val="da-DK"/>
@@ -3436,7 +3337,7 @@
           <w:lang w:val="da-DK"/>
         </w:rPr>
       </w:pPr>
-      <w:bookmarkStart w:id="3" w:name="_Toc225071347"/>
+      <w:bookmarkStart w:id="3" w:name="_Toc225456211"/>
       <w:r>
         <w:rPr>
           <w:lang w:val="da-DK"/>
@@ -3674,18 +3575,12 @@
           <w:lang w:val="da-DK"/>
         </w:rPr>
       </w:pPr>
-      <w:bookmarkStart w:id="4" w:name="_Toc225071348"/>
-      <w:r>
-        <w:rPr>
-          <w:lang w:val="da-DK"/>
-        </w:rPr>
-        <w:t>2.1</w:t>
-      </w:r>
-      <w:r>
-        <w:rPr>
-          <w:lang w:val="da-DK"/>
-        </w:rPr>
-        <w:t xml:space="preserve">.1 </w:t>
+      <w:bookmarkStart w:id="4" w:name="_Toc225456212"/>
+      <w:r>
+        <w:rPr>
+          <w:lang w:val="da-DK"/>
+        </w:rPr>
+        <w:t xml:space="preserve">2.1.1 </w:t>
       </w:r>
       <w:proofErr w:type="spellStart"/>
       <w:r>
@@ -3825,13 +3720,7 @@
         <w:rPr>
           <w:lang w:val="da-DK"/>
         </w:rPr>
-        <w:t>RRv7</w:t>
-      </w:r>
-      <w:r>
-        <w:rPr>
-          <w:lang w:val="da-DK"/>
-        </w:rPr>
-        <w:t xml:space="preserve"> kan både </w:t>
+        <w:t xml:space="preserve">RRv7 kan både </w:t>
       </w:r>
       <w:r>
         <w:rPr>
@@ -4089,7 +3978,7 @@
           <w:lang w:val="da-DK"/>
         </w:rPr>
       </w:pPr>
-      <w:bookmarkStart w:id="5" w:name="_Toc225071349"/>
+      <w:bookmarkStart w:id="5" w:name="_Toc225456213"/>
       <w:r>
         <w:rPr>
           <w:lang w:val="da-DK"/>
@@ -4275,7 +4164,6 @@
         </w:rPr>
         <w:t xml:space="preserve"> samt effektive </w:t>
       </w:r>
-      <w:proofErr w:type="gramStart"/>
       <w:r>
         <w:rPr>
           <w:lang w:val="da-DK"/>
@@ -4286,15 +4174,8 @@
         <w:rPr>
           <w:lang w:val="da-DK"/>
         </w:rPr>
-        <w:t xml:space="preserve"> </w:t>
-      </w:r>
-      <w:r>
-        <w:rPr>
-          <w:lang w:val="da-DK"/>
-        </w:rPr>
-        <w:t>værktøjer</w:t>
-      </w:r>
-      <w:proofErr w:type="gramEnd"/>
+        <w:t>-værktøjer</w:t>
+      </w:r>
       <w:r>
         <w:rPr>
           <w:lang w:val="da-DK"/>
@@ -4401,7 +4282,19 @@
         <w:rPr>
           <w:lang w:val="da-DK"/>
         </w:rPr>
-        <w:t>Oprettelse af brugere og bruger ændringer håndteres af denne service, og derfor også Munchora’s ”</w:t>
+        <w:t xml:space="preserve">Oprettelse og ændringer </w:t>
+      </w:r>
+      <w:r>
+        <w:rPr>
+          <w:lang w:val="da-DK"/>
+        </w:rPr>
+        <w:t xml:space="preserve">af brugere </w:t>
+      </w:r>
+      <w:r>
+        <w:rPr>
+          <w:lang w:val="da-DK"/>
+        </w:rPr>
+        <w:t>håndteres af denne service, og derfor også Munchora’s ”</w:t>
       </w:r>
       <w:r>
         <w:rPr>
@@ -4588,11 +4481,22 @@
     <w:p>
       <w:pPr>
         <w:pStyle w:val="Heading4"/>
-      </w:pPr>
-      <w:r>
+        <w:rPr>
+          <w:lang w:val="da-DK"/>
+        </w:rPr>
+      </w:pPr>
+      <w:proofErr w:type="spellStart"/>
+      <w:r>
+        <w:rPr>
+          <w:lang w:val="da-DK"/>
+        </w:rPr>
         <w:t>recipes</w:t>
       </w:r>
-      <w:r>
+      <w:proofErr w:type="spellEnd"/>
+      <w:r>
+        <w:rPr>
+          <w:lang w:val="da-DK"/>
+        </w:rPr>
         <w:t>-service</w:t>
       </w:r>
     </w:p>
@@ -4823,11 +4727,22 @@
     <w:p>
       <w:pPr>
         <w:pStyle w:val="Heading4"/>
-      </w:pPr>
-      <w:r>
+        <w:rPr>
+          <w:lang w:val="da-DK"/>
+        </w:rPr>
+      </w:pPr>
+      <w:proofErr w:type="spellStart"/>
+      <w:r>
+        <w:rPr>
+          <w:lang w:val="da-DK"/>
+        </w:rPr>
         <w:t>ai</w:t>
       </w:r>
-      <w:r>
+      <w:proofErr w:type="spellEnd"/>
+      <w:r>
+        <w:rPr>
+          <w:lang w:val="da-DK"/>
+        </w:rPr>
         <w:t>-service</w:t>
       </w:r>
     </w:p>
@@ -4966,6 +4881,7 @@
       </w:r>
     </w:p>
     <w:p/>
+    <w:p/>
     <w:p>
       <w:pPr>
         <w:pStyle w:val="Heading4"/>
@@ -4977,273 +4893,1105 @@
         <w:t>-service</w:t>
       </w:r>
     </w:p>
+    <w:p>
+      <w:pPr>
+        <w:rPr>
+          <w:lang w:val="da-DK"/>
+        </w:rPr>
+      </w:pPr>
+      <w:r>
+        <w:rPr>
+          <w:lang w:val="da-DK"/>
+        </w:rPr>
+        <w:t>Fyrtårnet eller noget som udelukk</w:t>
+      </w:r>
+      <w:r>
+        <w:rPr>
+          <w:lang w:val="da-DK"/>
+        </w:rPr>
+        <w:t xml:space="preserve">ende står for events/notifikationer der skal ud til brugerne. Det er de andre services som anmoder notification-service om at notificere en bruger eller brugere om f.eks. en ny opskrift er klar eller en ny varer er lagt i en indkøbsliste. Denne kommunikation mellem brugere og </w:t>
+      </w:r>
+      <w:proofErr w:type="spellStart"/>
+      <w:r>
+        <w:rPr>
+          <w:lang w:val="da-DK"/>
+        </w:rPr>
+        <w:t>notificaitons</w:t>
+      </w:r>
+      <w:proofErr w:type="spellEnd"/>
+      <w:r>
+        <w:rPr>
+          <w:lang w:val="da-DK"/>
+        </w:rPr>
+        <w:t xml:space="preserve">-service er en </w:t>
+      </w:r>
+      <w:proofErr w:type="spellStart"/>
+      <w:r>
+        <w:rPr>
+          <w:lang w:val="da-DK"/>
+        </w:rPr>
+        <w:t>socket</w:t>
+      </w:r>
+      <w:proofErr w:type="spellEnd"/>
+      <w:r>
+        <w:rPr>
+          <w:lang w:val="da-DK"/>
+        </w:rPr>
+        <w:t xml:space="preserve"> forbindelse anvendt med </w:t>
+      </w:r>
+      <w:proofErr w:type="spellStart"/>
+      <w:proofErr w:type="gramStart"/>
+      <w:r>
+        <w:rPr>
+          <w:lang w:val="da-DK"/>
+        </w:rPr>
+        <w:t>ActionCable</w:t>
+      </w:r>
+      <w:proofErr w:type="spellEnd"/>
+      <w:r>
+        <w:rPr>
+          <w:lang w:val="da-DK"/>
+        </w:rPr>
+        <w:t>..</w:t>
+      </w:r>
+      <w:proofErr w:type="gramEnd"/>
+      <w:r>
+        <w:rPr>
+          <w:lang w:val="da-DK"/>
+        </w:rPr>
+        <w:t xml:space="preserve"> Den er yderligere koblet op med Reids (</w:t>
+      </w:r>
+      <w:proofErr w:type="spellStart"/>
+      <w:r>
+        <w:rPr>
+          <w:lang w:val="da-DK"/>
+        </w:rPr>
+        <w:t>Upstash</w:t>
+      </w:r>
+      <w:proofErr w:type="spellEnd"/>
+      <w:r>
+        <w:rPr>
+          <w:lang w:val="da-DK"/>
+        </w:rPr>
+        <w:t xml:space="preserve"> for simplere cloud løsning mindre manuel </w:t>
+      </w:r>
+      <w:proofErr w:type="spellStart"/>
+      <w:r>
+        <w:rPr>
+          <w:lang w:val="da-DK"/>
+        </w:rPr>
+        <w:t>konfiguraiton</w:t>
+      </w:r>
+      <w:proofErr w:type="spellEnd"/>
+      <w:r>
+        <w:rPr>
+          <w:lang w:val="da-DK"/>
+        </w:rPr>
+        <w:t xml:space="preserve">) Denne </w:t>
+      </w:r>
+      <w:proofErr w:type="spellStart"/>
+      <w:r>
+        <w:rPr>
+          <w:lang w:val="da-DK"/>
+        </w:rPr>
+        <w:t>redis</w:t>
+      </w:r>
+      <w:proofErr w:type="spellEnd"/>
+      <w:r>
+        <w:rPr>
+          <w:lang w:val="da-DK"/>
+        </w:rPr>
+        <w:t xml:space="preserve"> brug gør forbindelserne </w:t>
+      </w:r>
+      <w:proofErr w:type="spellStart"/>
+      <w:r>
+        <w:rPr>
+          <w:lang w:val="da-DK"/>
+        </w:rPr>
+        <w:t>stateless</w:t>
+      </w:r>
+      <w:proofErr w:type="spellEnd"/>
+      <w:r>
+        <w:rPr>
+          <w:lang w:val="da-DK"/>
+        </w:rPr>
+        <w:t xml:space="preserve">, sådan hver gang en service anmoder notification-service om at notificere brugere, vil en hvilken hvordan virker det egentlig forklar det da </w:t>
+      </w:r>
+      <w:proofErr w:type="spellStart"/>
+      <w:r>
+        <w:rPr>
+          <w:lang w:val="da-DK"/>
+        </w:rPr>
+        <w:t>microservices</w:t>
+      </w:r>
+      <w:proofErr w:type="spellEnd"/>
+      <w:r>
+        <w:rPr>
+          <w:lang w:val="da-DK"/>
+        </w:rPr>
+        <w:t xml:space="preserve"> tillader flere forskellige instanser af samme </w:t>
+      </w:r>
+      <w:proofErr w:type="spellStart"/>
+      <w:r>
+        <w:rPr>
+          <w:lang w:val="da-DK"/>
+        </w:rPr>
+        <w:t>notifications</w:t>
+      </w:r>
+      <w:proofErr w:type="spellEnd"/>
+      <w:r>
+        <w:rPr>
+          <w:lang w:val="da-DK"/>
+        </w:rPr>
+        <w:t>-service men for at gøre det robust …</w:t>
+      </w:r>
+    </w:p>
     <w:p/>
     <w:p>
       <w:pPr>
         <w:pStyle w:val="Heading3"/>
       </w:pPr>
-      <w:bookmarkStart w:id="6" w:name="_Toc225071350"/>
+      <w:bookmarkStart w:id="6" w:name="_Toc225456214"/>
+      <w:r>
+        <w:t>2.1.3 DLS Patterns</w:t>
+      </w:r>
+      <w:bookmarkEnd w:id="6"/>
+    </w:p>
+    <w:p>
+      <w:pPr>
+        <w:pStyle w:val="Heading4"/>
+      </w:pPr>
+      <w:r>
+        <w:t>Immutable data (Tombstone and snapshot pattern)</w:t>
+      </w:r>
+    </w:p>
+    <w:p>
+      <w:pPr>
+        <w:rPr>
+          <w:lang w:val="da-DK"/>
+        </w:rPr>
+      </w:pPr>
+      <w:proofErr w:type="spellStart"/>
+      <w:r>
+        <w:rPr>
+          <w:lang w:val="da-DK"/>
+        </w:rPr>
+        <w:t>Papertrails</w:t>
+      </w:r>
+      <w:proofErr w:type="spellEnd"/>
+      <w:r>
+        <w:rPr>
+          <w:lang w:val="da-DK"/>
+        </w:rPr>
+        <w:t xml:space="preserve"> gem for </w:t>
+      </w:r>
+      <w:proofErr w:type="spellStart"/>
+      <w:r>
+        <w:rPr>
+          <w:lang w:val="da-DK"/>
+        </w:rPr>
+        <w:t>ruby</w:t>
+      </w:r>
+      <w:proofErr w:type="spellEnd"/>
+    </w:p>
+    <w:p>
+      <w:pPr>
+        <w:rPr>
+          <w:lang w:val="da-DK"/>
+        </w:rPr>
+      </w:pPr>
+    </w:p>
+    <w:p>
+      <w:pPr>
+        <w:rPr>
+          <w:lang w:val="da-DK"/>
+        </w:rPr>
+      </w:pPr>
+      <w:r>
+        <w:rPr>
+          <w:lang w:val="da-DK"/>
+        </w:rPr>
+        <w:lastRenderedPageBreak/>
+        <w:t xml:space="preserve">Systemet anvender delvist principper fra </w:t>
+      </w:r>
+      <w:proofErr w:type="spellStart"/>
+      <w:r>
+        <w:rPr>
+          <w:lang w:val="da-DK"/>
+        </w:rPr>
+        <w:t>immutable</w:t>
+      </w:r>
+      <w:proofErr w:type="spellEnd"/>
+      <w:r>
+        <w:rPr>
+          <w:lang w:val="da-DK"/>
+        </w:rPr>
+        <w:t xml:space="preserve"> data gennem brugen af versionsstyring via </w:t>
+      </w:r>
+      <w:proofErr w:type="spellStart"/>
+      <w:r>
+        <w:rPr>
+          <w:lang w:val="da-DK"/>
+        </w:rPr>
+        <w:t>gem’en</w:t>
+      </w:r>
+      <w:proofErr w:type="spellEnd"/>
+      <w:r>
+        <w:rPr>
+          <w:lang w:val="da-DK"/>
+        </w:rPr>
+        <w:t xml:space="preserve"> </w:t>
+      </w:r>
+      <w:proofErr w:type="spellStart"/>
+      <w:r>
+        <w:rPr>
+          <w:lang w:val="da-DK"/>
+        </w:rPr>
+        <w:t>papertrail</w:t>
+      </w:r>
+      <w:proofErr w:type="spellEnd"/>
+      <w:r>
+        <w:rPr>
+          <w:lang w:val="da-DK"/>
+        </w:rPr>
+        <w:t xml:space="preserve">. Selvom de primære entiteter fortsat er mutable, bliver alle ændringer registreret som </w:t>
+      </w:r>
+      <w:proofErr w:type="spellStart"/>
+      <w:r>
+        <w:rPr>
+          <w:lang w:val="da-DK"/>
+        </w:rPr>
+        <w:t>append</w:t>
+      </w:r>
+      <w:proofErr w:type="spellEnd"/>
+      <w:r>
+        <w:rPr>
+          <w:lang w:val="da-DK"/>
+        </w:rPr>
+        <w:t xml:space="preserve"> </w:t>
+      </w:r>
+      <w:proofErr w:type="spellStart"/>
+      <w:r>
+        <w:rPr>
+          <w:lang w:val="da-DK"/>
+        </w:rPr>
+        <w:t>only</w:t>
+      </w:r>
+      <w:proofErr w:type="spellEnd"/>
+      <w:r>
+        <w:rPr>
+          <w:lang w:val="da-DK"/>
+        </w:rPr>
+        <w:t xml:space="preserve"> snapshots, hvilket muliggør historisk sporbarhed og </w:t>
+      </w:r>
+      <w:proofErr w:type="spellStart"/>
+      <w:r>
+        <w:rPr>
+          <w:lang w:val="da-DK"/>
+        </w:rPr>
+        <w:t>rollback</w:t>
+      </w:r>
+      <w:proofErr w:type="spellEnd"/>
+      <w:r>
+        <w:rPr>
+          <w:lang w:val="da-DK"/>
+        </w:rPr>
+        <w:t>. Dette er i tråd med snapshot</w:t>
+      </w:r>
+      <w:r>
+        <w:rPr>
+          <w:lang w:val="da-DK"/>
+        </w:rPr>
+        <w:t xml:space="preserve"> </w:t>
+      </w:r>
+      <w:r>
+        <w:rPr>
+          <w:lang w:val="da-DK"/>
+        </w:rPr>
+        <w:t xml:space="preserve">mønstret og giver egenskaber, der minder om </w:t>
+      </w:r>
+      <w:proofErr w:type="spellStart"/>
+      <w:r>
+        <w:rPr>
+          <w:lang w:val="da-DK"/>
+        </w:rPr>
+        <w:t>immutable</w:t>
+      </w:r>
+      <w:proofErr w:type="spellEnd"/>
+      <w:r>
+        <w:rPr>
+          <w:lang w:val="da-DK"/>
+        </w:rPr>
+        <w:t xml:space="preserve"> datalagring.</w:t>
+      </w:r>
+    </w:p>
+    <w:p>
+      <w:pPr>
+        <w:rPr>
+          <w:lang w:val="da-DK"/>
+        </w:rPr>
+      </w:pPr>
+    </w:p>
+    <w:p>
+      <w:pPr>
+        <w:rPr>
+          <w:lang w:val="da-DK"/>
+        </w:rPr>
+      </w:pPr>
+    </w:p>
+    <w:p>
+      <w:pPr>
+        <w:pStyle w:val="Heading4"/>
+      </w:pPr>
+      <w:r>
+        <w:t>Idempotence</w:t>
+      </w:r>
+    </w:p>
+    <w:p/>
+    <w:p>
+      <w:pPr>
+        <w:pStyle w:val="Heading4"/>
+      </w:pPr>
+      <w:r>
+        <w:t>Caching</w:t>
+      </w:r>
+    </w:p>
+    <w:p>
+      <w:proofErr w:type="spellStart"/>
+      <w:r>
+        <w:t>Tanstack</w:t>
+      </w:r>
+      <w:proofErr w:type="spellEnd"/>
+      <w:r>
+        <w:t xml:space="preserve"> query caching client side</w:t>
+      </w:r>
+    </w:p>
+    <w:p/>
+    <w:p>
+      <w:pPr>
+        <w:pStyle w:val="Heading4"/>
+        <w:rPr>
+          <w:lang w:val="da-DK"/>
+        </w:rPr>
+      </w:pPr>
+      <w:r>
+        <w:rPr>
+          <w:lang w:val="da-DK"/>
+        </w:rPr>
+        <w:t>Asynchronous Messaging Pattern</w:t>
+      </w:r>
+    </w:p>
+    <w:p>
+      <w:pPr>
+        <w:rPr>
+          <w:lang w:val="da-DK"/>
+        </w:rPr>
+      </w:pPr>
+      <w:proofErr w:type="spellStart"/>
+      <w:r>
+        <w:rPr>
+          <w:lang w:val="da-DK"/>
+        </w:rPr>
+        <w:t>Sidekiq</w:t>
+      </w:r>
+      <w:proofErr w:type="spellEnd"/>
+    </w:p>
+    <w:p>
+      <w:pPr>
+        <w:rPr>
+          <w:lang w:val="da-DK"/>
+        </w:rPr>
+      </w:pPr>
+    </w:p>
+    <w:p>
+      <w:pPr>
+        <w:pStyle w:val="Heading4"/>
+        <w:rPr>
+          <w:lang w:val="da-DK"/>
+        </w:rPr>
+      </w:pPr>
+      <w:r>
+        <w:rPr>
+          <w:lang w:val="da-DK"/>
+        </w:rPr>
+        <w:t>Service til service kommunikation</w:t>
+      </w:r>
+    </w:p>
+    <w:p>
+      <w:pPr>
+        <w:rPr>
+          <w:lang w:val="da-DK"/>
+        </w:rPr>
+      </w:pPr>
+      <w:r>
+        <w:rPr>
+          <w:lang w:val="da-DK"/>
+        </w:rPr>
+        <w:t xml:space="preserve">Kommunikationen </w:t>
+      </w:r>
+      <w:proofErr w:type="spellStart"/>
+      <w:r>
+        <w:rPr>
+          <w:lang w:val="da-DK"/>
+        </w:rPr>
+        <w:t>RabbitMQ</w:t>
+      </w:r>
+      <w:proofErr w:type="spellEnd"/>
+    </w:p>
+    <w:p>
+      <w:pPr>
+        <w:rPr>
+          <w:lang w:val="da-DK"/>
+        </w:rPr>
+      </w:pPr>
+    </w:p>
+    <w:p>
+      <w:pPr>
+        <w:pStyle w:val="Heading3"/>
+        <w:rPr>
+          <w:lang w:val="da-DK"/>
+        </w:rPr>
+      </w:pPr>
+      <w:bookmarkStart w:id="7" w:name="_Toc225456215"/>
+      <w:r>
+        <w:rPr>
+          <w:lang w:val="da-DK"/>
+        </w:rPr>
+        <w:t>2.1.</w:t>
+      </w:r>
+      <w:r>
+        <w:rPr>
+          <w:lang w:val="da-DK"/>
+        </w:rPr>
+        <w:t>4</w:t>
+      </w:r>
+      <w:r>
+        <w:rPr>
+          <w:lang w:val="da-DK"/>
+        </w:rPr>
+        <w:t xml:space="preserve"> Databases</w:t>
+      </w:r>
+      <w:bookmarkEnd w:id="7"/>
+    </w:p>
+    <w:p>
+      <w:pPr>
+        <w:rPr>
+          <w:lang w:val="da-DK"/>
+        </w:rPr>
+      </w:pPr>
+      <w:r>
+        <w:rPr>
+          <w:lang w:val="da-DK"/>
+        </w:rPr>
+        <w:t xml:space="preserve">Databasen er </w:t>
+      </w:r>
+      <w:proofErr w:type="spellStart"/>
+      <w:r>
+        <w:rPr>
+          <w:lang w:val="da-DK"/>
+        </w:rPr>
+        <w:t>relationsbaseret</w:t>
+      </w:r>
+      <w:proofErr w:type="spellEnd"/>
+      <w:r>
+        <w:rPr>
+          <w:lang w:val="da-DK"/>
+        </w:rPr>
+        <w:t xml:space="preserve"> og implementeret med MySQL, hvilket sikrer konsistens og dataintegritet gennem ACID-principper.</w:t>
+      </w:r>
+    </w:p>
+    <w:p>
+      <w:pPr>
+        <w:rPr>
+          <w:lang w:val="da-DK"/>
+        </w:rPr>
+      </w:pPr>
+      <w:r>
+        <w:rPr>
+          <w:lang w:val="da-DK"/>
+        </w:rPr>
+        <w:t xml:space="preserve">Relationel MySQL, </w:t>
+      </w:r>
+      <w:proofErr w:type="spellStart"/>
+      <w:r>
+        <w:rPr>
+          <w:lang w:val="da-DK"/>
+        </w:rPr>
+        <w:t>Redis</w:t>
+      </w:r>
+      <w:proofErr w:type="spellEnd"/>
+      <w:r>
+        <w:rPr>
+          <w:lang w:val="da-DK"/>
+        </w:rPr>
+        <w:t xml:space="preserve">, man kunne have </w:t>
+      </w:r>
+      <w:r>
+        <w:rPr>
+          <w:lang w:val="da-DK"/>
+        </w:rPr>
+        <w:t xml:space="preserve">gjort brug af </w:t>
+      </w:r>
+      <w:proofErr w:type="spellStart"/>
+      <w:r>
+        <w:rPr>
+          <w:lang w:val="da-DK"/>
+        </w:rPr>
+        <w:t>mongodb</w:t>
+      </w:r>
+      <w:proofErr w:type="spellEnd"/>
+      <w:r>
+        <w:rPr>
+          <w:lang w:val="da-DK"/>
+        </w:rPr>
+        <w:t xml:space="preserve"> og med henblik på muligheden af brugere kan like og kommentere ville det kunne argumenteres for at anvende en grafbaseret database såsom Neo4j, men da projektet er stort nok i forvejen blev det ikke implementeret, men på sigt og ved skalering giver det mere mening da </w:t>
+      </w:r>
+      <w:proofErr w:type="spellStart"/>
+      <w:r>
+        <w:rPr>
+          <w:lang w:val="da-DK"/>
+        </w:rPr>
+        <w:t>graphbasret</w:t>
+      </w:r>
+      <w:proofErr w:type="spellEnd"/>
+      <w:r>
+        <w:rPr>
+          <w:lang w:val="da-DK"/>
+        </w:rPr>
+        <w:t xml:space="preserve"> </w:t>
+      </w:r>
+      <w:proofErr w:type="spellStart"/>
+      <w:r>
+        <w:rPr>
+          <w:lang w:val="da-DK"/>
+        </w:rPr>
+        <w:t>db</w:t>
+      </w:r>
+      <w:proofErr w:type="spellEnd"/>
+      <w:r>
+        <w:rPr>
+          <w:lang w:val="da-DK"/>
+        </w:rPr>
+        <w:t xml:space="preserve"> er lavet til denne type af databinding hvor brugere kan like opskrifter og kommentere og på den måde har en masse nodes til andre objekter, hvor relationel </w:t>
+      </w:r>
+      <w:proofErr w:type="spellStart"/>
+      <w:r>
+        <w:rPr>
+          <w:lang w:val="da-DK"/>
+        </w:rPr>
+        <w:t>db</w:t>
+      </w:r>
+      <w:proofErr w:type="spellEnd"/>
+      <w:r>
+        <w:rPr>
+          <w:lang w:val="da-DK"/>
+        </w:rPr>
+        <w:t xml:space="preserve"> skal have mere indviklede </w:t>
+      </w:r>
+      <w:proofErr w:type="spellStart"/>
+      <w:r>
+        <w:rPr>
+          <w:lang w:val="da-DK"/>
+        </w:rPr>
+        <w:t>joins</w:t>
+      </w:r>
+      <w:proofErr w:type="spellEnd"/>
+      <w:r>
+        <w:rPr>
+          <w:lang w:val="da-DK"/>
+        </w:rPr>
+        <w:t xml:space="preserve"> og …</w:t>
+      </w:r>
+    </w:p>
+    <w:p>
+      <w:pPr>
+        <w:rPr>
+          <w:lang w:val="da-DK"/>
+        </w:rPr>
+      </w:pPr>
+    </w:p>
+    <w:p>
+      <w:pPr>
+        <w:pStyle w:val="Heading4"/>
+      </w:pPr>
+      <w:r>
+        <w:lastRenderedPageBreak/>
+        <w:t>2.1.</w:t>
+      </w:r>
+      <w:r>
+        <w:t>4</w:t>
+      </w:r>
+      <w:r>
+        <w:t>.1 SQL Injections</w:t>
+      </w:r>
+    </w:p>
+    <w:p>
+      <w:r>
+        <w:t xml:space="preserve">Prepared statements, </w:t>
+      </w:r>
+      <w:proofErr w:type="spellStart"/>
+      <w:r>
+        <w:t>sanitering</w:t>
+      </w:r>
+      <w:proofErr w:type="spellEnd"/>
+      <w:r>
+        <w:t>/</w:t>
+      </w:r>
+      <w:proofErr w:type="spellStart"/>
+      <w:r>
+        <w:t>validering</w:t>
+      </w:r>
+      <w:proofErr w:type="spellEnd"/>
+      <w:r>
+        <w:t xml:space="preserve">, max length </w:t>
+      </w:r>
+      <w:proofErr w:type="spellStart"/>
+      <w:r>
+        <w:t>etc</w:t>
+      </w:r>
+      <w:proofErr w:type="spellEnd"/>
+    </w:p>
+    <w:p/>
+    <w:p>
+      <w:pPr>
+        <w:pStyle w:val="Heading2"/>
+      </w:pPr>
+      <w:bookmarkStart w:id="8" w:name="_Toc225456216"/>
       <w:r>
         <w:t>2.</w:t>
       </w:r>
       <w:r>
-        <w:t>1.</w:t>
-      </w:r>
-      <w:r>
         <w:t>2</w:t>
       </w:r>
       <w:r>
         <w:t xml:space="preserve"> </w:t>
       </w:r>
       <w:r>
-        <w:t xml:space="preserve">Request </w:t>
-      </w:r>
-      <w:r>
-        <w:t>Routing</w:t>
-      </w:r>
-      <w:bookmarkEnd w:id="6"/>
-    </w:p>
-    <w:p>
-      <w:r>
+        <w:t>Environments</w:t>
+      </w:r>
+      <w:bookmarkEnd w:id="8"/>
+    </w:p>
+    <w:p>
+      <w:pPr>
+        <w:rPr>
+          <w:lang w:val="da-DK"/>
+        </w:rPr>
+      </w:pPr>
+      <w:r>
+        <w:rPr>
+          <w:lang w:val="da-DK"/>
+        </w:rPr>
+        <w:t xml:space="preserve">Munchora er hostet på en virtuel maskine hos </w:t>
+      </w:r>
+      <w:proofErr w:type="spellStart"/>
+      <w:r>
+        <w:rPr>
+          <w:lang w:val="da-DK"/>
+        </w:rPr>
+        <w:t>Linode</w:t>
+      </w:r>
+      <w:proofErr w:type="spellEnd"/>
+      <w:r>
+        <w:rPr>
+          <w:lang w:val="da-DK"/>
+        </w:rPr>
+        <w:t xml:space="preserve"> (Akamai Cloud). Jeg har valgt den mest minimalistiske konfiguration med 1 CPU-core, 1 GB RAM og 25 GB hukommelse, hvilket er rigeligt til applikationens nuværende behov. Jeg anvender Docker til mit produktionsmiljø, hvor der bygges separate images til både </w:t>
+      </w:r>
+      <w:proofErr w:type="spellStart"/>
+      <w:r>
+        <w:rPr>
+          <w:lang w:val="da-DK"/>
+        </w:rPr>
+        <w:t>backend</w:t>
+      </w:r>
+      <w:proofErr w:type="spellEnd"/>
+      <w:r>
+        <w:rPr>
+          <w:lang w:val="da-DK"/>
+        </w:rPr>
+        <w:t xml:space="preserve"> (Ruby on </w:t>
+      </w:r>
+      <w:proofErr w:type="spellStart"/>
+      <w:r>
+        <w:rPr>
+          <w:lang w:val="da-DK"/>
+        </w:rPr>
+        <w:t>Rails</w:t>
+      </w:r>
+      <w:proofErr w:type="spellEnd"/>
+      <w:r>
+        <w:rPr>
+          <w:lang w:val="da-DK"/>
+        </w:rPr>
+        <w:t xml:space="preserve">) og </w:t>
+      </w:r>
+      <w:proofErr w:type="spellStart"/>
+      <w:r>
+        <w:rPr>
+          <w:lang w:val="da-DK"/>
+        </w:rPr>
+        <w:t>frontend</w:t>
+      </w:r>
+      <w:proofErr w:type="spellEnd"/>
+      <w:r>
+        <w:rPr>
+          <w:lang w:val="da-DK"/>
+        </w:rPr>
+        <w:t xml:space="preserve"> (React Router v7), som publiceres til GitHub Container Registry (GHCR). På serveren hentes og startes disse images automatisk ved hjælp af </w:t>
+      </w:r>
+      <w:proofErr w:type="spellStart"/>
+      <w:r>
+        <w:rPr>
+          <w:lang w:val="da-DK"/>
+        </w:rPr>
+        <w:t>docker</w:t>
+      </w:r>
+      <w:proofErr w:type="spellEnd"/>
+      <w:r>
+        <w:rPr>
+          <w:lang w:val="da-DK"/>
+        </w:rPr>
+        <w:t xml:space="preserve">-compose, hvor dette simple </w:t>
+      </w:r>
+      <w:proofErr w:type="spellStart"/>
+      <w:r>
+        <w:rPr>
+          <w:lang w:val="da-DK"/>
+        </w:rPr>
+        <w:t>setup</w:t>
+      </w:r>
+      <w:proofErr w:type="spellEnd"/>
+      <w:r>
+        <w:rPr>
+          <w:lang w:val="da-DK"/>
+        </w:rPr>
+        <w:t xml:space="preserve"> gør det nemt at administrere og genstarte systemet som en samlet enhed. Applikationerne har jeg gjort tilgængelige udefra ved en opsat </w:t>
+      </w:r>
+      <w:proofErr w:type="spellStart"/>
+      <w:r>
+        <w:rPr>
+          <w:lang w:val="da-DK"/>
+        </w:rPr>
         <w:t>Nginx</w:t>
       </w:r>
+      <w:proofErr w:type="spellEnd"/>
+      <w:r>
+        <w:rPr>
+          <w:lang w:val="da-DK"/>
+        </w:rPr>
+        <w:t xml:space="preserve"> </w:t>
+      </w:r>
+      <w:proofErr w:type="spellStart"/>
+      <w:r>
+        <w:rPr>
+          <w:lang w:val="da-DK"/>
+        </w:rPr>
+        <w:t>reverse</w:t>
+      </w:r>
+      <w:proofErr w:type="spellEnd"/>
+      <w:r>
+        <w:rPr>
+          <w:lang w:val="da-DK"/>
+        </w:rPr>
+        <w:t xml:space="preserve"> proxy, der håndterer indgående trafik på mit domæne munchora.pro. Proxyen dirigerer forespørgsler videre til enten klient eller </w:t>
+      </w:r>
+      <w:proofErr w:type="spellStart"/>
+      <w:r>
+        <w:rPr>
+          <w:lang w:val="da-DK"/>
+        </w:rPr>
+        <w:t>backend</w:t>
+      </w:r>
+      <w:proofErr w:type="spellEnd"/>
+      <w:r>
+        <w:rPr>
+          <w:lang w:val="da-DK"/>
+        </w:rPr>
+        <w:t xml:space="preserve"> containeren afhængigt af URL-strukturen. </w:t>
+      </w:r>
+      <w:proofErr w:type="spellStart"/>
+      <w:r>
+        <w:rPr>
+          <w:lang w:val="da-DK"/>
+        </w:rPr>
+        <w:t>Requests</w:t>
+      </w:r>
+      <w:proofErr w:type="spellEnd"/>
+      <w:r>
+        <w:rPr>
+          <w:lang w:val="da-DK"/>
+        </w:rPr>
+        <w:t xml:space="preserve"> med præfikset </w:t>
+      </w:r>
+      <w:r>
+        <w:rPr>
+          <w:highlight w:val="lightGray"/>
+          <w:lang w:val="da-DK"/>
+        </w:rPr>
+        <w:t>/</w:t>
+      </w:r>
+      <w:proofErr w:type="spellStart"/>
+      <w:r>
+        <w:rPr>
+          <w:highlight w:val="lightGray"/>
+          <w:lang w:val="da-DK"/>
+        </w:rPr>
+        <w:t>api</w:t>
+      </w:r>
+      <w:proofErr w:type="spellEnd"/>
+      <w:r>
+        <w:rPr>
+          <w:highlight w:val="lightGray"/>
+          <w:lang w:val="da-DK"/>
+        </w:rPr>
+        <w:t>/v1/*</w:t>
+      </w:r>
+      <w:r>
+        <w:rPr>
+          <w:lang w:val="da-DK"/>
+        </w:rPr>
+        <w:t xml:space="preserve"> sendes til </w:t>
+      </w:r>
+      <w:proofErr w:type="spellStart"/>
+      <w:r>
+        <w:rPr>
+          <w:lang w:val="da-DK"/>
+        </w:rPr>
+        <w:t>Rails-backenden</w:t>
+      </w:r>
+      <w:proofErr w:type="spellEnd"/>
+      <w:r>
+        <w:rPr>
+          <w:lang w:val="da-DK"/>
+        </w:rPr>
+        <w:t xml:space="preserve">, mens alle andre ruter leveres fra React-klienten. Denne struktur sikrer, at både </w:t>
+      </w:r>
+      <w:proofErr w:type="spellStart"/>
+      <w:r>
+        <w:rPr>
+          <w:lang w:val="da-DK"/>
+        </w:rPr>
+        <w:t>frontend</w:t>
+      </w:r>
+      <w:proofErr w:type="spellEnd"/>
+      <w:r>
+        <w:rPr>
+          <w:lang w:val="da-DK"/>
+        </w:rPr>
+        <w:t xml:space="preserve"> og mit REST-API kan køre gnidningsfrit på samme domæne. Derudover har jeg konfigureret HTTPS ved hjælp af </w:t>
+      </w:r>
+      <w:proofErr w:type="spellStart"/>
+      <w:r>
+        <w:rPr>
+          <w:lang w:val="da-DK"/>
+        </w:rPr>
+        <w:t>Certbot</w:t>
+      </w:r>
+      <w:proofErr w:type="spellEnd"/>
+      <w:r>
+        <w:rPr>
+          <w:lang w:val="da-DK"/>
+        </w:rPr>
+        <w:t xml:space="preserve"> og </w:t>
+      </w:r>
+      <w:proofErr w:type="spellStart"/>
+      <w:r>
+        <w:rPr>
+          <w:lang w:val="da-DK"/>
+        </w:rPr>
+        <w:t>Let’s</w:t>
+      </w:r>
+      <w:proofErr w:type="spellEnd"/>
+      <w:r>
+        <w:rPr>
+          <w:lang w:val="da-DK"/>
+        </w:rPr>
+        <w:t xml:space="preserve"> </w:t>
+      </w:r>
+      <w:proofErr w:type="spellStart"/>
+      <w:r>
+        <w:rPr>
+          <w:lang w:val="da-DK"/>
+        </w:rPr>
+        <w:t>Encrypt</w:t>
+      </w:r>
+      <w:proofErr w:type="spellEnd"/>
+      <w:r>
+        <w:rPr>
+          <w:lang w:val="da-DK"/>
+        </w:rPr>
+        <w:t>, så kommunikationen mellem brugere og server er krypteret i transit. Det beskytter mod man-in-the-</w:t>
+      </w:r>
+      <w:proofErr w:type="spellStart"/>
+      <w:r>
+        <w:rPr>
+          <w:lang w:val="da-DK"/>
+        </w:rPr>
+        <w:t>middle</w:t>
+      </w:r>
+      <w:proofErr w:type="spellEnd"/>
+      <w:r>
+        <w:rPr>
+          <w:lang w:val="da-DK"/>
+        </w:rPr>
+        <w:t xml:space="preserve"> angreb</w:t>
+      </w:r>
+      <w:r>
+        <w:rPr>
+          <w:rStyle w:val="FootnoteReference"/>
+          <w:lang w:val="da-DK"/>
+        </w:rPr>
+        <w:footnoteReference w:id="1"/>
+      </w:r>
+      <w:r>
+        <w:rPr>
+          <w:lang w:val="da-DK"/>
+        </w:rPr>
+        <w:t xml:space="preserve"> og sikrer, at følsomme data, såsom loginoplysninger og API </w:t>
+      </w:r>
+      <w:proofErr w:type="spellStart"/>
+      <w:r>
+        <w:rPr>
+          <w:lang w:val="da-DK"/>
+        </w:rPr>
+        <w:t>requests</w:t>
+      </w:r>
+      <w:proofErr w:type="spellEnd"/>
+      <w:r>
+        <w:rPr>
+          <w:lang w:val="da-DK"/>
+        </w:rPr>
+        <w:t xml:space="preserve"> ikke opsnappes. Samlet set giver denne opsætning en stabil, sikker og vedligeholdelsesbar </w:t>
+      </w:r>
+      <w:proofErr w:type="spellStart"/>
+      <w:r>
+        <w:rPr>
+          <w:lang w:val="da-DK"/>
+        </w:rPr>
+        <w:t>hosting</w:t>
+      </w:r>
+      <w:proofErr w:type="spellEnd"/>
+      <w:r>
+        <w:rPr>
+          <w:lang w:val="da-DK"/>
+        </w:rPr>
+        <w:t xml:space="preserve"> løsning, hvor både </w:t>
+      </w:r>
+      <w:proofErr w:type="spellStart"/>
+      <w:r>
+        <w:rPr>
+          <w:lang w:val="da-DK"/>
+        </w:rPr>
+        <w:t>deployment</w:t>
+      </w:r>
+      <w:proofErr w:type="spellEnd"/>
+      <w:r>
+        <w:rPr>
+          <w:lang w:val="da-DK"/>
+        </w:rPr>
+        <w:t xml:space="preserve"> og drift kan håndteres effektivt med få kommandoer. Det gør det nemt for mig at fortsætte udviklingen af Munchora, uden at driftsdelen bliver en flaskehals.</w:t>
+      </w:r>
+    </w:p>
+    <w:p>
+      <w:pPr>
+        <w:rPr>
+          <w:lang w:val="da-DK"/>
+        </w:rPr>
+      </w:pPr>
+    </w:p>
+    <w:p>
+      <w:pPr>
+        <w:pStyle w:val="Heading3"/>
+      </w:pPr>
+      <w:bookmarkStart w:id="9" w:name="_Toc225456217"/>
+      <w:r>
+        <w:t>2.2.1 Development</w:t>
+      </w:r>
+      <w:bookmarkEnd w:id="9"/>
+    </w:p>
+    <w:p>
+      <w:r>
+        <w:t>Docker-compose</w:t>
+      </w:r>
+    </w:p>
+    <w:p>
+      <w:proofErr w:type="spellStart"/>
+      <w:r>
+        <w:t>Minikube</w:t>
+      </w:r>
+      <w:proofErr w:type="spellEnd"/>
+      <w:r>
+        <w:t xml:space="preserve"> </w:t>
+      </w:r>
+      <w:proofErr w:type="spellStart"/>
+      <w:r>
+        <w:t>kubectl</w:t>
+      </w:r>
+      <w:proofErr w:type="spellEnd"/>
+      <w:r>
+        <w:t>, k9s</w:t>
+      </w:r>
     </w:p>
     <w:p/>
     <w:p>
       <w:pPr>
         <w:pStyle w:val="Heading3"/>
       </w:pPr>
-      <w:bookmarkStart w:id="7" w:name="_Toc225071351"/>
-      <w:r>
-        <w:t>2.1.3 DLS Patterns</w:t>
-      </w:r>
-      <w:bookmarkEnd w:id="7"/>
-    </w:p>
+      <w:bookmarkStart w:id="10" w:name="_Toc225456218"/>
+      <w:r>
+        <w:lastRenderedPageBreak/>
+        <w:t>2.2.2 Production</w:t>
+      </w:r>
+      <w:bookmarkEnd w:id="10"/>
+    </w:p>
+    <w:p/>
     <w:p>
       <w:pPr>
         <w:pStyle w:val="Heading4"/>
       </w:pPr>
       <w:r>
-        <w:t>Immutable data (Tombstone and snapshot pattern)</w:t>
-      </w:r>
-    </w:p>
-    <w:p>
-      <w:proofErr w:type="spellStart"/>
-      <w:r>
-        <w:t>Papertrails</w:t>
-      </w:r>
-      <w:proofErr w:type="spellEnd"/>
-      <w:r>
-        <w:t xml:space="preserve"> gem for ruby</w:t>
-      </w:r>
-    </w:p>
-    <w:p>
-      <w:pPr>
-        <w:rPr>
-          <w:lang w:val="da-DK"/>
-        </w:rPr>
-      </w:pPr>
-    </w:p>
-    <w:p>
-      <w:pPr>
-        <w:rPr>
-          <w:lang w:val="da-DK"/>
-        </w:rPr>
-      </w:pPr>
-      <w:r>
-        <w:rPr>
-          <w:lang w:val="da-DK"/>
-        </w:rPr>
-        <w:t xml:space="preserve">Systemet anvender delvist principper fra </w:t>
-      </w:r>
-      <w:proofErr w:type="spellStart"/>
-      <w:r>
-        <w:rPr>
-          <w:lang w:val="da-DK"/>
-        </w:rPr>
-        <w:t>immutable</w:t>
-      </w:r>
-      <w:proofErr w:type="spellEnd"/>
-      <w:r>
-        <w:rPr>
-          <w:lang w:val="da-DK"/>
-        </w:rPr>
-        <w:t xml:space="preserve"> data gennem brugen af versionsstyring via </w:t>
-      </w:r>
-      <w:proofErr w:type="spellStart"/>
-      <w:r>
-        <w:rPr>
-          <w:lang w:val="da-DK"/>
-        </w:rPr>
-        <w:t>gem’en</w:t>
-      </w:r>
-      <w:proofErr w:type="spellEnd"/>
-      <w:r>
-        <w:rPr>
-          <w:lang w:val="da-DK"/>
-        </w:rPr>
+        <w:t>2.2.2.1 Monitoring, Logging &amp; Tracing</w:t>
+      </w:r>
+    </w:p>
+    <w:p>
+      <w:proofErr w:type="spellStart"/>
+      <w:r>
+        <w:t>Newrelic</w:t>
+      </w:r>
+      <w:proofErr w:type="spellEnd"/>
+    </w:p>
+    <w:p/>
+    <w:p>
+      <w:pPr>
+        <w:pStyle w:val="Heading1"/>
+      </w:pPr>
+      <w:bookmarkStart w:id="11" w:name="_Toc225456219"/>
+      <w:r>
+        <w:t>3.0</w:t>
+      </w:r>
+      <w:r>
         <w:t xml:space="preserve"> </w:t>
       </w:r>
       <w:proofErr w:type="spellStart"/>
       <w:r>
-        <w:rPr>
-          <w:lang w:val="da-DK"/>
-        </w:rPr>
-        <w:t>papertrail</w:t>
-      </w:r>
-      <w:proofErr w:type="spellEnd"/>
-      <w:r>
-        <w:rPr>
-          <w:lang w:val="da-DK"/>
-        </w:rPr>
-        <w:t xml:space="preserve">. Selvom de primære entiteter fortsat er mutable, bliver alle ændringer registreret som </w:t>
-      </w:r>
-      <w:proofErr w:type="spellStart"/>
-      <w:r>
-        <w:rPr>
-          <w:lang w:val="da-DK"/>
-        </w:rPr>
-        <w:t>append</w:t>
-      </w:r>
-      <w:proofErr w:type="spellEnd"/>
-      <w:r>
-        <w:rPr>
-          <w:lang w:val="da-DK"/>
-        </w:rPr>
-        <w:t xml:space="preserve"> </w:t>
-      </w:r>
-      <w:proofErr w:type="spellStart"/>
-      <w:r>
-        <w:rPr>
-          <w:lang w:val="da-DK"/>
-        </w:rPr>
-        <w:t>only</w:t>
-      </w:r>
-      <w:proofErr w:type="spellEnd"/>
-      <w:r>
-        <w:rPr>
-          <w:lang w:val="da-DK"/>
-        </w:rPr>
-        <w:t xml:space="preserve"> snapshots, hvilket muliggør historisk sporbarhed og </w:t>
-      </w:r>
-      <w:proofErr w:type="spellStart"/>
-      <w:r>
-        <w:rPr>
-          <w:lang w:val="da-DK"/>
-        </w:rPr>
-        <w:t>rollback</w:t>
-      </w:r>
-      <w:proofErr w:type="spellEnd"/>
-      <w:r>
-        <w:rPr>
-          <w:lang w:val="da-DK"/>
-        </w:rPr>
-        <w:t>. Dette er i tråd med snapshot</w:t>
-      </w:r>
-      <w:r>
-        <w:rPr>
-          <w:lang w:val="da-DK"/>
-        </w:rPr>
-        <w:t xml:space="preserve"> </w:t>
-      </w:r>
-      <w:r>
-        <w:rPr>
-          <w:lang w:val="da-DK"/>
-        </w:rPr>
-        <w:t xml:space="preserve">mønstret og giver egenskaber, der minder om </w:t>
-      </w:r>
-      <w:proofErr w:type="spellStart"/>
-      <w:r>
-        <w:rPr>
-          <w:lang w:val="da-DK"/>
-        </w:rPr>
-        <w:t>immutable</w:t>
-      </w:r>
-      <w:proofErr w:type="spellEnd"/>
-      <w:r>
-        <w:rPr>
-          <w:lang w:val="da-DK"/>
-        </w:rPr>
-        <w:t xml:space="preserve"> datalagring.</w:t>
-      </w:r>
-    </w:p>
-    <w:p>
-      <w:pPr>
-        <w:rPr>
-          <w:lang w:val="da-DK"/>
-        </w:rPr>
-      </w:pPr>
-    </w:p>
-    <w:p>
-      <w:pPr>
-        <w:rPr>
-          <w:lang w:val="da-DK"/>
-        </w:rPr>
-      </w:pPr>
-    </w:p>
-    <w:p>
-      <w:pPr>
-        <w:pStyle w:val="Heading4"/>
-      </w:pPr>
-      <w:r>
-        <w:lastRenderedPageBreak/>
-        <w:t>Idempotence</w:t>
-      </w:r>
-    </w:p>
-    <w:p>
-      <w:pPr>
-        <w:rPr>
-          <w:lang w:val="da-DK"/>
-        </w:rPr>
-      </w:pPr>
-    </w:p>
-    <w:p>
-      <w:pPr>
-        <w:pStyle w:val="Heading4"/>
-        <w:rPr>
-          <w:lang w:val="da-DK"/>
-        </w:rPr>
-      </w:pPr>
-      <w:r>
-        <w:rPr>
-          <w:lang w:val="da-DK"/>
-        </w:rPr>
-        <w:t>Caching</w:t>
-      </w:r>
-    </w:p>
-    <w:p>
-      <w:proofErr w:type="spellStart"/>
-      <w:r>
-        <w:t>Tanstack</w:t>
-      </w:r>
-      <w:proofErr w:type="spellEnd"/>
-      <w:r>
-        <w:t xml:space="preserve"> query caching client side</w:t>
-      </w:r>
+        <w:t>Udviklingsproces</w:t>
+      </w:r>
+      <w:bookmarkEnd w:id="11"/>
+      <w:proofErr w:type="spellEnd"/>
     </w:p>
     <w:p/>
     <w:p>
       <w:pPr>
-        <w:pStyle w:val="Heading4"/>
-      </w:pPr>
-      <w:r>
-        <w:t>Asynchronous Messaging Pattern</w:t>
-      </w:r>
-    </w:p>
-    <w:p>
-      <w:pPr>
-        <w:rPr>
-          <w:lang w:val="da-DK"/>
-        </w:rPr>
-      </w:pPr>
-      <w:proofErr w:type="spellStart"/>
-      <w:r>
-        <w:rPr>
-          <w:lang w:val="da-DK"/>
-        </w:rPr>
-        <w:t>Sidekiq</w:t>
-      </w:r>
-      <w:proofErr w:type="spellEnd"/>
+        <w:pStyle w:val="Heading2"/>
+      </w:pPr>
+      <w:bookmarkStart w:id="12" w:name="_Toc225456220"/>
+      <w:r>
+        <w:t>3</w:t>
+      </w:r>
+      <w:r>
+        <w:t>.1 Requirements</w:t>
+      </w:r>
+      <w:bookmarkEnd w:id="12"/>
     </w:p>
     <w:p>
       <w:pPr>
@@ -5252,59 +6000,32 @@
           <w:lang w:val="da-DK"/>
         </w:rPr>
       </w:pPr>
-      <w:bookmarkStart w:id="8" w:name="_Toc225071352"/>
-      <w:r>
-        <w:rPr>
-          <w:lang w:val="da-DK"/>
-        </w:rPr>
-        <w:t>2.1</w:t>
-      </w:r>
-      <w:r>
-        <w:rPr>
-          <w:lang w:val="da-DK"/>
-        </w:rPr>
-        <w:t>.</w:t>
-      </w:r>
-      <w:r>
-        <w:rPr>
-          <w:lang w:val="da-DK"/>
-        </w:rPr>
-        <w:t>4</w:t>
-      </w:r>
-      <w:r>
-        <w:rPr>
-          <w:lang w:val="da-DK"/>
-        </w:rPr>
-        <w:t xml:space="preserve"> </w:t>
-      </w:r>
-      <w:r>
-        <w:rPr>
-          <w:lang w:val="da-DK"/>
-        </w:rPr>
-        <w:t>Service til service kommunikation</w:t>
-      </w:r>
-      <w:bookmarkEnd w:id="8"/>
-    </w:p>
-    <w:p>
-      <w:pPr>
-        <w:rPr>
-          <w:lang w:val="da-DK"/>
-        </w:rPr>
-      </w:pPr>
-      <w:r>
-        <w:rPr>
-          <w:lang w:val="da-DK"/>
-        </w:rPr>
-        <w:t xml:space="preserve">Kommunikationen </w:t>
-      </w:r>
-      <w:proofErr w:type="spellStart"/>
-      <w:r>
-        <w:rPr>
-          <w:lang w:val="da-DK"/>
-        </w:rPr>
-        <w:t>RabbitMQ</w:t>
-      </w:r>
-      <w:proofErr w:type="spellEnd"/>
+      <w:bookmarkStart w:id="13" w:name="_Toc225456221"/>
+      <w:r>
+        <w:rPr>
+          <w:lang w:val="da-DK"/>
+        </w:rPr>
+        <w:t>3</w:t>
+      </w:r>
+      <w:r>
+        <w:rPr>
+          <w:lang w:val="da-DK"/>
+        </w:rPr>
+        <w:t>.1</w:t>
+      </w:r>
+      <w:r>
+        <w:rPr>
+          <w:lang w:val="da-DK"/>
+        </w:rPr>
+        <w:t>.1</w:t>
+      </w:r>
+      <w:r>
+        <w:rPr>
+          <w:lang w:val="da-DK"/>
+        </w:rPr>
+        <w:t xml:space="preserve"> Funktionel</w:t>
+      </w:r>
+      <w:bookmarkEnd w:id="13"/>
     </w:p>
     <w:p>
       <w:pPr>
@@ -5316,552 +6037,11 @@
     <w:p>
       <w:pPr>
         <w:pStyle w:val="Heading3"/>
-      </w:pPr>
-      <w:bookmarkStart w:id="9" w:name="_Toc225071353"/>
-      <w:r>
-        <w:t>2.1.</w:t>
-      </w:r>
-      <w:r>
-        <w:t>5</w:t>
-      </w:r>
-      <w:r>
-        <w:t xml:space="preserve"> Databases</w:t>
-      </w:r>
-      <w:bookmarkEnd w:id="9"/>
-    </w:p>
-    <w:p>
-      <w:pPr>
-        <w:rPr>
-          <w:lang w:val="da-DK"/>
-        </w:rPr>
-      </w:pPr>
-      <w:r>
-        <w:rPr>
-          <w:lang w:val="da-DK"/>
-        </w:rPr>
-        <w:t xml:space="preserve">Databasen er </w:t>
-      </w:r>
-      <w:proofErr w:type="spellStart"/>
-      <w:r>
-        <w:rPr>
-          <w:lang w:val="da-DK"/>
-        </w:rPr>
-        <w:t>relationsbaseret</w:t>
-      </w:r>
-      <w:proofErr w:type="spellEnd"/>
-      <w:r>
-        <w:rPr>
-          <w:lang w:val="da-DK"/>
-        </w:rPr>
-        <w:t xml:space="preserve"> og implementeret med MySQL, hvilket sikrer konsistens og dataintegritet gennem ACID-principper.</w:t>
-      </w:r>
-    </w:p>
-    <w:p>
-      <w:proofErr w:type="spellStart"/>
-      <w:r>
-        <w:t>Relationel</w:t>
-      </w:r>
-      <w:proofErr w:type="spellEnd"/>
-      <w:r>
-        <w:t xml:space="preserve"> MySQL, Redis</w:t>
-      </w:r>
-    </w:p>
-    <w:p/>
-    <w:p>
-      <w:pPr>
-        <w:pStyle w:val="Heading4"/>
-      </w:pPr>
-      <w:r>
-        <w:t>2.1.</w:t>
-      </w:r>
-      <w:r>
-        <w:t>5</w:t>
-      </w:r>
-      <w:r>
-        <w:t>.1 SQL Injections</w:t>
-      </w:r>
-    </w:p>
-    <w:p>
-      <w:pPr>
-        <w:rPr>
-          <w:lang w:val="da-DK"/>
-        </w:rPr>
-      </w:pPr>
-    </w:p>
-    <w:p>
-      <w:pPr>
-        <w:rPr>
-          <w:lang w:val="da-DK"/>
-        </w:rPr>
-      </w:pPr>
-    </w:p>
-    <w:p>
-      <w:pPr>
-        <w:pStyle w:val="Heading2"/>
-        <w:rPr>
-          <w:lang w:val="da-DK"/>
-        </w:rPr>
-      </w:pPr>
-      <w:bookmarkStart w:id="10" w:name="_Toc225071354"/>
-      <w:r>
-        <w:rPr>
-          <w:lang w:val="da-DK"/>
-        </w:rPr>
-        <w:t>2.</w:t>
-      </w:r>
-      <w:r>
-        <w:rPr>
-          <w:lang w:val="da-DK"/>
-        </w:rPr>
-        <w:t>2</w:t>
-      </w:r>
-      <w:r>
-        <w:rPr>
-          <w:lang w:val="da-DK"/>
-        </w:rPr>
-        <w:t xml:space="preserve"> </w:t>
-      </w:r>
-      <w:r>
-        <w:rPr>
-          <w:lang w:val="da-DK"/>
-        </w:rPr>
-        <w:t>Environments</w:t>
-      </w:r>
-      <w:bookmarkEnd w:id="10"/>
-    </w:p>
-    <w:p>
-      <w:pPr>
-        <w:rPr>
-          <w:lang w:val="da-DK"/>
-        </w:rPr>
-      </w:pPr>
-      <w:r>
-        <w:rPr>
-          <w:lang w:val="da-DK"/>
-        </w:rPr>
-        <w:t xml:space="preserve">Munchora er hostet på en virtuel maskine hos </w:t>
-      </w:r>
-      <w:proofErr w:type="spellStart"/>
-      <w:r>
-        <w:rPr>
-          <w:lang w:val="da-DK"/>
-        </w:rPr>
-        <w:t>Linode</w:t>
-      </w:r>
-      <w:proofErr w:type="spellEnd"/>
-      <w:r>
-        <w:rPr>
-          <w:lang w:val="da-DK"/>
-        </w:rPr>
-        <w:t xml:space="preserve"> (Akamai Cloud). Jeg har valgt den mest minimalistiske konfiguration med 1 CPU-core, 1 GB RAM og 25 GB hukommelse, hvilket er rigeligt til applikationens nuværende behov. Jeg anvender Docker til mit produktionsmiljø, hvor der bygges separate images til både </w:t>
-      </w:r>
-      <w:proofErr w:type="spellStart"/>
-      <w:r>
-        <w:rPr>
-          <w:lang w:val="da-DK"/>
-        </w:rPr>
-        <w:t>backend</w:t>
-      </w:r>
-      <w:proofErr w:type="spellEnd"/>
-      <w:r>
-        <w:rPr>
-          <w:lang w:val="da-DK"/>
-        </w:rPr>
-        <w:t xml:space="preserve"> (Ruby on </w:t>
-      </w:r>
-      <w:proofErr w:type="spellStart"/>
-      <w:r>
-        <w:rPr>
-          <w:lang w:val="da-DK"/>
-        </w:rPr>
-        <w:t>Rails</w:t>
-      </w:r>
-      <w:proofErr w:type="spellEnd"/>
-      <w:r>
-        <w:rPr>
-          <w:lang w:val="da-DK"/>
-        </w:rPr>
-        <w:t xml:space="preserve">) og </w:t>
-      </w:r>
-      <w:proofErr w:type="spellStart"/>
-      <w:r>
-        <w:rPr>
-          <w:lang w:val="da-DK"/>
-        </w:rPr>
-        <w:t>frontend</w:t>
-      </w:r>
-      <w:proofErr w:type="spellEnd"/>
-      <w:r>
-        <w:rPr>
-          <w:lang w:val="da-DK"/>
-        </w:rPr>
-        <w:t xml:space="preserve"> (React Router v7), som publiceres til GitHub Container Registry (GHCR). På serveren hentes og startes disse images automatisk ved hjælp af </w:t>
-      </w:r>
-      <w:proofErr w:type="spellStart"/>
-      <w:r>
-        <w:rPr>
-          <w:lang w:val="da-DK"/>
-        </w:rPr>
-        <w:t>docker</w:t>
-      </w:r>
-      <w:proofErr w:type="spellEnd"/>
-      <w:r>
-        <w:rPr>
-          <w:lang w:val="da-DK"/>
-        </w:rPr>
-        <w:t xml:space="preserve">-compose, hvor dette simple </w:t>
-      </w:r>
-      <w:proofErr w:type="spellStart"/>
-      <w:r>
-        <w:rPr>
-          <w:lang w:val="da-DK"/>
-        </w:rPr>
-        <w:t>setup</w:t>
-      </w:r>
-      <w:proofErr w:type="spellEnd"/>
-      <w:r>
-        <w:rPr>
-          <w:lang w:val="da-DK"/>
-        </w:rPr>
-        <w:t xml:space="preserve"> gør det nemt at administrere og genstarte systemet som en samlet enhed. Applikationerne har jeg gjort tilgængelige udefra ved en opsat </w:t>
-      </w:r>
-      <w:proofErr w:type="spellStart"/>
-      <w:r>
-        <w:rPr>
-          <w:lang w:val="da-DK"/>
-        </w:rPr>
-        <w:t>Nginx</w:t>
-      </w:r>
-      <w:proofErr w:type="spellEnd"/>
-      <w:r>
-        <w:rPr>
-          <w:lang w:val="da-DK"/>
-        </w:rPr>
-        <w:t xml:space="preserve"> </w:t>
-      </w:r>
-      <w:proofErr w:type="spellStart"/>
-      <w:r>
-        <w:rPr>
-          <w:lang w:val="da-DK"/>
-        </w:rPr>
-        <w:t>reverse</w:t>
-      </w:r>
-      <w:proofErr w:type="spellEnd"/>
-      <w:r>
-        <w:rPr>
-          <w:lang w:val="da-DK"/>
-        </w:rPr>
-        <w:t xml:space="preserve"> proxy, der håndterer indgående trafik på mit domæne munchora.pro. Proxyen dirigerer </w:t>
-      </w:r>
-      <w:r>
-        <w:rPr>
-          <w:lang w:val="da-DK"/>
-        </w:rPr>
-        <w:lastRenderedPageBreak/>
-        <w:t xml:space="preserve">forespørgsler videre til enten klient eller </w:t>
-      </w:r>
-      <w:proofErr w:type="spellStart"/>
-      <w:r>
-        <w:rPr>
-          <w:lang w:val="da-DK"/>
-        </w:rPr>
-        <w:t>backend</w:t>
-      </w:r>
-      <w:proofErr w:type="spellEnd"/>
-      <w:r>
-        <w:rPr>
-          <w:lang w:val="da-DK"/>
-        </w:rPr>
-        <w:t xml:space="preserve"> containeren afhængigt af URL-strukturen. </w:t>
-      </w:r>
-      <w:proofErr w:type="spellStart"/>
-      <w:r>
-        <w:rPr>
-          <w:lang w:val="da-DK"/>
-        </w:rPr>
-        <w:t>Requests</w:t>
-      </w:r>
-      <w:proofErr w:type="spellEnd"/>
-      <w:r>
-        <w:rPr>
-          <w:lang w:val="da-DK"/>
-        </w:rPr>
-        <w:t xml:space="preserve"> med præfikset </w:t>
-      </w:r>
-      <w:r>
-        <w:rPr>
-          <w:highlight w:val="lightGray"/>
-          <w:lang w:val="da-DK"/>
-        </w:rPr>
-        <w:t>/</w:t>
-      </w:r>
-      <w:proofErr w:type="spellStart"/>
-      <w:r>
-        <w:rPr>
-          <w:highlight w:val="lightGray"/>
-          <w:lang w:val="da-DK"/>
-        </w:rPr>
-        <w:t>api</w:t>
-      </w:r>
-      <w:proofErr w:type="spellEnd"/>
-      <w:r>
-        <w:rPr>
-          <w:highlight w:val="lightGray"/>
-          <w:lang w:val="da-DK"/>
-        </w:rPr>
-        <w:t>/v1/*</w:t>
-      </w:r>
-      <w:r>
-        <w:rPr>
-          <w:lang w:val="da-DK"/>
-        </w:rPr>
-        <w:t xml:space="preserve"> sendes til </w:t>
-      </w:r>
-      <w:proofErr w:type="spellStart"/>
-      <w:r>
-        <w:rPr>
-          <w:lang w:val="da-DK"/>
-        </w:rPr>
-        <w:t>Rails-backenden</w:t>
-      </w:r>
-      <w:proofErr w:type="spellEnd"/>
-      <w:r>
-        <w:rPr>
-          <w:lang w:val="da-DK"/>
-        </w:rPr>
-        <w:t xml:space="preserve">, mens alle andre ruter leveres fra React-klienten. Denne struktur sikrer, at både </w:t>
-      </w:r>
-      <w:proofErr w:type="spellStart"/>
-      <w:r>
-        <w:rPr>
-          <w:lang w:val="da-DK"/>
-        </w:rPr>
-        <w:t>frontend</w:t>
-      </w:r>
-      <w:proofErr w:type="spellEnd"/>
-      <w:r>
-        <w:rPr>
-          <w:lang w:val="da-DK"/>
-        </w:rPr>
-        <w:t xml:space="preserve"> og mit REST-API kan køre gnidningsfrit på samme domæne. Derudover har jeg konfigureret HTTPS ved hjælp af </w:t>
-      </w:r>
-      <w:proofErr w:type="spellStart"/>
-      <w:r>
-        <w:rPr>
-          <w:lang w:val="da-DK"/>
-        </w:rPr>
-        <w:t>Certbot</w:t>
-      </w:r>
-      <w:proofErr w:type="spellEnd"/>
-      <w:r>
-        <w:rPr>
-          <w:lang w:val="da-DK"/>
-        </w:rPr>
-        <w:t xml:space="preserve"> og </w:t>
-      </w:r>
-      <w:proofErr w:type="spellStart"/>
-      <w:r>
-        <w:rPr>
-          <w:lang w:val="da-DK"/>
-        </w:rPr>
-        <w:t>Let’s</w:t>
-      </w:r>
-      <w:proofErr w:type="spellEnd"/>
-      <w:r>
-        <w:rPr>
-          <w:lang w:val="da-DK"/>
-        </w:rPr>
-        <w:t xml:space="preserve"> </w:t>
-      </w:r>
-      <w:proofErr w:type="spellStart"/>
-      <w:r>
-        <w:rPr>
-          <w:lang w:val="da-DK"/>
-        </w:rPr>
-        <w:t>Encrypt</w:t>
-      </w:r>
-      <w:proofErr w:type="spellEnd"/>
-      <w:r>
-        <w:rPr>
-          <w:lang w:val="da-DK"/>
-        </w:rPr>
-        <w:t>, så kommunikationen mellem brugere og server er krypteret i transit. Det beskytter mod man-in-the-</w:t>
-      </w:r>
-      <w:proofErr w:type="spellStart"/>
-      <w:r>
-        <w:rPr>
-          <w:lang w:val="da-DK"/>
-        </w:rPr>
-        <w:t>middle</w:t>
-      </w:r>
-      <w:proofErr w:type="spellEnd"/>
-      <w:r>
-        <w:rPr>
-          <w:lang w:val="da-DK"/>
-        </w:rPr>
-        <w:t xml:space="preserve"> angreb</w:t>
-      </w:r>
-      <w:r>
-        <w:rPr>
-          <w:rStyle w:val="FootnoteReference"/>
-          <w:lang w:val="da-DK"/>
-        </w:rPr>
-        <w:footnoteReference w:id="1"/>
-      </w:r>
-      <w:r>
-        <w:rPr>
-          <w:lang w:val="da-DK"/>
-        </w:rPr>
-        <w:t xml:space="preserve"> og sikrer, at følsomme data, såsom loginoplysninger og API </w:t>
-      </w:r>
-      <w:proofErr w:type="spellStart"/>
-      <w:r>
-        <w:rPr>
-          <w:lang w:val="da-DK"/>
-        </w:rPr>
-        <w:t>requests</w:t>
-      </w:r>
-      <w:proofErr w:type="spellEnd"/>
-      <w:r>
-        <w:rPr>
-          <w:lang w:val="da-DK"/>
-        </w:rPr>
-        <w:t xml:space="preserve"> ikke opsnappes. Samlet set giver denne opsætning en stabil, sikker og vedligeholdelsesbar </w:t>
-      </w:r>
-      <w:proofErr w:type="spellStart"/>
-      <w:r>
-        <w:rPr>
-          <w:lang w:val="da-DK"/>
-        </w:rPr>
-        <w:t>hosting</w:t>
-      </w:r>
-      <w:proofErr w:type="spellEnd"/>
-      <w:r>
-        <w:rPr>
-          <w:lang w:val="da-DK"/>
-        </w:rPr>
-        <w:t xml:space="preserve"> løsning, hvor både </w:t>
-      </w:r>
-      <w:proofErr w:type="spellStart"/>
-      <w:r>
-        <w:rPr>
-          <w:lang w:val="da-DK"/>
-        </w:rPr>
-        <w:t>deployment</w:t>
-      </w:r>
-      <w:proofErr w:type="spellEnd"/>
-      <w:r>
-        <w:rPr>
-          <w:lang w:val="da-DK"/>
-        </w:rPr>
-        <w:t xml:space="preserve"> og drift kan håndteres effektivt med få kommandoer. Det gør det nemt for mig at fortsætte udviklingen af Munchora, uden at driftsdelen bliver en flaskehals.</w:t>
-      </w:r>
-    </w:p>
-    <w:p>
-      <w:pPr>
-        <w:rPr>
-          <w:lang w:val="da-DK"/>
-        </w:rPr>
-      </w:pPr>
-    </w:p>
-    <w:p>
-      <w:pPr>
-        <w:pStyle w:val="Heading3"/>
-      </w:pPr>
-      <w:bookmarkStart w:id="11" w:name="_Toc225071355"/>
-      <w:r>
-        <w:t>2.2.1 Development</w:t>
-      </w:r>
-      <w:bookmarkEnd w:id="11"/>
-    </w:p>
-    <w:p>
-      <w:r>
-        <w:t>Docker-compose</w:t>
-      </w:r>
-    </w:p>
-    <w:p>
-      <w:proofErr w:type="spellStart"/>
-      <w:r>
-        <w:t>Minikube</w:t>
-      </w:r>
-      <w:proofErr w:type="spellEnd"/>
-      <w:r>
-        <w:t xml:space="preserve"> </w:t>
-      </w:r>
-      <w:proofErr w:type="spellStart"/>
-      <w:r>
-        <w:t>kubectl</w:t>
-      </w:r>
-      <w:proofErr w:type="spellEnd"/>
-      <w:r>
-        <w:t>, k9s</w:t>
-      </w:r>
-    </w:p>
-    <w:p/>
-    <w:p>
-      <w:pPr>
-        <w:pStyle w:val="Heading3"/>
-      </w:pPr>
-      <w:bookmarkStart w:id="12" w:name="_Toc225071356"/>
-      <w:r>
-        <w:t>2.2.2 Production</w:t>
-      </w:r>
-      <w:bookmarkEnd w:id="12"/>
-    </w:p>
-    <w:p/>
-    <w:p>
-      <w:pPr>
-        <w:pStyle w:val="Heading4"/>
-      </w:pPr>
-      <w:r>
-        <w:t>2.2.2.1 Monitoring, Logging &amp; Tracing</w:t>
-      </w:r>
-    </w:p>
-    <w:p>
-      <w:proofErr w:type="spellStart"/>
-      <w:r>
-        <w:t>Newrelic</w:t>
-      </w:r>
-      <w:proofErr w:type="spellEnd"/>
-    </w:p>
-    <w:p/>
-    <w:p>
-      <w:pPr>
-        <w:pStyle w:val="Heading1"/>
-        <w:rPr>
-          <w:lang w:val="da-DK"/>
-        </w:rPr>
-      </w:pPr>
-      <w:bookmarkStart w:id="13" w:name="_Toc225071357"/>
-      <w:r>
-        <w:rPr>
-          <w:lang w:val="da-DK"/>
-        </w:rPr>
-        <w:t>3.0</w:t>
-      </w:r>
-      <w:r>
-        <w:rPr>
-          <w:lang w:val="da-DK"/>
-        </w:rPr>
-        <w:t xml:space="preserve"> Udviklingsproces</w:t>
-      </w:r>
-      <w:bookmarkEnd w:id="13"/>
-    </w:p>
-    <w:p>
-      <w:pPr>
-        <w:rPr>
-          <w:lang w:val="da-DK"/>
-        </w:rPr>
-      </w:pPr>
-    </w:p>
-    <w:p>
-      <w:pPr>
-        <w:pStyle w:val="Heading2"/>
-        <w:rPr>
-          <w:lang w:val="da-DK"/>
-        </w:rPr>
-      </w:pPr>
-      <w:bookmarkStart w:id="14" w:name="_Toc225071358"/>
+        <w:rPr>
+          <w:lang w:val="da-DK"/>
+        </w:rPr>
+      </w:pPr>
+      <w:bookmarkStart w:id="14" w:name="_Toc225456222"/>
       <w:r>
         <w:rPr>
           <w:lang w:val="da-DK"/>
@@ -5872,87 +6052,15 @@
         <w:rPr>
           <w:lang w:val="da-DK"/>
         </w:rPr>
-        <w:t xml:space="preserve">.1 </w:t>
-      </w:r>
-      <w:proofErr w:type="spellStart"/>
-      <w:r>
-        <w:rPr>
-          <w:lang w:val="da-DK"/>
-        </w:rPr>
-        <w:t>Requirements</w:t>
+        <w:t>.1</w:t>
+      </w:r>
+      <w:r>
+        <w:rPr>
+          <w:lang w:val="da-DK"/>
+        </w:rPr>
+        <w:t>.2 Ikke funktionel</w:t>
       </w:r>
       <w:bookmarkEnd w:id="14"/>
-      <w:proofErr w:type="spellEnd"/>
-    </w:p>
-    <w:p>
-      <w:pPr>
-        <w:pStyle w:val="Heading3"/>
-        <w:rPr>
-          <w:lang w:val="da-DK"/>
-        </w:rPr>
-      </w:pPr>
-      <w:bookmarkStart w:id="15" w:name="_Toc225071359"/>
-      <w:r>
-        <w:rPr>
-          <w:lang w:val="da-DK"/>
-        </w:rPr>
-        <w:t>3</w:t>
-      </w:r>
-      <w:r>
-        <w:rPr>
-          <w:lang w:val="da-DK"/>
-        </w:rPr>
-        <w:t>.1</w:t>
-      </w:r>
-      <w:r>
-        <w:rPr>
-          <w:lang w:val="da-DK"/>
-        </w:rPr>
-        <w:t>.1</w:t>
-      </w:r>
-      <w:r>
-        <w:rPr>
-          <w:lang w:val="da-DK"/>
-        </w:rPr>
-        <w:t xml:space="preserve"> Funktionel</w:t>
-      </w:r>
-      <w:bookmarkEnd w:id="15"/>
-    </w:p>
-    <w:p>
-      <w:pPr>
-        <w:rPr>
-          <w:lang w:val="da-DK"/>
-        </w:rPr>
-      </w:pPr>
-    </w:p>
-    <w:p>
-      <w:pPr>
-        <w:pStyle w:val="Heading3"/>
-        <w:rPr>
-          <w:lang w:val="da-DK"/>
-        </w:rPr>
-      </w:pPr>
-      <w:bookmarkStart w:id="16" w:name="_Toc225071360"/>
-      <w:r>
-        <w:rPr>
-          <w:lang w:val="da-DK"/>
-        </w:rPr>
-        <w:lastRenderedPageBreak/>
-        <w:t>3</w:t>
-      </w:r>
-      <w:r>
-        <w:rPr>
-          <w:lang w:val="da-DK"/>
-        </w:rPr>
-        <w:t>.1</w:t>
-      </w:r>
-      <w:r>
-        <w:rPr>
-          <w:lang w:val="da-DK"/>
-        </w:rPr>
-        <w:t>.2 Ikke funktionel</w:t>
-      </w:r>
-      <w:bookmarkEnd w:id="16"/>
     </w:p>
     <w:p>
       <w:pPr>
@@ -6103,8 +6211,9 @@
       <w:pPr>
         <w:pStyle w:val="Heading2"/>
       </w:pPr>
-      <w:bookmarkStart w:id="17" w:name="_Toc225071361"/>
-      <w:r>
+      <w:bookmarkStart w:id="15" w:name="_Toc225456223"/>
+      <w:r>
+        <w:lastRenderedPageBreak/>
         <w:t>3</w:t>
       </w:r>
       <w:r>
@@ -6114,148 +6223,165 @@
       <w:r>
         <w:t>udvikling</w:t>
       </w:r>
+      <w:bookmarkEnd w:id="15"/>
+      <w:proofErr w:type="spellEnd"/>
+    </w:p>
+    <w:p/>
+    <w:p>
+      <w:pPr>
+        <w:pStyle w:val="Heading1"/>
+      </w:pPr>
+      <w:bookmarkStart w:id="16" w:name="_Toc225456224"/>
+      <w:r>
+        <w:t>4</w:t>
+      </w:r>
+      <w:r>
+        <w:t>.0</w:t>
+      </w:r>
+      <w:r>
+        <w:t xml:space="preserve"> Testing</w:t>
+      </w:r>
+      <w:bookmarkEnd w:id="16"/>
+    </w:p>
+    <w:p/>
+    <w:p>
+      <w:pPr>
+        <w:pStyle w:val="Heading2"/>
+      </w:pPr>
+      <w:bookmarkStart w:id="17" w:name="_Toc225456225"/>
+      <w:r>
+        <w:t>4</w:t>
+      </w:r>
+      <w:r>
+        <w:t>.1 Unit Tests</w:t>
+      </w:r>
       <w:bookmarkEnd w:id="17"/>
-      <w:proofErr w:type="spellEnd"/>
     </w:p>
     <w:p/>
     <w:p>
       <w:pPr>
+        <w:pStyle w:val="Heading2"/>
+      </w:pPr>
+      <w:bookmarkStart w:id="18" w:name="_Toc225456226"/>
+      <w:r>
+        <w:t>4</w:t>
+      </w:r>
+      <w:r>
+        <w:t>.2 Integration Tests</w:t>
+      </w:r>
+      <w:bookmarkEnd w:id="18"/>
+    </w:p>
+    <w:p/>
+    <w:p>
+      <w:pPr>
+        <w:pStyle w:val="Heading2"/>
+      </w:pPr>
+      <w:bookmarkStart w:id="19" w:name="_Toc225456227"/>
+      <w:r>
+        <w:t>4</w:t>
+      </w:r>
+      <w:r>
+        <w:t>.3 API Tests</w:t>
+      </w:r>
+      <w:bookmarkEnd w:id="19"/>
+    </w:p>
+    <w:p/>
+    <w:p>
+      <w:pPr>
+        <w:pStyle w:val="Heading2"/>
+      </w:pPr>
+      <w:bookmarkStart w:id="20" w:name="_Toc225456228"/>
+      <w:r>
+        <w:t>4</w:t>
+      </w:r>
+      <w:r>
+        <w:t>.4 End to end tests</w:t>
+      </w:r>
+      <w:bookmarkEnd w:id="20"/>
+    </w:p>
+    <w:p/>
+    <w:p>
+      <w:pPr>
+        <w:pStyle w:val="Heading2"/>
+        <w:rPr>
+          <w:lang w:val="da-DK"/>
+        </w:rPr>
+      </w:pPr>
+      <w:bookmarkStart w:id="21" w:name="_Toc225456229"/>
+      <w:r>
+        <w:rPr>
+          <w:lang w:val="da-DK"/>
+        </w:rPr>
+        <w:t>4</w:t>
+      </w:r>
+      <w:r>
+        <w:rPr>
+          <w:lang w:val="da-DK"/>
+        </w:rPr>
+        <w:t>.5 Performance Tests</w:t>
+      </w:r>
+      <w:bookmarkEnd w:id="21"/>
+    </w:p>
+    <w:p>
+      <w:pPr>
+        <w:rPr>
+          <w:lang w:val="da-DK"/>
+        </w:rPr>
+      </w:pPr>
+    </w:p>
+    <w:p>
+      <w:pPr>
         <w:pStyle w:val="Heading1"/>
-      </w:pPr>
-      <w:bookmarkStart w:id="18" w:name="_Toc225071362"/>
-      <w:r>
-        <w:t>4</w:t>
-      </w:r>
-      <w:r>
-        <w:t>.0</w:t>
-      </w:r>
-      <w:r>
-        <w:t xml:space="preserve"> Testing</w:t>
-      </w:r>
-      <w:bookmarkEnd w:id="18"/>
-    </w:p>
-    <w:p/>
-    <w:p>
-      <w:pPr>
-        <w:pStyle w:val="Heading2"/>
-      </w:pPr>
-      <w:bookmarkStart w:id="19" w:name="_Toc225071363"/>
-      <w:r>
-        <w:t>4</w:t>
-      </w:r>
-      <w:r>
-        <w:t>.1 Unit Tests</w:t>
-      </w:r>
-      <w:bookmarkEnd w:id="19"/>
-    </w:p>
-    <w:p/>
-    <w:p>
-      <w:pPr>
-        <w:pStyle w:val="Heading2"/>
-      </w:pPr>
-      <w:bookmarkStart w:id="20" w:name="_Toc225071364"/>
-      <w:r>
-        <w:t>4</w:t>
-      </w:r>
-      <w:r>
-        <w:t>.2 Integration Tests</w:t>
-      </w:r>
-      <w:bookmarkEnd w:id="20"/>
-    </w:p>
-    <w:p/>
-    <w:p>
-      <w:pPr>
-        <w:pStyle w:val="Heading2"/>
-      </w:pPr>
-      <w:bookmarkStart w:id="21" w:name="_Toc225071365"/>
-      <w:r>
-        <w:lastRenderedPageBreak/>
-        <w:t>4</w:t>
-      </w:r>
-      <w:r>
-        <w:t>.3 API Tests</w:t>
-      </w:r>
-      <w:bookmarkEnd w:id="21"/>
-    </w:p>
-    <w:p/>
-    <w:p>
-      <w:pPr>
-        <w:pStyle w:val="Heading2"/>
-      </w:pPr>
-      <w:bookmarkStart w:id="22" w:name="_Toc225071366"/>
-      <w:r>
-        <w:t>4</w:t>
-      </w:r>
-      <w:r>
-        <w:t>.4 End to end tests</w:t>
+        <w:rPr>
+          <w:lang w:val="da-DK"/>
+        </w:rPr>
+      </w:pPr>
+      <w:bookmarkStart w:id="22" w:name="_Toc225456230"/>
+      <w:r>
+        <w:rPr>
+          <w:lang w:val="da-DK"/>
+        </w:rPr>
+        <w:t>3.0 Konklusion</w:t>
       </w:r>
       <w:bookmarkEnd w:id="22"/>
     </w:p>
-    <w:p/>
-    <w:p>
-      <w:pPr>
-        <w:pStyle w:val="Heading2"/>
-      </w:pPr>
-      <w:bookmarkStart w:id="23" w:name="_Toc225071367"/>
-      <w:r>
-        <w:t>4</w:t>
-      </w:r>
-      <w:r>
-        <w:t>.5 Performance Tests</w:t>
-      </w:r>
-      <w:bookmarkEnd w:id="23"/>
-    </w:p>
-    <w:p/>
-    <w:p>
-      <w:pPr>
-        <w:pStyle w:val="Heading1"/>
-      </w:pPr>
-      <w:bookmarkStart w:id="24" w:name="_Toc225071368"/>
-      <w:r>
-        <w:t xml:space="preserve">3.0 </w:t>
-      </w:r>
-      <w:proofErr w:type="spellStart"/>
-      <w:r>
-        <w:t>Konklusion</w:t>
-      </w:r>
-      <w:bookmarkEnd w:id="24"/>
-      <w:proofErr w:type="spellEnd"/>
-    </w:p>
-    <w:p/>
-    <w:bookmarkStart w:id="25" w:name="_Toc225071369" w:displacedByCustomXml="next"/>
+    <w:p>
+      <w:pPr>
+        <w:rPr>
+          <w:lang w:val="da-DK"/>
+        </w:rPr>
+      </w:pPr>
+    </w:p>
+    <w:bookmarkStart w:id="23" w:name="_Toc225456231" w:displacedByCustomXml="next"/>
     <w:sdt>
       <w:sdtPr>
+        <w:rPr>
+          <w:rFonts w:eastAsiaTheme="minorHAnsi" w:cstheme="minorBidi"/>
+          <w:color w:val="0E2841" w:themeColor="text2"/>
+          <w:sz w:val="24"/>
+          <w:szCs w:val="24"/>
+        </w:rPr>
         <w:id w:val="-235634111"/>
         <w:docPartObj>
           <w:docPartGallery w:val="Bibliographies"/>
           <w:docPartUnique/>
         </w:docPartObj>
       </w:sdtPr>
-      <w:sdtEndPr>
-        <w:rPr>
-          <w:rFonts w:eastAsiaTheme="minorHAnsi" w:cstheme="minorBidi"/>
-          <w:color w:val="0E2841" w:themeColor="text2"/>
-          <w:sz w:val="24"/>
-          <w:szCs w:val="24"/>
-        </w:rPr>
-      </w:sdtEndPr>
       <w:sdtContent>
         <w:p>
           <w:pPr>
             <w:pStyle w:val="Heading1"/>
+            <w:rPr>
+              <w:lang w:val="da-DK"/>
+            </w:rPr>
           </w:pPr>
           <w:r>
-            <w:t>4.0</w:t>
+            <w:rPr>
+              <w:lang w:val="da-DK"/>
+            </w:rPr>
+            <w:t>4.0 Litteraturliste</w:t>
           </w:r>
-          <w:r>
-            <w:t xml:space="preserve"> </w:t>
-          </w:r>
-          <w:proofErr w:type="spellStart"/>
-          <w:r>
-            <w:t>Litteraturliste</w:t>
-          </w:r>
-          <w:bookmarkEnd w:id="25"/>
-          <w:proofErr w:type="spellEnd"/>
+          <w:bookmarkEnd w:id="23"/>
         </w:p>
         <w:sdt>
           <w:sdtPr>
@@ -6277,6 +6403,9 @@
                 <w:fldChar w:fldCharType="begin"/>
               </w:r>
               <w:r>
+                <w:rPr>
+                  <w:lang w:val="da-DK"/>
+                </w:rPr>
                 <w:instrText xml:space="preserve"> BIBLIOGRAPHY </w:instrText>
               </w:r>
               <w:r>
@@ -6285,8 +6414,15 @@
               <w:r>
                 <w:rPr>
                   <w:noProof/>
+                  <w:lang w:val="da-DK"/>
                 </w:rPr>
-                <w:t xml:space="preserve">Fowler, Martin. 2014. </w:t>
+                <w:t xml:space="preserve">Fowler, Martin. </w:t>
+              </w:r>
+              <w:r>
+                <w:rPr>
+                  <w:noProof/>
+                </w:rPr>
+                <w:t xml:space="preserve">2014. </w:t>
               </w:r>
               <w:r>
                 <w:rPr>
@@ -6325,14 +6461,15 @@
           <w:lang w:val="da-DK"/>
         </w:rPr>
       </w:pPr>
-      <w:bookmarkStart w:id="26" w:name="_Toc225071370"/>
-      <w:r>
-        <w:rPr>
-          <w:lang w:val="da-DK"/>
-        </w:rPr>
+      <w:bookmarkStart w:id="24" w:name="_Toc225456232"/>
+      <w:r>
+        <w:rPr>
+          <w:lang w:val="da-DK"/>
+        </w:rPr>
+        <w:lastRenderedPageBreak/>
         <w:t>5.0 Bilag</w:t>
       </w:r>
-      <w:bookmarkEnd w:id="26"/>
+      <w:bookmarkEnd w:id="24"/>
     </w:p>
     <w:p>
       <w:pPr>
@@ -8405,6 +8542,7 @@
   <w:style w:type="character" w:default="1" w:styleId="DefaultParagraphFont">
     <w:name w:val="Default Paragraph Font"/>
     <w:uiPriority w:val="1"/>
+    <w:semiHidden/>
     <w:unhideWhenUsed/>
   </w:style>
   <w:style w:type="table" w:default="1" w:styleId="TableNormal">

--- a/bachelor-projekt-rapport-munchora.docx
+++ b/bachelor-projekt-rapport-munchora.docx
@@ -754,109 +754,64 @@
               <w:szCs w:val="24"/>
             </w:rPr>
           </w:pPr>
-          <w:r>
-            <w:rPr>
-              <w:rStyle w:val="Hyperlink"/>
-              <w:noProof/>
-            </w:rPr>
-            <w:fldChar w:fldCharType="begin"/>
-          </w:r>
-          <w:r>
-            <w:rPr>
-              <w:rStyle w:val="Hyperlink"/>
-              <w:noProof/>
-            </w:rPr>
-            <w:instrText xml:space="preserve"> </w:instrText>
-          </w:r>
-          <w:r>
-            <w:rPr>
-              <w:noProof/>
-            </w:rPr>
-            <w:instrText>HYPERLINK \l "_Toc225456209"</w:instrText>
-          </w:r>
-          <w:r>
-            <w:rPr>
-              <w:rStyle w:val="Hyperlink"/>
-              <w:noProof/>
-            </w:rPr>
-            <w:instrText xml:space="preserve"> </w:instrText>
-          </w:r>
-          <w:r>
-            <w:rPr>
-              <w:rStyle w:val="Hyperlink"/>
-              <w:noProof/>
-            </w:rPr>
-          </w:r>
-          <w:r>
-            <w:rPr>
-              <w:rStyle w:val="Hyperlink"/>
-              <w:noProof/>
-            </w:rPr>
-            <w:fldChar w:fldCharType="separate"/>
-          </w:r>
-          <w:r>
-            <w:rPr>
-              <w:rStyle w:val="Hyperlink"/>
-              <w:noProof/>
-              <w:lang w:val="da-DK"/>
-            </w:rPr>
-            <w:t>1.1 Problemformulering</w:t>
-          </w:r>
-          <w:r>
-            <w:rPr>
-              <w:noProof/>
-              <w:webHidden/>
-            </w:rPr>
-            <w:tab/>
-          </w:r>
-          <w:r>
-            <w:rPr>
-              <w:noProof/>
-              <w:webHidden/>
-            </w:rPr>
-            <w:fldChar w:fldCharType="begin"/>
-          </w:r>
-          <w:r>
-            <w:rPr>
-              <w:noProof/>
-              <w:webHidden/>
-            </w:rPr>
-            <w:instrText xml:space="preserve"> PAGEREF _Toc225456209 \h </w:instrText>
-          </w:r>
-          <w:r>
-            <w:rPr>
-              <w:noProof/>
-              <w:webHidden/>
-            </w:rPr>
-          </w:r>
-          <w:r>
-            <w:rPr>
-              <w:noProof/>
-              <w:webHidden/>
-            </w:rPr>
-            <w:fldChar w:fldCharType="separate"/>
-          </w:r>
-          <w:r>
-            <w:rPr>
-              <w:noProof/>
-              <w:webHidden/>
-            </w:rPr>
-            <w:t>3</w:t>
-          </w:r>
-          <w:r>
-            <w:rPr>
-              <w:noProof/>
-              <w:webHidden/>
-            </w:rPr>
-            <w:fldChar w:fldCharType="end"/>
-          </w:r>
-          <w:r>
-            <w:rPr>
-              <w:rStyle w:val="Hyperlink"/>
-              <w:noProof/>
-            </w:rPr>
-            <w:fldChar w:fldCharType="end"/>
-          </w:r>
+          <w:hyperlink w:anchor="_Toc225456209" w:history="1">
+            <w:r>
+              <w:rPr>
+                <w:rStyle w:val="Hyperlink"/>
+                <w:noProof/>
+                <w:lang w:val="da-DK"/>
+              </w:rPr>
+              <w:t>1.1 Problemformulering</w:t>
+            </w:r>
+            <w:r>
+              <w:rPr>
+                <w:noProof/>
+                <w:webHidden/>
+              </w:rPr>
+              <w:tab/>
+            </w:r>
+            <w:r>
+              <w:rPr>
+                <w:noProof/>
+                <w:webHidden/>
+              </w:rPr>
+              <w:fldChar w:fldCharType="begin"/>
+            </w:r>
+            <w:r>
+              <w:rPr>
+                <w:noProof/>
+                <w:webHidden/>
+              </w:rPr>
+              <w:instrText xml:space="preserve"> PAGEREF _Toc225456209 \h </w:instrText>
+            </w:r>
+            <w:r>
+              <w:rPr>
+                <w:noProof/>
+                <w:webHidden/>
+              </w:rPr>
+            </w:r>
+            <w:r>
+              <w:rPr>
+                <w:noProof/>
+                <w:webHidden/>
+              </w:rPr>
+              <w:fldChar w:fldCharType="separate"/>
+            </w:r>
+            <w:r>
+              <w:rPr>
+                <w:noProof/>
+                <w:webHidden/>
+              </w:rPr>
+              <w:t>3</w:t>
+            </w:r>
+            <w:r>
+              <w:rPr>
+                <w:noProof/>
+                <w:webHidden/>
+              </w:rPr>
+              <w:fldChar w:fldCharType="end"/>
+            </w:r>
+          </w:hyperlink>
         </w:p>
         <w:p>
           <w:pPr>
@@ -2681,7 +2636,13 @@
         <w:rPr>
           <w:lang w:val="da-DK"/>
         </w:rPr>
-        <w:t xml:space="preserve"> Min a</w:t>
+        <w:t xml:space="preserve"> </w:t>
+      </w:r>
+      <w:r>
+        <w:rPr>
+          <w:lang w:val="da-DK"/>
+        </w:rPr>
+        <w:t>A</w:t>
       </w:r>
       <w:r>
         <w:rPr>
@@ -2693,25 +2654,43 @@
         <w:rPr>
           <w:lang w:val="da-DK"/>
         </w:rPr>
+        <w:t>en</w:t>
+      </w:r>
+      <w:r>
+        <w:rPr>
+          <w:lang w:val="da-DK"/>
+        </w:rPr>
         <w:t xml:space="preserve"> </w:t>
       </w:r>
       <w:r>
         <w:rPr>
           <w:lang w:val="da-DK"/>
         </w:rPr>
-        <w:t xml:space="preserve">giver brugerne mulighed for at oprette en </w:t>
-      </w:r>
-      <w:r>
-        <w:rPr>
-          <w:lang w:val="da-DK"/>
-        </w:rPr>
-        <w:t>bruger</w:t>
-      </w:r>
-      <w:r>
-        <w:rPr>
-          <w:lang w:val="da-DK"/>
-        </w:rPr>
-        <w:t xml:space="preserve"> enten manuelt eller via Google Single </w:t>
+        <w:t>giver brugerne mulighed for</w:t>
+      </w:r>
+      <w:r>
+        <w:rPr>
+          <w:lang w:val="da-DK"/>
+        </w:rPr>
+        <w:t xml:space="preserve"> </w:t>
+      </w:r>
+      <w:r>
+        <w:rPr>
+          <w:lang w:val="da-DK"/>
+        </w:rPr>
+        <w:t>at oprette sig</w:t>
+      </w:r>
+      <w:r>
+        <w:rPr>
+          <w:lang w:val="da-DK"/>
+        </w:rPr>
+        <w:t xml:space="preserve"> </w:t>
+      </w:r>
+      <w:r>
+        <w:rPr>
+          <w:lang w:val="da-DK"/>
+        </w:rPr>
+        <w:t xml:space="preserve">enten manuelt eller via Google Single </w:t>
       </w:r>
       <w:proofErr w:type="spellStart"/>
       <w:r>
@@ -2848,7 +2827,25 @@
         <w:rPr>
           <w:lang w:val="da-DK"/>
         </w:rPr>
-        <w:t>på både udvikling af en skalerbar og brugervenlig applikation samt integration af moderne teknologier, herunder webudvikling, autentifikation og anvendelse af kunstig intelligens. Samtidig danner projektet grundlag for refleksion over designvalg, arkitektur og brugeroplevelse i udviklingen af moderne softwareløsninger.</w:t>
+        <w:t xml:space="preserve">både </w:t>
+      </w:r>
+      <w:r>
+        <w:rPr>
+          <w:lang w:val="da-DK"/>
+        </w:rPr>
+        <w:t>på udvikling</w:t>
+      </w:r>
+      <w:r>
+        <w:rPr>
+          <w:lang w:val="da-DK"/>
+        </w:rPr>
+        <w:t>en</w:t>
+      </w:r>
+      <w:r>
+        <w:rPr>
+          <w:lang w:val="da-DK"/>
+        </w:rPr>
+        <w:t xml:space="preserve"> af en skalerbar og brugervenlig applikation samt integration af moderne teknologier, herunder webudvikling, autentifikation og anvendelse af kunstig intelligens. Samtidig danner projektet grundlag for refleksion over designvalg, arkitektur og brugeroplevelse i udviklingen af moderne softwareløsninger.</w:t>
       </w:r>
     </w:p>
     <w:p>
@@ -2883,32 +2880,152 @@
     <w:p>
       <w:pPr>
         <w:rPr>
-          <w:lang w:val="da-DK"/>
-        </w:rPr>
-      </w:pPr>
-      <w:r>
-        <w:rPr>
-          <w:lang w:val="da-DK"/>
-        </w:rPr>
-        <w:t>Udvikle en skalerbar digital platform</w:t>
-      </w:r>
-      <w:r>
-        <w:rPr>
-          <w:lang w:val="da-DK"/>
-        </w:rPr>
-        <w:t xml:space="preserve"> til generering af opskrifter og håndtering af indkøbsliste</w:t>
-      </w:r>
-      <w:r>
-        <w:rPr>
-          <w:lang w:val="da-DK"/>
-        </w:rPr>
-        <w:t>r</w:t>
-      </w:r>
-      <w:r>
-        <w:rPr>
-          <w:lang w:val="da-DK"/>
-        </w:rPr>
-        <w:t>, baseret på en mikroservice</w:t>
+          <w:i/>
+          <w:iCs/>
+          <w:lang w:val="da-DK"/>
+        </w:rPr>
+      </w:pPr>
+      <w:r>
+        <w:rPr>
+          <w:i/>
+          <w:iCs/>
+          <w:lang w:val="da-DK"/>
+        </w:rPr>
+        <w:t xml:space="preserve">Hvordan udvikles en robust og skalerbar webapplikation til </w:t>
+      </w:r>
+      <w:r>
+        <w:rPr>
+          <w:i/>
+          <w:iCs/>
+          <w:lang w:val="da-DK"/>
+        </w:rPr>
+        <w:t xml:space="preserve">generering af opskrifter og håndtering af indkøbslister </w:t>
+      </w:r>
+      <w:r>
+        <w:rPr>
+          <w:i/>
+          <w:iCs/>
+          <w:lang w:val="da-DK"/>
+        </w:rPr>
+        <w:t xml:space="preserve">ved brug af </w:t>
+      </w:r>
+      <w:r>
+        <w:rPr>
+          <w:i/>
+          <w:iCs/>
+          <w:lang w:val="da-DK"/>
+        </w:rPr>
+        <w:t xml:space="preserve">en </w:t>
+      </w:r>
+      <w:r>
+        <w:rPr>
+          <w:i/>
+          <w:iCs/>
+          <w:lang w:val="da-DK"/>
+        </w:rPr>
+        <w:t>mikroservice</w:t>
+      </w:r>
+      <w:r>
+        <w:rPr>
+          <w:i/>
+          <w:iCs/>
+          <w:lang w:val="da-DK"/>
+        </w:rPr>
+        <w:t xml:space="preserve"> arkitektur</w:t>
+      </w:r>
+      <w:r>
+        <w:rPr>
+          <w:i/>
+          <w:iCs/>
+          <w:lang w:val="da-DK"/>
+        </w:rPr>
+        <w:t xml:space="preserve">, så systemet forbliver fejlresistent </w:t>
+      </w:r>
+      <w:r>
+        <w:rPr>
+          <w:i/>
+          <w:iCs/>
+          <w:lang w:val="da-DK"/>
+        </w:rPr>
+        <w:t>under høj belastning</w:t>
+      </w:r>
+      <w:r>
+        <w:rPr>
+          <w:i/>
+          <w:iCs/>
+          <w:lang w:val="da-DK"/>
+        </w:rPr>
+        <w:t>?</w:t>
+      </w:r>
+    </w:p>
+    <w:p>
+      <w:pPr>
+        <w:rPr>
+          <w:lang w:val="da-DK"/>
+        </w:rPr>
+      </w:pPr>
+      <w:r>
+        <w:rPr>
+          <w:lang w:val="da-DK"/>
+        </w:rPr>
+        <w:t xml:space="preserve">Med fokus på udviklingen af en skalerbar platform undersøges det, hvordan de enkelte services interagerer, samt hvordan uafhængig skalering og </w:t>
+      </w:r>
+      <w:proofErr w:type="spellStart"/>
+      <w:r>
+        <w:rPr>
+          <w:lang w:val="da-DK"/>
+        </w:rPr>
+        <w:t>deployment</w:t>
+      </w:r>
+      <w:proofErr w:type="spellEnd"/>
+      <w:r>
+        <w:rPr>
+          <w:lang w:val="da-DK"/>
+        </w:rPr>
+        <w:t xml:space="preserve"> optimerer systemets pålidelighed </w:t>
+      </w:r>
+      <w:r>
+        <w:rPr>
+          <w:lang w:val="da-DK"/>
+        </w:rPr>
+        <w:t>for at</w:t>
+      </w:r>
+      <w:r>
+        <w:rPr>
+          <w:lang w:val="da-DK"/>
+        </w:rPr>
+        <w:t xml:space="preserve"> understøtte en bruger</w:t>
+      </w:r>
+      <w:r>
+        <w:rPr>
+          <w:lang w:val="da-DK"/>
+        </w:rPr>
+        <w:t xml:space="preserve">venlig </w:t>
+      </w:r>
+      <w:r>
+        <w:rPr>
+          <w:lang w:val="da-DK"/>
+        </w:rPr>
+        <w:t>oplevelse</w:t>
+      </w:r>
+      <w:r>
+        <w:rPr>
+          <w:lang w:val="da-DK"/>
+        </w:rPr>
+        <w:t>.</w:t>
+      </w:r>
+    </w:p>
+    <w:p>
+      <w:pPr>
+        <w:rPr>
+          <w:lang w:val="da-DK"/>
+        </w:rPr>
+      </w:pPr>
+      <w:r>
+        <w:rPr>
+          <w:lang w:val="da-DK"/>
+        </w:rPr>
+        <w:t>Platformen skal understøtte funktioner som brugerhåndtering, opskrifts</w:t>
       </w:r>
       <w:r>
         <w:rPr>
@@ -2920,13 +3037,13 @@
         <w:rPr>
           <w:lang w:val="da-DK"/>
         </w:rPr>
-        <w:t>orienteret arkitektur. Platformen skal understøtte funktioner som brugerhåndtering, opskriftssøgning</w:t>
-      </w:r>
-      <w:r>
-        <w:rPr>
-          <w:lang w:val="da-DK"/>
-        </w:rPr>
-        <w:t xml:space="preserve">, </w:t>
+        <w:t>søgning</w:t>
+      </w:r>
+      <w:r>
+        <w:rPr>
+          <w:lang w:val="da-DK"/>
+        </w:rPr>
+        <w:t xml:space="preserve"> og </w:t>
       </w:r>
       <w:r>
         <w:rPr>
@@ -2944,19 +3061,55 @@
         <w:rPr>
           <w:lang w:val="da-DK"/>
         </w:rPr>
-        <w:t xml:space="preserve"> håndtering af indkøbslister samt en brugervenlig og sammenhængende oplevelse for brugeren. Systemet skal være pålideligt og kunne håndtere mange samtidige brugere. </w:t>
-      </w:r>
-      <w:r>
-        <w:rPr>
-          <w:lang w:val="da-DK"/>
-        </w:rPr>
-        <w:t xml:space="preserve">Microservice </w:t>
-      </w:r>
-      <w:r>
-        <w:rPr>
-          <w:lang w:val="da-DK"/>
-        </w:rPr>
-        <w:t>arkitektur</w:t>
+        <w:t xml:space="preserve"> </w:t>
+      </w:r>
+      <w:r>
+        <w:rPr>
+          <w:lang w:val="da-DK"/>
+        </w:rPr>
+        <w:t xml:space="preserve">deling </w:t>
+      </w:r>
+      <w:r>
+        <w:rPr>
+          <w:lang w:val="da-DK"/>
+        </w:rPr>
+        <w:t xml:space="preserve">af indkøbslister. Systemet skal være pålideligt og </w:t>
+      </w:r>
+      <w:r>
+        <w:rPr>
+          <w:lang w:val="da-DK"/>
+        </w:rPr>
+        <w:t>potentielt være i stand til at</w:t>
+      </w:r>
+      <w:r>
+        <w:rPr>
+          <w:lang w:val="da-DK"/>
+        </w:rPr>
+        <w:t xml:space="preserve"> håndtere </w:t>
+      </w:r>
+      <w:r>
+        <w:rPr>
+          <w:lang w:val="da-DK"/>
+        </w:rPr>
+        <w:t xml:space="preserve">flere tusinde </w:t>
+      </w:r>
+      <w:r>
+        <w:rPr>
+          <w:lang w:val="da-DK"/>
+        </w:rPr>
+        <w:t xml:space="preserve">samtidige brugere. </w:t>
+      </w:r>
+      <w:r>
+        <w:rPr>
+          <w:lang w:val="da-DK"/>
+        </w:rPr>
+        <w:t>A</w:t>
+      </w:r>
+      <w:r>
+        <w:rPr>
+          <w:lang w:val="da-DK"/>
+        </w:rPr>
+        <w:t>rkitektur</w:t>
       </w:r>
       <w:r>
         <w:rPr>
@@ -2970,19 +3123,11 @@
         </w:rPr>
         <w:t xml:space="preserve"> </w:t>
       </w:r>
-      <w:proofErr w:type="gramStart"/>
-      <w:r>
-        <w:rPr>
-          <w:lang w:val="da-DK"/>
-        </w:rPr>
-        <w:t>sikrer</w:t>
-      </w:r>
-      <w:proofErr w:type="gramEnd"/>
-      <w:r>
-        <w:rPr>
-          <w:lang w:val="da-DK"/>
-        </w:rPr>
-        <w:t xml:space="preserve"> </w:t>
+      <w:r>
+        <w:rPr>
+          <w:lang w:val="da-DK"/>
+        </w:rPr>
+        <w:t xml:space="preserve">sikre </w:t>
       </w:r>
       <w:r>
         <w:rPr>
@@ -3050,31 +3195,7 @@
         <w:rPr>
           <w:lang w:val="da-DK"/>
         </w:rPr>
-        <w:t xml:space="preserve"> og skaleres uafhængigt. Samtidig </w:t>
-      </w:r>
-      <w:r>
-        <w:rPr>
-          <w:lang w:val="da-DK"/>
-        </w:rPr>
-        <w:t xml:space="preserve">kræves et </w:t>
-      </w:r>
-      <w:r>
-        <w:rPr>
-          <w:lang w:val="da-DK"/>
-        </w:rPr>
-        <w:t>fokus</w:t>
-      </w:r>
-      <w:r>
-        <w:rPr>
-          <w:lang w:val="da-DK"/>
-        </w:rPr>
-        <w:t xml:space="preserve"> </w:t>
-      </w:r>
-      <w:r>
-        <w:rPr>
-          <w:lang w:val="da-DK"/>
-        </w:rPr>
-        <w:t>på brugervenlighed, tilgængelighed og høj oppetid for at sikre en stabil platform.</w:t>
+        <w:t xml:space="preserve"> og skaleres uafhængigt.</w:t>
       </w:r>
     </w:p>
     <w:p>
@@ -3135,7 +3256,13 @@
         <w:rPr>
           <w:lang w:val="da-DK"/>
         </w:rPr>
-        <w:t xml:space="preserve">Dette afsnit vil redegøre for den </w:t>
+        <w:t xml:space="preserve">Følgende afsnit vil </w:t>
+      </w:r>
+      <w:r>
+        <w:rPr>
+          <w:lang w:val="da-DK"/>
+        </w:rPr>
+        <w:t xml:space="preserve">redegøre for den </w:t>
       </w:r>
       <w:r>
         <w:rPr>
@@ -3191,6 +3318,12 @@
         </w:rPr>
         <w:t xml:space="preserve">. Applikationen er opbygget med en klar opdeling mellem </w:t>
       </w:r>
+      <w:r>
+        <w:rPr>
+          <w:lang w:val="da-DK"/>
+        </w:rPr>
+        <w:t xml:space="preserve">en </w:t>
+      </w:r>
       <w:proofErr w:type="spellStart"/>
       <w:r>
         <w:rPr>
@@ -3203,7 +3336,13 @@
         <w:rPr>
           <w:lang w:val="da-DK"/>
         </w:rPr>
-        <w:t xml:space="preserve">, </w:t>
+        <w:t xml:space="preserve"> og flere</w:t>
+      </w:r>
+      <w:r>
+        <w:rPr>
+          <w:lang w:val="da-DK"/>
+        </w:rPr>
+        <w:t xml:space="preserve"> </w:t>
       </w:r>
       <w:proofErr w:type="spellStart"/>
       <w:r>
@@ -3223,7 +3362,19 @@
         <w:rPr>
           <w:lang w:val="da-DK"/>
         </w:rPr>
-        <w:t xml:space="preserve"> og datalagring </w:t>
+        <w:t xml:space="preserve"> </w:t>
+      </w:r>
+      <w:r>
+        <w:rPr>
+          <w:lang w:val="da-DK"/>
+        </w:rPr>
+        <w:t xml:space="preserve">samt </w:t>
+      </w:r>
+      <w:r>
+        <w:rPr>
+          <w:lang w:val="da-DK"/>
+        </w:rPr>
+        <w:t xml:space="preserve">datalagring </w:t>
       </w:r>
       <w:r>
         <w:rPr>
@@ -3281,9 +3432,9 @@
           <w:lang w:val="da-DK"/>
         </w:rPr>
         <w:drawing>
-          <wp:inline distT="0" distB="0" distL="0" distR="0" wp14:anchorId="7ADA719C" wp14:editId="2EE7BAA2">
-            <wp:extent cx="6586758" cy="4474210"/>
-            <wp:effectExtent l="0" t="0" r="5080" b="0"/>
+          <wp:inline distT="0" distB="0" distL="0" distR="0" wp14:anchorId="7ADA719C" wp14:editId="7D20CE7B">
+            <wp:extent cx="6536344" cy="4439966"/>
+            <wp:effectExtent l="0" t="0" r="4445" b="5080"/>
             <wp:docPr id="1739710769" name="Picture 2" descr="A diagram of a company&#10;&#10;AI-generated content may be incorrect."/>
             <wp:cNvGraphicFramePr>
               <a:graphicFrameLocks xmlns:a="http://schemas.openxmlformats.org/drawingml/2006/main" noChangeAspect="1"/>
@@ -3310,7 +3461,7 @@
                   <pic:spPr>
                     <a:xfrm>
                       <a:off x="0" y="0"/>
-                      <a:ext cx="6620055" cy="4496828"/>
+                      <a:ext cx="6607023" cy="4487976"/>
                     </a:xfrm>
                     <a:prstGeom prst="rect">
                       <a:avLst/>
@@ -5046,7 +5197,13 @@
         <w:t>-service men for at gøre det robust …</w:t>
       </w:r>
     </w:p>
-    <w:p/>
+    <w:p>
+      <w:pPr>
+        <w:rPr>
+          <w:lang w:val="da-DK"/>
+        </w:rPr>
+      </w:pPr>
+    </w:p>
     <w:p>
       <w:pPr>
         <w:pStyle w:val="Heading3"/>
@@ -5242,416 +5399,862 @@
     <w:p>
       <w:pPr>
         <w:pStyle w:val="Heading4"/>
-      </w:pPr>
-      <w:r>
+        <w:rPr>
+          <w:lang w:val="da-DK"/>
+        </w:rPr>
+      </w:pPr>
+      <w:proofErr w:type="spellStart"/>
+      <w:r>
+        <w:rPr>
+          <w:lang w:val="da-DK"/>
+        </w:rPr>
         <w:t>Idempotence</w:t>
       </w:r>
+      <w:proofErr w:type="spellEnd"/>
+    </w:p>
+    <w:p>
+      <w:pPr>
+        <w:rPr>
+          <w:lang w:val="da-DK"/>
+        </w:rPr>
+      </w:pPr>
+      <w:r>
+        <w:rPr>
+          <w:lang w:val="da-DK"/>
+        </w:rPr>
+        <w:t xml:space="preserve">Sikrer at samtidige </w:t>
+      </w:r>
+      <w:r>
+        <w:rPr>
+          <w:lang w:val="da-DK"/>
+        </w:rPr>
+        <w:t xml:space="preserve">kald ikke tillader flere </w:t>
+      </w:r>
+      <w:proofErr w:type="spellStart"/>
+      <w:r>
+        <w:rPr>
+          <w:lang w:val="da-DK"/>
+        </w:rPr>
+        <w:t>samtidiger</w:t>
+      </w:r>
+      <w:proofErr w:type="spellEnd"/>
+      <w:r>
+        <w:rPr>
+          <w:lang w:val="da-DK"/>
+        </w:rPr>
+        <w:t xml:space="preserve"> processeringer kunne være </w:t>
+      </w:r>
+      <w:proofErr w:type="spellStart"/>
+      <w:r>
+        <w:rPr>
+          <w:lang w:val="da-DK"/>
+        </w:rPr>
+        <w:t>generareing</w:t>
+      </w:r>
+      <w:proofErr w:type="spellEnd"/>
+      <w:r>
+        <w:rPr>
+          <w:lang w:val="da-DK"/>
+        </w:rPr>
+        <w:t xml:space="preserve"> af ny </w:t>
+      </w:r>
+      <w:proofErr w:type="spellStart"/>
+      <w:r>
+        <w:rPr>
+          <w:lang w:val="da-DK"/>
+        </w:rPr>
+        <w:t>recipe</w:t>
+      </w:r>
+      <w:proofErr w:type="spellEnd"/>
+      <w:r>
+        <w:rPr>
+          <w:lang w:val="da-DK"/>
+        </w:rPr>
+        <w:t xml:space="preserve">? </w:t>
+      </w:r>
+    </w:p>
+    <w:p>
+      <w:pPr>
+        <w:rPr>
+          <w:lang w:val="da-DK"/>
+        </w:rPr>
+      </w:pPr>
+    </w:p>
+    <w:p>
+      <w:pPr>
+        <w:pStyle w:val="Heading4"/>
+      </w:pPr>
+      <w:r>
+        <w:t>Caching</w:t>
+      </w:r>
+    </w:p>
+    <w:p>
+      <w:proofErr w:type="spellStart"/>
+      <w:r>
+        <w:t>Tanstack</w:t>
+      </w:r>
+      <w:proofErr w:type="spellEnd"/>
+      <w:r>
+        <w:t xml:space="preserve"> query caching client side</w:t>
+      </w:r>
     </w:p>
     <w:p/>
     <w:p>
       <w:pPr>
         <w:pStyle w:val="Heading4"/>
-      </w:pPr>
-      <w:r>
-        <w:t>Caching</w:t>
-      </w:r>
-    </w:p>
-    <w:p>
-      <w:proofErr w:type="spellStart"/>
-      <w:r>
-        <w:t>Tanstack</w:t>
-      </w:r>
-      <w:proofErr w:type="spellEnd"/>
-      <w:r>
-        <w:t xml:space="preserve"> query caching client side</w:t>
-      </w:r>
+        <w:rPr>
+          <w:lang w:val="da-DK"/>
+        </w:rPr>
+      </w:pPr>
+      <w:r>
+        <w:rPr>
+          <w:lang w:val="da-DK"/>
+        </w:rPr>
+        <w:t>Asynchronous Messaging Pattern</w:t>
+      </w:r>
+    </w:p>
+    <w:p>
+      <w:pPr>
+        <w:rPr>
+          <w:lang w:val="da-DK"/>
+        </w:rPr>
+      </w:pPr>
+      <w:proofErr w:type="spellStart"/>
+      <w:r>
+        <w:rPr>
+          <w:lang w:val="da-DK"/>
+        </w:rPr>
+        <w:t>Sidekiq</w:t>
+      </w:r>
+      <w:proofErr w:type="spellEnd"/>
+    </w:p>
+    <w:p>
+      <w:pPr>
+        <w:rPr>
+          <w:lang w:val="da-DK"/>
+        </w:rPr>
+      </w:pPr>
+    </w:p>
+    <w:p>
+      <w:pPr>
+        <w:pStyle w:val="Heading4"/>
+        <w:rPr>
+          <w:lang w:val="da-DK"/>
+        </w:rPr>
+      </w:pPr>
+      <w:r>
+        <w:rPr>
+          <w:lang w:val="da-DK"/>
+        </w:rPr>
+        <w:t>Service til service kommunikation</w:t>
+      </w:r>
+    </w:p>
+    <w:p>
+      <w:pPr>
+        <w:rPr>
+          <w:lang w:val="da-DK"/>
+        </w:rPr>
+      </w:pPr>
+      <w:r>
+        <w:rPr>
+          <w:lang w:val="da-DK"/>
+        </w:rPr>
+        <w:t xml:space="preserve">Kommunikationen </w:t>
+      </w:r>
+      <w:proofErr w:type="spellStart"/>
+      <w:r>
+        <w:rPr>
+          <w:lang w:val="da-DK"/>
+        </w:rPr>
+        <w:t>RabbitMQ</w:t>
+      </w:r>
+      <w:proofErr w:type="spellEnd"/>
+    </w:p>
+    <w:p>
+      <w:pPr>
+        <w:rPr>
+          <w:lang w:val="da-DK"/>
+        </w:rPr>
+      </w:pPr>
+    </w:p>
+    <w:p>
+      <w:pPr>
+        <w:pStyle w:val="Heading3"/>
+        <w:rPr>
+          <w:lang w:val="da-DK"/>
+        </w:rPr>
+      </w:pPr>
+      <w:bookmarkStart w:id="7" w:name="_Toc225456215"/>
+      <w:r>
+        <w:rPr>
+          <w:lang w:val="da-DK"/>
+        </w:rPr>
+        <w:t>2.1.</w:t>
+      </w:r>
+      <w:r>
+        <w:rPr>
+          <w:lang w:val="da-DK"/>
+        </w:rPr>
+        <w:t>4</w:t>
+      </w:r>
+      <w:r>
+        <w:rPr>
+          <w:lang w:val="da-DK"/>
+        </w:rPr>
+        <w:t xml:space="preserve"> Databases</w:t>
+      </w:r>
+      <w:bookmarkEnd w:id="7"/>
+    </w:p>
+    <w:p>
+      <w:pPr>
+        <w:rPr>
+          <w:lang w:val="da-DK"/>
+        </w:rPr>
+      </w:pPr>
+      <w:r>
+        <w:rPr>
+          <w:lang w:val="da-DK"/>
+        </w:rPr>
+        <w:t xml:space="preserve">Databasen er </w:t>
+      </w:r>
+      <w:proofErr w:type="spellStart"/>
+      <w:r>
+        <w:rPr>
+          <w:lang w:val="da-DK"/>
+        </w:rPr>
+        <w:t>relationsbaseret</w:t>
+      </w:r>
+      <w:proofErr w:type="spellEnd"/>
+      <w:r>
+        <w:rPr>
+          <w:lang w:val="da-DK"/>
+        </w:rPr>
+        <w:t xml:space="preserve"> og implementeret med MySQL, hvilket sikrer konsistens og dataintegritet gennem ACID-principper.</w:t>
+      </w:r>
+    </w:p>
+    <w:p>
+      <w:pPr>
+        <w:rPr>
+          <w:lang w:val="da-DK"/>
+        </w:rPr>
+      </w:pPr>
+      <w:r>
+        <w:rPr>
+          <w:lang w:val="da-DK"/>
+        </w:rPr>
+        <w:t xml:space="preserve">Relationel MySQL, </w:t>
+      </w:r>
+      <w:proofErr w:type="spellStart"/>
+      <w:r>
+        <w:rPr>
+          <w:lang w:val="da-DK"/>
+        </w:rPr>
+        <w:t>Redis</w:t>
+      </w:r>
+      <w:proofErr w:type="spellEnd"/>
+      <w:r>
+        <w:rPr>
+          <w:lang w:val="da-DK"/>
+        </w:rPr>
+        <w:t xml:space="preserve">, man kunne have </w:t>
+      </w:r>
+      <w:r>
+        <w:rPr>
+          <w:lang w:val="da-DK"/>
+        </w:rPr>
+        <w:t xml:space="preserve">gjort brug af </w:t>
+      </w:r>
+      <w:proofErr w:type="spellStart"/>
+      <w:r>
+        <w:rPr>
+          <w:lang w:val="da-DK"/>
+        </w:rPr>
+        <w:t>mongodb</w:t>
+      </w:r>
+      <w:proofErr w:type="spellEnd"/>
+      <w:r>
+        <w:rPr>
+          <w:lang w:val="da-DK"/>
+        </w:rPr>
+        <w:t xml:space="preserve"> og med henblik på muligheden af brugere kan like og kommentere ville det kunne argumenteres for at anvende en grafbaseret database såsom Neo4j, men da projektet er stort nok i forvejen blev det ikke implementeret, men på sigt og ved skalering giver det mere mening da </w:t>
+      </w:r>
+      <w:proofErr w:type="spellStart"/>
+      <w:r>
+        <w:rPr>
+          <w:lang w:val="da-DK"/>
+        </w:rPr>
+        <w:t>graphbasret</w:t>
+      </w:r>
+      <w:proofErr w:type="spellEnd"/>
+      <w:r>
+        <w:rPr>
+          <w:lang w:val="da-DK"/>
+        </w:rPr>
+        <w:t xml:space="preserve"> </w:t>
+      </w:r>
+      <w:proofErr w:type="spellStart"/>
+      <w:r>
+        <w:rPr>
+          <w:lang w:val="da-DK"/>
+        </w:rPr>
+        <w:t>db</w:t>
+      </w:r>
+      <w:proofErr w:type="spellEnd"/>
+      <w:r>
+        <w:rPr>
+          <w:lang w:val="da-DK"/>
+        </w:rPr>
+        <w:t xml:space="preserve"> er lavet til denne type af databinding hvor brugere kan like opskrifter og </w:t>
+      </w:r>
+      <w:r>
+        <w:rPr>
+          <w:lang w:val="da-DK"/>
+        </w:rPr>
+        <w:lastRenderedPageBreak/>
+        <w:t xml:space="preserve">kommentere og på den måde har en masse nodes til andre objekter, hvor relationel </w:t>
+      </w:r>
+      <w:proofErr w:type="spellStart"/>
+      <w:r>
+        <w:rPr>
+          <w:lang w:val="da-DK"/>
+        </w:rPr>
+        <w:t>db</w:t>
+      </w:r>
+      <w:proofErr w:type="spellEnd"/>
+      <w:r>
+        <w:rPr>
+          <w:lang w:val="da-DK"/>
+        </w:rPr>
+        <w:t xml:space="preserve"> skal have mere indviklede </w:t>
+      </w:r>
+      <w:proofErr w:type="spellStart"/>
+      <w:r>
+        <w:rPr>
+          <w:lang w:val="da-DK"/>
+        </w:rPr>
+        <w:t>joins</w:t>
+      </w:r>
+      <w:proofErr w:type="spellEnd"/>
+      <w:r>
+        <w:rPr>
+          <w:lang w:val="da-DK"/>
+        </w:rPr>
+        <w:t xml:space="preserve"> og …</w:t>
+      </w:r>
+    </w:p>
+    <w:p>
+      <w:pPr>
+        <w:rPr>
+          <w:lang w:val="da-DK"/>
+        </w:rPr>
+      </w:pPr>
+    </w:p>
+    <w:p>
+      <w:pPr>
+        <w:pStyle w:val="Heading4"/>
+      </w:pPr>
+      <w:r>
+        <w:t>2.1.</w:t>
+      </w:r>
+      <w:r>
+        <w:t>4</w:t>
+      </w:r>
+      <w:r>
+        <w:t>.1 SQL Injections</w:t>
+      </w:r>
+    </w:p>
+    <w:p>
+      <w:r>
+        <w:t xml:space="preserve">Prepared statements, </w:t>
+      </w:r>
+      <w:proofErr w:type="spellStart"/>
+      <w:r>
+        <w:t>sanitering</w:t>
+      </w:r>
+      <w:proofErr w:type="spellEnd"/>
+      <w:r>
+        <w:t>/</w:t>
+      </w:r>
+      <w:proofErr w:type="spellStart"/>
+      <w:r>
+        <w:t>validering</w:t>
+      </w:r>
+      <w:proofErr w:type="spellEnd"/>
+      <w:r>
+        <w:t xml:space="preserve">, max length </w:t>
+      </w:r>
+      <w:proofErr w:type="spellStart"/>
+      <w:r>
+        <w:t>etc</w:t>
+      </w:r>
+      <w:proofErr w:type="spellEnd"/>
     </w:p>
     <w:p/>
     <w:p>
       <w:pPr>
+        <w:pStyle w:val="Heading2"/>
+        <w:rPr>
+          <w:lang w:val="da-DK"/>
+        </w:rPr>
+      </w:pPr>
+      <w:bookmarkStart w:id="8" w:name="_Toc225456216"/>
+      <w:r>
+        <w:rPr>
+          <w:lang w:val="da-DK"/>
+        </w:rPr>
+        <w:t>2.</w:t>
+      </w:r>
+      <w:r>
+        <w:rPr>
+          <w:lang w:val="da-DK"/>
+        </w:rPr>
+        <w:t>2</w:t>
+      </w:r>
+      <w:r>
+        <w:rPr>
+          <w:lang w:val="da-DK"/>
+        </w:rPr>
+        <w:t xml:space="preserve"> </w:t>
+      </w:r>
+      <w:r>
+        <w:rPr>
+          <w:lang w:val="da-DK"/>
+        </w:rPr>
+        <w:t>Environments</w:t>
+      </w:r>
+      <w:bookmarkEnd w:id="8"/>
+    </w:p>
+    <w:p>
+      <w:pPr>
+        <w:rPr>
+          <w:lang w:val="da-DK"/>
+        </w:rPr>
+      </w:pPr>
+      <w:r>
+        <w:rPr>
+          <w:lang w:val="da-DK"/>
+        </w:rPr>
+        <w:t xml:space="preserve">Munchora er hostet på en virtuel maskine hos </w:t>
+      </w:r>
+      <w:proofErr w:type="spellStart"/>
+      <w:r>
+        <w:rPr>
+          <w:lang w:val="da-DK"/>
+        </w:rPr>
+        <w:t>Linode</w:t>
+      </w:r>
+      <w:proofErr w:type="spellEnd"/>
+      <w:r>
+        <w:rPr>
+          <w:lang w:val="da-DK"/>
+        </w:rPr>
+        <w:t xml:space="preserve"> (Akamai Cloud). Jeg har valgt den mest minimalistiske konfiguration med 1 CPU-core, 1 GB RAM og 25 GB hukommelse, hvilket er rigeligt til applikationens nuværende behov. Jeg anvender Docker til mit produktionsmiljø, hvor der bygges separate images til både </w:t>
+      </w:r>
+      <w:proofErr w:type="spellStart"/>
+      <w:r>
+        <w:rPr>
+          <w:lang w:val="da-DK"/>
+        </w:rPr>
+        <w:t>backend</w:t>
+      </w:r>
+      <w:proofErr w:type="spellEnd"/>
+      <w:r>
+        <w:rPr>
+          <w:lang w:val="da-DK"/>
+        </w:rPr>
+        <w:t xml:space="preserve"> (Ruby on </w:t>
+      </w:r>
+      <w:proofErr w:type="spellStart"/>
+      <w:r>
+        <w:rPr>
+          <w:lang w:val="da-DK"/>
+        </w:rPr>
+        <w:t>Rails</w:t>
+      </w:r>
+      <w:proofErr w:type="spellEnd"/>
+      <w:r>
+        <w:rPr>
+          <w:lang w:val="da-DK"/>
+        </w:rPr>
+        <w:t xml:space="preserve">) og </w:t>
+      </w:r>
+      <w:proofErr w:type="spellStart"/>
+      <w:r>
+        <w:rPr>
+          <w:lang w:val="da-DK"/>
+        </w:rPr>
+        <w:t>frontend</w:t>
+      </w:r>
+      <w:proofErr w:type="spellEnd"/>
+      <w:r>
+        <w:rPr>
+          <w:lang w:val="da-DK"/>
+        </w:rPr>
+        <w:t xml:space="preserve"> (React Router v7), som publiceres til GitHub Container Registry (GHCR). På serveren hentes og startes disse images automatisk ved hjælp af </w:t>
+      </w:r>
+      <w:proofErr w:type="spellStart"/>
+      <w:r>
+        <w:rPr>
+          <w:lang w:val="da-DK"/>
+        </w:rPr>
+        <w:t>docker</w:t>
+      </w:r>
+      <w:proofErr w:type="spellEnd"/>
+      <w:r>
+        <w:rPr>
+          <w:lang w:val="da-DK"/>
+        </w:rPr>
+        <w:t xml:space="preserve">-compose, hvor dette simple </w:t>
+      </w:r>
+      <w:proofErr w:type="spellStart"/>
+      <w:r>
+        <w:rPr>
+          <w:lang w:val="da-DK"/>
+        </w:rPr>
+        <w:t>setup</w:t>
+      </w:r>
+      <w:proofErr w:type="spellEnd"/>
+      <w:r>
+        <w:rPr>
+          <w:lang w:val="da-DK"/>
+        </w:rPr>
+        <w:t xml:space="preserve"> gør det nemt at administrere og genstarte systemet som en samlet enhed. Applikationerne har jeg gjort tilgængelige udefra ved en opsat </w:t>
+      </w:r>
+      <w:proofErr w:type="spellStart"/>
+      <w:r>
+        <w:rPr>
+          <w:lang w:val="da-DK"/>
+        </w:rPr>
+        <w:t>Nginx</w:t>
+      </w:r>
+      <w:proofErr w:type="spellEnd"/>
+      <w:r>
+        <w:rPr>
+          <w:lang w:val="da-DK"/>
+        </w:rPr>
+        <w:t xml:space="preserve"> </w:t>
+      </w:r>
+      <w:proofErr w:type="spellStart"/>
+      <w:r>
+        <w:rPr>
+          <w:lang w:val="da-DK"/>
+        </w:rPr>
+        <w:t>reverse</w:t>
+      </w:r>
+      <w:proofErr w:type="spellEnd"/>
+      <w:r>
+        <w:rPr>
+          <w:lang w:val="da-DK"/>
+        </w:rPr>
+        <w:t xml:space="preserve"> proxy, der håndterer indgående trafik på mit domæne munchora.pro. Proxyen dirigerer forespørgsler videre til enten klient eller </w:t>
+      </w:r>
+      <w:proofErr w:type="spellStart"/>
+      <w:r>
+        <w:rPr>
+          <w:lang w:val="da-DK"/>
+        </w:rPr>
+        <w:t>backend</w:t>
+      </w:r>
+      <w:proofErr w:type="spellEnd"/>
+      <w:r>
+        <w:rPr>
+          <w:lang w:val="da-DK"/>
+        </w:rPr>
+        <w:t xml:space="preserve"> containeren afhængigt af URL-strukturen. </w:t>
+      </w:r>
+      <w:proofErr w:type="spellStart"/>
+      <w:r>
+        <w:rPr>
+          <w:lang w:val="da-DK"/>
+        </w:rPr>
+        <w:t>Requests</w:t>
+      </w:r>
+      <w:proofErr w:type="spellEnd"/>
+      <w:r>
+        <w:rPr>
+          <w:lang w:val="da-DK"/>
+        </w:rPr>
+        <w:t xml:space="preserve"> med præfikset </w:t>
+      </w:r>
+      <w:r>
+        <w:rPr>
+          <w:highlight w:val="lightGray"/>
+          <w:lang w:val="da-DK"/>
+        </w:rPr>
+        <w:t>/</w:t>
+      </w:r>
+      <w:proofErr w:type="spellStart"/>
+      <w:r>
+        <w:rPr>
+          <w:highlight w:val="lightGray"/>
+          <w:lang w:val="da-DK"/>
+        </w:rPr>
+        <w:t>api</w:t>
+      </w:r>
+      <w:proofErr w:type="spellEnd"/>
+      <w:r>
+        <w:rPr>
+          <w:highlight w:val="lightGray"/>
+          <w:lang w:val="da-DK"/>
+        </w:rPr>
+        <w:t>/v1/*</w:t>
+      </w:r>
+      <w:r>
+        <w:rPr>
+          <w:lang w:val="da-DK"/>
+        </w:rPr>
+        <w:t xml:space="preserve"> sendes til </w:t>
+      </w:r>
+      <w:proofErr w:type="spellStart"/>
+      <w:r>
+        <w:rPr>
+          <w:lang w:val="da-DK"/>
+        </w:rPr>
+        <w:t>Rails-backenden</w:t>
+      </w:r>
+      <w:proofErr w:type="spellEnd"/>
+      <w:r>
+        <w:rPr>
+          <w:lang w:val="da-DK"/>
+        </w:rPr>
+        <w:t xml:space="preserve">, mens alle andre ruter leveres fra React-klienten. Denne struktur sikrer, at både </w:t>
+      </w:r>
+      <w:proofErr w:type="spellStart"/>
+      <w:r>
+        <w:rPr>
+          <w:lang w:val="da-DK"/>
+        </w:rPr>
+        <w:t>frontend</w:t>
+      </w:r>
+      <w:proofErr w:type="spellEnd"/>
+      <w:r>
+        <w:rPr>
+          <w:lang w:val="da-DK"/>
+        </w:rPr>
+        <w:t xml:space="preserve"> og mit REST-API kan køre gnidningsfrit på samme domæne. Derudover har jeg konfigureret HTTPS ved hjælp af </w:t>
+      </w:r>
+      <w:proofErr w:type="spellStart"/>
+      <w:r>
+        <w:rPr>
+          <w:lang w:val="da-DK"/>
+        </w:rPr>
+        <w:t>Certbot</w:t>
+      </w:r>
+      <w:proofErr w:type="spellEnd"/>
+      <w:r>
+        <w:rPr>
+          <w:lang w:val="da-DK"/>
+        </w:rPr>
+        <w:t xml:space="preserve"> og </w:t>
+      </w:r>
+      <w:proofErr w:type="spellStart"/>
+      <w:r>
+        <w:rPr>
+          <w:lang w:val="da-DK"/>
+        </w:rPr>
+        <w:t>Let’s</w:t>
+      </w:r>
+      <w:proofErr w:type="spellEnd"/>
+      <w:r>
+        <w:rPr>
+          <w:lang w:val="da-DK"/>
+        </w:rPr>
+        <w:t xml:space="preserve"> </w:t>
+      </w:r>
+      <w:proofErr w:type="spellStart"/>
+      <w:r>
+        <w:rPr>
+          <w:lang w:val="da-DK"/>
+        </w:rPr>
+        <w:t>Encrypt</w:t>
+      </w:r>
+      <w:proofErr w:type="spellEnd"/>
+      <w:r>
+        <w:rPr>
+          <w:lang w:val="da-DK"/>
+        </w:rPr>
+        <w:t>, så kommunikationen mellem brugere og server er krypteret i transit. Det beskytter mod man-in-the-</w:t>
+      </w:r>
+      <w:proofErr w:type="spellStart"/>
+      <w:r>
+        <w:rPr>
+          <w:lang w:val="da-DK"/>
+        </w:rPr>
+        <w:t>middle</w:t>
+      </w:r>
+      <w:proofErr w:type="spellEnd"/>
+      <w:r>
+        <w:rPr>
+          <w:lang w:val="da-DK"/>
+        </w:rPr>
+        <w:t xml:space="preserve"> angreb</w:t>
+      </w:r>
+      <w:r>
+        <w:rPr>
+          <w:rStyle w:val="FootnoteReference"/>
+          <w:lang w:val="da-DK"/>
+        </w:rPr>
+        <w:footnoteReference w:id="1"/>
+      </w:r>
+      <w:r>
+        <w:rPr>
+          <w:lang w:val="da-DK"/>
+        </w:rPr>
+        <w:t xml:space="preserve"> og sikrer, at følsomme data, såsom loginoplysninger og API </w:t>
+      </w:r>
+      <w:proofErr w:type="spellStart"/>
+      <w:r>
+        <w:rPr>
+          <w:lang w:val="da-DK"/>
+        </w:rPr>
+        <w:t>requests</w:t>
+      </w:r>
+      <w:proofErr w:type="spellEnd"/>
+      <w:r>
+        <w:rPr>
+          <w:lang w:val="da-DK"/>
+        </w:rPr>
+        <w:t xml:space="preserve"> ikke opsnappes. Samlet set giver denne opsætning en stabil, sikker og vedligeholdelsesbar </w:t>
+      </w:r>
+      <w:proofErr w:type="spellStart"/>
+      <w:r>
+        <w:rPr>
+          <w:lang w:val="da-DK"/>
+        </w:rPr>
+        <w:t>hosting</w:t>
+      </w:r>
+      <w:proofErr w:type="spellEnd"/>
+      <w:r>
+        <w:rPr>
+          <w:lang w:val="da-DK"/>
+        </w:rPr>
+        <w:t xml:space="preserve"> løsning, hvor både </w:t>
+      </w:r>
+      <w:proofErr w:type="spellStart"/>
+      <w:r>
+        <w:rPr>
+          <w:lang w:val="da-DK"/>
+        </w:rPr>
+        <w:t>deployment</w:t>
+      </w:r>
+      <w:proofErr w:type="spellEnd"/>
+      <w:r>
+        <w:rPr>
+          <w:lang w:val="da-DK"/>
+        </w:rPr>
+        <w:t xml:space="preserve"> og drift kan håndteres effektivt med få kommandoer. Det gør det nemt for mig at fortsætte udviklingen af Munchora, uden at driftsdelen bliver en flaskehals.</w:t>
+      </w:r>
+    </w:p>
+    <w:p>
+      <w:pPr>
+        <w:rPr>
+          <w:lang w:val="da-DK"/>
+        </w:rPr>
+      </w:pPr>
+    </w:p>
+    <w:p>
+      <w:pPr>
+        <w:pStyle w:val="Heading3"/>
+      </w:pPr>
+      <w:bookmarkStart w:id="9" w:name="_Toc225456217"/>
+      <w:r>
+        <w:lastRenderedPageBreak/>
+        <w:t>2.2.1 Development</w:t>
+      </w:r>
+      <w:bookmarkEnd w:id="9"/>
+    </w:p>
+    <w:p>
+      <w:r>
+        <w:t>Docker-compose</w:t>
+      </w:r>
+    </w:p>
+    <w:p>
+      <w:proofErr w:type="spellStart"/>
+      <w:r>
+        <w:t>Minikube</w:t>
+      </w:r>
+      <w:proofErr w:type="spellEnd"/>
+      <w:r>
+        <w:t xml:space="preserve"> </w:t>
+      </w:r>
+      <w:proofErr w:type="spellStart"/>
+      <w:r>
+        <w:t>kubectl</w:t>
+      </w:r>
+      <w:proofErr w:type="spellEnd"/>
+      <w:r>
+        <w:t>, k9s</w:t>
+      </w:r>
+    </w:p>
+    <w:p/>
+    <w:p>
+      <w:pPr>
+        <w:pStyle w:val="Heading3"/>
+      </w:pPr>
+      <w:bookmarkStart w:id="10" w:name="_Toc225456218"/>
+      <w:r>
+        <w:t>2.2.2 Production</w:t>
+      </w:r>
+      <w:bookmarkEnd w:id="10"/>
+    </w:p>
+    <w:p/>
+    <w:p>
+      <w:pPr>
         <w:pStyle w:val="Heading4"/>
-        <w:rPr>
-          <w:lang w:val="da-DK"/>
-        </w:rPr>
-      </w:pPr>
-      <w:r>
-        <w:rPr>
-          <w:lang w:val="da-DK"/>
-        </w:rPr>
-        <w:t>Asynchronous Messaging Pattern</w:t>
-      </w:r>
-    </w:p>
-    <w:p>
-      <w:pPr>
-        <w:rPr>
-          <w:lang w:val="da-DK"/>
-        </w:rPr>
-      </w:pPr>
-      <w:proofErr w:type="spellStart"/>
-      <w:r>
-        <w:rPr>
-          <w:lang w:val="da-DK"/>
-        </w:rPr>
-        <w:t>Sidekiq</w:t>
-      </w:r>
-      <w:proofErr w:type="spellEnd"/>
-    </w:p>
-    <w:p>
-      <w:pPr>
-        <w:rPr>
-          <w:lang w:val="da-DK"/>
-        </w:rPr>
-      </w:pPr>
-    </w:p>
-    <w:p>
-      <w:pPr>
-        <w:pStyle w:val="Heading4"/>
-        <w:rPr>
-          <w:lang w:val="da-DK"/>
-        </w:rPr>
-      </w:pPr>
-      <w:r>
-        <w:rPr>
-          <w:lang w:val="da-DK"/>
-        </w:rPr>
-        <w:t>Service til service kommunikation</w:t>
-      </w:r>
-    </w:p>
-    <w:p>
-      <w:pPr>
-        <w:rPr>
-          <w:lang w:val="da-DK"/>
-        </w:rPr>
-      </w:pPr>
-      <w:r>
-        <w:rPr>
-          <w:lang w:val="da-DK"/>
-        </w:rPr>
-        <w:t xml:space="preserve">Kommunikationen </w:t>
-      </w:r>
-      <w:proofErr w:type="spellStart"/>
-      <w:r>
-        <w:rPr>
-          <w:lang w:val="da-DK"/>
-        </w:rPr>
-        <w:t>RabbitMQ</w:t>
-      </w:r>
-      <w:proofErr w:type="spellEnd"/>
-    </w:p>
-    <w:p>
-      <w:pPr>
-        <w:rPr>
-          <w:lang w:val="da-DK"/>
-        </w:rPr>
-      </w:pPr>
-    </w:p>
-    <w:p>
-      <w:pPr>
-        <w:pStyle w:val="Heading3"/>
-        <w:rPr>
-          <w:lang w:val="da-DK"/>
-        </w:rPr>
-      </w:pPr>
-      <w:bookmarkStart w:id="7" w:name="_Toc225456215"/>
-      <w:r>
-        <w:rPr>
-          <w:lang w:val="da-DK"/>
-        </w:rPr>
-        <w:t>2.1.</w:t>
-      </w:r>
-      <w:r>
-        <w:rPr>
-          <w:lang w:val="da-DK"/>
-        </w:rPr>
-        <w:t>4</w:t>
-      </w:r>
-      <w:r>
-        <w:rPr>
-          <w:lang w:val="da-DK"/>
-        </w:rPr>
-        <w:t xml:space="preserve"> Databases</w:t>
-      </w:r>
-      <w:bookmarkEnd w:id="7"/>
-    </w:p>
-    <w:p>
-      <w:pPr>
-        <w:rPr>
-          <w:lang w:val="da-DK"/>
-        </w:rPr>
-      </w:pPr>
-      <w:r>
-        <w:rPr>
-          <w:lang w:val="da-DK"/>
-        </w:rPr>
-        <w:t xml:space="preserve">Databasen er </w:t>
-      </w:r>
-      <w:proofErr w:type="spellStart"/>
-      <w:r>
-        <w:rPr>
-          <w:lang w:val="da-DK"/>
-        </w:rPr>
-        <w:t>relationsbaseret</w:t>
-      </w:r>
-      <w:proofErr w:type="spellEnd"/>
-      <w:r>
-        <w:rPr>
-          <w:lang w:val="da-DK"/>
-        </w:rPr>
-        <w:t xml:space="preserve"> og implementeret med MySQL, hvilket sikrer konsistens og dataintegritet gennem ACID-principper.</w:t>
-      </w:r>
-    </w:p>
-    <w:p>
-      <w:pPr>
-        <w:rPr>
-          <w:lang w:val="da-DK"/>
-        </w:rPr>
-      </w:pPr>
-      <w:r>
-        <w:rPr>
-          <w:lang w:val="da-DK"/>
-        </w:rPr>
-        <w:t xml:space="preserve">Relationel MySQL, </w:t>
-      </w:r>
-      <w:proofErr w:type="spellStart"/>
-      <w:r>
-        <w:rPr>
-          <w:lang w:val="da-DK"/>
-        </w:rPr>
-        <w:t>Redis</w:t>
-      </w:r>
-      <w:proofErr w:type="spellEnd"/>
-      <w:r>
-        <w:rPr>
-          <w:lang w:val="da-DK"/>
-        </w:rPr>
-        <w:t xml:space="preserve">, man kunne have </w:t>
-      </w:r>
-      <w:r>
-        <w:rPr>
-          <w:lang w:val="da-DK"/>
-        </w:rPr>
-        <w:t xml:space="preserve">gjort brug af </w:t>
-      </w:r>
-      <w:proofErr w:type="spellStart"/>
-      <w:r>
-        <w:rPr>
-          <w:lang w:val="da-DK"/>
-        </w:rPr>
-        <w:t>mongodb</w:t>
-      </w:r>
-      <w:proofErr w:type="spellEnd"/>
-      <w:r>
-        <w:rPr>
-          <w:lang w:val="da-DK"/>
-        </w:rPr>
-        <w:t xml:space="preserve"> og med henblik på muligheden af brugere kan like og kommentere ville det kunne argumenteres for at anvende en grafbaseret database såsom Neo4j, men da projektet er stort nok i forvejen blev det ikke implementeret, men på sigt og ved skalering giver det mere mening da </w:t>
-      </w:r>
-      <w:proofErr w:type="spellStart"/>
-      <w:r>
-        <w:rPr>
-          <w:lang w:val="da-DK"/>
-        </w:rPr>
-        <w:t>graphbasret</w:t>
-      </w:r>
-      <w:proofErr w:type="spellEnd"/>
-      <w:r>
-        <w:rPr>
-          <w:lang w:val="da-DK"/>
-        </w:rPr>
+      </w:pPr>
+      <w:r>
+        <w:t>2.2.2.1 Monitoring, Logging &amp; Tracing</w:t>
+      </w:r>
+    </w:p>
+    <w:p>
+      <w:proofErr w:type="spellStart"/>
+      <w:r>
+        <w:t>Newrelic</w:t>
+      </w:r>
+      <w:proofErr w:type="spellEnd"/>
+    </w:p>
+    <w:p/>
+    <w:p>
+      <w:pPr>
+        <w:pStyle w:val="Heading1"/>
+      </w:pPr>
+      <w:bookmarkStart w:id="11" w:name="_Toc225456219"/>
+      <w:r>
+        <w:t>3.0</w:t>
+      </w:r>
+      <w:r>
         <w:t xml:space="preserve"> </w:t>
       </w:r>
       <w:proofErr w:type="spellStart"/>
       <w:r>
-        <w:rPr>
-          <w:lang w:val="da-DK"/>
-        </w:rPr>
-        <w:t>db</w:t>
-      </w:r>
-      <w:proofErr w:type="spellEnd"/>
-      <w:r>
-        <w:rPr>
-          <w:lang w:val="da-DK"/>
-        </w:rPr>
-        <w:t xml:space="preserve"> er lavet til denne type af databinding hvor brugere kan like opskrifter og kommentere og på den måde har en masse nodes til andre objekter, hvor relationel </w:t>
-      </w:r>
-      <w:proofErr w:type="spellStart"/>
-      <w:r>
-        <w:rPr>
-          <w:lang w:val="da-DK"/>
-        </w:rPr>
-        <w:t>db</w:t>
-      </w:r>
-      <w:proofErr w:type="spellEnd"/>
-      <w:r>
-        <w:rPr>
-          <w:lang w:val="da-DK"/>
-        </w:rPr>
-        <w:t xml:space="preserve"> skal have mere indviklede </w:t>
-      </w:r>
-      <w:proofErr w:type="spellStart"/>
-      <w:r>
-        <w:rPr>
-          <w:lang w:val="da-DK"/>
-        </w:rPr>
-        <w:t>joins</w:t>
-      </w:r>
-      <w:proofErr w:type="spellEnd"/>
-      <w:r>
-        <w:rPr>
-          <w:lang w:val="da-DK"/>
-        </w:rPr>
-        <w:t xml:space="preserve"> og …</w:t>
-      </w:r>
-    </w:p>
-    <w:p>
-      <w:pPr>
-        <w:rPr>
-          <w:lang w:val="da-DK"/>
-        </w:rPr>
-      </w:pPr>
-    </w:p>
-    <w:p>
-      <w:pPr>
-        <w:pStyle w:val="Heading4"/>
-      </w:pPr>
-      <w:r>
-        <w:lastRenderedPageBreak/>
-        <w:t>2.1.</w:t>
-      </w:r>
-      <w:r>
-        <w:t>4</w:t>
-      </w:r>
-      <w:r>
-        <w:t>.1 SQL Injections</w:t>
-      </w:r>
-    </w:p>
-    <w:p>
-      <w:r>
-        <w:t xml:space="preserve">Prepared statements, </w:t>
-      </w:r>
-      <w:proofErr w:type="spellStart"/>
-      <w:r>
-        <w:t>sanitering</w:t>
-      </w:r>
-      <w:proofErr w:type="spellEnd"/>
-      <w:r>
-        <w:t>/</w:t>
-      </w:r>
-      <w:proofErr w:type="spellStart"/>
-      <w:r>
-        <w:t>validering</w:t>
-      </w:r>
-      <w:proofErr w:type="spellEnd"/>
-      <w:r>
-        <w:t xml:space="preserve">, max length </w:t>
-      </w:r>
-      <w:proofErr w:type="spellStart"/>
-      <w:r>
-        <w:t>etc</w:t>
-      </w:r>
-      <w:proofErr w:type="spellEnd"/>
-    </w:p>
-    <w:p/>
-    <w:p>
-      <w:pPr>
-        <w:pStyle w:val="Heading2"/>
-      </w:pPr>
-      <w:bookmarkStart w:id="8" w:name="_Toc225456216"/>
-      <w:r>
-        <w:t>2.</w:t>
-      </w:r>
-      <w:r>
-        <w:t>2</w:t>
-      </w:r>
-      <w:r>
+        <w:t>Udviklingsproces</w:t>
+      </w:r>
+      <w:bookmarkEnd w:id="11"/>
+      <w:proofErr w:type="spellEnd"/>
+    </w:p>
+    <w:p>
+      <w:pPr>
+        <w:rPr>
+          <w:lang w:val="da-DK"/>
+        </w:rPr>
+      </w:pPr>
+      <w:r>
+        <w:rPr>
+          <w:lang w:val="da-DK"/>
+        </w:rPr>
+        <w:t>Dette afsnit beskriver den anvendte udviklingsproces i projektet samt de overvejelser, der ligger bag valget af arbejdsmetode. Der gives et overblik over, hvordan udviklingen er struktureret i praksis, samt hvilke værktøjer der er anvendt til planlægning og opgavestyring. Afslutningsvis perspektiveres der til, hvordan processen kunne have været tilrettelagt i et team</w:t>
+      </w:r>
+      <w:r>
+        <w:rPr>
+          <w:lang w:val="da-DK"/>
+        </w:rPr>
         <w:t xml:space="preserve"> </w:t>
       </w:r>
       <w:r>
-        <w:t>Environments</w:t>
-      </w:r>
-      <w:bookmarkEnd w:id="8"/>
-    </w:p>
-    <w:p>
-      <w:pPr>
-        <w:rPr>
-          <w:lang w:val="da-DK"/>
-        </w:rPr>
-      </w:pPr>
-      <w:r>
-        <w:rPr>
-          <w:lang w:val="da-DK"/>
-        </w:rPr>
-        <w:t xml:space="preserve">Munchora er hostet på en virtuel maskine hos </w:t>
-      </w:r>
-      <w:proofErr w:type="spellStart"/>
-      <w:r>
-        <w:rPr>
-          <w:lang w:val="da-DK"/>
-        </w:rPr>
-        <w:t>Linode</w:t>
-      </w:r>
-      <w:proofErr w:type="spellEnd"/>
-      <w:r>
-        <w:rPr>
-          <w:lang w:val="da-DK"/>
-        </w:rPr>
-        <w:t xml:space="preserve"> (Akamai Cloud). Jeg har valgt den mest minimalistiske konfiguration med 1 CPU-core, 1 GB RAM og 25 GB hukommelse, hvilket er rigeligt til applikationens nuværende behov. Jeg anvender Docker til mit produktionsmiljø, hvor der bygges separate images til både </w:t>
-      </w:r>
-      <w:proofErr w:type="spellStart"/>
-      <w:r>
-        <w:rPr>
-          <w:lang w:val="da-DK"/>
-        </w:rPr>
-        <w:t>backend</w:t>
-      </w:r>
-      <w:proofErr w:type="spellEnd"/>
-      <w:r>
-        <w:rPr>
-          <w:lang w:val="da-DK"/>
-        </w:rPr>
-        <w:t xml:space="preserve"> (Ruby on </w:t>
-      </w:r>
-      <w:proofErr w:type="spellStart"/>
-      <w:r>
-        <w:rPr>
-          <w:lang w:val="da-DK"/>
-        </w:rPr>
-        <w:t>Rails</w:t>
-      </w:r>
-      <w:proofErr w:type="spellEnd"/>
-      <w:r>
-        <w:rPr>
-          <w:lang w:val="da-DK"/>
-        </w:rPr>
-        <w:t xml:space="preserve">) og </w:t>
-      </w:r>
-      <w:proofErr w:type="spellStart"/>
-      <w:r>
-        <w:rPr>
-          <w:lang w:val="da-DK"/>
-        </w:rPr>
-        <w:t>frontend</w:t>
-      </w:r>
-      <w:proofErr w:type="spellEnd"/>
-      <w:r>
-        <w:rPr>
-          <w:lang w:val="da-DK"/>
-        </w:rPr>
-        <w:t xml:space="preserve"> (React Router v7), som publiceres til GitHub Container Registry (GHCR). På serveren hentes og startes disse images automatisk ved hjælp af </w:t>
-      </w:r>
-      <w:proofErr w:type="spellStart"/>
-      <w:r>
-        <w:rPr>
-          <w:lang w:val="da-DK"/>
-        </w:rPr>
-        <w:t>docker</w:t>
-      </w:r>
-      <w:proofErr w:type="spellEnd"/>
-      <w:r>
-        <w:rPr>
-          <w:lang w:val="da-DK"/>
-        </w:rPr>
-        <w:t xml:space="preserve">-compose, hvor dette simple </w:t>
+        <w:rPr>
+          <w:lang w:val="da-DK"/>
+        </w:rPr>
+        <w:t xml:space="preserve">baseret </w:t>
       </w:r>
       <w:proofErr w:type="spellStart"/>
       <w:r>
@@ -5665,321 +6268,16 @@
         <w:rPr>
           <w:lang w:val="da-DK"/>
         </w:rPr>
-        <w:t xml:space="preserve"> gør det nemt at administrere og genstarte systemet som en samlet enhed. Applikationerne har jeg gjort tilgængelige udefra ved en opsat </w:t>
-      </w:r>
-      <w:proofErr w:type="spellStart"/>
-      <w:r>
-        <w:rPr>
-          <w:lang w:val="da-DK"/>
-        </w:rPr>
-        <w:t>Nginx</w:t>
-      </w:r>
-      <w:proofErr w:type="spellEnd"/>
-      <w:r>
-        <w:rPr>
-          <w:lang w:val="da-DK"/>
-        </w:rPr>
-        <w:t xml:space="preserve"> </w:t>
-      </w:r>
-      <w:proofErr w:type="spellStart"/>
-      <w:r>
-        <w:rPr>
-          <w:lang w:val="da-DK"/>
-        </w:rPr>
-        <w:t>reverse</w:t>
-      </w:r>
-      <w:proofErr w:type="spellEnd"/>
-      <w:r>
-        <w:rPr>
-          <w:lang w:val="da-DK"/>
-        </w:rPr>
-        <w:t xml:space="preserve"> proxy, der håndterer indgående trafik på mit domæne munchora.pro. Proxyen dirigerer forespørgsler videre til enten klient eller </w:t>
-      </w:r>
-      <w:proofErr w:type="spellStart"/>
-      <w:r>
-        <w:rPr>
-          <w:lang w:val="da-DK"/>
-        </w:rPr>
-        <w:t>backend</w:t>
-      </w:r>
-      <w:proofErr w:type="spellEnd"/>
-      <w:r>
-        <w:rPr>
-          <w:lang w:val="da-DK"/>
-        </w:rPr>
-        <w:t xml:space="preserve"> containeren afhængigt af URL-strukturen. </w:t>
-      </w:r>
-      <w:proofErr w:type="spellStart"/>
-      <w:r>
-        <w:rPr>
-          <w:lang w:val="da-DK"/>
-        </w:rPr>
-        <w:t>Requests</w:t>
-      </w:r>
-      <w:proofErr w:type="spellEnd"/>
-      <w:r>
-        <w:rPr>
-          <w:lang w:val="da-DK"/>
-        </w:rPr>
-        <w:t xml:space="preserve"> med præfikset </w:t>
-      </w:r>
-      <w:r>
-        <w:rPr>
-          <w:highlight w:val="lightGray"/>
-          <w:lang w:val="da-DK"/>
-        </w:rPr>
-        <w:t>/</w:t>
-      </w:r>
-      <w:proofErr w:type="spellStart"/>
-      <w:r>
-        <w:rPr>
-          <w:highlight w:val="lightGray"/>
-          <w:lang w:val="da-DK"/>
-        </w:rPr>
-        <w:t>api</w:t>
-      </w:r>
-      <w:proofErr w:type="spellEnd"/>
-      <w:r>
-        <w:rPr>
-          <w:highlight w:val="lightGray"/>
-          <w:lang w:val="da-DK"/>
-        </w:rPr>
-        <w:t>/v1/*</w:t>
-      </w:r>
-      <w:r>
-        <w:rPr>
-          <w:lang w:val="da-DK"/>
-        </w:rPr>
-        <w:t xml:space="preserve"> sendes til </w:t>
-      </w:r>
-      <w:proofErr w:type="spellStart"/>
-      <w:r>
-        <w:rPr>
-          <w:lang w:val="da-DK"/>
-        </w:rPr>
-        <w:t>Rails-backenden</w:t>
-      </w:r>
-      <w:proofErr w:type="spellEnd"/>
-      <w:r>
-        <w:rPr>
-          <w:lang w:val="da-DK"/>
-        </w:rPr>
-        <w:t xml:space="preserve">, mens alle andre ruter leveres fra React-klienten. Denne struktur sikrer, at både </w:t>
-      </w:r>
-      <w:proofErr w:type="spellStart"/>
-      <w:r>
-        <w:rPr>
-          <w:lang w:val="da-DK"/>
-        </w:rPr>
-        <w:t>frontend</w:t>
-      </w:r>
-      <w:proofErr w:type="spellEnd"/>
-      <w:r>
-        <w:rPr>
-          <w:lang w:val="da-DK"/>
-        </w:rPr>
-        <w:t xml:space="preserve"> og mit REST-API kan køre gnidningsfrit på samme domæne. Derudover har jeg konfigureret HTTPS ved hjælp af </w:t>
-      </w:r>
-      <w:proofErr w:type="spellStart"/>
-      <w:r>
-        <w:rPr>
-          <w:lang w:val="da-DK"/>
-        </w:rPr>
-        <w:t>Certbot</w:t>
-      </w:r>
-      <w:proofErr w:type="spellEnd"/>
-      <w:r>
-        <w:rPr>
-          <w:lang w:val="da-DK"/>
-        </w:rPr>
-        <w:t xml:space="preserve"> og </w:t>
-      </w:r>
-      <w:proofErr w:type="spellStart"/>
-      <w:r>
-        <w:rPr>
-          <w:lang w:val="da-DK"/>
-        </w:rPr>
-        <w:t>Let’s</w:t>
-      </w:r>
-      <w:proofErr w:type="spellEnd"/>
-      <w:r>
-        <w:rPr>
-          <w:lang w:val="da-DK"/>
-        </w:rPr>
-        <w:t xml:space="preserve"> </w:t>
-      </w:r>
-      <w:proofErr w:type="spellStart"/>
-      <w:r>
-        <w:rPr>
-          <w:lang w:val="da-DK"/>
-        </w:rPr>
-        <w:t>Encrypt</w:t>
-      </w:r>
-      <w:proofErr w:type="spellEnd"/>
-      <w:r>
-        <w:rPr>
-          <w:lang w:val="da-DK"/>
-        </w:rPr>
-        <w:t>, så kommunikationen mellem brugere og server er krypteret i transit. Det beskytter mod man-in-the-</w:t>
-      </w:r>
-      <w:proofErr w:type="spellStart"/>
-      <w:r>
-        <w:rPr>
-          <w:lang w:val="da-DK"/>
-        </w:rPr>
-        <w:t>middle</w:t>
-      </w:r>
-      <w:proofErr w:type="spellEnd"/>
-      <w:r>
-        <w:rPr>
-          <w:lang w:val="da-DK"/>
-        </w:rPr>
-        <w:t xml:space="preserve"> angreb</w:t>
-      </w:r>
-      <w:r>
-        <w:rPr>
-          <w:rStyle w:val="FootnoteReference"/>
-          <w:lang w:val="da-DK"/>
-        </w:rPr>
-        <w:footnoteReference w:id="1"/>
-      </w:r>
-      <w:r>
-        <w:rPr>
-          <w:lang w:val="da-DK"/>
-        </w:rPr>
-        <w:t xml:space="preserve"> og sikrer, at følsomme data, såsom loginoplysninger og API </w:t>
-      </w:r>
-      <w:proofErr w:type="spellStart"/>
-      <w:r>
-        <w:rPr>
-          <w:lang w:val="da-DK"/>
-        </w:rPr>
-        <w:t>requests</w:t>
-      </w:r>
-      <w:proofErr w:type="spellEnd"/>
-      <w:r>
-        <w:rPr>
-          <w:lang w:val="da-DK"/>
-        </w:rPr>
-        <w:t xml:space="preserve"> ikke opsnappes. Samlet set giver denne opsætning en stabil, sikker og vedligeholdelsesbar </w:t>
-      </w:r>
-      <w:proofErr w:type="spellStart"/>
-      <w:r>
-        <w:rPr>
-          <w:lang w:val="da-DK"/>
-        </w:rPr>
-        <w:t>hosting</w:t>
-      </w:r>
-      <w:proofErr w:type="spellEnd"/>
-      <w:r>
-        <w:rPr>
-          <w:lang w:val="da-DK"/>
-        </w:rPr>
-        <w:t xml:space="preserve"> løsning, hvor både </w:t>
-      </w:r>
-      <w:proofErr w:type="spellStart"/>
-      <w:r>
-        <w:rPr>
-          <w:lang w:val="da-DK"/>
-        </w:rPr>
-        <w:t>deployment</w:t>
-      </w:r>
-      <w:proofErr w:type="spellEnd"/>
-      <w:r>
-        <w:rPr>
-          <w:lang w:val="da-DK"/>
-        </w:rPr>
-        <w:t xml:space="preserve"> og drift kan håndteres effektivt med få kommandoer. Det gør det nemt for mig at fortsætte udviklingen af Munchora, uden at driftsdelen bliver en flaskehals.</w:t>
-      </w:r>
-    </w:p>
-    <w:p>
-      <w:pPr>
-        <w:rPr>
-          <w:lang w:val="da-DK"/>
-        </w:rPr>
-      </w:pPr>
-    </w:p>
-    <w:p>
-      <w:pPr>
-        <w:pStyle w:val="Heading3"/>
-      </w:pPr>
-      <w:bookmarkStart w:id="9" w:name="_Toc225456217"/>
-      <w:r>
-        <w:t>2.2.1 Development</w:t>
-      </w:r>
-      <w:bookmarkEnd w:id="9"/>
-    </w:p>
-    <w:p>
-      <w:r>
-        <w:t>Docker-compose</w:t>
-      </w:r>
-    </w:p>
-    <w:p>
-      <w:proofErr w:type="spellStart"/>
-      <w:r>
-        <w:t>Minikube</w:t>
-      </w:r>
-      <w:proofErr w:type="spellEnd"/>
-      <w:r>
-        <w:t xml:space="preserve"> </w:t>
-      </w:r>
-      <w:proofErr w:type="spellStart"/>
-      <w:r>
-        <w:t>kubectl</w:t>
-      </w:r>
-      <w:proofErr w:type="spellEnd"/>
-      <w:r>
-        <w:t>, k9s</w:t>
-      </w:r>
-    </w:p>
-    <w:p/>
-    <w:p>
-      <w:pPr>
-        <w:pStyle w:val="Heading3"/>
-      </w:pPr>
-      <w:bookmarkStart w:id="10" w:name="_Toc225456218"/>
-      <w:r>
-        <w:lastRenderedPageBreak/>
-        <w:t>2.2.2 Production</w:t>
-      </w:r>
-      <w:bookmarkEnd w:id="10"/>
-    </w:p>
-    <w:p/>
-    <w:p>
-      <w:pPr>
-        <w:pStyle w:val="Heading4"/>
-      </w:pPr>
-      <w:r>
-        <w:t>2.2.2.1 Monitoring, Logging &amp; Tracing</w:t>
-      </w:r>
-    </w:p>
-    <w:p>
-      <w:proofErr w:type="spellStart"/>
-      <w:r>
-        <w:t>Newrelic</w:t>
-      </w:r>
-      <w:proofErr w:type="spellEnd"/>
-    </w:p>
-    <w:p/>
-    <w:p>
-      <w:pPr>
-        <w:pStyle w:val="Heading1"/>
-      </w:pPr>
-      <w:bookmarkStart w:id="11" w:name="_Toc225456219"/>
-      <w:r>
-        <w:t>3.0</w:t>
-      </w:r>
-      <w:r>
-        <w:t xml:space="preserve"> </w:t>
-      </w:r>
-      <w:proofErr w:type="spellStart"/>
-      <w:r>
-        <w:t>Udviklingsproces</w:t>
-      </w:r>
-      <w:bookmarkEnd w:id="11"/>
-      <w:proofErr w:type="spellEnd"/>
-    </w:p>
-    <w:p/>
+        <w:t>.</w:t>
+      </w:r>
+    </w:p>
+    <w:p>
+      <w:pPr>
+        <w:rPr>
+          <w:lang w:val="da-DK"/>
+        </w:rPr>
+      </w:pPr>
+    </w:p>
     <w:p>
       <w:pPr>
         <w:pStyle w:val="Heading2"/>
@@ -6132,6 +6430,7 @@
         </w:numPr>
       </w:pPr>
       <w:r>
+        <w:lastRenderedPageBreak/>
         <w:t>Pages should load within 2 seconds under normal conditions.</w:t>
       </w:r>
     </w:p>
@@ -6213,7 +6512,6 @@
       </w:pPr>
       <w:bookmarkStart w:id="15" w:name="_Toc225456223"/>
       <w:r>
-        <w:lastRenderedPageBreak/>
         <w:t>3</w:t>
       </w:r>
       <w:r>
@@ -6226,7 +6524,75 @@
       <w:bookmarkEnd w:id="15"/>
       <w:proofErr w:type="spellEnd"/>
     </w:p>
-    <w:p/>
+    <w:p>
+      <w:pPr>
+        <w:rPr>
+          <w:lang w:val="da-DK"/>
+        </w:rPr>
+      </w:pPr>
+    </w:p>
+    <w:p>
+      <w:pPr>
+        <w:rPr>
+          <w:lang w:val="da-DK"/>
+        </w:rPr>
+      </w:pPr>
+      <w:r>
+        <w:rPr>
+          <w:lang w:val="da-DK"/>
+        </w:rPr>
+        <w:t xml:space="preserve">Jeg har arbejdet individuelt med Munchora, hvilket har gjort, at jeg ikke har fulgt en stramt veldefineret udviklingsproces. Der har ikke været behov for koordinering mellem flere udviklere og derfor er et formelt framework så som Scrum eller Extreme Programming ikkeblevet inddraget. Min udviklingsproces er i stedet blevet tilpasset efter en mere fleksibel og iterativ tilgang, hvor jeg løbende har arbejdet med implementering af features, fejlrettelser og forbedringer baseret på et kontinuerligt overblik over systemets tilstand. Denne tilgang har gjort det muligt for mig hurtigt at skifte fokus mellem forskellige dele af systemet og reagere effektivt på opståede problemstillinger uden faste ceremonier eller sprint-strukturer. Samtidig har det givet en høj grad af kontrol over prioritering og fremdrift i projektet. Hvis projektet var blevet udviklet i samarbejde med andre, ville en mere struktureret udviklingsproces have været nødvendig. I så fald ville elementer fra Scrum være relevante, herunder opdeling af sprints, prioritering af opgaver i en backlog samt afholdelse af sprint </w:t>
+      </w:r>
+      <w:proofErr w:type="spellStart"/>
+      <w:r>
+        <w:rPr>
+          <w:lang w:val="da-DK"/>
+        </w:rPr>
+        <w:t>planning</w:t>
+      </w:r>
+      <w:proofErr w:type="spellEnd"/>
+      <w:r>
+        <w:rPr>
+          <w:lang w:val="da-DK"/>
+        </w:rPr>
+        <w:t xml:space="preserve">, </w:t>
+      </w:r>
+      <w:proofErr w:type="spellStart"/>
+      <w:r>
+        <w:rPr>
+          <w:lang w:val="da-DK"/>
+        </w:rPr>
+        <w:t>review</w:t>
+      </w:r>
+      <w:proofErr w:type="spellEnd"/>
+      <w:r>
+        <w:rPr>
+          <w:lang w:val="da-DK"/>
+        </w:rPr>
+        <w:t xml:space="preserve"> og retrospektiv for at sikre fælles retning og løbende forbedring. Til trods for min fleksible tilgang har jeg anvendt værktøjet </w:t>
+      </w:r>
+      <w:proofErr w:type="spellStart"/>
+      <w:r>
+        <w:rPr>
+          <w:lang w:val="da-DK"/>
+        </w:rPr>
+        <w:t>Linear</w:t>
+      </w:r>
+      <w:proofErr w:type="spellEnd"/>
+      <w:r>
+        <w:rPr>
+          <w:lang w:val="da-DK"/>
+        </w:rPr>
+        <w:t xml:space="preserve"> til at skabe overblik over opgaver og features. Her er tasks blevet defineret og organiseret, hvilket har fungeret som støtte til planlægning og strukturering af mit arbejde. Værktøjet har, med sin AI understøttelse, bidraget til at effektivisere opgavehåndtering og skabe et kontinuerligt overblik over projektets fremdrift.</w:t>
+      </w:r>
+    </w:p>
+    <w:p>
+      <w:pPr>
+        <w:rPr>
+          <w:lang w:val="da-DK"/>
+        </w:rPr>
+      </w:pPr>
+    </w:p>
     <w:p>
       <w:pPr>
         <w:pStyle w:val="Heading1"/>
@@ -8542,7 +8908,6 @@
   <w:style w:type="character" w:default="1" w:styleId="DefaultParagraphFont">
     <w:name w:val="Default Paragraph Font"/>
     <w:uiPriority w:val="1"/>
-    <w:semiHidden/>
     <w:unhideWhenUsed/>
   </w:style>
   <w:style w:type="table" w:default="1" w:styleId="TableNormal">

--- a/bachelor-projekt-rapport-munchora.docx
+++ b/bachelor-projekt-rapport-munchora.docx
@@ -679,7 +679,7 @@
             </w:rPr>
             <w:fldChar w:fldCharType="separate"/>
           </w:r>
-          <w:hyperlink w:anchor="_Toc225456208" w:history="1">
+          <w:hyperlink w:anchor="_Toc227184947" w:history="1">
             <w:r>
               <w:rPr>
                 <w:rStyle w:val="Hyperlink"/>
@@ -707,7 +707,7 @@
                 <w:noProof/>
                 <w:webHidden/>
               </w:rPr>
-              <w:instrText xml:space="preserve"> PAGEREF _Toc225456208 \h </w:instrText>
+              <w:instrText xml:space="preserve"> PAGEREF _Toc227184947 \h </w:instrText>
             </w:r>
             <w:r>
               <w:rPr>
@@ -754,7 +754,7 @@
               <w:szCs w:val="24"/>
             </w:rPr>
           </w:pPr>
-          <w:hyperlink w:anchor="_Toc225456209" w:history="1">
+          <w:hyperlink w:anchor="_Toc227184948" w:history="1">
             <w:r>
               <w:rPr>
                 <w:rStyle w:val="Hyperlink"/>
@@ -782,7 +782,7 @@
                 <w:noProof/>
                 <w:webHidden/>
               </w:rPr>
-              <w:instrText xml:space="preserve"> PAGEREF _Toc225456209 \h </w:instrText>
+              <w:instrText xml:space="preserve"> PAGEREF _Toc227184948 \h </w:instrText>
             </w:r>
             <w:r>
               <w:rPr>
@@ -829,14 +829,14 @@
               <w:color w:val="auto"/>
             </w:rPr>
           </w:pPr>
-          <w:hyperlink w:anchor="_Toc225456210" w:history="1">
+          <w:hyperlink w:anchor="_Toc227184949" w:history="1">
             <w:r>
               <w:rPr>
                 <w:rStyle w:val="Hyperlink"/>
                 <w:noProof/>
                 <w:lang w:val="da-DK"/>
               </w:rPr>
-              <w:t>2.0 Systemets arkitektur</w:t>
+              <w:t>2.0 Udviklingsproces</w:t>
             </w:r>
             <w:r>
               <w:rPr>
@@ -857,7 +857,7 @@
                 <w:noProof/>
                 <w:webHidden/>
               </w:rPr>
-              <w:instrText xml:space="preserve"> PAGEREF _Toc225456210 \h </w:instrText>
+              <w:instrText xml:space="preserve"> PAGEREF _Toc227184949 \h </w:instrText>
             </w:r>
             <w:r>
               <w:rPr>
@@ -904,14 +904,13 @@
               <w:szCs w:val="24"/>
             </w:rPr>
           </w:pPr>
-          <w:hyperlink w:anchor="_Toc225456211" w:history="1">
+          <w:hyperlink w:anchor="_Toc227184950" w:history="1">
             <w:r>
               <w:rPr>
                 <w:rStyle w:val="Hyperlink"/>
                 <w:noProof/>
-                <w:lang w:val="da-DK"/>
-              </w:rPr>
-              <w:t>2.1 Microservices</w:t>
+              </w:rPr>
+              <w:t>2.1 Requirements</w:t>
             </w:r>
             <w:r>
               <w:rPr>
@@ -932,7 +931,7 @@
                 <w:noProof/>
                 <w:webHidden/>
               </w:rPr>
-              <w:instrText xml:space="preserve"> PAGEREF _Toc225456211 \h </w:instrText>
+              <w:instrText xml:space="preserve"> PAGEREF _Toc227184950 \h </w:instrText>
             </w:r>
             <w:r>
               <w:rPr>
@@ -952,7 +951,7 @@
                 <w:noProof/>
                 <w:webHidden/>
               </w:rPr>
-              <w:t>5</w:t>
+              <w:t>4</w:t>
             </w:r>
             <w:r>
               <w:rPr>
@@ -977,14 +976,13 @@
               <w:szCs w:val="24"/>
             </w:rPr>
           </w:pPr>
-          <w:hyperlink w:anchor="_Toc225456212" w:history="1">
+          <w:hyperlink w:anchor="_Toc227184951" w:history="1">
             <w:r>
               <w:rPr>
                 <w:rStyle w:val="Hyperlink"/>
                 <w:noProof/>
-                <w:lang w:val="da-DK"/>
-              </w:rPr>
-              <w:t>2.1.1 Frontend</w:t>
+              </w:rPr>
+              <w:t>2.1.1 Funktionel</w:t>
             </w:r>
             <w:r>
               <w:rPr>
@@ -1005,7 +1003,7 @@
                 <w:noProof/>
                 <w:webHidden/>
               </w:rPr>
-              <w:instrText xml:space="preserve"> PAGEREF _Toc225456212 \h </w:instrText>
+              <w:instrText xml:space="preserve"> PAGEREF _Toc227184951 \h </w:instrText>
             </w:r>
             <w:r>
               <w:rPr>
@@ -1025,7 +1023,7 @@
                 <w:noProof/>
                 <w:webHidden/>
               </w:rPr>
-              <w:t>5</w:t>
+              <w:t>4</w:t>
             </w:r>
             <w:r>
               <w:rPr>
@@ -1050,14 +1048,13 @@
               <w:szCs w:val="24"/>
             </w:rPr>
           </w:pPr>
-          <w:hyperlink w:anchor="_Toc225456213" w:history="1">
+          <w:hyperlink w:anchor="_Toc227184952" w:history="1">
             <w:r>
               <w:rPr>
                 <w:rStyle w:val="Hyperlink"/>
                 <w:noProof/>
-                <w:lang w:val="da-DK"/>
-              </w:rPr>
-              <w:t>2.1.2 Backend Services</w:t>
+              </w:rPr>
+              <w:t>2.1.2 Ikke funktionel</w:t>
             </w:r>
             <w:r>
               <w:rPr>
@@ -1078,7 +1075,7 @@
                 <w:noProof/>
                 <w:webHidden/>
               </w:rPr>
-              <w:instrText xml:space="preserve"> PAGEREF _Toc225456213 \h </w:instrText>
+              <w:instrText xml:space="preserve"> PAGEREF _Toc227184952 \h </w:instrText>
             </w:r>
             <w:r>
               <w:rPr>
@@ -1098,152 +1095,7 @@
                 <w:noProof/>
                 <w:webHidden/>
               </w:rPr>
-              <w:t>6</w:t>
-            </w:r>
-            <w:r>
-              <w:rPr>
-                <w:noProof/>
-                <w:webHidden/>
-              </w:rPr>
-              <w:fldChar w:fldCharType="end"/>
-            </w:r>
-          </w:hyperlink>
-        </w:p>
-        <w:p>
-          <w:pPr>
-            <w:pStyle w:val="TOC3"/>
-            <w:tabs>
-              <w:tab w:val="right" w:leader="dot" w:pos="9350"/>
-            </w:tabs>
-            <w:rPr>
-              <w:rFonts w:eastAsiaTheme="minorEastAsia"/>
-              <w:noProof/>
-              <w:color w:val="auto"/>
-              <w:sz w:val="24"/>
-              <w:szCs w:val="24"/>
-            </w:rPr>
-          </w:pPr>
-          <w:hyperlink w:anchor="_Toc225456214" w:history="1">
-            <w:r>
-              <w:rPr>
-                <w:rStyle w:val="Hyperlink"/>
-                <w:noProof/>
-              </w:rPr>
-              <w:t>2.1.3 DLS Patterns</w:t>
-            </w:r>
-            <w:r>
-              <w:rPr>
-                <w:noProof/>
-                <w:webHidden/>
-              </w:rPr>
-              <w:tab/>
-            </w:r>
-            <w:r>
-              <w:rPr>
-                <w:noProof/>
-                <w:webHidden/>
-              </w:rPr>
-              <w:fldChar w:fldCharType="begin"/>
-            </w:r>
-            <w:r>
-              <w:rPr>
-                <w:noProof/>
-                <w:webHidden/>
-              </w:rPr>
-              <w:instrText xml:space="preserve"> PAGEREF _Toc225456214 \h </w:instrText>
-            </w:r>
-            <w:r>
-              <w:rPr>
-                <w:noProof/>
-                <w:webHidden/>
-              </w:rPr>
-            </w:r>
-            <w:r>
-              <w:rPr>
-                <w:noProof/>
-                <w:webHidden/>
-              </w:rPr>
-              <w:fldChar w:fldCharType="separate"/>
-            </w:r>
-            <w:r>
-              <w:rPr>
-                <w:noProof/>
-                <w:webHidden/>
-              </w:rPr>
-              <w:t>7</w:t>
-            </w:r>
-            <w:r>
-              <w:rPr>
-                <w:noProof/>
-                <w:webHidden/>
-              </w:rPr>
-              <w:fldChar w:fldCharType="end"/>
-            </w:r>
-          </w:hyperlink>
-        </w:p>
-        <w:p>
-          <w:pPr>
-            <w:pStyle w:val="TOC3"/>
-            <w:tabs>
-              <w:tab w:val="right" w:leader="dot" w:pos="9350"/>
-            </w:tabs>
-            <w:rPr>
-              <w:rFonts w:eastAsiaTheme="minorEastAsia"/>
-              <w:noProof/>
-              <w:color w:val="auto"/>
-              <w:sz w:val="24"/>
-              <w:szCs w:val="24"/>
-            </w:rPr>
-          </w:pPr>
-          <w:hyperlink w:anchor="_Toc225456215" w:history="1">
-            <w:r>
-              <w:rPr>
-                <w:rStyle w:val="Hyperlink"/>
-                <w:noProof/>
-                <w:lang w:val="da-DK"/>
-              </w:rPr>
-              <w:t>2.1.4 Databases</w:t>
-            </w:r>
-            <w:r>
-              <w:rPr>
-                <w:noProof/>
-                <w:webHidden/>
-              </w:rPr>
-              <w:tab/>
-            </w:r>
-            <w:r>
-              <w:rPr>
-                <w:noProof/>
-                <w:webHidden/>
-              </w:rPr>
-              <w:fldChar w:fldCharType="begin"/>
-            </w:r>
-            <w:r>
-              <w:rPr>
-                <w:noProof/>
-                <w:webHidden/>
-              </w:rPr>
-              <w:instrText xml:space="preserve"> PAGEREF _Toc225456215 \h </w:instrText>
-            </w:r>
-            <w:r>
-              <w:rPr>
-                <w:noProof/>
-                <w:webHidden/>
-              </w:rPr>
-            </w:r>
-            <w:r>
-              <w:rPr>
-                <w:noProof/>
-                <w:webHidden/>
-              </w:rPr>
-              <w:fldChar w:fldCharType="separate"/>
-            </w:r>
-            <w:r>
-              <w:rPr>
-                <w:noProof/>
-                <w:webHidden/>
-              </w:rPr>
-              <w:t>8</w:t>
+              <w:t>4</w:t>
             </w:r>
             <w:r>
               <w:rPr>
@@ -1270,13 +1122,14 @@
               <w:szCs w:val="24"/>
             </w:rPr>
           </w:pPr>
-          <w:hyperlink w:anchor="_Toc225456216" w:history="1">
+          <w:hyperlink w:anchor="_Toc227184953" w:history="1">
             <w:r>
               <w:rPr>
                 <w:rStyle w:val="Hyperlink"/>
                 <w:noProof/>
-              </w:rPr>
-              <w:t>2.2 Environments</w:t>
+                <w:lang w:val="da-DK"/>
+              </w:rPr>
+              <w:t>2.2 Agil udvikling</w:t>
             </w:r>
             <w:r>
               <w:rPr>
@@ -1297,7 +1150,7 @@
                 <w:noProof/>
                 <w:webHidden/>
               </w:rPr>
-              <w:instrText xml:space="preserve"> PAGEREF _Toc225456216 \h </w:instrText>
+              <w:instrText xml:space="preserve"> PAGEREF _Toc227184953 \h </w:instrText>
             </w:r>
             <w:r>
               <w:rPr>
@@ -1317,151 +1170,7 @@
                 <w:noProof/>
                 <w:webHidden/>
               </w:rPr>
-              <w:t>9</w:t>
-            </w:r>
-            <w:r>
-              <w:rPr>
-                <w:noProof/>
-                <w:webHidden/>
-              </w:rPr>
-              <w:fldChar w:fldCharType="end"/>
-            </w:r>
-          </w:hyperlink>
-        </w:p>
-        <w:p>
-          <w:pPr>
-            <w:pStyle w:val="TOC3"/>
-            <w:tabs>
-              <w:tab w:val="right" w:leader="dot" w:pos="9350"/>
-            </w:tabs>
-            <w:rPr>
-              <w:rFonts w:eastAsiaTheme="minorEastAsia"/>
-              <w:noProof/>
-              <w:color w:val="auto"/>
-              <w:sz w:val="24"/>
-              <w:szCs w:val="24"/>
-            </w:rPr>
-          </w:pPr>
-          <w:hyperlink w:anchor="_Toc225456217" w:history="1">
-            <w:r>
-              <w:rPr>
-                <w:rStyle w:val="Hyperlink"/>
-                <w:noProof/>
-              </w:rPr>
-              <w:t>2.2.1 Development</w:t>
-            </w:r>
-            <w:r>
-              <w:rPr>
-                <w:noProof/>
-                <w:webHidden/>
-              </w:rPr>
-              <w:tab/>
-            </w:r>
-            <w:r>
-              <w:rPr>
-                <w:noProof/>
-                <w:webHidden/>
-              </w:rPr>
-              <w:fldChar w:fldCharType="begin"/>
-            </w:r>
-            <w:r>
-              <w:rPr>
-                <w:noProof/>
-                <w:webHidden/>
-              </w:rPr>
-              <w:instrText xml:space="preserve"> PAGEREF _Toc225456217 \h </w:instrText>
-            </w:r>
-            <w:r>
-              <w:rPr>
-                <w:noProof/>
-                <w:webHidden/>
-              </w:rPr>
-            </w:r>
-            <w:r>
-              <w:rPr>
-                <w:noProof/>
-                <w:webHidden/>
-              </w:rPr>
-              <w:fldChar w:fldCharType="separate"/>
-            </w:r>
-            <w:r>
-              <w:rPr>
-                <w:noProof/>
-                <w:webHidden/>
-              </w:rPr>
-              <w:t>9</w:t>
-            </w:r>
-            <w:r>
-              <w:rPr>
-                <w:noProof/>
-                <w:webHidden/>
-              </w:rPr>
-              <w:fldChar w:fldCharType="end"/>
-            </w:r>
-          </w:hyperlink>
-        </w:p>
-        <w:p>
-          <w:pPr>
-            <w:pStyle w:val="TOC3"/>
-            <w:tabs>
-              <w:tab w:val="right" w:leader="dot" w:pos="9350"/>
-            </w:tabs>
-            <w:rPr>
-              <w:rFonts w:eastAsiaTheme="minorEastAsia"/>
-              <w:noProof/>
-              <w:color w:val="auto"/>
-              <w:sz w:val="24"/>
-              <w:szCs w:val="24"/>
-            </w:rPr>
-          </w:pPr>
-          <w:hyperlink w:anchor="_Toc225456218" w:history="1">
-            <w:r>
-              <w:rPr>
-                <w:rStyle w:val="Hyperlink"/>
-                <w:noProof/>
-              </w:rPr>
-              <w:t>2.2.2 Production</w:t>
-            </w:r>
-            <w:r>
-              <w:rPr>
-                <w:noProof/>
-                <w:webHidden/>
-              </w:rPr>
-              <w:tab/>
-            </w:r>
-            <w:r>
-              <w:rPr>
-                <w:noProof/>
-                <w:webHidden/>
-              </w:rPr>
-              <w:fldChar w:fldCharType="begin"/>
-            </w:r>
-            <w:r>
-              <w:rPr>
-                <w:noProof/>
-                <w:webHidden/>
-              </w:rPr>
-              <w:instrText xml:space="preserve"> PAGEREF _Toc225456218 \h </w:instrText>
-            </w:r>
-            <w:r>
-              <w:rPr>
-                <w:noProof/>
-                <w:webHidden/>
-              </w:rPr>
-            </w:r>
-            <w:r>
-              <w:rPr>
-                <w:noProof/>
-                <w:webHidden/>
-              </w:rPr>
-              <w:fldChar w:fldCharType="separate"/>
-            </w:r>
-            <w:r>
-              <w:rPr>
-                <w:noProof/>
-                <w:webHidden/>
-              </w:rPr>
-              <w:t>9</w:t>
+              <w:t>5</w:t>
             </w:r>
             <w:r>
               <w:rPr>
@@ -1488,13 +1197,14 @@
               <w:color w:val="auto"/>
             </w:rPr>
           </w:pPr>
-          <w:hyperlink w:anchor="_Toc225456219" w:history="1">
+          <w:hyperlink w:anchor="_Toc227184954" w:history="1">
             <w:r>
               <w:rPr>
                 <w:rStyle w:val="Hyperlink"/>
                 <w:noProof/>
-              </w:rPr>
-              <w:t>3.0 Udviklingsproces</w:t>
+                <w:lang w:val="da-DK"/>
+              </w:rPr>
+              <w:t>3.0 Systemets arkitektur</w:t>
             </w:r>
             <w:r>
               <w:rPr>
@@ -1515,7 +1225,7 @@
                 <w:noProof/>
                 <w:webHidden/>
               </w:rPr>
-              <w:instrText xml:space="preserve"> PAGEREF _Toc225456219 \h </w:instrText>
+              <w:instrText xml:space="preserve"> PAGEREF _Toc227184954 \h </w:instrText>
             </w:r>
             <w:r>
               <w:rPr>
@@ -1535,7 +1245,7 @@
                 <w:noProof/>
                 <w:webHidden/>
               </w:rPr>
-              <w:t>10</w:t>
+              <w:t>5</w:t>
             </w:r>
             <w:r>
               <w:rPr>
@@ -1562,13 +1272,14 @@
               <w:szCs w:val="24"/>
             </w:rPr>
           </w:pPr>
-          <w:hyperlink w:anchor="_Toc225456220" w:history="1">
+          <w:hyperlink w:anchor="_Toc227184955" w:history="1">
             <w:r>
               <w:rPr>
                 <w:rStyle w:val="Hyperlink"/>
                 <w:noProof/>
-              </w:rPr>
-              <w:t>3.1 Requirements</w:t>
+                <w:lang w:val="da-DK"/>
+              </w:rPr>
+              <w:t>3.1 Microservices</w:t>
             </w:r>
             <w:r>
               <w:rPr>
@@ -1589,7 +1300,7 @@
                 <w:noProof/>
                 <w:webHidden/>
               </w:rPr>
-              <w:instrText xml:space="preserve"> PAGEREF _Toc225456220 \h </w:instrText>
+              <w:instrText xml:space="preserve"> PAGEREF _Toc227184955 \h </w:instrText>
             </w:r>
             <w:r>
               <w:rPr>
@@ -1609,7 +1320,7 @@
                 <w:noProof/>
                 <w:webHidden/>
               </w:rPr>
-              <w:t>10</w:t>
+              <w:t>6</w:t>
             </w:r>
             <w:r>
               <w:rPr>
@@ -1634,14 +1345,14 @@
               <w:szCs w:val="24"/>
             </w:rPr>
           </w:pPr>
-          <w:hyperlink w:anchor="_Toc225456221" w:history="1">
+          <w:hyperlink w:anchor="_Toc227184956" w:history="1">
             <w:r>
               <w:rPr>
                 <w:rStyle w:val="Hyperlink"/>
                 <w:noProof/>
                 <w:lang w:val="da-DK"/>
               </w:rPr>
-              <w:t>3.1.1 Funktionel</w:t>
+              <w:t>3.1.1 Frontend</w:t>
             </w:r>
             <w:r>
               <w:rPr>
@@ -1662,7 +1373,7 @@
                 <w:noProof/>
                 <w:webHidden/>
               </w:rPr>
-              <w:instrText xml:space="preserve"> PAGEREF _Toc225456221 \h </w:instrText>
+              <w:instrText xml:space="preserve"> PAGEREF _Toc227184956 \h </w:instrText>
             </w:r>
             <w:r>
               <w:rPr>
@@ -1682,7 +1393,7 @@
                 <w:noProof/>
                 <w:webHidden/>
               </w:rPr>
-              <w:t>10</w:t>
+              <w:t>7</w:t>
             </w:r>
             <w:r>
               <w:rPr>
@@ -1707,14 +1418,14 @@
               <w:szCs w:val="24"/>
             </w:rPr>
           </w:pPr>
-          <w:hyperlink w:anchor="_Toc225456222" w:history="1">
+          <w:hyperlink w:anchor="_Toc227184957" w:history="1">
             <w:r>
               <w:rPr>
                 <w:rStyle w:val="Hyperlink"/>
                 <w:noProof/>
                 <w:lang w:val="da-DK"/>
               </w:rPr>
-              <w:t>3.1.2 Ikke funktionel</w:t>
+              <w:t>3.1.2 Backend Services</w:t>
             </w:r>
             <w:r>
               <w:rPr>
@@ -1735,7 +1446,152 @@
                 <w:noProof/>
                 <w:webHidden/>
               </w:rPr>
-              <w:instrText xml:space="preserve"> PAGEREF _Toc225456222 \h </w:instrText>
+              <w:instrText xml:space="preserve"> PAGEREF _Toc227184957 \h </w:instrText>
+            </w:r>
+            <w:r>
+              <w:rPr>
+                <w:noProof/>
+                <w:webHidden/>
+              </w:rPr>
+            </w:r>
+            <w:r>
+              <w:rPr>
+                <w:noProof/>
+                <w:webHidden/>
+              </w:rPr>
+              <w:fldChar w:fldCharType="separate"/>
+            </w:r>
+            <w:r>
+              <w:rPr>
+                <w:noProof/>
+                <w:webHidden/>
+              </w:rPr>
+              <w:t>7</w:t>
+            </w:r>
+            <w:r>
+              <w:rPr>
+                <w:noProof/>
+                <w:webHidden/>
+              </w:rPr>
+              <w:fldChar w:fldCharType="end"/>
+            </w:r>
+          </w:hyperlink>
+        </w:p>
+        <w:p>
+          <w:pPr>
+            <w:pStyle w:val="TOC3"/>
+            <w:tabs>
+              <w:tab w:val="right" w:leader="dot" w:pos="9350"/>
+            </w:tabs>
+            <w:rPr>
+              <w:rFonts w:eastAsiaTheme="minorEastAsia"/>
+              <w:noProof/>
+              <w:color w:val="auto"/>
+              <w:sz w:val="24"/>
+              <w:szCs w:val="24"/>
+            </w:rPr>
+          </w:pPr>
+          <w:hyperlink w:anchor="_Toc227184958" w:history="1">
+            <w:r>
+              <w:rPr>
+                <w:rStyle w:val="Hyperlink"/>
+                <w:noProof/>
+              </w:rPr>
+              <w:t>3.1.3 DLS Patterns</w:t>
+            </w:r>
+            <w:r>
+              <w:rPr>
+                <w:noProof/>
+                <w:webHidden/>
+              </w:rPr>
+              <w:tab/>
+            </w:r>
+            <w:r>
+              <w:rPr>
+                <w:noProof/>
+                <w:webHidden/>
+              </w:rPr>
+              <w:fldChar w:fldCharType="begin"/>
+            </w:r>
+            <w:r>
+              <w:rPr>
+                <w:noProof/>
+                <w:webHidden/>
+              </w:rPr>
+              <w:instrText xml:space="preserve"> PAGEREF _Toc227184958 \h </w:instrText>
+            </w:r>
+            <w:r>
+              <w:rPr>
+                <w:noProof/>
+                <w:webHidden/>
+              </w:rPr>
+            </w:r>
+            <w:r>
+              <w:rPr>
+                <w:noProof/>
+                <w:webHidden/>
+              </w:rPr>
+              <w:fldChar w:fldCharType="separate"/>
+            </w:r>
+            <w:r>
+              <w:rPr>
+                <w:noProof/>
+                <w:webHidden/>
+              </w:rPr>
+              <w:t>9</w:t>
+            </w:r>
+            <w:r>
+              <w:rPr>
+                <w:noProof/>
+                <w:webHidden/>
+              </w:rPr>
+              <w:fldChar w:fldCharType="end"/>
+            </w:r>
+          </w:hyperlink>
+        </w:p>
+        <w:p>
+          <w:pPr>
+            <w:pStyle w:val="TOC3"/>
+            <w:tabs>
+              <w:tab w:val="right" w:leader="dot" w:pos="9350"/>
+            </w:tabs>
+            <w:rPr>
+              <w:rFonts w:eastAsiaTheme="minorEastAsia"/>
+              <w:noProof/>
+              <w:color w:val="auto"/>
+              <w:sz w:val="24"/>
+              <w:szCs w:val="24"/>
+            </w:rPr>
+          </w:pPr>
+          <w:hyperlink w:anchor="_Toc227184959" w:history="1">
+            <w:r>
+              <w:rPr>
+                <w:rStyle w:val="Hyperlink"/>
+                <w:noProof/>
+                <w:lang w:val="da-DK"/>
+              </w:rPr>
+              <w:t>3.1.4 Databases</w:t>
+            </w:r>
+            <w:r>
+              <w:rPr>
+                <w:noProof/>
+                <w:webHidden/>
+              </w:rPr>
+              <w:tab/>
+            </w:r>
+            <w:r>
+              <w:rPr>
+                <w:noProof/>
+                <w:webHidden/>
+              </w:rPr>
+              <w:fldChar w:fldCharType="begin"/>
+            </w:r>
+            <w:r>
+              <w:rPr>
+                <w:noProof/>
+                <w:webHidden/>
+              </w:rPr>
+              <w:instrText xml:space="preserve"> PAGEREF _Toc227184959 \h </w:instrText>
             </w:r>
             <w:r>
               <w:rPr>
@@ -1782,13 +1638,14 @@
               <w:szCs w:val="24"/>
             </w:rPr>
           </w:pPr>
-          <w:hyperlink w:anchor="_Toc225456223" w:history="1">
+          <w:hyperlink w:anchor="_Toc227184960" w:history="1">
             <w:r>
               <w:rPr>
                 <w:rStyle w:val="Hyperlink"/>
                 <w:noProof/>
-              </w:rPr>
-              <w:t>3.2 Agil udvikling</w:t>
+                <w:lang w:val="da-DK"/>
+              </w:rPr>
+              <w:t>3.2 Environments</w:t>
             </w:r>
             <w:r>
               <w:rPr>
@@ -1809,7 +1666,151 @@
                 <w:noProof/>
                 <w:webHidden/>
               </w:rPr>
-              <w:instrText xml:space="preserve"> PAGEREF _Toc225456223 \h </w:instrText>
+              <w:instrText xml:space="preserve"> PAGEREF _Toc227184960 \h </w:instrText>
+            </w:r>
+            <w:r>
+              <w:rPr>
+                <w:noProof/>
+                <w:webHidden/>
+              </w:rPr>
+            </w:r>
+            <w:r>
+              <w:rPr>
+                <w:noProof/>
+                <w:webHidden/>
+              </w:rPr>
+              <w:fldChar w:fldCharType="separate"/>
+            </w:r>
+            <w:r>
+              <w:rPr>
+                <w:noProof/>
+                <w:webHidden/>
+              </w:rPr>
+              <w:t>10</w:t>
+            </w:r>
+            <w:r>
+              <w:rPr>
+                <w:noProof/>
+                <w:webHidden/>
+              </w:rPr>
+              <w:fldChar w:fldCharType="end"/>
+            </w:r>
+          </w:hyperlink>
+        </w:p>
+        <w:p>
+          <w:pPr>
+            <w:pStyle w:val="TOC3"/>
+            <w:tabs>
+              <w:tab w:val="right" w:leader="dot" w:pos="9350"/>
+            </w:tabs>
+            <w:rPr>
+              <w:rFonts w:eastAsiaTheme="minorEastAsia"/>
+              <w:noProof/>
+              <w:color w:val="auto"/>
+              <w:sz w:val="24"/>
+              <w:szCs w:val="24"/>
+            </w:rPr>
+          </w:pPr>
+          <w:hyperlink w:anchor="_Toc227184961" w:history="1">
+            <w:r>
+              <w:rPr>
+                <w:rStyle w:val="Hyperlink"/>
+                <w:noProof/>
+              </w:rPr>
+              <w:t>3.2.1 Development</w:t>
+            </w:r>
+            <w:r>
+              <w:rPr>
+                <w:noProof/>
+                <w:webHidden/>
+              </w:rPr>
+              <w:tab/>
+            </w:r>
+            <w:r>
+              <w:rPr>
+                <w:noProof/>
+                <w:webHidden/>
+              </w:rPr>
+              <w:fldChar w:fldCharType="begin"/>
+            </w:r>
+            <w:r>
+              <w:rPr>
+                <w:noProof/>
+                <w:webHidden/>
+              </w:rPr>
+              <w:instrText xml:space="preserve"> PAGEREF _Toc227184961 \h </w:instrText>
+            </w:r>
+            <w:r>
+              <w:rPr>
+                <w:noProof/>
+                <w:webHidden/>
+              </w:rPr>
+            </w:r>
+            <w:r>
+              <w:rPr>
+                <w:noProof/>
+                <w:webHidden/>
+              </w:rPr>
+              <w:fldChar w:fldCharType="separate"/>
+            </w:r>
+            <w:r>
+              <w:rPr>
+                <w:noProof/>
+                <w:webHidden/>
+              </w:rPr>
+              <w:t>11</w:t>
+            </w:r>
+            <w:r>
+              <w:rPr>
+                <w:noProof/>
+                <w:webHidden/>
+              </w:rPr>
+              <w:fldChar w:fldCharType="end"/>
+            </w:r>
+          </w:hyperlink>
+        </w:p>
+        <w:p>
+          <w:pPr>
+            <w:pStyle w:val="TOC3"/>
+            <w:tabs>
+              <w:tab w:val="right" w:leader="dot" w:pos="9350"/>
+            </w:tabs>
+            <w:rPr>
+              <w:rFonts w:eastAsiaTheme="minorEastAsia"/>
+              <w:noProof/>
+              <w:color w:val="auto"/>
+              <w:sz w:val="24"/>
+              <w:szCs w:val="24"/>
+            </w:rPr>
+          </w:pPr>
+          <w:hyperlink w:anchor="_Toc227184962" w:history="1">
+            <w:r>
+              <w:rPr>
+                <w:rStyle w:val="Hyperlink"/>
+                <w:noProof/>
+              </w:rPr>
+              <w:t>3.2.2 Production</w:t>
+            </w:r>
+            <w:r>
+              <w:rPr>
+                <w:noProof/>
+                <w:webHidden/>
+              </w:rPr>
+              <w:tab/>
+            </w:r>
+            <w:r>
+              <w:rPr>
+                <w:noProof/>
+                <w:webHidden/>
+              </w:rPr>
+              <w:fldChar w:fldCharType="begin"/>
+            </w:r>
+            <w:r>
+              <w:rPr>
+                <w:noProof/>
+                <w:webHidden/>
+              </w:rPr>
+              <w:instrText xml:space="preserve"> PAGEREF _Toc227184962 \h </w:instrText>
             </w:r>
             <w:r>
               <w:rPr>
@@ -1856,7 +1857,7 @@
               <w:color w:val="auto"/>
             </w:rPr>
           </w:pPr>
-          <w:hyperlink w:anchor="_Toc225456224" w:history="1">
+          <w:hyperlink w:anchor="_Toc227184963" w:history="1">
             <w:r>
               <w:rPr>
                 <w:rStyle w:val="Hyperlink"/>
@@ -1883,7 +1884,7 @@
                 <w:noProof/>
                 <w:webHidden/>
               </w:rPr>
-              <w:instrText xml:space="preserve"> PAGEREF _Toc225456224 \h </w:instrText>
+              <w:instrText xml:space="preserve"> PAGEREF _Toc227184963 \h </w:instrText>
             </w:r>
             <w:r>
               <w:rPr>
@@ -1930,7 +1931,7 @@
               <w:szCs w:val="24"/>
             </w:rPr>
           </w:pPr>
-          <w:hyperlink w:anchor="_Toc225456225" w:history="1">
+          <w:hyperlink w:anchor="_Toc227184964" w:history="1">
             <w:r>
               <w:rPr>
                 <w:rStyle w:val="Hyperlink"/>
@@ -1957,7 +1958,7 @@
                 <w:noProof/>
                 <w:webHidden/>
               </w:rPr>
-              <w:instrText xml:space="preserve"> PAGEREF _Toc225456225 \h </w:instrText>
+              <w:instrText xml:space="preserve"> PAGEREF _Toc227184964 \h </w:instrText>
             </w:r>
             <w:r>
               <w:rPr>
@@ -1977,7 +1978,7 @@
                 <w:noProof/>
                 <w:webHidden/>
               </w:rPr>
-              <w:t>11</w:t>
+              <w:t>13</w:t>
             </w:r>
             <w:r>
               <w:rPr>
@@ -2004,7 +2005,7 @@
               <w:szCs w:val="24"/>
             </w:rPr>
           </w:pPr>
-          <w:hyperlink w:anchor="_Toc225456226" w:history="1">
+          <w:hyperlink w:anchor="_Toc227184965" w:history="1">
             <w:r>
               <w:rPr>
                 <w:rStyle w:val="Hyperlink"/>
@@ -2031,7 +2032,7 @@
                 <w:noProof/>
                 <w:webHidden/>
               </w:rPr>
-              <w:instrText xml:space="preserve"> PAGEREF _Toc225456226 \h </w:instrText>
+              <w:instrText xml:space="preserve"> PAGEREF _Toc227184965 \h </w:instrText>
             </w:r>
             <w:r>
               <w:rPr>
@@ -2051,7 +2052,7 @@
                 <w:noProof/>
                 <w:webHidden/>
               </w:rPr>
-              <w:t>11</w:t>
+              <w:t>14</w:t>
             </w:r>
             <w:r>
               <w:rPr>
@@ -2078,7 +2079,7 @@
               <w:szCs w:val="24"/>
             </w:rPr>
           </w:pPr>
-          <w:hyperlink w:anchor="_Toc225456227" w:history="1">
+          <w:hyperlink w:anchor="_Toc227184966" w:history="1">
             <w:r>
               <w:rPr>
                 <w:rStyle w:val="Hyperlink"/>
@@ -2105,7 +2106,7 @@
                 <w:noProof/>
                 <w:webHidden/>
               </w:rPr>
-              <w:instrText xml:space="preserve"> PAGEREF _Toc225456227 \h </w:instrText>
+              <w:instrText xml:space="preserve"> PAGEREF _Toc227184966 \h </w:instrText>
             </w:r>
             <w:r>
               <w:rPr>
@@ -2125,7 +2126,7 @@
                 <w:noProof/>
                 <w:webHidden/>
               </w:rPr>
-              <w:t>11</w:t>
+              <w:t>14</w:t>
             </w:r>
             <w:r>
               <w:rPr>
@@ -2152,7 +2153,7 @@
               <w:szCs w:val="24"/>
             </w:rPr>
           </w:pPr>
-          <w:hyperlink w:anchor="_Toc225456228" w:history="1">
+          <w:hyperlink w:anchor="_Toc227184967" w:history="1">
             <w:r>
               <w:rPr>
                 <w:rStyle w:val="Hyperlink"/>
@@ -2179,7 +2180,7 @@
                 <w:noProof/>
                 <w:webHidden/>
               </w:rPr>
-              <w:instrText xml:space="preserve"> PAGEREF _Toc225456228 \h </w:instrText>
+              <w:instrText xml:space="preserve"> PAGEREF _Toc227184967 \h </w:instrText>
             </w:r>
             <w:r>
               <w:rPr>
@@ -2199,7 +2200,7 @@
                 <w:noProof/>
                 <w:webHidden/>
               </w:rPr>
-              <w:t>11</w:t>
+              <w:t>14</w:t>
             </w:r>
             <w:r>
               <w:rPr>
@@ -2226,7 +2227,7 @@
               <w:szCs w:val="24"/>
             </w:rPr>
           </w:pPr>
-          <w:hyperlink w:anchor="_Toc225456229" w:history="1">
+          <w:hyperlink w:anchor="_Toc227184968" w:history="1">
             <w:r>
               <w:rPr>
                 <w:rStyle w:val="Hyperlink"/>
@@ -2254,7 +2255,7 @@
                 <w:noProof/>
                 <w:webHidden/>
               </w:rPr>
-              <w:instrText xml:space="preserve"> PAGEREF _Toc225456229 \h </w:instrText>
+              <w:instrText xml:space="preserve"> PAGEREF _Toc227184968 \h </w:instrText>
             </w:r>
             <w:r>
               <w:rPr>
@@ -2274,7 +2275,7 @@
                 <w:noProof/>
                 <w:webHidden/>
               </w:rPr>
-              <w:t>11</w:t>
+              <w:t>14</w:t>
             </w:r>
             <w:r>
               <w:rPr>
@@ -2301,14 +2302,14 @@
               <w:color w:val="auto"/>
             </w:rPr>
           </w:pPr>
-          <w:hyperlink w:anchor="_Toc225456230" w:history="1">
+          <w:hyperlink w:anchor="_Toc227184969" w:history="1">
             <w:r>
               <w:rPr>
                 <w:rStyle w:val="Hyperlink"/>
                 <w:noProof/>
                 <w:lang w:val="da-DK"/>
               </w:rPr>
-              <w:t>3.0 Konklusion</w:t>
+              <w:t>5.0 Konklusion</w:t>
             </w:r>
             <w:r>
               <w:rPr>
@@ -2329,7 +2330,7 @@
                 <w:noProof/>
                 <w:webHidden/>
               </w:rPr>
-              <w:instrText xml:space="preserve"> PAGEREF _Toc225456230 \h </w:instrText>
+              <w:instrText xml:space="preserve"> PAGEREF _Toc227184969 \h </w:instrText>
             </w:r>
             <w:r>
               <w:rPr>
@@ -2349,7 +2350,7 @@
                 <w:noProof/>
                 <w:webHidden/>
               </w:rPr>
-              <w:t>11</w:t>
+              <w:t>14</w:t>
             </w:r>
             <w:r>
               <w:rPr>
@@ -2376,14 +2377,30 @@
               <w:color w:val="auto"/>
             </w:rPr>
           </w:pPr>
-          <w:hyperlink w:anchor="_Toc225456231" w:history="1">
+          <w:hyperlink w:anchor="_Toc227184970" w:history="1">
             <w:r>
               <w:rPr>
                 <w:rStyle w:val="Hyperlink"/>
                 <w:noProof/>
                 <w:lang w:val="da-DK"/>
               </w:rPr>
-              <w:t>4.0 Litteraturliste</w:t>
+              <w:t>6.0 Litt</w:t>
+            </w:r>
+            <w:r>
+              <w:rPr>
+                <w:rStyle w:val="Hyperlink"/>
+                <w:noProof/>
+                <w:lang w:val="da-DK"/>
+              </w:rPr>
+              <w:t>e</w:t>
+            </w:r>
+            <w:r>
+              <w:rPr>
+                <w:rStyle w:val="Hyperlink"/>
+                <w:noProof/>
+                <w:lang w:val="da-DK"/>
+              </w:rPr>
+              <w:t>raturliste</w:t>
             </w:r>
             <w:r>
               <w:rPr>
@@ -2404,7 +2421,7 @@
                 <w:noProof/>
                 <w:webHidden/>
               </w:rPr>
-              <w:instrText xml:space="preserve"> PAGEREF _Toc225456231 \h </w:instrText>
+              <w:instrText xml:space="preserve"> PAGEREF _Toc227184970 \h </w:instrText>
             </w:r>
             <w:r>
               <w:rPr>
@@ -2424,7 +2441,7 @@
                 <w:noProof/>
                 <w:webHidden/>
               </w:rPr>
-              <w:t>11</w:t>
+              <w:t>14</w:t>
             </w:r>
             <w:r>
               <w:rPr>
@@ -2451,14 +2468,14 @@
               <w:color w:val="auto"/>
             </w:rPr>
           </w:pPr>
-          <w:hyperlink w:anchor="_Toc225456232" w:history="1">
+          <w:hyperlink w:anchor="_Toc227184971" w:history="1">
             <w:r>
               <w:rPr>
                 <w:rStyle w:val="Hyperlink"/>
                 <w:noProof/>
                 <w:lang w:val="da-DK"/>
               </w:rPr>
-              <w:t>5.0 Bilag</w:t>
+              <w:t>7.0 Bilag</w:t>
             </w:r>
             <w:r>
               <w:rPr>
@@ -2479,7 +2496,7 @@
                 <w:noProof/>
                 <w:webHidden/>
               </w:rPr>
-              <w:instrText xml:space="preserve"> PAGEREF _Toc225456232 \h </w:instrText>
+              <w:instrText xml:space="preserve"> PAGEREF _Toc227184971 \h </w:instrText>
             </w:r>
             <w:r>
               <w:rPr>
@@ -2499,7 +2516,7 @@
                 <w:noProof/>
                 <w:webHidden/>
               </w:rPr>
-              <w:t>12</w:t>
+              <w:t>15</w:t>
             </w:r>
             <w:r>
               <w:rPr>
@@ -2537,7 +2554,7 @@
           <w:lang w:val="da-DK"/>
         </w:rPr>
       </w:pPr>
-      <w:bookmarkStart w:id="0" w:name="_Toc225456208"/>
+      <w:bookmarkStart w:id="0" w:name="_Toc227184947"/>
       <w:r>
         <w:rPr>
           <w:lang w:val="da-DK"/>
@@ -2690,21 +2707,7 @@
         <w:rPr>
           <w:lang w:val="da-DK"/>
         </w:rPr>
-        <w:t xml:space="preserve">enten manuelt eller via Google Single </w:t>
-      </w:r>
-      <w:proofErr w:type="spellStart"/>
-      <w:r>
-        <w:rPr>
-          <w:lang w:val="da-DK"/>
-        </w:rPr>
-        <w:t>Sign-On</w:t>
-      </w:r>
-      <w:proofErr w:type="spellEnd"/>
-      <w:r>
-        <w:rPr>
-          <w:lang w:val="da-DK"/>
-        </w:rPr>
-        <w:t xml:space="preserve">, hvorefter de kan tilgå og dele opskrifter med andre brugere. </w:t>
+        <w:t xml:space="preserve">enten manuelt eller via Google Single Sign-On, hvorefter de kan tilgå og dele opskrifter med andre brugere. </w:t>
       </w:r>
       <w:r>
         <w:rPr>
@@ -2740,21 +2743,7 @@
         <w:rPr>
           <w:lang w:val="da-DK"/>
         </w:rPr>
-        <w:t>(</w:t>
-      </w:r>
-      <w:proofErr w:type="spellStart"/>
-      <w:r>
-        <w:rPr>
-          <w:lang w:val="da-DK"/>
-        </w:rPr>
-        <w:t>OpenAI</w:t>
-      </w:r>
-      <w:proofErr w:type="spellEnd"/>
-      <w:r>
-        <w:rPr>
-          <w:lang w:val="da-DK"/>
-        </w:rPr>
-        <w:t xml:space="preserve"> - gpt-4.1-mini)</w:t>
+        <w:t>(OpenAI - gpt-4.1-mini)</w:t>
       </w:r>
       <w:r>
         <w:rPr>
@@ -2862,7 +2851,7 @@
           <w:lang w:val="da-DK"/>
         </w:rPr>
       </w:pPr>
-      <w:bookmarkStart w:id="1" w:name="_Toc225456209"/>
+      <w:bookmarkStart w:id="1" w:name="_Toc227184948"/>
       <w:r>
         <w:rPr>
           <w:lang w:val="da-DK"/>
@@ -2891,7 +2880,7 @@
           <w:iCs/>
           <w:lang w:val="da-DK"/>
         </w:rPr>
-        <w:t xml:space="preserve">Hvordan udvikles en robust og skalerbar webapplikation til </w:t>
+        <w:t xml:space="preserve">Hvordan udvikles en robust og skalerbar webapplikation til generering af opskrifter og håndtering af indkøbslister ved brug af </w:t>
       </w:r>
       <w:r>
         <w:rPr>
@@ -2899,7 +2888,7 @@
           <w:iCs/>
           <w:lang w:val="da-DK"/>
         </w:rPr>
-        <w:t xml:space="preserve">generering af opskrifter og håndtering af indkøbslister </w:t>
+        <w:t xml:space="preserve">en </w:t>
       </w:r>
       <w:r>
         <w:rPr>
@@ -2907,7 +2896,7 @@
           <w:iCs/>
           <w:lang w:val="da-DK"/>
         </w:rPr>
-        <w:t xml:space="preserve">ved brug af </w:t>
+        <w:t>mikroservice</w:t>
       </w:r>
       <w:r>
         <w:rPr>
@@ -2915,7 +2904,7 @@
           <w:iCs/>
           <w:lang w:val="da-DK"/>
         </w:rPr>
-        <w:t xml:space="preserve">en </w:t>
+        <w:t xml:space="preserve"> arkitektur</w:t>
       </w:r>
       <w:r>
         <w:rPr>
@@ -2923,7 +2912,7 @@
           <w:iCs/>
           <w:lang w:val="da-DK"/>
         </w:rPr>
-        <w:t>mikroservice</w:t>
+        <w:t xml:space="preserve">, så systemet forbliver fejlresistent </w:t>
       </w:r>
       <w:r>
         <w:rPr>
@@ -2931,7 +2920,7 @@
           <w:iCs/>
           <w:lang w:val="da-DK"/>
         </w:rPr>
-        <w:t xml:space="preserve"> arkitektur</w:t>
+        <w:t>under høj belastning</w:t>
       </w:r>
       <w:r>
         <w:rPr>
@@ -2939,22 +2928,6 @@
           <w:iCs/>
           <w:lang w:val="da-DK"/>
         </w:rPr>
-        <w:t xml:space="preserve">, så systemet forbliver fejlresistent </w:t>
-      </w:r>
-      <w:r>
-        <w:rPr>
-          <w:i/>
-          <w:iCs/>
-          <w:lang w:val="da-DK"/>
-        </w:rPr>
-        <w:t>under høj belastning</w:t>
-      </w:r>
-      <w:r>
-        <w:rPr>
-          <w:i/>
-          <w:iCs/>
-          <w:lang w:val="da-DK"/>
-        </w:rPr>
         <w:t>?</w:t>
       </w:r>
     </w:p>
@@ -2968,21 +2941,7 @@
         <w:rPr>
           <w:lang w:val="da-DK"/>
         </w:rPr>
-        <w:t xml:space="preserve">Med fokus på udviklingen af en skalerbar platform undersøges det, hvordan de enkelte services interagerer, samt hvordan uafhængig skalering og </w:t>
-      </w:r>
-      <w:proofErr w:type="spellStart"/>
-      <w:r>
-        <w:rPr>
-          <w:lang w:val="da-DK"/>
-        </w:rPr>
-        <w:t>deployment</w:t>
-      </w:r>
-      <w:proofErr w:type="spellEnd"/>
-      <w:r>
-        <w:rPr>
-          <w:lang w:val="da-DK"/>
-        </w:rPr>
-        <w:t xml:space="preserve"> optimerer systemets pålidelighed </w:t>
+        <w:t xml:space="preserve">Med fokus på udviklingen af en skalerbar platform undersøges det, hvordan de enkelte services interagerer, samt hvordan uafhængig skalering og deployment optimerer systemets pålidelighed </w:t>
       </w:r>
       <w:r>
         <w:rPr>
@@ -3181,21 +3140,7 @@
         <w:rPr>
           <w:lang w:val="da-DK"/>
         </w:rPr>
-        <w:t xml:space="preserve">, hvor services kan udvikles, </w:t>
-      </w:r>
-      <w:proofErr w:type="spellStart"/>
-      <w:r>
-        <w:rPr>
-          <w:lang w:val="da-DK"/>
-        </w:rPr>
-        <w:t>deployes</w:t>
-      </w:r>
-      <w:proofErr w:type="spellEnd"/>
-      <w:r>
-        <w:rPr>
-          <w:lang w:val="da-DK"/>
-        </w:rPr>
-        <w:t xml:space="preserve"> og skaleres uafhængigt.</w:t>
+        <w:t>, hvor services kan udvikles, deployes og skaleres uafhængigt.</w:t>
       </w:r>
     </w:p>
     <w:p>
@@ -3212,7 +3157,7 @@
           <w:lang w:val="da-DK"/>
         </w:rPr>
       </w:pPr>
-      <w:bookmarkStart w:id="2" w:name="_Toc225456210"/>
+      <w:bookmarkStart w:id="2" w:name="_Toc227184949"/>
       <w:r>
         <w:rPr>
           <w:lang w:val="da-DK"/>
@@ -3224,8 +3169,296 @@
         <w:rPr>
           <w:lang w:val="da-DK"/>
         </w:rPr>
+        <w:t>.0 Udviklingsproces</w:t>
+      </w:r>
+      <w:bookmarkEnd w:id="2"/>
+    </w:p>
+    <w:p>
+      <w:pPr>
+        <w:rPr>
+          <w:lang w:val="da-DK"/>
+        </w:rPr>
+      </w:pPr>
+      <w:r>
+        <w:rPr>
+          <w:lang w:val="da-DK"/>
+        </w:rPr>
+        <w:t>Dette afsnit beskriver den anvendte udviklingsproces i projektet samt de overvejelser, der ligger bag valget af arbejdsmetode. Der gives et overblik over, hvordan udviklingen er struktureret i praksis, samt hvilke værktøjer der er anvendt til planlægning og opgavestyring. Afslutningsvis perspektiveres der til, hvordan processen kunne have været tilrettelagt i et team</w:t>
+      </w:r>
+      <w:r>
+        <w:rPr>
+          <w:lang w:val="da-DK"/>
+        </w:rPr>
+        <w:t xml:space="preserve"> </w:t>
+      </w:r>
+      <w:r>
+        <w:rPr>
+          <w:lang w:val="da-DK"/>
+        </w:rPr>
+        <w:t>baseret setup</w:t>
+      </w:r>
+      <w:r>
+        <w:rPr>
+          <w:lang w:val="da-DK"/>
+        </w:rPr>
         <w:t>.</w:t>
       </w:r>
+    </w:p>
+    <w:p>
+      <w:pPr>
+        <w:rPr>
+          <w:lang w:val="da-DK"/>
+        </w:rPr>
+      </w:pPr>
+    </w:p>
+    <w:p>
+      <w:pPr>
+        <w:pStyle w:val="Heading2"/>
+      </w:pPr>
+      <w:bookmarkStart w:id="3" w:name="_Toc227184950"/>
+      <w:r>
+        <w:t>2</w:t>
+      </w:r>
+      <w:r>
+        <w:t>.1 Requirements</w:t>
+      </w:r>
+      <w:bookmarkEnd w:id="3"/>
+    </w:p>
+    <w:p>
+      <w:pPr>
+        <w:pStyle w:val="Heading3"/>
+      </w:pPr>
+      <w:bookmarkStart w:id="4" w:name="_Toc227184951"/>
+      <w:r>
+        <w:t>2</w:t>
+      </w:r>
+      <w:r>
+        <w:t>.1.1 Funktionel</w:t>
+      </w:r>
+      <w:bookmarkEnd w:id="4"/>
+    </w:p>
+    <w:p/>
+    <w:p>
+      <w:pPr>
+        <w:pStyle w:val="Heading3"/>
+      </w:pPr>
+      <w:bookmarkStart w:id="5" w:name="_Toc227184952"/>
+      <w:r>
+        <w:t>2</w:t>
+      </w:r>
+      <w:r>
+        <w:t>.1.2 Ikke funktionel</w:t>
+      </w:r>
+      <w:bookmarkEnd w:id="5"/>
+    </w:p>
+    <w:p>
+      <w:pPr>
+        <w:rPr>
+          <w:b/>
+          <w:bCs/>
+        </w:rPr>
+      </w:pPr>
+      <w:r>
+        <w:rPr>
+          <w:b/>
+          <w:bCs/>
+        </w:rPr>
+        <w:t>Reliability Requirements</w:t>
+      </w:r>
+    </w:p>
+    <w:p>
+      <w:pPr>
+        <w:pStyle w:val="ListParagraph"/>
+        <w:numPr>
+          <w:ilvl w:val="0"/>
+          <w:numId w:val="10"/>
+        </w:numPr>
+      </w:pPr>
+      <w:r>
+        <w:t>Regular backups of user data and product information to prevent data loss.</w:t>
+      </w:r>
+    </w:p>
+    <w:p>
+      <w:pPr>
+        <w:pStyle w:val="ListParagraph"/>
+        <w:numPr>
+          <w:ilvl w:val="0"/>
+          <w:numId w:val="10"/>
+        </w:numPr>
+      </w:pPr>
+      <w:r>
+        <w:t xml:space="preserve">User-friendly error messages and logging for system errors. </w:t>
+      </w:r>
+    </w:p>
+    <w:p>
+      <w:pPr>
+        <w:pStyle w:val="ListParagraph"/>
+        <w:numPr>
+          <w:ilvl w:val="0"/>
+          <w:numId w:val="10"/>
+        </w:numPr>
+      </w:pPr>
+      <w:r>
+        <w:t>Ensure high availability with minimal downtime, ideally 99.9% uptime.</w:t>
+      </w:r>
+    </w:p>
+    <w:p/>
+    <w:p>
+      <w:r>
+        <w:rPr>
+          <w:b/>
+          <w:bCs/>
+        </w:rPr>
+        <w:t>Performance Requirements</w:t>
+      </w:r>
+    </w:p>
+    <w:p>
+      <w:pPr>
+        <w:pStyle w:val="ListParagraph"/>
+        <w:numPr>
+          <w:ilvl w:val="0"/>
+          <w:numId w:val="10"/>
+        </w:numPr>
+      </w:pPr>
+      <w:r>
+        <w:t>Pages should load within 2 seconds under normal conditions.</w:t>
+      </w:r>
+    </w:p>
+    <w:p>
+      <w:pPr>
+        <w:pStyle w:val="ListParagraph"/>
+        <w:numPr>
+          <w:ilvl w:val="0"/>
+          <w:numId w:val="10"/>
+        </w:numPr>
+      </w:pPr>
+      <w:r>
+        <w:t>Support for at least 1000 concurrent users without performance degradation.</w:t>
+      </w:r>
+    </w:p>
+    <w:p>
+      <w:pPr>
+        <w:pStyle w:val="ListParagraph"/>
+        <w:numPr>
+          <w:ilvl w:val="0"/>
+          <w:numId w:val="10"/>
+        </w:numPr>
+      </w:pPr>
+      <w:r>
+        <w:t>The architecture should allow for easy scaling as the user base grows.</w:t>
+      </w:r>
+    </w:p>
+    <w:p/>
+    <w:p>
+      <w:r>
+        <w:rPr>
+          <w:b/>
+          <w:bCs/>
+        </w:rPr>
+        <w:t>Supportability Requirements</w:t>
+      </w:r>
+    </w:p>
+    <w:p>
+      <w:pPr>
+        <w:pStyle w:val="ListParagraph"/>
+        <w:numPr>
+          <w:ilvl w:val="0"/>
+          <w:numId w:val="10"/>
+        </w:numPr>
+      </w:pPr>
+      <w:r>
+        <w:t>Comprehensive user manuals and API documentation for developers.</w:t>
+      </w:r>
+    </w:p>
+    <w:p>
+      <w:pPr>
+        <w:pStyle w:val="ListParagraph"/>
+        <w:numPr>
+          <w:ilvl w:val="0"/>
+          <w:numId w:val="10"/>
+        </w:numPr>
+      </w:pPr>
+      <w:r>
+        <w:t>Integration of a support ticket system and live chat for customer inquiries.</w:t>
+      </w:r>
+    </w:p>
+    <w:p>
+      <w:pPr>
+        <w:pStyle w:val="ListParagraph"/>
+        <w:numPr>
+          <w:ilvl w:val="0"/>
+          <w:numId w:val="10"/>
+        </w:numPr>
+      </w:pPr>
+      <w:r>
+        <w:t>Implement monitoring solutions to track system performance and user behavior.</w:t>
+      </w:r>
+    </w:p>
+    <w:p/>
+    <w:p/>
+    <w:p>
+      <w:pPr>
+        <w:pStyle w:val="Heading2"/>
+        <w:rPr>
+          <w:lang w:val="da-DK"/>
+        </w:rPr>
+      </w:pPr>
+      <w:bookmarkStart w:id="6" w:name="_Toc227184953"/>
+      <w:r>
+        <w:rPr>
+          <w:lang w:val="da-DK"/>
+        </w:rPr>
+        <w:lastRenderedPageBreak/>
+        <w:t>2</w:t>
+      </w:r>
+      <w:r>
+        <w:rPr>
+          <w:lang w:val="da-DK"/>
+        </w:rPr>
+        <w:t>.2 Agil udvikling</w:t>
+      </w:r>
+      <w:bookmarkEnd w:id="6"/>
+    </w:p>
+    <w:p>
+      <w:pPr>
+        <w:rPr>
+          <w:lang w:val="da-DK"/>
+        </w:rPr>
+      </w:pPr>
+      <w:r>
+        <w:rPr>
+          <w:lang w:val="da-DK"/>
+        </w:rPr>
+        <w:t>Jeg har arbejdet individuelt med Munchora, hvilket har gjort, at jeg ikke har fulgt en stramt veldefineret udviklingsproces. Der har ikke været behov for koordinering mellem flere udviklere og derfor er et formelt framework så som Scrum eller Extreme Programming ikkeblevet inddraget. Min udviklingsproces er i stedet blevet tilpasset efter en mere fleksibel og iterativ tilgang, hvor jeg løbende har arbejdet med implementering af features, fejlrettelser og forbedringer baseret på et kontinuerligt overblik over systemets tilstand. Denne tilgang har gjort det muligt for mig hurtigt at skifte fokus mellem forskellige dele af systemet og reagere effektivt på opståede problemstillinger uden faste ceremonier eller sprint-strukturer. Samtidig har det givet en høj grad af kontrol over prioritering og fremdrift i projektet. Hvis projektet var blevet udviklet i samarbejde med andre, ville en mere struktureret udviklingsproces have været nødvendig. I så fald ville elementer fra Scrum være relevante, herunder opdeling af sprints, prioritering af opgaver i en backlog samt afholdelse af sprint planning, review og retrospektiv for at sikre fælles retning og løbende forbedring. Til trods for min fleksible tilgang har jeg anvendt værktøjet Linear til at skabe overblik over opgaver og features. Her er tasks blevet defineret og organiseret, hvilket har fungeret som støtte til planlægning og strukturering af mit arbejde. Værktøjet har, med sin AI understøttelse, bidraget til at effektivisere opgavehåndtering og skabe et kontinuerligt overblik over projektets fremdrift.</w:t>
+      </w:r>
+    </w:p>
+    <w:p>
+      <w:pPr>
+        <w:rPr>
+          <w:lang w:val="da-DK"/>
+        </w:rPr>
+      </w:pPr>
+    </w:p>
+    <w:p>
+      <w:pPr>
+        <w:pStyle w:val="Heading1"/>
+        <w:rPr>
+          <w:lang w:val="da-DK"/>
+        </w:rPr>
+      </w:pPr>
+      <w:bookmarkStart w:id="7" w:name="_Toc227184954"/>
+      <w:r>
+        <w:rPr>
+          <w:lang w:val="da-DK"/>
+        </w:rPr>
+        <w:t>3</w:t>
+      </w:r>
+      <w:r>
+        <w:rPr>
+          <w:lang w:val="da-DK"/>
+        </w:rPr>
+        <w:t>.</w:t>
+      </w:r>
       <w:r>
         <w:rPr>
           <w:lang w:val="da-DK"/>
@@ -3244,7 +3477,7 @@
         </w:rPr>
         <w:t>Systemets arkitektur</w:t>
       </w:r>
-      <w:bookmarkEnd w:id="2"/>
+      <w:bookmarkEnd w:id="7"/>
     </w:p>
     <w:p>
       <w:pPr>
@@ -3324,14 +3557,12 @@
         </w:rPr>
         <w:t xml:space="preserve">en </w:t>
       </w:r>
-      <w:proofErr w:type="spellStart"/>
       <w:r>
         <w:rPr>
           <w:lang w:val="da-DK"/>
         </w:rPr>
         <w:t>frontend</w:t>
       </w:r>
-      <w:proofErr w:type="spellEnd"/>
       <w:r>
         <w:rPr>
           <w:lang w:val="da-DK"/>
@@ -3342,21 +3573,43 @@
         <w:rPr>
           <w:lang w:val="da-DK"/>
         </w:rPr>
+        <w:t xml:space="preserve"> backend</w:t>
+      </w:r>
+      <w:r>
+        <w:rPr>
+          <w:lang w:val="da-DK"/>
+        </w:rPr>
+        <w:t xml:space="preserve"> services</w:t>
+      </w:r>
+      <w:r>
+        <w:rPr>
+          <w:lang w:val="da-DK"/>
+        </w:rPr>
         <w:t xml:space="preserve"> </w:t>
       </w:r>
-      <w:proofErr w:type="spellStart"/>
-      <w:r>
-        <w:rPr>
-          <w:lang w:val="da-DK"/>
-        </w:rPr>
-        <w:t>backend</w:t>
-      </w:r>
-      <w:proofErr w:type="spellEnd"/>
-      <w:r>
-        <w:rPr>
-          <w:lang w:val="da-DK"/>
-        </w:rPr>
-        <w:t xml:space="preserve"> services</w:t>
+      <w:r>
+        <w:rPr>
+          <w:lang w:val="da-DK"/>
+        </w:rPr>
+        <w:t xml:space="preserve">samt </w:t>
+      </w:r>
+      <w:r>
+        <w:rPr>
+          <w:lang w:val="da-DK"/>
+        </w:rPr>
+        <w:t xml:space="preserve">datalagring </w:t>
+      </w:r>
+      <w:r>
+        <w:rPr>
+          <w:lang w:val="da-DK"/>
+        </w:rPr>
+        <w:t>for at</w:t>
+      </w:r>
+      <w:r>
+        <w:rPr>
+          <w:lang w:val="da-DK"/>
+        </w:rPr>
+        <w:t xml:space="preserve"> understøtte</w:t>
       </w:r>
       <w:r>
         <w:rPr>
@@ -3368,36 +3621,6 @@
         <w:rPr>
           <w:lang w:val="da-DK"/>
         </w:rPr>
-        <w:t xml:space="preserve">samt </w:t>
-      </w:r>
-      <w:r>
-        <w:rPr>
-          <w:lang w:val="da-DK"/>
-        </w:rPr>
-        <w:t xml:space="preserve">datalagring </w:t>
-      </w:r>
-      <w:r>
-        <w:rPr>
-          <w:lang w:val="da-DK"/>
-        </w:rPr>
-        <w:t>for at</w:t>
-      </w:r>
-      <w:r>
-        <w:rPr>
-          <w:lang w:val="da-DK"/>
-        </w:rPr>
-        <w:t xml:space="preserve"> understøtte</w:t>
-      </w:r>
-      <w:r>
-        <w:rPr>
-          <w:lang w:val="da-DK"/>
-        </w:rPr>
-        <w:t xml:space="preserve"> </w:t>
-      </w:r>
-      <w:r>
-        <w:rPr>
-          <w:lang w:val="da-DK"/>
-        </w:rPr>
         <w:t xml:space="preserve">en skalerbar og vedligeholdelsesvenlig </w:t>
       </w:r>
       <w:r>
@@ -3410,7 +3633,14 @@
         <w:rPr>
           <w:lang w:val="da-DK"/>
         </w:rPr>
-        <w:t>. Arkitekturen er baseret på moderne webteknologier og principper, der muliggør fleksibel udvikling og integration med eksterne services. Der er lagt vægt på løs kobling mellem systemets dele samt en hensigtsmæssig fordeling af ansvar mellem klient og server. De følgende underafsnit uddyber de enkelte komponenter og deres konkrete implementering.</w:t>
+        <w:t xml:space="preserve">. Arkitekturen er baseret på moderne webteknologier og principper, der muliggør fleksibel udvikling og integration med eksterne services. Der er lagt vægt på løs kobling mellem systemets dele samt en hensigtsmæssig fordeling af ansvar mellem klient og </w:t>
+      </w:r>
+      <w:r>
+        <w:rPr>
+          <w:lang w:val="da-DK"/>
+        </w:rPr>
+        <w:lastRenderedPageBreak/>
+        <w:t>server. De følgende underafsnit uddyber de enkelte komponenter og deres konkrete implementering.</w:t>
       </w:r>
     </w:p>
     <w:p>
@@ -3488,13 +3718,18 @@
           <w:lang w:val="da-DK"/>
         </w:rPr>
       </w:pPr>
-      <w:bookmarkStart w:id="3" w:name="_Toc225456211"/>
-      <w:r>
-        <w:rPr>
-          <w:lang w:val="da-DK"/>
-        </w:rPr>
-        <w:lastRenderedPageBreak/>
-        <w:t>2.1</w:t>
+      <w:bookmarkStart w:id="8" w:name="_Toc227184955"/>
+      <w:r>
+        <w:rPr>
+          <w:lang w:val="da-DK"/>
+        </w:rPr>
+        <w:t>3</w:t>
+      </w:r>
+      <w:r>
+        <w:rPr>
+          <w:lang w:val="da-DK"/>
+        </w:rPr>
+        <w:t>.1</w:t>
       </w:r>
       <w:r>
         <w:rPr>
@@ -3502,15 +3737,13 @@
         </w:rPr>
         <w:t xml:space="preserve"> </w:t>
       </w:r>
-      <w:proofErr w:type="spellStart"/>
       <w:r>
         <w:rPr>
           <w:lang w:val="da-DK"/>
         </w:rPr>
         <w:t>Microservices</w:t>
       </w:r>
-      <w:bookmarkEnd w:id="3"/>
-      <w:proofErr w:type="spellEnd"/>
+      <w:bookmarkEnd w:id="8"/>
     </w:p>
     <w:p>
       <w:pPr>
@@ -3534,21 +3767,7 @@
         <w:rPr>
           <w:lang w:val="da-DK"/>
         </w:rPr>
-        <w:t xml:space="preserve">Som Martin Fowler påpeger, er den største frustration ved monolitter, at selv små ændringer kræver, at hele systemet bygges og </w:t>
-      </w:r>
-      <w:proofErr w:type="spellStart"/>
-      <w:r>
-        <w:rPr>
-          <w:lang w:val="da-DK"/>
-        </w:rPr>
-        <w:t>deployes</w:t>
-      </w:r>
-      <w:proofErr w:type="spellEnd"/>
-      <w:r>
-        <w:rPr>
-          <w:lang w:val="da-DK"/>
-        </w:rPr>
-        <w:t xml:space="preserve"> igen</w:t>
+        <w:t>Som Martin Fowler påpeger, er den største frustration ved monolitter, at selv små ændringer kræver, at hele systemet bygges og deployes igen</w:t>
       </w:r>
       <w:sdt>
         <w:sdtPr>
@@ -3603,35 +3822,7 @@
         <w:rPr>
           <w:lang w:val="da-DK"/>
         </w:rPr>
-        <w:t xml:space="preserve">. Med </w:t>
-      </w:r>
-      <w:proofErr w:type="spellStart"/>
-      <w:r>
-        <w:rPr>
-          <w:lang w:val="da-DK"/>
-        </w:rPr>
-        <w:t>microservices</w:t>
-      </w:r>
-      <w:proofErr w:type="spellEnd"/>
-      <w:r>
-        <w:rPr>
-          <w:lang w:val="da-DK"/>
-        </w:rPr>
-        <w:t xml:space="preserve"> kan en enkelt service ændres, </w:t>
-      </w:r>
-      <w:proofErr w:type="spellStart"/>
-      <w:r>
-        <w:rPr>
-          <w:lang w:val="da-DK"/>
-        </w:rPr>
-        <w:t>deployes</w:t>
-      </w:r>
-      <w:proofErr w:type="spellEnd"/>
-      <w:r>
-        <w:rPr>
-          <w:lang w:val="da-DK"/>
-        </w:rPr>
-        <w:t xml:space="preserve"> og skaleres uafhængigt, hvilket </w:t>
+        <w:t xml:space="preserve">. Med microservices kan en enkelt service ændres, deployes og skaleres uafhængigt, hvilket </w:t>
       </w:r>
       <w:r>
         <w:rPr>
@@ -3703,7 +3894,14 @@
         <w:rPr>
           <w:lang w:val="da-DK"/>
         </w:rPr>
-        <w:t>ligesom naturens evolutionære processer tillader arter at overleve ved at tilpasse sig én komponent ad gangen frem for at omskrive hele organismen</w:t>
+        <w:t xml:space="preserve">ligesom naturens evolutionære processer </w:t>
+      </w:r>
+      <w:r>
+        <w:rPr>
+          <w:lang w:val="da-DK"/>
+        </w:rPr>
+        <w:lastRenderedPageBreak/>
+        <w:t>tillader arter at overleve ved at tilpasse sig én komponent ad gangen frem for at omskrive hele organismen</w:t>
       </w:r>
       <w:r>
         <w:rPr>
@@ -3726,35 +3924,33 @@
           <w:lang w:val="da-DK"/>
         </w:rPr>
       </w:pPr>
-      <w:bookmarkStart w:id="4" w:name="_Toc225456212"/>
-      <w:r>
-        <w:rPr>
-          <w:lang w:val="da-DK"/>
-        </w:rPr>
-        <w:t xml:space="preserve">2.1.1 </w:t>
-      </w:r>
-      <w:proofErr w:type="spellStart"/>
+      <w:bookmarkStart w:id="9" w:name="_Toc227184956"/>
+      <w:r>
+        <w:rPr>
+          <w:lang w:val="da-DK"/>
+        </w:rPr>
+        <w:t>3</w:t>
+      </w:r>
+      <w:r>
+        <w:rPr>
+          <w:lang w:val="da-DK"/>
+        </w:rPr>
+        <w:t>.1.1 Frontend</w:t>
+      </w:r>
+      <w:bookmarkEnd w:id="9"/>
+    </w:p>
+    <w:p>
+      <w:pPr>
+        <w:rPr>
+          <w:lang w:val="da-DK"/>
+        </w:rPr>
+      </w:pPr>
       <w:r>
         <w:rPr>
           <w:lang w:val="da-DK"/>
         </w:rPr>
         <w:t>Frontend</w:t>
       </w:r>
-      <w:bookmarkEnd w:id="4"/>
-      <w:proofErr w:type="spellEnd"/>
-    </w:p>
-    <w:p>
-      <w:pPr>
-        <w:rPr>
-          <w:lang w:val="da-DK"/>
-        </w:rPr>
-      </w:pPr>
-      <w:r>
-        <w:rPr>
-          <w:lang w:val="da-DK"/>
-        </w:rPr>
-        <w:t>Frontend</w:t>
-      </w:r>
       <w:r>
         <w:rPr>
           <w:lang w:val="da-DK"/>
@@ -3797,19 +3993,11 @@
         </w:rPr>
         <w:t xml:space="preserve">frameworket </w:t>
       </w:r>
-      <w:proofErr w:type="spellStart"/>
-      <w:r>
-        <w:rPr>
-          <w:lang w:val="da-DK"/>
-        </w:rPr>
-        <w:t>ReactRouter</w:t>
-      </w:r>
-      <w:proofErr w:type="spellEnd"/>
-      <w:r>
-        <w:rPr>
-          <w:lang w:val="da-DK"/>
-        </w:rPr>
-        <w:t xml:space="preserve"> version 7</w:t>
+      <w:r>
+        <w:rPr>
+          <w:lang w:val="da-DK"/>
+        </w:rPr>
+        <w:t>ReactRouter version 7</w:t>
       </w:r>
       <w:r>
         <w:rPr>
@@ -3821,21 +4009,7 @@
         <w:rPr>
           <w:lang w:val="da-DK"/>
         </w:rPr>
-        <w:t xml:space="preserve">. Denne opsætning inkluderer integration af </w:t>
-      </w:r>
-      <w:proofErr w:type="spellStart"/>
-      <w:r>
-        <w:rPr>
-          <w:lang w:val="da-DK"/>
-        </w:rPr>
-        <w:t>TypeScript</w:t>
-      </w:r>
-      <w:proofErr w:type="spellEnd"/>
-      <w:r>
-        <w:rPr>
-          <w:lang w:val="da-DK"/>
-        </w:rPr>
-        <w:t xml:space="preserve"> for typesikkerhed samt TailwindCSS til styling</w:t>
+        <w:t>. Denne opsætning inkluderer integration af TypeScript for typesikkerhed samt TailwindCSS til styling</w:t>
       </w:r>
       <w:r>
         <w:rPr>
@@ -3889,21 +4063,7 @@
         <w:rPr>
           <w:lang w:val="da-DK"/>
         </w:rPr>
-        <w:t xml:space="preserve">ide </w:t>
-      </w:r>
-      <w:proofErr w:type="spellStart"/>
-      <w:r>
-        <w:rPr>
-          <w:lang w:val="da-DK"/>
-        </w:rPr>
-        <w:t>rendering</w:t>
-      </w:r>
-      <w:proofErr w:type="spellEnd"/>
-      <w:r>
-        <w:rPr>
-          <w:lang w:val="da-DK"/>
-        </w:rPr>
-        <w:t xml:space="preserve"> og </w:t>
+        <w:t xml:space="preserve">ide rendering og </w:t>
       </w:r>
       <w:r>
         <w:rPr>
@@ -3915,16 +4075,8 @@
         <w:rPr>
           <w:lang w:val="da-DK"/>
         </w:rPr>
-        <w:t xml:space="preserve">side </w:t>
-      </w:r>
-      <w:proofErr w:type="spellStart"/>
-      <w:r>
-        <w:rPr>
-          <w:lang w:val="da-DK"/>
-        </w:rPr>
-        <w:t>rendering</w:t>
-      </w:r>
-      <w:proofErr w:type="spellEnd"/>
+        <w:t>side rendering</w:t>
+      </w:r>
       <w:r>
         <w:rPr>
           <w:lang w:val="da-DK"/>
@@ -3937,7 +4089,6 @@
         </w:rPr>
         <w:t xml:space="preserve">. </w:t>
       </w:r>
-      <w:proofErr w:type="spellStart"/>
       <w:r>
         <w:rPr>
           <w:lang w:val="da-DK"/>
@@ -3956,7 +4107,6 @@
         </w:rPr>
         <w:t>en</w:t>
       </w:r>
-      <w:proofErr w:type="spellEnd"/>
       <w:r>
         <w:rPr>
           <w:lang w:val="da-DK"/>
@@ -4022,35 +4172,7 @@
         <w:rPr>
           <w:lang w:val="da-DK"/>
         </w:rPr>
-        <w:t xml:space="preserve">Til håndtering af global </w:t>
-      </w:r>
-      <w:proofErr w:type="spellStart"/>
-      <w:r>
-        <w:rPr>
-          <w:lang w:val="da-DK"/>
-        </w:rPr>
-        <w:t>state</w:t>
-      </w:r>
-      <w:proofErr w:type="spellEnd"/>
-      <w:r>
-        <w:rPr>
-          <w:lang w:val="da-DK"/>
-        </w:rPr>
-        <w:t xml:space="preserve"> anvendes </w:t>
-      </w:r>
-      <w:proofErr w:type="spellStart"/>
-      <w:r>
-        <w:rPr>
-          <w:lang w:val="da-DK"/>
-        </w:rPr>
-        <w:t>Jotai</w:t>
-      </w:r>
-      <w:proofErr w:type="spellEnd"/>
-      <w:r>
-        <w:rPr>
-          <w:lang w:val="da-DK"/>
-        </w:rPr>
-        <w:t>, som gennem atoms muliggør en simpel</w:t>
+        <w:t>Til håndtering af global state anvendes Jotai, som gennem atoms muliggør en simpel</w:t>
       </w:r>
       <w:r>
         <w:rPr>
@@ -4062,21 +4184,7 @@
         <w:rPr>
           <w:lang w:val="da-DK"/>
         </w:rPr>
-        <w:t xml:space="preserve">tilgang til delt tilstand på tværs af komponenter. Derudover benyttes </w:t>
-      </w:r>
-      <w:proofErr w:type="spellStart"/>
-      <w:r>
-        <w:rPr>
-          <w:lang w:val="da-DK"/>
-        </w:rPr>
-        <w:t>TanStack</w:t>
-      </w:r>
-      <w:proofErr w:type="spellEnd"/>
-      <w:r>
-        <w:rPr>
-          <w:lang w:val="da-DK"/>
-        </w:rPr>
-        <w:t xml:space="preserve"> React Query til datahåndtering og caching på klient</w:t>
+        <w:t>tilgang til delt tilstand på tværs af komponenter. Derudover benyttes TanStack React Query til datahåndtering og caching på klient</w:t>
       </w:r>
       <w:r>
         <w:rPr>
@@ -4129,13 +4237,18 @@
           <w:lang w:val="da-DK"/>
         </w:rPr>
       </w:pPr>
-      <w:bookmarkStart w:id="5" w:name="_Toc225456213"/>
-      <w:r>
-        <w:rPr>
-          <w:lang w:val="da-DK"/>
-        </w:rPr>
-        <w:lastRenderedPageBreak/>
-        <w:t>2.1.</w:t>
+      <w:bookmarkStart w:id="10" w:name="_Toc227184957"/>
+      <w:r>
+        <w:rPr>
+          <w:lang w:val="da-DK"/>
+        </w:rPr>
+        <w:t>3</w:t>
+      </w:r>
+      <w:r>
+        <w:rPr>
+          <w:lang w:val="da-DK"/>
+        </w:rPr>
+        <w:t>.1.</w:t>
       </w:r>
       <w:r>
         <w:rPr>
@@ -4149,47 +4262,25 @@
         </w:rPr>
         <w:t xml:space="preserve"> </w:t>
       </w:r>
-      <w:proofErr w:type="spellStart"/>
-      <w:r>
-        <w:rPr>
-          <w:lang w:val="da-DK"/>
-        </w:rPr>
-        <w:t>Backend</w:t>
-      </w:r>
-      <w:proofErr w:type="spellEnd"/>
-      <w:r>
-        <w:rPr>
-          <w:lang w:val="da-DK"/>
-        </w:rPr>
-        <w:t xml:space="preserve"> Services</w:t>
-      </w:r>
-      <w:bookmarkEnd w:id="5"/>
-    </w:p>
-    <w:p>
-      <w:pPr>
-        <w:rPr>
-          <w:lang w:val="da-DK"/>
-        </w:rPr>
-      </w:pPr>
-      <w:r>
-        <w:rPr>
-          <w:lang w:val="da-DK"/>
-        </w:rPr>
-        <w:t xml:space="preserve">Dette afsnit beskriver de forskellige </w:t>
-      </w:r>
-      <w:proofErr w:type="spellStart"/>
-      <w:r>
-        <w:rPr>
-          <w:lang w:val="da-DK"/>
-        </w:rPr>
-        <w:t>backend</w:t>
-      </w:r>
-      <w:proofErr w:type="spellEnd"/>
-      <w:r>
-        <w:rPr>
-          <w:lang w:val="da-DK"/>
-        </w:rPr>
-        <w:t xml:space="preserve"> services </w:t>
+      <w:r>
+        <w:rPr>
+          <w:lang w:val="da-DK"/>
+        </w:rPr>
+        <w:t>Backend Services</w:t>
+      </w:r>
+      <w:bookmarkEnd w:id="10"/>
+    </w:p>
+    <w:p>
+      <w:pPr>
+        <w:rPr>
+          <w:lang w:val="da-DK"/>
+        </w:rPr>
+      </w:pPr>
+      <w:r>
+        <w:rPr>
+          <w:lang w:val="da-DK"/>
+        </w:rPr>
+        <w:t xml:space="preserve">Dette afsnit beskriver de forskellige backend services </w:t>
       </w:r>
       <w:r>
         <w:rPr>
@@ -4207,16 +4298,14 @@
         <w:rPr>
           <w:lang w:val="da-DK"/>
         </w:rPr>
-        <w:t xml:space="preserve">De forskellige </w:t>
-      </w:r>
-      <w:proofErr w:type="spellStart"/>
-      <w:r>
-        <w:rPr>
-          <w:lang w:val="da-DK"/>
-        </w:rPr>
-        <w:t>backends</w:t>
-      </w:r>
-      <w:proofErr w:type="spellEnd"/>
+        <w:t xml:space="preserve">De forskellige backends </w:t>
+      </w:r>
+      <w:r>
+        <w:rPr>
+          <w:lang w:val="da-DK"/>
+        </w:rPr>
+        <w:t>er udviklet i Ruby med Ruby on Rails</w:t>
+      </w:r>
       <w:r>
         <w:rPr>
           <w:lang w:val="da-DK"/>
@@ -4227,16 +4316,8 @@
         <w:rPr>
           <w:lang w:val="da-DK"/>
         </w:rPr>
-        <w:t xml:space="preserve">er udviklet i Ruby med Ruby on </w:t>
-      </w:r>
-      <w:proofErr w:type="spellStart"/>
-      <w:r>
-        <w:rPr>
-          <w:lang w:val="da-DK"/>
-        </w:rPr>
-        <w:t>Rails</w:t>
-      </w:r>
-      <w:proofErr w:type="spellEnd"/>
+        <w:t>som framework og fungerer udelukkende som et API, der betjener frontenden.</w:t>
+      </w:r>
       <w:r>
         <w:rPr>
           <w:lang w:val="da-DK"/>
@@ -4247,7 +4328,7 @@
         <w:rPr>
           <w:lang w:val="da-DK"/>
         </w:rPr>
-        <w:t>som framework og fungerer udelukkende som et API, der betjener frontenden.</w:t>
+        <w:t>Ruby on Rails er valgt på grund af Rubys læsbare og fleksible syntaks, som understøtter hurtig og overskuelig udvikling. Samtidig tilbyder Rails et modent økosystem med stærk community</w:t>
       </w:r>
       <w:r>
         <w:rPr>
@@ -4259,61 +4340,7 @@
         <w:rPr>
           <w:lang w:val="da-DK"/>
         </w:rPr>
-        <w:t xml:space="preserve">Ruby on </w:t>
-      </w:r>
-      <w:proofErr w:type="spellStart"/>
-      <w:r>
-        <w:rPr>
-          <w:lang w:val="da-DK"/>
-        </w:rPr>
-        <w:t>Rails</w:t>
-      </w:r>
-      <w:proofErr w:type="spellEnd"/>
-      <w:r>
-        <w:rPr>
-          <w:lang w:val="da-DK"/>
-        </w:rPr>
-        <w:t xml:space="preserve"> er valgt på grund af Rubys læsbare og fleksible syntaks, som understøtter hurtig og overskuelig udvikling. Samtidig tilbyder </w:t>
-      </w:r>
-      <w:proofErr w:type="spellStart"/>
-      <w:r>
-        <w:rPr>
-          <w:lang w:val="da-DK"/>
-        </w:rPr>
-        <w:t>Rails</w:t>
-      </w:r>
-      <w:proofErr w:type="spellEnd"/>
-      <w:r>
-        <w:rPr>
-          <w:lang w:val="da-DK"/>
-        </w:rPr>
-        <w:t xml:space="preserve"> et modent økosystem med stærk community</w:t>
-      </w:r>
-      <w:r>
-        <w:rPr>
-          <w:lang w:val="da-DK"/>
-        </w:rPr>
-        <w:t xml:space="preserve"> </w:t>
-      </w:r>
-      <w:r>
-        <w:rPr>
-          <w:lang w:val="da-DK"/>
-        </w:rPr>
-        <w:t xml:space="preserve">support, et rigt udvalg af </w:t>
-      </w:r>
-      <w:proofErr w:type="spellStart"/>
-      <w:r>
-        <w:rPr>
-          <w:lang w:val="da-DK"/>
-        </w:rPr>
-        <w:t>gems</w:t>
-      </w:r>
-      <w:proofErr w:type="spellEnd"/>
-      <w:r>
-        <w:rPr>
-          <w:lang w:val="da-DK"/>
-        </w:rPr>
-        <w:t xml:space="preserve"> samt effektive </w:t>
+        <w:t xml:space="preserve">support, et rigt udvalg af gems samt effektive </w:t>
       </w:r>
       <w:r>
         <w:rPr>
@@ -4402,11 +4429,11 @@
           <w:lang w:val="da-DK"/>
         </w:rPr>
       </w:pPr>
-      <w:proofErr w:type="spellStart"/>
-      <w:r>
-        <w:rPr>
-          <w:lang w:val="da-DK"/>
-        </w:rPr>
+      <w:r>
+        <w:rPr>
+          <w:lang w:val="da-DK"/>
+        </w:rPr>
+        <w:lastRenderedPageBreak/>
         <w:t>A</w:t>
       </w:r>
       <w:r>
@@ -4415,7 +4442,6 @@
         </w:rPr>
         <w:t>uth</w:t>
       </w:r>
-      <w:proofErr w:type="spellEnd"/>
       <w:r>
         <w:rPr>
           <w:lang w:val="da-DK"/>
@@ -4451,16 +4477,8 @@
         <w:rPr>
           <w:lang w:val="da-DK"/>
         </w:rPr>
-        <w:t xml:space="preserve">single source of </w:t>
-      </w:r>
-      <w:proofErr w:type="spellStart"/>
-      <w:r>
-        <w:rPr>
-          <w:lang w:val="da-DK"/>
-        </w:rPr>
-        <w:t>truth</w:t>
-      </w:r>
-      <w:proofErr w:type="spellEnd"/>
+        <w:t>single source of truth</w:t>
+      </w:r>
       <w:r>
         <w:rPr>
           <w:lang w:val="da-DK"/>
@@ -4479,33 +4497,17 @@
         </w:rPr>
         <w:t xml:space="preserve"> </w:t>
       </w:r>
-      <w:proofErr w:type="spellStart"/>
       <w:r>
         <w:rPr>
           <w:lang w:val="da-DK"/>
         </w:rPr>
         <w:t>tokens</w:t>
       </w:r>
-      <w:proofErr w:type="spellEnd"/>
-      <w:r>
-        <w:rPr>
-          <w:lang w:val="da-DK"/>
-        </w:rPr>
-        <w:t xml:space="preserve"> med en private </w:t>
-      </w:r>
-      <w:proofErr w:type="spellStart"/>
-      <w:r>
-        <w:rPr>
-          <w:lang w:val="da-DK"/>
-        </w:rPr>
-        <w:t>pem</w:t>
-      </w:r>
-      <w:proofErr w:type="spellEnd"/>
-      <w:r>
-        <w:rPr>
-          <w:lang w:val="da-DK"/>
-        </w:rPr>
-        <w:t xml:space="preserve"> file</w:t>
+      <w:r>
+        <w:rPr>
+          <w:lang w:val="da-DK"/>
+        </w:rPr>
+        <w:t xml:space="preserve"> med en private pem file</w:t>
       </w:r>
       <w:r>
         <w:rPr>
@@ -4517,21 +4519,7 @@
         <w:rPr>
           <w:lang w:val="da-DK"/>
         </w:rPr>
-        <w:t xml:space="preserve"> med public </w:t>
-      </w:r>
-      <w:proofErr w:type="spellStart"/>
-      <w:r>
-        <w:rPr>
-          <w:lang w:val="da-DK"/>
-        </w:rPr>
-        <w:t>pem</w:t>
-      </w:r>
-      <w:proofErr w:type="spellEnd"/>
-      <w:r>
-        <w:rPr>
-          <w:lang w:val="da-DK"/>
-        </w:rPr>
-        <w:t xml:space="preserve"> file</w:t>
+        <w:t xml:space="preserve"> med public pem file</w:t>
       </w:r>
       <w:r>
         <w:rPr>
@@ -4575,7 +4563,6 @@
         </w:rPr>
         <w:t xml:space="preserve"> samt oprettelse og vedligeholdelse af brugere. Ved succesfuld autentificering genererer </w:t>
       </w:r>
-      <w:proofErr w:type="spellStart"/>
       <w:r>
         <w:rPr>
           <w:lang w:val="da-DK"/>
@@ -4586,14 +4573,7 @@
         <w:rPr>
           <w:lang w:val="da-DK"/>
         </w:rPr>
-        <w:t>uth</w:t>
-      </w:r>
-      <w:proofErr w:type="spellEnd"/>
-      <w:r>
-        <w:rPr>
-          <w:lang w:val="da-DK"/>
-        </w:rPr>
-        <w:t>-service e</w:t>
+        <w:t>uth-service e</w:t>
       </w:r>
       <w:r>
         <w:rPr>
@@ -4605,21 +4585,7 @@
         <w:rPr>
           <w:lang w:val="da-DK"/>
         </w:rPr>
-        <w:t xml:space="preserve"> JWT-</w:t>
-      </w:r>
-      <w:proofErr w:type="spellStart"/>
-      <w:r>
-        <w:rPr>
-          <w:lang w:val="da-DK"/>
-        </w:rPr>
-        <w:t>token</w:t>
-      </w:r>
-      <w:proofErr w:type="spellEnd"/>
-      <w:r>
-        <w:rPr>
-          <w:lang w:val="da-DK"/>
-        </w:rPr>
-        <w:t>, som indeholder de nødvendige oplysninger til identifikation og autorisation, og som efterfølgende anvendes af andre services til at sikre en konsistent og sikker adgangskontrol på tværs af systemet.</w:t>
+        <w:t xml:space="preserve"> JWT-token, som indeholder de nødvendige oplysninger til identifikation og autorisation, og som efterfølgende anvendes af andre services til at sikre en konsistent og sikker adgangskontrol på tværs af systemet.</w:t>
       </w:r>
     </w:p>
     <w:p>
@@ -4636,14 +4602,12 @@
           <w:lang w:val="da-DK"/>
         </w:rPr>
       </w:pPr>
-      <w:proofErr w:type="spellStart"/>
       <w:r>
         <w:rPr>
           <w:lang w:val="da-DK"/>
         </w:rPr>
         <w:t>recipes</w:t>
       </w:r>
-      <w:proofErr w:type="spellEnd"/>
       <w:r>
         <w:rPr>
           <w:lang w:val="da-DK"/>
@@ -4657,19 +4621,11 @@
           <w:lang w:val="da-DK"/>
         </w:rPr>
       </w:pPr>
-      <w:proofErr w:type="spellStart"/>
-      <w:r>
-        <w:rPr>
-          <w:lang w:val="da-DK"/>
-        </w:rPr>
-        <w:t>Recipes</w:t>
-      </w:r>
-      <w:proofErr w:type="spellEnd"/>
-      <w:r>
-        <w:rPr>
-          <w:lang w:val="da-DK"/>
-        </w:rPr>
-        <w:t>-service er ansvarlig for håndtering af opskrifter i systemet, herunder oprettelse</w:t>
+      <w:r>
+        <w:rPr>
+          <w:lang w:val="da-DK"/>
+        </w:rPr>
+        <w:t>Recipes-service er ansvarlig for håndtering af opskrifter i systemet, herunder oprettelse</w:t>
       </w:r>
       <w:r>
         <w:rPr>
@@ -4695,42 +4651,24 @@
         </w:rPr>
         <w:t xml:space="preserve"> </w:t>
       </w:r>
-      <w:proofErr w:type="spellStart"/>
       <w:r>
         <w:rPr>
           <w:lang w:val="da-DK"/>
         </w:rPr>
         <w:t>ai</w:t>
       </w:r>
-      <w:proofErr w:type="spellEnd"/>
-      <w:r>
-        <w:rPr>
-          <w:lang w:val="da-DK"/>
-        </w:rPr>
-        <w:t xml:space="preserve">-service, som kommunikeres asynkront gennem </w:t>
-      </w:r>
-      <w:proofErr w:type="spellStart"/>
-      <w:r>
-        <w:rPr>
-          <w:lang w:val="da-DK"/>
-        </w:rPr>
-        <w:t>RabbitMQ</w:t>
-      </w:r>
-      <w:proofErr w:type="spellEnd"/>
-      <w:r>
-        <w:rPr>
-          <w:lang w:val="da-DK"/>
-        </w:rPr>
-        <w:t xml:space="preserve">. Når </w:t>
-      </w:r>
-      <w:proofErr w:type="spellStart"/>
+      <w:r>
+        <w:rPr>
+          <w:lang w:val="da-DK"/>
+        </w:rPr>
+        <w:t xml:space="preserve">-service, som kommunikeres asynkront gennem RabbitMQ. Når </w:t>
+      </w:r>
       <w:r>
         <w:rPr>
           <w:lang w:val="da-DK"/>
         </w:rPr>
         <w:t>ai</w:t>
       </w:r>
-      <w:proofErr w:type="spellEnd"/>
       <w:r>
         <w:rPr>
           <w:lang w:val="da-DK"/>
@@ -4761,7 +4699,6 @@
         </w:rPr>
         <w:t xml:space="preserve">tilbage til </w:t>
       </w:r>
-      <w:proofErr w:type="spellStart"/>
       <w:r>
         <w:rPr>
           <w:lang w:val="da-DK"/>
@@ -4772,156 +4709,96 @@
         <w:rPr>
           <w:lang w:val="da-DK"/>
         </w:rPr>
-        <w:t>ecipes</w:t>
-      </w:r>
-      <w:proofErr w:type="spellEnd"/>
-      <w:r>
-        <w:rPr>
-          <w:lang w:val="da-DK"/>
-        </w:rPr>
-        <w:t>-service, som herefter</w:t>
-      </w:r>
-      <w:r>
-        <w:rPr>
-          <w:lang w:val="da-DK"/>
-        </w:rPr>
-        <w:t xml:space="preserve"> validerer og persister opskriften i databasen, hvorefter et event igangsættes til </w:t>
-      </w:r>
-      <w:proofErr w:type="spellStart"/>
-      <w:r>
-        <w:rPr>
-          <w:lang w:val="da-DK"/>
-        </w:rPr>
-        <w:t>notifications</w:t>
-      </w:r>
-      <w:proofErr w:type="spellEnd"/>
+        <w:t>ecipes-service, som herefter</w:t>
+      </w:r>
+      <w:r>
+        <w:rPr>
+          <w:lang w:val="da-DK"/>
+        </w:rPr>
+        <w:t xml:space="preserve"> validerer og persister opskriften i databasen, hvorefter et event igangsættes til notifications-service</w:t>
+      </w:r>
+      <w:r>
+        <w:rPr>
+          <w:lang w:val="da-DK"/>
+        </w:rPr>
+        <w:t>.</w:t>
+      </w:r>
+    </w:p>
+    <w:p>
+      <w:pPr>
+        <w:rPr>
+          <w:lang w:val="da-DK"/>
+        </w:rPr>
+      </w:pPr>
+      <w:r>
+        <w:rPr>
+          <w:lang w:val="da-DK"/>
+        </w:rPr>
+        <w:t>Recipes-service anvender JWT-tokens til at håndhæve adgangskontrollen. Private opskrifter er kun tilgængelige for autoriserede bruger</w:t>
+      </w:r>
+      <w:r>
+        <w:rPr>
+          <w:lang w:val="da-DK"/>
+        </w:rPr>
+        <w:t xml:space="preserve">, som er </w:t>
+      </w:r>
+      <w:r>
+        <w:rPr>
+          <w:lang w:val="da-DK"/>
+        </w:rPr>
+        <w:t>forfatteren</w:t>
+      </w:r>
+      <w:r>
+        <w:rPr>
+          <w:lang w:val="da-DK"/>
+        </w:rPr>
+        <w:t xml:space="preserve"> og </w:t>
+      </w:r>
+      <w:r>
+        <w:rPr>
+          <w:lang w:val="da-DK"/>
+        </w:rPr>
+        <w:t>offentlige opskrifter kan tilgås af alle brugere uden yderligere validering.</w:t>
+      </w:r>
+    </w:p>
+    <w:p>
+      <w:pPr>
+        <w:rPr>
+          <w:lang w:val="da-DK"/>
+        </w:rPr>
+      </w:pPr>
+    </w:p>
+    <w:p>
+      <w:pPr>
+        <w:pStyle w:val="Heading4"/>
+        <w:rPr>
+          <w:lang w:val="da-DK"/>
+        </w:rPr>
+      </w:pPr>
+      <w:r>
+        <w:rPr>
+          <w:lang w:val="da-DK"/>
+        </w:rPr>
+        <w:t>ai</w:t>
+      </w:r>
       <w:r>
         <w:rPr>
           <w:lang w:val="da-DK"/>
         </w:rPr>
         <w:t>-service</w:t>
       </w:r>
-      <w:r>
-        <w:rPr>
-          <w:lang w:val="da-DK"/>
-        </w:rPr>
-        <w:t>.</w:t>
-      </w:r>
-    </w:p>
-    <w:p>
-      <w:pPr>
-        <w:rPr>
-          <w:lang w:val="da-DK"/>
-        </w:rPr>
-      </w:pPr>
-      <w:proofErr w:type="spellStart"/>
-      <w:r>
-        <w:rPr>
-          <w:lang w:val="da-DK"/>
-        </w:rPr>
-        <w:lastRenderedPageBreak/>
-        <w:t>Recipes</w:t>
-      </w:r>
-      <w:proofErr w:type="spellEnd"/>
-      <w:r>
-        <w:rPr>
-          <w:lang w:val="da-DK"/>
-        </w:rPr>
-        <w:t>-service anvender JWT-</w:t>
-      </w:r>
-      <w:proofErr w:type="spellStart"/>
-      <w:r>
-        <w:rPr>
-          <w:lang w:val="da-DK"/>
-        </w:rPr>
-        <w:t>tokens</w:t>
-      </w:r>
-      <w:proofErr w:type="spellEnd"/>
-      <w:r>
-        <w:rPr>
-          <w:lang w:val="da-DK"/>
-        </w:rPr>
-        <w:t xml:space="preserve"> til at håndhæve adgangskontrollen. Private opskrifter er kun tilgængelige for autoriserede bruger</w:t>
-      </w:r>
-      <w:r>
-        <w:rPr>
-          <w:lang w:val="da-DK"/>
-        </w:rPr>
-        <w:t xml:space="preserve">, som er </w:t>
-      </w:r>
-      <w:r>
-        <w:rPr>
-          <w:lang w:val="da-DK"/>
-        </w:rPr>
-        <w:t>forfatteren</w:t>
-      </w:r>
-      <w:r>
-        <w:rPr>
-          <w:lang w:val="da-DK"/>
-        </w:rPr>
-        <w:t xml:space="preserve"> og </w:t>
-      </w:r>
-      <w:r>
-        <w:rPr>
-          <w:lang w:val="da-DK"/>
-        </w:rPr>
-        <w:t>offentlige opskrifter kan tilgås af alle brugere uden yderligere validering.</w:t>
-      </w:r>
-    </w:p>
-    <w:p>
-      <w:pPr>
-        <w:rPr>
-          <w:lang w:val="da-DK"/>
-        </w:rPr>
-      </w:pPr>
-    </w:p>
-    <w:p>
-      <w:pPr>
-        <w:pStyle w:val="Heading4"/>
-        <w:rPr>
-          <w:lang w:val="da-DK"/>
-        </w:rPr>
-      </w:pPr>
-      <w:proofErr w:type="spellStart"/>
-      <w:r>
-        <w:rPr>
-          <w:lang w:val="da-DK"/>
-        </w:rPr>
-        <w:t>ai</w:t>
-      </w:r>
-      <w:proofErr w:type="spellEnd"/>
-      <w:r>
-        <w:rPr>
-          <w:lang w:val="da-DK"/>
-        </w:rPr>
-        <w:t>-service</w:t>
-      </w:r>
-    </w:p>
-    <w:p>
-      <w:pPr>
-        <w:rPr>
-          <w:lang w:val="da-DK"/>
-        </w:rPr>
-      </w:pPr>
-      <w:r>
-        <w:rPr>
-          <w:lang w:val="da-DK"/>
-        </w:rPr>
-        <w:t xml:space="preserve">Denne star for integrationen med </w:t>
-      </w:r>
-      <w:proofErr w:type="spellStart"/>
-      <w:r>
-        <w:rPr>
-          <w:lang w:val="da-DK"/>
-        </w:rPr>
-        <w:t>OpenAI</w:t>
-      </w:r>
-      <w:proofErr w:type="spellEnd"/>
-      <w:r>
-        <w:rPr>
-          <w:lang w:val="da-DK"/>
-        </w:rPr>
-        <w:t xml:space="preserve"> ved at anvende Gem</w:t>
+    </w:p>
+    <w:p>
+      <w:pPr>
+        <w:rPr>
+          <w:lang w:val="da-DK"/>
+        </w:rPr>
+      </w:pPr>
+      <w:r>
+        <w:rPr>
+          <w:lang w:val="da-DK"/>
+        </w:rPr>
+        <w:t>Denne star for integrationen med OpenAI ved at anvende Gem</w:t>
       </w:r>
       <w:r>
         <w:rPr>
@@ -4936,81 +4813,17 @@
           <w:lang w:val="da-DK"/>
         </w:rPr>
       </w:pPr>
-      <w:proofErr w:type="spellStart"/>
-      <w:r>
-        <w:rPr>
-          <w:lang w:val="da-DK"/>
-        </w:rPr>
-        <w:t>Sidekiq</w:t>
-      </w:r>
-      <w:proofErr w:type="spellEnd"/>
-      <w:r>
-        <w:rPr>
-          <w:lang w:val="da-DK"/>
-        </w:rPr>
-        <w:t xml:space="preserve"> til</w:t>
-      </w:r>
-      <w:r>
-        <w:rPr>
-          <w:lang w:val="da-DK"/>
-        </w:rPr>
-        <w:t xml:space="preserve"> asynkron job processering, denne er integreret med </w:t>
-      </w:r>
-      <w:proofErr w:type="spellStart"/>
-      <w:r>
-        <w:rPr>
-          <w:lang w:val="da-DK"/>
-        </w:rPr>
-        <w:t>Redis</w:t>
-      </w:r>
-      <w:proofErr w:type="spellEnd"/>
-      <w:r>
-        <w:rPr>
-          <w:lang w:val="da-DK"/>
-        </w:rPr>
-        <w:t xml:space="preserve"> her </w:t>
-      </w:r>
-      <w:proofErr w:type="spellStart"/>
-      <w:r>
-        <w:rPr>
-          <w:lang w:val="da-DK"/>
-        </w:rPr>
-        <w:t>Upstash</w:t>
-      </w:r>
-      <w:proofErr w:type="spellEnd"/>
-      <w:r>
-        <w:rPr>
-          <w:lang w:val="da-DK"/>
-        </w:rPr>
-        <w:t xml:space="preserve"> som er cloudbaseret, hvor </w:t>
-      </w:r>
-      <w:proofErr w:type="spellStart"/>
-      <w:r>
-        <w:rPr>
-          <w:lang w:val="da-DK"/>
-        </w:rPr>
-        <w:t>Redis</w:t>
-      </w:r>
-      <w:proofErr w:type="spellEnd"/>
-      <w:r>
-        <w:rPr>
-          <w:lang w:val="da-DK"/>
-        </w:rPr>
-        <w:t xml:space="preserve"> sikrer skalerbarheden, sådan hvis der spinnes flere forskellige </w:t>
-      </w:r>
-      <w:proofErr w:type="spellStart"/>
-      <w:r>
-        <w:rPr>
-          <w:lang w:val="da-DK"/>
-        </w:rPr>
-        <w:t>sidekiq</w:t>
-      </w:r>
-      <w:proofErr w:type="spellEnd"/>
-      <w:r>
-        <w:rPr>
-          <w:lang w:val="da-DK"/>
-        </w:rPr>
-        <w:t xml:space="preserve"> processors, at der ikke påbegyndes flere af de samme jobs….</w:t>
+      <w:r>
+        <w:rPr>
+          <w:lang w:val="da-DK"/>
+        </w:rPr>
+        <w:t>Sidekiq til</w:t>
+      </w:r>
+      <w:r>
+        <w:rPr>
+          <w:lang w:val="da-DK"/>
+        </w:rPr>
+        <w:t xml:space="preserve"> asynkron job processering, denne er integreret med Redis her Upstash som er cloudbaseret, hvor Redis sikrer skalerbarheden, sådan hvis der spinnes flere forskellige sidekiq processors, at der ikke påbegyndes flere af de samme jobs….</w:t>
       </w:r>
     </w:p>
     <w:p>
@@ -5060,141 +4873,7 @@
         <w:rPr>
           <w:lang w:val="da-DK"/>
         </w:rPr>
-        <w:t xml:space="preserve">ende står for events/notifikationer der skal ud til brugerne. Det er de andre services som anmoder notification-service om at notificere en bruger eller brugere om f.eks. en ny opskrift er klar eller en ny varer er lagt i en indkøbsliste. Denne kommunikation mellem brugere og </w:t>
-      </w:r>
-      <w:proofErr w:type="spellStart"/>
-      <w:r>
-        <w:rPr>
-          <w:lang w:val="da-DK"/>
-        </w:rPr>
-        <w:t>notificaitons</w:t>
-      </w:r>
-      <w:proofErr w:type="spellEnd"/>
-      <w:r>
-        <w:rPr>
-          <w:lang w:val="da-DK"/>
-        </w:rPr>
-        <w:t xml:space="preserve">-service er en </w:t>
-      </w:r>
-      <w:proofErr w:type="spellStart"/>
-      <w:r>
-        <w:rPr>
-          <w:lang w:val="da-DK"/>
-        </w:rPr>
-        <w:t>socket</w:t>
-      </w:r>
-      <w:proofErr w:type="spellEnd"/>
-      <w:r>
-        <w:rPr>
-          <w:lang w:val="da-DK"/>
-        </w:rPr>
-        <w:t xml:space="preserve"> forbindelse anvendt med </w:t>
-      </w:r>
-      <w:proofErr w:type="spellStart"/>
-      <w:proofErr w:type="gramStart"/>
-      <w:r>
-        <w:rPr>
-          <w:lang w:val="da-DK"/>
-        </w:rPr>
-        <w:t>ActionCable</w:t>
-      </w:r>
-      <w:proofErr w:type="spellEnd"/>
-      <w:r>
-        <w:rPr>
-          <w:lang w:val="da-DK"/>
-        </w:rPr>
-        <w:t>..</w:t>
-      </w:r>
-      <w:proofErr w:type="gramEnd"/>
-      <w:r>
-        <w:rPr>
-          <w:lang w:val="da-DK"/>
-        </w:rPr>
-        <w:t xml:space="preserve"> Den er yderligere koblet op med Reids (</w:t>
-      </w:r>
-      <w:proofErr w:type="spellStart"/>
-      <w:r>
-        <w:rPr>
-          <w:lang w:val="da-DK"/>
-        </w:rPr>
-        <w:t>Upstash</w:t>
-      </w:r>
-      <w:proofErr w:type="spellEnd"/>
-      <w:r>
-        <w:rPr>
-          <w:lang w:val="da-DK"/>
-        </w:rPr>
-        <w:t xml:space="preserve"> for simplere cloud løsning mindre manuel </w:t>
-      </w:r>
-      <w:proofErr w:type="spellStart"/>
-      <w:r>
-        <w:rPr>
-          <w:lang w:val="da-DK"/>
-        </w:rPr>
-        <w:t>konfiguraiton</w:t>
-      </w:r>
-      <w:proofErr w:type="spellEnd"/>
-      <w:r>
-        <w:rPr>
-          <w:lang w:val="da-DK"/>
-        </w:rPr>
-        <w:t xml:space="preserve">) Denne </w:t>
-      </w:r>
-      <w:proofErr w:type="spellStart"/>
-      <w:r>
-        <w:rPr>
-          <w:lang w:val="da-DK"/>
-        </w:rPr>
-        <w:t>redis</w:t>
-      </w:r>
-      <w:proofErr w:type="spellEnd"/>
-      <w:r>
-        <w:rPr>
-          <w:lang w:val="da-DK"/>
-        </w:rPr>
-        <w:t xml:space="preserve"> brug gør forbindelserne </w:t>
-      </w:r>
-      <w:proofErr w:type="spellStart"/>
-      <w:r>
-        <w:rPr>
-          <w:lang w:val="da-DK"/>
-        </w:rPr>
-        <w:t>stateless</w:t>
-      </w:r>
-      <w:proofErr w:type="spellEnd"/>
-      <w:r>
-        <w:rPr>
-          <w:lang w:val="da-DK"/>
-        </w:rPr>
-        <w:t xml:space="preserve">, sådan hver gang en service anmoder notification-service om at notificere brugere, vil en hvilken hvordan virker det egentlig forklar det da </w:t>
-      </w:r>
-      <w:proofErr w:type="spellStart"/>
-      <w:r>
-        <w:rPr>
-          <w:lang w:val="da-DK"/>
-        </w:rPr>
-        <w:t>microservices</w:t>
-      </w:r>
-      <w:proofErr w:type="spellEnd"/>
-      <w:r>
-        <w:rPr>
-          <w:lang w:val="da-DK"/>
-        </w:rPr>
-        <w:t xml:space="preserve"> tillader flere forskellige instanser af samme </w:t>
-      </w:r>
-      <w:proofErr w:type="spellStart"/>
-      <w:r>
-        <w:rPr>
-          <w:lang w:val="da-DK"/>
-        </w:rPr>
-        <w:t>notifications</w:t>
-      </w:r>
-      <w:proofErr w:type="spellEnd"/>
-      <w:r>
-        <w:rPr>
-          <w:lang w:val="da-DK"/>
-        </w:rPr>
-        <w:t>-service men for at gøre det robust …</w:t>
+        <w:t>ende står for events/notifikationer der skal ud til brugerne. Det er de andre services som anmoder notification-service om at notificere en bruger eller brugere om f.eks. en ny opskrift er klar eller en ny varer er lagt i en indkøbsliste. Denne kommunikation mellem brugere og notificaitons-service er en socket forbindelse anvendt med ActionCable.. Den er yderligere koblet op med Reids (Upstash for simplere cloud løsning mindre manuel konfiguraiton) Denne redis brug gør forbindelserne stateless, sådan hver gang en service anmoder notification-service om at notificere brugere, vil en hvilken hvordan virker det egentlig forklar det da microservices tillader flere forskellige instanser af samme notifications-service men for at gøre det robust …</w:t>
       </w:r>
     </w:p>
     <w:p>
@@ -5208,11 +4887,14 @@
       <w:pPr>
         <w:pStyle w:val="Heading3"/>
       </w:pPr>
-      <w:bookmarkStart w:id="6" w:name="_Toc225456214"/>
-      <w:r>
-        <w:t>2.1.3 DLS Patterns</w:t>
-      </w:r>
-      <w:bookmarkEnd w:id="6"/>
+      <w:bookmarkStart w:id="11" w:name="_Toc227184958"/>
+      <w:r>
+        <w:t>3</w:t>
+      </w:r>
+      <w:r>
+        <w:t>.1.3 DLS Patterns</w:t>
+      </w:r>
+      <w:bookmarkEnd w:id="11"/>
     </w:p>
     <w:p>
       <w:pPr>
@@ -5228,38 +4910,133 @@
           <w:lang w:val="da-DK"/>
         </w:rPr>
       </w:pPr>
-      <w:proofErr w:type="spellStart"/>
-      <w:r>
-        <w:rPr>
-          <w:lang w:val="da-DK"/>
-        </w:rPr>
-        <w:t>Papertrails</w:t>
-      </w:r>
-      <w:proofErr w:type="spellEnd"/>
-      <w:r>
-        <w:rPr>
-          <w:lang w:val="da-DK"/>
-        </w:rPr>
-        <w:t xml:space="preserve"> gem for </w:t>
-      </w:r>
-      <w:proofErr w:type="spellStart"/>
-      <w:r>
-        <w:rPr>
-          <w:lang w:val="da-DK"/>
-        </w:rPr>
-        <w:t>ruby</w:t>
-      </w:r>
-      <w:proofErr w:type="spellEnd"/>
-    </w:p>
-    <w:p>
-      <w:pPr>
-        <w:rPr>
-          <w:lang w:val="da-DK"/>
-        </w:rPr>
-      </w:pPr>
-    </w:p>
-    <w:p>
-      <w:pPr>
+      <w:r>
+        <w:rPr>
+          <w:lang w:val="da-DK"/>
+        </w:rPr>
+        <w:t>Papertrails gem for ruby</w:t>
+      </w:r>
+    </w:p>
+    <w:p>
+      <w:pPr>
+        <w:rPr>
+          <w:lang w:val="da-DK"/>
+        </w:rPr>
+      </w:pPr>
+    </w:p>
+    <w:p>
+      <w:pPr>
+        <w:rPr>
+          <w:lang w:val="da-DK"/>
+        </w:rPr>
+      </w:pPr>
+      <w:r>
+        <w:rPr>
+          <w:lang w:val="da-DK"/>
+        </w:rPr>
+        <w:t xml:space="preserve">Systemet anvender delvist principper fra immutable data gennem brugen af versionsstyring via </w:t>
+      </w:r>
+      <w:r>
+        <w:rPr>
+          <w:lang w:val="da-DK"/>
+        </w:rPr>
+        <w:t>gem’en papertrail</w:t>
+      </w:r>
+      <w:r>
+        <w:rPr>
+          <w:lang w:val="da-DK"/>
+        </w:rPr>
+        <w:t>. Selvom de primære entiteter fortsat er mutable, bliver alle ændringer registreret som append</w:t>
+      </w:r>
+      <w:r>
+        <w:rPr>
+          <w:lang w:val="da-DK"/>
+        </w:rPr>
+        <w:t xml:space="preserve"> </w:t>
+      </w:r>
+      <w:r>
+        <w:rPr>
+          <w:lang w:val="da-DK"/>
+        </w:rPr>
+        <w:t>only snapshots, hvilket muliggør historisk sporbarhed og rollback. Dette er i tråd med snapshot</w:t>
+      </w:r>
+      <w:r>
+        <w:rPr>
+          <w:lang w:val="da-DK"/>
+        </w:rPr>
+        <w:t xml:space="preserve"> </w:t>
+      </w:r>
+      <w:r>
+        <w:rPr>
+          <w:lang w:val="da-DK"/>
+        </w:rPr>
+        <w:t>mønstret og giver egenskaber, der minder om immutable datalagring.</w:t>
+      </w:r>
+    </w:p>
+    <w:p>
+      <w:pPr>
+        <w:rPr>
+          <w:lang w:val="da-DK"/>
+        </w:rPr>
+      </w:pPr>
+    </w:p>
+    <w:p>
+      <w:pPr>
+        <w:pStyle w:val="Heading4"/>
+        <w:rPr>
+          <w:lang w:val="da-DK"/>
+        </w:rPr>
+      </w:pPr>
+      <w:r>
+        <w:rPr>
+          <w:lang w:val="da-DK"/>
+        </w:rPr>
+        <w:t>Idempotence</w:t>
+      </w:r>
+    </w:p>
+    <w:p>
+      <w:pPr>
+        <w:rPr>
+          <w:lang w:val="da-DK"/>
+        </w:rPr>
+      </w:pPr>
+      <w:r>
+        <w:rPr>
+          <w:lang w:val="da-DK"/>
+        </w:rPr>
+        <w:t xml:space="preserve">Sikrer at samtidige </w:t>
+      </w:r>
+      <w:r>
+        <w:rPr>
+          <w:lang w:val="da-DK"/>
+        </w:rPr>
+        <w:t xml:space="preserve">kald ikke tillader flere samtidiger processeringer kunne være generareing af ny recipe? </w:t>
+      </w:r>
+    </w:p>
+    <w:p>
+      <w:pPr>
+        <w:rPr>
+          <w:lang w:val="da-DK"/>
+        </w:rPr>
+      </w:pPr>
+    </w:p>
+    <w:p>
+      <w:pPr>
+        <w:pStyle w:val="Heading4"/>
+      </w:pPr>
+      <w:r>
+        <w:t>Caching</w:t>
+      </w:r>
+    </w:p>
+    <w:p>
+      <w:r>
+        <w:t>Tanstack query caching client side</w:t>
+      </w:r>
+    </w:p>
+    <w:p/>
+    <w:p>
+      <w:pPr>
+        <w:pStyle w:val="Heading4"/>
         <w:rPr>
           <w:lang w:val="da-DK"/>
         </w:rPr>
@@ -5269,1322 +5046,1130 @@
           <w:lang w:val="da-DK"/>
         </w:rPr>
         <w:lastRenderedPageBreak/>
-        <w:t xml:space="preserve">Systemet anvender delvist principper fra </w:t>
-      </w:r>
-      <w:proofErr w:type="spellStart"/>
-      <w:r>
-        <w:rPr>
-          <w:lang w:val="da-DK"/>
-        </w:rPr>
-        <w:t>immutable</w:t>
-      </w:r>
-      <w:proofErr w:type="spellEnd"/>
-      <w:r>
-        <w:rPr>
-          <w:lang w:val="da-DK"/>
-        </w:rPr>
-        <w:t xml:space="preserve"> data gennem brugen af versionsstyring via </w:t>
-      </w:r>
-      <w:proofErr w:type="spellStart"/>
-      <w:r>
-        <w:rPr>
-          <w:lang w:val="da-DK"/>
-        </w:rPr>
-        <w:t>gem’en</w:t>
-      </w:r>
-      <w:proofErr w:type="spellEnd"/>
+        <w:t>Asynchronous Messaging Pattern</w:t>
+      </w:r>
+    </w:p>
+    <w:p>
+      <w:pPr>
+        <w:rPr>
+          <w:lang w:val="da-DK"/>
+        </w:rPr>
+      </w:pPr>
+      <w:r>
+        <w:rPr>
+          <w:lang w:val="da-DK"/>
+        </w:rPr>
+        <w:t>Sidekiq</w:t>
+      </w:r>
+    </w:p>
+    <w:p>
+      <w:pPr>
+        <w:rPr>
+          <w:lang w:val="da-DK"/>
+        </w:rPr>
+      </w:pPr>
+    </w:p>
+    <w:p>
+      <w:pPr>
+        <w:pStyle w:val="Heading4"/>
+        <w:rPr>
+          <w:lang w:val="da-DK"/>
+        </w:rPr>
+      </w:pPr>
+      <w:r>
+        <w:rPr>
+          <w:lang w:val="da-DK"/>
+        </w:rPr>
+        <w:t>Service til service kommunikation</w:t>
+      </w:r>
+    </w:p>
+    <w:p>
+      <w:pPr>
+        <w:rPr>
+          <w:lang w:val="da-DK"/>
+        </w:rPr>
+      </w:pPr>
+      <w:r>
+        <w:rPr>
+          <w:lang w:val="da-DK"/>
+        </w:rPr>
+        <w:t>Kommunikationen RabbitMQ</w:t>
+      </w:r>
+    </w:p>
+    <w:p>
+      <w:pPr>
+        <w:rPr>
+          <w:lang w:val="da-DK"/>
+        </w:rPr>
+      </w:pPr>
+    </w:p>
+    <w:p>
+      <w:pPr>
+        <w:pStyle w:val="Heading3"/>
+        <w:rPr>
+          <w:lang w:val="da-DK"/>
+        </w:rPr>
+      </w:pPr>
+      <w:bookmarkStart w:id="12" w:name="_Toc227184959"/>
+      <w:r>
+        <w:rPr>
+          <w:lang w:val="da-DK"/>
+        </w:rPr>
+        <w:t>3</w:t>
+      </w:r>
+      <w:r>
+        <w:rPr>
+          <w:lang w:val="da-DK"/>
+        </w:rPr>
+        <w:t>.1.</w:t>
+      </w:r>
+      <w:r>
+        <w:rPr>
+          <w:lang w:val="da-DK"/>
+        </w:rPr>
+        <w:t>4</w:t>
+      </w:r>
+      <w:r>
+        <w:rPr>
+          <w:lang w:val="da-DK"/>
+        </w:rPr>
+        <w:t xml:space="preserve"> Databases</w:t>
+      </w:r>
+      <w:bookmarkEnd w:id="12"/>
+    </w:p>
+    <w:p>
+      <w:pPr>
+        <w:rPr>
+          <w:lang w:val="da-DK"/>
+        </w:rPr>
+      </w:pPr>
+      <w:r>
+        <w:rPr>
+          <w:lang w:val="da-DK"/>
+        </w:rPr>
+        <w:t>Databasen er relationsbaseret og implementeret med MySQL, hvilket sikrer konsistens og dataintegritet gennem ACID-principper.</w:t>
+      </w:r>
+    </w:p>
+    <w:p>
+      <w:pPr>
+        <w:rPr>
+          <w:lang w:val="da-DK"/>
+        </w:rPr>
+      </w:pPr>
+      <w:r>
+        <w:rPr>
+          <w:lang w:val="da-DK"/>
+        </w:rPr>
+        <w:t>Relationel MySQL, Redis</w:t>
+      </w:r>
+      <w:r>
+        <w:rPr>
+          <w:lang w:val="da-DK"/>
+        </w:rPr>
+        <w:t xml:space="preserve">, man kunne have </w:t>
+      </w:r>
+      <w:r>
+        <w:rPr>
+          <w:lang w:val="da-DK"/>
+        </w:rPr>
+        <w:t>gjort brug af mongodb og med henblik på muligheden af brugere kan like og kommentere ville det kunne argumenteres for at anvende en grafbaseret database såsom Neo4j, men da projektet er stort nok i forvejen blev det ikke implementeret, men på sigt og ved skalering giver det mere mening da graphbasret db er lavet til denne type af databinding hvor brugere kan like opskrifter og kommentere og på den måde har en masse nodes til andre objekter, hvor relationel db skal have mere indviklede joins og …</w:t>
+      </w:r>
+    </w:p>
+    <w:p>
+      <w:pPr>
+        <w:rPr>
+          <w:lang w:val="da-DK"/>
+        </w:rPr>
+      </w:pPr>
+    </w:p>
+    <w:p>
+      <w:pPr>
+        <w:pStyle w:val="Heading4"/>
+      </w:pPr>
+      <w:r>
+        <w:t>3</w:t>
+      </w:r>
+      <w:r>
+        <w:t>.1.</w:t>
+      </w:r>
+      <w:r>
+        <w:t>4</w:t>
+      </w:r>
+      <w:r>
+        <w:t>.1 SQL Injections</w:t>
+      </w:r>
+    </w:p>
+    <w:p>
+      <w:r>
+        <w:t>Prepared statements, sanitering/validering, max length etc</w:t>
+      </w:r>
+    </w:p>
+    <w:p/>
+    <w:p>
+      <w:pPr>
+        <w:pStyle w:val="Heading2"/>
+        <w:rPr>
+          <w:lang w:val="da-DK"/>
+        </w:rPr>
+      </w:pPr>
+      <w:bookmarkStart w:id="13" w:name="_Toc227184960"/>
+      <w:r>
+        <w:rPr>
+          <w:lang w:val="da-DK"/>
+        </w:rPr>
+        <w:t>3</w:t>
+      </w:r>
+      <w:r>
+        <w:rPr>
+          <w:lang w:val="da-DK"/>
+        </w:rPr>
+        <w:t>.</w:t>
+      </w:r>
+      <w:r>
+        <w:rPr>
+          <w:lang w:val="da-DK"/>
+        </w:rPr>
+        <w:t>2</w:t>
+      </w:r>
       <w:r>
         <w:rPr>
           <w:lang w:val="da-DK"/>
         </w:rPr>
         <w:t xml:space="preserve"> </w:t>
       </w:r>
-      <w:proofErr w:type="spellStart"/>
-      <w:r>
-        <w:rPr>
-          <w:lang w:val="da-DK"/>
-        </w:rPr>
-        <w:t>papertrail</w:t>
-      </w:r>
-      <w:proofErr w:type="spellEnd"/>
-      <w:r>
-        <w:rPr>
-          <w:lang w:val="da-DK"/>
-        </w:rPr>
-        <w:t xml:space="preserve">. Selvom de primære entiteter fortsat er mutable, bliver alle ændringer registreret som </w:t>
-      </w:r>
-      <w:proofErr w:type="spellStart"/>
-      <w:r>
-        <w:rPr>
-          <w:lang w:val="da-DK"/>
-        </w:rPr>
-        <w:t>append</w:t>
-      </w:r>
-      <w:proofErr w:type="spellEnd"/>
-      <w:r>
-        <w:rPr>
-          <w:lang w:val="da-DK"/>
-        </w:rPr>
-        <w:t xml:space="preserve"> </w:t>
-      </w:r>
-      <w:proofErr w:type="spellStart"/>
-      <w:r>
-        <w:rPr>
-          <w:lang w:val="da-DK"/>
-        </w:rPr>
-        <w:t>only</w:t>
-      </w:r>
-      <w:proofErr w:type="spellEnd"/>
-      <w:r>
-        <w:rPr>
-          <w:lang w:val="da-DK"/>
-        </w:rPr>
-        <w:t xml:space="preserve"> snapshots, hvilket muliggør historisk sporbarhed og </w:t>
-      </w:r>
-      <w:proofErr w:type="spellStart"/>
-      <w:r>
-        <w:rPr>
-          <w:lang w:val="da-DK"/>
-        </w:rPr>
-        <w:t>rollback</w:t>
-      </w:r>
-      <w:proofErr w:type="spellEnd"/>
-      <w:r>
-        <w:rPr>
-          <w:lang w:val="da-DK"/>
-        </w:rPr>
-        <w:t>. Dette er i tråd med snapshot</w:t>
-      </w:r>
-      <w:r>
-        <w:rPr>
-          <w:lang w:val="da-DK"/>
-        </w:rPr>
-        <w:t xml:space="preserve"> </w:t>
-      </w:r>
-      <w:r>
-        <w:rPr>
-          <w:lang w:val="da-DK"/>
-        </w:rPr>
-        <w:t xml:space="preserve">mønstret og giver egenskaber, der minder om </w:t>
-      </w:r>
-      <w:proofErr w:type="spellStart"/>
-      <w:r>
-        <w:rPr>
-          <w:lang w:val="da-DK"/>
-        </w:rPr>
-        <w:t>immutable</w:t>
-      </w:r>
-      <w:proofErr w:type="spellEnd"/>
-      <w:r>
-        <w:rPr>
-          <w:lang w:val="da-DK"/>
-        </w:rPr>
-        <w:t xml:space="preserve"> datalagring.</w:t>
-      </w:r>
-    </w:p>
-    <w:p>
-      <w:pPr>
-        <w:rPr>
-          <w:lang w:val="da-DK"/>
-        </w:rPr>
-      </w:pPr>
-    </w:p>
-    <w:p>
-      <w:pPr>
-        <w:rPr>
-          <w:lang w:val="da-DK"/>
-        </w:rPr>
-      </w:pPr>
-    </w:p>
-    <w:p>
-      <w:pPr>
-        <w:pStyle w:val="Heading4"/>
-        <w:rPr>
-          <w:lang w:val="da-DK"/>
-        </w:rPr>
-      </w:pPr>
-      <w:proofErr w:type="spellStart"/>
-      <w:r>
-        <w:rPr>
-          <w:lang w:val="da-DK"/>
-        </w:rPr>
-        <w:t>Idempotence</w:t>
-      </w:r>
-      <w:proofErr w:type="spellEnd"/>
-    </w:p>
-    <w:p>
-      <w:pPr>
-        <w:rPr>
-          <w:lang w:val="da-DK"/>
-        </w:rPr>
-      </w:pPr>
-      <w:r>
-        <w:rPr>
-          <w:lang w:val="da-DK"/>
-        </w:rPr>
-        <w:t xml:space="preserve">Sikrer at samtidige </w:t>
-      </w:r>
-      <w:r>
-        <w:rPr>
-          <w:lang w:val="da-DK"/>
-        </w:rPr>
-        <w:t xml:space="preserve">kald ikke tillader flere </w:t>
-      </w:r>
-      <w:proofErr w:type="spellStart"/>
-      <w:r>
-        <w:rPr>
-          <w:lang w:val="da-DK"/>
-        </w:rPr>
-        <w:t>samtidiger</w:t>
-      </w:r>
-      <w:proofErr w:type="spellEnd"/>
-      <w:r>
-        <w:rPr>
-          <w:lang w:val="da-DK"/>
-        </w:rPr>
-        <w:t xml:space="preserve"> processeringer kunne være </w:t>
-      </w:r>
-      <w:proofErr w:type="spellStart"/>
-      <w:r>
-        <w:rPr>
-          <w:lang w:val="da-DK"/>
-        </w:rPr>
-        <w:t>generareing</w:t>
-      </w:r>
-      <w:proofErr w:type="spellEnd"/>
-      <w:r>
-        <w:rPr>
-          <w:lang w:val="da-DK"/>
-        </w:rPr>
-        <w:t xml:space="preserve"> af ny </w:t>
-      </w:r>
-      <w:proofErr w:type="spellStart"/>
-      <w:r>
-        <w:rPr>
-          <w:lang w:val="da-DK"/>
-        </w:rPr>
-        <w:t>recipe</w:t>
-      </w:r>
-      <w:proofErr w:type="spellEnd"/>
-      <w:r>
-        <w:rPr>
-          <w:lang w:val="da-DK"/>
-        </w:rPr>
-        <w:t xml:space="preserve">? </w:t>
-      </w:r>
-    </w:p>
-    <w:p>
-      <w:pPr>
-        <w:rPr>
-          <w:lang w:val="da-DK"/>
-        </w:rPr>
-      </w:pPr>
-    </w:p>
-    <w:p>
-      <w:pPr>
-        <w:pStyle w:val="Heading4"/>
-      </w:pPr>
-      <w:r>
-        <w:t>Caching</w:t>
-      </w:r>
-    </w:p>
-    <w:p>
-      <w:proofErr w:type="spellStart"/>
-      <w:r>
-        <w:t>Tanstack</w:t>
-      </w:r>
-      <w:proofErr w:type="spellEnd"/>
-      <w:r>
-        <w:t xml:space="preserve"> query caching client side</w:t>
+      <w:r>
+        <w:rPr>
+          <w:lang w:val="da-DK"/>
+        </w:rPr>
+        <w:t>Environments</w:t>
+      </w:r>
+      <w:bookmarkEnd w:id="13"/>
+    </w:p>
+    <w:p>
+      <w:pPr>
+        <w:rPr>
+          <w:lang w:val="da-DK"/>
+        </w:rPr>
+      </w:pPr>
+      <w:r>
+        <w:rPr>
+          <w:lang w:val="da-DK"/>
+        </w:rPr>
+        <w:t xml:space="preserve">Munchora er hostet på en virtuel maskine hos Linode (Akamai Cloud). Jeg har valgt den mest minimalistiske konfiguration med 1 CPU-core, 1 GB RAM og 25 GB hukommelse, hvilket er rigeligt til applikationens nuværende behov. Jeg anvender Docker til mit produktionsmiljø, hvor der bygges separate images til både backend (Ruby on Rails) og frontend (React Router v7), som publiceres til GitHub Container Registry (GHCR). På serveren hentes og startes disse images automatisk ved hjælp af docker-compose, hvor dette simple setup gør det nemt at administrere og genstarte systemet som en samlet enhed. Applikationerne har jeg gjort tilgængelige udefra ved en opsat Nginx reverse proxy, der </w:t>
+      </w:r>
+      <w:r>
+        <w:rPr>
+          <w:lang w:val="da-DK"/>
+        </w:rPr>
+        <w:lastRenderedPageBreak/>
+        <w:t xml:space="preserve">håndterer indgående trafik på mit domæne munchora.pro. Proxyen dirigerer forespørgsler videre til enten klient eller backend containeren afhængigt af URL-strukturen. Requests med præfikset </w:t>
+      </w:r>
+      <w:r>
+        <w:rPr>
+          <w:highlight w:val="lightGray"/>
+          <w:lang w:val="da-DK"/>
+        </w:rPr>
+        <w:t>/api/v1/*</w:t>
+      </w:r>
+      <w:r>
+        <w:rPr>
+          <w:lang w:val="da-DK"/>
+        </w:rPr>
+        <w:t xml:space="preserve"> sendes til Rails-backenden, mens alle andre ruter leveres fra React-klienten. Denne struktur sikrer, at både frontend og mit REST-API kan køre gnidningsfrit på samme domæne. Derudover har jeg konfigureret HTTPS ved hjælp af Certbot og Let’s Encrypt, så kommunikationen mellem brugere og server er krypteret i transit. Det beskytter mod man-in-the-middle angreb</w:t>
+      </w:r>
+      <w:r>
+        <w:rPr>
+          <w:rStyle w:val="FootnoteReference"/>
+          <w:lang w:val="da-DK"/>
+        </w:rPr>
+        <w:footnoteReference w:id="1"/>
+      </w:r>
+      <w:r>
+        <w:rPr>
+          <w:lang w:val="da-DK"/>
+        </w:rPr>
+        <w:t xml:space="preserve"> og sikrer, at følsomme data, såsom loginoplysninger og API requests ikke opsnappes. Samlet set giver denne opsætning en stabil, sikker og vedligeholdelsesbar hosting løsning, hvor både deployment og drift kan håndteres effektivt med få kommandoer. Det gør det nemt for mig at fortsætte udviklingen af Munchora, uden at driftsdelen bliver en flaskehals.</w:t>
+      </w:r>
+    </w:p>
+    <w:p>
+      <w:pPr>
+        <w:rPr>
+          <w:lang w:val="da-DK"/>
+        </w:rPr>
+      </w:pPr>
+    </w:p>
+    <w:p>
+      <w:pPr>
+        <w:pStyle w:val="Heading3"/>
+      </w:pPr>
+      <w:bookmarkStart w:id="14" w:name="_Toc227184961"/>
+      <w:r>
+        <w:t>3</w:t>
+      </w:r>
+      <w:r>
+        <w:t>.2.1 Development</w:t>
+      </w:r>
+      <w:bookmarkEnd w:id="14"/>
+    </w:p>
+    <w:p>
+      <w:r>
+        <w:t>Docker-compose</w:t>
+      </w:r>
+    </w:p>
+    <w:p>
+      <w:r>
+        <w:t>Minikube kubectl, k9s</w:t>
       </w:r>
     </w:p>
     <w:p/>
     <w:p>
       <w:pPr>
-        <w:pStyle w:val="Heading4"/>
-        <w:rPr>
-          <w:lang w:val="da-DK"/>
-        </w:rPr>
-      </w:pPr>
-      <w:r>
-        <w:rPr>
-          <w:lang w:val="da-DK"/>
-        </w:rPr>
-        <w:t>Asynchronous Messaging Pattern</w:t>
-      </w:r>
-    </w:p>
-    <w:p>
-      <w:pPr>
-        <w:rPr>
-          <w:lang w:val="da-DK"/>
-        </w:rPr>
-      </w:pPr>
-      <w:proofErr w:type="spellStart"/>
-      <w:r>
-        <w:rPr>
-          <w:lang w:val="da-DK"/>
-        </w:rPr>
-        <w:t>Sidekiq</w:t>
-      </w:r>
-      <w:proofErr w:type="spellEnd"/>
-    </w:p>
-    <w:p>
-      <w:pPr>
-        <w:rPr>
-          <w:lang w:val="da-DK"/>
-        </w:rPr>
-      </w:pPr>
-    </w:p>
-    <w:p>
-      <w:pPr>
-        <w:pStyle w:val="Heading4"/>
-        <w:rPr>
-          <w:lang w:val="da-DK"/>
-        </w:rPr>
-      </w:pPr>
-      <w:r>
-        <w:rPr>
-          <w:lang w:val="da-DK"/>
-        </w:rPr>
-        <w:t>Service til service kommunikation</w:t>
-      </w:r>
-    </w:p>
-    <w:p>
-      <w:pPr>
-        <w:rPr>
-          <w:lang w:val="da-DK"/>
-        </w:rPr>
-      </w:pPr>
-      <w:r>
-        <w:rPr>
-          <w:lang w:val="da-DK"/>
-        </w:rPr>
-        <w:t xml:space="preserve">Kommunikationen </w:t>
-      </w:r>
-      <w:proofErr w:type="spellStart"/>
-      <w:r>
-        <w:rPr>
-          <w:lang w:val="da-DK"/>
-        </w:rPr>
-        <w:t>RabbitMQ</w:t>
-      </w:r>
-      <w:proofErr w:type="spellEnd"/>
-    </w:p>
-    <w:p>
-      <w:pPr>
-        <w:rPr>
-          <w:lang w:val="da-DK"/>
-        </w:rPr>
-      </w:pPr>
-    </w:p>
-    <w:p>
-      <w:pPr>
         <w:pStyle w:val="Heading3"/>
-        <w:rPr>
-          <w:lang w:val="da-DK"/>
-        </w:rPr>
-      </w:pPr>
-      <w:bookmarkStart w:id="7" w:name="_Toc225456215"/>
-      <w:r>
-        <w:rPr>
-          <w:lang w:val="da-DK"/>
-        </w:rPr>
-        <w:t>2.1.</w:t>
-      </w:r>
-      <w:r>
-        <w:rPr>
-          <w:lang w:val="da-DK"/>
-        </w:rPr>
-        <w:t>4</w:t>
-      </w:r>
-      <w:r>
-        <w:rPr>
-          <w:lang w:val="da-DK"/>
-        </w:rPr>
-        <w:t xml:space="preserve"> Databases</w:t>
-      </w:r>
-      <w:bookmarkEnd w:id="7"/>
-    </w:p>
-    <w:p>
-      <w:pPr>
-        <w:rPr>
-          <w:lang w:val="da-DK"/>
-        </w:rPr>
-      </w:pPr>
-      <w:r>
-        <w:rPr>
-          <w:lang w:val="da-DK"/>
-        </w:rPr>
-        <w:t xml:space="preserve">Databasen er </w:t>
-      </w:r>
-      <w:proofErr w:type="spellStart"/>
-      <w:r>
-        <w:rPr>
-          <w:lang w:val="da-DK"/>
-        </w:rPr>
-        <w:t>relationsbaseret</w:t>
-      </w:r>
-      <w:proofErr w:type="spellEnd"/>
-      <w:r>
-        <w:rPr>
-          <w:lang w:val="da-DK"/>
-        </w:rPr>
-        <w:t xml:space="preserve"> og implementeret med MySQL, hvilket sikrer konsistens og dataintegritet gennem ACID-principper.</w:t>
-      </w:r>
-    </w:p>
-    <w:p>
-      <w:pPr>
-        <w:rPr>
-          <w:lang w:val="da-DK"/>
-        </w:rPr>
-      </w:pPr>
-      <w:r>
-        <w:rPr>
-          <w:lang w:val="da-DK"/>
-        </w:rPr>
-        <w:t xml:space="preserve">Relationel MySQL, </w:t>
-      </w:r>
-      <w:proofErr w:type="spellStart"/>
-      <w:r>
-        <w:rPr>
-          <w:lang w:val="da-DK"/>
-        </w:rPr>
-        <w:t>Redis</w:t>
-      </w:r>
-      <w:proofErr w:type="spellEnd"/>
-      <w:r>
-        <w:rPr>
-          <w:lang w:val="da-DK"/>
-        </w:rPr>
-        <w:t xml:space="preserve">, man kunne have </w:t>
-      </w:r>
-      <w:r>
-        <w:rPr>
-          <w:lang w:val="da-DK"/>
-        </w:rPr>
-        <w:t xml:space="preserve">gjort brug af </w:t>
-      </w:r>
-      <w:proofErr w:type="spellStart"/>
-      <w:r>
-        <w:rPr>
-          <w:lang w:val="da-DK"/>
-        </w:rPr>
-        <w:t>mongodb</w:t>
-      </w:r>
-      <w:proofErr w:type="spellEnd"/>
-      <w:r>
-        <w:rPr>
-          <w:lang w:val="da-DK"/>
-        </w:rPr>
-        <w:t xml:space="preserve"> og med henblik på muligheden af brugere kan like og kommentere ville det kunne argumenteres for at anvende en grafbaseret database såsom Neo4j, men da projektet er stort nok i forvejen blev det ikke implementeret, men på sigt og ved skalering giver det mere mening da </w:t>
-      </w:r>
-      <w:proofErr w:type="spellStart"/>
-      <w:r>
-        <w:rPr>
-          <w:lang w:val="da-DK"/>
-        </w:rPr>
-        <w:t>graphbasret</w:t>
-      </w:r>
-      <w:proofErr w:type="spellEnd"/>
-      <w:r>
-        <w:rPr>
-          <w:lang w:val="da-DK"/>
-        </w:rPr>
-        <w:t xml:space="preserve"> </w:t>
-      </w:r>
-      <w:proofErr w:type="spellStart"/>
-      <w:r>
-        <w:rPr>
-          <w:lang w:val="da-DK"/>
-        </w:rPr>
-        <w:t>db</w:t>
-      </w:r>
-      <w:proofErr w:type="spellEnd"/>
-      <w:r>
-        <w:rPr>
-          <w:lang w:val="da-DK"/>
-        </w:rPr>
-        <w:t xml:space="preserve"> er lavet til denne type af databinding hvor brugere kan like opskrifter og </w:t>
-      </w:r>
-      <w:r>
-        <w:rPr>
-          <w:lang w:val="da-DK"/>
-        </w:rPr>
-        <w:lastRenderedPageBreak/>
-        <w:t xml:space="preserve">kommentere og på den måde har en masse nodes til andre objekter, hvor relationel </w:t>
-      </w:r>
-      <w:proofErr w:type="spellStart"/>
-      <w:r>
-        <w:rPr>
-          <w:lang w:val="da-DK"/>
-        </w:rPr>
-        <w:t>db</w:t>
-      </w:r>
-      <w:proofErr w:type="spellEnd"/>
-      <w:r>
-        <w:rPr>
-          <w:lang w:val="da-DK"/>
-        </w:rPr>
-        <w:t xml:space="preserve"> skal have mere indviklede </w:t>
-      </w:r>
-      <w:proofErr w:type="spellStart"/>
-      <w:r>
-        <w:rPr>
-          <w:lang w:val="da-DK"/>
-        </w:rPr>
-        <w:t>joins</w:t>
-      </w:r>
-      <w:proofErr w:type="spellEnd"/>
-      <w:r>
-        <w:rPr>
-          <w:lang w:val="da-DK"/>
-        </w:rPr>
-        <w:t xml:space="preserve"> og …</w:t>
-      </w:r>
-    </w:p>
-    <w:p>
-      <w:pPr>
-        <w:rPr>
-          <w:lang w:val="da-DK"/>
-        </w:rPr>
-      </w:pPr>
-    </w:p>
-    <w:p>
-      <w:pPr>
-        <w:pStyle w:val="Heading4"/>
-      </w:pPr>
-      <w:r>
-        <w:t>2.1.</w:t>
-      </w:r>
-      <w:r>
-        <w:t>4</w:t>
-      </w:r>
-      <w:r>
-        <w:t>.1 SQL Injections</w:t>
-      </w:r>
-    </w:p>
-    <w:p>
-      <w:r>
-        <w:t xml:space="preserve">Prepared statements, </w:t>
-      </w:r>
-      <w:proofErr w:type="spellStart"/>
-      <w:r>
-        <w:t>sanitering</w:t>
-      </w:r>
-      <w:proofErr w:type="spellEnd"/>
-      <w:r>
-        <w:t>/</w:t>
-      </w:r>
-      <w:proofErr w:type="spellStart"/>
-      <w:r>
-        <w:t>validering</w:t>
-      </w:r>
-      <w:proofErr w:type="spellEnd"/>
-      <w:r>
-        <w:t xml:space="preserve">, max length </w:t>
-      </w:r>
-      <w:proofErr w:type="spellStart"/>
-      <w:r>
-        <w:t>etc</w:t>
-      </w:r>
-      <w:proofErr w:type="spellEnd"/>
-    </w:p>
-    <w:p/>
-    <w:p>
-      <w:pPr>
-        <w:pStyle w:val="Heading2"/>
-        <w:rPr>
-          <w:lang w:val="da-DK"/>
-        </w:rPr>
-      </w:pPr>
-      <w:bookmarkStart w:id="8" w:name="_Toc225456216"/>
-      <w:r>
-        <w:rPr>
-          <w:lang w:val="da-DK"/>
-        </w:rPr>
-        <w:t>2.</w:t>
-      </w:r>
-      <w:r>
-        <w:rPr>
-          <w:lang w:val="da-DK"/>
-        </w:rPr>
-        <w:t>2</w:t>
-      </w:r>
-      <w:r>
-        <w:rPr>
-          <w:lang w:val="da-DK"/>
-        </w:rPr>
-        <w:t xml:space="preserve"> </w:t>
-      </w:r>
-      <w:r>
-        <w:rPr>
-          <w:lang w:val="da-DK"/>
-        </w:rPr>
-        <w:t>Environments</w:t>
-      </w:r>
-      <w:bookmarkEnd w:id="8"/>
-    </w:p>
-    <w:p>
-      <w:pPr>
-        <w:rPr>
-          <w:lang w:val="da-DK"/>
-        </w:rPr>
-      </w:pPr>
-      <w:r>
-        <w:rPr>
-          <w:lang w:val="da-DK"/>
-        </w:rPr>
-        <w:t xml:space="preserve">Munchora er hostet på en virtuel maskine hos </w:t>
-      </w:r>
-      <w:proofErr w:type="spellStart"/>
-      <w:r>
-        <w:rPr>
-          <w:lang w:val="da-DK"/>
-        </w:rPr>
-        <w:t>Linode</w:t>
-      </w:r>
-      <w:proofErr w:type="spellEnd"/>
-      <w:r>
-        <w:rPr>
-          <w:lang w:val="da-DK"/>
-        </w:rPr>
-        <w:t xml:space="preserve"> (Akamai Cloud). Jeg har valgt den mest minimalistiske konfiguration med 1 CPU-core, 1 GB RAM og 25 GB hukommelse, hvilket er rigeligt til applikationens nuværende behov. Jeg anvender Docker til mit produktionsmiljø, hvor der bygges separate images til både </w:t>
-      </w:r>
-      <w:proofErr w:type="spellStart"/>
-      <w:r>
-        <w:rPr>
-          <w:lang w:val="da-DK"/>
-        </w:rPr>
-        <w:t>backend</w:t>
-      </w:r>
-      <w:proofErr w:type="spellEnd"/>
-      <w:r>
-        <w:rPr>
-          <w:lang w:val="da-DK"/>
-        </w:rPr>
-        <w:t xml:space="preserve"> (Ruby on </w:t>
-      </w:r>
-      <w:proofErr w:type="spellStart"/>
-      <w:r>
-        <w:rPr>
-          <w:lang w:val="da-DK"/>
-        </w:rPr>
-        <w:t>Rails</w:t>
-      </w:r>
-      <w:proofErr w:type="spellEnd"/>
-      <w:r>
-        <w:rPr>
-          <w:lang w:val="da-DK"/>
-        </w:rPr>
-        <w:t xml:space="preserve">) og </w:t>
-      </w:r>
-      <w:proofErr w:type="spellStart"/>
-      <w:r>
-        <w:rPr>
-          <w:lang w:val="da-DK"/>
-        </w:rPr>
-        <w:t>frontend</w:t>
-      </w:r>
-      <w:proofErr w:type="spellEnd"/>
-      <w:r>
-        <w:rPr>
-          <w:lang w:val="da-DK"/>
-        </w:rPr>
-        <w:t xml:space="preserve"> (React Router v7), som publiceres til GitHub Container Registry (GHCR). På serveren hentes og startes disse images automatisk ved hjælp af </w:t>
-      </w:r>
-      <w:proofErr w:type="spellStart"/>
-      <w:r>
-        <w:rPr>
-          <w:lang w:val="da-DK"/>
-        </w:rPr>
-        <w:t>docker</w:t>
-      </w:r>
-      <w:proofErr w:type="spellEnd"/>
-      <w:r>
-        <w:rPr>
-          <w:lang w:val="da-DK"/>
-        </w:rPr>
-        <w:t xml:space="preserve">-compose, hvor dette simple </w:t>
-      </w:r>
-      <w:proofErr w:type="spellStart"/>
-      <w:r>
-        <w:rPr>
-          <w:lang w:val="da-DK"/>
-        </w:rPr>
-        <w:t>setup</w:t>
-      </w:r>
-      <w:proofErr w:type="spellEnd"/>
-      <w:r>
-        <w:rPr>
-          <w:lang w:val="da-DK"/>
-        </w:rPr>
-        <w:t xml:space="preserve"> gør det nemt at administrere og genstarte systemet som en samlet enhed. Applikationerne har jeg gjort tilgængelige udefra ved en opsat </w:t>
-      </w:r>
-      <w:proofErr w:type="spellStart"/>
-      <w:r>
-        <w:rPr>
-          <w:lang w:val="da-DK"/>
-        </w:rPr>
-        <w:t>Nginx</w:t>
-      </w:r>
-      <w:proofErr w:type="spellEnd"/>
-      <w:r>
-        <w:rPr>
-          <w:lang w:val="da-DK"/>
-        </w:rPr>
-        <w:t xml:space="preserve"> </w:t>
-      </w:r>
-      <w:proofErr w:type="spellStart"/>
-      <w:r>
-        <w:rPr>
-          <w:lang w:val="da-DK"/>
-        </w:rPr>
-        <w:t>reverse</w:t>
-      </w:r>
-      <w:proofErr w:type="spellEnd"/>
-      <w:r>
-        <w:rPr>
-          <w:lang w:val="da-DK"/>
-        </w:rPr>
-        <w:t xml:space="preserve"> proxy, der håndterer indgående trafik på mit domæne munchora.pro. Proxyen dirigerer forespørgsler videre til enten klient eller </w:t>
-      </w:r>
-      <w:proofErr w:type="spellStart"/>
-      <w:r>
-        <w:rPr>
-          <w:lang w:val="da-DK"/>
-        </w:rPr>
-        <w:t>backend</w:t>
-      </w:r>
-      <w:proofErr w:type="spellEnd"/>
-      <w:r>
-        <w:rPr>
-          <w:lang w:val="da-DK"/>
-        </w:rPr>
-        <w:t xml:space="preserve"> containeren afhængigt af URL-strukturen. </w:t>
-      </w:r>
-      <w:proofErr w:type="spellStart"/>
-      <w:r>
-        <w:rPr>
-          <w:lang w:val="da-DK"/>
-        </w:rPr>
-        <w:t>Requests</w:t>
-      </w:r>
-      <w:proofErr w:type="spellEnd"/>
-      <w:r>
-        <w:rPr>
-          <w:lang w:val="da-DK"/>
-        </w:rPr>
-        <w:t xml:space="preserve"> med præfikset </w:t>
-      </w:r>
-      <w:r>
-        <w:rPr>
-          <w:highlight w:val="lightGray"/>
-          <w:lang w:val="da-DK"/>
-        </w:rPr>
-        <w:t>/</w:t>
-      </w:r>
-      <w:proofErr w:type="spellStart"/>
-      <w:r>
-        <w:rPr>
-          <w:highlight w:val="lightGray"/>
-          <w:lang w:val="da-DK"/>
-        </w:rPr>
-        <w:t>api</w:t>
-      </w:r>
-      <w:proofErr w:type="spellEnd"/>
-      <w:r>
-        <w:rPr>
-          <w:highlight w:val="lightGray"/>
-          <w:lang w:val="da-DK"/>
-        </w:rPr>
-        <w:t>/v1/*</w:t>
-      </w:r>
-      <w:r>
-        <w:rPr>
-          <w:lang w:val="da-DK"/>
-        </w:rPr>
-        <w:t xml:space="preserve"> sendes til </w:t>
-      </w:r>
-      <w:proofErr w:type="spellStart"/>
-      <w:r>
-        <w:rPr>
-          <w:lang w:val="da-DK"/>
-        </w:rPr>
-        <w:t>Rails-backenden</w:t>
-      </w:r>
-      <w:proofErr w:type="spellEnd"/>
-      <w:r>
-        <w:rPr>
-          <w:lang w:val="da-DK"/>
-        </w:rPr>
-        <w:t xml:space="preserve">, mens alle andre ruter leveres fra React-klienten. Denne struktur sikrer, at både </w:t>
-      </w:r>
-      <w:proofErr w:type="spellStart"/>
-      <w:r>
-        <w:rPr>
-          <w:lang w:val="da-DK"/>
-        </w:rPr>
-        <w:t>frontend</w:t>
-      </w:r>
-      <w:proofErr w:type="spellEnd"/>
-      <w:r>
-        <w:rPr>
-          <w:lang w:val="da-DK"/>
-        </w:rPr>
-        <w:t xml:space="preserve"> og mit REST-API kan køre gnidningsfrit på samme domæne. Derudover har jeg konfigureret HTTPS ved hjælp af </w:t>
-      </w:r>
-      <w:proofErr w:type="spellStart"/>
-      <w:r>
-        <w:rPr>
-          <w:lang w:val="da-DK"/>
-        </w:rPr>
-        <w:t>Certbot</w:t>
-      </w:r>
-      <w:proofErr w:type="spellEnd"/>
-      <w:r>
-        <w:rPr>
-          <w:lang w:val="da-DK"/>
-        </w:rPr>
-        <w:t xml:space="preserve"> og </w:t>
-      </w:r>
-      <w:proofErr w:type="spellStart"/>
-      <w:r>
-        <w:rPr>
-          <w:lang w:val="da-DK"/>
-        </w:rPr>
-        <w:t>Let’s</w:t>
-      </w:r>
-      <w:proofErr w:type="spellEnd"/>
-      <w:r>
-        <w:rPr>
-          <w:lang w:val="da-DK"/>
-        </w:rPr>
-        <w:t xml:space="preserve"> </w:t>
-      </w:r>
-      <w:proofErr w:type="spellStart"/>
-      <w:r>
-        <w:rPr>
-          <w:lang w:val="da-DK"/>
-        </w:rPr>
-        <w:t>Encrypt</w:t>
-      </w:r>
-      <w:proofErr w:type="spellEnd"/>
-      <w:r>
-        <w:rPr>
-          <w:lang w:val="da-DK"/>
-        </w:rPr>
-        <w:t>, så kommunikationen mellem brugere og server er krypteret i transit. Det beskytter mod man-in-the-</w:t>
-      </w:r>
-      <w:proofErr w:type="spellStart"/>
-      <w:r>
-        <w:rPr>
-          <w:lang w:val="da-DK"/>
-        </w:rPr>
-        <w:t>middle</w:t>
-      </w:r>
-      <w:proofErr w:type="spellEnd"/>
-      <w:r>
-        <w:rPr>
-          <w:lang w:val="da-DK"/>
-        </w:rPr>
-        <w:t xml:space="preserve"> angreb</w:t>
-      </w:r>
-      <w:r>
-        <w:rPr>
-          <w:rStyle w:val="FootnoteReference"/>
-          <w:lang w:val="da-DK"/>
-        </w:rPr>
-        <w:footnoteReference w:id="1"/>
-      </w:r>
-      <w:r>
-        <w:rPr>
-          <w:lang w:val="da-DK"/>
-        </w:rPr>
-        <w:t xml:space="preserve"> og sikrer, at følsomme data, såsom loginoplysninger og API </w:t>
-      </w:r>
-      <w:proofErr w:type="spellStart"/>
-      <w:r>
-        <w:rPr>
-          <w:lang w:val="da-DK"/>
-        </w:rPr>
-        <w:t>requests</w:t>
-      </w:r>
-      <w:proofErr w:type="spellEnd"/>
-      <w:r>
-        <w:rPr>
-          <w:lang w:val="da-DK"/>
-        </w:rPr>
-        <w:t xml:space="preserve"> ikke opsnappes. Samlet set giver denne opsætning en stabil, sikker og vedligeholdelsesbar </w:t>
-      </w:r>
-      <w:proofErr w:type="spellStart"/>
-      <w:r>
-        <w:rPr>
-          <w:lang w:val="da-DK"/>
-        </w:rPr>
-        <w:t>hosting</w:t>
-      </w:r>
-      <w:proofErr w:type="spellEnd"/>
-      <w:r>
-        <w:rPr>
-          <w:lang w:val="da-DK"/>
-        </w:rPr>
-        <w:t xml:space="preserve"> løsning, hvor både </w:t>
-      </w:r>
-      <w:proofErr w:type="spellStart"/>
-      <w:r>
-        <w:rPr>
-          <w:lang w:val="da-DK"/>
-        </w:rPr>
-        <w:t>deployment</w:t>
-      </w:r>
-      <w:proofErr w:type="spellEnd"/>
-      <w:r>
-        <w:rPr>
-          <w:lang w:val="da-DK"/>
-        </w:rPr>
-        <w:t xml:space="preserve"> og drift kan håndteres effektivt med få kommandoer. Det gør det nemt for mig at fortsætte udviklingen af Munchora, uden at driftsdelen bliver en flaskehals.</w:t>
-      </w:r>
-    </w:p>
-    <w:p>
-      <w:pPr>
-        <w:rPr>
-          <w:lang w:val="da-DK"/>
-        </w:rPr>
-      </w:pPr>
-    </w:p>
-    <w:p>
-      <w:pPr>
-        <w:pStyle w:val="Heading3"/>
-      </w:pPr>
-      <w:bookmarkStart w:id="9" w:name="_Toc225456217"/>
-      <w:r>
-        <w:lastRenderedPageBreak/>
-        <w:t>2.2.1 Development</w:t>
-      </w:r>
-      <w:bookmarkEnd w:id="9"/>
-    </w:p>
-    <w:p>
-      <w:r>
-        <w:t>Docker-compose</w:t>
-      </w:r>
-    </w:p>
-    <w:p>
-      <w:proofErr w:type="spellStart"/>
-      <w:r>
-        <w:t>Minikube</w:t>
-      </w:r>
-      <w:proofErr w:type="spellEnd"/>
-      <w:r>
-        <w:t xml:space="preserve"> </w:t>
-      </w:r>
-      <w:proofErr w:type="spellStart"/>
-      <w:r>
-        <w:t>kubectl</w:t>
-      </w:r>
-      <w:proofErr w:type="spellEnd"/>
-      <w:r>
-        <w:t>, k9s</w:t>
-      </w:r>
-    </w:p>
-    <w:p/>
-    <w:p>
-      <w:pPr>
-        <w:pStyle w:val="Heading3"/>
-      </w:pPr>
-      <w:bookmarkStart w:id="10" w:name="_Toc225456218"/>
-      <w:r>
-        <w:t>2.2.2 Production</w:t>
-      </w:r>
-      <w:bookmarkEnd w:id="10"/>
-    </w:p>
-    <w:p/>
-    <w:p>
-      <w:pPr>
-        <w:pStyle w:val="Heading4"/>
-      </w:pPr>
-      <w:r>
-        <w:t>2.2.2.1 Monitoring, Logging &amp; Tracing</w:t>
-      </w:r>
-    </w:p>
-    <w:p>
-      <w:proofErr w:type="spellStart"/>
-      <w:r>
-        <w:t>Newrelic</w:t>
-      </w:r>
-      <w:proofErr w:type="spellEnd"/>
-    </w:p>
-    <w:p/>
-    <w:p>
-      <w:pPr>
-        <w:pStyle w:val="Heading1"/>
-      </w:pPr>
-      <w:bookmarkStart w:id="11" w:name="_Toc225456219"/>
-      <w:r>
-        <w:t>3.0</w:t>
-      </w:r>
-      <w:r>
-        <w:t xml:space="preserve"> </w:t>
-      </w:r>
-      <w:proofErr w:type="spellStart"/>
-      <w:r>
-        <w:t>Udviklingsproces</w:t>
-      </w:r>
-      <w:bookmarkEnd w:id="11"/>
-      <w:proofErr w:type="spellEnd"/>
-    </w:p>
-    <w:p>
-      <w:pPr>
-        <w:rPr>
-          <w:lang w:val="da-DK"/>
-        </w:rPr>
-      </w:pPr>
-      <w:r>
-        <w:rPr>
-          <w:lang w:val="da-DK"/>
-        </w:rPr>
-        <w:t>Dette afsnit beskriver den anvendte udviklingsproces i projektet samt de overvejelser, der ligger bag valget af arbejdsmetode. Der gives et overblik over, hvordan udviklingen er struktureret i praksis, samt hvilke værktøjer der er anvendt til planlægning og opgavestyring. Afslutningsvis perspektiveres der til, hvordan processen kunne have været tilrettelagt i et team</w:t>
-      </w:r>
-      <w:r>
-        <w:rPr>
-          <w:lang w:val="da-DK"/>
-        </w:rPr>
-        <w:t xml:space="preserve"> </w:t>
-      </w:r>
-      <w:r>
-        <w:rPr>
-          <w:lang w:val="da-DK"/>
-        </w:rPr>
-        <w:t xml:space="preserve">baseret </w:t>
-      </w:r>
-      <w:proofErr w:type="spellStart"/>
-      <w:r>
-        <w:rPr>
-          <w:lang w:val="da-DK"/>
-        </w:rPr>
-        <w:t>setup</w:t>
-      </w:r>
-      <w:proofErr w:type="spellEnd"/>
-      <w:r>
-        <w:rPr>
-          <w:lang w:val="da-DK"/>
-        </w:rPr>
-        <w:t>.</w:t>
-      </w:r>
-    </w:p>
-    <w:p>
-      <w:pPr>
-        <w:rPr>
-          <w:lang w:val="da-DK"/>
-        </w:rPr>
-      </w:pPr>
-    </w:p>
-    <w:p>
-      <w:pPr>
-        <w:pStyle w:val="Heading2"/>
-      </w:pPr>
-      <w:bookmarkStart w:id="12" w:name="_Toc225456220"/>
+      </w:pPr>
+      <w:bookmarkStart w:id="15" w:name="_Toc227184962"/>
       <w:r>
         <w:t>3</w:t>
       </w:r>
       <w:r>
-        <w:t>.1 Requirements</w:t>
-      </w:r>
-      <w:bookmarkEnd w:id="12"/>
-    </w:p>
-    <w:p>
-      <w:pPr>
-        <w:pStyle w:val="Heading3"/>
-        <w:rPr>
-          <w:lang w:val="da-DK"/>
-        </w:rPr>
-      </w:pPr>
-      <w:bookmarkStart w:id="13" w:name="_Toc225456221"/>
-      <w:r>
-        <w:rPr>
-          <w:lang w:val="da-DK"/>
-        </w:rPr>
-        <w:t>3</w:t>
-      </w:r>
-      <w:r>
-        <w:rPr>
-          <w:lang w:val="da-DK"/>
-        </w:rPr>
-        <w:t>.1</w:t>
-      </w:r>
-      <w:r>
-        <w:rPr>
-          <w:lang w:val="da-DK"/>
-        </w:rPr>
-        <w:t>.1</w:t>
-      </w:r>
-      <w:r>
-        <w:rPr>
-          <w:lang w:val="da-DK"/>
-        </w:rPr>
-        <w:t xml:space="preserve"> Funktionel</w:t>
-      </w:r>
-      <w:bookmarkEnd w:id="13"/>
-    </w:p>
-    <w:p>
-      <w:pPr>
-        <w:rPr>
-          <w:lang w:val="da-DK"/>
-        </w:rPr>
-      </w:pPr>
-    </w:p>
-    <w:p>
-      <w:pPr>
-        <w:pStyle w:val="Heading3"/>
-        <w:rPr>
-          <w:lang w:val="da-DK"/>
-        </w:rPr>
-      </w:pPr>
-      <w:bookmarkStart w:id="14" w:name="_Toc225456222"/>
-      <w:r>
-        <w:rPr>
-          <w:lang w:val="da-DK"/>
-        </w:rPr>
-        <w:t>3</w:t>
-      </w:r>
-      <w:r>
-        <w:rPr>
-          <w:lang w:val="da-DK"/>
-        </w:rPr>
-        <w:t>.1</w:t>
-      </w:r>
-      <w:r>
-        <w:rPr>
-          <w:lang w:val="da-DK"/>
-        </w:rPr>
-        <w:t>.2 Ikke funktionel</w:t>
-      </w:r>
-      <w:bookmarkEnd w:id="14"/>
-    </w:p>
-    <w:p>
-      <w:pPr>
-        <w:rPr>
-          <w:b/>
-          <w:bCs/>
-        </w:rPr>
-      </w:pPr>
-      <w:r>
-        <w:rPr>
-          <w:b/>
-          <w:bCs/>
-        </w:rPr>
-        <w:t>Reliability Requirements</w:t>
-      </w:r>
-    </w:p>
-    <w:p>
-      <w:pPr>
-        <w:pStyle w:val="ListParagraph"/>
-        <w:numPr>
-          <w:ilvl w:val="0"/>
-          <w:numId w:val="10"/>
-        </w:numPr>
-      </w:pPr>
-      <w:r>
-        <w:t>Regular backups of user data and product information to prevent data loss.</w:t>
-      </w:r>
-    </w:p>
-    <w:p>
-      <w:pPr>
-        <w:pStyle w:val="ListParagraph"/>
-        <w:numPr>
-          <w:ilvl w:val="0"/>
-          <w:numId w:val="10"/>
-        </w:numPr>
-      </w:pPr>
-      <w:r>
-        <w:t xml:space="preserve">User-friendly error messages and logging for system errors. </w:t>
-      </w:r>
-    </w:p>
-    <w:p>
-      <w:pPr>
-        <w:pStyle w:val="ListParagraph"/>
-        <w:numPr>
-          <w:ilvl w:val="0"/>
-          <w:numId w:val="10"/>
-        </w:numPr>
-      </w:pPr>
-      <w:r>
-        <w:t>Ensure high availability with minimal downtime, ideally 99.9% uptime.</w:t>
-      </w:r>
-    </w:p>
-    <w:p/>
-    <w:p>
-      <w:r>
-        <w:rPr>
-          <w:b/>
-          <w:bCs/>
-        </w:rPr>
-        <w:t>Performance Requirements</w:t>
-      </w:r>
-    </w:p>
-    <w:p>
-      <w:pPr>
-        <w:pStyle w:val="ListParagraph"/>
-        <w:numPr>
-          <w:ilvl w:val="0"/>
-          <w:numId w:val="10"/>
-        </w:numPr>
-      </w:pPr>
-      <w:r>
-        <w:lastRenderedPageBreak/>
-        <w:t>Pages should load within 2 seconds under normal conditions.</w:t>
-      </w:r>
-    </w:p>
-    <w:p>
-      <w:pPr>
-        <w:pStyle w:val="ListParagraph"/>
-        <w:numPr>
-          <w:ilvl w:val="0"/>
-          <w:numId w:val="10"/>
-        </w:numPr>
-      </w:pPr>
-      <w:r>
-        <w:t>Support for at least 1000 concurrent users without performance degradation.</w:t>
-      </w:r>
-    </w:p>
-    <w:p>
-      <w:pPr>
-        <w:pStyle w:val="ListParagraph"/>
-        <w:numPr>
-          <w:ilvl w:val="0"/>
-          <w:numId w:val="10"/>
-        </w:numPr>
-      </w:pPr>
-      <w:r>
-        <w:t>The architecture should allow for easy scaling as the user base grows.</w:t>
-      </w:r>
-    </w:p>
-    <w:p/>
-    <w:p>
-      <w:r>
-        <w:rPr>
-          <w:b/>
-          <w:bCs/>
-        </w:rPr>
-        <w:t>Supportability Requirements</w:t>
-      </w:r>
-    </w:p>
-    <w:p>
-      <w:pPr>
-        <w:pStyle w:val="ListParagraph"/>
-        <w:numPr>
-          <w:ilvl w:val="0"/>
-          <w:numId w:val="10"/>
-        </w:numPr>
-      </w:pPr>
-      <w:r>
-        <w:t>Comprehensive user manuals and API documentation for developers.</w:t>
-      </w:r>
-    </w:p>
-    <w:p>
-      <w:pPr>
-        <w:pStyle w:val="ListParagraph"/>
-        <w:numPr>
-          <w:ilvl w:val="0"/>
-          <w:numId w:val="10"/>
-        </w:numPr>
-      </w:pPr>
-      <w:r>
-        <w:t>Integration of a support ticket system and live chat for customer inquiries.</w:t>
-      </w:r>
-    </w:p>
-    <w:p>
-      <w:pPr>
-        <w:pStyle w:val="ListParagraph"/>
-        <w:numPr>
-          <w:ilvl w:val="0"/>
-          <w:numId w:val="10"/>
-        </w:numPr>
-      </w:pPr>
-      <w:r>
-        <w:t>Implement monitoring solutions to track system performance and user behavior.</w:t>
-      </w:r>
+        <w:t>.2.2 Production</w:t>
+      </w:r>
+      <w:bookmarkEnd w:id="15"/>
     </w:p>
     <w:p/>
     <w:p/>
     <w:p>
       <w:pPr>
+        <w:pStyle w:val="Heading4"/>
+      </w:pPr>
+      <w:r>
+        <w:t>3</w:t>
+      </w:r>
+      <w:r>
+        <w:t>.2.2.1 Monitoring, Logging &amp; Tracing</w:t>
+      </w:r>
+    </w:p>
+    <w:p>
+      <w:r>
+        <w:t>Newrelic</w:t>
+      </w:r>
+    </w:p>
+    <w:p/>
+    <w:p>
+      <w:pPr>
+        <w:pStyle w:val="Heading1"/>
+      </w:pPr>
+      <w:bookmarkStart w:id="16" w:name="_Toc227184963"/>
+      <w:r>
+        <w:t>4</w:t>
+      </w:r>
+      <w:r>
+        <w:t>.0</w:t>
+      </w:r>
+      <w:r>
+        <w:t xml:space="preserve"> Testing</w:t>
+      </w:r>
+      <w:bookmarkEnd w:id="16"/>
+    </w:p>
+    <w:p>
+      <w:pPr>
+        <w:rPr>
+          <w:lang w:val="da-DK"/>
+        </w:rPr>
+      </w:pPr>
+      <w:r>
+        <w:rPr>
+          <w:lang w:val="da-DK"/>
+        </w:rPr>
+        <w:t xml:space="preserve">Test er en central del af softwareudvikling, men det er samtidig vigtigt at anvende det med omtanke. </w:t>
+      </w:r>
+      <w:r>
+        <w:rPr>
+          <w:lang w:val="da-DK"/>
+        </w:rPr>
+        <w:t>Munchoras</w:t>
+      </w:r>
+      <w:r>
+        <w:rPr>
+          <w:lang w:val="da-DK"/>
+        </w:rPr>
+        <w:t xml:space="preserve"> backend services er udviklet i Ruby on Rails</w:t>
+      </w:r>
+      <w:r>
+        <w:rPr>
+          <w:lang w:val="da-DK"/>
+        </w:rPr>
+        <w:t xml:space="preserve">, hvortil jeg har </w:t>
+      </w:r>
+      <w:r>
+        <w:rPr>
+          <w:lang w:val="da-DK"/>
+        </w:rPr>
+        <w:t>valgt test frameworket</w:t>
+      </w:r>
+      <w:r>
+        <w:rPr>
+          <w:lang w:val="da-DK"/>
+        </w:rPr>
+        <w:t xml:space="preserve"> RSpec</w:t>
+      </w:r>
+      <w:r>
+        <w:rPr>
+          <w:lang w:val="da-DK"/>
+        </w:rPr>
+        <w:t xml:space="preserve"> fremfor det andet klassiske Ruby test framework MiniTest. </w:t>
+      </w:r>
+      <w:r>
+        <w:rPr>
+          <w:lang w:val="da-DK"/>
+        </w:rPr>
+        <w:lastRenderedPageBreak/>
+        <w:t xml:space="preserve">RSpec </w:t>
+      </w:r>
+      <w:r>
+        <w:rPr>
+          <w:lang w:val="da-DK"/>
+        </w:rPr>
+        <w:t>er et veletableret og bredt anvendt værktøj i Ruby</w:t>
+      </w:r>
+      <w:r>
+        <w:rPr>
+          <w:lang w:val="da-DK"/>
+        </w:rPr>
+        <w:t xml:space="preserve"> </w:t>
+      </w:r>
+      <w:r>
+        <w:rPr>
+          <w:lang w:val="da-DK"/>
+        </w:rPr>
+        <w:t>økosystemet, som understøtter både læsbare tests og</w:t>
+      </w:r>
+      <w:r>
+        <w:rPr>
+          <w:lang w:val="da-DK"/>
+        </w:rPr>
+        <w:t xml:space="preserve"> en mere domæne og adfærds drevet tilgang sammenlignet med MiniTest der er mere teknisk assertion drevet </w:t>
+      </w:r>
+      <w:sdt>
+        <w:sdtPr>
+          <w:rPr>
+            <w:lang w:val="da-DK"/>
+          </w:rPr>
+          <w:id w:val="1731423029"/>
+          <w:citation/>
+        </w:sdtPr>
+        <w:sdtContent>
+          <w:r>
+            <w:rPr>
+              <w:lang w:val="da-DK"/>
+            </w:rPr>
+            <w:fldChar w:fldCharType="begin"/>
+          </w:r>
+          <w:r>
+            <w:rPr>
+              <w:lang w:val="da-DK"/>
+            </w:rPr>
+            <w:instrText xml:space="preserve"> CITATION Jos25 \l 1030 </w:instrText>
+          </w:r>
+          <w:r>
+            <w:rPr>
+              <w:lang w:val="da-DK"/>
+            </w:rPr>
+            <w:fldChar w:fldCharType="separate"/>
+          </w:r>
+          <w:r>
+            <w:rPr>
+              <w:noProof/>
+              <w:lang w:val="da-DK"/>
+            </w:rPr>
+            <w:t>(Strzibny 2025)</w:t>
+          </w:r>
+          <w:r>
+            <w:rPr>
+              <w:lang w:val="da-DK"/>
+            </w:rPr>
+            <w:fldChar w:fldCharType="end"/>
+          </w:r>
+        </w:sdtContent>
+      </w:sdt>
+      <w:r>
+        <w:rPr>
+          <w:lang w:val="da-DK"/>
+        </w:rPr>
+        <w:t>.</w:t>
+      </w:r>
+    </w:p>
+    <w:p>
+      <w:pPr>
+        <w:rPr>
+          <w:lang w:val="da-DK"/>
+        </w:rPr>
+      </w:pPr>
+      <w:r>
+        <w:rPr>
+          <w:lang w:val="da-DK"/>
+        </w:rPr>
+        <w:t xml:space="preserve">Min tilgang til opsætning af testene er </w:t>
+      </w:r>
+      <w:r>
+        <w:rPr>
+          <w:lang w:val="da-DK"/>
+        </w:rPr>
+        <w:t>med en kombination af Chicago og London</w:t>
+      </w:r>
+      <w:r>
+        <w:rPr>
+          <w:lang w:val="da-DK"/>
+        </w:rPr>
+        <w:t xml:space="preserve"> </w:t>
+      </w:r>
+      <w:r>
+        <w:rPr>
+          <w:lang w:val="da-DK"/>
+        </w:rPr>
+        <w:t xml:space="preserve">tilgang, hvor der så vidt </w:t>
+      </w:r>
+      <w:r>
+        <w:rPr>
+          <w:lang w:val="da-DK"/>
+        </w:rPr>
+        <w:t xml:space="preserve">som </w:t>
+      </w:r>
+      <w:r>
+        <w:rPr>
+          <w:lang w:val="da-DK"/>
+        </w:rPr>
+        <w:t>muligt testes op imod reel implementering frem for udelukkende at anvende mocks. I en mikroservice</w:t>
+      </w:r>
+      <w:r>
+        <w:rPr>
+          <w:lang w:val="da-DK"/>
+        </w:rPr>
+        <w:t xml:space="preserve"> </w:t>
+      </w:r>
+      <w:r>
+        <w:rPr>
+          <w:lang w:val="da-DK"/>
+        </w:rPr>
+        <w:t>arkitektur er det dog nødvendigt i visse tilfælde at mocke afhængigheder mellem services, for at sikre at hver service kan testes isoleret.</w:t>
+      </w:r>
+      <w:r>
+        <w:rPr>
+          <w:lang w:val="da-DK"/>
+        </w:rPr>
+        <w:t xml:space="preserve"> </w:t>
+      </w:r>
+      <w:r>
+        <w:rPr>
+          <w:lang w:val="da-DK"/>
+        </w:rPr>
+        <w:t>Dette gør det også nemmere at afvikle tests i CI</w:t>
+      </w:r>
+      <w:r>
+        <w:rPr>
+          <w:lang w:val="da-DK"/>
+        </w:rPr>
+        <w:t xml:space="preserve"> </w:t>
+      </w:r>
+      <w:r>
+        <w:rPr>
+          <w:lang w:val="da-DK"/>
+        </w:rPr>
+        <w:t>pipelinen, uden at det er nødvendigt at starte alle services samtidigt.</w:t>
+      </w:r>
+      <w:r>
+        <w:rPr>
+          <w:lang w:val="da-DK"/>
+        </w:rPr>
+        <w:t xml:space="preserve"> Databasen er ikke mocket, men </w:t>
+      </w:r>
+      <w:r>
+        <w:rPr>
+          <w:lang w:val="da-DK"/>
+        </w:rPr>
+        <w:t xml:space="preserve">konfiguret </w:t>
+      </w:r>
+      <w:r>
+        <w:rPr>
+          <w:lang w:val="da-DK"/>
+        </w:rPr>
+        <w:t>som en Docker-baseret MySQL</w:t>
+      </w:r>
+      <w:r>
+        <w:rPr>
+          <w:lang w:val="da-DK"/>
+        </w:rPr>
+        <w:t xml:space="preserve"> container </w:t>
+      </w:r>
+      <w:r>
+        <w:rPr>
+          <w:lang w:val="da-DK"/>
+        </w:rPr>
+        <w:t>for at sikre mere realistiske testscenarier.</w:t>
+      </w:r>
+    </w:p>
+    <w:p>
+      <w:pPr>
+        <w:rPr>
+          <w:lang w:val="da-DK"/>
+        </w:rPr>
+      </w:pPr>
+      <w:r>
+        <w:rPr>
+          <w:lang w:val="da-DK"/>
+        </w:rPr>
+        <w:t xml:space="preserve">Jeg har </w:t>
+      </w:r>
+      <w:r>
+        <w:rPr>
+          <w:lang w:val="da-DK"/>
+        </w:rPr>
+        <w:t>lagt vægt på at udarbejde tests både positive og negative</w:t>
+      </w:r>
+      <w:r>
+        <w:rPr>
+          <w:lang w:val="da-DK"/>
+        </w:rPr>
+        <w:t xml:space="preserve">, </w:t>
+      </w:r>
+      <w:r>
+        <w:rPr>
+          <w:lang w:val="da-DK"/>
+        </w:rPr>
+        <w:t>for de mest kritiske og centrale funktioner i Munchora, såsom autentifikation, brugere, opskrifter og indkøbslister.</w:t>
+      </w:r>
+      <w:r>
+        <w:rPr>
+          <w:lang w:val="da-DK"/>
+        </w:rPr>
+        <w:t xml:space="preserve"> </w:t>
+      </w:r>
+      <w:r>
+        <w:rPr>
+          <w:lang w:val="da-DK"/>
+        </w:rPr>
+        <w:t>Der er ikke bevidst stræbt efter 100 % test coverage, da dette ikke nødvendigvis altid er den mest hensigtsmæssige tilgang</w:t>
+      </w:r>
+      <w:r>
+        <w:rPr>
+          <w:lang w:val="da-DK"/>
+        </w:rPr>
+        <w:t xml:space="preserve">. Jeg har </w:t>
+      </w:r>
+      <w:r>
+        <w:rPr>
+          <w:lang w:val="da-DK"/>
+        </w:rPr>
+        <w:t xml:space="preserve">i højere grad </w:t>
+      </w:r>
+      <w:r>
+        <w:rPr>
+          <w:lang w:val="da-DK"/>
+        </w:rPr>
+        <w:t xml:space="preserve">forsøgt </w:t>
+      </w:r>
+      <w:r>
+        <w:rPr>
+          <w:lang w:val="da-DK"/>
+        </w:rPr>
+        <w:t xml:space="preserve">at fokusere på kvaliteten og relevansen af de tests, der </w:t>
+      </w:r>
+      <w:r>
+        <w:rPr>
+          <w:lang w:val="da-DK"/>
+        </w:rPr>
+        <w:t>er implementeret</w:t>
+      </w:r>
+      <w:r>
+        <w:rPr>
+          <w:lang w:val="da-DK"/>
+        </w:rPr>
+        <w:t>.</w:t>
+      </w:r>
+      <w:r>
+        <w:rPr>
+          <w:lang w:val="da-DK"/>
+        </w:rPr>
+        <w:t xml:space="preserve"> En høj test coverage kan skabe en falsk tryghed, hvis kvaliteten af testene ikke er i orden, hvor koden derfor vil fremstå korrekt verificeret af de kørte succesfulde tests, selvom den i realiteten indeholder fejl</w:t>
+      </w:r>
+      <w:sdt>
+        <w:sdtPr>
+          <w:rPr>
+            <w:lang w:val="da-DK"/>
+          </w:rPr>
+          <w:id w:val="1988663184"/>
+          <w:citation/>
+        </w:sdtPr>
+        <w:sdtContent>
+          <w:r>
+            <w:rPr>
+              <w:lang w:val="da-DK"/>
+            </w:rPr>
+            <w:fldChar w:fldCharType="begin"/>
+          </w:r>
+          <w:r>
+            <w:rPr>
+              <w:lang w:val="da-DK"/>
+            </w:rPr>
+            <w:instrText xml:space="preserve"> CITATION And25 \l 1030 </w:instrText>
+          </w:r>
+          <w:r>
+            <w:rPr>
+              <w:lang w:val="da-DK"/>
+            </w:rPr>
+            <w:fldChar w:fldCharType="separate"/>
+          </w:r>
+          <w:r>
+            <w:rPr>
+              <w:noProof/>
+              <w:lang w:val="da-DK"/>
+            </w:rPr>
+            <w:t xml:space="preserve"> (Draniceanu 2025)</w:t>
+          </w:r>
+          <w:r>
+            <w:rPr>
+              <w:lang w:val="da-DK"/>
+            </w:rPr>
+            <w:fldChar w:fldCharType="end"/>
+          </w:r>
+        </w:sdtContent>
+      </w:sdt>
+      <w:r>
+        <w:rPr>
+          <w:lang w:val="da-DK"/>
+        </w:rPr>
+        <w:t>.</w:t>
+      </w:r>
+      <w:r>
+        <w:rPr>
+          <w:lang w:val="da-DK"/>
+        </w:rPr>
+        <w:t xml:space="preserve"> </w:t>
+      </w:r>
+    </w:p>
+    <w:p>
+      <w:pPr>
+        <w:rPr>
+          <w:lang w:val="da-DK"/>
+        </w:rPr>
+      </w:pPr>
+      <w:r>
+        <w:rPr>
+          <w:lang w:val="da-DK"/>
+        </w:rPr>
+        <w:t>I dette projekt er der lagt vægt på anvendelsen af Behaviour</w:t>
+      </w:r>
+      <w:r>
+        <w:rPr>
+          <w:lang w:val="da-DK"/>
+        </w:rPr>
+        <w:t xml:space="preserve"> </w:t>
+      </w:r>
+      <w:r>
+        <w:rPr>
+          <w:lang w:val="da-DK"/>
+        </w:rPr>
+        <w:t>Driven Development (BDD)</w:t>
+      </w:r>
+      <w:r>
+        <w:rPr>
+          <w:lang w:val="da-DK"/>
+        </w:rPr>
+        <w:t xml:space="preserve"> til udførelsen af tests</w:t>
+      </w:r>
+      <w:r>
+        <w:rPr>
+          <w:lang w:val="da-DK"/>
+        </w:rPr>
+        <w:t xml:space="preserve">, hvor </w:t>
+      </w:r>
+      <w:r>
+        <w:rPr>
+          <w:lang w:val="da-DK"/>
+        </w:rPr>
+        <w:t xml:space="preserve">de </w:t>
+      </w:r>
+      <w:r>
+        <w:rPr>
+          <w:lang w:val="da-DK"/>
+        </w:rPr>
+        <w:t>beskriver systemets forventede adfærd frem for udelukkende at verificere implementeringsdetaljer. Denne tilgang gør det muligt at anvende tests som en form for dokumentation, der giver indsigt i både positive og negative scenarier. Ved brug af RSpec’s dokumentationsformat via kommandoen</w:t>
+      </w:r>
+    </w:p>
+    <w:p>
+      <w:pPr>
+        <w:rPr>
+          <w:lang w:val="da-DK"/>
+        </w:rPr>
+      </w:pPr>
+      <w:r>
+        <w:rPr>
+          <w:noProof/>
+          <w:lang w:val="da-DK"/>
+        </w:rPr>
+        <w:object w:dxaOrig="9360" w:dyaOrig="280" w14:anchorId="5B777A07">
+          <v:shapetype id="_x0000_t75" coordsize="21600,21600" o:spt="75" o:preferrelative="t" path="m@4@5l@4@11@9@11@9@5xe" filled="f" stroked="f">
+            <v:stroke joinstyle="miter"/>
+            <v:formulas>
+              <v:f eqn="if lineDrawn pixelLineWidth 0"/>
+              <v:f eqn="sum @0 1 0"/>
+              <v:f eqn="sum 0 0 @1"/>
+              <v:f eqn="prod @2 1 2"/>
+              <v:f eqn="prod @3 21600 pixelWidth"/>
+              <v:f eqn="prod @3 21600 pixelHeight"/>
+              <v:f eqn="sum @0 0 1"/>
+              <v:f eqn="prod @6 1 2"/>
+              <v:f eqn="prod @7 21600 pixelWidth"/>
+              <v:f eqn="sum @8 21600 0"/>
+              <v:f eqn="prod @7 21600 pixelHeight"/>
+              <v:f eqn="sum @10 21600 0"/>
+            </v:formulas>
+            <v:path o:extrusionok="f" gradientshapeok="t" o:connecttype="rect"/>
+            <o:lock v:ext="edit" aspectratio="t"/>
+          </v:shapetype>
+          <v:shape id="_x0000_i1025" type="#_x0000_t75" alt="" style="width:468.7pt;height:14.1pt;mso-width-percent:0;mso-height-percent:0;mso-width-percent:0;mso-height-percent:0" o:ole="">
+            <v:imagedata r:id="rId13" o:title=""/>
+          </v:shape>
+          <o:OLEObject Type="Embed" ProgID="Word.Document.12" ShapeID="_x0000_i1025" DrawAspect="Content" ObjectID="_1837797812" r:id="rId14">
+            <o:FieldCodes>\s</o:FieldCodes>
+          </o:OLEObject>
+        </w:object>
+      </w:r>
+    </w:p>
+    <w:p>
+      <w:pPr>
+        <w:rPr>
+          <w:lang w:val="da-DK"/>
+        </w:rPr>
+      </w:pPr>
+      <w:r>
+        <w:rPr>
+          <w:lang w:val="da-DK"/>
+        </w:rPr>
+        <w:lastRenderedPageBreak/>
+        <w:drawing>
+          <wp:anchor distT="0" distB="0" distL="114300" distR="114300" simplePos="0" relativeHeight="251668480" behindDoc="0" locked="0" layoutInCell="1" allowOverlap="1" wp14:anchorId="33EF6AB3" wp14:editId="1DD9355F">
+            <wp:simplePos x="0" y="0"/>
+            <wp:positionH relativeFrom="column">
+              <wp:posOffset>-606876</wp:posOffset>
+            </wp:positionH>
+            <wp:positionV relativeFrom="paragraph">
+              <wp:posOffset>590009</wp:posOffset>
+            </wp:positionV>
+            <wp:extent cx="7239635" cy="4719955"/>
+            <wp:effectExtent l="0" t="0" r="0" b="4445"/>
+            <wp:wrapSquare wrapText="bothSides"/>
+            <wp:docPr id="803523786" name="Picture 1"/>
+            <wp:cNvGraphicFramePr>
+              <a:graphicFrameLocks xmlns:a="http://schemas.openxmlformats.org/drawingml/2006/main" noChangeAspect="1"/>
+            </wp:cNvGraphicFramePr>
+            <a:graphic xmlns:a="http://schemas.openxmlformats.org/drawingml/2006/main">
+              <a:graphicData uri="http://schemas.openxmlformats.org/drawingml/2006/picture">
+                <pic:pic xmlns:pic="http://schemas.openxmlformats.org/drawingml/2006/picture">
+                  <pic:nvPicPr>
+                    <pic:cNvPr id="803523786" name=""/>
+                    <pic:cNvPicPr/>
+                  </pic:nvPicPr>
+                  <pic:blipFill>
+                    <a:blip r:embed="rId15" cstate="print">
+                      <a:extLst>
+                        <a:ext uri="{28A0092B-C50C-407E-A947-70E740481C1C}">
+                          <a14:useLocalDpi xmlns:a14="http://schemas.microsoft.com/office/drawing/2010/main" val="0"/>
+                        </a:ext>
+                      </a:extLst>
+                    </a:blip>
+                    <a:stretch>
+                      <a:fillRect/>
+                    </a:stretch>
+                  </pic:blipFill>
+                  <pic:spPr>
+                    <a:xfrm>
+                      <a:off x="0" y="0"/>
+                      <a:ext cx="7239635" cy="4719955"/>
+                    </a:xfrm>
+                    <a:prstGeom prst="rect">
+                      <a:avLst/>
+                    </a:prstGeom>
+                  </pic:spPr>
+                </pic:pic>
+              </a:graphicData>
+            </a:graphic>
+            <wp14:sizeRelH relativeFrom="page">
+              <wp14:pctWidth>0</wp14:pctWidth>
+            </wp14:sizeRelH>
+            <wp14:sizeRelV relativeFrom="page">
+              <wp14:pctHeight>0</wp14:pctHeight>
+            </wp14:sizeRelV>
+          </wp:anchor>
+        </w:drawing>
+      </w:r>
+      <w:r>
+        <w:rPr>
+          <w:lang w:val="da-DK"/>
+        </w:rPr>
+        <w:t xml:space="preserve">får man et </w:t>
+      </w:r>
+      <w:r>
+        <w:rPr>
+          <w:lang w:val="da-DK"/>
+        </w:rPr>
+        <w:t>overblik over systemets funktionalitet og forventede opførsel. Dette bidrager til en bedre forståelse af systemet og understøtter både udvikling og vedligeholdelse.</w:t>
+      </w:r>
+    </w:p>
+    <w:p>
+      <w:pPr>
+        <w:rPr>
+          <w:i/>
+          <w:iCs/>
+          <w:lang w:val="da-DK"/>
+        </w:rPr>
+      </w:pPr>
+      <w:r>
+        <w:rPr>
+          <w:i/>
+          <w:iCs/>
+          <w:lang w:val="da-DK"/>
+        </w:rPr>
+        <w:t>Figur 4.1</w:t>
+      </w:r>
+      <w:r>
+        <w:rPr>
+          <w:i/>
+          <w:iCs/>
+          <w:lang w:val="da-DK"/>
+        </w:rPr>
+        <w:t>.</w:t>
+      </w:r>
+      <w:r>
+        <w:rPr>
+          <w:i/>
+          <w:iCs/>
+          <w:lang w:val="da-DK"/>
+        </w:rPr>
+        <w:t xml:space="preserve"> </w:t>
+      </w:r>
+      <w:r>
+        <w:rPr>
+          <w:i/>
+          <w:iCs/>
+          <w:lang w:val="da-DK"/>
+        </w:rPr>
+        <w:t>S</w:t>
+      </w:r>
+      <w:r>
+        <w:rPr>
+          <w:i/>
+          <w:iCs/>
+          <w:lang w:val="da-DK"/>
+        </w:rPr>
+        <w:t>kærmbillede af RSpec’s dokumentationsformat, hvor tests skrevet efter BD</w:t>
+      </w:r>
+      <w:r>
+        <w:rPr>
+          <w:i/>
+          <w:iCs/>
+          <w:lang w:val="da-DK"/>
+        </w:rPr>
+        <w:t xml:space="preserve">D </w:t>
+      </w:r>
+      <w:r>
+        <w:rPr>
+          <w:i/>
+          <w:iCs/>
+          <w:lang w:val="da-DK"/>
+        </w:rPr>
+        <w:t>kan fungere</w:t>
+      </w:r>
+      <w:r>
+        <w:rPr>
+          <w:i/>
+          <w:iCs/>
+          <w:lang w:val="da-DK"/>
+        </w:rPr>
+        <w:t>,</w:t>
+      </w:r>
+      <w:r>
+        <w:rPr>
+          <w:i/>
+          <w:iCs/>
+          <w:lang w:val="da-DK"/>
+        </w:rPr>
+        <w:t xml:space="preserve"> som en læsbar og meningsfuld dokumentation af kodebasens adfærd.</w:t>
+      </w:r>
+    </w:p>
+    <w:p>
+      <w:pPr>
+        <w:rPr>
+          <w:lang w:val="da-DK"/>
+        </w:rPr>
+      </w:pPr>
+    </w:p>
+    <w:p>
+      <w:pPr>
         <w:pStyle w:val="Heading2"/>
       </w:pPr>
-      <w:bookmarkStart w:id="15" w:name="_Toc225456223"/>
-      <w:r>
-        <w:t>3</w:t>
-      </w:r>
-      <w:r>
-        <w:t xml:space="preserve">.2 Agil </w:t>
-      </w:r>
-      <w:proofErr w:type="spellStart"/>
-      <w:r>
-        <w:t>udvikling</w:t>
-      </w:r>
-      <w:bookmarkEnd w:id="15"/>
-      <w:proofErr w:type="spellEnd"/>
-    </w:p>
-    <w:p>
-      <w:pPr>
-        <w:rPr>
-          <w:lang w:val="da-DK"/>
-        </w:rPr>
-      </w:pPr>
-    </w:p>
-    <w:p>
-      <w:pPr>
-        <w:rPr>
-          <w:lang w:val="da-DK"/>
-        </w:rPr>
-      </w:pPr>
-      <w:r>
-        <w:rPr>
-          <w:lang w:val="da-DK"/>
-        </w:rPr>
-        <w:t xml:space="preserve">Jeg har arbejdet individuelt med Munchora, hvilket har gjort, at jeg ikke har fulgt en stramt veldefineret udviklingsproces. Der har ikke været behov for koordinering mellem flere udviklere og derfor er et formelt framework så som Scrum eller Extreme Programming ikkeblevet inddraget. Min udviklingsproces er i stedet blevet tilpasset efter en mere fleksibel og iterativ tilgang, hvor jeg løbende har arbejdet med implementering af features, fejlrettelser og forbedringer baseret på et kontinuerligt overblik over systemets tilstand. Denne tilgang har gjort det muligt for mig hurtigt at skifte fokus mellem forskellige dele af systemet og reagere effektivt på opståede problemstillinger uden faste ceremonier eller sprint-strukturer. Samtidig har det givet en høj grad af kontrol over prioritering og fremdrift i projektet. Hvis projektet var blevet udviklet i samarbejde med andre, ville en mere struktureret udviklingsproces have været nødvendig. I så fald ville elementer fra Scrum være relevante, herunder opdeling af sprints, prioritering af opgaver i en backlog samt afholdelse af sprint </w:t>
-      </w:r>
-      <w:proofErr w:type="spellStart"/>
-      <w:r>
-        <w:rPr>
-          <w:lang w:val="da-DK"/>
-        </w:rPr>
-        <w:t>planning</w:t>
-      </w:r>
-      <w:proofErr w:type="spellEnd"/>
-      <w:r>
-        <w:rPr>
-          <w:lang w:val="da-DK"/>
-        </w:rPr>
-        <w:t xml:space="preserve">, </w:t>
-      </w:r>
-      <w:proofErr w:type="spellStart"/>
-      <w:r>
-        <w:rPr>
-          <w:lang w:val="da-DK"/>
-        </w:rPr>
-        <w:t>review</w:t>
-      </w:r>
-      <w:proofErr w:type="spellEnd"/>
-      <w:r>
-        <w:rPr>
-          <w:lang w:val="da-DK"/>
-        </w:rPr>
-        <w:t xml:space="preserve"> og retrospektiv for at sikre fælles retning og løbende forbedring. Til trods for min fleksible tilgang har jeg anvendt værktøjet </w:t>
-      </w:r>
-      <w:proofErr w:type="spellStart"/>
-      <w:r>
-        <w:rPr>
-          <w:lang w:val="da-DK"/>
-        </w:rPr>
-        <w:t>Linear</w:t>
-      </w:r>
-      <w:proofErr w:type="spellEnd"/>
-      <w:r>
-        <w:rPr>
-          <w:lang w:val="da-DK"/>
-        </w:rPr>
-        <w:t xml:space="preserve"> til at skabe overblik over opgaver og features. Her er tasks blevet defineret og organiseret, hvilket har fungeret som støtte til planlægning og strukturering af mit arbejde. Værktøjet har, med sin AI understøttelse, bidraget til at effektivisere opgavehåndtering og skabe et kontinuerligt overblik over projektets fremdrift.</w:t>
-      </w:r>
+      <w:bookmarkStart w:id="17" w:name="_Toc227184964"/>
+      <w:r>
+        <w:t>4</w:t>
+      </w:r>
+      <w:r>
+        <w:t>.1 Unit Tests</w:t>
+      </w:r>
+      <w:bookmarkEnd w:id="17"/>
+    </w:p>
+    <w:p>
+      <w:pPr>
+        <w:rPr>
+          <w:lang w:val="da-DK"/>
+        </w:rPr>
+      </w:pPr>
+      <w:r>
+        <w:rPr>
+          <w:lang w:val="da-DK"/>
+        </w:rPr>
+        <w:t>Har forsøgt at implementere fuldstændige unit tests med høj coverage for kerne funktioner såsom user model, recipe, shoppinglists hvor der her er anvendt principper fra både white box og black box 3 point boundary value analysis… test coverage og branch coverage for at afdække mulige eksekverings flows….</w:t>
+      </w:r>
+    </w:p>
+    <w:p>
+      <w:pPr>
+        <w:rPr>
+          <w:lang w:val="da-DK"/>
+        </w:rPr>
+      </w:pPr>
+    </w:p>
+    <w:p>
+      <w:pPr>
+        <w:pStyle w:val="Heading2"/>
+      </w:pPr>
+      <w:bookmarkStart w:id="18" w:name="_Toc227184965"/>
+      <w:r>
+        <w:lastRenderedPageBreak/>
+        <w:t>4</w:t>
+      </w:r>
+      <w:r>
+        <w:t>.2 Integration Tests</w:t>
+      </w:r>
+      <w:bookmarkEnd w:id="18"/>
+    </w:p>
+    <w:p/>
+    <w:p/>
+    <w:p>
+      <w:pPr>
+        <w:pStyle w:val="Heading2"/>
+      </w:pPr>
+      <w:bookmarkStart w:id="19" w:name="_Toc227184966"/>
+      <w:r>
+        <w:t>4</w:t>
+      </w:r>
+      <w:r>
+        <w:t>.3 API Tests</w:t>
+      </w:r>
+      <w:bookmarkEnd w:id="19"/>
+    </w:p>
+    <w:p>
+      <w:pPr>
+        <w:rPr>
+          <w:lang w:val="da-DK"/>
+        </w:rPr>
+      </w:pPr>
+      <w:r>
+        <w:rPr>
+          <w:lang w:val="da-DK"/>
+        </w:rPr>
+        <w:t>Ikke så mange. Har auth</w:t>
+      </w:r>
+      <w:r>
+        <w:rPr>
+          <w:lang w:val="da-DK"/>
+        </w:rPr>
+        <w:t xml:space="preserve"> for at sikre JWT token virker og bruger kan signe up måske?</w:t>
+      </w:r>
+    </w:p>
+    <w:p>
+      <w:pPr>
+        <w:rPr>
+          <w:lang w:val="da-DK"/>
+        </w:rPr>
+      </w:pPr>
+    </w:p>
+    <w:p>
+      <w:pPr>
+        <w:pStyle w:val="Heading2"/>
+      </w:pPr>
+      <w:bookmarkStart w:id="20" w:name="_Toc227184967"/>
+      <w:r>
+        <w:t>4</w:t>
+      </w:r>
+      <w:r>
+        <w:t>.4 End to end tests</w:t>
+      </w:r>
+      <w:bookmarkEnd w:id="20"/>
+    </w:p>
+    <w:p>
+      <w:pPr>
+        <w:rPr>
+          <w:lang w:val="da-DK"/>
+        </w:rPr>
+      </w:pPr>
+      <w:r>
+        <w:rPr>
+          <w:lang w:val="da-DK"/>
+        </w:rPr>
+        <w:t xml:space="preserve">Cypress er vild med deres UI interface for at holde tests </w:t>
+      </w:r>
+      <w:r>
+        <w:rPr>
+          <w:lang w:val="da-DK"/>
+        </w:rPr>
+        <w:t>kørende i et loop. Nemt at konfiugere. Test pyramiden kan vendes på hovedet</w:t>
+      </w:r>
+    </w:p>
+    <w:p>
+      <w:pPr>
+        <w:rPr>
+          <w:lang w:val="da-DK"/>
+        </w:rPr>
+      </w:pPr>
+      <w:r>
+        <w:rPr>
+          <w:lang w:val="da-DK"/>
+        </w:rPr>
+        <w:t xml:space="preserve">End-2-end test hvis konfiguret elegant kan </w:t>
+      </w:r>
+      <w:r>
+        <w:rPr>
+          <w:lang w:val="da-DK"/>
+        </w:rPr>
+        <w:t>test fuld flow services imellem. Kan evt sættes op til at køre mod staging som target, hvor fuld app funktionalitet burde være ekisterende men et lukket og test sikkert miljø som ikke intefere med produktions miljø. Det giver indisgt i intended behaviour fra et bruger perspekcti…</w:t>
+      </w:r>
+    </w:p>
+    <w:p>
+      <w:pPr>
+        <w:rPr>
+          <w:lang w:val="da-DK"/>
+        </w:rPr>
+      </w:pPr>
+    </w:p>
+    <w:p>
+      <w:pPr>
+        <w:pStyle w:val="Heading2"/>
+        <w:rPr>
+          <w:lang w:val="da-DK"/>
+        </w:rPr>
+      </w:pPr>
+      <w:bookmarkStart w:id="21" w:name="_Toc227184968"/>
+      <w:r>
+        <w:rPr>
+          <w:lang w:val="da-DK"/>
+        </w:rPr>
+        <w:t>4</w:t>
+      </w:r>
+      <w:r>
+        <w:rPr>
+          <w:lang w:val="da-DK"/>
+        </w:rPr>
+        <w:t>.5 Performance Tests</w:t>
+      </w:r>
+      <w:bookmarkEnd w:id="21"/>
     </w:p>
     <w:p>
       <w:pPr>
@@ -6596,118 +6181,22 @@
     <w:p>
       <w:pPr>
         <w:pStyle w:val="Heading1"/>
-      </w:pPr>
-      <w:bookmarkStart w:id="16" w:name="_Toc225456224"/>
-      <w:r>
-        <w:t>4</w:t>
-      </w:r>
-      <w:r>
-        <w:t>.0</w:t>
-      </w:r>
-      <w:r>
-        <w:t xml:space="preserve"> Testing</w:t>
-      </w:r>
-      <w:bookmarkEnd w:id="16"/>
-    </w:p>
-    <w:p/>
-    <w:p>
-      <w:pPr>
-        <w:pStyle w:val="Heading2"/>
-      </w:pPr>
-      <w:bookmarkStart w:id="17" w:name="_Toc225456225"/>
-      <w:r>
-        <w:t>4</w:t>
-      </w:r>
-      <w:r>
-        <w:t>.1 Unit Tests</w:t>
-      </w:r>
-      <w:bookmarkEnd w:id="17"/>
-    </w:p>
-    <w:p/>
-    <w:p>
-      <w:pPr>
-        <w:pStyle w:val="Heading2"/>
-      </w:pPr>
-      <w:bookmarkStart w:id="18" w:name="_Toc225456226"/>
-      <w:r>
-        <w:t>4</w:t>
-      </w:r>
-      <w:r>
-        <w:t>.2 Integration Tests</w:t>
-      </w:r>
-      <w:bookmarkEnd w:id="18"/>
-    </w:p>
-    <w:p/>
-    <w:p>
-      <w:pPr>
-        <w:pStyle w:val="Heading2"/>
-      </w:pPr>
-      <w:bookmarkStart w:id="19" w:name="_Toc225456227"/>
-      <w:r>
-        <w:t>4</w:t>
-      </w:r>
-      <w:r>
-        <w:t>.3 API Tests</w:t>
-      </w:r>
-      <w:bookmarkEnd w:id="19"/>
-    </w:p>
-    <w:p/>
-    <w:p>
-      <w:pPr>
-        <w:pStyle w:val="Heading2"/>
-      </w:pPr>
-      <w:bookmarkStart w:id="20" w:name="_Toc225456228"/>
-      <w:r>
-        <w:t>4</w:t>
-      </w:r>
-      <w:r>
-        <w:t>.4 End to end tests</w:t>
-      </w:r>
-      <w:bookmarkEnd w:id="20"/>
-    </w:p>
-    <w:p/>
-    <w:p>
-      <w:pPr>
-        <w:pStyle w:val="Heading2"/>
-        <w:rPr>
-          <w:lang w:val="da-DK"/>
-        </w:rPr>
-      </w:pPr>
-      <w:bookmarkStart w:id="21" w:name="_Toc225456229"/>
-      <w:r>
-        <w:rPr>
-          <w:lang w:val="da-DK"/>
-        </w:rPr>
-        <w:t>4</w:t>
-      </w:r>
-      <w:r>
-        <w:rPr>
-          <w:lang w:val="da-DK"/>
-        </w:rPr>
-        <w:t>.5 Performance Tests</w:t>
-      </w:r>
-      <w:bookmarkEnd w:id="21"/>
-    </w:p>
-    <w:p>
-      <w:pPr>
-        <w:rPr>
-          <w:lang w:val="da-DK"/>
-        </w:rPr>
-      </w:pPr>
-    </w:p>
-    <w:p>
-      <w:pPr>
-        <w:pStyle w:val="Heading1"/>
-        <w:rPr>
-          <w:lang w:val="da-DK"/>
-        </w:rPr>
-      </w:pPr>
-      <w:bookmarkStart w:id="22" w:name="_Toc225456230"/>
-      <w:r>
-        <w:rPr>
-          <w:lang w:val="da-DK"/>
-        </w:rPr>
-        <w:t>3.0 Konklusion</w:t>
+        <w:rPr>
+          <w:lang w:val="da-DK"/>
+        </w:rPr>
+      </w:pPr>
+      <w:bookmarkStart w:id="22" w:name="_Toc227184969"/>
+      <w:r>
+        <w:rPr>
+          <w:lang w:val="da-DK"/>
+        </w:rPr>
+        <w:t>5</w:t>
+      </w:r>
+      <w:r>
+        <w:rPr>
+          <w:lang w:val="da-DK"/>
+        </w:rPr>
+        <w:t>.0 Konklusion</w:t>
       </w:r>
       <w:bookmarkEnd w:id="22"/>
     </w:p>
@@ -6717,8 +6206,21 @@
           <w:lang w:val="da-DK"/>
         </w:rPr>
       </w:pPr>
-    </w:p>
-    <w:bookmarkStart w:id="23" w:name="_Toc225456231" w:displacedByCustomXml="next"/>
+      <w:r>
+        <w:rPr>
+          <w:lang w:val="da-DK"/>
+        </w:rPr>
+        <w:t>Vigtigheden af statelessness – redis er guld værd her, hvis notifikationsservice havde state ville det være kritisk i forhold til hver bruger var afhængig af at være i samme node som de relaterede brugere i forbindelse med shared shoppinglists…</w:t>
+      </w:r>
+    </w:p>
+    <w:p>
+      <w:pPr>
+        <w:rPr>
+          <w:lang w:val="da-DK"/>
+        </w:rPr>
+      </w:pPr>
+    </w:p>
+    <w:bookmarkStart w:id="23" w:name="_Toc227184970" w:displacedByCustomXml="next"/>
     <w:sdt>
       <w:sdtPr>
         <w:rPr>
@@ -6745,7 +6247,13 @@
             <w:rPr>
               <w:lang w:val="da-DK"/>
             </w:rPr>
-            <w:t>4.0 Litteraturliste</w:t>
+            <w:t>6</w:t>
+          </w:r>
+          <w:r>
+            <w:rPr>
+              <w:lang w:val="da-DK"/>
+            </w:rPr>
+            <w:t>.0 Litteraturliste</w:t>
           </w:r>
           <w:bookmarkEnd w:id="23"/>
         </w:p>
@@ -6762,6 +6270,7 @@
                 <w:rPr>
                   <w:noProof/>
                   <w:kern w:val="0"/>
+                  <w:lang w:val="da-DK"/>
                   <w14:ligatures w14:val="none"/>
                 </w:rPr>
               </w:pPr>
@@ -6769,9 +6278,6 @@
                 <w:fldChar w:fldCharType="begin"/>
               </w:r>
               <w:r>
-                <w:rPr>
-                  <w:lang w:val="da-DK"/>
-                </w:rPr>
                 <w:instrText xml:space="preserve"> BIBLIOGRAPHY </w:instrText>
               </w:r>
               <w:r>
@@ -6780,15 +6286,45 @@
               <w:r>
                 <w:rPr>
                   <w:noProof/>
-                  <w:lang w:val="da-DK"/>
                 </w:rPr>
-                <w:t xml:space="preserve">Fowler, Martin. </w:t>
+                <w:t xml:space="preserve">Draniceanu, Andreea. 2025. </w:t>
+              </w:r>
+              <w:r>
+                <w:rPr>
+                  <w:i/>
+                  <w:iCs/>
+                  <w:noProof/>
+                </w:rPr>
+                <w:t>Code Coverage: Why 100% Isn’t the Holy Grail.</w:t>
               </w:r>
               <w:r>
                 <w:rPr>
                   <w:noProof/>
                 </w:rPr>
-                <w:t xml:space="preserve">2014. </w:t>
+                <w:t xml:space="preserve"> </w:t>
+              </w:r>
+              <w:r>
+                <w:rPr>
+                  <w:noProof/>
+                  <w:lang w:val="da-DK"/>
+                </w:rPr>
+                <w:t>22. maj. Senest hentet eller vist den 15. april 2026. https://www.testim.io/blog/code-coverage-why-100-isnt-the-holy-grail/.</w:t>
+              </w:r>
+            </w:p>
+            <w:p>
+              <w:pPr>
+                <w:pStyle w:val="Bibliography"/>
+                <w:ind w:left="720" w:hanging="720"/>
+                <w:rPr>
+                  <w:noProof/>
+                </w:rPr>
+              </w:pPr>
+              <w:r>
+                <w:rPr>
+                  <w:noProof/>
+                </w:rPr>
+                <w:lastRenderedPageBreak/>
+                <w:t xml:space="preserve">Fowler, Martin. 2014. </w:t>
               </w:r>
               <w:r>
                 <w:rPr>
@@ -6806,6 +6342,80 @@
               </w:r>
             </w:p>
             <w:p>
+              <w:pPr>
+                <w:pStyle w:val="Bibliography"/>
+                <w:ind w:left="720" w:hanging="720"/>
+                <w:rPr>
+                  <w:noProof/>
+                  <w:lang w:val="da-DK"/>
+                </w:rPr>
+              </w:pPr>
+              <w:r>
+                <w:rPr>
+                  <w:noProof/>
+                </w:rPr>
+                <w:t xml:space="preserve">Rails, Ruby on. 2026. </w:t>
+              </w:r>
+              <w:r>
+                <w:rPr>
+                  <w:i/>
+                  <w:iCs/>
+                  <w:noProof/>
+                </w:rPr>
+                <w:t>Rails Guides.</w:t>
+              </w:r>
+              <w:r>
+                <w:rPr>
+                  <w:noProof/>
+                </w:rPr>
+                <w:t xml:space="preserve"> </w:t>
+              </w:r>
+              <w:r>
+                <w:rPr>
+                  <w:noProof/>
+                  <w:lang w:val="da-DK"/>
+                </w:rPr>
+                <w:t>Senest hentet eller vist den 22. marts 2026. https://guides.rubyonrails.org/getting_started.html.</w:t>
+              </w:r>
+            </w:p>
+            <w:p>
+              <w:pPr>
+                <w:pStyle w:val="Bibliography"/>
+                <w:ind w:left="720" w:hanging="720"/>
+                <w:rPr>
+                  <w:noProof/>
+                  <w:lang w:val="da-DK"/>
+                </w:rPr>
+              </w:pPr>
+              <w:r>
+                <w:rPr>
+                  <w:noProof/>
+                </w:rPr>
+                <w:t xml:space="preserve">Strzibny, Josef. 2025. </w:t>
+              </w:r>
+              <w:r>
+                <w:rPr>
+                  <w:i/>
+                  <w:iCs/>
+                  <w:noProof/>
+                </w:rPr>
+                <w:t>Minitest vs RSpec for testing Rails applications.</w:t>
+              </w:r>
+              <w:r>
+                <w:rPr>
+                  <w:noProof/>
+                </w:rPr>
+                <w:t xml:space="preserve"> </w:t>
+              </w:r>
+              <w:r>
+                <w:rPr>
+                  <w:noProof/>
+                  <w:lang w:val="da-DK"/>
+                </w:rPr>
+                <w:t>12. marts. Senest hentet eller vist den 15. april 2026. https://testdrivingrails.com/blog/minitest-vs-rspec-for-testing-rails-applications.</w:t>
+              </w:r>
+            </w:p>
+            <w:p>
               <w:r>
                 <w:rPr>
                   <w:b/>
@@ -6827,13 +6437,18 @@
           <w:lang w:val="da-DK"/>
         </w:rPr>
       </w:pPr>
-      <w:bookmarkStart w:id="24" w:name="_Toc225456232"/>
-      <w:r>
-        <w:rPr>
-          <w:lang w:val="da-DK"/>
-        </w:rPr>
-        <w:lastRenderedPageBreak/>
-        <w:t>5.0 Bilag</w:t>
+      <w:bookmarkStart w:id="24" w:name="_Toc227184971"/>
+      <w:r>
+        <w:rPr>
+          <w:lang w:val="da-DK"/>
+        </w:rPr>
+        <w:t>7</w:t>
+      </w:r>
+      <w:r>
+        <w:rPr>
+          <w:lang w:val="da-DK"/>
+        </w:rPr>
+        <w:t>.0 Bilag</w:t>
       </w:r>
       <w:bookmarkEnd w:id="24"/>
     </w:p>
@@ -6845,9 +6460,9 @@
       </w:pPr>
     </w:p>
     <w:sectPr>
-      <w:headerReference w:type="default" r:id="rId13"/>
-      <w:footerReference w:type="even" r:id="rId14"/>
-      <w:footerReference w:type="default" r:id="rId15"/>
+      <w:headerReference w:type="default" r:id="rId16"/>
+      <w:footerReference w:type="even" r:id="rId17"/>
+      <w:footerReference w:type="default" r:id="rId18"/>
       <w:pgSz w:w="12240" w:h="15840"/>
       <w:pgMar w:top="1440" w:right="1440" w:bottom="1440" w:left="1440" w:header="720" w:footer="720" w:gutter="0"/>
       <w:cols w:space="720"/>
@@ -7084,16 +6699,11 @@
       <w:t xml:space="preserve">PBA </w:t>
     </w:r>
     <w:r>
-      <w:t xml:space="preserve">KEA </w:t>
-    </w:r>
-    <w:proofErr w:type="spellStart"/>
-    <w:r>
-      <w:t>Software</w:t>
+      <w:t>KEA Software</w:t>
     </w:r>
     <w:r>
       <w:t>udvikling</w:t>
     </w:r>
-    <w:proofErr w:type="spellEnd"/>
   </w:p>
   <w:p>
     <w:pPr>
@@ -8908,6 +8518,7 @@
   <w:style w:type="character" w:default="1" w:styleId="DefaultParagraphFont">
     <w:name w:val="Default Paragraph Font"/>
     <w:uiPriority w:val="1"/>
+    <w:semiHidden/>
     <w:unhideWhenUsed/>
   </w:style>
   <w:style w:type="table" w:default="1" w:styleId="TableNormal">
@@ -10116,11 +9727,59 @@
     <b:DayAccessed>22</b:DayAccessed>
     <b:RefOrder>2</b:RefOrder>
   </b:Source>
+  <b:Source>
+    <b:Tag>And25</b:Tag>
+    <b:SourceType>InternetSite</b:SourceType>
+    <b:Guid>{2FB4BC7E-8ABF-5343-B105-D6FECACCB75F}</b:Guid>
+    <b:Author>
+      <b:Author>
+        <b:NameList>
+          <b:Person>
+            <b:Last>Draniceanu</b:Last>
+            <b:First>Andreea</b:First>
+          </b:Person>
+        </b:NameList>
+      </b:Author>
+    </b:Author>
+    <b:Title>Code Coverage: Why 100% Isn’t the Holy Grail</b:Title>
+    <b:URL>https://www.testim.io/blog/code-coverage-why-100-isnt-the-holy-grail/</b:URL>
+    <b:Year>2025</b:Year>
+    <b:Month>maj</b:Month>
+    <b:Day>22</b:Day>
+    <b:YearAccessed>2026</b:YearAccessed>
+    <b:MonthAccessed>april</b:MonthAccessed>
+    <b:DayAccessed>15</b:DayAccessed>
+    <b:RefOrder>4</b:RefOrder>
+  </b:Source>
+  <b:Source>
+    <b:Tag>Jos25</b:Tag>
+    <b:SourceType>InternetSite</b:SourceType>
+    <b:Guid>{61A74434-40EF-6A41-AC8F-C4731E7C8E17}</b:Guid>
+    <b:Author>
+      <b:Author>
+        <b:NameList>
+          <b:Person>
+            <b:Last>Strzibny</b:Last>
+            <b:First>Josef</b:First>
+          </b:Person>
+        </b:NameList>
+      </b:Author>
+    </b:Author>
+    <b:Title>Minitest vs RSpec for testing Rails applications</b:Title>
+    <b:URL>https://testdrivingrails.com/blog/minitest-vs-rspec-for-testing-rails-applications</b:URL>
+    <b:Year>2025</b:Year>
+    <b:Month>marts</b:Month>
+    <b:Day>12</b:Day>
+    <b:YearAccessed>2026</b:YearAccessed>
+    <b:MonthAccessed>april</b:MonthAccessed>
+    <b:DayAccessed>15</b:DayAccessed>
+    <b:RefOrder>3</b:RefOrder>
+  </b:Source>
 </b:Sources>
 </file>
 
 <file path=customXml/itemProps1.xml><?xml version="1.0" encoding="utf-8"?>
-<ds:datastoreItem xmlns:ds="http://schemas.openxmlformats.org/officeDocument/2006/customXml" ds:itemID="{59A24035-D48D-2440-84B7-66061A73B9FA}">
+<ds:datastoreItem xmlns:ds="http://schemas.openxmlformats.org/officeDocument/2006/customXml" ds:itemID="{B690670D-3CB6-7347-AA4E-EE2C254D29A7}">
   <ds:schemaRefs>
     <ds:schemaRef ds:uri="http://schemas.openxmlformats.org/officeDocument/2006/bibliography"/>
   </ds:schemaRefs>

--- a/bachelor-projekt-rapport-munchora.docx
+++ b/bachelor-projekt-rapport-munchora.docx
@@ -679,7 +679,7 @@
             </w:rPr>
             <w:fldChar w:fldCharType="separate"/>
           </w:r>
-          <w:hyperlink w:anchor="_Toc227184947" w:history="1">
+          <w:hyperlink w:anchor="_Toc228117599" w:history="1">
             <w:r>
               <w:rPr>
                 <w:rStyle w:val="Hyperlink"/>
@@ -707,7 +707,7 @@
                 <w:noProof/>
                 <w:webHidden/>
               </w:rPr>
-              <w:instrText xml:space="preserve"> PAGEREF _Toc227184947 \h </w:instrText>
+              <w:instrText xml:space="preserve"> PAGEREF _Toc228117599 \h </w:instrText>
             </w:r>
             <w:r>
               <w:rPr>
@@ -754,7 +754,7 @@
               <w:szCs w:val="24"/>
             </w:rPr>
           </w:pPr>
-          <w:hyperlink w:anchor="_Toc227184948" w:history="1">
+          <w:hyperlink w:anchor="_Toc228117600" w:history="1">
             <w:r>
               <w:rPr>
                 <w:rStyle w:val="Hyperlink"/>
@@ -782,7 +782,7 @@
                 <w:noProof/>
                 <w:webHidden/>
               </w:rPr>
-              <w:instrText xml:space="preserve"> PAGEREF _Toc227184948 \h </w:instrText>
+              <w:instrText xml:space="preserve"> PAGEREF _Toc228117600 \h </w:instrText>
             </w:r>
             <w:r>
               <w:rPr>
@@ -829,7 +829,7 @@
               <w:color w:val="auto"/>
             </w:rPr>
           </w:pPr>
-          <w:hyperlink w:anchor="_Toc227184949" w:history="1">
+          <w:hyperlink w:anchor="_Toc228117601" w:history="1">
             <w:r>
               <w:rPr>
                 <w:rStyle w:val="Hyperlink"/>
@@ -857,7 +857,7 @@
                 <w:noProof/>
                 <w:webHidden/>
               </w:rPr>
-              <w:instrText xml:space="preserve"> PAGEREF _Toc227184949 \h </w:instrText>
+              <w:instrText xml:space="preserve"> PAGEREF _Toc228117601 \h </w:instrText>
             </w:r>
             <w:r>
               <w:rPr>
@@ -904,7 +904,7 @@
               <w:szCs w:val="24"/>
             </w:rPr>
           </w:pPr>
-          <w:hyperlink w:anchor="_Toc227184950" w:history="1">
+          <w:hyperlink w:anchor="_Toc228117602" w:history="1">
             <w:r>
               <w:rPr>
                 <w:rStyle w:val="Hyperlink"/>
@@ -931,7 +931,7 @@
                 <w:noProof/>
                 <w:webHidden/>
               </w:rPr>
-              <w:instrText xml:space="preserve"> PAGEREF _Toc227184950 \h </w:instrText>
+              <w:instrText xml:space="preserve"> PAGEREF _Toc228117602 \h </w:instrText>
             </w:r>
             <w:r>
               <w:rPr>
@@ -976,13 +976,14 @@
               <w:szCs w:val="24"/>
             </w:rPr>
           </w:pPr>
-          <w:hyperlink w:anchor="_Toc227184951" w:history="1">
+          <w:hyperlink w:anchor="_Toc228117603" w:history="1">
             <w:r>
               <w:rPr>
                 <w:rStyle w:val="Hyperlink"/>
                 <w:noProof/>
-              </w:rPr>
-              <w:t>2.1.1 Funktionel</w:t>
+                <w:lang w:val="da-DK"/>
+              </w:rPr>
+              <w:t>2.1.1 Funktionelle</w:t>
             </w:r>
             <w:r>
               <w:rPr>
@@ -1003,7 +1004,7 @@
                 <w:noProof/>
                 <w:webHidden/>
               </w:rPr>
-              <w:instrText xml:space="preserve"> PAGEREF _Toc227184951 \h </w:instrText>
+              <w:instrText xml:space="preserve"> PAGEREF _Toc228117603 \h </w:instrText>
             </w:r>
             <w:r>
               <w:rPr>
@@ -1048,13 +1049,14 @@
               <w:szCs w:val="24"/>
             </w:rPr>
           </w:pPr>
-          <w:hyperlink w:anchor="_Toc227184952" w:history="1">
+          <w:hyperlink w:anchor="_Toc228117604" w:history="1">
             <w:r>
               <w:rPr>
                 <w:rStyle w:val="Hyperlink"/>
                 <w:noProof/>
-              </w:rPr>
-              <w:t>2.1.2 Ikke funktionel</w:t>
+                <w:lang w:val="da-DK"/>
+              </w:rPr>
+              <w:t>2.1.2 Ikke funktionelle</w:t>
             </w:r>
             <w:r>
               <w:rPr>
@@ -1075,7 +1077,7 @@
                 <w:noProof/>
                 <w:webHidden/>
               </w:rPr>
-              <w:instrText xml:space="preserve"> PAGEREF _Toc227184952 \h </w:instrText>
+              <w:instrText xml:space="preserve"> PAGEREF _Toc228117604 \h </w:instrText>
             </w:r>
             <w:r>
               <w:rPr>
@@ -1095,7 +1097,7 @@
                 <w:noProof/>
                 <w:webHidden/>
               </w:rPr>
-              <w:t>4</w:t>
+              <w:t>5</w:t>
             </w:r>
             <w:r>
               <w:rPr>
@@ -1122,7 +1124,7 @@
               <w:szCs w:val="24"/>
             </w:rPr>
           </w:pPr>
-          <w:hyperlink w:anchor="_Toc227184953" w:history="1">
+          <w:hyperlink w:anchor="_Toc228117605" w:history="1">
             <w:r>
               <w:rPr>
                 <w:rStyle w:val="Hyperlink"/>
@@ -1150,7 +1152,7 @@
                 <w:noProof/>
                 <w:webHidden/>
               </w:rPr>
-              <w:instrText xml:space="preserve"> PAGEREF _Toc227184953 \h </w:instrText>
+              <w:instrText xml:space="preserve"> PAGEREF _Toc228117605 \h </w:instrText>
             </w:r>
             <w:r>
               <w:rPr>
@@ -1170,7 +1172,7 @@
                 <w:noProof/>
                 <w:webHidden/>
               </w:rPr>
-              <w:t>5</w:t>
+              <w:t>6</w:t>
             </w:r>
             <w:r>
               <w:rPr>
@@ -1197,7 +1199,7 @@
               <w:color w:val="auto"/>
             </w:rPr>
           </w:pPr>
-          <w:hyperlink w:anchor="_Toc227184954" w:history="1">
+          <w:hyperlink w:anchor="_Toc228117606" w:history="1">
             <w:r>
               <w:rPr>
                 <w:rStyle w:val="Hyperlink"/>
@@ -1225,7 +1227,7 @@
                 <w:noProof/>
                 <w:webHidden/>
               </w:rPr>
-              <w:instrText xml:space="preserve"> PAGEREF _Toc227184954 \h </w:instrText>
+              <w:instrText xml:space="preserve"> PAGEREF _Toc228117606 \h </w:instrText>
             </w:r>
             <w:r>
               <w:rPr>
@@ -1245,7 +1247,7 @@
                 <w:noProof/>
                 <w:webHidden/>
               </w:rPr>
-              <w:t>5</w:t>
+              <w:t>7</w:t>
             </w:r>
             <w:r>
               <w:rPr>
@@ -1272,7 +1274,7 @@
               <w:szCs w:val="24"/>
             </w:rPr>
           </w:pPr>
-          <w:hyperlink w:anchor="_Toc227184955" w:history="1">
+          <w:hyperlink w:anchor="_Toc228117607" w:history="1">
             <w:r>
               <w:rPr>
                 <w:rStyle w:val="Hyperlink"/>
@@ -1300,7 +1302,7 @@
                 <w:noProof/>
                 <w:webHidden/>
               </w:rPr>
-              <w:instrText xml:space="preserve"> PAGEREF _Toc227184955 \h </w:instrText>
+              <w:instrText xml:space="preserve"> PAGEREF _Toc228117607 \h </w:instrText>
             </w:r>
             <w:r>
               <w:rPr>
@@ -1320,7 +1322,7 @@
                 <w:noProof/>
                 <w:webHidden/>
               </w:rPr>
-              <w:t>6</w:t>
+              <w:t>8</w:t>
             </w:r>
             <w:r>
               <w:rPr>
@@ -1345,7 +1347,7 @@
               <w:szCs w:val="24"/>
             </w:rPr>
           </w:pPr>
-          <w:hyperlink w:anchor="_Toc227184956" w:history="1">
+          <w:hyperlink w:anchor="_Toc228117608" w:history="1">
             <w:r>
               <w:rPr>
                 <w:rStyle w:val="Hyperlink"/>
@@ -1373,7 +1375,7 @@
                 <w:noProof/>
                 <w:webHidden/>
               </w:rPr>
-              <w:instrText xml:space="preserve"> PAGEREF _Toc227184956 \h </w:instrText>
+              <w:instrText xml:space="preserve"> PAGEREF _Toc228117608 \h </w:instrText>
             </w:r>
             <w:r>
               <w:rPr>
@@ -1393,7 +1395,7 @@
                 <w:noProof/>
                 <w:webHidden/>
               </w:rPr>
-              <w:t>7</w:t>
+              <w:t>8</w:t>
             </w:r>
             <w:r>
               <w:rPr>
@@ -1418,7 +1420,7 @@
               <w:szCs w:val="24"/>
             </w:rPr>
           </w:pPr>
-          <w:hyperlink w:anchor="_Toc227184957" w:history="1">
+          <w:hyperlink w:anchor="_Toc228117609" w:history="1">
             <w:r>
               <w:rPr>
                 <w:rStyle w:val="Hyperlink"/>
@@ -1446,7 +1448,7 @@
                 <w:noProof/>
                 <w:webHidden/>
               </w:rPr>
-              <w:instrText xml:space="preserve"> PAGEREF _Toc227184957 \h </w:instrText>
+              <w:instrText xml:space="preserve"> PAGEREF _Toc228117609 \h </w:instrText>
             </w:r>
             <w:r>
               <w:rPr>
@@ -1466,7 +1468,7 @@
                 <w:noProof/>
                 <w:webHidden/>
               </w:rPr>
-              <w:t>7</w:t>
+              <w:t>9</w:t>
             </w:r>
             <w:r>
               <w:rPr>
@@ -1491,7 +1493,7 @@
               <w:szCs w:val="24"/>
             </w:rPr>
           </w:pPr>
-          <w:hyperlink w:anchor="_Toc227184958" w:history="1">
+          <w:hyperlink w:anchor="_Toc228117610" w:history="1">
             <w:r>
               <w:rPr>
                 <w:rStyle w:val="Hyperlink"/>
@@ -1518,7 +1520,7 @@
                 <w:noProof/>
                 <w:webHidden/>
               </w:rPr>
-              <w:instrText xml:space="preserve"> PAGEREF _Toc227184958 \h </w:instrText>
+              <w:instrText xml:space="preserve"> PAGEREF _Toc228117610 \h </w:instrText>
             </w:r>
             <w:r>
               <w:rPr>
@@ -1538,7 +1540,7 @@
                 <w:noProof/>
                 <w:webHidden/>
               </w:rPr>
-              <w:t>9</w:t>
+              <w:t>12</w:t>
             </w:r>
             <w:r>
               <w:rPr>
@@ -1563,7 +1565,7 @@
               <w:szCs w:val="24"/>
             </w:rPr>
           </w:pPr>
-          <w:hyperlink w:anchor="_Toc227184959" w:history="1">
+          <w:hyperlink w:anchor="_Toc228117611" w:history="1">
             <w:r>
               <w:rPr>
                 <w:rStyle w:val="Hyperlink"/>
@@ -1591,7 +1593,7 @@
                 <w:noProof/>
                 <w:webHidden/>
               </w:rPr>
-              <w:instrText xml:space="preserve"> PAGEREF _Toc227184959 \h </w:instrText>
+              <w:instrText xml:space="preserve"> PAGEREF _Toc228117611 \h </w:instrText>
             </w:r>
             <w:r>
               <w:rPr>
@@ -1611,7 +1613,7 @@
                 <w:noProof/>
                 <w:webHidden/>
               </w:rPr>
-              <w:t>10</w:t>
+              <w:t>13</w:t>
             </w:r>
             <w:r>
               <w:rPr>
@@ -1638,7 +1640,7 @@
               <w:szCs w:val="24"/>
             </w:rPr>
           </w:pPr>
-          <w:hyperlink w:anchor="_Toc227184960" w:history="1">
+          <w:hyperlink w:anchor="_Toc228117612" w:history="1">
             <w:r>
               <w:rPr>
                 <w:rStyle w:val="Hyperlink"/>
@@ -1666,7 +1668,7 @@
                 <w:noProof/>
                 <w:webHidden/>
               </w:rPr>
-              <w:instrText xml:space="preserve"> PAGEREF _Toc227184960 \h </w:instrText>
+              <w:instrText xml:space="preserve"> PAGEREF _Toc228117612 \h </w:instrText>
             </w:r>
             <w:r>
               <w:rPr>
@@ -1686,7 +1688,7 @@
                 <w:noProof/>
                 <w:webHidden/>
               </w:rPr>
-              <w:t>10</w:t>
+              <w:t>14</w:t>
             </w:r>
             <w:r>
               <w:rPr>
@@ -1711,7 +1713,7 @@
               <w:szCs w:val="24"/>
             </w:rPr>
           </w:pPr>
-          <w:hyperlink w:anchor="_Toc227184961" w:history="1">
+          <w:hyperlink w:anchor="_Toc228117613" w:history="1">
             <w:r>
               <w:rPr>
                 <w:rStyle w:val="Hyperlink"/>
@@ -1738,7 +1740,7 @@
                 <w:noProof/>
                 <w:webHidden/>
               </w:rPr>
-              <w:instrText xml:space="preserve"> PAGEREF _Toc227184961 \h </w:instrText>
+              <w:instrText xml:space="preserve"> PAGEREF _Toc228117613 \h </w:instrText>
             </w:r>
             <w:r>
               <w:rPr>
@@ -1758,7 +1760,7 @@
                 <w:noProof/>
                 <w:webHidden/>
               </w:rPr>
-              <w:t>11</w:t>
+              <w:t>14</w:t>
             </w:r>
             <w:r>
               <w:rPr>
@@ -1783,11 +1785,12 @@
               <w:szCs w:val="24"/>
             </w:rPr>
           </w:pPr>
-          <w:hyperlink w:anchor="_Toc227184962" w:history="1">
+          <w:hyperlink w:anchor="_Toc228117614" w:history="1">
             <w:r>
               <w:rPr>
                 <w:rStyle w:val="Hyperlink"/>
                 <w:noProof/>
+                <w:lang w:val="da-DK"/>
               </w:rPr>
               <w:t>3.2.2 Production</w:t>
             </w:r>
@@ -1810,7 +1813,7 @@
                 <w:noProof/>
                 <w:webHidden/>
               </w:rPr>
-              <w:instrText xml:space="preserve"> PAGEREF _Toc227184962 \h </w:instrText>
+              <w:instrText xml:space="preserve"> PAGEREF _Toc228117614 \h </w:instrText>
             </w:r>
             <w:r>
               <w:rPr>
@@ -1830,7 +1833,7 @@
                 <w:noProof/>
                 <w:webHidden/>
               </w:rPr>
-              <w:t>11</w:t>
+              <w:t>14</w:t>
             </w:r>
             <w:r>
               <w:rPr>
@@ -1857,11 +1860,12 @@
               <w:color w:val="auto"/>
             </w:rPr>
           </w:pPr>
-          <w:hyperlink w:anchor="_Toc227184963" w:history="1">
+          <w:hyperlink w:anchor="_Toc228117615" w:history="1">
             <w:r>
               <w:rPr>
                 <w:rStyle w:val="Hyperlink"/>
                 <w:noProof/>
+                <w:lang w:val="da-DK"/>
               </w:rPr>
               <w:t>4.0 Testing</w:t>
             </w:r>
@@ -1884,7 +1888,7 @@
                 <w:noProof/>
                 <w:webHidden/>
               </w:rPr>
-              <w:instrText xml:space="preserve"> PAGEREF _Toc227184963 \h </w:instrText>
+              <w:instrText xml:space="preserve"> PAGEREF _Toc228117615 \h </w:instrText>
             </w:r>
             <w:r>
               <w:rPr>
@@ -1904,7 +1908,7 @@
                 <w:noProof/>
                 <w:webHidden/>
               </w:rPr>
-              <w:t>11</w:t>
+              <w:t>15</w:t>
             </w:r>
             <w:r>
               <w:rPr>
@@ -1931,11 +1935,12 @@
               <w:szCs w:val="24"/>
             </w:rPr>
           </w:pPr>
-          <w:hyperlink w:anchor="_Toc227184964" w:history="1">
+          <w:hyperlink w:anchor="_Toc228117616" w:history="1">
             <w:r>
               <w:rPr>
                 <w:rStyle w:val="Hyperlink"/>
                 <w:noProof/>
+                <w:lang w:val="da-DK"/>
               </w:rPr>
               <w:t>4.1 Unit Tests</w:t>
             </w:r>
@@ -1958,7 +1963,7 @@
                 <w:noProof/>
                 <w:webHidden/>
               </w:rPr>
-              <w:instrText xml:space="preserve"> PAGEREF _Toc227184964 \h </w:instrText>
+              <w:instrText xml:space="preserve"> PAGEREF _Toc228117616 \h </w:instrText>
             </w:r>
             <w:r>
               <w:rPr>
@@ -1978,7 +1983,7 @@
                 <w:noProof/>
                 <w:webHidden/>
               </w:rPr>
-              <w:t>13</w:t>
+              <w:t>17</w:t>
             </w:r>
             <w:r>
               <w:rPr>
@@ -2005,11 +2010,12 @@
               <w:szCs w:val="24"/>
             </w:rPr>
           </w:pPr>
-          <w:hyperlink w:anchor="_Toc227184965" w:history="1">
+          <w:hyperlink w:anchor="_Toc228117617" w:history="1">
             <w:r>
               <w:rPr>
                 <w:rStyle w:val="Hyperlink"/>
                 <w:noProof/>
+                <w:lang w:val="da-DK"/>
               </w:rPr>
               <w:t>4.2 Integration Tests</w:t>
             </w:r>
@@ -2032,7 +2038,7 @@
                 <w:noProof/>
                 <w:webHidden/>
               </w:rPr>
-              <w:instrText xml:space="preserve"> PAGEREF _Toc227184965 \h </w:instrText>
+              <w:instrText xml:space="preserve"> PAGEREF _Toc228117617 \h </w:instrText>
             </w:r>
             <w:r>
               <w:rPr>
@@ -2052,7 +2058,7 @@
                 <w:noProof/>
                 <w:webHidden/>
               </w:rPr>
-              <w:t>14</w:t>
+              <w:t>17</w:t>
             </w:r>
             <w:r>
               <w:rPr>
@@ -2079,11 +2085,12 @@
               <w:szCs w:val="24"/>
             </w:rPr>
           </w:pPr>
-          <w:hyperlink w:anchor="_Toc227184966" w:history="1">
+          <w:hyperlink w:anchor="_Toc228117618" w:history="1">
             <w:r>
               <w:rPr>
                 <w:rStyle w:val="Hyperlink"/>
                 <w:noProof/>
+                <w:lang w:val="da-DK"/>
               </w:rPr>
               <w:t>4.3 API Tests</w:t>
             </w:r>
@@ -2106,7 +2113,7 @@
                 <w:noProof/>
                 <w:webHidden/>
               </w:rPr>
-              <w:instrText xml:space="preserve"> PAGEREF _Toc227184966 \h </w:instrText>
+              <w:instrText xml:space="preserve"> PAGEREF _Toc228117618 \h </w:instrText>
             </w:r>
             <w:r>
               <w:rPr>
@@ -2126,7 +2133,7 @@
                 <w:noProof/>
                 <w:webHidden/>
               </w:rPr>
-              <w:t>14</w:t>
+              <w:t>17</w:t>
             </w:r>
             <w:r>
               <w:rPr>
@@ -2153,11 +2160,12 @@
               <w:szCs w:val="24"/>
             </w:rPr>
           </w:pPr>
-          <w:hyperlink w:anchor="_Toc227184967" w:history="1">
+          <w:hyperlink w:anchor="_Toc228117619" w:history="1">
             <w:r>
               <w:rPr>
                 <w:rStyle w:val="Hyperlink"/>
                 <w:noProof/>
+                <w:lang w:val="da-DK"/>
               </w:rPr>
               <w:t>4.4 End to end tests</w:t>
             </w:r>
@@ -2180,7 +2188,7 @@
                 <w:noProof/>
                 <w:webHidden/>
               </w:rPr>
-              <w:instrText xml:space="preserve"> PAGEREF _Toc227184967 \h </w:instrText>
+              <w:instrText xml:space="preserve"> PAGEREF _Toc228117619 \h </w:instrText>
             </w:r>
             <w:r>
               <w:rPr>
@@ -2200,7 +2208,7 @@
                 <w:noProof/>
                 <w:webHidden/>
               </w:rPr>
-              <w:t>14</w:t>
+              <w:t>17</w:t>
             </w:r>
             <w:r>
               <w:rPr>
@@ -2227,7 +2235,7 @@
               <w:szCs w:val="24"/>
             </w:rPr>
           </w:pPr>
-          <w:hyperlink w:anchor="_Toc227184968" w:history="1">
+          <w:hyperlink w:anchor="_Toc228117620" w:history="1">
             <w:r>
               <w:rPr>
                 <w:rStyle w:val="Hyperlink"/>
@@ -2255,7 +2263,7 @@
                 <w:noProof/>
                 <w:webHidden/>
               </w:rPr>
-              <w:instrText xml:space="preserve"> PAGEREF _Toc227184968 \h </w:instrText>
+              <w:instrText xml:space="preserve"> PAGEREF _Toc228117620 \h </w:instrText>
             </w:r>
             <w:r>
               <w:rPr>
@@ -2275,7 +2283,7 @@
                 <w:noProof/>
                 <w:webHidden/>
               </w:rPr>
-              <w:t>14</w:t>
+              <w:t>17</w:t>
             </w:r>
             <w:r>
               <w:rPr>
@@ -2302,7 +2310,7 @@
               <w:color w:val="auto"/>
             </w:rPr>
           </w:pPr>
-          <w:hyperlink w:anchor="_Toc227184969" w:history="1">
+          <w:hyperlink w:anchor="_Toc228117621" w:history="1">
             <w:r>
               <w:rPr>
                 <w:rStyle w:val="Hyperlink"/>
@@ -2330,7 +2338,7 @@
                 <w:noProof/>
                 <w:webHidden/>
               </w:rPr>
-              <w:instrText xml:space="preserve"> PAGEREF _Toc227184969 \h </w:instrText>
+              <w:instrText xml:space="preserve"> PAGEREF _Toc228117621 \h </w:instrText>
             </w:r>
             <w:r>
               <w:rPr>
@@ -2350,7 +2358,7 @@
                 <w:noProof/>
                 <w:webHidden/>
               </w:rPr>
-              <w:t>14</w:t>
+              <w:t>18</w:t>
             </w:r>
             <w:r>
               <w:rPr>
@@ -2377,30 +2385,13 @@
               <w:color w:val="auto"/>
             </w:rPr>
           </w:pPr>
-          <w:hyperlink w:anchor="_Toc227184970" w:history="1">
+          <w:hyperlink w:anchor="_Toc228117622" w:history="1">
             <w:r>
               <w:rPr>
                 <w:rStyle w:val="Hyperlink"/>
                 <w:noProof/>
-                <w:lang w:val="da-DK"/>
-              </w:rPr>
-              <w:t>6.0 Litt</w:t>
-            </w:r>
-            <w:r>
-              <w:rPr>
-                <w:rStyle w:val="Hyperlink"/>
-                <w:noProof/>
-                <w:lang w:val="da-DK"/>
-              </w:rPr>
-              <w:t>e</w:t>
-            </w:r>
-            <w:r>
-              <w:rPr>
-                <w:rStyle w:val="Hyperlink"/>
-                <w:noProof/>
-                <w:lang w:val="da-DK"/>
-              </w:rPr>
-              <w:t>raturliste</w:t>
+              </w:rPr>
+              <w:t>6.0 Litteraturliste</w:t>
             </w:r>
             <w:r>
               <w:rPr>
@@ -2421,7 +2412,7 @@
                 <w:noProof/>
                 <w:webHidden/>
               </w:rPr>
-              <w:instrText xml:space="preserve"> PAGEREF _Toc227184970 \h </w:instrText>
+              <w:instrText xml:space="preserve"> PAGEREF _Toc228117622 \h </w:instrText>
             </w:r>
             <w:r>
               <w:rPr>
@@ -2441,7 +2432,7 @@
                 <w:noProof/>
                 <w:webHidden/>
               </w:rPr>
-              <w:t>14</w:t>
+              <w:t>18</w:t>
             </w:r>
             <w:r>
               <w:rPr>
@@ -2468,7 +2459,7 @@
               <w:color w:val="auto"/>
             </w:rPr>
           </w:pPr>
-          <w:hyperlink w:anchor="_Toc227184971" w:history="1">
+          <w:hyperlink w:anchor="_Toc228117623" w:history="1">
             <w:r>
               <w:rPr>
                 <w:rStyle w:val="Hyperlink"/>
@@ -2496,7 +2487,7 @@
                 <w:noProof/>
                 <w:webHidden/>
               </w:rPr>
-              <w:instrText xml:space="preserve"> PAGEREF _Toc227184971 \h </w:instrText>
+              <w:instrText xml:space="preserve"> PAGEREF _Toc228117623 \h </w:instrText>
             </w:r>
             <w:r>
               <w:rPr>
@@ -2516,7 +2507,7 @@
                 <w:noProof/>
                 <w:webHidden/>
               </w:rPr>
-              <w:t>15</w:t>
+              <w:t>19</w:t>
             </w:r>
             <w:r>
               <w:rPr>
@@ -2554,7 +2545,7 @@
           <w:lang w:val="da-DK"/>
         </w:rPr>
       </w:pPr>
-      <w:bookmarkStart w:id="0" w:name="_Toc227184947"/>
+      <w:bookmarkStart w:id="0" w:name="_Toc228117599"/>
       <w:r>
         <w:rPr>
           <w:lang w:val="da-DK"/>
@@ -2586,7 +2577,19 @@
         <w:rPr>
           <w:lang w:val="da-DK"/>
         </w:rPr>
-        <w:t xml:space="preserve">udviklingen af </w:t>
+        <w:t>udviklingen af</w:t>
+      </w:r>
+      <w:r>
+        <w:rPr>
+          <w:lang w:val="da-DK"/>
+        </w:rPr>
+        <w:t xml:space="preserve"> applikationen</w:t>
+      </w:r>
+      <w:r>
+        <w:rPr>
+          <w:lang w:val="da-DK"/>
+        </w:rPr>
+        <w:t xml:space="preserve"> </w:t>
       </w:r>
       <w:r>
         <w:rPr>
@@ -2604,7 +2607,7 @@
         <w:rPr>
           <w:lang w:val="da-DK"/>
         </w:rPr>
-        <w:t>Projektet har til formål at samle og anvende centrale teknologier, metoder og principper, der er blevet gennemgået i løbet af uddannelsen.</w:t>
+        <w:t>Projektet har til formål at anvende centrale teknologier, metoder og principper, der er blevet gennemgået i løbet af uddannelsen.</w:t>
       </w:r>
     </w:p>
     <w:p>
@@ -2816,12 +2819,6 @@
         <w:rPr>
           <w:lang w:val="da-DK"/>
         </w:rPr>
-        <w:t xml:space="preserve">både </w:t>
-      </w:r>
-      <w:r>
-        <w:rPr>
-          <w:lang w:val="da-DK"/>
-        </w:rPr>
         <w:t>på udvikling</w:t>
       </w:r>
       <w:r>
@@ -2851,7 +2848,7 @@
           <w:lang w:val="da-DK"/>
         </w:rPr>
       </w:pPr>
-      <w:bookmarkStart w:id="1" w:name="_Toc227184948"/>
+      <w:bookmarkStart w:id="1" w:name="_Toc228117600"/>
       <w:r>
         <w:rPr>
           <w:lang w:val="da-DK"/>
@@ -2941,7 +2938,19 @@
         <w:rPr>
           <w:lang w:val="da-DK"/>
         </w:rPr>
-        <w:t xml:space="preserve">Med fokus på udviklingen af en skalerbar platform undersøges det, hvordan de enkelte services interagerer, samt hvordan uafhængig skalering og deployment optimerer systemets pålidelighed </w:t>
+        <w:t xml:space="preserve">Med fokus på udviklingen af en skalerbar platform undersøges det, hvordan de enkelte services </w:t>
+      </w:r>
+      <w:r>
+        <w:rPr>
+          <w:lang w:val="da-DK"/>
+        </w:rPr>
+        <w:t xml:space="preserve">bedst muligt kommunikerer med hinanden og </w:t>
+      </w:r>
+      <w:r>
+        <w:rPr>
+          <w:lang w:val="da-DK"/>
+        </w:rPr>
+        <w:t xml:space="preserve">hvordan uafhængig skalering og deployment optimerer systemets pålidelighed </w:t>
       </w:r>
       <w:r>
         <w:rPr>
@@ -3157,45 +3166,509 @@
           <w:lang w:val="da-DK"/>
         </w:rPr>
       </w:pPr>
-      <w:bookmarkStart w:id="2" w:name="_Toc227184949"/>
+      <w:bookmarkStart w:id="2" w:name="_Toc228117601"/>
+      <w:r>
+        <w:rPr>
+          <w:lang w:val="da-DK"/>
+        </w:rPr>
+        <w:t>2</w:t>
+      </w:r>
+      <w:r>
+        <w:rPr>
+          <w:lang w:val="da-DK"/>
+        </w:rPr>
+        <w:t>.0 Udviklingsproces</w:t>
+      </w:r>
+      <w:bookmarkEnd w:id="2"/>
+    </w:p>
+    <w:p>
+      <w:pPr>
+        <w:rPr>
+          <w:lang w:val="da-DK"/>
+        </w:rPr>
+      </w:pPr>
+      <w:r>
+        <w:rPr>
+          <w:lang w:val="da-DK"/>
+        </w:rPr>
+        <w:t>I d</w:t>
+      </w:r>
+      <w:r>
+        <w:rPr>
+          <w:lang w:val="da-DK"/>
+        </w:rPr>
+        <w:t xml:space="preserve">ette afsnit </w:t>
+      </w:r>
+      <w:r>
+        <w:rPr>
+          <w:lang w:val="da-DK"/>
+        </w:rPr>
+        <w:t xml:space="preserve">vil jeg </w:t>
+      </w:r>
+      <w:r>
+        <w:rPr>
+          <w:lang w:val="da-DK"/>
+        </w:rPr>
+        <w:t xml:space="preserve">beskrive </w:t>
+      </w:r>
+      <w:r>
+        <w:rPr>
+          <w:lang w:val="da-DK"/>
+        </w:rPr>
+        <w:t xml:space="preserve">min </w:t>
+      </w:r>
+      <w:r>
+        <w:rPr>
+          <w:lang w:val="da-DK"/>
+        </w:rPr>
+        <w:t xml:space="preserve">udviklingsproces </w:t>
+      </w:r>
+      <w:r>
+        <w:rPr>
+          <w:lang w:val="da-DK"/>
+        </w:rPr>
+        <w:t xml:space="preserve">og </w:t>
+      </w:r>
+      <w:r>
+        <w:rPr>
+          <w:lang w:val="da-DK"/>
+        </w:rPr>
+        <w:t xml:space="preserve">de overvejelser, der ligger bag valget af </w:t>
+      </w:r>
+      <w:r>
+        <w:rPr>
+          <w:lang w:val="da-DK"/>
+        </w:rPr>
+        <w:t xml:space="preserve">min </w:t>
+      </w:r>
+      <w:r>
+        <w:rPr>
+          <w:lang w:val="da-DK"/>
+        </w:rPr>
+        <w:t>arbejdsmetode</w:t>
+      </w:r>
+      <w:r>
+        <w:rPr>
+          <w:lang w:val="da-DK"/>
+        </w:rPr>
+        <w:t xml:space="preserve"> for udviklingen af Munchora</w:t>
+      </w:r>
+      <w:r>
+        <w:rPr>
+          <w:lang w:val="da-DK"/>
+        </w:rPr>
+        <w:t xml:space="preserve">. Der gives et overblik over, hvordan udviklingen er struktureret i praksis, samt hvilke værktøjer </w:t>
+      </w:r>
+      <w:r>
+        <w:rPr>
+          <w:lang w:val="da-DK"/>
+        </w:rPr>
+        <w:t xml:space="preserve">jeg har </w:t>
+      </w:r>
+      <w:r>
+        <w:rPr>
+          <w:lang w:val="da-DK"/>
+        </w:rPr>
+        <w:t xml:space="preserve">anvendt til planlægning og opgavestyring. </w:t>
+      </w:r>
+      <w:r>
+        <w:rPr>
+          <w:lang w:val="da-DK"/>
+        </w:rPr>
+        <w:t>Jeg vil også komme ind på</w:t>
+      </w:r>
+      <w:r>
+        <w:rPr>
+          <w:lang w:val="da-DK"/>
+        </w:rPr>
+        <w:t xml:space="preserve">, hvordan </w:t>
+      </w:r>
+      <w:r>
+        <w:rPr>
+          <w:lang w:val="da-DK"/>
+        </w:rPr>
+        <w:t xml:space="preserve">min </w:t>
+      </w:r>
+      <w:r>
+        <w:rPr>
+          <w:lang w:val="da-DK"/>
+        </w:rPr>
+        <w:t xml:space="preserve">proces </w:t>
+      </w:r>
+      <w:r>
+        <w:rPr>
+          <w:lang w:val="da-DK"/>
+        </w:rPr>
+        <w:t xml:space="preserve">har været væsentligt anderledes sammenlignet med processen for </w:t>
+      </w:r>
+      <w:r>
+        <w:rPr>
+          <w:lang w:val="da-DK"/>
+        </w:rPr>
+        <w:t>et team</w:t>
+      </w:r>
+      <w:r>
+        <w:rPr>
+          <w:lang w:val="da-DK"/>
+        </w:rPr>
+        <w:t xml:space="preserve"> </w:t>
+      </w:r>
+      <w:r>
+        <w:rPr>
+          <w:lang w:val="da-DK"/>
+        </w:rPr>
+        <w:t>baseret setup</w:t>
+      </w:r>
+      <w:r>
+        <w:rPr>
+          <w:lang w:val="da-DK"/>
+        </w:rPr>
+        <w:t>.</w:t>
+      </w:r>
+    </w:p>
+    <w:p>
+      <w:pPr>
+        <w:rPr>
+          <w:lang w:val="da-DK"/>
+        </w:rPr>
+      </w:pPr>
+    </w:p>
+    <w:p>
+      <w:pPr>
+        <w:pStyle w:val="Heading2"/>
+      </w:pPr>
+      <w:bookmarkStart w:id="3" w:name="_Toc228117602"/>
+      <w:r>
+        <w:t>2</w:t>
+      </w:r>
+      <w:r>
+        <w:t>.1 Requirements</w:t>
+      </w:r>
+      <w:bookmarkEnd w:id="3"/>
+    </w:p>
+    <w:p>
+      <w:pPr>
+        <w:rPr>
+          <w:lang w:val="da-DK"/>
+        </w:rPr>
+      </w:pPr>
+      <w:r>
+        <w:rPr>
+          <w:lang w:val="da-DK"/>
+        </w:rPr>
+        <w:t xml:space="preserve">Kravene er </w:t>
+      </w:r>
+      <w:r>
+        <w:rPr>
+          <w:lang w:val="da-DK"/>
+        </w:rPr>
+        <w:t xml:space="preserve">groft </w:t>
+      </w:r>
+      <w:r>
+        <w:rPr>
+          <w:lang w:val="da-DK"/>
+        </w:rPr>
+        <w:t>organiseret</w:t>
+      </w:r>
+      <w:r>
+        <w:rPr>
+          <w:lang w:val="da-DK"/>
+        </w:rPr>
+        <w:t xml:space="preserve"> og indsamlet</w:t>
+      </w:r>
+      <w:r>
+        <w:rPr>
+          <w:lang w:val="da-DK"/>
+        </w:rPr>
+        <w:t xml:space="preserve"> i</w:t>
+      </w:r>
+      <w:r>
+        <w:rPr>
+          <w:lang w:val="da-DK"/>
+        </w:rPr>
+        <w:t xml:space="preserve"> </w:t>
+      </w:r>
+      <w:r>
+        <w:rPr>
+          <w:lang w:val="da-DK"/>
+        </w:rPr>
+        <w:t xml:space="preserve">Linear, </w:t>
+      </w:r>
+      <w:r>
+        <w:rPr>
+          <w:lang w:val="da-DK"/>
+        </w:rPr>
+        <w:t>hvilket</w:t>
+      </w:r>
+      <w:r>
+        <w:rPr>
+          <w:lang w:val="da-DK"/>
+        </w:rPr>
+        <w:t xml:space="preserve"> har fungeret som </w:t>
+      </w:r>
+      <w:r>
+        <w:rPr>
+          <w:lang w:val="da-DK"/>
+        </w:rPr>
+        <w:t xml:space="preserve">et </w:t>
+      </w:r>
+      <w:r>
+        <w:rPr>
+          <w:lang w:val="da-DK"/>
+        </w:rPr>
+        <w:t>centralt backlog</w:t>
+      </w:r>
+      <w:r>
+        <w:rPr>
+          <w:lang w:val="da-DK"/>
+        </w:rPr>
+        <w:t xml:space="preserve"> </w:t>
+      </w:r>
+      <w:r>
+        <w:rPr>
+          <w:lang w:val="da-DK"/>
+        </w:rPr>
+        <w:t>værktøj. Her er alle opgaver</w:t>
+      </w:r>
+      <w:r>
+        <w:rPr>
+          <w:lang w:val="da-DK"/>
+        </w:rPr>
+        <w:t xml:space="preserve"> og</w:t>
+      </w:r>
+      <w:r>
+        <w:rPr>
+          <w:lang w:val="da-DK"/>
+        </w:rPr>
+        <w:t xml:space="preserve"> forbedringer blevet registreret</w:t>
+      </w:r>
+      <w:r>
+        <w:rPr>
+          <w:lang w:val="da-DK"/>
+        </w:rPr>
+        <w:t xml:space="preserve"> og</w:t>
+      </w:r>
+      <w:r>
+        <w:rPr>
+          <w:lang w:val="da-DK"/>
+        </w:rPr>
+        <w:t xml:space="preserve"> prioriteret, hvilket har givet </w:t>
+      </w:r>
+      <w:r>
+        <w:rPr>
+          <w:lang w:val="da-DK"/>
+        </w:rPr>
+        <w:t xml:space="preserve">mig </w:t>
+      </w:r>
+      <w:r>
+        <w:rPr>
+          <w:lang w:val="da-DK"/>
+        </w:rPr>
+        <w:t xml:space="preserve">et kontinuerligt overblik over </w:t>
+      </w:r>
+      <w:r>
+        <w:rPr>
+          <w:lang w:val="da-DK"/>
+        </w:rPr>
+        <w:t>Munchoras</w:t>
+      </w:r>
+      <w:r>
+        <w:rPr>
+          <w:lang w:val="da-DK"/>
+        </w:rPr>
+        <w:t xml:space="preserve"> fremdrift og sikret en iterativ udviklingsproces. </w:t>
+      </w:r>
+      <w:r>
+        <w:rPr>
+          <w:color w:val="EE0000"/>
+          <w:lang w:val="da-DK"/>
+        </w:rPr>
+        <w:t>(Evt. henvisning til bilag/skærmbillede kan indsættes her).</w:t>
+      </w:r>
+    </w:p>
+    <w:p>
+      <w:pPr>
+        <w:rPr>
+          <w:lang w:val="da-DK"/>
+        </w:rPr>
+      </w:pPr>
+      <w:r>
+        <w:rPr>
+          <w:lang w:val="da-DK"/>
+        </w:rPr>
+        <w:t xml:space="preserve">Jeg har gjort brug af </w:t>
+      </w:r>
+      <w:r>
+        <w:rPr>
+          <w:lang w:val="da-DK"/>
+        </w:rPr>
+        <w:t>FURPS model</w:t>
+      </w:r>
+      <w:r>
+        <w:rPr>
+          <w:lang w:val="da-DK"/>
+        </w:rPr>
+        <w:t>len til opsætningen af kravene</w:t>
+      </w:r>
+      <w:r>
+        <w:rPr>
+          <w:lang w:val="da-DK"/>
+        </w:rPr>
+        <w:t>. De funktionelle krav er primært formuleret med udgangspunkt i konkrete brugerinteraktioner, mens de ikke-funktionelle krav i højere grad afspejler systemets overordnede kvaliteter og den samlede brugeroplevelse. Kernefunktionaliteten i Munchora centrerer sig omkring brugeroprettelse og autentifikation, som danner fundamentet for adgang til systemets øvrige features. Når en bruger er oprettet og logget ind, får vedkommende adgang til AI</w:t>
+      </w:r>
+      <w:r>
+        <w:rPr>
+          <w:lang w:val="da-DK"/>
+        </w:rPr>
+        <w:t xml:space="preserve"> </w:t>
+      </w:r>
+      <w:r>
+        <w:rPr>
+          <w:lang w:val="da-DK"/>
+        </w:rPr>
+        <w:t>baseret opskriftsgenerering samt mulighed for at oprette og dele handlelister. Disse funktioner understøtter både individuel brug og samarbejde mellem brugere. Det er samtidig et centralt krav, at brugerdata håndteres sikkert og isoleret. Adgang til data på tværs af brugere er strengt kontrolleret og kræver eksplicit tilladelse, hvilket stiller krav til både autentifikation, autorisation og korrekt håndtering af datatilgange i systemets arkitektur.</w:t>
+      </w:r>
+    </w:p>
+    <w:p>
+      <w:pPr>
+        <w:rPr>
+          <w:lang w:val="da-DK"/>
+        </w:rPr>
+      </w:pPr>
+    </w:p>
+    <w:p>
+      <w:pPr>
+        <w:pStyle w:val="Heading3"/>
+        <w:rPr>
+          <w:lang w:val="da-DK"/>
+        </w:rPr>
+      </w:pPr>
+      <w:bookmarkStart w:id="4" w:name="_Toc228117603"/>
+      <w:r>
+        <w:rPr>
+          <w:lang w:val="da-DK"/>
+        </w:rPr>
+        <w:t>2.1.1 Funktionel</w:t>
+      </w:r>
+      <w:r>
+        <w:rPr>
+          <w:lang w:val="da-DK"/>
+        </w:rPr>
+        <w:t>le</w:t>
+      </w:r>
+      <w:bookmarkEnd w:id="4"/>
+    </w:p>
+    <w:p>
+      <w:pPr>
+        <w:rPr>
+          <w:lang w:val="da-DK"/>
+        </w:rPr>
+      </w:pPr>
+      <w:r>
+        <w:rPr>
+          <w:lang w:val="da-DK"/>
+        </w:rPr>
+        <w:t xml:space="preserve">De funktionelle krav for Munchora præsenteres her på et overordnet niveau som centrale features eller større funktionelle enheder. Disse repræsenterer systemets primære </w:t>
+      </w:r>
       <w:r>
         <w:rPr>
           <w:lang w:val="da-DK"/>
         </w:rPr>
         <w:lastRenderedPageBreak/>
-        <w:t>2</w:t>
-      </w:r>
-      <w:r>
-        <w:rPr>
-          <w:lang w:val="da-DK"/>
-        </w:rPr>
-        <w:t>.0 Udviklingsproces</w:t>
-      </w:r>
-      <w:bookmarkEnd w:id="2"/>
-    </w:p>
-    <w:p>
-      <w:pPr>
-        <w:rPr>
-          <w:lang w:val="da-DK"/>
-        </w:rPr>
-      </w:pPr>
-      <w:r>
-        <w:rPr>
-          <w:lang w:val="da-DK"/>
-        </w:rPr>
-        <w:t>Dette afsnit beskriver den anvendte udviklingsproces i projektet samt de overvejelser, der ligger bag valget af arbejdsmetode. Der gives et overblik over, hvordan udviklingen er struktureret i praksis, samt hvilke værktøjer der er anvendt til planlægning og opgavestyring. Afslutningsvis perspektiveres der til, hvordan processen kunne have været tilrettelagt i et team</w:t>
-      </w:r>
-      <w:r>
-        <w:rPr>
-          <w:lang w:val="da-DK"/>
-        </w:rPr>
-        <w:t xml:space="preserve"> </w:t>
-      </w:r>
-      <w:r>
-        <w:rPr>
-          <w:lang w:val="da-DK"/>
-        </w:rPr>
-        <w:t>baseret setup</w:t>
+        <w:t>egenskaber</w:t>
+      </w:r>
+      <w:r>
+        <w:rPr>
+          <w:lang w:val="da-DK"/>
+        </w:rPr>
+        <w:t xml:space="preserve"> set fra et bruger- og forretningsperspektiv. Hver feature </w:t>
+      </w:r>
+      <w:r>
+        <w:rPr>
+          <w:lang w:val="da-DK"/>
+        </w:rPr>
+        <w:t xml:space="preserve">kan </w:t>
+      </w:r>
+      <w:r>
+        <w:rPr>
+          <w:lang w:val="da-DK"/>
+        </w:rPr>
+        <w:t xml:space="preserve">nedbrydes efterfølgende i mindre, konkrete opgaver og </w:t>
+      </w:r>
+      <w:r>
+        <w:rPr>
+          <w:lang w:val="da-DK"/>
+        </w:rPr>
+        <w:t>u</w:t>
+      </w:r>
+      <w:r>
+        <w:rPr>
+          <w:lang w:val="da-DK"/>
+        </w:rPr>
+        <w:t>ser stor</w:t>
+      </w:r>
+      <w:r>
+        <w:rPr>
+          <w:lang w:val="da-DK"/>
+        </w:rPr>
+        <w:t>ies</w:t>
+      </w:r>
+      <w:r>
+        <w:rPr>
+          <w:lang w:val="da-DK"/>
+        </w:rPr>
+        <w:t>, som gør det muligt at planlægge, implementere og validere funktionaliteten iterativt. Denne opdeling sikrer, at komplekse funktioner bliver håndterbare og kan udvikles trinvis, samtidig med at der bevares en klar kobling mellem overordnede krav og den faktiske implementering.</w:t>
+      </w:r>
+    </w:p>
+    <w:p>
+      <w:pPr>
+        <w:rPr>
+          <w:lang w:val="da-DK"/>
+        </w:rPr>
+      </w:pPr>
+    </w:p>
+    <w:p>
+      <w:pPr>
+        <w:pStyle w:val="Heading4"/>
+        <w:rPr>
+          <w:lang w:val="da-DK"/>
+        </w:rPr>
+      </w:pPr>
+      <w:r>
+        <w:rPr>
+          <w:lang w:val="da-DK"/>
+        </w:rPr>
+        <w:t>2.1.1.</w:t>
+      </w:r>
+      <w:r>
+        <w:rPr>
+          <w:lang w:val="da-DK"/>
+        </w:rPr>
+        <w:t>1</w:t>
+      </w:r>
+      <w:r>
+        <w:rPr>
+          <w:lang w:val="da-DK"/>
+        </w:rPr>
+        <w:t xml:space="preserve"> Brugerregistrering</w:t>
+      </w:r>
+    </w:p>
+    <w:p>
+      <w:pPr>
+        <w:pStyle w:val="ListParagraph"/>
+        <w:numPr>
+          <w:ilvl w:val="0"/>
+          <w:numId w:val="11"/>
+        </w:numPr>
+        <w:rPr>
+          <w:lang w:val="da-DK"/>
+        </w:rPr>
+      </w:pPr>
+      <w:r>
+        <w:rPr>
+          <w:lang w:val="da-DK"/>
+        </w:rPr>
+        <w:t>Brugere skal kunne oprette sig enten manuelt eller igennem Google SSO</w:t>
       </w:r>
       <w:r>
         <w:rPr>
@@ -3206,63 +3679,329 @@
     </w:p>
     <w:p>
       <w:pPr>
-        <w:rPr>
-          <w:lang w:val="da-DK"/>
-        </w:rPr>
-      </w:pPr>
-    </w:p>
-    <w:p>
-      <w:pPr>
-        <w:pStyle w:val="Heading2"/>
-      </w:pPr>
-      <w:bookmarkStart w:id="3" w:name="_Toc227184950"/>
-      <w:r>
-        <w:t>2</w:t>
-      </w:r>
-      <w:r>
-        <w:t>.1 Requirements</w:t>
-      </w:r>
-      <w:bookmarkEnd w:id="3"/>
+        <w:pStyle w:val="ListParagraph"/>
+        <w:numPr>
+          <w:ilvl w:val="0"/>
+          <w:numId w:val="11"/>
+        </w:numPr>
+        <w:rPr>
+          <w:lang w:val="da-DK"/>
+        </w:rPr>
+      </w:pPr>
+      <w:r>
+        <w:rPr>
+          <w:lang w:val="da-DK"/>
+        </w:rPr>
+        <w:t>GDPR compliance mulighed for at slette ens profil og tilhørende data eller anonymisering</w:t>
+      </w:r>
+    </w:p>
+    <w:p>
+      <w:pPr>
+        <w:pStyle w:val="ListParagraph"/>
+        <w:numPr>
+          <w:ilvl w:val="0"/>
+          <w:numId w:val="11"/>
+        </w:numPr>
+        <w:rPr>
+          <w:lang w:val="da-DK"/>
+        </w:rPr>
+      </w:pPr>
+      <w:r>
+        <w:rPr>
+          <w:lang w:val="da-DK"/>
+        </w:rPr>
+        <w:t>Administrering af ens brugerprofil</w:t>
+      </w:r>
+      <w:r>
+        <w:rPr>
+          <w:lang w:val="da-DK"/>
+        </w:rPr>
+        <w:t xml:space="preserve"> såsom </w:t>
+      </w:r>
+      <w:r>
+        <w:rPr>
+          <w:lang w:val="da-DK"/>
+        </w:rPr>
+        <w:t xml:space="preserve">ændring </w:t>
+      </w:r>
+      <w:r>
+        <w:rPr>
+          <w:lang w:val="da-DK"/>
+        </w:rPr>
+        <w:t xml:space="preserve">af </w:t>
+      </w:r>
+      <w:r>
+        <w:rPr>
+          <w:lang w:val="da-DK"/>
+        </w:rPr>
+        <w:t xml:space="preserve">navn, </w:t>
+      </w:r>
+      <w:r>
+        <w:rPr>
+          <w:lang w:val="da-DK"/>
+        </w:rPr>
+        <w:t>e-mail</w:t>
+      </w:r>
+      <w:r>
+        <w:rPr>
+          <w:lang w:val="da-DK"/>
+        </w:rPr>
+        <w:t xml:space="preserve"> og beskrivelse</w:t>
+      </w:r>
+    </w:p>
+    <w:p>
+      <w:pPr>
+        <w:rPr>
+          <w:lang w:val="da-DK"/>
+        </w:rPr>
+      </w:pPr>
+    </w:p>
+    <w:p>
+      <w:pPr>
+        <w:pStyle w:val="Heading4"/>
+        <w:rPr>
+          <w:lang w:val="da-DK"/>
+        </w:rPr>
+      </w:pPr>
+      <w:r>
+        <w:rPr>
+          <w:lang w:val="da-DK"/>
+        </w:rPr>
+        <w:t>2.1.1.2 Opskrifter</w:t>
+      </w:r>
+    </w:p>
+    <w:p>
+      <w:pPr>
+        <w:pStyle w:val="ListParagraph"/>
+        <w:numPr>
+          <w:ilvl w:val="0"/>
+          <w:numId w:val="12"/>
+        </w:numPr>
+        <w:rPr>
+          <w:lang w:val="da-DK"/>
+        </w:rPr>
+      </w:pPr>
+      <w:r>
+        <w:rPr>
+          <w:lang w:val="da-DK"/>
+        </w:rPr>
+        <w:t xml:space="preserve">Prompt baseret generering af opskrifter, som efterfølgende kan </w:t>
+      </w:r>
+      <w:r>
+        <w:rPr>
+          <w:lang w:val="da-DK"/>
+        </w:rPr>
+        <w:t xml:space="preserve">slettes og </w:t>
+      </w:r>
+      <w:r>
+        <w:rPr>
+          <w:lang w:val="da-DK"/>
+        </w:rPr>
+        <w:t>redigeres enten med yderligere prompting eller manuel</w:t>
+      </w:r>
+      <w:r>
+        <w:rPr>
+          <w:lang w:val="da-DK"/>
+        </w:rPr>
+        <w:t>le ændringer.</w:t>
+      </w:r>
+    </w:p>
+    <w:p>
+      <w:pPr>
+        <w:pStyle w:val="ListParagraph"/>
+        <w:numPr>
+          <w:ilvl w:val="0"/>
+          <w:numId w:val="12"/>
+        </w:numPr>
+        <w:rPr>
+          <w:lang w:val="da-DK"/>
+        </w:rPr>
+      </w:pPr>
+      <w:r>
+        <w:rPr>
+          <w:lang w:val="da-DK"/>
+        </w:rPr>
+        <w:t>Tilføjelse af billede til en opskrift.</w:t>
+      </w:r>
+    </w:p>
+    <w:p>
+      <w:pPr>
+        <w:pStyle w:val="ListParagraph"/>
+        <w:numPr>
+          <w:ilvl w:val="0"/>
+          <w:numId w:val="12"/>
+        </w:numPr>
+        <w:rPr>
+          <w:lang w:val="da-DK"/>
+        </w:rPr>
+      </w:pPr>
+      <w:r>
+        <w:rPr>
+          <w:lang w:val="da-DK"/>
+        </w:rPr>
+        <w:t>Deling af opskrifter ved at sætte adgangen til offentlig.</w:t>
+      </w:r>
+    </w:p>
+    <w:p>
+      <w:pPr>
+        <w:pStyle w:val="ListParagraph"/>
+        <w:numPr>
+          <w:ilvl w:val="0"/>
+          <w:numId w:val="12"/>
+        </w:numPr>
+        <w:rPr>
+          <w:lang w:val="da-DK"/>
+        </w:rPr>
+      </w:pPr>
+      <w:r>
+        <w:rPr>
+          <w:lang w:val="da-DK"/>
+        </w:rPr>
+        <w:t xml:space="preserve">Søgefunktionalitet for opskrifter enten </w:t>
+      </w:r>
+      <w:r>
+        <w:rPr>
+          <w:lang w:val="da-DK"/>
+        </w:rPr>
+        <w:t xml:space="preserve">brugerens </w:t>
+      </w:r>
+      <w:r>
+        <w:rPr>
+          <w:lang w:val="da-DK"/>
+        </w:rPr>
+        <w:t>egne eller delte opskrifter fra andre brugere.</w:t>
+      </w:r>
+    </w:p>
+    <w:p>
+      <w:pPr>
+        <w:rPr>
+          <w:lang w:val="da-DK"/>
+        </w:rPr>
+      </w:pPr>
+    </w:p>
+    <w:p>
+      <w:pPr>
+        <w:pStyle w:val="Heading4"/>
+        <w:rPr>
+          <w:lang w:val="da-DK"/>
+        </w:rPr>
+      </w:pPr>
+      <w:r>
+        <w:rPr>
+          <w:lang w:val="da-DK"/>
+        </w:rPr>
+        <w:t>2.1.1.3 Indkøbsliste</w:t>
+      </w:r>
+      <w:r>
+        <w:rPr>
+          <w:lang w:val="da-DK"/>
+        </w:rPr>
+        <w:t>r</w:t>
+      </w:r>
+    </w:p>
+    <w:p>
+      <w:pPr>
+        <w:pStyle w:val="ListParagraph"/>
+        <w:numPr>
+          <w:ilvl w:val="0"/>
+          <w:numId w:val="13"/>
+        </w:numPr>
+        <w:rPr>
+          <w:lang w:val="da-DK"/>
+        </w:rPr>
+      </w:pPr>
+      <w:r>
+        <w:rPr>
+          <w:lang w:val="da-DK"/>
+        </w:rPr>
+        <w:t>Brugere skal kunne oprette, redigere og slette en indkøbsliste.</w:t>
+      </w:r>
+    </w:p>
+    <w:p>
+      <w:pPr>
+        <w:pStyle w:val="ListParagraph"/>
+        <w:numPr>
+          <w:ilvl w:val="0"/>
+          <w:numId w:val="13"/>
+        </w:numPr>
+        <w:rPr>
+          <w:lang w:val="da-DK"/>
+        </w:rPr>
+      </w:pPr>
+      <w:r>
+        <w:rPr>
+          <w:lang w:val="da-DK"/>
+        </w:rPr>
+        <w:t>Tilføjelse af varer til en given indkøbsliste fra ingredienslisten for en valgt opskrift.</w:t>
+      </w:r>
+    </w:p>
+    <w:p>
+      <w:pPr>
+        <w:pStyle w:val="ListParagraph"/>
+        <w:numPr>
+          <w:ilvl w:val="0"/>
+          <w:numId w:val="13"/>
+        </w:numPr>
+        <w:rPr>
+          <w:lang w:val="da-DK"/>
+        </w:rPr>
+      </w:pPr>
+      <w:r>
+        <w:rPr>
+          <w:lang w:val="da-DK"/>
+        </w:rPr>
+        <w:t>Dele indkøbsliste med andre brugere</w:t>
+      </w:r>
+      <w:r>
+        <w:rPr>
+          <w:lang w:val="da-DK"/>
+        </w:rPr>
+        <w:t xml:space="preserve"> og herefter også at kunne fjerne andre brugere fra ens egne indkøbslister</w:t>
+      </w:r>
+      <w:r>
+        <w:rPr>
+          <w:lang w:val="da-DK"/>
+        </w:rPr>
+        <w:t>.</w:t>
+      </w:r>
+    </w:p>
+    <w:p>
+      <w:pPr>
+        <w:rPr>
+          <w:lang w:val="da-DK"/>
+        </w:rPr>
+      </w:pPr>
     </w:p>
     <w:p>
       <w:pPr>
         <w:pStyle w:val="Heading3"/>
-      </w:pPr>
-      <w:bookmarkStart w:id="4" w:name="_Toc227184951"/>
-      <w:r>
-        <w:t>2</w:t>
-      </w:r>
-      <w:r>
-        <w:t>.1.1 Funktionel</w:t>
-      </w:r>
-      <w:bookmarkEnd w:id="4"/>
-    </w:p>
-    <w:p/>
-    <w:p>
-      <w:pPr>
-        <w:pStyle w:val="Heading3"/>
-      </w:pPr>
-      <w:bookmarkStart w:id="5" w:name="_Toc227184952"/>
-      <w:r>
-        <w:t>2</w:t>
-      </w:r>
-      <w:r>
-        <w:t>.1.2 Ikke funktionel</w:t>
+        <w:rPr>
+          <w:lang w:val="da-DK"/>
+        </w:rPr>
+      </w:pPr>
+      <w:bookmarkStart w:id="5" w:name="_Toc228117604"/>
+      <w:r>
+        <w:rPr>
+          <w:lang w:val="da-DK"/>
+        </w:rPr>
+        <w:t>2.1.2 Ikke funktionel</w:t>
+      </w:r>
+      <w:r>
+        <w:rPr>
+          <w:lang w:val="da-DK"/>
+        </w:rPr>
+        <w:t>le</w:t>
       </w:r>
       <w:bookmarkEnd w:id="5"/>
     </w:p>
     <w:p>
       <w:pPr>
-        <w:rPr>
-          <w:b/>
-          <w:bCs/>
-        </w:rPr>
-      </w:pPr>
-      <w:r>
-        <w:rPr>
-          <w:b/>
-          <w:bCs/>
-        </w:rPr>
+        <w:pStyle w:val="Heading4"/>
+      </w:pPr>
+      <w:r>
+        <w:t xml:space="preserve">2.1.2.1 </w:t>
+      </w:r>
+      <w:r>
         <w:t>Reliability Requirements</w:t>
       </w:r>
     </w:p>
@@ -3273,9 +4012,21 @@
           <w:ilvl w:val="0"/>
           <w:numId w:val="10"/>
         </w:numPr>
-      </w:pPr>
-      <w:r>
-        <w:t>Regular backups of user data and product information to prevent data loss.</w:t>
+        <w:rPr>
+          <w:lang w:val="da-DK"/>
+        </w:rPr>
+      </w:pPr>
+      <w:r>
+        <w:rPr>
+          <w:lang w:val="da-DK"/>
+        </w:rPr>
+        <w:t xml:space="preserve">Brugervenlige succes og fejlbeskeder </w:t>
+      </w:r>
+      <w:r>
+        <w:rPr>
+          <w:lang w:val="da-DK"/>
+        </w:rPr>
+        <w:t>ved brug af applikationen.</w:t>
       </w:r>
     </w:p>
     <w:p>
@@ -3285,9 +4036,46 @@
           <w:ilvl w:val="0"/>
           <w:numId w:val="10"/>
         </w:numPr>
-      </w:pPr>
-      <w:r>
-        <w:t xml:space="preserve">User-friendly error messages and logging for system errors. </w:t>
+        <w:rPr>
+          <w:lang w:val="da-DK"/>
+        </w:rPr>
+      </w:pPr>
+      <w:r>
+        <w:rPr>
+          <w:lang w:val="da-DK"/>
+        </w:rPr>
+        <w:lastRenderedPageBreak/>
+        <w:t xml:space="preserve">Sikre høj tilgængelighed med minimal nedetid ideelt 99,0% </w:t>
+      </w:r>
+      <w:r>
+        <w:rPr>
+          <w:lang w:val="da-DK"/>
+        </w:rPr>
+        <w:t>oppetid.</w:t>
+      </w:r>
+    </w:p>
+    <w:p>
+      <w:pPr>
+        <w:rPr>
+          <w:lang w:val="da-DK"/>
+        </w:rPr>
+      </w:pPr>
+    </w:p>
+    <w:p>
+      <w:pPr>
+        <w:pStyle w:val="Heading4"/>
+      </w:pPr>
+      <w:r>
+        <w:t>2.1.2.</w:t>
+      </w:r>
+      <w:r>
+        <w:t>2</w:t>
+      </w:r>
+      <w:r>
+        <w:t xml:space="preserve"> </w:t>
+      </w:r>
+      <w:r>
+        <w:t>Performance Requirements</w:t>
       </w:r>
     </w:p>
     <w:p>
@@ -3297,19 +4085,21 @@
           <w:ilvl w:val="0"/>
           <w:numId w:val="10"/>
         </w:numPr>
-      </w:pPr>
-      <w:r>
-        <w:t>Ensure high availability with minimal downtime, ideally 99.9% uptime.</w:t>
-      </w:r>
-    </w:p>
-    <w:p/>
-    <w:p>
-      <w:r>
-        <w:rPr>
-          <w:b/>
-          <w:bCs/>
-        </w:rPr>
-        <w:t>Performance Requirements</w:t>
+        <w:rPr>
+          <w:lang w:val="da-DK"/>
+        </w:rPr>
+      </w:pPr>
+      <w:r>
+        <w:rPr>
+          <w:lang w:val="da-DK"/>
+        </w:rPr>
+        <w:t xml:space="preserve">Hver side må have en </w:t>
+      </w:r>
+      <w:r>
+        <w:rPr>
+          <w:lang w:val="da-DK"/>
+        </w:rPr>
+        <w:t>indlæsningstid på max 2 sekunder under normale omstændigheder.</w:t>
       </w:r>
     </w:p>
     <w:p>
@@ -3319,9 +4109,15 @@
           <w:ilvl w:val="0"/>
           <w:numId w:val="10"/>
         </w:numPr>
-      </w:pPr>
-      <w:r>
-        <w:t>Pages should load within 2 seconds under normal conditions.</w:t>
+        <w:rPr>
+          <w:lang w:val="da-DK"/>
+        </w:rPr>
+      </w:pPr>
+      <w:r>
+        <w:rPr>
+          <w:lang w:val="da-DK"/>
+        </w:rPr>
+        <w:t>Applikationen skal kunne håndtere 1.000 samtidige brugere uden påvirkning af applikationens opførsel.</w:t>
       </w:r>
     </w:p>
     <w:p>
@@ -3331,9 +4127,39 @@
           <w:ilvl w:val="0"/>
           <w:numId w:val="10"/>
         </w:numPr>
-      </w:pPr>
-      <w:r>
-        <w:t>Support for at least 1000 concurrent users without performance degradation.</w:t>
+        <w:rPr>
+          <w:lang w:val="da-DK"/>
+        </w:rPr>
+      </w:pPr>
+      <w:r>
+        <w:rPr>
+          <w:lang w:val="da-DK"/>
+        </w:rPr>
+        <w:t xml:space="preserve">Arkitekturen skal gøre det muligt at </w:t>
+      </w:r>
+      <w:r>
+        <w:rPr>
+          <w:lang w:val="da-DK"/>
+        </w:rPr>
+        <w:t>skalere systemet afhængigt af brugermængden.</w:t>
+      </w:r>
+    </w:p>
+    <w:p>
+      <w:pPr>
+        <w:rPr>
+          <w:lang w:val="da-DK"/>
+        </w:rPr>
+      </w:pPr>
+    </w:p>
+    <w:p>
+      <w:pPr>
+        <w:pStyle w:val="Heading4"/>
+      </w:pPr>
+      <w:r>
+        <w:t xml:space="preserve">2.1.2.3 </w:t>
+      </w:r>
+      <w:r>
+        <w:t>Supportability Requirements</w:t>
       </w:r>
     </w:p>
     <w:p>
@@ -3343,19 +4169,21 @@
           <w:ilvl w:val="0"/>
           <w:numId w:val="10"/>
         </w:numPr>
-      </w:pPr>
-      <w:r>
-        <w:t>The architecture should allow for easy scaling as the user base grows.</w:t>
-      </w:r>
-    </w:p>
-    <w:p/>
-    <w:p>
-      <w:r>
-        <w:rPr>
-          <w:b/>
-          <w:bCs/>
-        </w:rPr>
-        <w:t>Supportability Requirements</w:t>
+        <w:rPr>
+          <w:lang w:val="da-DK"/>
+        </w:rPr>
+      </w:pPr>
+      <w:r>
+        <w:rPr>
+          <w:lang w:val="da-DK"/>
+        </w:rPr>
+        <w:t>Hjælpsommelig</w:t>
+      </w:r>
+      <w:r>
+        <w:rPr>
+          <w:lang w:val="da-DK"/>
+        </w:rPr>
+        <w:t xml:space="preserve"> QA side for at sikre en god brugeroplevelse.</w:t>
       </w:r>
     </w:p>
     <w:p>
@@ -3365,9 +4193,15 @@
           <w:ilvl w:val="0"/>
           <w:numId w:val="10"/>
         </w:numPr>
-      </w:pPr>
-      <w:r>
-        <w:t>Comprehensive user manuals and API documentation for developers.</w:t>
+        <w:rPr>
+          <w:lang w:val="da-DK"/>
+        </w:rPr>
+      </w:pPr>
+      <w:r>
+        <w:rPr>
+          <w:lang w:val="da-DK"/>
+        </w:rPr>
+        <w:t>Mulighed for brugerne at give feedback eller på anden måde kunde support.</w:t>
       </w:r>
     </w:p>
     <w:p>
@@ -3377,25 +4211,30 @@
           <w:ilvl w:val="0"/>
           <w:numId w:val="10"/>
         </w:numPr>
-      </w:pPr>
-      <w:r>
-        <w:t>Integration of a support ticket system and live chat for customer inquiries.</w:t>
-      </w:r>
-    </w:p>
-    <w:p>
-      <w:pPr>
-        <w:pStyle w:val="ListParagraph"/>
-        <w:numPr>
-          <w:ilvl w:val="0"/>
-          <w:numId w:val="10"/>
-        </w:numPr>
-      </w:pPr>
-      <w:r>
-        <w:t>Implement monitoring solutions to track system performance and user behavior.</w:t>
-      </w:r>
-    </w:p>
-    <w:p/>
-    <w:p/>
+        <w:rPr>
+          <w:lang w:val="da-DK"/>
+        </w:rPr>
+      </w:pPr>
+      <w:r>
+        <w:rPr>
+          <w:lang w:val="da-DK"/>
+        </w:rPr>
+        <w:t>Implementering af monitorering og</w:t>
+      </w:r>
+      <w:r>
+        <w:rPr>
+          <w:lang w:val="da-DK"/>
+        </w:rPr>
+        <w:t xml:space="preserve"> sporing af systemet opførsel.</w:t>
+      </w:r>
+    </w:p>
+    <w:p>
+      <w:pPr>
+        <w:rPr>
+          <w:lang w:val="da-DK"/>
+        </w:rPr>
+      </w:pPr>
+    </w:p>
     <w:p>
       <w:pPr>
         <w:pStyle w:val="Heading2"/>
@@ -3403,33 +4242,153 @@
           <w:lang w:val="da-DK"/>
         </w:rPr>
       </w:pPr>
-      <w:bookmarkStart w:id="6" w:name="_Toc227184953"/>
+      <w:bookmarkStart w:id="6" w:name="_Toc228117605"/>
+      <w:r>
+        <w:rPr>
+          <w:lang w:val="da-DK"/>
+        </w:rPr>
+        <w:t>2</w:t>
+      </w:r>
+      <w:r>
+        <w:rPr>
+          <w:lang w:val="da-DK"/>
+        </w:rPr>
+        <w:t>.2 Agil udvikling</w:t>
+      </w:r>
+      <w:bookmarkEnd w:id="6"/>
+    </w:p>
+    <w:p>
+      <w:pPr>
+        <w:rPr>
+          <w:lang w:val="da-DK"/>
+        </w:rPr>
+      </w:pPr>
+      <w:r>
+        <w:rPr>
+          <w:lang w:val="da-DK"/>
+        </w:rPr>
+        <w:t>Jeg har arbejdet individuelt med Munchora</w:t>
+      </w:r>
+      <w:r>
+        <w:rPr>
+          <w:lang w:val="da-DK"/>
+        </w:rPr>
+        <w:t xml:space="preserve"> og har </w:t>
+      </w:r>
+      <w:r>
+        <w:rPr>
+          <w:lang w:val="da-DK"/>
+        </w:rPr>
+        <w:t xml:space="preserve">derfor </w:t>
+      </w:r>
+      <w:r>
+        <w:rPr>
+          <w:lang w:val="da-DK"/>
+        </w:rPr>
+        <w:t>ikke fulgt en stramt veldefineret udviklingsproces. Der har ikke været behov for koordinering mellem flere udviklere</w:t>
+      </w:r>
+      <w:r>
+        <w:rPr>
+          <w:lang w:val="da-DK"/>
+        </w:rPr>
+        <w:t xml:space="preserve">, hvortil </w:t>
+      </w:r>
+      <w:r>
+        <w:rPr>
+          <w:lang w:val="da-DK"/>
+        </w:rPr>
+        <w:t>et formelt framework så som Scrum</w:t>
+      </w:r>
+      <w:r>
+        <w:rPr>
+          <w:lang w:val="da-DK"/>
+        </w:rPr>
+        <w:t xml:space="preserve"> </w:t>
+      </w:r>
+      <w:r>
+        <w:rPr>
+          <w:lang w:val="da-DK"/>
+        </w:rPr>
+        <w:t xml:space="preserve">eller Extreme Programming </w:t>
+      </w:r>
+      <w:r>
+        <w:rPr>
+          <w:lang w:val="da-DK"/>
+        </w:rPr>
+        <w:t xml:space="preserve">kunne have været </w:t>
+      </w:r>
+      <w:r>
+        <w:rPr>
+          <w:lang w:val="da-DK"/>
+        </w:rPr>
+        <w:t>inddraget</w:t>
+      </w:r>
+      <w:r>
+        <w:rPr>
+          <w:lang w:val="da-DK"/>
+        </w:rPr>
+        <w:t xml:space="preserve"> til at sikrer en sund udviklingsproces</w:t>
+      </w:r>
+      <w:r>
+        <w:rPr>
+          <w:lang w:val="da-DK"/>
+        </w:rPr>
+        <w:t xml:space="preserve">. Min </w:t>
+      </w:r>
+      <w:r>
+        <w:rPr>
+          <w:lang w:val="da-DK"/>
+        </w:rPr>
+        <w:t xml:space="preserve">proces </w:t>
+      </w:r>
+      <w:r>
+        <w:rPr>
+          <w:lang w:val="da-DK"/>
+        </w:rPr>
+        <w:t>er i stedet blevet tilpasset efter en mere fleksibel og iterativ tilgang, hvor jeg løbende har arbejdet med implementering af features, fejlrettelser og forbedringer baseret på et kontinuerligt overblik over systemets tilstand. Denne tilgang har gjort det muligt for mig hurtigt at skifte fokus mellem forskellige dele af systemet og reagere effektivt på opståede problemstillinger uden faste ceremonier eller sprint-strukturer. Samtidig har det givet</w:t>
+      </w:r>
+      <w:r>
+        <w:rPr>
+          <w:lang w:val="da-DK"/>
+        </w:rPr>
+        <w:t xml:space="preserve"> mig</w:t>
+      </w:r>
+      <w:r>
+        <w:rPr>
+          <w:lang w:val="da-DK"/>
+        </w:rPr>
+        <w:t xml:space="preserve"> en høj grad af kontrol over prioritering og fremdrift i projektet. Hvis projektet var blevet udviklet i samarbejde med andre, ville en mere struktureret udviklingsproces have været nødvendig. I så fald ville </w:t>
+      </w:r>
+      <w:r>
+        <w:rPr>
+          <w:lang w:val="da-DK"/>
+        </w:rPr>
+        <w:t xml:space="preserve">jeg have inddraget </w:t>
+      </w:r>
+      <w:r>
+        <w:rPr>
+          <w:lang w:val="da-DK"/>
+        </w:rPr>
+        <w:t>elementer fra Scru</w:t>
+      </w:r>
+      <w:r>
+        <w:rPr>
+          <w:lang w:val="da-DK"/>
+        </w:rPr>
+        <w:t xml:space="preserve">m, da jeg anser dette workframe som en af industriens mere udbredte, hvor det burde være forventeligt at udviklere. Scrum dikterer en </w:t>
+      </w:r>
+      <w:r>
+        <w:rPr>
+          <w:lang w:val="da-DK"/>
+        </w:rPr>
+        <w:t xml:space="preserve">opdeling af sprints, prioritering af opgaver i en backlog samt afholdelse af sprint planning, review og </w:t>
+      </w:r>
       <w:r>
         <w:rPr>
           <w:lang w:val="da-DK"/>
         </w:rPr>
         <w:lastRenderedPageBreak/>
-        <w:t>2</w:t>
-      </w:r>
-      <w:r>
-        <w:rPr>
-          <w:lang w:val="da-DK"/>
-        </w:rPr>
-        <w:t>.2 Agil udvikling</w:t>
-      </w:r>
-      <w:bookmarkEnd w:id="6"/>
-    </w:p>
-    <w:p>
-      <w:pPr>
-        <w:rPr>
-          <w:lang w:val="da-DK"/>
-        </w:rPr>
-      </w:pPr>
-      <w:r>
-        <w:rPr>
-          <w:lang w:val="da-DK"/>
-        </w:rPr>
-        <w:t>Jeg har arbejdet individuelt med Munchora, hvilket har gjort, at jeg ikke har fulgt en stramt veldefineret udviklingsproces. Der har ikke været behov for koordinering mellem flere udviklere og derfor er et formelt framework så som Scrum eller Extreme Programming ikkeblevet inddraget. Min udviklingsproces er i stedet blevet tilpasset efter en mere fleksibel og iterativ tilgang, hvor jeg løbende har arbejdet med implementering af features, fejlrettelser og forbedringer baseret på et kontinuerligt overblik over systemets tilstand. Denne tilgang har gjort det muligt for mig hurtigt at skifte fokus mellem forskellige dele af systemet og reagere effektivt på opståede problemstillinger uden faste ceremonier eller sprint-strukturer. Samtidig har det givet en høj grad af kontrol over prioritering og fremdrift i projektet. Hvis projektet var blevet udviklet i samarbejde med andre, ville en mere struktureret udviklingsproces have været nødvendig. I så fald ville elementer fra Scrum være relevante, herunder opdeling af sprints, prioritering af opgaver i en backlog samt afholdelse af sprint planning, review og retrospektiv for at sikre fælles retning og løbende forbedring. Til trods for min fleksible tilgang har jeg anvendt værktøjet Linear til at skabe overblik over opgaver og features. Her er tasks blevet defineret og organiseret, hvilket har fungeret som støtte til planlægning og strukturering af mit arbejde. Værktøjet har, med sin AI understøttelse, bidraget til at effektivisere opgavehåndtering og skabe et kontinuerligt overblik over projektets fremdrift.</w:t>
+        <w:t>retrospektiv for at sikre fælles retning og løbende forbedring. Til trods for min fleksible tilgang har jeg anvendt værktøjet Linear til at skabe overblik over opgaver og features. Her er tasks blevet defineret og organiseret, hvilket har fungeret som støtte til planlægning og strukturering af mit arbejde. Værktøjet har, med sin AI understøttelse, bidraget til at effektivisere opgavehåndtering og skabe et kontinuerligt overblik over projektets fremdrift.</w:t>
       </w:r>
     </w:p>
     <w:p>
@@ -3446,7 +4405,7 @@
           <w:lang w:val="da-DK"/>
         </w:rPr>
       </w:pPr>
-      <w:bookmarkStart w:id="7" w:name="_Toc227184954"/>
+      <w:bookmarkStart w:id="7" w:name="_Toc228117606"/>
       <w:r>
         <w:rPr>
           <w:lang w:val="da-DK"/>
@@ -3633,34 +4592,28 @@
         <w:rPr>
           <w:lang w:val="da-DK"/>
         </w:rPr>
-        <w:t xml:space="preserve">. Arkitekturen er baseret på moderne webteknologier og principper, der muliggør fleksibel udvikling og integration med eksterne services. Der er lagt vægt på løs kobling mellem systemets dele samt en hensigtsmæssig fordeling af ansvar mellem klient og </w:t>
-      </w:r>
-      <w:r>
-        <w:rPr>
+        <w:t>. Arkitekturen er baseret på moderne webteknologier og principper, der muliggør fleksibel udvikling og integration med eksterne services. Der er lagt vægt på løs kobling mellem systemets dele samt en hensigtsmæssig fordeling af ansvar mellem klient og server. De følgende underafsnit uddyber de enkelte komponenter og deres konkrete implementering.</w:t>
+      </w:r>
+    </w:p>
+    <w:p>
+      <w:pPr>
+        <w:rPr>
+          <w:lang w:val="da-DK"/>
+        </w:rPr>
+      </w:pPr>
+    </w:p>
+    <w:p>
+      <w:pPr>
+        <w:rPr>
+          <w:lang w:val="da-DK"/>
+        </w:rPr>
+      </w:pPr>
+      <w:r>
+        <w:rPr>
+          <w:noProof/>
           <w:lang w:val="da-DK"/>
         </w:rPr>
         <w:lastRenderedPageBreak/>
-        <w:t>server. De følgende underafsnit uddyber de enkelte komponenter og deres konkrete implementering.</w:t>
-      </w:r>
-    </w:p>
-    <w:p>
-      <w:pPr>
-        <w:rPr>
-          <w:lang w:val="da-DK"/>
-        </w:rPr>
-      </w:pPr>
-    </w:p>
-    <w:p>
-      <w:pPr>
-        <w:rPr>
-          <w:lang w:val="da-DK"/>
-        </w:rPr>
-      </w:pPr>
-      <w:r>
-        <w:rPr>
-          <w:noProof/>
-          <w:lang w:val="da-DK"/>
-        </w:rPr>
         <w:drawing>
           <wp:inline distT="0" distB="0" distL="0" distR="0" wp14:anchorId="7ADA719C" wp14:editId="7D20CE7B">
             <wp:extent cx="6536344" cy="4439966"/>
@@ -3718,7 +4671,7 @@
           <w:lang w:val="da-DK"/>
         </w:rPr>
       </w:pPr>
-      <w:bookmarkStart w:id="8" w:name="_Toc227184955"/>
+      <w:bookmarkStart w:id="8" w:name="_Toc228117607"/>
       <w:r>
         <w:rPr>
           <w:lang w:val="da-DK"/>
@@ -3894,14 +4847,188 @@
         <w:rPr>
           <w:lang w:val="da-DK"/>
         </w:rPr>
-        <w:t xml:space="preserve">ligesom naturens evolutionære processer </w:t>
-      </w:r>
+        <w:t>ligesom naturens evolutionære processer tillader arter at overleve ved at tilpasse sig én komponent ad gangen frem for at omskrive hele organismen</w:t>
+      </w:r>
+      <w:r>
+        <w:rPr>
+          <w:lang w:val="da-DK"/>
+        </w:rPr>
+        <w:t>.</w:t>
+      </w:r>
+    </w:p>
+    <w:p>
+      <w:pPr>
+        <w:rPr>
+          <w:lang w:val="da-DK"/>
+        </w:rPr>
+      </w:pPr>
+    </w:p>
+    <w:p>
+      <w:pPr>
+        <w:pStyle w:val="Heading3"/>
+        <w:rPr>
+          <w:lang w:val="da-DK"/>
+        </w:rPr>
+      </w:pPr>
+      <w:bookmarkStart w:id="9" w:name="_Toc228117608"/>
       <w:r>
         <w:rPr>
           <w:lang w:val="da-DK"/>
         </w:rPr>
         <w:lastRenderedPageBreak/>
-        <w:t>tillader arter at overleve ved at tilpasse sig én komponent ad gangen frem for at omskrive hele organismen</w:t>
+        <w:t>3</w:t>
+      </w:r>
+      <w:r>
+        <w:rPr>
+          <w:lang w:val="da-DK"/>
+        </w:rPr>
+        <w:t>.1.1 Frontend</w:t>
+      </w:r>
+      <w:bookmarkEnd w:id="9"/>
+    </w:p>
+    <w:p>
+      <w:pPr>
+        <w:rPr>
+          <w:lang w:val="da-DK"/>
+        </w:rPr>
+      </w:pPr>
+      <w:r>
+        <w:rPr>
+          <w:lang w:val="da-DK"/>
+        </w:rPr>
+        <w:t>Frontend</w:t>
+      </w:r>
+      <w:r>
+        <w:rPr>
+          <w:lang w:val="da-DK"/>
+        </w:rPr>
+        <w:t xml:space="preserve">en </w:t>
+      </w:r>
+      <w:r>
+        <w:rPr>
+          <w:lang w:val="da-DK"/>
+        </w:rPr>
+        <w:t xml:space="preserve">er </w:t>
+      </w:r>
+      <w:r>
+        <w:rPr>
+          <w:lang w:val="da-DK"/>
+        </w:rPr>
+        <w:t>skrevet</w:t>
+      </w:r>
+      <w:r>
+        <w:rPr>
+          <w:lang w:val="da-DK"/>
+        </w:rPr>
+        <w:t xml:space="preserve"> i </w:t>
+      </w:r>
+      <w:r>
+        <w:rPr>
+          <w:lang w:val="da-DK"/>
+        </w:rPr>
+        <w:t>React</w:t>
+      </w:r>
+      <w:r>
+        <w:rPr>
+          <w:lang w:val="da-DK"/>
+        </w:rPr>
+        <w:t>.js</w:t>
+      </w:r>
+      <w:r>
+        <w:rPr>
+          <w:lang w:val="da-DK"/>
+        </w:rPr>
+        <w:t xml:space="preserve"> og anvender </w:t>
+      </w:r>
+      <w:r>
+        <w:rPr>
+          <w:lang w:val="da-DK"/>
+        </w:rPr>
+        <w:t xml:space="preserve">frameworket </w:t>
+      </w:r>
+      <w:r>
+        <w:rPr>
+          <w:lang w:val="da-DK"/>
+        </w:rPr>
+        <w:t>ReactRouter version 7</w:t>
+      </w:r>
+      <w:r>
+        <w:rPr>
+          <w:lang w:val="da-DK"/>
+        </w:rPr>
+        <w:t xml:space="preserve"> (RRv7)</w:t>
+      </w:r>
+      <w:r>
+        <w:rPr>
+          <w:lang w:val="da-DK"/>
+        </w:rPr>
+        <w:t xml:space="preserve">. Denne opsætning inkluderer integration af TypeScript for typesikkerhed samt TailwindCSS til </w:t>
+      </w:r>
+      <w:r>
+        <w:rPr>
+          <w:lang w:val="da-DK"/>
+        </w:rPr>
+        <w:t xml:space="preserve">effektiv og responsiv </w:t>
+      </w:r>
+      <w:r>
+        <w:rPr>
+          <w:lang w:val="da-DK"/>
+        </w:rPr>
+        <w:t>styling</w:t>
+      </w:r>
+      <w:r>
+        <w:rPr>
+          <w:lang w:val="da-DK"/>
+        </w:rPr>
+        <w:t xml:space="preserve"> og en </w:t>
+      </w:r>
+      <w:r>
+        <w:rPr>
+          <w:lang w:val="da-DK"/>
+        </w:rPr>
+        <w:t xml:space="preserve">allerede konfigureret </w:t>
+      </w:r>
+      <w:r>
+        <w:rPr>
+          <w:lang w:val="da-DK"/>
+        </w:rPr>
+        <w:t xml:space="preserve">Dockerfile til containerisering for at opnå </w:t>
+      </w:r>
+      <w:r>
+        <w:rPr>
+          <w:lang w:val="da-DK"/>
+        </w:rPr>
+        <w:t xml:space="preserve">konsistens på tværs af udviklings- og produktionsmiljøer. </w:t>
+      </w:r>
+      <w:r>
+        <w:rPr>
+          <w:lang w:val="da-DK"/>
+        </w:rPr>
+        <w:t>Valget af</w:t>
+      </w:r>
+      <w:r>
+        <w:rPr>
+          <w:lang w:val="da-DK"/>
+        </w:rPr>
+        <w:t xml:space="preserve"> </w:t>
+      </w:r>
+      <w:r>
+        <w:rPr>
+          <w:lang w:val="da-DK"/>
+        </w:rPr>
+        <w:t xml:space="preserve">RRv7 </w:t>
+      </w:r>
+      <w:r>
+        <w:rPr>
+          <w:lang w:val="da-DK"/>
+        </w:rPr>
+        <w:t xml:space="preserve">fremfor en manuel en manuel opsætning med eksempelvis Vite, </w:t>
+      </w:r>
+      <w:r>
+        <w:rPr>
+          <w:lang w:val="da-DK"/>
+        </w:rPr>
+        <w:t>skyldes frameworkets indbyggede konfigurationer, der reducerer teknisk kompleksitet</w:t>
       </w:r>
       <w:r>
         <w:rPr>
@@ -3909,6 +5036,253 @@
         </w:rPr>
         <w:t>.</w:t>
       </w:r>
+      <w:r>
+        <w:rPr>
+          <w:lang w:val="da-DK"/>
+        </w:rPr>
+        <w:t xml:space="preserve"> </w:t>
+      </w:r>
+      <w:r>
+        <w:rPr>
+          <w:lang w:val="da-DK"/>
+        </w:rPr>
+        <w:t>En manuel opsætning ville kræve omfattende konfiguration af routing og data</w:t>
+      </w:r>
+      <w:r>
+        <w:rPr>
+          <w:lang w:val="da-DK"/>
+        </w:rPr>
+        <w:t xml:space="preserve"> anmodning</w:t>
+      </w:r>
+      <w:r>
+        <w:rPr>
+          <w:lang w:val="da-DK"/>
+        </w:rPr>
+        <w:t>,</w:t>
+      </w:r>
+      <w:r>
+        <w:rPr>
+          <w:lang w:val="da-DK"/>
+        </w:rPr>
+        <w:t xml:space="preserve"> </w:t>
+      </w:r>
+      <w:r>
+        <w:rPr>
+          <w:lang w:val="da-DK"/>
+        </w:rPr>
+        <w:t xml:space="preserve">som RRv7 håndterer </w:t>
+      </w:r>
+      <w:r>
+        <w:rPr>
+          <w:lang w:val="da-DK"/>
+        </w:rPr>
+        <w:t>automatisk</w:t>
+      </w:r>
+      <w:r>
+        <w:rPr>
+          <w:lang w:val="da-DK"/>
+        </w:rPr>
+        <w:t xml:space="preserve">. </w:t>
+      </w:r>
+      <w:r>
+        <w:rPr>
+          <w:lang w:val="da-DK"/>
+        </w:rPr>
+        <w:t xml:space="preserve">En væsentlig fordel ved RRv7 er understøttelsen af både </w:t>
+      </w:r>
+      <w:r>
+        <w:rPr>
+          <w:lang w:val="da-DK"/>
+        </w:rPr>
+        <w:t>s</w:t>
+      </w:r>
+      <w:r>
+        <w:rPr>
+          <w:lang w:val="da-DK"/>
+        </w:rPr>
+        <w:t>erver</w:t>
+      </w:r>
+      <w:r>
+        <w:rPr>
+          <w:lang w:val="da-DK"/>
+        </w:rPr>
+        <w:t xml:space="preserve"> s</w:t>
+      </w:r>
+      <w:r>
+        <w:rPr>
+          <w:lang w:val="da-DK"/>
+        </w:rPr>
+        <w:t xml:space="preserve">ide </w:t>
+      </w:r>
+      <w:r>
+        <w:rPr>
+          <w:lang w:val="da-DK"/>
+        </w:rPr>
+        <w:t>”r</w:t>
+      </w:r>
+      <w:r>
+        <w:rPr>
+          <w:lang w:val="da-DK"/>
+        </w:rPr>
+        <w:t>endering</w:t>
+      </w:r>
+      <w:r>
+        <w:rPr>
+          <w:lang w:val="da-DK"/>
+        </w:rPr>
+        <w:t>”</w:t>
+      </w:r>
+      <w:r>
+        <w:rPr>
+          <w:lang w:val="da-DK"/>
+        </w:rPr>
+        <w:t xml:space="preserve"> og </w:t>
+      </w:r>
+      <w:r>
+        <w:rPr>
+          <w:lang w:val="da-DK"/>
+        </w:rPr>
+        <w:t>client side ”r</w:t>
+      </w:r>
+      <w:r>
+        <w:rPr>
+          <w:lang w:val="da-DK"/>
+        </w:rPr>
+        <w:t>enderin</w:t>
+      </w:r>
+      <w:r>
+        <w:rPr>
+          <w:lang w:val="da-DK"/>
+        </w:rPr>
+        <w:t>g”</w:t>
+      </w:r>
+      <w:r>
+        <w:rPr>
+          <w:lang w:val="da-DK"/>
+        </w:rPr>
+        <w:t xml:space="preserve">. Ved at </w:t>
+      </w:r>
+      <w:r>
+        <w:rPr>
+          <w:lang w:val="da-DK"/>
+        </w:rPr>
+        <w:t>”</w:t>
+      </w:r>
+      <w:r>
+        <w:rPr>
+          <w:lang w:val="da-DK"/>
+        </w:rPr>
+        <w:t>rendere</w:t>
+      </w:r>
+      <w:r>
+        <w:rPr>
+          <w:lang w:val="da-DK"/>
+        </w:rPr>
+        <w:t xml:space="preserve">” </w:t>
+      </w:r>
+      <w:r>
+        <w:rPr>
+          <w:lang w:val="da-DK"/>
+        </w:rPr>
+        <w:t>statiske sider og ikke</w:t>
+      </w:r>
+      <w:r>
+        <w:rPr>
+          <w:lang w:val="da-DK"/>
+        </w:rPr>
+        <w:t xml:space="preserve"> </w:t>
+      </w:r>
+      <w:r>
+        <w:rPr>
+          <w:lang w:val="da-DK"/>
+        </w:rPr>
+        <w:t>autoriserede sektioner på serveren reduceres belastningen på brugerens enhed, hvilket resulterer i hurtigere indlæsningstider og en mere flydende brugeroplevelse.</w:t>
+      </w:r>
+    </w:p>
+    <w:p>
+      <w:pPr>
+        <w:rPr>
+          <w:lang w:val="da-DK"/>
+        </w:rPr>
+      </w:pPr>
+      <w:r>
+        <w:rPr>
+          <w:lang w:val="da-DK"/>
+        </w:rPr>
+        <w:t xml:space="preserve">Til håndtering af global state anvendes Jotai, </w:t>
+      </w:r>
+      <w:r>
+        <w:rPr>
+          <w:lang w:val="da-DK"/>
+        </w:rPr>
+        <w:t xml:space="preserve">der </w:t>
+      </w:r>
+      <w:r>
+        <w:rPr>
+          <w:lang w:val="da-DK"/>
+        </w:rPr>
+        <w:t>gennem atoms muliggør en simpel</w:t>
+      </w:r>
+      <w:r>
+        <w:rPr>
+          <w:lang w:val="da-DK"/>
+        </w:rPr>
+        <w:t xml:space="preserve"> </w:t>
+      </w:r>
+      <w:r>
+        <w:rPr>
+          <w:lang w:val="da-DK"/>
+        </w:rPr>
+        <w:t>tilgang til delt tilstand på tværs af komponenter. Derudover benyttes TanStack React Query til datahåndtering og caching på klient</w:t>
+      </w:r>
+      <w:r>
+        <w:rPr>
+          <w:lang w:val="da-DK"/>
+        </w:rPr>
+        <w:t xml:space="preserve">ens </w:t>
+      </w:r>
+      <w:r>
+        <w:rPr>
+          <w:lang w:val="da-DK"/>
+        </w:rPr>
+        <w:t xml:space="preserve">side. Dette </w:t>
+      </w:r>
+      <w:r>
+        <w:rPr>
+          <w:lang w:val="da-DK"/>
+        </w:rPr>
+        <w:t xml:space="preserve">sikrer at tidligere anmodet </w:t>
+      </w:r>
+      <w:r>
+        <w:rPr>
+          <w:lang w:val="da-DK"/>
+        </w:rPr>
+        <w:t>data genbruges ved efterfølgende forespørgsler, indtil det betragtes som forældet</w:t>
+      </w:r>
+      <w:r>
+        <w:rPr>
+          <w:lang w:val="da-DK"/>
+        </w:rPr>
+        <w:t>, hvilket er sat til 5 minutter</w:t>
+      </w:r>
+      <w:r>
+        <w:rPr>
+          <w:lang w:val="da-DK"/>
+        </w:rPr>
+        <w:t xml:space="preserve">, </w:t>
+      </w:r>
+      <w:r>
+        <w:rPr>
+          <w:lang w:val="da-DK"/>
+        </w:rPr>
+        <w:t>for at</w:t>
+      </w:r>
+      <w:r>
+        <w:rPr>
+          <w:lang w:val="da-DK"/>
+        </w:rPr>
+        <w:t xml:space="preserve"> reducere unødvendige netværkskald og forbedrer applikationens performance.</w:t>
+      </w:r>
     </w:p>
     <w:p>
       <w:pPr>
@@ -3924,7 +5298,7 @@
           <w:lang w:val="da-DK"/>
         </w:rPr>
       </w:pPr>
-      <w:bookmarkStart w:id="9" w:name="_Toc227184956"/>
+      <w:bookmarkStart w:id="10" w:name="_Toc228117609"/>
       <w:r>
         <w:rPr>
           <w:lang w:val="da-DK"/>
@@ -3935,105 +5309,13 @@
         <w:rPr>
           <w:lang w:val="da-DK"/>
         </w:rPr>
-        <w:t>.1.1 Frontend</w:t>
-      </w:r>
-      <w:bookmarkEnd w:id="9"/>
-    </w:p>
-    <w:p>
-      <w:pPr>
-        <w:rPr>
-          <w:lang w:val="da-DK"/>
-        </w:rPr>
-      </w:pPr>
-      <w:r>
-        <w:rPr>
-          <w:lang w:val="da-DK"/>
-        </w:rPr>
-        <w:t>Frontend</w:t>
-      </w:r>
-      <w:r>
-        <w:rPr>
-          <w:lang w:val="da-DK"/>
-        </w:rPr>
-        <w:t xml:space="preserve">en </w:t>
-      </w:r>
-      <w:r>
-        <w:rPr>
-          <w:lang w:val="da-DK"/>
-        </w:rPr>
-        <w:t xml:space="preserve">er </w:t>
-      </w:r>
-      <w:r>
-        <w:rPr>
-          <w:lang w:val="da-DK"/>
-        </w:rPr>
-        <w:t xml:space="preserve">skrevet i </w:t>
-      </w:r>
-      <w:r>
-        <w:rPr>
-          <w:lang w:val="da-DK"/>
-        </w:rPr>
-        <w:t>React</w:t>
-      </w:r>
-      <w:r>
-        <w:rPr>
-          <w:lang w:val="da-DK"/>
-        </w:rPr>
-        <w:t>.js</w:t>
-      </w:r>
-      <w:r>
-        <w:rPr>
-          <w:lang w:val="da-DK"/>
-        </w:rPr>
-        <w:t xml:space="preserve"> og anvender </w:t>
-      </w:r>
-      <w:r>
-        <w:rPr>
-          <w:lang w:val="da-DK"/>
-        </w:rPr>
-        <w:t xml:space="preserve">frameworket </w:t>
-      </w:r>
-      <w:r>
-        <w:rPr>
-          <w:lang w:val="da-DK"/>
-        </w:rPr>
-        <w:t>ReactRouter version 7</w:t>
-      </w:r>
-      <w:r>
-        <w:rPr>
-          <w:lang w:val="da-DK"/>
-        </w:rPr>
-        <w:t xml:space="preserve"> (RRv7)</w:t>
-      </w:r>
-      <w:r>
-        <w:rPr>
-          <w:lang w:val="da-DK"/>
-        </w:rPr>
-        <w:t>. Denne opsætning inkluderer integration af TypeScript for typesikkerhed samt TailwindCSS til styling</w:t>
-      </w:r>
-      <w:r>
-        <w:rPr>
-          <w:lang w:val="da-DK"/>
-        </w:rPr>
-        <w:t xml:space="preserve"> og en Dockerfile til containerisering for at opnå </w:t>
-      </w:r>
-      <w:r>
-        <w:rPr>
-          <w:lang w:val="da-DK"/>
-        </w:rPr>
-        <w:t xml:space="preserve">konsistens på tværs af udviklings- og produktionsmiljøer. </w:t>
-      </w:r>
-      <w:r>
-        <w:rPr>
-          <w:lang w:val="da-DK"/>
-        </w:rPr>
-        <w:t xml:space="preserve">Ved </w:t>
-      </w:r>
-      <w:r>
-        <w:rPr>
-          <w:lang w:val="da-DK"/>
-        </w:rPr>
-        <w:t>at anvende</w:t>
+        <w:t>.1.</w:t>
+      </w:r>
+      <w:r>
+        <w:rPr>
+          <w:lang w:val="da-DK"/>
+        </w:rPr>
+        <w:t>2</w:t>
       </w:r>
       <w:r>
         <w:rPr>
@@ -4045,67 +5327,45 @@
         <w:rPr>
           <w:lang w:val="da-DK"/>
         </w:rPr>
-        <w:t xml:space="preserve">RRv7 kan både </w:t>
-      </w:r>
-      <w:r>
-        <w:rPr>
-          <w:lang w:val="da-DK"/>
-        </w:rPr>
-        <w:t>server</w:t>
-      </w:r>
-      <w:r>
-        <w:rPr>
-          <w:lang w:val="da-DK"/>
-        </w:rPr>
-        <w:t xml:space="preserve"> s</w:t>
-      </w:r>
-      <w:r>
-        <w:rPr>
-          <w:lang w:val="da-DK"/>
-        </w:rPr>
-        <w:t xml:space="preserve">ide rendering og </w:t>
-      </w:r>
-      <w:r>
-        <w:rPr>
-          <w:lang w:val="da-DK"/>
-        </w:rPr>
-        <w:t xml:space="preserve">klient </w:t>
-      </w:r>
-      <w:r>
-        <w:rPr>
-          <w:lang w:val="da-DK"/>
-        </w:rPr>
-        <w:t>side rendering</w:t>
-      </w:r>
-      <w:r>
-        <w:rPr>
-          <w:lang w:val="da-DK"/>
-        </w:rPr>
-        <w:t xml:space="preserve"> anvendes</w:t>
-      </w:r>
-      <w:r>
-        <w:rPr>
-          <w:lang w:val="da-DK"/>
-        </w:rPr>
-        <w:t xml:space="preserve">. </w:t>
-      </w:r>
-      <w:r>
-        <w:rPr>
-          <w:lang w:val="da-DK"/>
-        </w:rPr>
-        <w:t>R</w:t>
-      </w:r>
-      <w:r>
-        <w:rPr>
-          <w:lang w:val="da-DK"/>
-        </w:rPr>
-        <w:t>endering</w:t>
-      </w:r>
-      <w:r>
-        <w:rPr>
-          <w:lang w:val="da-DK"/>
-        </w:rPr>
-        <w:t>en</w:t>
+        <w:t>Backend Services</w:t>
+      </w:r>
+      <w:bookmarkEnd w:id="10"/>
+    </w:p>
+    <w:p>
+      <w:pPr>
+        <w:rPr>
+          <w:lang w:val="da-DK"/>
+        </w:rPr>
+      </w:pPr>
+      <w:r>
+        <w:rPr>
+          <w:lang w:val="da-DK"/>
+        </w:rPr>
+        <w:t xml:space="preserve">Dette afsnit beskriver de forskellige backend services </w:t>
+      </w:r>
+      <w:r>
+        <w:rPr>
+          <w:lang w:val="da-DK"/>
+        </w:rPr>
+        <w:t>til</w:t>
+      </w:r>
+      <w:r>
+        <w:rPr>
+          <w:lang w:val="da-DK"/>
+        </w:rPr>
+        <w:t xml:space="preserve"> Munchora med fokus på deres ansvar, opbygning og indbyrdes samspil. </w:t>
+      </w:r>
+      <w:r>
+        <w:rPr>
+          <w:lang w:val="da-DK"/>
+        </w:rPr>
+        <w:t xml:space="preserve">De forskellige backends </w:t>
+      </w:r>
+      <w:r>
+        <w:rPr>
+          <w:lang w:val="da-DK"/>
+        </w:rPr>
+        <w:t>er udviklet i Ruby med Ruby on Rails</w:t>
       </w:r>
       <w:r>
         <w:rPr>
@@ -4117,13 +5377,31 @@
         <w:rPr>
           <w:lang w:val="da-DK"/>
         </w:rPr>
-        <w:t>af statiske sider og sider, som ikke kræver autorisation</w:t>
-      </w:r>
-      <w:r>
-        <w:rPr>
-          <w:lang w:val="da-DK"/>
-        </w:rPr>
-        <w:t xml:space="preserve"> kan derfor</w:t>
+        <w:t>som framework og fungerer udelukkende som et API, der betjener frontenden</w:t>
+      </w:r>
+      <w:r>
+        <w:rPr>
+          <w:lang w:val="da-DK"/>
+        </w:rPr>
+        <w:t xml:space="preserve">, for at </w:t>
+      </w:r>
+      <w:r>
+        <w:rPr>
+          <w:lang w:val="da-DK"/>
+        </w:rPr>
+        <w:t>sikre en klar adskillelse mellem forretningslogik og præsentationslag</w:t>
+      </w:r>
+      <w:r>
+        <w:rPr>
+          <w:lang w:val="da-DK"/>
+        </w:rPr>
+        <w:t>et</w:t>
+      </w:r>
+      <w:r>
+        <w:rPr>
+          <w:lang w:val="da-DK"/>
+        </w:rPr>
+        <w:t>.</w:t>
       </w:r>
       <w:r>
         <w:rPr>
@@ -4135,44 +5413,7 @@
         <w:rPr>
           <w:lang w:val="da-DK"/>
         </w:rPr>
-        <w:t>udføres på serveren frem for i klientens browser, hvilket reducerer belastningen på brugerens enhed</w:t>
-      </w:r>
-      <w:r>
-        <w:rPr>
-          <w:lang w:val="da-DK"/>
-        </w:rPr>
-        <w:t xml:space="preserve"> og sikrer </w:t>
-      </w:r>
-      <w:r>
-        <w:rPr>
-          <w:lang w:val="da-DK"/>
-        </w:rPr>
-        <w:t>hurtigere indlæsningstider</w:t>
-      </w:r>
-      <w:r>
-        <w:rPr>
-          <w:lang w:val="da-DK"/>
-        </w:rPr>
-        <w:t xml:space="preserve">, som vil give en mere flydende </w:t>
-      </w:r>
-      <w:r>
-        <w:rPr>
-          <w:lang w:val="da-DK"/>
-        </w:rPr>
-        <w:t>brugeroplevelse.</w:t>
-      </w:r>
-    </w:p>
-    <w:p>
-      <w:pPr>
-        <w:rPr>
-          <w:lang w:val="da-DK"/>
-        </w:rPr>
-      </w:pPr>
-      <w:r>
-        <w:rPr>
-          <w:lang w:val="da-DK"/>
-        </w:rPr>
-        <w:t>Til håndtering af global state anvendes Jotai, som gennem atoms muliggør en simpel</w:t>
+        <w:t>Ruby on Rails er valgt på grund af Rubys læsbare og fleksible syntaks, som understøtter hurtig og overskuelig udvikling. Samtidig tilbyder Rails et modent økosystem med stærk community</w:t>
       </w:r>
       <w:r>
         <w:rPr>
@@ -4184,77 +5425,13 @@
         <w:rPr>
           <w:lang w:val="da-DK"/>
         </w:rPr>
-        <w:t>tilgang til delt tilstand på tværs af komponenter. Derudover benyttes TanStack React Query til datahåndtering og caching på klient</w:t>
-      </w:r>
-      <w:r>
-        <w:rPr>
-          <w:lang w:val="da-DK"/>
-        </w:rPr>
-        <w:t xml:space="preserve">ens </w:t>
-      </w:r>
-      <w:r>
-        <w:rPr>
-          <w:lang w:val="da-DK"/>
-        </w:rPr>
-        <w:t>side. Dette betyder, at allerede hentet data genbruges ved efterfølgende forespørgsler, indtil det betragtes som forældet</w:t>
-      </w:r>
-      <w:r>
-        <w:rPr>
-          <w:lang w:val="da-DK"/>
-        </w:rPr>
-        <w:t>, hvilket er sat til 5 minutter</w:t>
-      </w:r>
-      <w:r>
-        <w:rPr>
-          <w:lang w:val="da-DK"/>
-        </w:rPr>
-        <w:t xml:space="preserve">, </w:t>
-      </w:r>
-      <w:r>
-        <w:rPr>
-          <w:lang w:val="da-DK"/>
-        </w:rPr>
-        <w:t>for at</w:t>
-      </w:r>
-      <w:r>
-        <w:rPr>
-          <w:lang w:val="da-DK"/>
-        </w:rPr>
-        <w:t xml:space="preserve"> reducere unødvendige netværkskald og forbedrer applikationens performance.</w:t>
-      </w:r>
-    </w:p>
-    <w:p>
-      <w:pPr>
-        <w:rPr>
-          <w:lang w:val="da-DK"/>
-        </w:rPr>
-      </w:pPr>
-    </w:p>
-    <w:p>
-      <w:pPr>
-        <w:pStyle w:val="Heading3"/>
-        <w:rPr>
-          <w:lang w:val="da-DK"/>
-        </w:rPr>
-      </w:pPr>
-      <w:bookmarkStart w:id="10" w:name="_Toc227184957"/>
-      <w:r>
-        <w:rPr>
-          <w:lang w:val="da-DK"/>
-        </w:rPr>
-        <w:t>3</w:t>
-      </w:r>
-      <w:r>
-        <w:rPr>
-          <w:lang w:val="da-DK"/>
-        </w:rPr>
-        <w:t>.1.</w:t>
-      </w:r>
-      <w:r>
-        <w:rPr>
-          <w:lang w:val="da-DK"/>
-        </w:rPr>
-        <w:t>2</w:t>
+        <w:t>support, et rigt udvalg af</w:t>
+      </w:r>
+      <w:r>
+        <w:rPr>
+          <w:lang w:val="da-DK"/>
+        </w:rPr>
+        <w:t xml:space="preserve"> biblioteker</w:t>
       </w:r>
       <w:r>
         <w:rPr>
@@ -4266,45 +5443,31 @@
         <w:rPr>
           <w:lang w:val="da-DK"/>
         </w:rPr>
-        <w:t>Backend Services</w:t>
-      </w:r>
-      <w:bookmarkEnd w:id="10"/>
-    </w:p>
-    <w:p>
-      <w:pPr>
-        <w:rPr>
-          <w:lang w:val="da-DK"/>
-        </w:rPr>
-      </w:pPr>
-      <w:r>
-        <w:rPr>
-          <w:lang w:val="da-DK"/>
-        </w:rPr>
-        <w:t xml:space="preserve">Dette afsnit beskriver de forskellige backend services </w:t>
-      </w:r>
-      <w:r>
-        <w:rPr>
-          <w:lang w:val="da-DK"/>
-        </w:rPr>
-        <w:t>til</w:t>
-      </w:r>
-      <w:r>
-        <w:rPr>
-          <w:lang w:val="da-DK"/>
-        </w:rPr>
-        <w:t xml:space="preserve"> Munchora med fokus på deres ansvar, opbygning og indbyrdes samspil. </w:t>
-      </w:r>
-      <w:r>
-        <w:rPr>
-          <w:lang w:val="da-DK"/>
-        </w:rPr>
-        <w:t xml:space="preserve">De forskellige backends </w:t>
-      </w:r>
-      <w:r>
-        <w:rPr>
-          <w:lang w:val="da-DK"/>
-        </w:rPr>
-        <w:t>er udviklet i Ruby med Ruby on Rails</w:t>
+        <w:t>(G</w:t>
+      </w:r>
+      <w:r>
+        <w:rPr>
+          <w:lang w:val="da-DK"/>
+        </w:rPr>
+        <w:t>ems</w:t>
+      </w:r>
+      <w:r>
+        <w:rPr>
+          <w:lang w:val="da-DK"/>
+        </w:rPr>
+        <w:t>)</w:t>
+      </w:r>
+      <w:r>
+        <w:rPr>
+          <w:lang w:val="da-DK"/>
+        </w:rPr>
+        <w:t xml:space="preserve"> samt effektive </w:t>
+      </w:r>
+      <w:r>
+        <w:rPr>
+          <w:lang w:val="da-DK"/>
+        </w:rPr>
+        <w:t>CLI</w:t>
       </w:r>
       <w:r>
         <w:rPr>
@@ -4316,43 +5479,7 @@
         <w:rPr>
           <w:lang w:val="da-DK"/>
         </w:rPr>
-        <w:t>som framework og fungerer udelukkende som et API, der betjener frontenden.</w:t>
-      </w:r>
-      <w:r>
-        <w:rPr>
-          <w:lang w:val="da-DK"/>
-        </w:rPr>
-        <w:t xml:space="preserve"> </w:t>
-      </w:r>
-      <w:r>
-        <w:rPr>
-          <w:lang w:val="da-DK"/>
-        </w:rPr>
-        <w:t>Ruby on Rails er valgt på grund af Rubys læsbare og fleksible syntaks, som understøtter hurtig og overskuelig udvikling. Samtidig tilbyder Rails et modent økosystem med stærk community</w:t>
-      </w:r>
-      <w:r>
-        <w:rPr>
-          <w:lang w:val="da-DK"/>
-        </w:rPr>
-        <w:t xml:space="preserve"> </w:t>
-      </w:r>
-      <w:r>
-        <w:rPr>
-          <w:lang w:val="da-DK"/>
-        </w:rPr>
-        <w:t xml:space="preserve">support, et rigt udvalg af gems samt effektive </w:t>
-      </w:r>
-      <w:r>
-        <w:rPr>
-          <w:lang w:val="da-DK"/>
-        </w:rPr>
-        <w:t>CLI</w:t>
-      </w:r>
-      <w:r>
-        <w:rPr>
-          <w:lang w:val="da-DK"/>
-        </w:rPr>
-        <w:t>-værktøjer</w:t>
+        <w:t>værktøjer</w:t>
       </w:r>
       <w:r>
         <w:rPr>
@@ -4412,7 +5539,594 @@
         <w:rPr>
           <w:lang w:val="da-DK"/>
         </w:rPr>
-        <w:t xml:space="preserve"> De følgende underafsnit uddyber de enkelte services og deres rolle i arkitekturen.</w:t>
+        <w:t xml:space="preserve"> </w:t>
+      </w:r>
+      <w:r>
+        <w:rPr>
+          <w:lang w:val="da-DK"/>
+        </w:rPr>
+        <w:t xml:space="preserve">Til datapersistens og håndtering af forretningslogik anvendes ActiveRecord, </w:t>
+      </w:r>
+      <w:r>
+        <w:rPr>
+          <w:lang w:val="da-DK"/>
+        </w:rPr>
+        <w:t xml:space="preserve">som er </w:t>
+      </w:r>
+      <w:r>
+        <w:rPr>
+          <w:lang w:val="da-DK"/>
+        </w:rPr>
+        <w:t>Rails indbyggede Object</w:t>
+      </w:r>
+      <w:r>
+        <w:rPr>
+          <w:lang w:val="da-DK"/>
+        </w:rPr>
+        <w:t xml:space="preserve"> </w:t>
+      </w:r>
+      <w:r>
+        <w:rPr>
+          <w:lang w:val="da-DK"/>
+        </w:rPr>
+        <w:t xml:space="preserve">Relational Mapping (ORM). Dette muliggør en deklarativ definition af </w:t>
+      </w:r>
+      <w:r>
+        <w:rPr>
+          <w:lang w:val="da-DK"/>
+        </w:rPr>
+        <w:lastRenderedPageBreak/>
+        <w:t xml:space="preserve">datamodeller og deres indbyrdes relationer gennem migrationer, </w:t>
+      </w:r>
+      <w:r>
+        <w:rPr>
+          <w:lang w:val="da-DK"/>
+        </w:rPr>
+        <w:t xml:space="preserve">som </w:t>
+      </w:r>
+      <w:r>
+        <w:rPr>
+          <w:lang w:val="da-DK"/>
+        </w:rPr>
+        <w:t>sikrer en konsistent og versioneret database</w:t>
+      </w:r>
+      <w:r>
+        <w:rPr>
+          <w:lang w:val="da-DK"/>
+        </w:rPr>
+        <w:t xml:space="preserve"> </w:t>
+      </w:r>
+      <w:r>
+        <w:rPr>
+          <w:lang w:val="da-DK"/>
+        </w:rPr>
+        <w:t xml:space="preserve">struktur. For at optimere datatransmissionen og applikationens ydeevne er der implementeret paginering via </w:t>
+      </w:r>
+      <w:r>
+        <w:rPr>
+          <w:lang w:val="da-DK"/>
+        </w:rPr>
+        <w:t xml:space="preserve">Gem </w:t>
+      </w:r>
+      <w:r>
+        <w:rPr>
+          <w:lang w:val="da-DK"/>
+        </w:rPr>
+        <w:t>Kaminari. Dette begrænser mængden af data i de enkelte API</w:t>
+      </w:r>
+      <w:r>
+        <w:rPr>
+          <w:lang w:val="da-DK"/>
+        </w:rPr>
+        <w:t xml:space="preserve"> </w:t>
+      </w:r>
+      <w:r>
+        <w:rPr>
+          <w:lang w:val="da-DK"/>
+        </w:rPr>
+        <w:t>responser og reducerer dermed belastningen på både server og klient</w:t>
+      </w:r>
+      <w:r>
+        <w:rPr>
+          <w:lang w:val="da-DK"/>
+        </w:rPr>
+        <w:t xml:space="preserve">. </w:t>
+      </w:r>
+      <w:r>
+        <w:rPr>
+          <w:lang w:val="da-DK"/>
+        </w:rPr>
+        <w:t>De følgende underafsnit uddyber de enkelte services og deres rolle i arkitekturen.</w:t>
+      </w:r>
+    </w:p>
+    <w:p>
+      <w:pPr>
+        <w:rPr>
+          <w:lang w:val="da-DK"/>
+        </w:rPr>
+      </w:pPr>
+    </w:p>
+    <w:p>
+      <w:pPr>
+        <w:pStyle w:val="Heading4"/>
+        <w:rPr>
+          <w:lang w:val="da-DK"/>
+        </w:rPr>
+      </w:pPr>
+      <w:r>
+        <w:rPr>
+          <w:lang w:val="da-DK"/>
+        </w:rPr>
+        <w:t>A</w:t>
+      </w:r>
+      <w:r>
+        <w:rPr>
+          <w:lang w:val="da-DK"/>
+        </w:rPr>
+        <w:t>uth</w:t>
+      </w:r>
+      <w:r>
+        <w:rPr>
+          <w:lang w:val="da-DK"/>
+        </w:rPr>
+        <w:t>-service</w:t>
+      </w:r>
+    </w:p>
+    <w:p>
+      <w:pPr>
+        <w:rPr>
+          <w:lang w:val="da-DK"/>
+        </w:rPr>
+      </w:pPr>
+      <w:r>
+        <w:rPr>
+          <w:lang w:val="da-DK"/>
+        </w:rPr>
+        <w:t xml:space="preserve">Oprettelse og ændringer </w:t>
+      </w:r>
+      <w:r>
+        <w:rPr>
+          <w:lang w:val="da-DK"/>
+        </w:rPr>
+        <w:t xml:space="preserve">af brugere </w:t>
+      </w:r>
+      <w:r>
+        <w:rPr>
+          <w:lang w:val="da-DK"/>
+        </w:rPr>
+        <w:t>håndteres af denne service, og derfor også Munchora’s ”</w:t>
+      </w:r>
+      <w:r>
+        <w:rPr>
+          <w:lang w:val="da-DK"/>
+        </w:rPr>
+        <w:t>single source of truth</w:t>
+      </w:r>
+      <w:r>
+        <w:rPr>
+          <w:lang w:val="da-DK"/>
+        </w:rPr>
+        <w:t>”</w:t>
+      </w:r>
+      <w:r>
+        <w:rPr>
+          <w:lang w:val="da-DK"/>
+        </w:rPr>
+        <w:t xml:space="preserve"> for autentificering og autorisation af brugere. Det er udelukkende denne service, der er ansvarlig for at udstede JWT</w:t>
+      </w:r>
+      <w:r>
+        <w:rPr>
+          <w:lang w:val="da-DK"/>
+        </w:rPr>
+        <w:t xml:space="preserve"> </w:t>
+      </w:r>
+      <w:r>
+        <w:rPr>
+          <w:lang w:val="da-DK"/>
+        </w:rPr>
+        <w:t>tokens</w:t>
+      </w:r>
+      <w:r>
+        <w:rPr>
+          <w:lang w:val="da-DK"/>
+        </w:rPr>
+        <w:t xml:space="preserve"> med en private pem file</w:t>
+      </w:r>
+      <w:r>
+        <w:rPr>
+          <w:lang w:val="da-DK"/>
+        </w:rPr>
+        <w:t>, som de øvrige services benytter til at validere</w:t>
+      </w:r>
+      <w:r>
+        <w:rPr>
+          <w:lang w:val="da-DK"/>
+        </w:rPr>
+        <w:t xml:space="preserve"> med public pem file</w:t>
+      </w:r>
+      <w:r>
+        <w:rPr>
+          <w:lang w:val="da-DK"/>
+        </w:rPr>
+        <w:t xml:space="preserve">, om en bruger er autentificeret og har adgang til givne ressourcer. Servicen håndterer </w:t>
+      </w:r>
+      <w:r>
+        <w:rPr>
+          <w:lang w:val="da-DK"/>
+        </w:rPr>
+        <w:t xml:space="preserve">også </w:t>
+      </w:r>
+      <w:r>
+        <w:rPr>
+          <w:lang w:val="da-DK"/>
+        </w:rPr>
+        <w:t xml:space="preserve">login via Google </w:t>
+      </w:r>
+      <w:r>
+        <w:rPr>
+          <w:lang w:val="da-DK"/>
+        </w:rPr>
+        <w:t>single sign on (</w:t>
+      </w:r>
+      <w:r>
+        <w:rPr>
+          <w:lang w:val="da-DK"/>
+        </w:rPr>
+        <w:t>SSO</w:t>
+      </w:r>
+      <w:r>
+        <w:rPr>
+          <w:lang w:val="da-DK"/>
+        </w:rPr>
+        <w:t>)</w:t>
+      </w:r>
+      <w:r>
+        <w:rPr>
+          <w:lang w:val="da-DK"/>
+        </w:rPr>
+        <w:t xml:space="preserve"> samt oprettelse og vedligeholdelse af brugere. Ved succesfuld autentificering genererer </w:t>
+      </w:r>
+      <w:r>
+        <w:rPr>
+          <w:lang w:val="da-DK"/>
+        </w:rPr>
+        <w:t>a</w:t>
+      </w:r>
+      <w:r>
+        <w:rPr>
+          <w:lang w:val="da-DK"/>
+        </w:rPr>
+        <w:t>uth-service e</w:t>
+      </w:r>
+      <w:r>
+        <w:rPr>
+          <w:lang w:val="da-DK"/>
+        </w:rPr>
+        <w:t>n</w:t>
+      </w:r>
+      <w:r>
+        <w:rPr>
+          <w:lang w:val="da-DK"/>
+        </w:rPr>
+        <w:t xml:space="preserve"> JWT-token, som indeholder de nødvendige oplysninger til identifikation og autorisation, og som efterfølgende anvendes af andre services til at sikre en konsistent og sikker adgangskontrol på tværs af systemet.</w:t>
+      </w:r>
+    </w:p>
+    <w:p>
+      <w:pPr>
+        <w:rPr>
+          <w:lang w:val="da-DK"/>
+        </w:rPr>
+      </w:pPr>
+    </w:p>
+    <w:p>
+      <w:pPr>
+        <w:pStyle w:val="Heading4"/>
+        <w:rPr>
+          <w:lang w:val="da-DK"/>
+        </w:rPr>
+      </w:pPr>
+      <w:r>
+        <w:rPr>
+          <w:lang w:val="da-DK"/>
+        </w:rPr>
+        <w:t>R</w:t>
+      </w:r>
+      <w:r>
+        <w:rPr>
+          <w:lang w:val="da-DK"/>
+        </w:rPr>
+        <w:t>ecipes</w:t>
+      </w:r>
+      <w:r>
+        <w:rPr>
+          <w:lang w:val="da-DK"/>
+        </w:rPr>
+        <w:t>-service</w:t>
+      </w:r>
+    </w:p>
+    <w:p>
+      <w:pPr>
+        <w:rPr>
+          <w:lang w:val="da-DK"/>
+        </w:rPr>
+      </w:pPr>
+      <w:r>
+        <w:rPr>
+          <w:lang w:val="da-DK"/>
+        </w:rPr>
+        <w:t>Recipes-service er ansvarlig for håndtering af opskrifter i systemet, herunder oprettelse</w:t>
+      </w:r>
+      <w:r>
+        <w:rPr>
+          <w:lang w:val="da-DK"/>
+        </w:rPr>
+        <w:t xml:space="preserve"> ved hjælp af AI eller manuelle ændringer og sletning</w:t>
+      </w:r>
+      <w:r>
+        <w:rPr>
+          <w:lang w:val="da-DK"/>
+        </w:rPr>
+        <w:t xml:space="preserve">. Servicen kan igangsætte generering af opskrifter </w:t>
+      </w:r>
+      <w:r>
+        <w:rPr>
+          <w:lang w:val="da-DK"/>
+        </w:rPr>
+        <w:t>ved at</w:t>
+      </w:r>
+      <w:r>
+        <w:rPr>
+          <w:lang w:val="da-DK"/>
+        </w:rPr>
+        <w:t xml:space="preserve"> gøre</w:t>
+      </w:r>
+      <w:r>
+        <w:rPr>
+          <w:lang w:val="da-DK"/>
+        </w:rPr>
+        <w:t xml:space="preserve"> brug</w:t>
+      </w:r>
+      <w:r>
+        <w:rPr>
+          <w:lang w:val="da-DK"/>
+        </w:rPr>
+        <w:t xml:space="preserve"> af</w:t>
+      </w:r>
+      <w:r>
+        <w:rPr>
+          <w:lang w:val="da-DK"/>
+        </w:rPr>
+        <w:t xml:space="preserve"> </w:t>
+      </w:r>
+      <w:r>
+        <w:rPr>
+          <w:lang w:val="da-DK"/>
+        </w:rPr>
+        <w:t>ai</w:t>
+      </w:r>
+      <w:r>
+        <w:rPr>
+          <w:lang w:val="da-DK"/>
+        </w:rPr>
+        <w:t xml:space="preserve">-service, </w:t>
+      </w:r>
+      <w:r>
+        <w:rPr>
+          <w:lang w:val="da-DK"/>
+        </w:rPr>
+        <w:t xml:space="preserve">som består af en asynkron kommunikation </w:t>
+      </w:r>
+      <w:r>
+        <w:rPr>
+          <w:lang w:val="da-DK"/>
+        </w:rPr>
+        <w:t xml:space="preserve">gennem RabbitMQ. Når </w:t>
+      </w:r>
+      <w:r>
+        <w:rPr>
+          <w:lang w:val="da-DK"/>
+        </w:rPr>
+        <w:t>ai</w:t>
+      </w:r>
+      <w:r>
+        <w:rPr>
+          <w:lang w:val="da-DK"/>
+        </w:rPr>
+        <w:t xml:space="preserve">-service har genereret en opskrift, sendes </w:t>
+      </w:r>
+      <w:r>
+        <w:rPr>
+          <w:lang w:val="da-DK"/>
+        </w:rPr>
+        <w:t>opskrift</w:t>
+      </w:r>
+      <w:r>
+        <w:rPr>
+          <w:lang w:val="da-DK"/>
+        </w:rPr>
+        <w:t>en</w:t>
+      </w:r>
+      <w:r>
+        <w:rPr>
+          <w:lang w:val="da-DK"/>
+        </w:rPr>
+        <w:t xml:space="preserve"> </w:t>
+      </w:r>
+      <w:r>
+        <w:rPr>
+          <w:lang w:val="da-DK"/>
+        </w:rPr>
+        <w:t xml:space="preserve">tilbage til </w:t>
+      </w:r>
+      <w:r>
+        <w:rPr>
+          <w:lang w:val="da-DK"/>
+        </w:rPr>
+        <w:t>r</w:t>
+      </w:r>
+      <w:r>
+        <w:rPr>
+          <w:lang w:val="da-DK"/>
+        </w:rPr>
+        <w:t>ecipes-service, som herefter</w:t>
+      </w:r>
+      <w:r>
+        <w:rPr>
+          <w:lang w:val="da-DK"/>
+        </w:rPr>
+        <w:t xml:space="preserve"> validerer og persister opskriften i databasen, </w:t>
+      </w:r>
+      <w:r>
+        <w:rPr>
+          <w:lang w:val="da-DK"/>
+        </w:rPr>
+        <w:t>herefter vil</w:t>
+      </w:r>
+      <w:r>
+        <w:rPr>
+          <w:lang w:val="da-DK"/>
+        </w:rPr>
+        <w:t xml:space="preserve"> et event igangsættes til notifications-service</w:t>
+      </w:r>
+      <w:r>
+        <w:rPr>
+          <w:lang w:val="da-DK"/>
+        </w:rPr>
+        <w:t>.</w:t>
+      </w:r>
+    </w:p>
+    <w:p>
+      <w:pPr>
+        <w:rPr>
+          <w:lang w:val="da-DK"/>
+        </w:rPr>
+      </w:pPr>
+      <w:r>
+        <w:rPr>
+          <w:lang w:val="da-DK"/>
+        </w:rPr>
+        <w:t xml:space="preserve">Recipes-service anvender </w:t>
+      </w:r>
+      <w:r>
+        <w:rPr>
+          <w:lang w:val="da-DK"/>
+        </w:rPr>
+        <w:t xml:space="preserve">de udstedte </w:t>
+      </w:r>
+      <w:r>
+        <w:rPr>
+          <w:lang w:val="da-DK"/>
+        </w:rPr>
+        <w:t>JWT</w:t>
+      </w:r>
+      <w:r>
+        <w:rPr>
+          <w:lang w:val="da-DK"/>
+        </w:rPr>
+        <w:t xml:space="preserve"> </w:t>
+      </w:r>
+      <w:r>
+        <w:rPr>
+          <w:lang w:val="da-DK"/>
+        </w:rPr>
+        <w:t xml:space="preserve">tokens </w:t>
+      </w:r>
+      <w:r>
+        <w:rPr>
+          <w:lang w:val="da-DK"/>
+        </w:rPr>
+        <w:t xml:space="preserve">fra auth-service </w:t>
+      </w:r>
+      <w:r>
+        <w:rPr>
+          <w:lang w:val="da-DK"/>
+        </w:rPr>
+        <w:t>til at håndhæve adgangskontrollen</w:t>
+      </w:r>
+      <w:r>
+        <w:rPr>
+          <w:lang w:val="da-DK"/>
+        </w:rPr>
+        <w:t xml:space="preserve">. Servicen </w:t>
+      </w:r>
+      <w:r>
+        <w:rPr>
+          <w:lang w:val="da-DK"/>
+        </w:rPr>
+        <w:t xml:space="preserve">har adgang til </w:t>
+      </w:r>
+      <w:r>
+        <w:rPr>
+          <w:lang w:val="da-DK"/>
+        </w:rPr>
+        <w:t xml:space="preserve">public </w:t>
+      </w:r>
+      <w:r>
+        <w:rPr>
+          <w:lang w:val="da-DK"/>
+        </w:rPr>
+        <w:t>pem</w:t>
+      </w:r>
+      <w:r>
+        <w:rPr>
+          <w:lang w:val="da-DK"/>
+        </w:rPr>
+        <w:t xml:space="preserve"> fil</w:t>
+      </w:r>
+      <w:r>
+        <w:rPr>
+          <w:lang w:val="da-DK"/>
+        </w:rPr>
+        <w:t xml:space="preserve"> (public key), som anvendes til at verificere, at </w:t>
+      </w:r>
+      <w:r>
+        <w:rPr>
+          <w:lang w:val="da-DK"/>
+        </w:rPr>
+        <w:t xml:space="preserve">den udstedte </w:t>
+      </w:r>
+      <w:r>
+        <w:rPr>
+          <w:lang w:val="da-DK"/>
+        </w:rPr>
+        <w:t xml:space="preserve">token er gyldig og </w:t>
+      </w:r>
+      <w:r>
+        <w:rPr>
+          <w:lang w:val="da-DK"/>
+        </w:rPr>
+        <w:t xml:space="preserve">generet </w:t>
+      </w:r>
+      <w:r>
+        <w:rPr>
+          <w:lang w:val="da-DK"/>
+        </w:rPr>
+        <w:t>af auth-service.</w:t>
+      </w:r>
+      <w:r>
+        <w:rPr>
+          <w:lang w:val="da-DK"/>
+        </w:rPr>
+        <w:t xml:space="preserve"> </w:t>
+      </w:r>
+    </w:p>
+    <w:p>
+      <w:pPr>
+        <w:rPr>
+          <w:lang w:val="da-DK"/>
+        </w:rPr>
+      </w:pPr>
+      <w:r>
+        <w:rPr>
+          <w:lang w:val="da-DK"/>
+        </w:rPr>
+        <w:t>Adgangen til opskrifter</w:t>
+      </w:r>
+      <w:r>
+        <w:rPr>
+          <w:lang w:val="da-DK"/>
+        </w:rPr>
+        <w:t xml:space="preserve"> er opdelt således at private opskrifter udelukkende er tilgængelige for forfatteren (den bruger, der har genereret opskriften), mens offentlige opskrifter er tilgængelige for alle systemets brugere uden yderligere restriktioner.</w:t>
       </w:r>
     </w:p>
     <w:p>
@@ -4440,7 +6154,7 @@
         <w:rPr>
           <w:lang w:val="da-DK"/>
         </w:rPr>
-        <w:t>uth</w:t>
+        <w:t>i</w:t>
       </w:r>
       <w:r>
         <w:rPr>
@@ -4459,37 +6173,37 @@
         <w:rPr>
           <w:lang w:val="da-DK"/>
         </w:rPr>
-        <w:t xml:space="preserve">Oprettelse og ændringer </w:t>
-      </w:r>
-      <w:r>
-        <w:rPr>
-          <w:lang w:val="da-DK"/>
-        </w:rPr>
-        <w:t xml:space="preserve">af brugere </w:t>
-      </w:r>
-      <w:r>
-        <w:rPr>
-          <w:lang w:val="da-DK"/>
-        </w:rPr>
-        <w:t>håndteres af denne service, og derfor også Munchora’s ”</w:t>
-      </w:r>
-      <w:r>
-        <w:rPr>
-          <w:lang w:val="da-DK"/>
-        </w:rPr>
-        <w:t>single source of truth</w:t>
-      </w:r>
-      <w:r>
-        <w:rPr>
-          <w:lang w:val="da-DK"/>
-        </w:rPr>
-        <w:t>”</w:t>
-      </w:r>
-      <w:r>
-        <w:rPr>
-          <w:lang w:val="da-DK"/>
-        </w:rPr>
-        <w:t xml:space="preserve"> for autentificering og autorisation af brugere. Det er udelukkende denne service, der er ansvarlig for at udstede JWT</w:t>
+        <w:t xml:space="preserve">Denne service </w:t>
+      </w:r>
+      <w:r>
+        <w:rPr>
+          <w:lang w:val="da-DK"/>
+        </w:rPr>
+        <w:t>er ansvarlig for integrationen med OpenAI og håndter</w:t>
+      </w:r>
+      <w:r>
+        <w:rPr>
+          <w:lang w:val="da-DK"/>
+        </w:rPr>
+        <w:t xml:space="preserve">ingen af brugernes </w:t>
+      </w:r>
+      <w:r>
+        <w:rPr>
+          <w:lang w:val="da-DK"/>
+        </w:rPr>
+        <w:t>opskrift</w:t>
+      </w:r>
+      <w:r>
+        <w:rPr>
+          <w:lang w:val="da-DK"/>
+        </w:rPr>
+        <w:t>s generinger</w:t>
+      </w:r>
+      <w:r>
+        <w:rPr>
+          <w:lang w:val="da-DK"/>
+        </w:rPr>
+        <w:t>. Servicen er designet til at være isoleret fra øvrig forretningslogik, således at AI</w:t>
       </w:r>
       <w:r>
         <w:rPr>
@@ -4501,91 +6215,133 @@
         <w:rPr>
           <w:lang w:val="da-DK"/>
         </w:rPr>
-        <w:t>tokens</w:t>
-      </w:r>
-      <w:r>
-        <w:rPr>
-          <w:lang w:val="da-DK"/>
-        </w:rPr>
-        <w:t xml:space="preserve"> med en private pem file</w:t>
-      </w:r>
-      <w:r>
-        <w:rPr>
-          <w:lang w:val="da-DK"/>
-        </w:rPr>
-        <w:t>, som de øvrige services benytter til at validere</w:t>
-      </w:r>
-      <w:r>
-        <w:rPr>
-          <w:lang w:val="da-DK"/>
-        </w:rPr>
-        <w:t xml:space="preserve"> med public pem file</w:t>
-      </w:r>
-      <w:r>
-        <w:rPr>
-          <w:lang w:val="da-DK"/>
-        </w:rPr>
-        <w:t xml:space="preserve">, om en bruger er autentificeret og har adgang til givne ressourcer. Servicen håndterer </w:t>
-      </w:r>
-      <w:r>
-        <w:rPr>
-          <w:lang w:val="da-DK"/>
-        </w:rPr>
-        <w:t xml:space="preserve">også </w:t>
-      </w:r>
-      <w:r>
-        <w:rPr>
-          <w:lang w:val="da-DK"/>
-        </w:rPr>
-        <w:t xml:space="preserve">login via Google </w:t>
-      </w:r>
-      <w:r>
-        <w:rPr>
-          <w:lang w:val="da-DK"/>
-        </w:rPr>
-        <w:t>single sign on (</w:t>
-      </w:r>
-      <w:r>
-        <w:rPr>
-          <w:lang w:val="da-DK"/>
-        </w:rPr>
-        <w:t>SSO</w:t>
-      </w:r>
-      <w:r>
-        <w:rPr>
-          <w:lang w:val="da-DK"/>
-        </w:rPr>
-        <w:t>)</w:t>
-      </w:r>
-      <w:r>
-        <w:rPr>
-          <w:lang w:val="da-DK"/>
-        </w:rPr>
-        <w:t xml:space="preserve"> samt oprettelse og vedligeholdelse af brugere. Ved succesfuld autentificering genererer </w:t>
-      </w:r>
-      <w:r>
-        <w:rPr>
-          <w:lang w:val="da-DK"/>
-        </w:rPr>
-        <w:t>a</w:t>
-      </w:r>
-      <w:r>
-        <w:rPr>
-          <w:lang w:val="da-DK"/>
-        </w:rPr>
-        <w:t>uth-service e</w:t>
-      </w:r>
-      <w:r>
-        <w:rPr>
-          <w:lang w:val="da-DK"/>
-        </w:rPr>
-        <w:t>n</w:t>
-      </w:r>
-      <w:r>
-        <w:rPr>
-          <w:lang w:val="da-DK"/>
-        </w:rPr>
-        <w:t xml:space="preserve"> JWT-token, som indeholder de nødvendige oplysninger til identifikation og autorisation, og som efterfølgende anvendes af andre services til at sikre en konsistent og sikker adgangskontrol på tværs af systemet.</w:t>
+        <w:t>relaterede funktioner kan udvikles og skaleres uafhængigt. Generering af opskrifter foregår asynkront ved brug af Sidekiq til jobprocessering</w:t>
+      </w:r>
+      <w:r>
+        <w:rPr>
+          <w:lang w:val="da-DK"/>
+        </w:rPr>
+        <w:t>.</w:t>
+      </w:r>
+      <w:r>
+        <w:rPr>
+          <w:lang w:val="da-DK"/>
+        </w:rPr>
+        <w:t xml:space="preserve"> </w:t>
+      </w:r>
+      <w:r>
+        <w:rPr>
+          <w:lang w:val="da-DK"/>
+        </w:rPr>
+        <w:t xml:space="preserve">Dette flow igangsættes </w:t>
+      </w:r>
+      <w:r>
+        <w:rPr>
+          <w:lang w:val="da-DK"/>
+        </w:rPr>
+        <w:t>ved at recipe-service emitter et event via RabbitMQ</w:t>
+      </w:r>
+      <w:r>
+        <w:rPr>
+          <w:lang w:val="da-DK"/>
+        </w:rPr>
+        <w:t xml:space="preserve"> til kanalen ”ai_prompt.requests”</w:t>
+      </w:r>
+      <w:r>
+        <w:rPr>
+          <w:lang w:val="da-DK"/>
+        </w:rPr>
+        <w:t xml:space="preserve">, som ai-service abonnerer på. </w:t>
+      </w:r>
+      <w:r>
+        <w:rPr>
+          <w:lang w:val="da-DK"/>
+        </w:rPr>
+        <w:t>Et</w:t>
+      </w:r>
+      <w:r>
+        <w:rPr>
+          <w:lang w:val="da-DK"/>
+        </w:rPr>
+        <w:t xml:space="preserve"> sådan event</w:t>
+      </w:r>
+      <w:r>
+        <w:rPr>
+          <w:lang w:val="da-DK"/>
+        </w:rPr>
+        <w:t xml:space="preserve"> </w:t>
+      </w:r>
+      <w:r>
+        <w:rPr>
+          <w:lang w:val="da-DK"/>
+        </w:rPr>
+        <w:t xml:space="preserve">håndteres med </w:t>
+      </w:r>
+      <w:r>
+        <w:rPr>
+          <w:lang w:val="da-DK"/>
+        </w:rPr>
+        <w:t>Sidekiq til jobprocessering, hvilket sikrer, at de potentielt tidstunge kald til OpenAI håndteres i baggrunden uden at blokere for øvrige processer. Denne asynkrone tilgang sikrer en robust og skalerbar håndtering af AI</w:t>
+      </w:r>
+      <w:r>
+        <w:rPr>
+          <w:lang w:val="da-DK"/>
+        </w:rPr>
+        <w:t xml:space="preserve"> </w:t>
+      </w:r>
+      <w:r>
+        <w:rPr>
+          <w:lang w:val="da-DK"/>
+        </w:rPr>
+        <w:t>opgaver, selv under høj belastning. Dette sikrer</w:t>
+      </w:r>
+      <w:r>
+        <w:rPr>
+          <w:lang w:val="da-DK"/>
+        </w:rPr>
+        <w:t xml:space="preserve">, at </w:t>
+      </w:r>
+      <w:r>
+        <w:rPr>
+          <w:lang w:val="da-DK"/>
+        </w:rPr>
+        <w:t xml:space="preserve">ressourcekrævende </w:t>
+      </w:r>
+      <w:r>
+        <w:rPr>
+          <w:lang w:val="da-DK"/>
+        </w:rPr>
+        <w:t>AI forespørgsler</w:t>
+      </w:r>
+      <w:r>
+        <w:rPr>
+          <w:lang w:val="da-DK"/>
+        </w:rPr>
+        <w:t xml:space="preserve"> ikke blokerer systemets øvrige funktionalitet. Sidekiq er integreret med Redis, hvor der anvendes en cloudbaseret løsning (Upstash), som fungerer som kø- og state management for jobs. Redis spiller en central rolle i forhold til skalerbarhed, da det sikrer, at jobs håndteres korrekt på tværs af flere Sidekiq-processer</w:t>
+      </w:r>
+      <w:r>
+        <w:rPr>
+          <w:lang w:val="da-DK"/>
+        </w:rPr>
+        <w:t>, hvor det tager staten ud af hver enkelt service men sikrer en ”single source of truth”</w:t>
+      </w:r>
+      <w:r>
+        <w:rPr>
+          <w:lang w:val="da-DK"/>
+        </w:rPr>
+        <w:t xml:space="preserve">. Dette forhindrer, at det samme job eksekveres flere gange, selv i scenarier hvor flere instanser af AI-service kører parallelt. Når en opskrift er genereret, sendes resultatet tilbage til </w:t>
+      </w:r>
+      <w:r>
+        <w:rPr>
+          <w:lang w:val="da-DK"/>
+        </w:rPr>
+        <w:t>recipe-serice igennem RabbitMQ</w:t>
+      </w:r>
+      <w:r>
+        <w:rPr>
+          <w:lang w:val="da-DK"/>
+        </w:rPr>
+        <w:t>, som herefter står for videre behandling og persistens.</w:t>
       </w:r>
     </w:p>
     <w:p>
@@ -4606,7 +6362,13 @@
         <w:rPr>
           <w:lang w:val="da-DK"/>
         </w:rPr>
-        <w:t>recipes</w:t>
+        <w:t>S</w:t>
+      </w:r>
+      <w:r>
+        <w:rPr>
+          <w:lang w:val="da-DK"/>
+        </w:rPr>
+        <w:t>hopping-lists</w:t>
       </w:r>
       <w:r>
         <w:rPr>
@@ -4625,25 +6387,19 @@
         <w:rPr>
           <w:lang w:val="da-DK"/>
         </w:rPr>
-        <w:t>Recipes-service er ansvarlig for håndtering af opskrifter i systemet, herunder oprettelse</w:t>
-      </w:r>
-      <w:r>
-        <w:rPr>
-          <w:lang w:val="da-DK"/>
-        </w:rPr>
-        <w:t xml:space="preserve"> ved hjælp af AI eller manuelle ændringer og sletning</w:t>
-      </w:r>
-      <w:r>
-        <w:rPr>
-          <w:lang w:val="da-DK"/>
-        </w:rPr>
-        <w:t xml:space="preserve">. Servicen kan igangsætte generering af opskrifter </w:t>
-      </w:r>
-      <w:r>
-        <w:rPr>
-          <w:lang w:val="da-DK"/>
-        </w:rPr>
-        <w:t>ved at bruge</w:t>
+        <w:t>H</w:t>
+      </w:r>
+      <w:r>
+        <w:rPr>
+          <w:lang w:val="da-DK"/>
+        </w:rPr>
+        <w:t>åndtering</w:t>
+      </w:r>
+      <w:r>
+        <w:rPr>
+          <w:lang w:val="da-DK"/>
+        </w:rPr>
+        <w:t>en</w:t>
       </w:r>
       <w:r>
         <w:rPr>
@@ -4655,37 +6411,121 @@
         <w:rPr>
           <w:lang w:val="da-DK"/>
         </w:rPr>
-        <w:t>ai</w:t>
-      </w:r>
-      <w:r>
-        <w:rPr>
-          <w:lang w:val="da-DK"/>
-        </w:rPr>
-        <w:t xml:space="preserve">-service, som kommunikeres asynkront gennem RabbitMQ. Når </w:t>
-      </w:r>
-      <w:r>
-        <w:rPr>
-          <w:lang w:val="da-DK"/>
-        </w:rPr>
-        <w:t>ai</w:t>
-      </w:r>
-      <w:r>
-        <w:rPr>
-          <w:lang w:val="da-DK"/>
-        </w:rPr>
-        <w:t xml:space="preserve">-service har genereret en opskrift, sendes </w:t>
-      </w:r>
-      <w:r>
-        <w:rPr>
-          <w:lang w:val="da-DK"/>
-        </w:rPr>
-        <w:t>opskrift</w:t>
-      </w:r>
-      <w:r>
-        <w:rPr>
-          <w:lang w:val="da-DK"/>
-        </w:rPr>
-        <w:t>en</w:t>
+        <w:t xml:space="preserve">og ansvaret for brugernes </w:t>
+      </w:r>
+      <w:r>
+        <w:rPr>
+          <w:lang w:val="da-DK"/>
+        </w:rPr>
+        <w:t xml:space="preserve">indkøbslister </w:t>
+      </w:r>
+      <w:r>
+        <w:rPr>
+          <w:lang w:val="da-DK"/>
+        </w:rPr>
+        <w:t xml:space="preserve">i </w:t>
+      </w:r>
+      <w:r>
+        <w:rPr>
+          <w:lang w:val="da-DK"/>
+        </w:rPr>
+        <w:t xml:space="preserve">Munchora varetages af shopping-list-service. </w:t>
+      </w:r>
+      <w:r>
+        <w:rPr>
+          <w:lang w:val="da-DK"/>
+        </w:rPr>
+        <w:t>Det er muligt for brugerne at oprette</w:t>
+      </w:r>
+      <w:r>
+        <w:rPr>
+          <w:lang w:val="da-DK"/>
+        </w:rPr>
+        <w:t xml:space="preserve">, </w:t>
+      </w:r>
+      <w:r>
+        <w:rPr>
+          <w:lang w:val="da-DK"/>
+        </w:rPr>
+        <w:t xml:space="preserve">slette, tilføje varer til </w:t>
+      </w:r>
+      <w:r>
+        <w:rPr>
+          <w:lang w:val="da-DK"/>
+        </w:rPr>
+        <w:t xml:space="preserve">og </w:t>
+      </w:r>
+      <w:r>
+        <w:rPr>
+          <w:lang w:val="da-DK"/>
+        </w:rPr>
+        <w:t>dele indkøbslister</w:t>
+      </w:r>
+      <w:r>
+        <w:rPr>
+          <w:lang w:val="da-DK"/>
+        </w:rPr>
+        <w:t>. Servicen håndterer relationer mellem brugere og indkøbslister, herunder rettigheder til at se og redigere lister</w:t>
+      </w:r>
+      <w:r>
+        <w:rPr>
+          <w:lang w:val="da-DK"/>
+        </w:rPr>
+        <w:t xml:space="preserve">, hvor brugerne valideres på samme måde som tidligere beskrevet med JWT token. </w:t>
+      </w:r>
+      <w:r>
+        <w:rPr>
+          <w:lang w:val="da-DK"/>
+        </w:rPr>
+        <w:t xml:space="preserve">For at sikre løs kobling mellem </w:t>
+      </w:r>
+      <w:r>
+        <w:rPr>
+          <w:lang w:val="da-DK"/>
+        </w:rPr>
+        <w:t xml:space="preserve">auth-service </w:t>
+      </w:r>
+      <w:r>
+        <w:rPr>
+          <w:lang w:val="da-DK"/>
+        </w:rPr>
+        <w:t xml:space="preserve">er brugerdata ikke direkte delt på tværs af databaser. </w:t>
+      </w:r>
+      <w:r>
+        <w:rPr>
+          <w:lang w:val="da-DK"/>
+        </w:rPr>
+        <w:t>B</w:t>
+      </w:r>
+      <w:r>
+        <w:rPr>
+          <w:lang w:val="da-DK"/>
+        </w:rPr>
+        <w:t xml:space="preserve">rugere fra auth-service </w:t>
+      </w:r>
+      <w:r>
+        <w:rPr>
+          <w:lang w:val="da-DK"/>
+        </w:rPr>
+        <w:t xml:space="preserve">er i stedet </w:t>
+      </w:r>
+      <w:r>
+        <w:rPr>
+          <w:lang w:val="da-DK"/>
+        </w:rPr>
+        <w:t>replikeret ind i shopping-list-service som en lokal model ShoppingListOwner</w:t>
+      </w:r>
+      <w:r>
+        <w:rPr>
+          <w:lang w:val="da-DK"/>
+        </w:rPr>
+        <w:t>,</w:t>
+      </w:r>
+      <w:r>
+        <w:rPr>
+          <w:lang w:val="da-DK"/>
+        </w:rPr>
+        <w:t xml:space="preserve"> hvilket også er tilfældet i recipes-service. Dette betyder, at hver service har sin egen repræsentation af en bruger med de nødvendige attributter til det specifikke domæne. Koblingen til auth-service opretholdes via en reference (auth_user_id), som gør det muligt at identificere brugeren på tværs af services uden at skabe en direkte afhængighed til auth-service</w:t>
       </w:r>
       <w:r>
         <w:rPr>
@@ -4697,25 +6537,14 @@
         <w:rPr>
           <w:lang w:val="da-DK"/>
         </w:rPr>
-        <w:t xml:space="preserve">tilbage til </w:t>
-      </w:r>
-      <w:r>
-        <w:rPr>
-          <w:lang w:val="da-DK"/>
-        </w:rPr>
-        <w:t>r</w:t>
-      </w:r>
-      <w:r>
-        <w:rPr>
-          <w:lang w:val="da-DK"/>
-        </w:rPr>
-        <w:t>ecipes-service, som herefter</w:t>
-      </w:r>
-      <w:r>
-        <w:rPr>
-          <w:lang w:val="da-DK"/>
-        </w:rPr>
-        <w:t xml:space="preserve"> validerer og persister opskriften i databasen, hvorefter et event igangsættes til notifications-service</w:t>
+        <w:t xml:space="preserve">databasen. Denne </w:t>
+      </w:r>
+      <w:r>
+        <w:rPr>
+          <w:lang w:val="da-DK"/>
+        </w:rPr>
+        <w:lastRenderedPageBreak/>
+        <w:t>tilgang følger principperne i en mikroservicearkitektur, hvor hver service ejer sin egen database og datamodel. Ved at duplikere og afgrænse brugerdata på denne måde opnås en højere grad af robusthed og uafhængighed mellem services, da ændringer i auth-service ikke direkte påvirker shopping-list-service. Samtidig gør det det muligt for hver service at skalere og udvikle sig uafhængigt</w:t>
       </w:r>
       <w:r>
         <w:rPr>
@@ -4734,31 +6563,55 @@
         <w:rPr>
           <w:lang w:val="da-DK"/>
         </w:rPr>
-        <w:t>Recipes-service anvender JWT-tokens til at håndhæve adgangskontrollen. Private opskrifter er kun tilgængelige for autoriserede bruger</w:t>
-      </w:r>
-      <w:r>
-        <w:rPr>
-          <w:lang w:val="da-DK"/>
-        </w:rPr>
-        <w:t xml:space="preserve">, som er </w:t>
-      </w:r>
-      <w:r>
-        <w:rPr>
-          <w:lang w:val="da-DK"/>
-        </w:rPr>
-        <w:t>forfatteren</w:t>
-      </w:r>
-      <w:r>
-        <w:rPr>
-          <w:lang w:val="da-DK"/>
-        </w:rPr>
-        <w:t xml:space="preserve"> og </w:t>
-      </w:r>
-      <w:r>
-        <w:rPr>
-          <w:lang w:val="da-DK"/>
-        </w:rPr>
-        <w:t>offentlige opskrifter kan tilgås af alle brugere uden yderligere validering.</w:t>
+        <w:t>Autorisation af brugerne sikrer, hvilken adgang hver bruger har til specifikke indkøbslister</w:t>
+      </w:r>
+      <w:r>
+        <w:rPr>
+          <w:lang w:val="da-DK"/>
+        </w:rPr>
+        <w:t xml:space="preserve"> hvad end de ejer listen eller har delt adgang tilhørende en anden brugers liste</w:t>
+      </w:r>
+      <w:r>
+        <w:rPr>
+          <w:lang w:val="da-DK"/>
+        </w:rPr>
+        <w:t xml:space="preserve">. Derudover kan ændringer i indkøbslister, såsom tilføjelse eller opdatering af varer, </w:t>
+      </w:r>
+      <w:r>
+        <w:rPr>
+          <w:lang w:val="da-DK"/>
+        </w:rPr>
+        <w:t>emitte</w:t>
+      </w:r>
+      <w:r>
+        <w:rPr>
+          <w:lang w:val="da-DK"/>
+        </w:rPr>
+        <w:t xml:space="preserve"> </w:t>
+      </w:r>
+      <w:r>
+        <w:rPr>
+          <w:lang w:val="da-DK"/>
+        </w:rPr>
+        <w:t xml:space="preserve">RabbitMQ </w:t>
+      </w:r>
+      <w:r>
+        <w:rPr>
+          <w:lang w:val="da-DK"/>
+        </w:rPr>
+        <w:t>events</w:t>
+      </w:r>
+      <w:r>
+        <w:rPr>
+          <w:lang w:val="da-DK"/>
+        </w:rPr>
+        <w:t xml:space="preserve"> gennem kanalen ”notifation-service”</w:t>
+      </w:r>
+      <w:r>
+        <w:rPr>
+          <w:lang w:val="da-DK"/>
+        </w:rPr>
+        <w:t xml:space="preserve"> til notification-service, så involverede brugere modtager opdateringer i realtid.</w:t>
       </w:r>
     </w:p>
     <w:p>
@@ -4779,7 +6632,13 @@
         <w:rPr>
           <w:lang w:val="da-DK"/>
         </w:rPr>
-        <w:t>ai</w:t>
+        <w:t>N</w:t>
+      </w:r>
+      <w:r>
+        <w:rPr>
+          <w:lang w:val="da-DK"/>
+        </w:rPr>
+        <w:t>otifications</w:t>
       </w:r>
       <w:r>
         <w:rPr>
@@ -4798,245 +6657,699 @@
         <w:rPr>
           <w:lang w:val="da-DK"/>
         </w:rPr>
-        <w:t>Denne star for integrationen med OpenAI ved at anvende Gem</w:t>
-      </w:r>
-      <w:r>
-        <w:rPr>
-          <w:lang w:val="da-DK"/>
-        </w:rPr>
-        <w:t xml:space="preserve"> … </w:t>
-      </w:r>
-    </w:p>
-    <w:p>
-      <w:pPr>
-        <w:rPr>
-          <w:lang w:val="da-DK"/>
-        </w:rPr>
-      </w:pPr>
-      <w:r>
-        <w:rPr>
-          <w:lang w:val="da-DK"/>
-        </w:rPr>
-        <w:t>Sidekiq til</w:t>
-      </w:r>
-      <w:r>
-        <w:rPr>
-          <w:lang w:val="da-DK"/>
-        </w:rPr>
-        <w:t xml:space="preserve"> asynkron job processering, denne er integreret med Redis her Upstash som er cloudbaseret, hvor Redis sikrer skalerbarheden, sådan hvis der spinnes flere forskellige sidekiq processors, at der ikke påbegyndes flere af de samme jobs….</w:t>
-      </w:r>
-    </w:p>
-    <w:p>
-      <w:pPr>
-        <w:rPr>
-          <w:lang w:val="da-DK"/>
-        </w:rPr>
-      </w:pPr>
+        <w:t>Munchoras f</w:t>
+      </w:r>
+      <w:r>
+        <w:rPr>
+          <w:lang w:val="da-DK"/>
+        </w:rPr>
+        <w:t>yrtår</w:t>
+      </w:r>
+      <w:r>
+        <w:rPr>
+          <w:lang w:val="da-DK"/>
+        </w:rPr>
+        <w:t xml:space="preserve">n som </w:t>
+      </w:r>
+      <w:r>
+        <w:rPr>
+          <w:lang w:val="da-DK"/>
+        </w:rPr>
+        <w:t xml:space="preserve">står for </w:t>
+      </w:r>
+      <w:r>
+        <w:rPr>
+          <w:lang w:val="da-DK"/>
+        </w:rPr>
+        <w:t xml:space="preserve">at emitte </w:t>
+      </w:r>
+      <w:r>
+        <w:rPr>
+          <w:lang w:val="da-DK"/>
+        </w:rPr>
+        <w:t xml:space="preserve">events/notifikationer der skal ud til brugerne. </w:t>
+      </w:r>
+    </w:p>
+    <w:p>
+      <w:pPr>
+        <w:rPr>
+          <w:lang w:val="da-DK"/>
+        </w:rPr>
+      </w:pPr>
+    </w:p>
+    <w:p>
+      <w:pPr>
+        <w:rPr>
+          <w:lang w:val="da-DK"/>
+        </w:rPr>
+      </w:pPr>
+      <w:r>
+        <w:rPr>
+          <w:lang w:val="da-DK"/>
+        </w:rPr>
+        <w:t>Notifications-service fungerer som systemets centrale komponent til håndtering og distribution af events og notifikationer til brugerne. Servicen modtager anmodninger fra de øvrige services, når der opstår hændelser, som kræver brugeropmærksomhed, eksempelvis når en opskrift er færdiggenereret, eller når der foretages ændringer i en delt indkøbsliste. Kommunikationen til brugerne sker via WebSocket-forbindelser implementeret med ActionCable, hvilket muliggør realtidsopdateringer i applikationen. For at understøtte en skalerbar og robust løsning er servicen integreret med Redis, hvor der anvendes en cloudbaseret løsning (Upstash). Redis fungerer som en fælles pub/sub-mekanisme, der sikrer, at beskeder kan distribueres korrekt på tværs af flere instanser af notifications-service. Anvendelsen af Redis gør det muligt at holde forbindelserne stateless, hvilket betyder, at ingen enkelt instans behøver at have kendskab til specifikke klientforbindelser. Dette er særligt vigtigt i en mikroservicearkitektur, hvor flere instanser af samme service kan køre parallelt. Når en notifikation trigges, publiceres den via Redis, hvorefter den relevante instans håndterer leveringen til de tilknyttede klienter. Denne arkitektur bidrager til høj skalerbarhed og robusthed, da systemet kan håndtere stigende belastning uden at være afhængig af en enkelt serviceinstans, samtidig med at brugerne modtager opdateringer i realtid.</w:t>
+      </w:r>
+    </w:p>
+    <w:p>
+      <w:pPr>
+        <w:rPr>
+          <w:lang w:val="da-DK"/>
+        </w:rPr>
+      </w:pPr>
+    </w:p>
+    <w:p>
+      <w:pPr>
+        <w:pStyle w:val="Heading3"/>
+      </w:pPr>
+      <w:bookmarkStart w:id="11" w:name="_Toc228117610"/>
+      <w:r>
+        <w:t>3</w:t>
+      </w:r>
+      <w:r>
+        <w:t>.1.3 DLS Patterns</w:t>
+      </w:r>
+      <w:bookmarkEnd w:id="11"/>
     </w:p>
     <w:p>
       <w:pPr>
         <w:pStyle w:val="Heading4"/>
       </w:pPr>
       <w:r>
-        <w:t>shopping-lists</w:t>
-      </w:r>
-      <w:r>
-        <w:t>-service</w:t>
+        <w:t>Immutable data (Tombstone and snapshot pattern)</w:t>
+      </w:r>
+    </w:p>
+    <w:p>
+      <w:pPr>
+        <w:rPr>
+          <w:lang w:val="da-DK"/>
+        </w:rPr>
+      </w:pPr>
+      <w:r>
+        <w:rPr>
+          <w:lang w:val="da-DK"/>
+        </w:rPr>
+        <w:t>Papertrails gem for ruby</w:t>
+      </w:r>
+    </w:p>
+    <w:p>
+      <w:pPr>
+        <w:rPr>
+          <w:lang w:val="da-DK"/>
+        </w:rPr>
+      </w:pPr>
+    </w:p>
+    <w:p>
+      <w:pPr>
+        <w:rPr>
+          <w:lang w:val="da-DK"/>
+        </w:rPr>
+      </w:pPr>
+      <w:r>
+        <w:rPr>
+          <w:lang w:val="da-DK"/>
+        </w:rPr>
+        <w:t xml:space="preserve">Systemet anvender delvist principper fra immutable data gennem brugen af versionsstyring via </w:t>
+      </w:r>
+      <w:r>
+        <w:rPr>
+          <w:lang w:val="da-DK"/>
+        </w:rPr>
+        <w:t>gem’en papertrail</w:t>
+      </w:r>
+      <w:r>
+        <w:rPr>
+          <w:lang w:val="da-DK"/>
+        </w:rPr>
+        <w:t>. Selvom de primære entiteter fortsat er mutable, bliver alle ændringer registreret som append</w:t>
+      </w:r>
+      <w:r>
+        <w:rPr>
+          <w:lang w:val="da-DK"/>
+        </w:rPr>
+        <w:t xml:space="preserve"> </w:t>
+      </w:r>
+      <w:r>
+        <w:rPr>
+          <w:lang w:val="da-DK"/>
+        </w:rPr>
+        <w:t>only snapshots, hvilket muliggør historisk sporbarhed og rollback. Dette er i tråd med snapshot</w:t>
+      </w:r>
+      <w:r>
+        <w:rPr>
+          <w:lang w:val="da-DK"/>
+        </w:rPr>
+        <w:t xml:space="preserve"> </w:t>
+      </w:r>
+      <w:r>
+        <w:rPr>
+          <w:lang w:val="da-DK"/>
+        </w:rPr>
+        <w:t>mønstret og giver egenskaber, der minder om immutable datalagring.</w:t>
+      </w:r>
+    </w:p>
+    <w:p>
+      <w:pPr>
+        <w:rPr>
+          <w:lang w:val="da-DK"/>
+        </w:rPr>
+      </w:pPr>
+    </w:p>
+    <w:p>
+      <w:pPr>
+        <w:pStyle w:val="Heading4"/>
+        <w:rPr>
+          <w:lang w:val="da-DK"/>
+        </w:rPr>
+      </w:pPr>
+      <w:r>
+        <w:rPr>
+          <w:lang w:val="da-DK"/>
+        </w:rPr>
+        <w:t>Idempotence</w:t>
+      </w:r>
+    </w:p>
+    <w:p>
+      <w:pPr>
+        <w:rPr>
+          <w:lang w:val="da-DK"/>
+        </w:rPr>
+      </w:pPr>
+      <w:r>
+        <w:rPr>
+          <w:lang w:val="da-DK"/>
+        </w:rPr>
+        <w:t xml:space="preserve">Sikrer at samtidige </w:t>
+      </w:r>
+      <w:r>
+        <w:rPr>
+          <w:lang w:val="da-DK"/>
+        </w:rPr>
+        <w:t xml:space="preserve">kald ikke tillader flere samtidiger processeringer kunne være generareing af ny recipe? </w:t>
+      </w:r>
+    </w:p>
+    <w:p>
+      <w:pPr>
+        <w:rPr>
+          <w:lang w:val="da-DK"/>
+        </w:rPr>
+      </w:pPr>
+    </w:p>
+    <w:p>
+      <w:pPr>
+        <w:pStyle w:val="Heading4"/>
+      </w:pPr>
+      <w:r>
+        <w:t>Caching</w:t>
+      </w:r>
+    </w:p>
+    <w:p>
+      <w:r>
+        <w:t>Tanstack query caching client side</w:t>
       </w:r>
     </w:p>
     <w:p/>
+    <w:p>
+      <w:pPr>
+        <w:pStyle w:val="Heading4"/>
+        <w:rPr>
+          <w:lang w:val="da-DK"/>
+        </w:rPr>
+      </w:pPr>
+      <w:r>
+        <w:rPr>
+          <w:lang w:val="da-DK"/>
+        </w:rPr>
+        <w:t>Asynchronous Messaging Pattern</w:t>
+      </w:r>
+    </w:p>
+    <w:p>
+      <w:pPr>
+        <w:rPr>
+          <w:lang w:val="da-DK"/>
+        </w:rPr>
+      </w:pPr>
+      <w:r>
+        <w:rPr>
+          <w:lang w:val="da-DK"/>
+        </w:rPr>
+        <w:t>Sidekiq</w:t>
+      </w:r>
+    </w:p>
+    <w:p>
+      <w:pPr>
+        <w:rPr>
+          <w:lang w:val="da-DK"/>
+        </w:rPr>
+      </w:pPr>
+    </w:p>
+    <w:p>
+      <w:pPr>
+        <w:pStyle w:val="Heading4"/>
+        <w:rPr>
+          <w:lang w:val="da-DK"/>
+        </w:rPr>
+      </w:pPr>
+      <w:r>
+        <w:rPr>
+          <w:lang w:val="da-DK"/>
+        </w:rPr>
+        <w:t>Service til service kommunikation</w:t>
+      </w:r>
+    </w:p>
+    <w:p>
+      <w:pPr>
+        <w:rPr>
+          <w:lang w:val="da-DK"/>
+        </w:rPr>
+      </w:pPr>
+      <w:r>
+        <w:rPr>
+          <w:lang w:val="da-DK"/>
+        </w:rPr>
+        <w:t>Kommunikationen RabbitMQ</w:t>
+      </w:r>
+      <w:r>
+        <w:rPr>
+          <w:lang w:val="da-DK"/>
+        </w:rPr>
+        <w:t xml:space="preserve"> / Pub/Sub design pattern</w:t>
+      </w:r>
+      <w:r>
+        <w:rPr>
+          <w:lang w:val="da-DK"/>
+        </w:rPr>
+        <w:t xml:space="preserve"> – dette skaber mere robust og højere fejltolerance på service level. Hvis der blot anvendtes http request fra service til service ville en serviec der var nede kortvarigt have fatale konsekvenser da http requests ikke automatisk bliver genforsøgt…</w:t>
+      </w:r>
+    </w:p>
+    <w:p>
+      <w:pPr>
+        <w:rPr>
+          <w:lang w:val="da-DK"/>
+        </w:rPr>
+      </w:pPr>
+    </w:p>
+    <w:p>
+      <w:pPr>
+        <w:pStyle w:val="Heading3"/>
+        <w:rPr>
+          <w:lang w:val="da-DK"/>
+        </w:rPr>
+      </w:pPr>
+      <w:bookmarkStart w:id="12" w:name="_Toc228117611"/>
+      <w:r>
+        <w:rPr>
+          <w:lang w:val="da-DK"/>
+        </w:rPr>
+        <w:lastRenderedPageBreak/>
+        <w:t>3</w:t>
+      </w:r>
+      <w:r>
+        <w:rPr>
+          <w:lang w:val="da-DK"/>
+        </w:rPr>
+        <w:t>.1.</w:t>
+      </w:r>
+      <w:r>
+        <w:rPr>
+          <w:lang w:val="da-DK"/>
+        </w:rPr>
+        <w:t>4</w:t>
+      </w:r>
+      <w:r>
+        <w:rPr>
+          <w:lang w:val="da-DK"/>
+        </w:rPr>
+        <w:t xml:space="preserve"> Databases</w:t>
+      </w:r>
+      <w:bookmarkEnd w:id="12"/>
+    </w:p>
+    <w:p>
+      <w:pPr>
+        <w:rPr>
+          <w:lang w:val="da-DK"/>
+        </w:rPr>
+      </w:pPr>
+      <w:r>
+        <w:rPr>
+          <w:lang w:val="da-DK"/>
+        </w:rPr>
+        <w:t>PAS PÅ det ikke bliver for datamatiker niveau – gå mere ind i topup niveau, index, sharding</w:t>
+      </w:r>
+    </w:p>
+    <w:p>
+      <w:pPr>
+        <w:rPr>
+          <w:lang w:val="da-DK"/>
+        </w:rPr>
+      </w:pPr>
+    </w:p>
+    <w:p>
+      <w:pPr>
+        <w:rPr>
+          <w:lang w:val="da-DK"/>
+        </w:rPr>
+      </w:pPr>
+      <w:r>
+        <w:rPr>
+          <w:lang w:val="da-DK"/>
+        </w:rPr>
+        <w:t>Databasen er relationsbaseret og implementeret med MySQL, hvilket sikrer konsistens og dataintegritet gennem ACID-principper.</w:t>
+      </w:r>
+    </w:p>
+    <w:p>
+      <w:pPr>
+        <w:rPr>
+          <w:lang w:val="da-DK"/>
+        </w:rPr>
+      </w:pPr>
+      <w:r>
+        <w:rPr>
+          <w:lang w:val="da-DK"/>
+        </w:rPr>
+        <w:t>Relationel MySQL, Redis</w:t>
+      </w:r>
+      <w:r>
+        <w:rPr>
+          <w:lang w:val="da-DK"/>
+        </w:rPr>
+        <w:t xml:space="preserve">, man kunne have </w:t>
+      </w:r>
+      <w:r>
+        <w:rPr>
+          <w:lang w:val="da-DK"/>
+        </w:rPr>
+        <w:t>gjort brug af mongodb og med henblik på muligheden af brugere kan like og kommentere ville det kunne argumenteres for at anvende en grafbaseret database såsom Neo4j, men da projektet er stort nok i forvejen blev det ikke implementeret, men på sigt og ved skalering giver det mere mening da graphbasret db er lavet til denne type af databinding hvor brugere kan like opskrifter og kommentere og på den måde har en masse nodes til andre objekter, hvor relationel db skal have mere indviklede joins og …</w:t>
+      </w:r>
+    </w:p>
+    <w:p>
+      <w:pPr>
+        <w:rPr>
+          <w:lang w:val="da-DK"/>
+        </w:rPr>
+      </w:pPr>
+    </w:p>
+    <w:p>
+      <w:pPr>
+        <w:pStyle w:val="Heading4"/>
+      </w:pPr>
+      <w:r>
+        <w:t>3</w:t>
+      </w:r>
+      <w:r>
+        <w:t>.1.</w:t>
+      </w:r>
+      <w:r>
+        <w:t>4</w:t>
+      </w:r>
+      <w:r>
+        <w:t>.1 SQL Injections</w:t>
+      </w:r>
+    </w:p>
+    <w:p>
+      <w:r>
+        <w:t>Prepared statements, sanitering/validering, max length etc</w:t>
+      </w:r>
+    </w:p>
     <w:p/>
     <w:p>
       <w:pPr>
+        <w:pStyle w:val="Heading2"/>
+        <w:rPr>
+          <w:lang w:val="da-DK"/>
+        </w:rPr>
+      </w:pPr>
+      <w:bookmarkStart w:id="13" w:name="_Toc228117612"/>
+      <w:r>
+        <w:rPr>
+          <w:lang w:val="da-DK"/>
+        </w:rPr>
+        <w:t>3</w:t>
+      </w:r>
+      <w:r>
+        <w:rPr>
+          <w:lang w:val="da-DK"/>
+        </w:rPr>
+        <w:t>.</w:t>
+      </w:r>
+      <w:r>
+        <w:rPr>
+          <w:lang w:val="da-DK"/>
+        </w:rPr>
+        <w:t>2</w:t>
+      </w:r>
+      <w:r>
+        <w:rPr>
+          <w:lang w:val="da-DK"/>
+        </w:rPr>
+        <w:t xml:space="preserve"> </w:t>
+      </w:r>
+      <w:r>
+        <w:rPr>
+          <w:lang w:val="da-DK"/>
+        </w:rPr>
+        <w:t>Environments</w:t>
+      </w:r>
+      <w:bookmarkEnd w:id="13"/>
+    </w:p>
+    <w:p>
+      <w:pPr>
+        <w:rPr>
+          <w:lang w:val="da-DK"/>
+        </w:rPr>
+      </w:pPr>
+      <w:r>
+        <w:rPr>
+          <w:lang w:val="da-DK"/>
+        </w:rPr>
+        <w:t xml:space="preserve">Munchora er hostet på en virtuel maskine hos Linode (Akamai Cloud). Jeg har valgt den mest minimalistiske konfiguration med 1 CPU-core, 1 GB RAM og 25 GB hukommelse, hvilket er rigeligt til applikationens nuværende behov. Jeg anvender Docker til mit produktionsmiljø, hvor der bygges separate images til både backend (Ruby on Rails) og frontend (React Router v7), som publiceres til GitHub Container Registry (GHCR). På serveren hentes og startes disse images automatisk ved hjælp af docker-compose, hvor dette simple setup gør det nemt at administrere og genstarte systemet som en samlet enhed. Applikationerne har jeg gjort tilgængelige udefra ved en opsat Nginx reverse proxy, der håndterer indgående trafik på mit domæne munchora.pro. Proxyen dirigerer forespørgsler videre til enten klient eller backend containeren afhængigt af URL-strukturen. Requests med præfikset </w:t>
+      </w:r>
+      <w:r>
+        <w:rPr>
+          <w:highlight w:val="lightGray"/>
+          <w:lang w:val="da-DK"/>
+        </w:rPr>
+        <w:t>/api/v1/*</w:t>
+      </w:r>
+      <w:r>
+        <w:rPr>
+          <w:lang w:val="da-DK"/>
+        </w:rPr>
+        <w:t xml:space="preserve"> sendes til Rails-backenden, mens alle andre ruter leveres fra React-klienten. Denne struktur sikrer, at både frontend og mit REST-API kan </w:t>
+      </w:r>
+      <w:r>
+        <w:rPr>
+          <w:lang w:val="da-DK"/>
+        </w:rPr>
+        <w:lastRenderedPageBreak/>
+        <w:t>køre gnidningsfrit på samme domæne. Derudover har jeg konfigureret HTTPS ved hjælp af Certbot og Let’s Encrypt, så kommunikationen mellem brugere og server er krypteret i transit. Det beskytter mod man-in-the-middle angreb</w:t>
+      </w:r>
+      <w:r>
+        <w:rPr>
+          <w:rStyle w:val="FootnoteReference"/>
+          <w:lang w:val="da-DK"/>
+        </w:rPr>
+        <w:footnoteReference w:id="1"/>
+      </w:r>
+      <w:r>
+        <w:rPr>
+          <w:lang w:val="da-DK"/>
+        </w:rPr>
+        <w:t xml:space="preserve"> og sikrer, at følsomme data, såsom loginoplysninger og API requests ikke opsnappes. Samlet set giver denne opsætning en stabil, sikker og vedligeholdelsesbar hosting løsning, hvor både deployment og drift kan håndteres effektivt med få kommandoer. Det gør det nemt for mig at fortsætte udviklingen af Munchora, uden at driftsdelen bliver en flaskehals.</w:t>
+      </w:r>
+    </w:p>
+    <w:p>
+      <w:pPr>
+        <w:rPr>
+          <w:lang w:val="da-DK"/>
+        </w:rPr>
+      </w:pPr>
+    </w:p>
+    <w:p>
+      <w:pPr>
+        <w:pStyle w:val="Heading3"/>
+      </w:pPr>
+      <w:bookmarkStart w:id="14" w:name="_Toc228117613"/>
+      <w:r>
+        <w:t>3</w:t>
+      </w:r>
+      <w:r>
+        <w:t>.2.1 Development</w:t>
+      </w:r>
+      <w:bookmarkEnd w:id="14"/>
+    </w:p>
+    <w:p>
+      <w:r>
+        <w:t>Docker-compose</w:t>
+      </w:r>
+    </w:p>
+    <w:p>
+      <w:r>
+        <w:t>Minikube kubectl, k9s</w:t>
+      </w:r>
+    </w:p>
+    <w:p/>
+    <w:p>
+      <w:pPr>
+        <w:pStyle w:val="Heading3"/>
+        <w:rPr>
+          <w:lang w:val="da-DK"/>
+        </w:rPr>
+      </w:pPr>
+      <w:bookmarkStart w:id="15" w:name="_Toc228117614"/>
+      <w:r>
+        <w:rPr>
+          <w:lang w:val="da-DK"/>
+        </w:rPr>
+        <w:t>3</w:t>
+      </w:r>
+      <w:r>
+        <w:rPr>
+          <w:lang w:val="da-DK"/>
+        </w:rPr>
+        <w:t>.2.2 Production</w:t>
+      </w:r>
+      <w:bookmarkEnd w:id="15"/>
+    </w:p>
+    <w:p>
+      <w:pPr>
+        <w:rPr>
+          <w:lang w:val="da-DK"/>
+        </w:rPr>
+      </w:pPr>
+    </w:p>
+    <w:p>
+      <w:pPr>
+        <w:rPr>
+          <w:lang w:val="da-DK"/>
+        </w:rPr>
+      </w:pPr>
+    </w:p>
+    <w:p>
+      <w:pPr>
         <w:pStyle w:val="Heading4"/>
-      </w:pPr>
-      <w:r>
-        <w:t>notifications</w:t>
-      </w:r>
-      <w:r>
-        <w:t>-service</w:t>
-      </w:r>
-    </w:p>
-    <w:p>
-      <w:pPr>
-        <w:rPr>
-          <w:lang w:val="da-DK"/>
-        </w:rPr>
-      </w:pPr>
-      <w:r>
-        <w:rPr>
-          <w:lang w:val="da-DK"/>
-        </w:rPr>
-        <w:t>Fyrtårnet eller noget som udelukk</w:t>
-      </w:r>
-      <w:r>
-        <w:rPr>
-          <w:lang w:val="da-DK"/>
-        </w:rPr>
-        <w:t>ende står for events/notifikationer der skal ud til brugerne. Det er de andre services som anmoder notification-service om at notificere en bruger eller brugere om f.eks. en ny opskrift er klar eller en ny varer er lagt i en indkøbsliste. Denne kommunikation mellem brugere og notificaitons-service er en socket forbindelse anvendt med ActionCable.. Den er yderligere koblet op med Reids (Upstash for simplere cloud løsning mindre manuel konfiguraiton) Denne redis brug gør forbindelserne stateless, sådan hver gang en service anmoder notification-service om at notificere brugere, vil en hvilken hvordan virker det egentlig forklar det da microservices tillader flere forskellige instanser af samme notifications-service men for at gøre det robust …</w:t>
-      </w:r>
-    </w:p>
-    <w:p>
-      <w:pPr>
-        <w:rPr>
-          <w:lang w:val="da-DK"/>
-        </w:rPr>
-      </w:pPr>
-    </w:p>
-    <w:p>
-      <w:pPr>
-        <w:pStyle w:val="Heading3"/>
-      </w:pPr>
-      <w:bookmarkStart w:id="11" w:name="_Toc227184958"/>
-      <w:r>
+        <w:rPr>
+          <w:lang w:val="da-DK"/>
+        </w:rPr>
+      </w:pPr>
+      <w:r>
+        <w:rPr>
+          <w:lang w:val="da-DK"/>
+        </w:rPr>
         <w:t>3</w:t>
       </w:r>
       <w:r>
-        <w:t>.1.3 DLS Patterns</w:t>
-      </w:r>
-      <w:bookmarkEnd w:id="11"/>
-    </w:p>
-    <w:p>
-      <w:pPr>
-        <w:pStyle w:val="Heading4"/>
-      </w:pPr>
-      <w:r>
-        <w:t>Immutable data (Tombstone and snapshot pattern)</w:t>
-      </w:r>
-    </w:p>
-    <w:p>
-      <w:pPr>
-        <w:rPr>
-          <w:lang w:val="da-DK"/>
-        </w:rPr>
-      </w:pPr>
-      <w:r>
-        <w:rPr>
-          <w:lang w:val="da-DK"/>
-        </w:rPr>
-        <w:t>Papertrails gem for ruby</w:t>
-      </w:r>
-    </w:p>
-    <w:p>
-      <w:pPr>
-        <w:rPr>
-          <w:lang w:val="da-DK"/>
-        </w:rPr>
-      </w:pPr>
-    </w:p>
-    <w:p>
-      <w:pPr>
-        <w:rPr>
-          <w:lang w:val="da-DK"/>
-        </w:rPr>
-      </w:pPr>
-      <w:r>
-        <w:rPr>
-          <w:lang w:val="da-DK"/>
-        </w:rPr>
-        <w:t xml:space="preserve">Systemet anvender delvist principper fra immutable data gennem brugen af versionsstyring via </w:t>
-      </w:r>
-      <w:r>
-        <w:rPr>
-          <w:lang w:val="da-DK"/>
-        </w:rPr>
-        <w:t>gem’en papertrail</w:t>
-      </w:r>
-      <w:r>
-        <w:rPr>
-          <w:lang w:val="da-DK"/>
-        </w:rPr>
-        <w:t>. Selvom de primære entiteter fortsat er mutable, bliver alle ændringer registreret som append</w:t>
-      </w:r>
-      <w:r>
-        <w:rPr>
-          <w:lang w:val="da-DK"/>
-        </w:rPr>
-        <w:t xml:space="preserve"> </w:t>
-      </w:r>
-      <w:r>
-        <w:rPr>
-          <w:lang w:val="da-DK"/>
-        </w:rPr>
-        <w:t>only snapshots, hvilket muliggør historisk sporbarhed og rollback. Dette er i tråd med snapshot</w:t>
-      </w:r>
-      <w:r>
-        <w:rPr>
-          <w:lang w:val="da-DK"/>
-        </w:rPr>
-        <w:t xml:space="preserve"> </w:t>
-      </w:r>
-      <w:r>
-        <w:rPr>
-          <w:lang w:val="da-DK"/>
-        </w:rPr>
-        <w:t>mønstret og giver egenskaber, der minder om immutable datalagring.</w:t>
-      </w:r>
-    </w:p>
-    <w:p>
-      <w:pPr>
-        <w:rPr>
-          <w:lang w:val="da-DK"/>
-        </w:rPr>
-      </w:pPr>
-    </w:p>
-    <w:p>
-      <w:pPr>
-        <w:pStyle w:val="Heading4"/>
-        <w:rPr>
-          <w:lang w:val="da-DK"/>
-        </w:rPr>
-      </w:pPr>
-      <w:r>
-        <w:rPr>
-          <w:lang w:val="da-DK"/>
-        </w:rPr>
-        <w:t>Idempotence</w:t>
-      </w:r>
-    </w:p>
-    <w:p>
-      <w:pPr>
-        <w:rPr>
-          <w:lang w:val="da-DK"/>
-        </w:rPr>
-      </w:pPr>
-      <w:r>
-        <w:rPr>
-          <w:lang w:val="da-DK"/>
-        </w:rPr>
-        <w:t xml:space="preserve">Sikrer at samtidige </w:t>
-      </w:r>
-      <w:r>
-        <w:rPr>
-          <w:lang w:val="da-DK"/>
-        </w:rPr>
-        <w:t xml:space="preserve">kald ikke tillader flere samtidiger processeringer kunne være generareing af ny recipe? </w:t>
-      </w:r>
-    </w:p>
-    <w:p>
-      <w:pPr>
-        <w:rPr>
-          <w:lang w:val="da-DK"/>
-        </w:rPr>
-      </w:pPr>
-    </w:p>
-    <w:p>
-      <w:pPr>
-        <w:pStyle w:val="Heading4"/>
-      </w:pPr>
-      <w:r>
-        <w:t>Caching</w:t>
-      </w:r>
-    </w:p>
-    <w:p>
-      <w:r>
-        <w:t>Tanstack query caching client side</w:t>
-      </w:r>
-    </w:p>
-    <w:p/>
-    <w:p>
-      <w:pPr>
-        <w:pStyle w:val="Heading4"/>
+        <w:rPr>
+          <w:lang w:val="da-DK"/>
+        </w:rPr>
+        <w:t>.2.2.1 Monitoring, Logging &amp; Tracing</w:t>
+      </w:r>
+    </w:p>
+    <w:p>
+      <w:pPr>
+        <w:rPr>
+          <w:lang w:val="da-DK"/>
+        </w:rPr>
+      </w:pPr>
+      <w:r>
+        <w:rPr>
+          <w:lang w:val="da-DK"/>
+        </w:rPr>
+        <w:t>Newrelic</w:t>
+      </w:r>
+      <w:r>
+        <w:rPr>
+          <w:lang w:val="da-DK"/>
+        </w:rPr>
+        <w:t>, hvorfor ikke ELK st</w:t>
+      </w:r>
+      <w:r>
+        <w:rPr>
+          <w:lang w:val="da-DK"/>
+        </w:rPr>
+        <w:t>ack</w:t>
+      </w:r>
+    </w:p>
+    <w:p>
+      <w:pPr>
+        <w:rPr>
+          <w:lang w:val="da-DK"/>
+        </w:rPr>
+      </w:pPr>
+    </w:p>
+    <w:p>
+      <w:pPr>
+        <w:pStyle w:val="Heading1"/>
+        <w:rPr>
+          <w:lang w:val="da-DK"/>
+        </w:rPr>
+      </w:pPr>
+      <w:bookmarkStart w:id="16" w:name="_Toc228117615"/>
+      <w:r>
+        <w:rPr>
+          <w:lang w:val="da-DK"/>
+        </w:rPr>
+        <w:t>4</w:t>
+      </w:r>
+      <w:r>
+        <w:rPr>
+          <w:lang w:val="da-DK"/>
+        </w:rPr>
+        <w:t>.0</w:t>
+      </w:r>
+      <w:r>
+        <w:rPr>
+          <w:lang w:val="da-DK"/>
+        </w:rPr>
+        <w:t xml:space="preserve"> Testing</w:t>
+      </w:r>
+      <w:bookmarkEnd w:id="16"/>
+    </w:p>
+    <w:p>
+      <w:pPr>
+        <w:rPr>
+          <w:lang w:val="da-DK"/>
+        </w:rPr>
+      </w:pPr>
+      <w:r>
+        <w:rPr>
+          <w:lang w:val="da-DK"/>
+        </w:rPr>
+        <w:t>Refaktoring TDD/BDD</w:t>
+      </w:r>
+      <w:r>
+        <w:rPr>
+          <w:lang w:val="da-DK"/>
+        </w:rPr>
+        <w:t xml:space="preserve"> – det er re</w:t>
+      </w:r>
+      <w:r>
+        <w:rPr>
+          <w:lang w:val="da-DK"/>
+        </w:rPr>
+        <w:t>faktoreringen som binder det hele sammen. MEN KUN EN AF GANGEN – enten koden refaktoreres eller tests.</w:t>
+      </w:r>
+      <w:r>
+        <w:rPr>
+          <w:lang w:val="da-DK"/>
+        </w:rPr>
+        <w:t xml:space="preserve"> Kom også kort ind på at tests efterfølgende igennem CI/CD pipeline eksekveres, som regression tests??</w:t>
+      </w:r>
+    </w:p>
+    <w:p>
+      <w:pPr>
+        <w:rPr>
+          <w:lang w:val="da-DK"/>
+        </w:rPr>
+      </w:pPr>
+      <w:r>
+        <w:rPr>
+          <w:lang w:val="da-DK"/>
+        </w:rPr>
+        <w:t>Design patterns (Singleton, ) – sikrer maintanence / best practice, andre udviklere tager godt</w:t>
+      </w:r>
+    </w:p>
+    <w:p>
+      <w:pPr>
         <w:rPr>
           <w:lang w:val="da-DK"/>
         </w:rPr>
@@ -5046,329 +7359,15 @@
           <w:lang w:val="da-DK"/>
         </w:rPr>
         <w:lastRenderedPageBreak/>
-        <w:t>Asynchronous Messaging Pattern</w:t>
-      </w:r>
-    </w:p>
-    <w:p>
-      <w:pPr>
-        <w:rPr>
-          <w:lang w:val="da-DK"/>
-        </w:rPr>
-      </w:pPr>
-      <w:r>
-        <w:rPr>
-          <w:lang w:val="da-DK"/>
-        </w:rPr>
-        <w:t>Sidekiq</w:t>
-      </w:r>
-    </w:p>
-    <w:p>
-      <w:pPr>
-        <w:rPr>
-          <w:lang w:val="da-DK"/>
-        </w:rPr>
-      </w:pPr>
-    </w:p>
-    <w:p>
-      <w:pPr>
-        <w:pStyle w:val="Heading4"/>
-        <w:rPr>
-          <w:lang w:val="da-DK"/>
-        </w:rPr>
-      </w:pPr>
-      <w:r>
-        <w:rPr>
-          <w:lang w:val="da-DK"/>
-        </w:rPr>
-        <w:t>Service til service kommunikation</w:t>
-      </w:r>
-    </w:p>
-    <w:p>
-      <w:pPr>
-        <w:rPr>
-          <w:lang w:val="da-DK"/>
-        </w:rPr>
-      </w:pPr>
-      <w:r>
-        <w:rPr>
-          <w:lang w:val="da-DK"/>
-        </w:rPr>
-        <w:t>Kommunikationen RabbitMQ</w:t>
-      </w:r>
-    </w:p>
-    <w:p>
-      <w:pPr>
-        <w:rPr>
-          <w:lang w:val="da-DK"/>
-        </w:rPr>
-      </w:pPr>
-    </w:p>
-    <w:p>
-      <w:pPr>
-        <w:pStyle w:val="Heading3"/>
-        <w:rPr>
-          <w:lang w:val="da-DK"/>
-        </w:rPr>
-      </w:pPr>
-      <w:bookmarkStart w:id="12" w:name="_Toc227184959"/>
-      <w:r>
-        <w:rPr>
-          <w:lang w:val="da-DK"/>
-        </w:rPr>
-        <w:t>3</w:t>
-      </w:r>
-      <w:r>
-        <w:rPr>
-          <w:lang w:val="da-DK"/>
-        </w:rPr>
-        <w:t>.1.</w:t>
-      </w:r>
-      <w:r>
-        <w:rPr>
-          <w:lang w:val="da-DK"/>
-        </w:rPr>
-        <w:t>4</w:t>
-      </w:r>
-      <w:r>
-        <w:rPr>
-          <w:lang w:val="da-DK"/>
-        </w:rPr>
-        <w:t xml:space="preserve"> Databases</w:t>
-      </w:r>
-      <w:bookmarkEnd w:id="12"/>
-    </w:p>
-    <w:p>
-      <w:pPr>
-        <w:rPr>
-          <w:lang w:val="da-DK"/>
-        </w:rPr>
-      </w:pPr>
-      <w:r>
-        <w:rPr>
-          <w:lang w:val="da-DK"/>
-        </w:rPr>
-        <w:t>Databasen er relationsbaseret og implementeret med MySQL, hvilket sikrer konsistens og dataintegritet gennem ACID-principper.</w:t>
-      </w:r>
-    </w:p>
-    <w:p>
-      <w:pPr>
-        <w:rPr>
-          <w:lang w:val="da-DK"/>
-        </w:rPr>
-      </w:pPr>
-      <w:r>
-        <w:rPr>
-          <w:lang w:val="da-DK"/>
-        </w:rPr>
-        <w:t>Relationel MySQL, Redis</w:t>
-      </w:r>
-      <w:r>
-        <w:rPr>
-          <w:lang w:val="da-DK"/>
-        </w:rPr>
-        <w:t xml:space="preserve">, man kunne have </w:t>
-      </w:r>
-      <w:r>
-        <w:rPr>
-          <w:lang w:val="da-DK"/>
-        </w:rPr>
-        <w:t>gjort brug af mongodb og med henblik på muligheden af brugere kan like og kommentere ville det kunne argumenteres for at anvende en grafbaseret database såsom Neo4j, men da projektet er stort nok i forvejen blev det ikke implementeret, men på sigt og ved skalering giver det mere mening da graphbasret db er lavet til denne type af databinding hvor brugere kan like opskrifter og kommentere og på den måde har en masse nodes til andre objekter, hvor relationel db skal have mere indviklede joins og …</w:t>
-      </w:r>
-    </w:p>
-    <w:p>
-      <w:pPr>
-        <w:rPr>
-          <w:lang w:val="da-DK"/>
-        </w:rPr>
-      </w:pPr>
-    </w:p>
-    <w:p>
-      <w:pPr>
-        <w:pStyle w:val="Heading4"/>
-      </w:pPr>
-      <w:r>
-        <w:t>3</w:t>
-      </w:r>
-      <w:r>
-        <w:t>.1.</w:t>
-      </w:r>
-      <w:r>
-        <w:t>4</w:t>
-      </w:r>
-      <w:r>
-        <w:t>.1 SQL Injections</w:t>
-      </w:r>
-    </w:p>
-    <w:p>
-      <w:r>
-        <w:t>Prepared statements, sanitering/validering, max length etc</w:t>
-      </w:r>
-    </w:p>
-    <w:p/>
-    <w:p>
-      <w:pPr>
-        <w:pStyle w:val="Heading2"/>
-        <w:rPr>
-          <w:lang w:val="da-DK"/>
-        </w:rPr>
-      </w:pPr>
-      <w:bookmarkStart w:id="13" w:name="_Toc227184960"/>
-      <w:r>
-        <w:rPr>
-          <w:lang w:val="da-DK"/>
-        </w:rPr>
-        <w:t>3</w:t>
-      </w:r>
-      <w:r>
-        <w:rPr>
-          <w:lang w:val="da-DK"/>
-        </w:rPr>
-        <w:t>.</w:t>
-      </w:r>
-      <w:r>
-        <w:rPr>
-          <w:lang w:val="da-DK"/>
-        </w:rPr>
-        <w:t>2</w:t>
-      </w:r>
-      <w:r>
-        <w:rPr>
-          <w:lang w:val="da-DK"/>
-        </w:rPr>
-        <w:t xml:space="preserve"> </w:t>
-      </w:r>
-      <w:r>
-        <w:rPr>
-          <w:lang w:val="da-DK"/>
-        </w:rPr>
-        <w:t>Environments</w:t>
-      </w:r>
-      <w:bookmarkEnd w:id="13"/>
-    </w:p>
-    <w:p>
-      <w:pPr>
-        <w:rPr>
-          <w:lang w:val="da-DK"/>
-        </w:rPr>
-      </w:pPr>
-      <w:r>
-        <w:rPr>
-          <w:lang w:val="da-DK"/>
-        </w:rPr>
-        <w:t xml:space="preserve">Munchora er hostet på en virtuel maskine hos Linode (Akamai Cloud). Jeg har valgt den mest minimalistiske konfiguration med 1 CPU-core, 1 GB RAM og 25 GB hukommelse, hvilket er rigeligt til applikationens nuværende behov. Jeg anvender Docker til mit produktionsmiljø, hvor der bygges separate images til både backend (Ruby on Rails) og frontend (React Router v7), som publiceres til GitHub Container Registry (GHCR). På serveren hentes og startes disse images automatisk ved hjælp af docker-compose, hvor dette simple setup gør det nemt at administrere og genstarte systemet som en samlet enhed. Applikationerne har jeg gjort tilgængelige udefra ved en opsat Nginx reverse proxy, der </w:t>
-      </w:r>
-      <w:r>
-        <w:rPr>
-          <w:lang w:val="da-DK"/>
-        </w:rPr>
-        <w:lastRenderedPageBreak/>
-        <w:t xml:space="preserve">håndterer indgående trafik på mit domæne munchora.pro. Proxyen dirigerer forespørgsler videre til enten klient eller backend containeren afhængigt af URL-strukturen. Requests med præfikset </w:t>
-      </w:r>
-      <w:r>
-        <w:rPr>
-          <w:highlight w:val="lightGray"/>
-          <w:lang w:val="da-DK"/>
-        </w:rPr>
-        <w:t>/api/v1/*</w:t>
-      </w:r>
-      <w:r>
-        <w:rPr>
-          <w:lang w:val="da-DK"/>
-        </w:rPr>
-        <w:t xml:space="preserve"> sendes til Rails-backenden, mens alle andre ruter leveres fra React-klienten. Denne struktur sikrer, at både frontend og mit REST-API kan køre gnidningsfrit på samme domæne. Derudover har jeg konfigureret HTTPS ved hjælp af Certbot og Let’s Encrypt, så kommunikationen mellem brugere og server er krypteret i transit. Det beskytter mod man-in-the-middle angreb</w:t>
-      </w:r>
-      <w:r>
-        <w:rPr>
-          <w:rStyle w:val="FootnoteReference"/>
-          <w:lang w:val="da-DK"/>
-        </w:rPr>
-        <w:footnoteReference w:id="1"/>
-      </w:r>
-      <w:r>
-        <w:rPr>
-          <w:lang w:val="da-DK"/>
-        </w:rPr>
-        <w:t xml:space="preserve"> og sikrer, at følsomme data, såsom loginoplysninger og API requests ikke opsnappes. Samlet set giver denne opsætning en stabil, sikker og vedligeholdelsesbar hosting løsning, hvor både deployment og drift kan håndteres effektivt med få kommandoer. Det gør det nemt for mig at fortsætte udviklingen af Munchora, uden at driftsdelen bliver en flaskehals.</w:t>
-      </w:r>
-    </w:p>
-    <w:p>
-      <w:pPr>
-        <w:rPr>
-          <w:lang w:val="da-DK"/>
-        </w:rPr>
-      </w:pPr>
-    </w:p>
-    <w:p>
-      <w:pPr>
-        <w:pStyle w:val="Heading3"/>
-      </w:pPr>
-      <w:bookmarkStart w:id="14" w:name="_Toc227184961"/>
-      <w:r>
-        <w:t>3</w:t>
-      </w:r>
-      <w:r>
-        <w:t>.2.1 Development</w:t>
-      </w:r>
-      <w:bookmarkEnd w:id="14"/>
-    </w:p>
-    <w:p>
-      <w:r>
-        <w:t>Docker-compose</w:t>
-      </w:r>
-    </w:p>
-    <w:p>
-      <w:r>
-        <w:t>Minikube kubectl, k9s</w:t>
-      </w:r>
-    </w:p>
-    <w:p/>
-    <w:p>
-      <w:pPr>
-        <w:pStyle w:val="Heading3"/>
-      </w:pPr>
-      <w:bookmarkStart w:id="15" w:name="_Toc227184962"/>
-      <w:r>
-        <w:t>3</w:t>
-      </w:r>
-      <w:r>
-        <w:t>.2.2 Production</w:t>
-      </w:r>
-      <w:bookmarkEnd w:id="15"/>
-    </w:p>
-    <w:p/>
-    <w:p/>
-    <w:p>
-      <w:pPr>
-        <w:pStyle w:val="Heading4"/>
-      </w:pPr>
-      <w:r>
-        <w:t>3</w:t>
-      </w:r>
-      <w:r>
-        <w:t>.2.2.1 Monitoring, Logging &amp; Tracing</w:t>
-      </w:r>
-    </w:p>
-    <w:p>
-      <w:r>
-        <w:t>Newrelic</w:t>
-      </w:r>
-    </w:p>
-    <w:p/>
-    <w:p>
-      <w:pPr>
-        <w:pStyle w:val="Heading1"/>
-      </w:pPr>
-      <w:bookmarkStart w:id="16" w:name="_Toc227184963"/>
-      <w:r>
-        <w:t>4</w:t>
-      </w:r>
-      <w:r>
-        <w:t>.0</w:t>
-      </w:r>
-      <w:r>
-        <w:t xml:space="preserve"> Testing</w:t>
-      </w:r>
-      <w:bookmarkEnd w:id="16"/>
+        <w:t>Skeleton programming – start med mindste enhed i klasse / det som kompilerer med mindst muligt output. Typisk vil det være klasse navn indeholdende en tom simpel parameterløs metode der er void</w:t>
+      </w:r>
+    </w:p>
+    <w:p>
+      <w:pPr>
+        <w:rPr>
+          <w:lang w:val="da-DK"/>
+        </w:rPr>
+      </w:pPr>
     </w:p>
     <w:p>
       <w:pPr>
@@ -5416,14 +7415,7 @@
         <w:rPr>
           <w:lang w:val="da-DK"/>
         </w:rPr>
-        <w:t xml:space="preserve"> fremfor det andet klassiske Ruby test framework MiniTest. </w:t>
-      </w:r>
-      <w:r>
-        <w:rPr>
-          <w:lang w:val="da-DK"/>
-        </w:rPr>
-        <w:lastRenderedPageBreak/>
-        <w:t xml:space="preserve">RSpec </w:t>
+        <w:t xml:space="preserve"> fremfor det andet klassiske Ruby test framework MiniTest. RSpec </w:t>
       </w:r>
       <w:r>
         <w:rPr>
@@ -5806,7 +7798,7 @@
           <w:noProof/>
           <w:lang w:val="da-DK"/>
         </w:rPr>
-        <w:object w:dxaOrig="9360" w:dyaOrig="280" w14:anchorId="5B777A07">
+        <w:object w:dxaOrig="9360" w:dyaOrig="280" w14:anchorId="279F168C">
           <v:shapetype id="_x0000_t75" coordsize="21600,21600" o:spt="75" o:preferrelative="t" path="m@4@5l@4@11@9@11@9@5xe" filled="f" stroked="f">
             <v:stroke joinstyle="miter"/>
             <v:formulas>
@@ -5826,10 +7818,10 @@
             <v:path o:extrusionok="f" gradientshapeok="t" o:connecttype="rect"/>
             <o:lock v:ext="edit" aspectratio="t"/>
           </v:shapetype>
-          <v:shape id="_x0000_i1025" type="#_x0000_t75" alt="" style="width:468.7pt;height:14.1pt;mso-width-percent:0;mso-height-percent:0;mso-width-percent:0;mso-height-percent:0" o:ole="">
+          <v:shape id="_x0000_i1025" type="#_x0000_t75" alt="" style="width:468pt;height:13.8pt;mso-width-percent:0;mso-height-percent:0;mso-width-percent:0;mso-height-percent:0" o:ole="">
             <v:imagedata r:id="rId13" o:title=""/>
           </v:shape>
-          <o:OLEObject Type="Embed" ProgID="Word.Document.12" ShapeID="_x0000_i1025" DrawAspect="Content" ObjectID="_1837797812" r:id="rId14">
+          <o:OLEObject Type="Embed" ProgID="Word.Document.12" ShapeID="_x0000_i1025" DrawAspect="Content" ObjectID="_1838875477" r:id="rId14">
             <o:FieldCodes>\s</o:FieldCodes>
           </o:OLEObject>
         </w:object>
@@ -5843,6 +7835,7 @@
       </w:pPr>
       <w:r>
         <w:rPr>
+          <w:noProof/>
           <w:lang w:val="da-DK"/>
         </w:rPr>
         <w:lastRenderedPageBreak/>
@@ -6006,12 +7999,21 @@
     <w:p>
       <w:pPr>
         <w:pStyle w:val="Heading2"/>
-      </w:pPr>
-      <w:bookmarkStart w:id="17" w:name="_Toc227184964"/>
-      <w:r>
+        <w:rPr>
+          <w:lang w:val="da-DK"/>
+        </w:rPr>
+      </w:pPr>
+      <w:bookmarkStart w:id="17" w:name="_Toc228117616"/>
+      <w:r>
+        <w:rPr>
+          <w:lang w:val="da-DK"/>
+        </w:rPr>
         <w:t>4</w:t>
       </w:r>
       <w:r>
+        <w:rPr>
+          <w:lang w:val="da-DK"/>
+        </w:rPr>
         <w:t>.1 Unit Tests</w:t>
       </w:r>
       <w:bookmarkEnd w:id="17"/>
@@ -6039,28 +8041,58 @@
     <w:p>
       <w:pPr>
         <w:pStyle w:val="Heading2"/>
-      </w:pPr>
-      <w:bookmarkStart w:id="18" w:name="_Toc227184965"/>
-      <w:r>
+        <w:rPr>
+          <w:lang w:val="da-DK"/>
+        </w:rPr>
+      </w:pPr>
+      <w:bookmarkStart w:id="18" w:name="_Toc228117617"/>
+      <w:r>
+        <w:rPr>
+          <w:lang w:val="da-DK"/>
+        </w:rPr>
         <w:lastRenderedPageBreak/>
         <w:t>4</w:t>
       </w:r>
       <w:r>
+        <w:rPr>
+          <w:lang w:val="da-DK"/>
+        </w:rPr>
         <w:t>.2 Integration Tests</w:t>
       </w:r>
       <w:bookmarkEnd w:id="18"/>
     </w:p>
-    <w:p/>
-    <w:p/>
+    <w:p>
+      <w:pPr>
+        <w:rPr>
+          <w:lang w:val="da-DK"/>
+        </w:rPr>
+      </w:pPr>
+    </w:p>
+    <w:p>
+      <w:pPr>
+        <w:rPr>
+          <w:lang w:val="da-DK"/>
+        </w:rPr>
+      </w:pPr>
+    </w:p>
     <w:p>
       <w:pPr>
         <w:pStyle w:val="Heading2"/>
-      </w:pPr>
-      <w:bookmarkStart w:id="19" w:name="_Toc227184966"/>
-      <w:r>
+        <w:rPr>
+          <w:lang w:val="da-DK"/>
+        </w:rPr>
+      </w:pPr>
+      <w:bookmarkStart w:id="19" w:name="_Toc228117618"/>
+      <w:r>
+        <w:rPr>
+          <w:lang w:val="da-DK"/>
+        </w:rPr>
         <w:t>4</w:t>
       </w:r>
       <w:r>
+        <w:rPr>
+          <w:lang w:val="da-DK"/>
+        </w:rPr>
         <w:t>.3 API Tests</w:t>
       </w:r>
       <w:bookmarkEnd w:id="19"/>
@@ -6094,12 +8126,21 @@
     <w:p>
       <w:pPr>
         <w:pStyle w:val="Heading2"/>
-      </w:pPr>
-      <w:bookmarkStart w:id="20" w:name="_Toc227184967"/>
-      <w:r>
+        <w:rPr>
+          <w:lang w:val="da-DK"/>
+        </w:rPr>
+      </w:pPr>
+      <w:bookmarkStart w:id="20" w:name="_Toc228117619"/>
+      <w:r>
+        <w:rPr>
+          <w:lang w:val="da-DK"/>
+        </w:rPr>
         <w:t>4</w:t>
       </w:r>
       <w:r>
+        <w:rPr>
+          <w:lang w:val="da-DK"/>
+        </w:rPr>
         <w:t>.4 End to end tests</w:t>
       </w:r>
       <w:bookmarkEnd w:id="20"/>
@@ -6156,7 +8197,7 @@
           <w:lang w:val="da-DK"/>
         </w:rPr>
       </w:pPr>
-      <w:bookmarkStart w:id="21" w:name="_Toc227184968"/>
+      <w:bookmarkStart w:id="21" w:name="_Toc228117620"/>
       <w:r>
         <w:rPr>
           <w:lang w:val="da-DK"/>
@@ -6185,7 +8226,7 @@
           <w:lang w:val="da-DK"/>
         </w:rPr>
       </w:pPr>
-      <w:bookmarkStart w:id="22" w:name="_Toc227184969"/>
+      <w:bookmarkStart w:id="22" w:name="_Toc228117621"/>
       <w:r>
         <w:rPr>
           <w:lang w:val="da-DK"/>
@@ -6212,15 +8253,55 @@
         </w:rPr>
         <w:t>Vigtigheden af statelessness – redis er guld værd her, hvis notifikationsservice havde state ville det være kritisk i forhold til hver bruger var afhængig af at være i samme node som de relaterede brugere i forbindelse med shared shoppinglists…</w:t>
       </w:r>
-    </w:p>
-    <w:p>
-      <w:pPr>
-        <w:rPr>
-          <w:lang w:val="da-DK"/>
-        </w:rPr>
-      </w:pPr>
-    </w:p>
-    <w:bookmarkStart w:id="23" w:name="_Toc227184970" w:displacedByCustomXml="next"/>
+      <w:r>
+        <w:rPr>
+          <w:lang w:val="da-DK"/>
+        </w:rPr>
+        <w:t xml:space="preserve"> Stateless services, redis håndtere staten i forhold til sidekiq queue og ActionCable…</w:t>
+      </w:r>
+    </w:p>
+    <w:p>
+      <w:pPr>
+        <w:rPr>
+          <w:lang w:val="da-DK"/>
+        </w:rPr>
+      </w:pPr>
+    </w:p>
+    <w:p>
+      <w:pPr>
+        <w:rPr>
+          <w:lang w:val="da-DK"/>
+        </w:rPr>
+      </w:pPr>
+      <w:r>
+        <w:rPr>
+          <w:lang w:val="da-DK"/>
+        </w:rPr>
+        <w:t>En mere robust service til sevice kommunikation igennem RabbitMQ i stedet for at blot anvende http requests, hvis de fejler fordi en service kortvarigt er nede eller lignende vil dette request ikke blive genforsøgt…</w:t>
+      </w:r>
+    </w:p>
+    <w:p>
+      <w:pPr>
+        <w:rPr>
+          <w:lang w:val="da-DK"/>
+        </w:rPr>
+      </w:pPr>
+      <w:r>
+        <w:rPr>
+          <w:lang w:val="da-DK"/>
+        </w:rPr>
+        <w:lastRenderedPageBreak/>
+        <w:t>Samspillet meellem services, maintainability, flere udviklere kan hurtigt hjælpe og nemmere at udvikle en sådan applikation med et klart defineret domæne og adskillelse af afhængigheder i hele systemet??</w:t>
+      </w:r>
+    </w:p>
+    <w:p>
+      <w:pPr>
+        <w:rPr>
+          <w:lang w:val="da-DK"/>
+        </w:rPr>
+      </w:pPr>
+    </w:p>
+    <w:bookmarkStart w:id="23" w:name="_Toc228117622" w:displacedByCustomXml="next"/>
     <w:sdt>
       <w:sdtPr>
         <w:rPr>
@@ -6239,20 +8320,11 @@
         <w:p>
           <w:pPr>
             <w:pStyle w:val="Heading1"/>
-            <w:rPr>
-              <w:lang w:val="da-DK"/>
-            </w:rPr>
           </w:pPr>
           <w:r>
-            <w:rPr>
-              <w:lang w:val="da-DK"/>
-            </w:rPr>
             <w:t>6</w:t>
           </w:r>
           <w:r>
-            <w:rPr>
-              <w:lang w:val="da-DK"/>
-            </w:rPr>
             <w:t>.0 Litteraturliste</w:t>
           </w:r>
           <w:bookmarkEnd w:id="23"/>
@@ -6323,7 +8395,6 @@
                 <w:rPr>
                   <w:noProof/>
                 </w:rPr>
-                <w:lastRenderedPageBreak/>
                 <w:t xml:space="preserve">Fowler, Martin. 2014. </w:t>
               </w:r>
               <w:r>
@@ -6437,7 +8508,7 @@
           <w:lang w:val="da-DK"/>
         </w:rPr>
       </w:pPr>
-      <w:bookmarkStart w:id="24" w:name="_Toc227184971"/>
+      <w:bookmarkStart w:id="24" w:name="_Toc228117623"/>
       <w:r>
         <w:rPr>
           <w:lang w:val="da-DK"/>
@@ -6829,6 +8900,119 @@
     </w:lvl>
   </w:abstractNum>
   <w:abstractNum w:abstractNumId="1" w15:restartNumberingAfterBreak="0">
+    <w:nsid w:val="136366AC"/>
+    <w:multiLevelType w:val="hybridMultilevel"/>
+    <w:tmpl w:val="5E880EE8"/>
+    <w:lvl w:ilvl="0" w:tplc="A12C8B60">
+      <w:start w:val="2"/>
+      <w:numFmt w:val="bullet"/>
+      <w:lvlText w:val="-"/>
+      <w:lvlJc w:val="left"/>
+      <w:pPr>
+        <w:ind w:left="720" w:hanging="360"/>
+      </w:pPr>
+      <w:rPr>
+        <w:rFonts w:ascii="Arial" w:eastAsiaTheme="minorHAnsi" w:hAnsi="Arial" w:cs="Arial" w:hint="default"/>
+      </w:rPr>
+    </w:lvl>
+    <w:lvl w:ilvl="1" w:tplc="04090003" w:tentative="1">
+      <w:start w:val="1"/>
+      <w:numFmt w:val="bullet"/>
+      <w:lvlText w:val="o"/>
+      <w:lvlJc w:val="left"/>
+      <w:pPr>
+        <w:ind w:left="1440" w:hanging="360"/>
+      </w:pPr>
+      <w:rPr>
+        <w:rFonts w:ascii="Courier New" w:hAnsi="Courier New" w:cs="Courier New" w:hint="default"/>
+      </w:rPr>
+    </w:lvl>
+    <w:lvl w:ilvl="2" w:tplc="04090005" w:tentative="1">
+      <w:start w:val="1"/>
+      <w:numFmt w:val="bullet"/>
+      <w:lvlText w:val=""/>
+      <w:lvlJc w:val="left"/>
+      <w:pPr>
+        <w:ind w:left="2160" w:hanging="360"/>
+      </w:pPr>
+      <w:rPr>
+        <w:rFonts w:ascii="Wingdings" w:hAnsi="Wingdings" w:hint="default"/>
+      </w:rPr>
+    </w:lvl>
+    <w:lvl w:ilvl="3" w:tplc="04090001" w:tentative="1">
+      <w:start w:val="1"/>
+      <w:numFmt w:val="bullet"/>
+      <w:lvlText w:val=""/>
+      <w:lvlJc w:val="left"/>
+      <w:pPr>
+        <w:ind w:left="2880" w:hanging="360"/>
+      </w:pPr>
+      <w:rPr>
+        <w:rFonts w:ascii="Symbol" w:hAnsi="Symbol" w:hint="default"/>
+      </w:rPr>
+    </w:lvl>
+    <w:lvl w:ilvl="4" w:tplc="04090003" w:tentative="1">
+      <w:start w:val="1"/>
+      <w:numFmt w:val="bullet"/>
+      <w:lvlText w:val="o"/>
+      <w:lvlJc w:val="left"/>
+      <w:pPr>
+        <w:ind w:left="3600" w:hanging="360"/>
+      </w:pPr>
+      <w:rPr>
+        <w:rFonts w:ascii="Courier New" w:hAnsi="Courier New" w:cs="Courier New" w:hint="default"/>
+      </w:rPr>
+    </w:lvl>
+    <w:lvl w:ilvl="5" w:tplc="04090005" w:tentative="1">
+      <w:start w:val="1"/>
+      <w:numFmt w:val="bullet"/>
+      <w:lvlText w:val=""/>
+      <w:lvlJc w:val="left"/>
+      <w:pPr>
+        <w:ind w:left="4320" w:hanging="360"/>
+      </w:pPr>
+      <w:rPr>
+        <w:rFonts w:ascii="Wingdings" w:hAnsi="Wingdings" w:hint="default"/>
+      </w:rPr>
+    </w:lvl>
+    <w:lvl w:ilvl="6" w:tplc="04090001" w:tentative="1">
+      <w:start w:val="1"/>
+      <w:numFmt w:val="bullet"/>
+      <w:lvlText w:val=""/>
+      <w:lvlJc w:val="left"/>
+      <w:pPr>
+        <w:ind w:left="5040" w:hanging="360"/>
+      </w:pPr>
+      <w:rPr>
+        <w:rFonts w:ascii="Symbol" w:hAnsi="Symbol" w:hint="default"/>
+      </w:rPr>
+    </w:lvl>
+    <w:lvl w:ilvl="7" w:tplc="04090003" w:tentative="1">
+      <w:start w:val="1"/>
+      <w:numFmt w:val="bullet"/>
+      <w:lvlText w:val="o"/>
+      <w:lvlJc w:val="left"/>
+      <w:pPr>
+        <w:ind w:left="5760" w:hanging="360"/>
+      </w:pPr>
+      <w:rPr>
+        <w:rFonts w:ascii="Courier New" w:hAnsi="Courier New" w:cs="Courier New" w:hint="default"/>
+      </w:rPr>
+    </w:lvl>
+    <w:lvl w:ilvl="8" w:tplc="04090005" w:tentative="1">
+      <w:start w:val="1"/>
+      <w:numFmt w:val="bullet"/>
+      <w:lvlText w:val=""/>
+      <w:lvlJc w:val="left"/>
+      <w:pPr>
+        <w:ind w:left="6480" w:hanging="360"/>
+      </w:pPr>
+      <w:rPr>
+        <w:rFonts w:ascii="Wingdings" w:hAnsi="Wingdings" w:hint="default"/>
+      </w:rPr>
+    </w:lvl>
+  </w:abstractNum>
+  <w:abstractNum w:abstractNumId="2" w15:restartNumberingAfterBreak="0">
     <w:nsid w:val="146D41A3"/>
     <w:multiLevelType w:val="multilevel"/>
     <w:tmpl w:val="AB9E4532"/>
@@ -6941,7 +9125,7 @@
       </w:rPr>
     </w:lvl>
   </w:abstractNum>
-  <w:abstractNum w:abstractNumId="2" w15:restartNumberingAfterBreak="0">
+  <w:abstractNum w:abstractNumId="3" w15:restartNumberingAfterBreak="0">
     <w:nsid w:val="19D41472"/>
     <w:multiLevelType w:val="multilevel"/>
     <w:tmpl w:val="F8022900"/>
@@ -7054,7 +9238,7 @@
       </w:rPr>
     </w:lvl>
   </w:abstractNum>
-  <w:abstractNum w:abstractNumId="3" w15:restartNumberingAfterBreak="0">
+  <w:abstractNum w:abstractNumId="4" w15:restartNumberingAfterBreak="0">
     <w:nsid w:val="1CF10D6B"/>
     <w:multiLevelType w:val="multilevel"/>
     <w:tmpl w:val="FFF02584"/>
@@ -7203,7 +9387,7 @@
       </w:rPr>
     </w:lvl>
   </w:abstractNum>
-  <w:abstractNum w:abstractNumId="4" w15:restartNumberingAfterBreak="0">
+  <w:abstractNum w:abstractNumId="5" w15:restartNumberingAfterBreak="0">
     <w:nsid w:val="1FE54CB0"/>
     <w:multiLevelType w:val="hybridMultilevel"/>
     <w:tmpl w:val="A148F9DE"/>
@@ -7315,7 +9499,7 @@
       </w:rPr>
     </w:lvl>
   </w:abstractNum>
-  <w:abstractNum w:abstractNumId="5" w15:restartNumberingAfterBreak="0">
+  <w:abstractNum w:abstractNumId="6" w15:restartNumberingAfterBreak="0">
     <w:nsid w:val="2C8C3B5C"/>
     <w:multiLevelType w:val="multilevel"/>
     <w:tmpl w:val="FDD456F6"/>
@@ -7428,7 +9612,120 @@
       </w:rPr>
     </w:lvl>
   </w:abstractNum>
-  <w:abstractNum w:abstractNumId="6" w15:restartNumberingAfterBreak="0">
+  <w:abstractNum w:abstractNumId="7" w15:restartNumberingAfterBreak="0">
+    <w:nsid w:val="2CCF34B0"/>
+    <w:multiLevelType w:val="hybridMultilevel"/>
+    <w:tmpl w:val="26EA2292"/>
+    <w:lvl w:ilvl="0" w:tplc="A12C8B60">
+      <w:start w:val="2"/>
+      <w:numFmt w:val="bullet"/>
+      <w:lvlText w:val="-"/>
+      <w:lvlJc w:val="left"/>
+      <w:pPr>
+        <w:ind w:left="720" w:hanging="360"/>
+      </w:pPr>
+      <w:rPr>
+        <w:rFonts w:ascii="Arial" w:eastAsiaTheme="minorHAnsi" w:hAnsi="Arial" w:cs="Arial" w:hint="default"/>
+      </w:rPr>
+    </w:lvl>
+    <w:lvl w:ilvl="1" w:tplc="04090003" w:tentative="1">
+      <w:start w:val="1"/>
+      <w:numFmt w:val="bullet"/>
+      <w:lvlText w:val="o"/>
+      <w:lvlJc w:val="left"/>
+      <w:pPr>
+        <w:ind w:left="1440" w:hanging="360"/>
+      </w:pPr>
+      <w:rPr>
+        <w:rFonts w:ascii="Courier New" w:hAnsi="Courier New" w:cs="Courier New" w:hint="default"/>
+      </w:rPr>
+    </w:lvl>
+    <w:lvl w:ilvl="2" w:tplc="04090005" w:tentative="1">
+      <w:start w:val="1"/>
+      <w:numFmt w:val="bullet"/>
+      <w:lvlText w:val=""/>
+      <w:lvlJc w:val="left"/>
+      <w:pPr>
+        <w:ind w:left="2160" w:hanging="360"/>
+      </w:pPr>
+      <w:rPr>
+        <w:rFonts w:ascii="Wingdings" w:hAnsi="Wingdings" w:hint="default"/>
+      </w:rPr>
+    </w:lvl>
+    <w:lvl w:ilvl="3" w:tplc="04090001" w:tentative="1">
+      <w:start w:val="1"/>
+      <w:numFmt w:val="bullet"/>
+      <w:lvlText w:val=""/>
+      <w:lvlJc w:val="left"/>
+      <w:pPr>
+        <w:ind w:left="2880" w:hanging="360"/>
+      </w:pPr>
+      <w:rPr>
+        <w:rFonts w:ascii="Symbol" w:hAnsi="Symbol" w:hint="default"/>
+      </w:rPr>
+    </w:lvl>
+    <w:lvl w:ilvl="4" w:tplc="04090003" w:tentative="1">
+      <w:start w:val="1"/>
+      <w:numFmt w:val="bullet"/>
+      <w:lvlText w:val="o"/>
+      <w:lvlJc w:val="left"/>
+      <w:pPr>
+        <w:ind w:left="3600" w:hanging="360"/>
+      </w:pPr>
+      <w:rPr>
+        <w:rFonts w:ascii="Courier New" w:hAnsi="Courier New" w:cs="Courier New" w:hint="default"/>
+      </w:rPr>
+    </w:lvl>
+    <w:lvl w:ilvl="5" w:tplc="04090005" w:tentative="1">
+      <w:start w:val="1"/>
+      <w:numFmt w:val="bullet"/>
+      <w:lvlText w:val=""/>
+      <w:lvlJc w:val="left"/>
+      <w:pPr>
+        <w:ind w:left="4320" w:hanging="360"/>
+      </w:pPr>
+      <w:rPr>
+        <w:rFonts w:ascii="Wingdings" w:hAnsi="Wingdings" w:hint="default"/>
+      </w:rPr>
+    </w:lvl>
+    <w:lvl w:ilvl="6" w:tplc="04090001" w:tentative="1">
+      <w:start w:val="1"/>
+      <w:numFmt w:val="bullet"/>
+      <w:lvlText w:val=""/>
+      <w:lvlJc w:val="left"/>
+      <w:pPr>
+        <w:ind w:left="5040" w:hanging="360"/>
+      </w:pPr>
+      <w:rPr>
+        <w:rFonts w:ascii="Symbol" w:hAnsi="Symbol" w:hint="default"/>
+      </w:rPr>
+    </w:lvl>
+    <w:lvl w:ilvl="7" w:tplc="04090003" w:tentative="1">
+      <w:start w:val="1"/>
+      <w:numFmt w:val="bullet"/>
+      <w:lvlText w:val="o"/>
+      <w:lvlJc w:val="left"/>
+      <w:pPr>
+        <w:ind w:left="5760" w:hanging="360"/>
+      </w:pPr>
+      <w:rPr>
+        <w:rFonts w:ascii="Courier New" w:hAnsi="Courier New" w:cs="Courier New" w:hint="default"/>
+      </w:rPr>
+    </w:lvl>
+    <w:lvl w:ilvl="8" w:tplc="04090005" w:tentative="1">
+      <w:start w:val="1"/>
+      <w:numFmt w:val="bullet"/>
+      <w:lvlText w:val=""/>
+      <w:lvlJc w:val="left"/>
+      <w:pPr>
+        <w:ind w:left="6480" w:hanging="360"/>
+      </w:pPr>
+      <w:rPr>
+        <w:rFonts w:ascii="Wingdings" w:hAnsi="Wingdings" w:hint="default"/>
+      </w:rPr>
+    </w:lvl>
+  </w:abstractNum>
+  <w:abstractNum w:abstractNumId="8" w15:restartNumberingAfterBreak="0">
     <w:nsid w:val="3F9E5028"/>
     <w:multiLevelType w:val="multilevel"/>
     <w:tmpl w:val="8E62A9EE"/>
@@ -7541,7 +9838,7 @@
       </w:rPr>
     </w:lvl>
   </w:abstractNum>
-  <w:abstractNum w:abstractNumId="7" w15:restartNumberingAfterBreak="0">
+  <w:abstractNum w:abstractNumId="9" w15:restartNumberingAfterBreak="0">
     <w:nsid w:val="4ED036A6"/>
     <w:multiLevelType w:val="hybridMultilevel"/>
     <w:tmpl w:val="A5622DAE"/>
@@ -7654,7 +9951,120 @@
       </w:rPr>
     </w:lvl>
   </w:abstractNum>
-  <w:abstractNum w:abstractNumId="8" w15:restartNumberingAfterBreak="0">
+  <w:abstractNum w:abstractNumId="10" w15:restartNumberingAfterBreak="0">
+    <w:nsid w:val="50372289"/>
+    <w:multiLevelType w:val="hybridMultilevel"/>
+    <w:tmpl w:val="22EE8BA4"/>
+    <w:lvl w:ilvl="0" w:tplc="A12C8B60">
+      <w:start w:val="2"/>
+      <w:numFmt w:val="bullet"/>
+      <w:lvlText w:val="-"/>
+      <w:lvlJc w:val="left"/>
+      <w:pPr>
+        <w:ind w:left="720" w:hanging="360"/>
+      </w:pPr>
+      <w:rPr>
+        <w:rFonts w:ascii="Arial" w:eastAsiaTheme="minorHAnsi" w:hAnsi="Arial" w:cs="Arial" w:hint="default"/>
+      </w:rPr>
+    </w:lvl>
+    <w:lvl w:ilvl="1" w:tplc="04090003" w:tentative="1">
+      <w:start w:val="1"/>
+      <w:numFmt w:val="bullet"/>
+      <w:lvlText w:val="o"/>
+      <w:lvlJc w:val="left"/>
+      <w:pPr>
+        <w:ind w:left="1440" w:hanging="360"/>
+      </w:pPr>
+      <w:rPr>
+        <w:rFonts w:ascii="Courier New" w:hAnsi="Courier New" w:cs="Courier New" w:hint="default"/>
+      </w:rPr>
+    </w:lvl>
+    <w:lvl w:ilvl="2" w:tplc="04090005" w:tentative="1">
+      <w:start w:val="1"/>
+      <w:numFmt w:val="bullet"/>
+      <w:lvlText w:val=""/>
+      <w:lvlJc w:val="left"/>
+      <w:pPr>
+        <w:ind w:left="2160" w:hanging="360"/>
+      </w:pPr>
+      <w:rPr>
+        <w:rFonts w:ascii="Wingdings" w:hAnsi="Wingdings" w:hint="default"/>
+      </w:rPr>
+    </w:lvl>
+    <w:lvl w:ilvl="3" w:tplc="04090001" w:tentative="1">
+      <w:start w:val="1"/>
+      <w:numFmt w:val="bullet"/>
+      <w:lvlText w:val=""/>
+      <w:lvlJc w:val="left"/>
+      <w:pPr>
+        <w:ind w:left="2880" w:hanging="360"/>
+      </w:pPr>
+      <w:rPr>
+        <w:rFonts w:ascii="Symbol" w:hAnsi="Symbol" w:hint="default"/>
+      </w:rPr>
+    </w:lvl>
+    <w:lvl w:ilvl="4" w:tplc="04090003" w:tentative="1">
+      <w:start w:val="1"/>
+      <w:numFmt w:val="bullet"/>
+      <w:lvlText w:val="o"/>
+      <w:lvlJc w:val="left"/>
+      <w:pPr>
+        <w:ind w:left="3600" w:hanging="360"/>
+      </w:pPr>
+      <w:rPr>
+        <w:rFonts w:ascii="Courier New" w:hAnsi="Courier New" w:cs="Courier New" w:hint="default"/>
+      </w:rPr>
+    </w:lvl>
+    <w:lvl w:ilvl="5" w:tplc="04090005" w:tentative="1">
+      <w:start w:val="1"/>
+      <w:numFmt w:val="bullet"/>
+      <w:lvlText w:val=""/>
+      <w:lvlJc w:val="left"/>
+      <w:pPr>
+        <w:ind w:left="4320" w:hanging="360"/>
+      </w:pPr>
+      <w:rPr>
+        <w:rFonts w:ascii="Wingdings" w:hAnsi="Wingdings" w:hint="default"/>
+      </w:rPr>
+    </w:lvl>
+    <w:lvl w:ilvl="6" w:tplc="04090001" w:tentative="1">
+      <w:start w:val="1"/>
+      <w:numFmt w:val="bullet"/>
+      <w:lvlText w:val=""/>
+      <w:lvlJc w:val="left"/>
+      <w:pPr>
+        <w:ind w:left="5040" w:hanging="360"/>
+      </w:pPr>
+      <w:rPr>
+        <w:rFonts w:ascii="Symbol" w:hAnsi="Symbol" w:hint="default"/>
+      </w:rPr>
+    </w:lvl>
+    <w:lvl w:ilvl="7" w:tplc="04090003" w:tentative="1">
+      <w:start w:val="1"/>
+      <w:numFmt w:val="bullet"/>
+      <w:lvlText w:val="o"/>
+      <w:lvlJc w:val="left"/>
+      <w:pPr>
+        <w:ind w:left="5760" w:hanging="360"/>
+      </w:pPr>
+      <w:rPr>
+        <w:rFonts w:ascii="Courier New" w:hAnsi="Courier New" w:cs="Courier New" w:hint="default"/>
+      </w:rPr>
+    </w:lvl>
+    <w:lvl w:ilvl="8" w:tplc="04090005" w:tentative="1">
+      <w:start w:val="1"/>
+      <w:numFmt w:val="bullet"/>
+      <w:lvlText w:val=""/>
+      <w:lvlJc w:val="left"/>
+      <w:pPr>
+        <w:ind w:left="6480" w:hanging="360"/>
+      </w:pPr>
+      <w:rPr>
+        <w:rFonts w:ascii="Wingdings" w:hAnsi="Wingdings" w:hint="default"/>
+      </w:rPr>
+    </w:lvl>
+  </w:abstractNum>
+  <w:abstractNum w:abstractNumId="11" w15:restartNumberingAfterBreak="0">
     <w:nsid w:val="6DAF1337"/>
     <w:multiLevelType w:val="hybridMultilevel"/>
     <w:tmpl w:val="7498496A"/>
@@ -7767,7 +10177,7 @@
       </w:rPr>
     </w:lvl>
   </w:abstractNum>
-  <w:abstractNum w:abstractNumId="9" w15:restartNumberingAfterBreak="0">
+  <w:abstractNum w:abstractNumId="12" w15:restartNumberingAfterBreak="0">
     <w:nsid w:val="70F70C17"/>
     <w:multiLevelType w:val="hybridMultilevel"/>
     <w:tmpl w:val="73C848C6"/>
@@ -7881,34 +10291,43 @@
     </w:lvl>
   </w:abstractNum>
   <w:num w:numId="1" w16cid:durableId="1156653032">
+    <w:abstractNumId w:val="6"/>
+  </w:num>
+  <w:num w:numId="2" w16cid:durableId="1376006125">
+    <w:abstractNumId w:val="4"/>
+  </w:num>
+  <w:num w:numId="3" w16cid:durableId="166946279">
     <w:abstractNumId w:val="5"/>
   </w:num>
-  <w:num w:numId="2" w16cid:durableId="1376006125">
-    <w:abstractNumId w:val="3"/>
-  </w:num>
-  <w:num w:numId="3" w16cid:durableId="166946279">
-    <w:abstractNumId w:val="4"/>
-  </w:num>
   <w:num w:numId="4" w16cid:durableId="996038322">
-    <w:abstractNumId w:val="7"/>
+    <w:abstractNumId w:val="9"/>
   </w:num>
   <w:num w:numId="5" w16cid:durableId="1267733302">
     <w:abstractNumId w:val="0"/>
   </w:num>
   <w:num w:numId="6" w16cid:durableId="1178884500">
+    <w:abstractNumId w:val="11"/>
+  </w:num>
+  <w:num w:numId="7" w16cid:durableId="2085031534">
+    <w:abstractNumId w:val="2"/>
+  </w:num>
+  <w:num w:numId="8" w16cid:durableId="1647512387">
     <w:abstractNumId w:val="8"/>
   </w:num>
-  <w:num w:numId="7" w16cid:durableId="2085031534">
+  <w:num w:numId="9" w16cid:durableId="464586238">
+    <w:abstractNumId w:val="3"/>
+  </w:num>
+  <w:num w:numId="10" w16cid:durableId="291863158">
+    <w:abstractNumId w:val="12"/>
+  </w:num>
+  <w:num w:numId="11" w16cid:durableId="271517352">
     <w:abstractNumId w:val="1"/>
   </w:num>
-  <w:num w:numId="8" w16cid:durableId="1647512387">
-    <w:abstractNumId w:val="6"/>
+  <w:num w:numId="12" w16cid:durableId="1432701044">
+    <w:abstractNumId w:val="10"/>
   </w:num>
-  <w:num w:numId="9" w16cid:durableId="464586238">
-    <w:abstractNumId w:val="2"/>
-  </w:num>
-  <w:num w:numId="10" w16cid:durableId="291863158">
-    <w:abstractNumId w:val="9"/>
+  <w:num w:numId="13" w16cid:durableId="602766031">
+    <w:abstractNumId w:val="7"/>
   </w:num>
 </w:numbering>
 </file>
@@ -8518,7 +10937,6 @@
   <w:style w:type="character" w:default="1" w:styleId="DefaultParagraphFont">
     <w:name w:val="Default Paragraph Font"/>
     <w:uiPriority w:val="1"/>
-    <w:semiHidden/>
     <w:unhideWhenUsed/>
   </w:style>
   <w:style w:type="table" w:default="1" w:styleId="TableNormal">

--- a/bachelor-projekt-rapport-munchora.docx
+++ b/bachelor-projekt-rapport-munchora.docx
@@ -3428,7 +3428,7 @@
         <w:rPr>
           <w:lang w:val="da-DK"/>
         </w:rPr>
-        <w:t>værktøj. Her er alle opgaver</w:t>
+        <w:t>værktøj. Her er opgaver</w:t>
       </w:r>
       <w:r>
         <w:rPr>
@@ -3440,19 +3440,7 @@
         <w:rPr>
           <w:lang w:val="da-DK"/>
         </w:rPr>
-        <w:t xml:space="preserve"> forbedringer blevet registreret</w:t>
-      </w:r>
-      <w:r>
-        <w:rPr>
-          <w:lang w:val="da-DK"/>
-        </w:rPr>
-        <w:t xml:space="preserve"> og</w:t>
-      </w:r>
-      <w:r>
-        <w:rPr>
-          <w:lang w:val="da-DK"/>
-        </w:rPr>
-        <w:t xml:space="preserve"> prioriteret, hvilket har givet </w:t>
+        <w:t xml:space="preserve"> forbedringer blevet registreret, hvilket har givet </w:t>
       </w:r>
       <w:r>
         <w:rPr>
@@ -3476,7 +3464,19 @@
         <w:rPr>
           <w:lang w:val="da-DK"/>
         </w:rPr>
-        <w:t xml:space="preserve"> fremdrift og sikret en iterativ udviklingsproces. </w:t>
+        <w:t xml:space="preserve"> </w:t>
+      </w:r>
+      <w:r>
+        <w:rPr>
+          <w:lang w:val="da-DK"/>
+        </w:rPr>
+        <w:t>udvikling</w:t>
+      </w:r>
+      <w:r>
+        <w:rPr>
+          <w:lang w:val="da-DK"/>
+        </w:rPr>
+        <w:t xml:space="preserve"> og sikret en iterativ proces. </w:t>
       </w:r>
       <w:r>
         <w:rPr>
@@ -3526,7 +3526,172 @@
         <w:rPr>
           <w:lang w:val="da-DK"/>
         </w:rPr>
-        <w:t>baseret opskriftsgenerering samt mulighed for at oprette og dele handlelister. Disse funktioner understøtter både individuel brug og samarbejde mellem brugere. Det er samtidig et centralt krav, at brugerdata håndteres sikkert og isoleret. Adgang til data på tværs af brugere er strengt kontrolleret og kræver eksplicit tilladelse, hvilket stiller krav til både autentifikation, autorisation og korrekt håndtering af datatilgange i systemets arkitektur.</w:t>
+        <w:t>basere</w:t>
+      </w:r>
+      <w:r>
+        <w:rPr>
+          <w:lang w:val="da-DK"/>
+        </w:rPr>
+        <w:t>t</w:t>
+      </w:r>
+      <w:r>
+        <w:rPr>
+          <w:lang w:val="da-DK"/>
+        </w:rPr>
+        <w:t xml:space="preserve"> opskriftsgenerering samt mulighed for at oprette og dele </w:t>
+      </w:r>
+      <w:r>
+        <w:rPr>
+          <w:lang w:val="da-DK"/>
+        </w:rPr>
+        <w:t>indkøbslister</w:t>
+      </w:r>
+      <w:r>
+        <w:rPr>
+          <w:lang w:val="da-DK"/>
+        </w:rPr>
+        <w:t>. Disse funktioner understøtter både individuel brug og samarbejde mellem brugere. Det er samtidig et centralt krav, at brugerdata håndteres sikkert og isoleret. Adgang til data på tværs af brugere er strengt kontrolleret og kræver eksplicit tilladelse, hvilket stiller krav til både autentifikation, autorisation og korrekt håndtering af datatilgange i systemets arkitektur.</w:t>
+      </w:r>
+    </w:p>
+    <w:p>
+      <w:pPr>
+        <w:rPr>
+          <w:color w:val="000000" w:themeColor="text1"/>
+          <w:lang w:val="da-DK"/>
+        </w:rPr>
+      </w:pPr>
+      <w:r>
+        <w:rPr>
+          <w:color w:val="000000" w:themeColor="text1"/>
+          <w:lang w:val="da-DK"/>
+        </w:rPr>
+        <w:t>Derudover kan veldefinerede user stories og acceptance criteria anvendes direkte som udgangspunkt for test, herunder Behavior-Driven Development (BDD), hvor kravene omsættes til konkrete scenarier. Dette skaber en stærk kobling mellem krav, implementering og validering og reducerer risikoen for misforståelser i udviklingsprocessen</w:t>
+      </w:r>
+      <w:r>
+        <w:rPr>
+          <w:color w:val="000000" w:themeColor="text1"/>
+          <w:lang w:val="da-DK"/>
+        </w:rPr>
+        <w:t>.</w:t>
+      </w:r>
+    </w:p>
+    <w:p>
+      <w:pPr>
+        <w:rPr>
+          <w:color w:val="000000" w:themeColor="text1"/>
+          <w:lang w:val="da-DK"/>
+        </w:rPr>
+      </w:pPr>
+    </w:p>
+    <w:p>
+      <w:pPr>
+        <w:rPr>
+          <w:sz w:val="20"/>
+          <w:szCs w:val="20"/>
+        </w:rPr>
+      </w:pPr>
+      <w:r>
+        <w:rPr>
+          <w:i/>
+          <w:iCs/>
+          <w:sz w:val="20"/>
+          <w:szCs w:val="20"/>
+        </w:rPr>
+        <w:lastRenderedPageBreak/>
+        <w:t>munchora/backend/shopping-lists-service/spec/requests/api/v1/shopping-lists/manage_lists_spec.rb</w:t>
+      </w:r>
+    </w:p>
+    <w:bookmarkStart w:id="4" w:name="_MON_1839066254"/>
+    <w:bookmarkEnd w:id="4"/>
+    <w:p>
+      <w:pPr>
+        <w:rPr>
+          <w:color w:val="000000" w:themeColor="text1"/>
+          <w:lang w:val="da-DK"/>
+        </w:rPr>
+      </w:pPr>
+      <w:r>
+        <w:rPr>
+          <w:noProof/>
+          <w:color w:val="000000" w:themeColor="text1"/>
+          <w:lang w:val="da-DK"/>
+        </w:rPr>
+        <w:object w:dxaOrig="9360" w:dyaOrig="9260" w14:anchorId="61CE7A0A">
+          <v:shapetype id="_x0000_t75" coordsize="21600,21600" o:spt="75" o:preferrelative="t" path="m@4@5l@4@11@9@11@9@5xe" filled="f" stroked="f">
+            <v:stroke joinstyle="miter"/>
+            <v:formulas>
+              <v:f eqn="if lineDrawn pixelLineWidth 0"/>
+              <v:f eqn="sum @0 1 0"/>
+              <v:f eqn="sum 0 0 @1"/>
+              <v:f eqn="prod @2 1 2"/>
+              <v:f eqn="prod @3 21600 pixelWidth"/>
+              <v:f eqn="prod @3 21600 pixelHeight"/>
+              <v:f eqn="sum @0 0 1"/>
+              <v:f eqn="prod @6 1 2"/>
+              <v:f eqn="prod @7 21600 pixelWidth"/>
+              <v:f eqn="sum @8 21600 0"/>
+              <v:f eqn="prod @7 21600 pixelHeight"/>
+              <v:f eqn="sum @10 21600 0"/>
+            </v:formulas>
+            <v:path o:extrusionok="f" gradientshapeok="t" o:connecttype="rect"/>
+            <o:lock v:ext="edit" aspectratio="t"/>
+          </v:shapetype>
+          <v:shape id="_x0000_i1026" type="#_x0000_t75" alt="" style="width:468.4pt;height:462.85pt;mso-width-percent:0;mso-height-percent:0;mso-width-percent:0;mso-height-percent:0" o:ole="">
+            <v:imagedata r:id="rId12" o:title=""/>
+          </v:shape>
+          <o:OLEObject Type="Embed" ProgID="Word.Document.12" ShapeID="_x0000_i1026" DrawAspect="Content" ObjectID="_1839087547" r:id="rId13">
+            <o:FieldCodes>\s</o:FieldCodes>
+          </o:OLEObject>
+        </w:object>
+      </w:r>
+    </w:p>
+    <w:p>
+      <w:pPr>
+        <w:rPr>
+          <w:i/>
+          <w:iCs/>
+          <w:lang w:val="da-DK"/>
+        </w:rPr>
+      </w:pPr>
+      <w:r>
+        <w:rPr>
+          <w:i/>
+          <w:iCs/>
+          <w:lang w:val="da-DK"/>
+        </w:rPr>
+        <w:t xml:space="preserve">Her ses skelettet </w:t>
+      </w:r>
+      <w:r>
+        <w:rPr>
+          <w:i/>
+          <w:iCs/>
+          <w:lang w:val="da-DK"/>
+        </w:rPr>
+        <w:t xml:space="preserve">for </w:t>
+      </w:r>
+      <w:r>
+        <w:rPr>
+          <w:i/>
+          <w:iCs/>
+          <w:lang w:val="da-DK"/>
+        </w:rPr>
+        <w:t xml:space="preserve">tilhørende tests </w:t>
+      </w:r>
+      <w:r>
+        <w:rPr>
+          <w:i/>
+          <w:iCs/>
+          <w:lang w:val="da-DK"/>
+        </w:rPr>
+        <w:t xml:space="preserve">for </w:t>
+      </w:r>
+      <w:r>
+        <w:rPr>
+          <w:i/>
+          <w:iCs/>
+          <w:lang w:val="da-DK"/>
+        </w:rPr>
+        <w:t>shopping-list funktionaliteten defineret i Linear</w:t>
       </w:r>
     </w:p>
     <w:p>
@@ -3543,7 +3708,7 @@
           <w:lang w:val="da-DK"/>
         </w:rPr>
       </w:pPr>
-      <w:bookmarkStart w:id="4" w:name="_Toc228117603"/>
+      <w:bookmarkStart w:id="5" w:name="_Toc228117603"/>
       <w:r>
         <w:rPr>
           <w:lang w:val="da-DK"/>
@@ -3556,7 +3721,7 @@
         </w:rPr>
         <w:t>le</w:t>
       </w:r>
-      <w:bookmarkEnd w:id="4"/>
+      <w:bookmarkEnd w:id="5"/>
     </w:p>
     <w:p>
       <w:pPr>
@@ -3574,50 +3739,56 @@
         <w:rPr>
           <w:lang w:val="da-DK"/>
         </w:rPr>
+        <w:t>egenskaber</w:t>
+      </w:r>
+      <w:r>
+        <w:rPr>
+          <w:lang w:val="da-DK"/>
+        </w:rPr>
+        <w:t xml:space="preserve"> set fra et bruger- og forretningsperspektiv. Hver feature </w:t>
+      </w:r>
+      <w:r>
+        <w:rPr>
+          <w:lang w:val="da-DK"/>
+        </w:rPr>
+        <w:t xml:space="preserve">kan </w:t>
+      </w:r>
+      <w:r>
+        <w:rPr>
+          <w:lang w:val="da-DK"/>
+        </w:rPr>
+        <w:t xml:space="preserve">nedbrydes efterfølgende i mindre, konkrete opgaver og </w:t>
+      </w:r>
+      <w:r>
+        <w:rPr>
+          <w:lang w:val="da-DK"/>
+        </w:rPr>
+        <w:t>u</w:t>
+      </w:r>
+      <w:r>
+        <w:rPr>
+          <w:lang w:val="da-DK"/>
+        </w:rPr>
+        <w:t>ser stor</w:t>
+      </w:r>
+      <w:r>
+        <w:rPr>
+          <w:lang w:val="da-DK"/>
+        </w:rPr>
+        <w:t>ies</w:t>
+      </w:r>
+      <w:r>
+        <w:rPr>
+          <w:lang w:val="da-DK"/>
+        </w:rPr>
+        <w:t xml:space="preserve">, som gør det muligt at planlægge, </w:t>
+      </w:r>
+      <w:r>
+        <w:rPr>
+          <w:lang w:val="da-DK"/>
+        </w:rPr>
         <w:lastRenderedPageBreak/>
-        <w:t>egenskaber</w:t>
-      </w:r>
-      <w:r>
-        <w:rPr>
-          <w:lang w:val="da-DK"/>
-        </w:rPr>
-        <w:t xml:space="preserve"> set fra et bruger- og forretningsperspektiv. Hver feature </w:t>
-      </w:r>
-      <w:r>
-        <w:rPr>
-          <w:lang w:val="da-DK"/>
-        </w:rPr>
-        <w:t xml:space="preserve">kan </w:t>
-      </w:r>
-      <w:r>
-        <w:rPr>
-          <w:lang w:val="da-DK"/>
-        </w:rPr>
-        <w:t xml:space="preserve">nedbrydes efterfølgende i mindre, konkrete opgaver og </w:t>
-      </w:r>
-      <w:r>
-        <w:rPr>
-          <w:lang w:val="da-DK"/>
-        </w:rPr>
-        <w:t>u</w:t>
-      </w:r>
-      <w:r>
-        <w:rPr>
-          <w:lang w:val="da-DK"/>
-        </w:rPr>
-        <w:t>ser stor</w:t>
-      </w:r>
-      <w:r>
-        <w:rPr>
-          <w:lang w:val="da-DK"/>
-        </w:rPr>
-        <w:t>ies</w:t>
-      </w:r>
-      <w:r>
-        <w:rPr>
-          <w:lang w:val="da-DK"/>
-        </w:rPr>
-        <w:t>, som gør det muligt at planlægge, implementere og validere funktionaliteten iterativt. Denne opdeling sikrer, at komplekse funktioner bliver håndterbare og kan udvikles trinvis, samtidig med at der bevares en klar kobling mellem overordnede krav og den faktiske implementering.</w:t>
+        <w:t>implementere og validere funktionaliteten iterativt. Denne opdeling sikrer, at komplekse funktioner bliver håndterbare og kan udvikles trinvis, samtidig med at der bevares en klar kobling mellem overordnede krav og den faktiske implementering.</w:t>
       </w:r>
     </w:p>
     <w:p>
@@ -3979,7 +4150,7 @@
           <w:lang w:val="da-DK"/>
         </w:rPr>
       </w:pPr>
-      <w:bookmarkStart w:id="5" w:name="_Toc228117604"/>
+      <w:bookmarkStart w:id="6" w:name="_Toc228117604"/>
       <w:r>
         <w:rPr>
           <w:lang w:val="da-DK"/>
@@ -3992,7 +4163,7 @@
         </w:rPr>
         <w:t>le</w:t>
       </w:r>
-      <w:bookmarkEnd w:id="5"/>
+      <w:bookmarkEnd w:id="6"/>
     </w:p>
     <w:p>
       <w:pPr>
@@ -4044,28 +4215,28 @@
         <w:rPr>
           <w:lang w:val="da-DK"/>
         </w:rPr>
+        <w:t xml:space="preserve">Sikre høj tilgængelighed med minimal nedetid ideelt 99,0% </w:t>
+      </w:r>
+      <w:r>
+        <w:rPr>
+          <w:lang w:val="da-DK"/>
+        </w:rPr>
+        <w:t>oppetid.</w:t>
+      </w:r>
+    </w:p>
+    <w:p>
+      <w:pPr>
+        <w:rPr>
+          <w:lang w:val="da-DK"/>
+        </w:rPr>
+      </w:pPr>
+    </w:p>
+    <w:p>
+      <w:pPr>
+        <w:pStyle w:val="Heading4"/>
+      </w:pPr>
+      <w:r>
         <w:lastRenderedPageBreak/>
-        <w:t xml:space="preserve">Sikre høj tilgængelighed med minimal nedetid ideelt 99,0% </w:t>
-      </w:r>
-      <w:r>
-        <w:rPr>
-          <w:lang w:val="da-DK"/>
-        </w:rPr>
-        <w:t>oppetid.</w:t>
-      </w:r>
-    </w:p>
-    <w:p>
-      <w:pPr>
-        <w:rPr>
-          <w:lang w:val="da-DK"/>
-        </w:rPr>
-      </w:pPr>
-    </w:p>
-    <w:p>
-      <w:pPr>
-        <w:pStyle w:val="Heading4"/>
-      </w:pPr>
-      <w:r>
         <w:t>2.1.2.</w:t>
       </w:r>
       <w:r>
@@ -4242,7 +4413,7 @@
           <w:lang w:val="da-DK"/>
         </w:rPr>
       </w:pPr>
-      <w:bookmarkStart w:id="6" w:name="_Toc228117605"/>
+      <w:bookmarkStart w:id="7" w:name="_Toc228117605"/>
       <w:r>
         <w:rPr>
           <w:lang w:val="da-DK"/>
@@ -4255,7 +4426,7 @@
         </w:rPr>
         <w:t>.2 Agil udvikling</w:t>
       </w:r>
-      <w:bookmarkEnd w:id="6"/>
+      <w:bookmarkEnd w:id="7"/>
     </w:p>
     <w:p>
       <w:pPr>
@@ -4381,14 +4552,14 @@
         <w:rPr>
           <w:lang w:val="da-DK"/>
         </w:rPr>
-        <w:t xml:space="preserve">opdeling af sprints, prioritering af opgaver i en backlog samt afholdelse af sprint planning, review og </w:t>
+        <w:t xml:space="preserve">opdeling af sprints, prioritering af opgaver i en backlog samt afholdelse af sprint planning, review og retrospektiv for at sikre fælles retning og løbende forbedring. Til trods for min fleksible tilgang har jeg anvendt værktøjet Linear til at skabe overblik over opgaver og features. </w:t>
       </w:r>
       <w:r>
         <w:rPr>
           <w:lang w:val="da-DK"/>
         </w:rPr>
         <w:lastRenderedPageBreak/>
-        <w:t>retrospektiv for at sikre fælles retning og løbende forbedring. Til trods for min fleksible tilgang har jeg anvendt værktøjet Linear til at skabe overblik over opgaver og features. Her er tasks blevet defineret og organiseret, hvilket har fungeret som støtte til planlægning og strukturering af mit arbejde. Værktøjet har, med sin AI understøttelse, bidraget til at effektivisere opgavehåndtering og skabe et kontinuerligt overblik over projektets fremdrift.</w:t>
+        <w:t>Her er tasks blevet defineret og organiseret, hvilket har fungeret som støtte til planlægning og strukturering af mit arbejde. Værktøjet har, med sin AI understøttelse, bidraget til at effektivisere opgavehåndtering og skabe et kontinuerligt overblik over projektets fremdrift.</w:t>
       </w:r>
     </w:p>
     <w:p>
@@ -4405,7 +4576,7 @@
           <w:lang w:val="da-DK"/>
         </w:rPr>
       </w:pPr>
-      <w:bookmarkStart w:id="7" w:name="_Toc228117606"/>
+      <w:bookmarkStart w:id="8" w:name="_Toc228117606"/>
       <w:r>
         <w:rPr>
           <w:lang w:val="da-DK"/>
@@ -4436,7 +4607,7 @@
         </w:rPr>
         <w:t>Systemets arkitektur</w:t>
       </w:r>
-      <w:bookmarkEnd w:id="7"/>
+      <w:bookmarkEnd w:id="8"/>
     </w:p>
     <w:p>
       <w:pPr>
@@ -4630,7 +4801,7 @@
                     <pic:cNvPicPr/>
                   </pic:nvPicPr>
                   <pic:blipFill>
-                    <a:blip r:embed="rId12">
+                    <a:blip r:embed="rId14">
                       <a:extLst>
                         <a:ext uri="{28A0092B-C50C-407E-A947-70E740481C1C}">
                           <a14:useLocalDpi xmlns:a14="http://schemas.microsoft.com/office/drawing/2010/main" val="0"/>
@@ -4671,7 +4842,7 @@
           <w:lang w:val="da-DK"/>
         </w:rPr>
       </w:pPr>
-      <w:bookmarkStart w:id="8" w:name="_Toc228117607"/>
+      <w:bookmarkStart w:id="9" w:name="_Toc228117607"/>
       <w:r>
         <w:rPr>
           <w:lang w:val="da-DK"/>
@@ -4696,7 +4867,7 @@
         </w:rPr>
         <w:t>Microservices</w:t>
       </w:r>
-      <w:bookmarkEnd w:id="8"/>
+      <w:bookmarkEnd w:id="9"/>
     </w:p>
     <w:p>
       <w:pPr>
@@ -4870,7 +5041,7 @@
           <w:lang w:val="da-DK"/>
         </w:rPr>
       </w:pPr>
-      <w:bookmarkStart w:id="9" w:name="_Toc228117608"/>
+      <w:bookmarkStart w:id="10" w:name="_Toc228117608"/>
       <w:r>
         <w:rPr>
           <w:lang w:val="da-DK"/>
@@ -4884,7 +5055,7 @@
         </w:rPr>
         <w:t>.1.1 Frontend</w:t>
       </w:r>
-      <w:bookmarkEnd w:id="9"/>
+      <w:bookmarkEnd w:id="10"/>
     </w:p>
     <w:p>
       <w:pPr>
@@ -5298,7 +5469,7 @@
           <w:lang w:val="da-DK"/>
         </w:rPr>
       </w:pPr>
-      <w:bookmarkStart w:id="10" w:name="_Toc228117609"/>
+      <w:bookmarkStart w:id="11" w:name="_Toc228117609"/>
       <w:r>
         <w:rPr>
           <w:lang w:val="da-DK"/>
@@ -5329,7 +5500,7 @@
         </w:rPr>
         <w:t>Backend Services</w:t>
       </w:r>
-      <w:bookmarkEnd w:id="10"/>
+      <w:bookmarkEnd w:id="11"/>
     </w:p>
     <w:p>
       <w:pPr>
@@ -6721,14 +6892,14 @@
       <w:pPr>
         <w:pStyle w:val="Heading3"/>
       </w:pPr>
-      <w:bookmarkStart w:id="11" w:name="_Toc228117610"/>
+      <w:bookmarkStart w:id="12" w:name="_Toc228117610"/>
       <w:r>
         <w:t>3</w:t>
       </w:r>
       <w:r>
         <w:t>.1.3 DLS Patterns</w:t>
       </w:r>
-      <w:bookmarkEnd w:id="11"/>
+      <w:bookmarkEnd w:id="12"/>
     </w:p>
     <w:p>
       <w:pPr>
@@ -6955,7 +7126,7 @@
           <w:lang w:val="da-DK"/>
         </w:rPr>
       </w:pPr>
-      <w:bookmarkStart w:id="12" w:name="_Toc228117611"/>
+      <w:bookmarkStart w:id="13" w:name="_Toc228117611"/>
       <w:r>
         <w:rPr>
           <w:lang w:val="da-DK"/>
@@ -6981,7 +7152,7 @@
         </w:rPr>
         <w:t xml:space="preserve"> Databases</w:t>
       </w:r>
-      <w:bookmarkEnd w:id="12"/>
+      <w:bookmarkEnd w:id="13"/>
     </w:p>
     <w:p>
       <w:pPr>
@@ -7078,7 +7249,7 @@
           <w:lang w:val="da-DK"/>
         </w:rPr>
       </w:pPr>
-      <w:bookmarkStart w:id="13" w:name="_Toc228117612"/>
+      <w:bookmarkStart w:id="14" w:name="_Toc228117612"/>
       <w:r>
         <w:rPr>
           <w:lang w:val="da-DK"/>
@@ -7109,7 +7280,7 @@
         </w:rPr>
         <w:t>Environments</w:t>
       </w:r>
-      <w:bookmarkEnd w:id="13"/>
+      <w:bookmarkEnd w:id="14"/>
     </w:p>
     <w:p>
       <w:pPr>
@@ -7166,28 +7337,124 @@
     </w:p>
     <w:p>
       <w:pPr>
+        <w:rPr>
+          <w:lang w:val="da-DK"/>
+        </w:rPr>
+      </w:pPr>
+      <w:r>
+        <w:rPr>
+          <w:lang w:val="da-DK"/>
+        </w:rPr>
+        <w:t xml:space="preserve">Github Container Registry (GHCR) til docker images for hver service – githubaction trigger for hver gang der skubbes kode ud </w:t>
+      </w:r>
+      <w:r>
+        <w:rPr>
+          <w:i/>
+          <w:iCs/>
+          <w:lang w:val="da-DK"/>
+        </w:rPr>
+        <w:t>.github/workflows/docker-registry.yml</w:t>
+      </w:r>
+      <w:r>
+        <w:rPr>
+          <w:lang w:val="da-DK"/>
+        </w:rPr>
+        <w:t xml:space="preserve"> dette gør det nemmere hvis der var flere udviklere sikre source of trhuth… Dette burde også gøres for produktionen sådan der var en ensartet tilgang til generering af images som hver service </w:t>
+      </w:r>
+      <w:r>
+        <w:rPr>
+          <w:lang w:val="da-DK"/>
+        </w:rPr>
+        <w:t>består af i kubernetes miljøet…</w:t>
+      </w:r>
+    </w:p>
+    <w:p>
+      <w:pPr>
+        <w:rPr>
+          <w:lang w:val="da-DK"/>
+        </w:rPr>
+      </w:pPr>
+    </w:p>
+    <w:p>
+      <w:pPr>
         <w:pStyle w:val="Heading3"/>
-      </w:pPr>
-      <w:bookmarkStart w:id="14" w:name="_Toc228117613"/>
-      <w:r>
+        <w:rPr>
+          <w:lang w:val="da-DK"/>
+        </w:rPr>
+      </w:pPr>
+      <w:bookmarkStart w:id="15" w:name="_Toc228117613"/>
+      <w:r>
+        <w:rPr>
+          <w:lang w:val="da-DK"/>
+        </w:rPr>
         <w:t>3</w:t>
       </w:r>
       <w:r>
-        <w:t>.2.1 Development</w:t>
-      </w:r>
-      <w:bookmarkEnd w:id="14"/>
-    </w:p>
-    <w:p>
-      <w:r>
+        <w:rPr>
+          <w:lang w:val="da-DK"/>
+        </w:rPr>
+        <w:t xml:space="preserve">.2.1 </w:t>
+      </w:r>
+      <w:bookmarkEnd w:id="15"/>
+      <w:r>
+        <w:rPr>
+          <w:lang w:val="da-DK"/>
+        </w:rPr>
+        <w:t>Udviklingsmiljø</w:t>
+      </w:r>
+    </w:p>
+    <w:p>
+      <w:pPr>
+        <w:rPr>
+          <w:lang w:val="da-DK"/>
+        </w:rPr>
+      </w:pPr>
+      <w:r>
+        <w:rPr>
+          <w:lang w:val="da-DK"/>
+        </w:rPr>
         <w:t>Docker-compose</w:t>
       </w:r>
     </w:p>
     <w:p>
-      <w:r>
+      <w:pPr>
+        <w:rPr>
+          <w:lang w:val="da-DK"/>
+        </w:rPr>
+      </w:pPr>
+      <w:r>
+        <w:rPr>
+          <w:lang w:val="da-DK"/>
+        </w:rPr>
         <w:t>Minikube kubectl, k9s</w:t>
       </w:r>
-    </w:p>
-    <w:p/>
+      <w:r>
+        <w:rPr>
+          <w:lang w:val="da-DK"/>
+        </w:rPr>
+        <w:t xml:space="preserve">, k8s/scripts folder med scripts til at oprette og slette </w:t>
+      </w:r>
+      <w:r>
+        <w:rPr>
+          <w:lang w:val="da-DK"/>
+        </w:rPr>
+        <w:t>secrets, script til at tilføje og opsætte configs kubectl add… og ligeledes til at fjerne igen. Automatisere og fjerner behovet for at køre manuelle kommandoer ved ændring i pods/deployemnet services etc</w:t>
+      </w:r>
+    </w:p>
+    <w:p>
+      <w:pPr>
+        <w:rPr>
+          <w:lang w:val="da-DK"/>
+        </w:rPr>
+      </w:pPr>
+    </w:p>
+    <w:p>
+      <w:pPr>
+        <w:rPr>
+          <w:lang w:val="da-DK"/>
+        </w:rPr>
+      </w:pPr>
+    </w:p>
     <w:p>
       <w:pPr>
         <w:pStyle w:val="Heading3"/>
@@ -7195,7 +7462,7 @@
           <w:lang w:val="da-DK"/>
         </w:rPr>
       </w:pPr>
-      <w:bookmarkStart w:id="15" w:name="_Toc228117614"/>
+      <w:bookmarkStart w:id="16" w:name="_Toc228117614"/>
       <w:r>
         <w:rPr>
           <w:lang w:val="da-DK"/>
@@ -7206,16 +7473,28 @@
         <w:rPr>
           <w:lang w:val="da-DK"/>
         </w:rPr>
-        <w:t>.2.2 Production</w:t>
-      </w:r>
-      <w:bookmarkEnd w:id="15"/>
-    </w:p>
-    <w:p>
-      <w:pPr>
-        <w:rPr>
-          <w:lang w:val="da-DK"/>
-        </w:rPr>
-      </w:pPr>
+        <w:t>.2.2 Produ</w:t>
+      </w:r>
+      <w:bookmarkEnd w:id="16"/>
+      <w:r>
+        <w:rPr>
+          <w:lang w:val="da-DK"/>
+        </w:rPr>
+        <w:t>ktion</w:t>
+      </w:r>
+    </w:p>
+    <w:p>
+      <w:pPr>
+        <w:rPr>
+          <w:lang w:val="da-DK"/>
+        </w:rPr>
+      </w:pPr>
+      <w:r>
+        <w:rPr>
+          <w:lang w:val="da-DK"/>
+        </w:rPr>
+        <w:t>Lige nu simpel monolit docker-compose bseret nginx forwarding mellem klient og backend – burde være kubernetes AWS7Azure/Google etc.. det er dyrt…</w:t>
+      </w:r>
     </w:p>
     <w:p>
       <w:pPr>
@@ -7283,7 +7562,7 @@
           <w:lang w:val="da-DK"/>
         </w:rPr>
       </w:pPr>
-      <w:bookmarkStart w:id="16" w:name="_Toc228117615"/>
+      <w:bookmarkStart w:id="17" w:name="_Toc228117615"/>
       <w:r>
         <w:rPr>
           <w:lang w:val="da-DK"/>
@@ -7302,7 +7581,7 @@
         </w:rPr>
         <w:t xml:space="preserve"> Testing</w:t>
       </w:r>
-      <w:bookmarkEnd w:id="16"/>
+      <w:bookmarkEnd w:id="17"/>
     </w:p>
     <w:p>
       <w:pPr>
@@ -7358,7 +7637,6 @@
         <w:rPr>
           <w:lang w:val="da-DK"/>
         </w:rPr>
-        <w:lastRenderedPageBreak/>
         <w:t>Skeleton programming – start med mindste enhed i klasse / det som kompilerer med mindst muligt output. Typisk vil det være klasse navn indeholdende en tom simpel parameterløs metode der er void</w:t>
       </w:r>
     </w:p>
@@ -7681,7 +7959,14 @@
         <w:rPr>
           <w:lang w:val="da-DK"/>
         </w:rPr>
-        <w:t xml:space="preserve"> En høj test coverage kan skabe en falsk tryghed, hvis kvaliteten af testene ikke er i orden, hvor koden derfor vil fremstå korrekt verificeret af de kørte succesfulde tests, selvom den i realiteten indeholder fejl</w:t>
+        <w:t xml:space="preserve"> En høj test coverage kan skabe en falsk tryghed, hvis kvaliteten af testene ikke er i orden, hvor koden derfor vil fremstå korrekt </w:t>
+      </w:r>
+      <w:r>
+        <w:rPr>
+          <w:lang w:val="da-DK"/>
+        </w:rPr>
+        <w:lastRenderedPageBreak/>
+        <w:t>verificeret af de kørte succesfulde tests, selvom den i realiteten indeholder fejl</w:t>
       </w:r>
       <w:sdt>
         <w:sdtPr>
@@ -7798,30 +8083,11 @@
           <w:noProof/>
           <w:lang w:val="da-DK"/>
         </w:rPr>
-        <w:object w:dxaOrig="9360" w:dyaOrig="280" w14:anchorId="279F168C">
-          <v:shapetype id="_x0000_t75" coordsize="21600,21600" o:spt="75" o:preferrelative="t" path="m@4@5l@4@11@9@11@9@5xe" filled="f" stroked="f">
-            <v:stroke joinstyle="miter"/>
-            <v:formulas>
-              <v:f eqn="if lineDrawn pixelLineWidth 0"/>
-              <v:f eqn="sum @0 1 0"/>
-              <v:f eqn="sum 0 0 @1"/>
-              <v:f eqn="prod @2 1 2"/>
-              <v:f eqn="prod @3 21600 pixelWidth"/>
-              <v:f eqn="prod @3 21600 pixelHeight"/>
-              <v:f eqn="sum @0 0 1"/>
-              <v:f eqn="prod @6 1 2"/>
-              <v:f eqn="prod @7 21600 pixelWidth"/>
-              <v:f eqn="sum @8 21600 0"/>
-              <v:f eqn="prod @7 21600 pixelHeight"/>
-              <v:f eqn="sum @10 21600 0"/>
-            </v:formulas>
-            <v:path o:extrusionok="f" gradientshapeok="t" o:connecttype="rect"/>
-            <o:lock v:ext="edit" aspectratio="t"/>
-          </v:shapetype>
-          <v:shape id="_x0000_i1025" type="#_x0000_t75" alt="" style="width:468pt;height:13.8pt;mso-width-percent:0;mso-height-percent:0;mso-width-percent:0;mso-height-percent:0" o:ole="">
-            <v:imagedata r:id="rId13" o:title=""/>
+        <w:object w:dxaOrig="9360" w:dyaOrig="280" w14:anchorId="33B435A6">
+          <v:shape id="_x0000_i1025" type="#_x0000_t75" alt="" style="width:468.4pt;height:13.45pt;mso-width-percent:0;mso-height-percent:0;mso-width-percent:0;mso-height-percent:0" o:ole="">
+            <v:imagedata r:id="rId15" o:title=""/>
           </v:shape>
-          <o:OLEObject Type="Embed" ProgID="Word.Document.12" ShapeID="_x0000_i1025" DrawAspect="Content" ObjectID="_1838875477" r:id="rId14">
+          <o:OLEObject Type="Embed" ProgID="Word.Document.12" ShapeID="_x0000_i1025" DrawAspect="Content" ObjectID="_1839087548" r:id="rId16">
             <o:FieldCodes>\s</o:FieldCodes>
           </o:OLEObject>
         </w:object>
@@ -7838,7 +8104,6 @@
           <w:noProof/>
           <w:lang w:val="da-DK"/>
         </w:rPr>
-        <w:lastRenderedPageBreak/>
         <w:drawing>
           <wp:anchor distT="0" distB="0" distL="114300" distR="114300" simplePos="0" relativeHeight="251668480" behindDoc="0" locked="0" layoutInCell="1" allowOverlap="1" wp14:anchorId="33EF6AB3" wp14:editId="1DD9355F">
             <wp:simplePos x="0" y="0"/>
@@ -7863,7 +8128,7 @@
                     <pic:cNvPicPr/>
                   </pic:nvPicPr>
                   <pic:blipFill>
-                    <a:blip r:embed="rId15" cstate="print">
+                    <a:blip r:embed="rId17" cstate="print">
                       <a:extLst>
                         <a:ext uri="{28A0092B-C50C-407E-A947-70E740481C1C}">
                           <a14:useLocalDpi xmlns:a14="http://schemas.microsoft.com/office/drawing/2010/main" val="0"/>
@@ -8003,49 +8268,7 @@
           <w:lang w:val="da-DK"/>
         </w:rPr>
       </w:pPr>
-      <w:bookmarkStart w:id="17" w:name="_Toc228117616"/>
-      <w:r>
-        <w:rPr>
-          <w:lang w:val="da-DK"/>
-        </w:rPr>
-        <w:t>4</w:t>
-      </w:r>
-      <w:r>
-        <w:rPr>
-          <w:lang w:val="da-DK"/>
-        </w:rPr>
-        <w:t>.1 Unit Tests</w:t>
-      </w:r>
-      <w:bookmarkEnd w:id="17"/>
-    </w:p>
-    <w:p>
-      <w:pPr>
-        <w:rPr>
-          <w:lang w:val="da-DK"/>
-        </w:rPr>
-      </w:pPr>
-      <w:r>
-        <w:rPr>
-          <w:lang w:val="da-DK"/>
-        </w:rPr>
-        <w:t>Har forsøgt at implementere fuldstændige unit tests med høj coverage for kerne funktioner såsom user model, recipe, shoppinglists hvor der her er anvendt principper fra både white box og black box 3 point boundary value analysis… test coverage og branch coverage for at afdække mulige eksekverings flows….</w:t>
-      </w:r>
-    </w:p>
-    <w:p>
-      <w:pPr>
-        <w:rPr>
-          <w:lang w:val="da-DK"/>
-        </w:rPr>
-      </w:pPr>
-    </w:p>
-    <w:p>
-      <w:pPr>
-        <w:pStyle w:val="Heading2"/>
-        <w:rPr>
-          <w:lang w:val="da-DK"/>
-        </w:rPr>
-      </w:pPr>
-      <w:bookmarkStart w:id="18" w:name="_Toc228117617"/>
+      <w:bookmarkStart w:id="18" w:name="_Toc228117616"/>
       <w:r>
         <w:rPr>
           <w:lang w:val="da-DK"/>
@@ -8057,9 +8280,51 @@
         <w:rPr>
           <w:lang w:val="da-DK"/>
         </w:rPr>
+        <w:t>.1 Unit Tests</w:t>
+      </w:r>
+      <w:bookmarkEnd w:id="18"/>
+    </w:p>
+    <w:p>
+      <w:pPr>
+        <w:rPr>
+          <w:lang w:val="da-DK"/>
+        </w:rPr>
+      </w:pPr>
+      <w:r>
+        <w:rPr>
+          <w:lang w:val="da-DK"/>
+        </w:rPr>
+        <w:t>Har forsøgt at implementere fuldstændige unit tests med høj coverage for kerne funktioner såsom user model, recipe, shoppinglists hvor der her er anvendt principper fra både white box og black box 3 point boundary value analysis… test coverage og branch coverage for at afdække mulige eksekverings flows….</w:t>
+      </w:r>
+    </w:p>
+    <w:p>
+      <w:pPr>
+        <w:rPr>
+          <w:lang w:val="da-DK"/>
+        </w:rPr>
+      </w:pPr>
+    </w:p>
+    <w:p>
+      <w:pPr>
+        <w:pStyle w:val="Heading2"/>
+        <w:rPr>
+          <w:lang w:val="da-DK"/>
+        </w:rPr>
+      </w:pPr>
+      <w:bookmarkStart w:id="19" w:name="_Toc228117617"/>
+      <w:r>
+        <w:rPr>
+          <w:lang w:val="da-DK"/>
+        </w:rPr>
+        <w:t>4</w:t>
+      </w:r>
+      <w:r>
+        <w:rPr>
+          <w:lang w:val="da-DK"/>
+        </w:rPr>
         <w:t>.2 Integration Tests</w:t>
       </w:r>
-      <w:bookmarkEnd w:id="18"/>
+      <w:bookmarkEnd w:id="19"/>
     </w:p>
     <w:p>
       <w:pPr>
@@ -8082,7 +8347,7 @@
           <w:lang w:val="da-DK"/>
         </w:rPr>
       </w:pPr>
-      <w:bookmarkStart w:id="19" w:name="_Toc228117618"/>
+      <w:bookmarkStart w:id="20" w:name="_Toc228117618"/>
       <w:r>
         <w:rPr>
           <w:lang w:val="da-DK"/>
@@ -8095,7 +8360,7 @@
         </w:rPr>
         <w:t>.3 API Tests</w:t>
       </w:r>
-      <w:bookmarkEnd w:id="19"/>
+      <w:bookmarkEnd w:id="20"/>
     </w:p>
     <w:p>
       <w:pPr>
@@ -8130,7 +8395,7 @@
           <w:lang w:val="da-DK"/>
         </w:rPr>
       </w:pPr>
-      <w:bookmarkStart w:id="20" w:name="_Toc228117619"/>
+      <w:bookmarkStart w:id="21" w:name="_Toc228117619"/>
       <w:r>
         <w:rPr>
           <w:lang w:val="da-DK"/>
@@ -8143,7 +8408,7 @@
         </w:rPr>
         <w:t>.4 End to end tests</w:t>
       </w:r>
-      <w:bookmarkEnd w:id="20"/>
+      <w:bookmarkEnd w:id="21"/>
     </w:p>
     <w:p>
       <w:pPr>
@@ -8180,7 +8445,43 @@
         <w:rPr>
           <w:lang w:val="da-DK"/>
         </w:rPr>
-        <w:t>test fuld flow services imellem. Kan evt sættes op til at køre mod staging som target, hvor fuld app funktionalitet burde være ekisterende men et lukket og test sikkert miljø som ikke intefere med produktions miljø. Det giver indisgt i intended behaviour fra et bruger perspekcti…</w:t>
+        <w:t>test fuld flow services imellem. Kan evt sættes op til at køre mod staging som target, hvor fuld app funktionalitet burde være ekisterende men et lukket og test sikkert miljø som ikke intefere med produktions miljø. Det giver inds</w:t>
+      </w:r>
+      <w:r>
+        <w:rPr>
+          <w:lang w:val="da-DK"/>
+        </w:rPr>
+        <w:t>i</w:t>
+      </w:r>
+      <w:r>
+        <w:rPr>
+          <w:lang w:val="da-DK"/>
+        </w:rPr>
+        <w:t>gt i intended behaviour fra et bruger perspek</w:t>
+      </w:r>
+      <w:r>
+        <w:rPr>
+          <w:lang w:val="da-DK"/>
+        </w:rPr>
+        <w:t>t</w:t>
+      </w:r>
+      <w:r>
+        <w:rPr>
+          <w:lang w:val="da-DK"/>
+        </w:rPr>
+        <w:t>i</w:t>
+      </w:r>
+      <w:r>
+        <w:rPr>
+          <w:lang w:val="da-DK"/>
+        </w:rPr>
+        <w:t>v</w:t>
+      </w:r>
+      <w:r>
+        <w:rPr>
+          <w:lang w:val="da-DK"/>
+        </w:rPr>
+        <w:t>…</w:t>
       </w:r>
     </w:p>
     <w:p>
@@ -8197,7 +8498,7 @@
           <w:lang w:val="da-DK"/>
         </w:rPr>
       </w:pPr>
-      <w:bookmarkStart w:id="21" w:name="_Toc228117620"/>
+      <w:bookmarkStart w:id="22" w:name="_Toc228117620"/>
       <w:r>
         <w:rPr>
           <w:lang w:val="da-DK"/>
@@ -8210,7 +8511,20 @@
         </w:rPr>
         <w:t>.5 Performance Tests</w:t>
       </w:r>
-      <w:bookmarkEnd w:id="21"/>
+      <w:bookmarkEnd w:id="22"/>
+    </w:p>
+    <w:p>
+      <w:pPr>
+        <w:rPr>
+          <w:lang w:val="da-DK"/>
+        </w:rPr>
+      </w:pPr>
+      <w:r>
+        <w:rPr>
+          <w:lang w:val="da-DK"/>
+        </w:rPr>
+        <w:t>Hvad faen gør vi her – det kan sagtens testes lokalt både i docker-compose eller minikube, men ej særlig brugbart da systemet skal testes på rigtig infrastruktur som vil være kubernetes miljø enten AWS/Azure/Google... det ville være interessant at køre både spike, load, stress test og evt over en længere periode med spikes og loads for at se, om de forskellige target services vil blive skaleret yderligere op for at sikre den nødvendige skalering håndteres.</w:t>
+      </w:r>
     </w:p>
     <w:p>
       <w:pPr>
@@ -8226,7 +8540,7 @@
           <w:lang w:val="da-DK"/>
         </w:rPr>
       </w:pPr>
-      <w:bookmarkStart w:id="22" w:name="_Toc228117621"/>
+      <w:bookmarkStart w:id="23" w:name="_Toc228117621"/>
       <w:r>
         <w:rPr>
           <w:lang w:val="da-DK"/>
@@ -8239,7 +8553,7 @@
         </w:rPr>
         <w:t>.0 Konklusion</w:t>
       </w:r>
-      <w:bookmarkEnd w:id="22"/>
+      <w:bookmarkEnd w:id="23"/>
     </w:p>
     <w:p>
       <w:pPr>
@@ -8290,18 +8604,29 @@
         <w:rPr>
           <w:lang w:val="da-DK"/>
         </w:rPr>
-        <w:lastRenderedPageBreak/>
-        <w:t>Samspillet meellem services, maintainability, flere udviklere kan hurtigt hjælpe og nemmere at udvikle en sådan applikation med et klart defineret domæne og adskillelse af afhængigheder i hele systemet??</w:t>
-      </w:r>
-    </w:p>
-    <w:p>
-      <w:pPr>
-        <w:rPr>
-          <w:lang w:val="da-DK"/>
-        </w:rPr>
-      </w:pPr>
-    </w:p>
-    <w:bookmarkStart w:id="23" w:name="_Toc228117622" w:displacedByCustomXml="next"/>
+        <w:t>Samspillet</w:t>
+      </w:r>
+      <w:r>
+        <w:rPr>
+          <w:lang w:val="da-DK"/>
+        </w:rPr>
+        <w:t xml:space="preserve"> </w:t>
+      </w:r>
+      <w:r>
+        <w:rPr>
+          <w:lang w:val="da-DK"/>
+        </w:rPr>
+        <w:t>mellem services, maintainability, flere udviklere kan hurtigt hjælpe og nemmere at udvikle en sådan applikation med et klart defineret domæne og adskillelse af afhængigheder i hele systemet??</w:t>
+      </w:r>
+    </w:p>
+    <w:p>
+      <w:pPr>
+        <w:rPr>
+          <w:lang w:val="da-DK"/>
+        </w:rPr>
+      </w:pPr>
+    </w:p>
+    <w:bookmarkStart w:id="24" w:name="_Toc228117622" w:displacedByCustomXml="next"/>
     <w:sdt>
       <w:sdtPr>
         <w:rPr>
@@ -8327,7 +8652,7 @@
           <w:r>
             <w:t>.0 Litteraturliste</w:t>
           </w:r>
-          <w:bookmarkEnd w:id="23"/>
+          <w:bookmarkEnd w:id="24"/>
         </w:p>
         <w:sdt>
           <w:sdtPr>
@@ -8508,11 +8833,12 @@
           <w:lang w:val="da-DK"/>
         </w:rPr>
       </w:pPr>
-      <w:bookmarkStart w:id="24" w:name="_Toc228117623"/>
-      <w:r>
-        <w:rPr>
-          <w:lang w:val="da-DK"/>
-        </w:rPr>
+      <w:bookmarkStart w:id="25" w:name="_Toc228117623"/>
+      <w:r>
+        <w:rPr>
+          <w:lang w:val="da-DK"/>
+        </w:rPr>
+        <w:lastRenderedPageBreak/>
         <w:t>7</w:t>
       </w:r>
       <w:r>
@@ -8521,7 +8847,7 @@
         </w:rPr>
         <w:t>.0 Bilag</w:t>
       </w:r>
-      <w:bookmarkEnd w:id="24"/>
+      <w:bookmarkEnd w:id="25"/>
     </w:p>
     <w:p>
       <w:pPr>
@@ -8531,9 +8857,9 @@
       </w:pPr>
     </w:p>
     <w:sectPr>
-      <w:headerReference w:type="default" r:id="rId16"/>
-      <w:footerReference w:type="even" r:id="rId17"/>
-      <w:footerReference w:type="default" r:id="rId18"/>
+      <w:headerReference w:type="default" r:id="rId18"/>
+      <w:footerReference w:type="even" r:id="rId19"/>
+      <w:footerReference w:type="default" r:id="rId20"/>
       <w:pgSz w:w="12240" w:h="15840"/>
       <w:pgMar w:top="1440" w:right="1440" w:bottom="1440" w:left="1440" w:header="720" w:footer="720" w:gutter="0"/>
       <w:cols w:space="720"/>
